--- a/Final Report/Doc1.docx
+++ b/Final Report/Doc1.docx
@@ -13682,7 +13682,6 @@
             </m:ctrlPr>
           </m:dPr>
           <m:e>
-            <w:proofErr w:type="spellStart"/>
             <m:r>
               <m:rPr>
                 <m:nor/>
@@ -13693,7 +13692,6 @@
               </w:rPr>
               <m:t>target_sequence_len</m:t>
             </m:r>
-            <w:proofErr w:type="spellEnd"/>
             <m:r>
               <w:rPr>
                 <w:rFonts w:ascii="Cambria Math" w:eastAsiaTheme="minorEastAsia" w:hAnsi="Cambria Math"/>
@@ -16908,7 +16906,7 @@
         <w:spacing w:line="360" w:lineRule="auto"/>
         <w:jc w:val="both"/>
         <w:rPr>
-          <w:lang w:val="en-US"/>
+          <w:lang w:val="vi-VN"/>
         </w:rPr>
       </w:pPr>
       <w:r>
@@ -16983,7 +16981,7 @@
         <w:spacing w:line="360" w:lineRule="auto"/>
         <w:jc w:val="both"/>
         <w:rPr>
-          <w:lang w:val="en-US"/>
+          <w:lang w:val="vi-VN"/>
         </w:rPr>
       </w:pPr>
     </w:p>
@@ -17016,26 +17014,14 @@
         <w:spacing w:line="360" w:lineRule="auto"/>
         <w:jc w:val="both"/>
         <w:rPr>
-          <w:lang w:val="en-US"/>
-        </w:rPr>
-      </w:pPr>
-      <w:r>
-        <w:rPr>
-          <w:lang w:val="en-US"/>
-        </w:rPr>
-        <w:t>The</w:t>
-      </w:r>
-      <w:r>
-        <w:rPr>
-          <w:lang w:val="en-US"/>
-        </w:rPr>
-        <w:t xml:space="preserve"> CRT</w:t>
-      </w:r>
-      <w:r>
-        <w:rPr>
-          <w:lang w:val="en-US"/>
-        </w:rPr>
-        <w:t xml:space="preserve"> model is tested on the test dataset using the (3)(C) (No Context, No Target) combination to assess the performance.</w:t>
+          <w:lang w:val="vi-VN"/>
+        </w:rPr>
+      </w:pPr>
+      <w:r>
+        <w:rPr>
+          <w:lang w:val="en-US"/>
+        </w:rPr>
+        <w:t>The CRT model is tested on the test dataset using the (3)(C) (No Context, No Target) combination to assess the performance.</w:t>
       </w:r>
     </w:p>
     <w:p>
@@ -17043,7 +17029,48 @@
         <w:spacing w:line="360" w:lineRule="auto"/>
         <w:jc w:val="both"/>
         <w:rPr>
-          <w:lang w:val="en-US"/>
+          <w:lang w:val="vi-VN"/>
+        </w:rPr>
+      </w:pPr>
+    </w:p>
+    <w:p>
+      <w:pPr>
+        <w:pStyle w:val="Heading3"/>
+      </w:pPr>
+      <w:r>
+        <w:t xml:space="preserve">Modified </w:t>
+      </w:r>
+      <w:proofErr w:type="spellStart"/>
+      <w:r>
+        <w:t>CRTNet</w:t>
+      </w:r>
+      <w:proofErr w:type="spellEnd"/>
+      <w:r>
+        <w:t xml:space="preserve"> with bounding box coordination as an input for positional encoding selection for the target</w:t>
+      </w:r>
+    </w:p>
+    <w:p>
+      <w:pPr>
+        <w:spacing w:line="360" w:lineRule="auto"/>
+        <w:jc w:val="both"/>
+        <w:rPr>
+          <w:lang w:val="vi-VN"/>
+        </w:rPr>
+      </w:pPr>
+      <w:r>
+        <w:rPr>
+          <w:lang w:val="vi-VN"/>
+        </w:rPr>
+        <w:lastRenderedPageBreak/>
+        <w:t>The model’s attention output behaves differently in training phases. The testing phase in the early training stage reveals that the attention mechanism from the last decoder layers contributes to the recognition task, and attention produced by previous layers tends to be distributed uniformly. In the later training epochs, the performance of the model in the testing phase keeps increasing, and the attention map in all the layers is approaching a uniform distribution, which could imply that preserving the original context tends to improve the recognition performance when training with the lack of target information (target image is blacked out), the recognition prediction is entirely based on the context information. However, the CRTNet task in this paper is to act as an advisor for the ViT model, so we will use an early checkpoint from the early epochs to transfer learning to the TCT model. The combination of a later epoch of the CRTNet with the ViT, however, can hinder the TCT model’s visual search performance.</w:t>
+      </w:r>
+    </w:p>
+    <w:p>
+      <w:pPr>
+        <w:spacing w:line="360" w:lineRule="auto"/>
+        <w:jc w:val="both"/>
+        <w:rPr>
+          <w:lang w:val="vi-VN"/>
         </w:rPr>
       </w:pPr>
     </w:p>
@@ -17063,7 +17090,6 @@
       </w:pPr>
       <w:bookmarkStart w:id="56" w:name="_Toc222008229"/>
       <w:r>
-        <w:lastRenderedPageBreak/>
         <w:t>COCO-Search18</w:t>
       </w:r>
       <w:bookmarkEnd w:id="56"/>
@@ -17274,21 +17300,12 @@
         </w:rPr>
         <w:fldChar w:fldCharType="separate"/>
       </w:r>
-      <w:proofErr w:type="spellStart"/>
       <w:r>
         <w:rPr>
           <w:rFonts w:cs="Times New Roman"/>
           <w:lang w:val="en-GB"/>
         </w:rPr>
-        <w:t>Bomatter</w:t>
-      </w:r>
-      <w:proofErr w:type="spellEnd"/>
-      <w:r>
-        <w:rPr>
-          <w:rFonts w:cs="Times New Roman"/>
-          <w:lang w:val="en-GB"/>
-        </w:rPr>
-        <w:t xml:space="preserve">, P., Zhang, M., Karev, D., Madan, S., Tseng, C., &amp; Kreiman, G. (2021). When Pigs Fly: Contextual Reasoning in Synthetic and Natural Scenes. </w:t>
+        <w:t xml:space="preserve">Bomatter, P., Zhang, M., Karev, D., Madan, S., Tseng, C., &amp; Kreiman, G. (2021). When Pigs Fly: Contextual Reasoning in Synthetic and Natural Scenes. </w:t>
       </w:r>
       <w:r>
         <w:rPr>
@@ -17368,88 +17385,7 @@
           <w:rFonts w:cs="Times New Roman"/>
           <w:lang w:val="en-GB"/>
         </w:rPr>
-        <w:t xml:space="preserve">Dosovitskiy, A., Beyer, L., Kolesnikov, A., Weissenborn, D., Zhai, X., </w:t>
-      </w:r>
-      <w:proofErr w:type="spellStart"/>
-      <w:r>
-        <w:rPr>
-          <w:rFonts w:cs="Times New Roman"/>
-          <w:lang w:val="en-GB"/>
-        </w:rPr>
-        <w:t>Unterthiner</w:t>
-      </w:r>
-      <w:proofErr w:type="spellEnd"/>
-      <w:r>
-        <w:rPr>
-          <w:rFonts w:cs="Times New Roman"/>
-          <w:lang w:val="en-GB"/>
-        </w:rPr>
-        <w:t xml:space="preserve">, T., Dehghani, M., </w:t>
-      </w:r>
-      <w:proofErr w:type="spellStart"/>
-      <w:r>
-        <w:rPr>
-          <w:rFonts w:cs="Times New Roman"/>
-          <w:lang w:val="en-GB"/>
-        </w:rPr>
-        <w:t>Minderer</w:t>
-      </w:r>
-      <w:proofErr w:type="spellEnd"/>
-      <w:r>
-        <w:rPr>
-          <w:rFonts w:cs="Times New Roman"/>
-          <w:lang w:val="en-GB"/>
-        </w:rPr>
-        <w:t xml:space="preserve">, M., </w:t>
-      </w:r>
-      <w:proofErr w:type="spellStart"/>
-      <w:r>
-        <w:rPr>
-          <w:rFonts w:cs="Times New Roman"/>
-          <w:lang w:val="en-GB"/>
-        </w:rPr>
-        <w:t>Heigold</w:t>
-      </w:r>
-      <w:proofErr w:type="spellEnd"/>
-      <w:r>
-        <w:rPr>
-          <w:rFonts w:cs="Times New Roman"/>
-          <w:lang w:val="en-GB"/>
-        </w:rPr>
-        <w:t xml:space="preserve">, G., Gelly, S., </w:t>
-      </w:r>
-      <w:proofErr w:type="spellStart"/>
-      <w:r>
-        <w:rPr>
-          <w:rFonts w:cs="Times New Roman"/>
-          <w:lang w:val="en-GB"/>
-        </w:rPr>
-        <w:t>Uszkoreit</w:t>
-      </w:r>
-      <w:proofErr w:type="spellEnd"/>
-      <w:r>
-        <w:rPr>
-          <w:rFonts w:cs="Times New Roman"/>
-          <w:lang w:val="en-GB"/>
-        </w:rPr>
-        <w:t xml:space="preserve">, J., &amp; </w:t>
-      </w:r>
-      <w:proofErr w:type="spellStart"/>
-      <w:r>
-        <w:rPr>
-          <w:rFonts w:cs="Times New Roman"/>
-          <w:lang w:val="en-GB"/>
-        </w:rPr>
-        <w:lastRenderedPageBreak/>
-        <w:t>Houlsby</w:t>
-      </w:r>
-      <w:proofErr w:type="spellEnd"/>
-      <w:r>
-        <w:rPr>
-          <w:rFonts w:cs="Times New Roman"/>
-          <w:lang w:val="en-GB"/>
-        </w:rPr>
-        <w:t xml:space="preserve">, N. (2021). </w:t>
+        <w:t xml:space="preserve">Dosovitskiy, A., Beyer, L., Kolesnikov, A., Weissenborn, D., Zhai, X., Unterthiner, T., Dehghani, M., Minderer, M., Heigold, G., Gelly, S., Uszkoreit, J., &amp; Houlsby, N. (2021). </w:t>
       </w:r>
       <w:r>
         <w:rPr>
@@ -17465,87 +17401,23 @@
           <w:rFonts w:cs="Times New Roman"/>
           <w:lang w:val="en-GB"/>
         </w:rPr>
-        <w:t xml:space="preserve"> (arXiv:2010.11929). </w:t>
-      </w:r>
-      <w:proofErr w:type="spellStart"/>
-      <w:r>
+        <w:t xml:space="preserve"> (arXiv:2010.11929). arXiv. https://doi.org/10.48550/arXiv.2010.11929</w:t>
+      </w:r>
+    </w:p>
+    <w:p>
+      <w:pPr>
+        <w:pStyle w:val="Bibliography"/>
         <w:rPr>
           <w:rFonts w:cs="Times New Roman"/>
           <w:lang w:val="en-GB"/>
         </w:rPr>
-        <w:t>arXiv</w:t>
-      </w:r>
-      <w:proofErr w:type="spellEnd"/>
+      </w:pPr>
       <w:r>
         <w:rPr>
           <w:rFonts w:cs="Times New Roman"/>
           <w:lang w:val="en-GB"/>
         </w:rPr>
-        <w:t>. https://doi.org/10.48550/arXiv.2010.11929</w:t>
-      </w:r>
-    </w:p>
-    <w:p>
-      <w:pPr>
-        <w:pStyle w:val="Bibliography"/>
-        <w:rPr>
-          <w:rFonts w:cs="Times New Roman"/>
-          <w:lang w:val="en-GB"/>
-        </w:rPr>
-      </w:pPr>
-      <w:r>
-        <w:rPr>
-          <w:rFonts w:cs="Times New Roman"/>
-          <w:lang w:val="en-GB"/>
-        </w:rPr>
-        <w:t xml:space="preserve">Lin, T.-Y., Maire, M., Belongie, S., Bourdev, L., </w:t>
-      </w:r>
-      <w:proofErr w:type="spellStart"/>
-      <w:r>
-        <w:rPr>
-          <w:rFonts w:cs="Times New Roman"/>
-          <w:lang w:val="en-GB"/>
-        </w:rPr>
-        <w:t>Girshick</w:t>
-      </w:r>
-      <w:proofErr w:type="spellEnd"/>
-      <w:r>
-        <w:rPr>
-          <w:rFonts w:cs="Times New Roman"/>
-          <w:lang w:val="en-GB"/>
-        </w:rPr>
-        <w:t xml:space="preserve">, R., Hays, J., Perona, P., Ramanan, D., </w:t>
-      </w:r>
-      <w:proofErr w:type="spellStart"/>
-      <w:r>
-        <w:rPr>
-          <w:rFonts w:cs="Times New Roman"/>
-          <w:lang w:val="en-GB"/>
-        </w:rPr>
-        <w:t>Zitnick</w:t>
-      </w:r>
-      <w:proofErr w:type="spellEnd"/>
-      <w:r>
-        <w:rPr>
-          <w:rFonts w:cs="Times New Roman"/>
-          <w:lang w:val="en-GB"/>
-        </w:rPr>
-        <w:t xml:space="preserve">, C. L., &amp; </w:t>
-      </w:r>
-      <w:proofErr w:type="spellStart"/>
-      <w:r>
-        <w:rPr>
-          <w:rFonts w:cs="Times New Roman"/>
-          <w:lang w:val="en-GB"/>
-        </w:rPr>
-        <w:t>Dollár</w:t>
-      </w:r>
-      <w:proofErr w:type="spellEnd"/>
-      <w:r>
-        <w:rPr>
-          <w:rFonts w:cs="Times New Roman"/>
-          <w:lang w:val="en-GB"/>
-        </w:rPr>
-        <w:t xml:space="preserve">, P. (2015). </w:t>
+        <w:t xml:space="preserve">Lin, T.-Y., Maire, M., Belongie, S., Bourdev, L., Girshick, R., Hays, J., Perona, P., Ramanan, D., Zitnick, C. L., &amp; Dollár, P. (2015). </w:t>
       </w:r>
       <w:r>
         <w:rPr>
@@ -17561,23 +17433,7 @@
           <w:rFonts w:cs="Times New Roman"/>
           <w:lang w:val="en-GB"/>
         </w:rPr>
-        <w:t xml:space="preserve"> (arXiv:1405.0312). </w:t>
-      </w:r>
-      <w:proofErr w:type="spellStart"/>
-      <w:r>
-        <w:rPr>
-          <w:rFonts w:cs="Times New Roman"/>
-          <w:lang w:val="en-GB"/>
-        </w:rPr>
-        <w:t>arXiv</w:t>
-      </w:r>
-      <w:proofErr w:type="spellEnd"/>
-      <w:r>
-        <w:rPr>
-          <w:rFonts w:cs="Times New Roman"/>
-          <w:lang w:val="en-GB"/>
-        </w:rPr>
-        <w:t>. https://doi.org/10.48550/arXiv.1405.0312</w:t>
+        <w:t xml:space="preserve"> (arXiv:1405.0312). arXiv. https://doi.org/10.48550/arXiv.1405.0312</w:t>
       </w:r>
     </w:p>
     <w:p>
@@ -17673,6 +17529,7 @@
           <w:rFonts w:cs="Times New Roman"/>
           <w:lang w:val="en-GB"/>
         </w:rPr>
+        <w:lastRenderedPageBreak/>
         <w:t xml:space="preserve">Simonyan, K., &amp; Zisserman, A. (2014). </w:t>
       </w:r>
       <w:r>
@@ -17689,55 +17546,23 @@
           <w:rFonts w:cs="Times New Roman"/>
           <w:lang w:val="en-GB"/>
         </w:rPr>
-        <w:t xml:space="preserve"> (Version 6). </w:t>
-      </w:r>
-      <w:proofErr w:type="spellStart"/>
-      <w:r>
+        <w:t xml:space="preserve"> (Version 6). arXiv. https://doi.org/10.48550/ARXIV.1409.1556</w:t>
+      </w:r>
+    </w:p>
+    <w:p>
+      <w:pPr>
+        <w:pStyle w:val="Bibliography"/>
         <w:rPr>
           <w:rFonts w:cs="Times New Roman"/>
           <w:lang w:val="en-GB"/>
         </w:rPr>
-        <w:t>arXiv</w:t>
-      </w:r>
-      <w:proofErr w:type="spellEnd"/>
+      </w:pPr>
       <w:r>
         <w:rPr>
           <w:rFonts w:cs="Times New Roman"/>
           <w:lang w:val="en-GB"/>
         </w:rPr>
-        <w:t>. https://doi.org/10.48550/ARXIV.1409.1556</w:t>
-      </w:r>
-    </w:p>
-    <w:p>
-      <w:pPr>
-        <w:pStyle w:val="Bibliography"/>
-        <w:rPr>
-          <w:rFonts w:cs="Times New Roman"/>
-          <w:lang w:val="en-GB"/>
-        </w:rPr>
-      </w:pPr>
-      <w:r>
-        <w:rPr>
-          <w:rFonts w:cs="Times New Roman"/>
-          <w:lang w:val="en-GB"/>
-        </w:rPr>
-        <w:t xml:space="preserve">Treisman, A. M., &amp; </w:t>
-      </w:r>
-      <w:proofErr w:type="spellStart"/>
-      <w:r>
-        <w:rPr>
-          <w:rFonts w:cs="Times New Roman"/>
-          <w:lang w:val="en-GB"/>
-        </w:rPr>
-        <w:t>Gelade</w:t>
-      </w:r>
-      <w:proofErr w:type="spellEnd"/>
-      <w:r>
-        <w:rPr>
-          <w:rFonts w:cs="Times New Roman"/>
-          <w:lang w:val="en-GB"/>
-        </w:rPr>
-        <w:t xml:space="preserve">, G. (1980). A feature-integration theory of attention. </w:t>
+        <w:t xml:space="preserve">Treisman, A. M., &amp; Gelade, G. (1980). A feature-integration theory of attention. </w:t>
       </w:r>
       <w:r>
         <w:rPr>
@@ -17785,55 +17610,7 @@
           <w:rFonts w:cs="Times New Roman"/>
           <w:lang w:val="en-GB"/>
         </w:rPr>
-        <w:t xml:space="preserve">Vaswani, A., </w:t>
-      </w:r>
-      <w:proofErr w:type="spellStart"/>
-      <w:r>
-        <w:rPr>
-          <w:rFonts w:cs="Times New Roman"/>
-          <w:lang w:val="en-GB"/>
-        </w:rPr>
-        <w:t>Shazeer</w:t>
-      </w:r>
-      <w:proofErr w:type="spellEnd"/>
-      <w:r>
-        <w:rPr>
-          <w:rFonts w:cs="Times New Roman"/>
-          <w:lang w:val="en-GB"/>
-        </w:rPr>
-        <w:t xml:space="preserve">, N., Parmar, N., </w:t>
-      </w:r>
-      <w:proofErr w:type="spellStart"/>
-      <w:r>
-        <w:rPr>
-          <w:rFonts w:cs="Times New Roman"/>
-          <w:lang w:val="en-GB"/>
-        </w:rPr>
-        <w:t>Uszkoreit</w:t>
-      </w:r>
-      <w:proofErr w:type="spellEnd"/>
-      <w:r>
-        <w:rPr>
-          <w:rFonts w:cs="Times New Roman"/>
-          <w:lang w:val="en-GB"/>
-        </w:rPr>
-        <w:t xml:space="preserve">, J., Jones, L., Gomez, A. N., Kaiser, L., &amp; </w:t>
-      </w:r>
-      <w:proofErr w:type="spellStart"/>
-      <w:r>
-        <w:rPr>
-          <w:rFonts w:cs="Times New Roman"/>
-          <w:lang w:val="en-GB"/>
-        </w:rPr>
-        <w:t>Polosukhin</w:t>
-      </w:r>
-      <w:proofErr w:type="spellEnd"/>
-      <w:r>
-        <w:rPr>
-          <w:rFonts w:cs="Times New Roman"/>
-          <w:lang w:val="en-GB"/>
-        </w:rPr>
-        <w:t xml:space="preserve">, I. (2023). </w:t>
+        <w:t xml:space="preserve">Vaswani, A., Shazeer, N., Parmar, N., Uszkoreit, J., Jones, L., Gomez, A. N., Kaiser, L., &amp; Polosukhin, I. (2023). </w:t>
       </w:r>
       <w:r>
         <w:rPr>
@@ -17849,23 +17626,7 @@
           <w:rFonts w:cs="Times New Roman"/>
           <w:lang w:val="en-GB"/>
         </w:rPr>
-        <w:t xml:space="preserve"> (arXiv:1706.03762). </w:t>
-      </w:r>
-      <w:proofErr w:type="spellStart"/>
-      <w:r>
-        <w:rPr>
-          <w:rFonts w:cs="Times New Roman"/>
-          <w:lang w:val="en-GB"/>
-        </w:rPr>
-        <w:t>arXiv</w:t>
-      </w:r>
-      <w:proofErr w:type="spellEnd"/>
-      <w:r>
-        <w:rPr>
-          <w:rFonts w:cs="Times New Roman"/>
-          <w:lang w:val="en-GB"/>
-        </w:rPr>
-        <w:t>. https://doi.org/10.48550/arXiv.1706.03762</w:t>
+        <w:t xml:space="preserve"> (arXiv:1706.03762). arXiv. https://doi.org/10.48550/arXiv.1706.03762</w:t>
       </w:r>
     </w:p>
     <w:p>
@@ -17929,7 +17690,6 @@
           <w:rFonts w:cs="Times New Roman"/>
           <w:lang w:val="en-GB"/>
         </w:rPr>
-        <w:lastRenderedPageBreak/>
         <w:t xml:space="preserve">Wolfe, J. M. (2021). Guided Search 6.0: An updated model of visual search. </w:t>
       </w:r>
       <w:r>
@@ -18201,7 +17961,14 @@
             <w:rStyle w:val="PageNumber"/>
             <w:noProof/>
           </w:rPr>
-          <w:t>ii</w:t>
+          <w:t>i</w:t>
+        </w:r>
+        <w:r>
+          <w:rPr>
+            <w:rStyle w:val="PageNumber"/>
+            <w:noProof/>
+          </w:rPr>
+          <w:t>i</w:t>
         </w:r>
         <w:r>
           <w:rPr>

--- a/Final Report/Doc1.docx
+++ b/Final Report/Doc1.docx
@@ -15836,6 +15836,9 @@
     <w:p>
       <w:pPr>
         <w:pStyle w:val="Heading3"/>
+        <w:rPr>
+          <w:lang w:val="vi-VN"/>
+        </w:rPr>
       </w:pPr>
       <w:bookmarkStart w:id="44" w:name="_Toc222008223"/>
       <w:r>
@@ -15868,13 +15871,140 @@
     </w:p>
     <w:p>
       <w:pPr>
-        <w:rPr>
-          <w:lang w:val="en-US"/>
-        </w:rPr>
-      </w:pPr>
-    </w:p>
-    <w:p>
-      <w:pPr>
+        <w:spacing w:line="360" w:lineRule="auto"/>
+        <w:jc w:val="both"/>
+        <w:rPr>
+          <w:lang w:val="en-US"/>
+        </w:rPr>
+      </w:pPr>
+      <w:r>
+        <w:rPr>
+          <w:lang w:val="vi-VN"/>
+        </w:rPr>
+        <w:t xml:space="preserve">By effectively removing the bounding box coordinates input into the CRTNet, the model tends to lose the </w:t>
+      </w:r>
+      <w:r>
+        <w:rPr>
+          <w:lang w:val="vi-VN"/>
+        </w:rPr>
+        <w:t>“</w:t>
+      </w:r>
+      <w:r>
+        <w:rPr>
+          <w:lang w:val="vi-VN"/>
+        </w:rPr>
+        <w:t>sense</w:t>
+      </w:r>
+      <w:r>
+        <w:rPr>
+          <w:lang w:val="vi-VN"/>
+        </w:rPr>
+        <w:t>”</w:t>
+      </w:r>
+      <w:r>
+        <w:rPr>
+          <w:lang w:val="vi-VN"/>
+        </w:rPr>
+        <w:t xml:space="preserve"> of the target coordinates in the context scene. </w:t>
+      </w:r>
+      <w:r>
+        <w:rPr>
+          <w:lang w:val="vi-VN"/>
+        </w:rPr>
+        <w:t>To reintroduce the target coordinates without requiring additional inputs, the model</w:t>
+      </w:r>
+      <w:r>
+        <w:rPr>
+          <w:lang w:val="en-US"/>
+        </w:rPr>
+        <w:t xml:space="preserve">’s </w:t>
+      </w:r>
+      <w:r>
+        <w:rPr>
+          <w:lang w:val="vi-VN"/>
+        </w:rPr>
+        <w:t xml:space="preserve">architecture is adjusted by </w:t>
+      </w:r>
+      <w:r>
+        <w:rPr>
+          <w:lang w:val="en-US"/>
+        </w:rPr>
+        <w:t>adding a</w:t>
+      </w:r>
+      <w:r>
+        <w:rPr>
+          <w:lang w:val="vi-VN"/>
+        </w:rPr>
+        <w:t xml:space="preserve"> lightweight attention layer, with the target</w:t>
+      </w:r>
+      <w:r>
+        <w:rPr>
+          <w:lang w:val="en-US"/>
+        </w:rPr>
+        <w:t xml:space="preserve"> tokens as</w:t>
+      </w:r>
+      <w:r>
+        <w:rPr>
+          <w:lang w:val="vi-VN"/>
+        </w:rPr>
+        <w:t xml:space="preserve"> </w:t>
+      </w:r>
+      <w:r>
+        <w:rPr>
+          <w:lang w:val="vi-VN"/>
+        </w:rPr>
+        <w:t>the Query inpu</w:t>
+      </w:r>
+      <w:r>
+        <w:rPr>
+          <w:lang w:val="en-US"/>
+        </w:rPr>
+        <w:t>t</w:t>
+      </w:r>
+      <w:r>
+        <w:rPr>
+          <w:lang w:val="vi-VN"/>
+        </w:rPr>
+        <w:t xml:space="preserve">, </w:t>
+      </w:r>
+      <w:r>
+        <w:rPr>
+          <w:lang w:val="en-US"/>
+        </w:rPr>
+        <w:t xml:space="preserve">and </w:t>
+      </w:r>
+      <w:r>
+        <w:rPr>
+          <w:lang w:val="vi-VN"/>
+        </w:rPr>
+        <w:t>positional encoding</w:t>
+      </w:r>
+      <w:r>
+        <w:rPr>
+          <w:lang w:val="en-US"/>
+        </w:rPr>
+        <w:t xml:space="preserve"> as Key and Value inputs</w:t>
+      </w:r>
+      <w:r>
+        <w:rPr>
+          <w:lang w:val="vi-VN"/>
+        </w:rPr>
+        <w:t>.</w:t>
+      </w:r>
+    </w:p>
+    <w:p>
+      <w:pPr>
+        <w:spacing w:line="360" w:lineRule="auto"/>
+        <w:jc w:val="both"/>
+        <w:rPr>
+          <w:lang w:val="en-US"/>
+        </w:rPr>
+      </w:pPr>
+    </w:p>
+    <w:p>
+      <w:pPr>
+        <w:spacing w:line="360" w:lineRule="auto"/>
+        <w:jc w:val="center"/>
         <w:rPr>
           <w:lang w:val="en-US"/>
         </w:rPr>
@@ -15885,9 +16015,9 @@
           <w:lang w:val="en-US"/>
         </w:rPr>
         <w:drawing>
-          <wp:inline distT="0" distB="0" distL="0" distR="0" wp14:anchorId="2CA03D29" wp14:editId="42141420">
-            <wp:extent cx="5099026" cy="5576207"/>
-            <wp:effectExtent l="0" t="0" r="0" b="0"/>
+          <wp:inline distT="0" distB="0" distL="0" distR="0" wp14:anchorId="2CA03D29" wp14:editId="04D1753B">
+            <wp:extent cx="4888265" cy="5345723"/>
+            <wp:effectExtent l="0" t="0" r="1270" b="1270"/>
             <wp:docPr id="140745157" name="Picture 1" descr="A screenshot of a computer program&#10;&#10;AI-generated content may be incorrect."/>
             <wp:cNvGraphicFramePr>
               <a:graphicFrameLocks xmlns:a="http://schemas.openxmlformats.org/drawingml/2006/main" noChangeAspect="1"/>
@@ -15908,7 +16038,7 @@
                   <pic:spPr>
                     <a:xfrm>
                       <a:off x="0" y="0"/>
-                      <a:ext cx="5103118" cy="5580682"/>
+                      <a:ext cx="4907088" cy="5366307"/>
                     </a:xfrm>
                     <a:prstGeom prst="rect">
                       <a:avLst/>
@@ -15924,6 +16054,7 @@
     <w:p>
       <w:pPr>
         <w:pStyle w:val="Caption"/>
+        <w:spacing w:line="360" w:lineRule="auto"/>
         <w:jc w:val="center"/>
         <w:rPr>
           <w:sz w:val="24"/>
@@ -16042,59 +16173,6 @@
         <w:t xml:space="preserve"> Positional Encoding Layer with Cross-Attention Mechanism</w:t>
       </w:r>
       <w:bookmarkEnd w:id="45"/>
-    </w:p>
-    <w:p>
-      <w:pPr>
-        <w:rPr>
-          <w:lang w:val="en-US"/>
-        </w:rPr>
-      </w:pPr>
-    </w:p>
-    <w:p>
-      <w:pPr>
-        <w:rPr>
-          <w:lang w:val="en-US"/>
-        </w:rPr>
-      </w:pPr>
-    </w:p>
-    <w:p>
-      <w:pPr>
-        <w:rPr>
-          <w:b/>
-          <w:bCs/>
-          <w:sz w:val="28"/>
-          <w:szCs w:val="28"/>
-          <w:lang w:val="en-US"/>
-        </w:rPr>
-      </w:pPr>
-    </w:p>
-    <w:p>
-      <w:pPr>
-        <w:rPr>
-          <w:lang w:val="en-US"/>
-        </w:rPr>
-      </w:pPr>
-    </w:p>
-    <w:p>
-      <w:pPr>
-        <w:rPr>
-          <w:lang w:val="en-US"/>
-        </w:rPr>
-      </w:pPr>
-    </w:p>
-    <w:p>
-      <w:pPr>
-        <w:rPr>
-          <w:lang w:val="en-US"/>
-        </w:rPr>
-      </w:pPr>
-    </w:p>
-    <w:p>
-      <w:pPr>
-        <w:rPr>
-          <w:lang w:val="en-US"/>
-        </w:rPr>
-      </w:pPr>
     </w:p>
     <w:p>
       <w:pPr>

--- a/Final Report/Doc1.docx
+++ b/Final Report/Doc1.docx
@@ -15881,12 +15881,24 @@
         <w:rPr>
           <w:lang w:val="vi-VN"/>
         </w:rPr>
-        <w:t xml:space="preserve">By effectively removing the bounding box coordinates input into the CRTNet, the model tends to lose the </w:t>
+        <w:t>By effectively removing the bounding box coordinates</w:t>
+      </w:r>
+      <w:r>
+        <w:rPr>
+          <w:lang w:val="en-US"/>
+        </w:rPr>
+        <w:t xml:space="preserve"> as</w:t>
       </w:r>
       <w:r>
         <w:rPr>
           <w:lang w:val="vi-VN"/>
         </w:rPr>
+        <w:t xml:space="preserve"> input into the CRTNet, the model tends to lose the </w:t>
+      </w:r>
+      <w:r>
+        <w:rPr>
+          <w:lang w:val="vi-VN"/>
+        </w:rPr>
         <w:t>“</w:t>
       </w:r>
       <w:r>
@@ -15947,59 +15959,68 @@
         <w:rPr>
           <w:lang w:val="vi-VN"/>
         </w:rPr>
-        <w:t xml:space="preserve"> </w:t>
+        <w:t xml:space="preserve"> the Query inpu</w:t>
+      </w:r>
+      <w:r>
+        <w:rPr>
+          <w:lang w:val="en-US"/>
+        </w:rPr>
+        <w:t>t</w:t>
       </w:r>
       <w:r>
         <w:rPr>
           <w:lang w:val="vi-VN"/>
         </w:rPr>
-        <w:t>the Query inpu</w:t>
-      </w:r>
-      <w:r>
-        <w:rPr>
-          <w:lang w:val="en-US"/>
-        </w:rPr>
-        <w:t>t</w:t>
+        <w:t xml:space="preserve">, </w:t>
+      </w:r>
+      <w:r>
+        <w:rPr>
+          <w:lang w:val="en-US"/>
+        </w:rPr>
+        <w:t xml:space="preserve">and </w:t>
       </w:r>
       <w:r>
         <w:rPr>
           <w:lang w:val="vi-VN"/>
         </w:rPr>
-        <w:t xml:space="preserve">, </w:t>
-      </w:r>
-      <w:r>
-        <w:rPr>
-          <w:lang w:val="en-US"/>
-        </w:rPr>
-        <w:t xml:space="preserve">and </w:t>
+        <w:t>positional encoding</w:t>
+      </w:r>
+      <w:r>
+        <w:rPr>
+          <w:lang w:val="en-US"/>
+        </w:rPr>
+        <w:t xml:space="preserve"> as Key and Value inputs</w:t>
+      </w:r>
+      <w:r>
+        <w:rPr>
+          <w:lang w:val="en-US"/>
+        </w:rPr>
+        <w:t xml:space="preserve"> to learn to make sense of the surrounding context </w:t>
+      </w:r>
+      <w:r>
+        <w:rPr>
+          <w:lang w:val="en-US"/>
+        </w:rPr>
+        <w:t>and</w:t>
+      </w:r>
+      <w:r>
+        <w:rPr>
+          <w:lang w:val="en-US"/>
+        </w:rPr>
+        <w:t xml:space="preserve"> apply appropriate positional encoding</w:t>
+      </w:r>
+      <w:r>
+        <w:rPr>
+          <w:lang w:val="en-US"/>
+        </w:rPr>
+        <w:t>s</w:t>
       </w:r>
       <w:r>
         <w:rPr>
           <w:lang w:val="vi-VN"/>
         </w:rPr>
-        <w:t>positional encoding</w:t>
-      </w:r>
-      <w:r>
-        <w:rPr>
-          <w:lang w:val="en-US"/>
-        </w:rPr>
-        <w:t xml:space="preserve"> as Key and Value inputs</w:t>
-      </w:r>
-      <w:r>
-        <w:rPr>
-          <w:lang w:val="vi-VN"/>
-        </w:rPr>
         <w:t>.</w:t>
       </w:r>
-    </w:p>
-    <w:p>
-      <w:pPr>
-        <w:spacing w:line="360" w:lineRule="auto"/>
-        <w:jc w:val="both"/>
-        <w:rPr>
-          <w:lang w:val="en-US"/>
-        </w:rPr>
-      </w:pPr>
     </w:p>
     <w:p>
       <w:pPr>
@@ -17140,7 +17161,19 @@
           <w:lang w:val="vi-VN"/>
         </w:rPr>
         <w:lastRenderedPageBreak/>
-        <w:t>The model’s attention output behaves differently in training phases. The testing phase in the early training stage reveals that the attention mechanism from the last decoder layers contributes to the recognition task, and attention produced by previous layers tends to be distributed uniformly. In the later training epochs, the performance of the model in the testing phase keeps increasing, and the attention map in all the layers is approaching a uniform distribution, which could imply that preserving the original context tends to improve the recognition performance when training with the lack of target information (target image is blacked out), the recognition prediction is entirely based on the context information. However, the CRTNet task in this paper is to act as an advisor for the ViT model, so we will use an early checkpoint from the early epochs to transfer learning to the TCT model. The combination of a later epoch of the CRTNet with the ViT, however, can hinder the TCT model’s visual search performance.</w:t>
+        <w:t>The model’s attention output behaves differently in training phases. The testing phase in the early training stage reveals that the attention mechanism from the last decoder layers contributes to the recognition task, and attention produced by previous layers tends to be distributed uniformly. In the later training epochs, the performance of the model in the testing phase keeps increasing, and the attention map in all the layers is approaching a uniform distribution, which could imply that preserving the original context tends to improve the recognition performance when training with the lack of target information (target image is blacked out), the recognition prediction is entirely based on the context information. However, the CRTNet task in this paper is to act as an advisor</w:t>
+      </w:r>
+      <w:r>
+        <w:rPr>
+          <w:lang w:val="en-US"/>
+        </w:rPr>
+        <w:t xml:space="preserve"> (global/context guidance)</w:t>
+      </w:r>
+      <w:r>
+        <w:rPr>
+          <w:lang w:val="vi-VN"/>
+        </w:rPr>
+        <w:t xml:space="preserve"> for the ViT model, so we will use an early checkpoint from the early epochs to transfer learning to the TCT model. The combination of a later epoch of the CRTNet with the ViT, however, can hinder the TCT model’s visual search performance.</w:t>
       </w:r>
     </w:p>
     <w:p>
@@ -17171,6 +17204,20 @@
         <w:t>COCO-Search18</w:t>
       </w:r>
       <w:bookmarkEnd w:id="56"/>
+    </w:p>
+    <w:p>
+      <w:pPr>
+        <w:rPr>
+          <w:lang w:val="en-US"/>
+        </w:rPr>
+      </w:pPr>
+    </w:p>
+    <w:p>
+      <w:pPr>
+        <w:rPr>
+          <w:lang w:val="en-US"/>
+        </w:rPr>
+      </w:pPr>
     </w:p>
     <w:p>
       <w:pPr>
@@ -17298,10 +17345,62 @@
     </w:p>
     <w:p>
       <w:pPr>
-        <w:rPr>
-          <w:lang w:val="en-US"/>
-        </w:rPr>
-      </w:pPr>
+        <w:pStyle w:val="Heading2"/>
+      </w:pPr>
+      <w:r>
+        <w:t>Possible Limitations</w:t>
+      </w:r>
+    </w:p>
+    <w:p>
+      <w:pPr>
+        <w:rPr>
+          <w:lang w:val="en-US"/>
+        </w:rPr>
+      </w:pPr>
+    </w:p>
+    <w:p>
+      <w:pPr>
+        <w:rPr>
+          <w:lang w:val="en-US"/>
+        </w:rPr>
+      </w:pPr>
+    </w:p>
+    <w:p>
+      <w:pPr>
+        <w:pStyle w:val="Heading2"/>
+      </w:pPr>
+      <w:r>
+        <w:t>Contributions</w:t>
+      </w:r>
+    </w:p>
+    <w:p>
+      <w:pPr>
+        <w:rPr>
+          <w:lang w:val="en-US"/>
+        </w:rPr>
+      </w:pPr>
+    </w:p>
+    <w:p>
+      <w:pPr>
+        <w:rPr>
+          <w:lang w:val="en-US"/>
+        </w:rPr>
+      </w:pPr>
+    </w:p>
+    <w:p>
+      <w:pPr>
+        <w:rPr>
+          <w:lang w:val="en-US"/>
+        </w:rPr>
+      </w:pPr>
+    </w:p>
+    <w:p>
+      <w:pPr>
+        <w:pStyle w:val="Heading2"/>
+      </w:pPr>
+      <w:r>
+        <w:t>Future directions</w:t>
+      </w:r>
     </w:p>
     <w:p>
       <w:pPr>
@@ -17504,30 +17603,7 @@
           <w:iCs/>
           <w:lang w:val="en-GB"/>
         </w:rPr>
-        <w:t>Microsoft COCO: Common Objects in Context</w:t>
-      </w:r>
-      <w:r>
-        <w:rPr>
-          <w:rFonts w:cs="Times New Roman"/>
-          <w:lang w:val="en-GB"/>
-        </w:rPr>
-        <w:t xml:space="preserve"> (arXiv:1405.0312). arXiv. https://doi.org/10.48550/arXiv.1405.0312</w:t>
-      </w:r>
-    </w:p>
-    <w:p>
-      <w:pPr>
-        <w:pStyle w:val="Bibliography"/>
-        <w:rPr>
-          <w:rFonts w:cs="Times New Roman"/>
-          <w:lang w:val="en-GB"/>
-        </w:rPr>
-      </w:pPr>
-      <w:r>
-        <w:rPr>
-          <w:rFonts w:cs="Times New Roman"/>
-          <w:lang w:val="en-GB"/>
-        </w:rPr>
-        <w:t xml:space="preserve">Posner, M. I. (1980). Orienting of Attention. </w:t>
+        <w:t xml:space="preserve">Microsoft COCO: Common </w:t>
       </w:r>
       <w:r>
         <w:rPr>
@@ -17536,14 +17612,31 @@
           <w:iCs/>
           <w:lang w:val="en-GB"/>
         </w:rPr>
-        <w:t>Quarterly Journal of Experimental Psychology</w:t>
+        <w:lastRenderedPageBreak/>
+        <w:t>Objects in Context</w:t>
       </w:r>
       <w:r>
         <w:rPr>
           <w:rFonts w:cs="Times New Roman"/>
           <w:lang w:val="en-GB"/>
         </w:rPr>
-        <w:t xml:space="preserve">, </w:t>
+        <w:t xml:space="preserve"> (arXiv:1405.0312). arXiv. https://doi.org/10.48550/arXiv.1405.0312</w:t>
+      </w:r>
+    </w:p>
+    <w:p>
+      <w:pPr>
+        <w:pStyle w:val="Bibliography"/>
+        <w:rPr>
+          <w:rFonts w:cs="Times New Roman"/>
+          <w:lang w:val="en-GB"/>
+        </w:rPr>
+      </w:pPr>
+      <w:r>
+        <w:rPr>
+          <w:rFonts w:cs="Times New Roman"/>
+          <w:lang w:val="en-GB"/>
+        </w:rPr>
+        <w:t xml:space="preserve">Posner, M. I. (1980). Orienting of Attention. </w:t>
       </w:r>
       <w:r>
         <w:rPr>
@@ -17552,30 +17645,14 @@
           <w:iCs/>
           <w:lang w:val="en-GB"/>
         </w:rPr>
-        <w:t>32</w:t>
+        <w:t>Quarterly Journal of Experimental Psychology</w:t>
       </w:r>
       <w:r>
         <w:rPr>
           <w:rFonts w:cs="Times New Roman"/>
           <w:lang w:val="en-GB"/>
         </w:rPr>
-        <w:t>(1), 3–25. https://doi.org/10.1080/00335558008248231</w:t>
-      </w:r>
-    </w:p>
-    <w:p>
-      <w:pPr>
-        <w:pStyle w:val="Bibliography"/>
-        <w:rPr>
-          <w:rFonts w:cs="Times New Roman"/>
-          <w:lang w:val="en-GB"/>
-        </w:rPr>
-      </w:pPr>
-      <w:r>
-        <w:rPr>
-          <w:rFonts w:cs="Times New Roman"/>
-          <w:lang w:val="en-GB"/>
-        </w:rPr>
-        <w:t xml:space="preserve">Posner, M. I., &amp; Cohen, Y. (1984). Components of Visual Orienting. In H. Bouma &amp; D. G. Bouwhuis (Eds.), </w:t>
+        <w:t xml:space="preserve">, </w:t>
       </w:r>
       <w:r>
         <w:rPr>
@@ -17584,14 +17661,14 @@
           <w:iCs/>
           <w:lang w:val="en-GB"/>
         </w:rPr>
-        <w:t>Attention and Performance X</w:t>
+        <w:t>32</w:t>
       </w:r>
       <w:r>
         <w:rPr>
           <w:rFonts w:cs="Times New Roman"/>
           <w:lang w:val="en-GB"/>
         </w:rPr>
-        <w:t xml:space="preserve"> (pp. 531–556). Lawrence Erlbaum Associates.</w:t>
+        <w:t>(1), 3–25. https://doi.org/10.1080/00335558008248231</w:t>
       </w:r>
     </w:p>
     <w:p>
@@ -17607,8 +17684,7 @@
           <w:rFonts w:cs="Times New Roman"/>
           <w:lang w:val="en-GB"/>
         </w:rPr>
-        <w:lastRenderedPageBreak/>
-        <w:t xml:space="preserve">Simonyan, K., &amp; Zisserman, A. (2014). </w:t>
+        <w:t xml:space="preserve">Posner, M. I., &amp; Cohen, Y. (1984). Components of Visual Orienting. In H. Bouma &amp; D. G. Bouwhuis (Eds.), </w:t>
       </w:r>
       <w:r>
         <w:rPr>
@@ -17617,14 +17693,14 @@
           <w:iCs/>
           <w:lang w:val="en-GB"/>
         </w:rPr>
-        <w:t>Very Deep Convolutional Networks for Large-Scale Image Recognition</w:t>
+        <w:t>Attention and Performance X</w:t>
       </w:r>
       <w:r>
         <w:rPr>
           <w:rFonts w:cs="Times New Roman"/>
           <w:lang w:val="en-GB"/>
         </w:rPr>
-        <w:t xml:space="preserve"> (Version 6). arXiv. https://doi.org/10.48550/ARXIV.1409.1556</w:t>
+        <w:t xml:space="preserve"> (pp. 531–556). Lawrence Erlbaum Associates.</w:t>
       </w:r>
     </w:p>
     <w:p>
@@ -17640,7 +17716,7 @@
           <w:rFonts w:cs="Times New Roman"/>
           <w:lang w:val="en-GB"/>
         </w:rPr>
-        <w:t xml:space="preserve">Treisman, A. M., &amp; Gelade, G. (1980). A feature-integration theory of attention. </w:t>
+        <w:t xml:space="preserve">Simonyan, K., &amp; Zisserman, A. (2014). </w:t>
       </w:r>
       <w:r>
         <w:rPr>
@@ -17649,14 +17725,30 @@
           <w:iCs/>
           <w:lang w:val="en-GB"/>
         </w:rPr>
-        <w:t>Cognitive Psychology</w:t>
+        <w:t>Very Deep Convolutional Networks for Large-Scale Image Recognition</w:t>
       </w:r>
       <w:r>
         <w:rPr>
           <w:rFonts w:cs="Times New Roman"/>
           <w:lang w:val="en-GB"/>
         </w:rPr>
-        <w:t xml:space="preserve">, </w:t>
+        <w:t xml:space="preserve"> (Version 6). arXiv. https://doi.org/10.48550/ARXIV.1409.1556</w:t>
+      </w:r>
+    </w:p>
+    <w:p>
+      <w:pPr>
+        <w:pStyle w:val="Bibliography"/>
+        <w:rPr>
+          <w:rFonts w:cs="Times New Roman"/>
+          <w:lang w:val="en-GB"/>
+        </w:rPr>
+      </w:pPr>
+      <w:r>
+        <w:rPr>
+          <w:rFonts w:cs="Times New Roman"/>
+          <w:lang w:val="en-GB"/>
+        </w:rPr>
+        <w:t xml:space="preserve">Treisman, A. M., &amp; Gelade, G. (1980). A feature-integration theory of attention. </w:t>
       </w:r>
       <w:r>
         <w:rPr>
@@ -17665,30 +17757,14 @@
           <w:iCs/>
           <w:lang w:val="en-GB"/>
         </w:rPr>
-        <w:t>12</w:t>
+        <w:t>Cognitive Psychology</w:t>
       </w:r>
       <w:r>
         <w:rPr>
           <w:rFonts w:cs="Times New Roman"/>
           <w:lang w:val="en-GB"/>
         </w:rPr>
-        <w:t>(1), 97–136. https://doi.org/10.1016/0010-0285(80)90005-5</w:t>
-      </w:r>
-    </w:p>
-    <w:p>
-      <w:pPr>
-        <w:pStyle w:val="Bibliography"/>
-        <w:rPr>
-          <w:rFonts w:cs="Times New Roman"/>
-          <w:lang w:val="en-GB"/>
-        </w:rPr>
-      </w:pPr>
-      <w:r>
-        <w:rPr>
-          <w:rFonts w:cs="Times New Roman"/>
-          <w:lang w:val="en-GB"/>
-        </w:rPr>
-        <w:t xml:space="preserve">Vaswani, A., Shazeer, N., Parmar, N., Uszkoreit, J., Jones, L., Gomez, A. N., Kaiser, L., &amp; Polosukhin, I. (2023). </w:t>
+        <w:t xml:space="preserve">, </w:t>
       </w:r>
       <w:r>
         <w:rPr>
@@ -17697,14 +17773,14 @@
           <w:iCs/>
           <w:lang w:val="en-GB"/>
         </w:rPr>
-        <w:t>Attention Is All You Need</w:t>
+        <w:t>12</w:t>
       </w:r>
       <w:r>
         <w:rPr>
           <w:rFonts w:cs="Times New Roman"/>
           <w:lang w:val="en-GB"/>
         </w:rPr>
-        <w:t xml:space="preserve"> (arXiv:1706.03762). arXiv. https://doi.org/10.48550/arXiv.1706.03762</w:t>
+        <w:t>(1), 97–136. https://doi.org/10.1016/0010-0285(80)90005-5</w:t>
       </w:r>
     </w:p>
     <w:p>
@@ -17720,7 +17796,7 @@
           <w:rFonts w:cs="Times New Roman"/>
           <w:lang w:val="en-GB"/>
         </w:rPr>
-        <w:t xml:space="preserve">Wolfe, J. M. (1994). Guided Search 2.0 A revised model of visual search. </w:t>
+        <w:t xml:space="preserve">Vaswani, A., Shazeer, N., Parmar, N., Uszkoreit, J., Jones, L., Gomez, A. N., Kaiser, L., &amp; Polosukhin, I. (2023). </w:t>
       </w:r>
       <w:r>
         <w:rPr>
@@ -17729,14 +17805,30 @@
           <w:iCs/>
           <w:lang w:val="en-GB"/>
         </w:rPr>
-        <w:t>Psychonomic Bulletin &amp; Review</w:t>
+        <w:t>Attention Is All You Need</w:t>
       </w:r>
       <w:r>
         <w:rPr>
           <w:rFonts w:cs="Times New Roman"/>
           <w:lang w:val="en-GB"/>
         </w:rPr>
-        <w:t xml:space="preserve">, </w:t>
+        <w:t xml:space="preserve"> (arXiv:1706.03762). arXiv. https://doi.org/10.48550/arXiv.1706.03762</w:t>
+      </w:r>
+    </w:p>
+    <w:p>
+      <w:pPr>
+        <w:pStyle w:val="Bibliography"/>
+        <w:rPr>
+          <w:rFonts w:cs="Times New Roman"/>
+          <w:lang w:val="en-GB"/>
+        </w:rPr>
+      </w:pPr>
+      <w:r>
+        <w:rPr>
+          <w:rFonts w:cs="Times New Roman"/>
+          <w:lang w:val="en-GB"/>
+        </w:rPr>
+        <w:t xml:space="preserve">Wolfe, J. M. (1994). Guided Search 2.0 A revised model of visual search. </w:t>
       </w:r>
       <w:r>
         <w:rPr>
@@ -17745,30 +17837,14 @@
           <w:iCs/>
           <w:lang w:val="en-GB"/>
         </w:rPr>
-        <w:t>1</w:t>
+        <w:t>Psychonomic Bulletin &amp; Review</w:t>
       </w:r>
       <w:r>
         <w:rPr>
           <w:rFonts w:cs="Times New Roman"/>
           <w:lang w:val="en-GB"/>
         </w:rPr>
-        <w:t>(2), 202–238. https://doi.org/10.3758/BF03200774</w:t>
-      </w:r>
-    </w:p>
-    <w:p>
-      <w:pPr>
-        <w:pStyle w:val="Bibliography"/>
-        <w:rPr>
-          <w:rFonts w:cs="Times New Roman"/>
-          <w:lang w:val="en-GB"/>
-        </w:rPr>
-      </w:pPr>
-      <w:r>
-        <w:rPr>
-          <w:rFonts w:cs="Times New Roman"/>
-          <w:lang w:val="en-GB"/>
-        </w:rPr>
-        <w:t xml:space="preserve">Wolfe, J. M. (2021). Guided Search 6.0: An updated model of visual search. </w:t>
+        <w:t xml:space="preserve">, </w:t>
       </w:r>
       <w:r>
         <w:rPr>
@@ -17777,14 +17853,30 @@
           <w:iCs/>
           <w:lang w:val="en-GB"/>
         </w:rPr>
-        <w:t>Psychonomic Bulletin &amp; Review</w:t>
+        <w:t>1</w:t>
       </w:r>
       <w:r>
         <w:rPr>
           <w:rFonts w:cs="Times New Roman"/>
           <w:lang w:val="en-GB"/>
         </w:rPr>
-        <w:t xml:space="preserve">, </w:t>
+        <w:t>(2), 202–238. https://doi.org/10.3758/BF03200774</w:t>
+      </w:r>
+    </w:p>
+    <w:p>
+      <w:pPr>
+        <w:pStyle w:val="Bibliography"/>
+        <w:rPr>
+          <w:rFonts w:cs="Times New Roman"/>
+          <w:lang w:val="en-GB"/>
+        </w:rPr>
+      </w:pPr>
+      <w:r>
+        <w:rPr>
+          <w:rFonts w:cs="Times New Roman"/>
+          <w:lang w:val="en-GB"/>
+        </w:rPr>
+        <w:t xml:space="preserve">Wolfe, J. M. (2021). Guided Search 6.0: An updated model of visual search. </w:t>
       </w:r>
       <w:r>
         <w:rPr>
@@ -17793,30 +17885,54 @@
           <w:iCs/>
           <w:lang w:val="en-GB"/>
         </w:rPr>
-        <w:t>28</w:t>
+        <w:t>Psychonomic Bulletin &amp; Review</w:t>
       </w:r>
       <w:r>
         <w:rPr>
           <w:rFonts w:cs="Times New Roman"/>
           <w:lang w:val="en-GB"/>
         </w:rPr>
-        <w:t>(4), 1060–1092. https://doi.org/10.3758/s13423-020-01859-9</w:t>
-      </w:r>
-    </w:p>
-    <w:p>
-      <w:pPr>
-        <w:pStyle w:val="Bibliography"/>
+        <w:t xml:space="preserve">, </w:t>
+      </w:r>
+      <w:r>
+        <w:rPr>
+          <w:rFonts w:cs="Times New Roman"/>
+          <w:i/>
+          <w:iCs/>
+          <w:lang w:val="en-GB"/>
+        </w:rPr>
+        <w:t>28</w:t>
+      </w:r>
+      <w:r>
         <w:rPr>
           <w:rFonts w:cs="Times New Roman"/>
           <w:lang w:val="en-GB"/>
         </w:rPr>
-      </w:pPr>
-      <w:r>
+        <w:t>(4), 1060–1092. https://doi.org/10.3758/s13423-020-01859-9</w:t>
+      </w:r>
+    </w:p>
+    <w:p>
+      <w:pPr>
+        <w:pStyle w:val="Bibliography"/>
         <w:rPr>
           <w:rFonts w:cs="Times New Roman"/>
           <w:lang w:val="en-GB"/>
         </w:rPr>
-        <w:t xml:space="preserve">Yang, Z., Huang, L., Chen, Y., Wei, Z., Ahn, S., Zelinsky, G., Samaras, D., &amp; Hoai, M. (2020). Predicting Goal-Directed Human Attention Using Inverse Reinforcement Learning. </w:t>
+      </w:pPr>
+      <w:r>
+        <w:rPr>
+          <w:rFonts w:cs="Times New Roman"/>
+          <w:lang w:val="en-GB"/>
+        </w:rPr>
+        <w:t xml:space="preserve">Yang, Z., Huang, L., Chen, Y., Wei, Z., Ahn, S., Zelinsky, G., Samaras, D., &amp; Hoai, M. (2020). Predicting Goal-Directed Human Attention Using Inverse </w:t>
+      </w:r>
+      <w:r>
+        <w:rPr>
+          <w:rFonts w:cs="Times New Roman"/>
+          <w:lang w:val="en-GB"/>
+        </w:rPr>
+        <w:lastRenderedPageBreak/>
+        <w:t xml:space="preserve">Reinforcement Learning. </w:t>
       </w:r>
       <w:r>
         <w:rPr>

--- a/Final Report/Doc1.docx
+++ b/Final Report/Doc1.docx
@@ -548,7 +548,7 @@
       </w:pPr>
       <w:bookmarkStart w:id="0" w:name="_Toc215576819"/>
       <w:bookmarkStart w:id="1" w:name="_Toc216188219"/>
-      <w:bookmarkStart w:id="2" w:name="_Toc222008202"/>
+      <w:bookmarkStart w:id="2" w:name="_Toc223700700"/>
       <w:r>
         <w:lastRenderedPageBreak/>
         <w:t>Abstraction</w:t>
@@ -1107,7 +1107,7 @@
         </w:rPr>
       </w:pPr>
       <w:bookmarkStart w:id="3" w:name="_Toc216188220"/>
-      <w:bookmarkStart w:id="4" w:name="_Toc222008203"/>
+      <w:bookmarkStart w:id="4" w:name="_Toc223700701"/>
       <w:r>
         <w:rPr>
           <w:lang w:val="en-US"/>
@@ -1159,7 +1159,21 @@
         <w:rPr>
           <w:lang w:val="en-US"/>
         </w:rPr>
-        <w:t xml:space="preserve">appreciation to Dr. Zhang Mengmi, my supervisor, who has </w:t>
+        <w:t xml:space="preserve">appreciation to Dr. Zhang </w:t>
+      </w:r>
+      <w:proofErr w:type="spellStart"/>
+      <w:r>
+        <w:rPr>
+          <w:lang w:val="en-US"/>
+        </w:rPr>
+        <w:t>Mengmi</w:t>
+      </w:r>
+      <w:proofErr w:type="spellEnd"/>
+      <w:r>
+        <w:rPr>
+          <w:lang w:val="en-US"/>
+        </w:rPr>
+        <w:t xml:space="preserve">, my supervisor, who has </w:t>
       </w:r>
       <w:r>
         <w:rPr>
@@ -1597,7 +1611,7 @@
         </w:rPr>
       </w:pPr>
       <w:bookmarkStart w:id="5" w:name="_Toc216188221"/>
-      <w:bookmarkStart w:id="6" w:name="_Toc222008204"/>
+      <w:bookmarkStart w:id="6" w:name="_Toc223700702"/>
       <w:r>
         <w:rPr>
           <w:lang w:val="en-US"/>
@@ -1632,7 +1646,7 @@
           <w:rFonts w:asciiTheme="minorHAnsi" w:eastAsiaTheme="minorEastAsia" w:hAnsiTheme="minorHAnsi" w:cstheme="minorBidi"/>
           <w:b w:val="0"/>
           <w:noProof/>
-          <w:lang w:eastAsia="en-GB"/>
+          <w:lang w:val="en-VN"/>
         </w:rPr>
       </w:pPr>
       <w:r>
@@ -1653,7 +1667,7 @@
         </w:rPr>
         <w:fldChar w:fldCharType="separate"/>
       </w:r>
-      <w:hyperlink w:anchor="_Toc222008202" w:history="1">
+      <w:hyperlink w:anchor="_Toc223700700" w:history="1">
         <w:r>
           <w:rPr>
             <w:rStyle w:val="Hyperlink"/>
@@ -1680,7 +1694,7 @@
             <w:noProof/>
             <w:webHidden/>
           </w:rPr>
-          <w:instrText xml:space="preserve"> PAGEREF _Toc222008202 \h </w:instrText>
+          <w:instrText xml:space="preserve"> PAGEREF _Toc223700700 \h </w:instrText>
         </w:r>
         <w:r>
           <w:rPr>
@@ -1721,10 +1735,10 @@
           <w:rFonts w:asciiTheme="minorHAnsi" w:eastAsiaTheme="minorEastAsia" w:hAnsiTheme="minorHAnsi" w:cstheme="minorBidi"/>
           <w:b w:val="0"/>
           <w:noProof/>
-          <w:lang w:eastAsia="en-GB"/>
-        </w:rPr>
-      </w:pPr>
-      <w:hyperlink w:anchor="_Toc222008203" w:history="1">
+          <w:lang w:val="en-VN"/>
+        </w:rPr>
+      </w:pPr>
+      <w:hyperlink w:anchor="_Toc223700701" w:history="1">
         <w:r>
           <w:rPr>
             <w:rStyle w:val="Hyperlink"/>
@@ -1752,7 +1766,7 @@
             <w:noProof/>
             <w:webHidden/>
           </w:rPr>
-          <w:instrText xml:space="preserve"> PAGEREF _Toc222008203 \h </w:instrText>
+          <w:instrText xml:space="preserve"> PAGEREF _Toc223700701 \h </w:instrText>
         </w:r>
         <w:r>
           <w:rPr>
@@ -1793,10 +1807,10 @@
           <w:rFonts w:asciiTheme="minorHAnsi" w:eastAsiaTheme="minorEastAsia" w:hAnsiTheme="minorHAnsi" w:cstheme="minorBidi"/>
           <w:b w:val="0"/>
           <w:noProof/>
-          <w:lang w:eastAsia="en-GB"/>
-        </w:rPr>
-      </w:pPr>
-      <w:hyperlink w:anchor="_Toc222008204" w:history="1">
+          <w:lang w:val="en-VN"/>
+        </w:rPr>
+      </w:pPr>
+      <w:hyperlink w:anchor="_Toc223700702" w:history="1">
         <w:r>
           <w:rPr>
             <w:rStyle w:val="Hyperlink"/>
@@ -1824,7 +1838,7 @@
             <w:noProof/>
             <w:webHidden/>
           </w:rPr>
-          <w:instrText xml:space="preserve"> PAGEREF _Toc222008204 \h </w:instrText>
+          <w:instrText xml:space="preserve"> PAGEREF _Toc223700702 \h </w:instrText>
         </w:r>
         <w:r>
           <w:rPr>
@@ -1865,10 +1879,10 @@
           <w:rFonts w:asciiTheme="minorHAnsi" w:eastAsiaTheme="minorEastAsia" w:hAnsiTheme="minorHAnsi" w:cstheme="minorBidi"/>
           <w:b w:val="0"/>
           <w:noProof/>
-          <w:lang w:eastAsia="en-GB"/>
-        </w:rPr>
-      </w:pPr>
-      <w:hyperlink w:anchor="_Toc222008205" w:history="1">
+          <w:lang w:val="en-VN"/>
+        </w:rPr>
+      </w:pPr>
+      <w:hyperlink w:anchor="_Toc223700703" w:history="1">
         <w:r>
           <w:rPr>
             <w:rStyle w:val="Hyperlink"/>
@@ -1896,7 +1910,7 @@
             <w:noProof/>
             <w:webHidden/>
           </w:rPr>
-          <w:instrText xml:space="preserve"> PAGEREF _Toc222008205 \h </w:instrText>
+          <w:instrText xml:space="preserve"> PAGEREF _Toc223700703 \h </w:instrText>
         </w:r>
         <w:r>
           <w:rPr>
@@ -1938,10 +1952,10 @@
           <w:rFonts w:asciiTheme="minorHAnsi" w:eastAsiaTheme="minorEastAsia" w:hAnsiTheme="minorHAnsi" w:cstheme="minorBidi"/>
           <w:b w:val="0"/>
           <w:noProof/>
-          <w:lang w:eastAsia="en-GB"/>
-        </w:rPr>
-      </w:pPr>
-      <w:hyperlink w:anchor="_Toc222008206" w:history="1">
+          <w:lang w:val="en-VN"/>
+        </w:rPr>
+      </w:pPr>
+      <w:hyperlink w:anchor="_Toc223700704" w:history="1">
         <w:r>
           <w:rPr>
             <w:rStyle w:val="Hyperlink"/>
@@ -1955,7 +1969,7 @@
             <w:rFonts w:asciiTheme="minorHAnsi" w:eastAsiaTheme="minorEastAsia" w:hAnsiTheme="minorHAnsi" w:cstheme="minorBidi"/>
             <w:b w:val="0"/>
             <w:noProof/>
-            <w:lang w:eastAsia="en-GB"/>
+            <w:lang w:val="en-VN"/>
           </w:rPr>
           <w:tab/>
         </w:r>
@@ -1986,7 +2000,7 @@
             <w:noProof/>
             <w:webHidden/>
           </w:rPr>
-          <w:instrText xml:space="preserve"> PAGEREF _Toc222008206 \h </w:instrText>
+          <w:instrText xml:space="preserve"> PAGEREF _Toc223700704 \h </w:instrText>
         </w:r>
         <w:r>
           <w:rPr>
@@ -2028,10 +2042,10 @@
           <w:rFonts w:asciiTheme="minorHAnsi" w:eastAsiaTheme="minorEastAsia" w:hAnsiTheme="minorHAnsi" w:cstheme="minorBidi"/>
           <w:b w:val="0"/>
           <w:noProof/>
-          <w:lang w:eastAsia="en-GB"/>
-        </w:rPr>
-      </w:pPr>
-      <w:hyperlink w:anchor="_Toc222008207" w:history="1">
+          <w:lang w:val="en-VN"/>
+        </w:rPr>
+      </w:pPr>
+      <w:hyperlink w:anchor="_Toc223700705" w:history="1">
         <w:r>
           <w:rPr>
             <w:rStyle w:val="Hyperlink"/>
@@ -2045,7 +2059,7 @@
             <w:rFonts w:asciiTheme="minorHAnsi" w:eastAsiaTheme="minorEastAsia" w:hAnsiTheme="minorHAnsi" w:cstheme="minorBidi"/>
             <w:b w:val="0"/>
             <w:noProof/>
-            <w:lang w:eastAsia="en-GB"/>
+            <w:lang w:val="en-VN"/>
           </w:rPr>
           <w:tab/>
         </w:r>
@@ -2076,7 +2090,7 @@
             <w:noProof/>
             <w:webHidden/>
           </w:rPr>
-          <w:instrText xml:space="preserve"> PAGEREF _Toc222008207 \h </w:instrText>
+          <w:instrText xml:space="preserve"> PAGEREF _Toc223700705 \h </w:instrText>
         </w:r>
         <w:r>
           <w:rPr>
@@ -2117,10 +2131,10 @@
         <w:rPr>
           <w:rFonts w:asciiTheme="minorHAnsi" w:eastAsiaTheme="minorEastAsia" w:hAnsiTheme="minorHAnsi" w:cstheme="minorBidi"/>
           <w:noProof/>
-          <w:lang w:val="en-SG" w:eastAsia="en-GB"/>
-        </w:rPr>
-      </w:pPr>
-      <w:hyperlink w:anchor="_Toc222008208" w:history="1">
+          <w:lang w:val="en-VN"/>
+        </w:rPr>
+      </w:pPr>
+      <w:hyperlink w:anchor="_Toc223700706" w:history="1">
         <w:r>
           <w:rPr>
             <w:rStyle w:val="Hyperlink"/>
@@ -2132,7 +2146,7 @@
           <w:rPr>
             <w:rFonts w:asciiTheme="minorHAnsi" w:eastAsiaTheme="minorEastAsia" w:hAnsiTheme="minorHAnsi" w:cstheme="minorBidi"/>
             <w:noProof/>
-            <w:lang w:val="en-SG" w:eastAsia="en-GB"/>
+            <w:lang w:val="en-VN"/>
           </w:rPr>
           <w:tab/>
         </w:r>
@@ -2162,7 +2176,7 @@
             <w:noProof/>
             <w:webHidden/>
           </w:rPr>
-          <w:instrText xml:space="preserve"> PAGEREF _Toc222008208 \h </w:instrText>
+          <w:instrText xml:space="preserve"> PAGEREF _Toc223700706 \h </w:instrText>
         </w:r>
         <w:r>
           <w:rPr>
@@ -2203,10 +2217,10 @@
         <w:rPr>
           <w:rFonts w:asciiTheme="minorHAnsi" w:eastAsiaTheme="minorEastAsia" w:hAnsiTheme="minorHAnsi" w:cstheme="minorBidi"/>
           <w:noProof/>
-          <w:lang w:eastAsia="en-GB"/>
-        </w:rPr>
-      </w:pPr>
-      <w:hyperlink w:anchor="_Toc222008209" w:history="1">
+          <w:lang w:val="en-VN"/>
+        </w:rPr>
+      </w:pPr>
+      <w:hyperlink w:anchor="_Toc223700707" w:history="1">
         <w:r>
           <w:rPr>
             <w:rStyle w:val="Hyperlink"/>
@@ -2218,7 +2232,7 @@
           <w:rPr>
             <w:rFonts w:asciiTheme="minorHAnsi" w:eastAsiaTheme="minorEastAsia" w:hAnsiTheme="minorHAnsi" w:cstheme="minorBidi"/>
             <w:noProof/>
-            <w:lang w:eastAsia="en-GB"/>
+            <w:lang w:val="en-VN"/>
           </w:rPr>
           <w:tab/>
         </w:r>
@@ -2248,7 +2262,7 @@
             <w:noProof/>
             <w:webHidden/>
           </w:rPr>
-          <w:instrText xml:space="preserve"> PAGEREF _Toc222008209 \h </w:instrText>
+          <w:instrText xml:space="preserve"> PAGEREF _Toc223700707 \h </w:instrText>
         </w:r>
         <w:r>
           <w:rPr>
@@ -2289,10 +2303,10 @@
         <w:rPr>
           <w:rFonts w:asciiTheme="minorHAnsi" w:eastAsiaTheme="minorEastAsia" w:hAnsiTheme="minorHAnsi" w:cstheme="minorBidi"/>
           <w:noProof/>
-          <w:lang w:eastAsia="en-GB"/>
-        </w:rPr>
-      </w:pPr>
-      <w:hyperlink w:anchor="_Toc222008210" w:history="1">
+          <w:lang w:val="en-VN"/>
+        </w:rPr>
+      </w:pPr>
+      <w:hyperlink w:anchor="_Toc223700708" w:history="1">
         <w:r>
           <w:rPr>
             <w:rStyle w:val="Hyperlink"/>
@@ -2304,7 +2318,7 @@
           <w:rPr>
             <w:rFonts w:asciiTheme="minorHAnsi" w:eastAsiaTheme="minorEastAsia" w:hAnsiTheme="minorHAnsi" w:cstheme="minorBidi"/>
             <w:noProof/>
-            <w:lang w:eastAsia="en-GB"/>
+            <w:lang w:val="en-VN"/>
           </w:rPr>
           <w:tab/>
         </w:r>
@@ -2334,7 +2348,7 @@
             <w:noProof/>
             <w:webHidden/>
           </w:rPr>
-          <w:instrText xml:space="preserve"> PAGEREF _Toc222008210 \h </w:instrText>
+          <w:instrText xml:space="preserve"> PAGEREF _Toc223700708 \h </w:instrText>
         </w:r>
         <w:r>
           <w:rPr>
@@ -2375,10 +2389,10 @@
         <w:rPr>
           <w:rFonts w:asciiTheme="minorHAnsi" w:eastAsiaTheme="minorEastAsia" w:hAnsiTheme="minorHAnsi" w:cstheme="minorBidi"/>
           <w:noProof/>
-          <w:lang w:eastAsia="en-GB"/>
-        </w:rPr>
-      </w:pPr>
-      <w:hyperlink w:anchor="_Toc222008211" w:history="1">
+          <w:lang w:val="en-VN"/>
+        </w:rPr>
+      </w:pPr>
+      <w:hyperlink w:anchor="_Toc223700709" w:history="1">
         <w:r>
           <w:rPr>
             <w:rStyle w:val="Hyperlink"/>
@@ -2390,7 +2404,7 @@
           <w:rPr>
             <w:rFonts w:asciiTheme="minorHAnsi" w:eastAsiaTheme="minorEastAsia" w:hAnsiTheme="minorHAnsi" w:cstheme="minorBidi"/>
             <w:noProof/>
-            <w:lang w:eastAsia="en-GB"/>
+            <w:lang w:val="en-VN"/>
           </w:rPr>
           <w:tab/>
         </w:r>
@@ -2420,7 +2434,7 @@
             <w:noProof/>
             <w:webHidden/>
           </w:rPr>
-          <w:instrText xml:space="preserve"> PAGEREF _Toc222008211 \h </w:instrText>
+          <w:instrText xml:space="preserve"> PAGEREF _Toc223700709 \h </w:instrText>
         </w:r>
         <w:r>
           <w:rPr>
@@ -2461,10 +2475,10 @@
         <w:rPr>
           <w:rFonts w:asciiTheme="minorHAnsi" w:eastAsiaTheme="minorEastAsia" w:hAnsiTheme="minorHAnsi" w:cstheme="minorBidi"/>
           <w:noProof/>
-          <w:lang w:eastAsia="en-GB"/>
-        </w:rPr>
-      </w:pPr>
-      <w:hyperlink w:anchor="_Toc222008212" w:history="1">
+          <w:lang w:val="en-VN"/>
+        </w:rPr>
+      </w:pPr>
+      <w:hyperlink w:anchor="_Toc223700710" w:history="1">
         <w:r>
           <w:rPr>
             <w:rStyle w:val="Hyperlink"/>
@@ -2476,7 +2490,7 @@
           <w:rPr>
             <w:rFonts w:asciiTheme="minorHAnsi" w:eastAsiaTheme="minorEastAsia" w:hAnsiTheme="minorHAnsi" w:cstheme="minorBidi"/>
             <w:noProof/>
-            <w:lang w:eastAsia="en-GB"/>
+            <w:lang w:val="en-VN"/>
           </w:rPr>
           <w:tab/>
         </w:r>
@@ -2506,7 +2520,7 @@
             <w:noProof/>
             <w:webHidden/>
           </w:rPr>
-          <w:instrText xml:space="preserve"> PAGEREF _Toc222008212 \h </w:instrText>
+          <w:instrText xml:space="preserve"> PAGEREF _Toc223700710 \h </w:instrText>
         </w:r>
         <w:r>
           <w:rPr>
@@ -2547,10 +2561,10 @@
         <w:rPr>
           <w:rFonts w:asciiTheme="minorHAnsi" w:eastAsiaTheme="minorEastAsia" w:hAnsiTheme="minorHAnsi" w:cstheme="minorBidi"/>
           <w:noProof/>
-          <w:lang w:eastAsia="en-GB"/>
-        </w:rPr>
-      </w:pPr>
-      <w:hyperlink w:anchor="_Toc222008213" w:history="1">
+          <w:lang w:val="en-VN"/>
+        </w:rPr>
+      </w:pPr>
+      <w:hyperlink w:anchor="_Toc223700711" w:history="1">
         <w:r>
           <w:rPr>
             <w:rStyle w:val="Hyperlink"/>
@@ -2562,7 +2576,7 @@
           <w:rPr>
             <w:rFonts w:asciiTheme="minorHAnsi" w:eastAsiaTheme="minorEastAsia" w:hAnsiTheme="minorHAnsi" w:cstheme="minorBidi"/>
             <w:noProof/>
-            <w:lang w:eastAsia="en-GB"/>
+            <w:lang w:val="en-VN"/>
           </w:rPr>
           <w:tab/>
         </w:r>
@@ -2592,7 +2606,7 @@
             <w:noProof/>
             <w:webHidden/>
           </w:rPr>
-          <w:instrText xml:space="preserve"> PAGEREF _Toc222008213 \h </w:instrText>
+          <w:instrText xml:space="preserve"> PAGEREF _Toc223700711 \h </w:instrText>
         </w:r>
         <w:r>
           <w:rPr>
@@ -2612,7 +2626,7 @@
             <w:noProof/>
             <w:webHidden/>
           </w:rPr>
-          <w:t>6</w:t>
+          <w:t>5</w:t>
         </w:r>
         <w:r>
           <w:rPr>
@@ -2633,10 +2647,10 @@
         <w:rPr>
           <w:rFonts w:asciiTheme="minorHAnsi" w:eastAsiaTheme="minorEastAsia" w:hAnsiTheme="minorHAnsi" w:cstheme="minorBidi"/>
           <w:noProof/>
-          <w:lang w:val="en-SG" w:eastAsia="en-GB"/>
-        </w:rPr>
-      </w:pPr>
-      <w:hyperlink w:anchor="_Toc222008214" w:history="1">
+          <w:lang w:val="en-VN"/>
+        </w:rPr>
+      </w:pPr>
+      <w:hyperlink w:anchor="_Toc223700712" w:history="1">
         <w:r>
           <w:rPr>
             <w:rStyle w:val="Hyperlink"/>
@@ -2648,7 +2662,7 @@
           <w:rPr>
             <w:rFonts w:asciiTheme="minorHAnsi" w:eastAsiaTheme="minorEastAsia" w:hAnsiTheme="minorHAnsi" w:cstheme="minorBidi"/>
             <w:noProof/>
-            <w:lang w:val="en-SG" w:eastAsia="en-GB"/>
+            <w:lang w:val="en-VN"/>
           </w:rPr>
           <w:tab/>
         </w:r>
@@ -2678,7 +2692,7 @@
             <w:noProof/>
             <w:webHidden/>
           </w:rPr>
-          <w:instrText xml:space="preserve"> PAGEREF _Toc222008214 \h </w:instrText>
+          <w:instrText xml:space="preserve"> PAGEREF _Toc223700712 \h </w:instrText>
         </w:r>
         <w:r>
           <w:rPr>
@@ -2698,7 +2712,7 @@
             <w:noProof/>
             <w:webHidden/>
           </w:rPr>
-          <w:t>7</w:t>
+          <w:t>6</w:t>
         </w:r>
         <w:r>
           <w:rPr>
@@ -2719,10 +2733,10 @@
         <w:rPr>
           <w:rFonts w:asciiTheme="minorHAnsi" w:eastAsiaTheme="minorEastAsia" w:hAnsiTheme="minorHAnsi" w:cstheme="minorBidi"/>
           <w:noProof/>
-          <w:lang w:eastAsia="en-GB"/>
-        </w:rPr>
-      </w:pPr>
-      <w:hyperlink w:anchor="_Toc222008215" w:history="1">
+          <w:lang w:val="en-VN"/>
+        </w:rPr>
+      </w:pPr>
+      <w:hyperlink w:anchor="_Toc223700713" w:history="1">
         <w:r>
           <w:rPr>
             <w:rStyle w:val="Hyperlink"/>
@@ -2734,7 +2748,7 @@
           <w:rPr>
             <w:rFonts w:asciiTheme="minorHAnsi" w:eastAsiaTheme="minorEastAsia" w:hAnsiTheme="minorHAnsi" w:cstheme="minorBidi"/>
             <w:noProof/>
-            <w:lang w:eastAsia="en-GB"/>
+            <w:lang w:val="en-VN"/>
           </w:rPr>
           <w:tab/>
         </w:r>
@@ -2764,7 +2778,7 @@
             <w:noProof/>
             <w:webHidden/>
           </w:rPr>
-          <w:instrText xml:space="preserve"> PAGEREF _Toc222008215 \h </w:instrText>
+          <w:instrText xml:space="preserve"> PAGEREF _Toc223700713 \h </w:instrText>
         </w:r>
         <w:r>
           <w:rPr>
@@ -2806,10 +2820,10 @@
           <w:rFonts w:asciiTheme="minorHAnsi" w:eastAsiaTheme="minorEastAsia" w:hAnsiTheme="minorHAnsi" w:cstheme="minorBidi"/>
           <w:b w:val="0"/>
           <w:noProof/>
-          <w:lang w:eastAsia="en-GB"/>
-        </w:rPr>
-      </w:pPr>
-      <w:hyperlink w:anchor="_Toc222008216" w:history="1">
+          <w:lang w:val="en-VN"/>
+        </w:rPr>
+      </w:pPr>
+      <w:hyperlink w:anchor="_Toc223700714" w:history="1">
         <w:r>
           <w:rPr>
             <w:rStyle w:val="Hyperlink"/>
@@ -2823,7 +2837,7 @@
             <w:rFonts w:asciiTheme="minorHAnsi" w:eastAsiaTheme="minorEastAsia" w:hAnsiTheme="minorHAnsi" w:cstheme="minorBidi"/>
             <w:b w:val="0"/>
             <w:noProof/>
-            <w:lang w:eastAsia="en-GB"/>
+            <w:lang w:val="en-VN"/>
           </w:rPr>
           <w:tab/>
         </w:r>
@@ -2854,7 +2868,7 @@
             <w:noProof/>
             <w:webHidden/>
           </w:rPr>
-          <w:instrText xml:space="preserve"> PAGEREF _Toc222008216 \h </w:instrText>
+          <w:instrText xml:space="preserve"> PAGEREF _Toc223700714 \h </w:instrText>
         </w:r>
         <w:r>
           <w:rPr>
@@ -2895,10 +2909,10 @@
         <w:rPr>
           <w:rFonts w:asciiTheme="minorHAnsi" w:eastAsiaTheme="minorEastAsia" w:hAnsiTheme="minorHAnsi" w:cstheme="minorBidi"/>
           <w:noProof/>
-          <w:lang w:val="en-SG" w:eastAsia="en-GB"/>
-        </w:rPr>
-      </w:pPr>
-      <w:hyperlink w:anchor="_Toc222008217" w:history="1">
+          <w:lang w:val="en-VN"/>
+        </w:rPr>
+      </w:pPr>
+      <w:hyperlink w:anchor="_Toc223700715" w:history="1">
         <w:r>
           <w:rPr>
             <w:rStyle w:val="Hyperlink"/>
@@ -2910,7 +2924,7 @@
           <w:rPr>
             <w:rFonts w:asciiTheme="minorHAnsi" w:eastAsiaTheme="minorEastAsia" w:hAnsiTheme="minorHAnsi" w:cstheme="minorBidi"/>
             <w:noProof/>
-            <w:lang w:val="en-SG" w:eastAsia="en-GB"/>
+            <w:lang w:val="en-VN"/>
           </w:rPr>
           <w:tab/>
         </w:r>
@@ -2940,7 +2954,7 @@
             <w:noProof/>
             <w:webHidden/>
           </w:rPr>
-          <w:instrText xml:space="preserve"> PAGEREF _Toc222008217 \h </w:instrText>
+          <w:instrText xml:space="preserve"> PAGEREF _Toc223700715 \h </w:instrText>
         </w:r>
         <w:r>
           <w:rPr>
@@ -2981,10 +2995,10 @@
         <w:rPr>
           <w:rFonts w:asciiTheme="minorHAnsi" w:eastAsiaTheme="minorEastAsia" w:hAnsiTheme="minorHAnsi" w:cstheme="minorBidi"/>
           <w:noProof/>
-          <w:lang w:val="en-SG" w:eastAsia="en-GB"/>
-        </w:rPr>
-      </w:pPr>
-      <w:hyperlink w:anchor="_Toc222008218" w:history="1">
+          <w:lang w:val="en-VN"/>
+        </w:rPr>
+      </w:pPr>
+      <w:hyperlink w:anchor="_Toc223700716" w:history="1">
         <w:r>
           <w:rPr>
             <w:rStyle w:val="Hyperlink"/>
@@ -2996,7 +3010,7 @@
           <w:rPr>
             <w:rFonts w:asciiTheme="minorHAnsi" w:eastAsiaTheme="minorEastAsia" w:hAnsiTheme="minorHAnsi" w:cstheme="minorBidi"/>
             <w:noProof/>
-            <w:lang w:val="en-SG" w:eastAsia="en-GB"/>
+            <w:lang w:val="en-VN"/>
           </w:rPr>
           <w:tab/>
         </w:r>
@@ -3026,7 +3040,7 @@
             <w:noProof/>
             <w:webHidden/>
           </w:rPr>
-          <w:instrText xml:space="preserve"> PAGEREF _Toc222008218 \h </w:instrText>
+          <w:instrText xml:space="preserve"> PAGEREF _Toc223700716 \h </w:instrText>
         </w:r>
         <w:r>
           <w:rPr>
@@ -3067,10 +3081,10 @@
         <w:rPr>
           <w:rFonts w:asciiTheme="minorHAnsi" w:eastAsiaTheme="minorEastAsia" w:hAnsiTheme="minorHAnsi" w:cstheme="minorBidi"/>
           <w:noProof/>
-          <w:lang w:eastAsia="en-GB"/>
-        </w:rPr>
-      </w:pPr>
-      <w:hyperlink w:anchor="_Toc222008219" w:history="1">
+          <w:lang w:val="en-VN"/>
+        </w:rPr>
+      </w:pPr>
+      <w:hyperlink w:anchor="_Toc223700717" w:history="1">
         <w:r>
           <w:rPr>
             <w:rStyle w:val="Hyperlink"/>
@@ -3082,7 +3096,7 @@
           <w:rPr>
             <w:rFonts w:asciiTheme="minorHAnsi" w:eastAsiaTheme="minorEastAsia" w:hAnsiTheme="minorHAnsi" w:cstheme="minorBidi"/>
             <w:noProof/>
-            <w:lang w:eastAsia="en-GB"/>
+            <w:lang w:val="en-VN"/>
           </w:rPr>
           <w:tab/>
         </w:r>
@@ -3112,7 +3126,7 @@
             <w:noProof/>
             <w:webHidden/>
           </w:rPr>
-          <w:instrText xml:space="preserve"> PAGEREF _Toc222008219 \h </w:instrText>
+          <w:instrText xml:space="preserve"> PAGEREF _Toc223700717 \h </w:instrText>
         </w:r>
         <w:r>
           <w:rPr>
@@ -3153,10 +3167,10 @@
         <w:rPr>
           <w:rFonts w:asciiTheme="minorHAnsi" w:eastAsiaTheme="minorEastAsia" w:hAnsiTheme="minorHAnsi" w:cstheme="minorBidi"/>
           <w:noProof/>
-          <w:lang w:val="en-SG" w:eastAsia="en-GB"/>
-        </w:rPr>
-      </w:pPr>
-      <w:hyperlink w:anchor="_Toc222008220" w:history="1">
+          <w:lang w:val="en-VN"/>
+        </w:rPr>
+      </w:pPr>
+      <w:hyperlink w:anchor="_Toc223700718" w:history="1">
         <w:r>
           <w:rPr>
             <w:rStyle w:val="Hyperlink"/>
@@ -3168,7 +3182,7 @@
           <w:rPr>
             <w:rFonts w:asciiTheme="minorHAnsi" w:eastAsiaTheme="minorEastAsia" w:hAnsiTheme="minorHAnsi" w:cstheme="minorBidi"/>
             <w:noProof/>
-            <w:lang w:val="en-SG" w:eastAsia="en-GB"/>
+            <w:lang w:val="en-VN"/>
           </w:rPr>
           <w:tab/>
         </w:r>
@@ -3198,7 +3212,7 @@
             <w:noProof/>
             <w:webHidden/>
           </w:rPr>
-          <w:instrText xml:space="preserve"> PAGEREF _Toc222008220 \h </w:instrText>
+          <w:instrText xml:space="preserve"> PAGEREF _Toc223700718 \h </w:instrText>
         </w:r>
         <w:r>
           <w:rPr>
@@ -3218,7 +3232,7 @@
             <w:noProof/>
             <w:webHidden/>
           </w:rPr>
-          <w:t>12</w:t>
+          <w:t>13</w:t>
         </w:r>
         <w:r>
           <w:rPr>
@@ -3239,10 +3253,10 @@
         <w:rPr>
           <w:rFonts w:asciiTheme="minorHAnsi" w:eastAsiaTheme="minorEastAsia" w:hAnsiTheme="minorHAnsi" w:cstheme="minorBidi"/>
           <w:noProof/>
-          <w:lang w:eastAsia="en-GB"/>
-        </w:rPr>
-      </w:pPr>
-      <w:hyperlink w:anchor="_Toc222008221" w:history="1">
+          <w:lang w:val="en-VN"/>
+        </w:rPr>
+      </w:pPr>
+      <w:hyperlink w:anchor="_Toc223700719" w:history="1">
         <w:r>
           <w:rPr>
             <w:rStyle w:val="Hyperlink"/>
@@ -3254,7 +3268,7 @@
           <w:rPr>
             <w:rFonts w:asciiTheme="minorHAnsi" w:eastAsiaTheme="minorEastAsia" w:hAnsiTheme="minorHAnsi" w:cstheme="minorBidi"/>
             <w:noProof/>
-            <w:lang w:eastAsia="en-GB"/>
+            <w:lang w:val="en-VN"/>
           </w:rPr>
           <w:tab/>
         </w:r>
@@ -3284,7 +3298,7 @@
             <w:noProof/>
             <w:webHidden/>
           </w:rPr>
-          <w:instrText xml:space="preserve"> PAGEREF _Toc222008221 \h </w:instrText>
+          <w:instrText xml:space="preserve"> PAGEREF _Toc223700719 \h </w:instrText>
         </w:r>
         <w:r>
           <w:rPr>
@@ -3304,7 +3318,7 @@
             <w:noProof/>
             <w:webHidden/>
           </w:rPr>
-          <w:t>13</w:t>
+          <w:t>14</w:t>
         </w:r>
         <w:r>
           <w:rPr>
@@ -3325,10 +3339,10 @@
         <w:rPr>
           <w:rFonts w:asciiTheme="minorHAnsi" w:eastAsiaTheme="minorEastAsia" w:hAnsiTheme="minorHAnsi" w:cstheme="minorBidi"/>
           <w:noProof/>
-          <w:lang w:eastAsia="en-GB"/>
-        </w:rPr>
-      </w:pPr>
-      <w:hyperlink w:anchor="_Toc222008222" w:history="1">
+          <w:lang w:val="en-VN"/>
+        </w:rPr>
+      </w:pPr>
+      <w:hyperlink w:anchor="_Toc223700720" w:history="1">
         <w:r>
           <w:rPr>
             <w:rStyle w:val="Hyperlink"/>
@@ -3340,7 +3354,7 @@
           <w:rPr>
             <w:rFonts w:asciiTheme="minorHAnsi" w:eastAsiaTheme="minorEastAsia" w:hAnsiTheme="minorHAnsi" w:cstheme="minorBidi"/>
             <w:noProof/>
-            <w:lang w:eastAsia="en-GB"/>
+            <w:lang w:val="en-VN"/>
           </w:rPr>
           <w:tab/>
         </w:r>
@@ -3370,7 +3384,7 @@
             <w:noProof/>
             <w:webHidden/>
           </w:rPr>
-          <w:instrText xml:space="preserve"> PAGEREF _Toc222008222 \h </w:instrText>
+          <w:instrText xml:space="preserve"> PAGEREF _Toc223700720 \h </w:instrText>
         </w:r>
         <w:r>
           <w:rPr>
@@ -3390,7 +3404,7 @@
             <w:noProof/>
             <w:webHidden/>
           </w:rPr>
-          <w:t>14</w:t>
+          <w:t>15</w:t>
         </w:r>
         <w:r>
           <w:rPr>
@@ -3411,14 +3425,15 @@
         <w:rPr>
           <w:rFonts w:asciiTheme="minorHAnsi" w:eastAsiaTheme="minorEastAsia" w:hAnsiTheme="minorHAnsi" w:cstheme="minorBidi"/>
           <w:noProof/>
-          <w:lang w:eastAsia="en-GB"/>
-        </w:rPr>
-      </w:pPr>
-      <w:hyperlink w:anchor="_Toc222008223" w:history="1">
+          <w:lang w:val="en-VN"/>
+        </w:rPr>
+      </w:pPr>
+      <w:hyperlink w:anchor="_Toc223700721" w:history="1">
         <w:r>
           <w:rPr>
             <w:rStyle w:val="Hyperlink"/>
             <w:noProof/>
+            <w:lang w:val="vi-VN"/>
           </w:rPr>
           <w:t>3.3.3</w:t>
         </w:r>
@@ -3426,7 +3441,7 @@
           <w:rPr>
             <w:rFonts w:asciiTheme="minorHAnsi" w:eastAsiaTheme="minorEastAsia" w:hAnsiTheme="minorHAnsi" w:cstheme="minorBidi"/>
             <w:noProof/>
-            <w:lang w:eastAsia="en-GB"/>
+            <w:lang w:val="en-VN"/>
           </w:rPr>
           <w:tab/>
         </w:r>
@@ -3456,7 +3471,7 @@
             <w:noProof/>
             <w:webHidden/>
           </w:rPr>
-          <w:instrText xml:space="preserve"> PAGEREF _Toc222008223 \h </w:instrText>
+          <w:instrText xml:space="preserve"> PAGEREF _Toc223700721 \h </w:instrText>
         </w:r>
         <w:r>
           <w:rPr>
@@ -3476,7 +3491,7 @@
             <w:noProof/>
             <w:webHidden/>
           </w:rPr>
-          <w:t>15</w:t>
+          <w:t>16</w:t>
         </w:r>
         <w:r>
           <w:rPr>
@@ -3497,10 +3512,10 @@
         <w:rPr>
           <w:rFonts w:asciiTheme="minorHAnsi" w:eastAsiaTheme="minorEastAsia" w:hAnsiTheme="minorHAnsi" w:cstheme="minorBidi"/>
           <w:noProof/>
-          <w:lang w:val="en-SG" w:eastAsia="en-GB"/>
-        </w:rPr>
-      </w:pPr>
-      <w:hyperlink w:anchor="_Toc222008224" w:history="1">
+          <w:lang w:val="en-VN"/>
+        </w:rPr>
+      </w:pPr>
+      <w:hyperlink w:anchor="_Toc223700722" w:history="1">
         <w:r>
           <w:rPr>
             <w:rStyle w:val="Hyperlink"/>
@@ -3512,7 +3527,7 @@
           <w:rPr>
             <w:rFonts w:asciiTheme="minorHAnsi" w:eastAsiaTheme="minorEastAsia" w:hAnsiTheme="minorHAnsi" w:cstheme="minorBidi"/>
             <w:noProof/>
-            <w:lang w:val="en-SG" w:eastAsia="en-GB"/>
+            <w:lang w:val="en-VN"/>
           </w:rPr>
           <w:tab/>
         </w:r>
@@ -3542,7 +3557,7 @@
             <w:noProof/>
             <w:webHidden/>
           </w:rPr>
-          <w:instrText xml:space="preserve"> PAGEREF _Toc222008224 \h </w:instrText>
+          <w:instrText xml:space="preserve"> PAGEREF _Toc223700722 \h </w:instrText>
         </w:r>
         <w:r>
           <w:rPr>
@@ -3562,7 +3577,7 @@
             <w:noProof/>
             <w:webHidden/>
           </w:rPr>
-          <w:t>16</w:t>
+          <w:t>17</w:t>
         </w:r>
         <w:r>
           <w:rPr>
@@ -3584,15 +3599,14 @@
           <w:rFonts w:asciiTheme="minorHAnsi" w:eastAsiaTheme="minorEastAsia" w:hAnsiTheme="minorHAnsi" w:cstheme="minorBidi"/>
           <w:b w:val="0"/>
           <w:noProof/>
-          <w:lang w:eastAsia="en-GB"/>
-        </w:rPr>
-      </w:pPr>
-      <w:hyperlink w:anchor="_Toc222008225" w:history="1">
+          <w:lang w:val="en-VN"/>
+        </w:rPr>
+      </w:pPr>
+      <w:hyperlink w:anchor="_Toc223700723" w:history="1">
         <w:r>
           <w:rPr>
             <w:rStyle w:val="Hyperlink"/>
             <w:noProof/>
-            <w:lang w:val="en-US"/>
           </w:rPr>
           <w:t>Chapter 4</w:t>
         </w:r>
@@ -3601,7 +3615,7 @@
             <w:rFonts w:asciiTheme="minorHAnsi" w:eastAsiaTheme="minorEastAsia" w:hAnsiTheme="minorHAnsi" w:cstheme="minorBidi"/>
             <w:b w:val="0"/>
             <w:noProof/>
-            <w:lang w:eastAsia="en-GB"/>
+            <w:lang w:val="en-VN"/>
           </w:rPr>
           <w:tab/>
         </w:r>
@@ -3632,7 +3646,7 @@
             <w:noProof/>
             <w:webHidden/>
           </w:rPr>
-          <w:instrText xml:space="preserve"> PAGEREF _Toc222008225 \h </w:instrText>
+          <w:instrText xml:space="preserve"> PAGEREF _Toc223700723 \h </w:instrText>
         </w:r>
         <w:r>
           <w:rPr>
@@ -3652,7 +3666,7 @@
             <w:noProof/>
             <w:webHidden/>
           </w:rPr>
-          <w:t>16</w:t>
+          <w:t>18</w:t>
         </w:r>
         <w:r>
           <w:rPr>
@@ -3673,10 +3687,10 @@
         <w:rPr>
           <w:rFonts w:asciiTheme="minorHAnsi" w:eastAsiaTheme="minorEastAsia" w:hAnsiTheme="minorHAnsi" w:cstheme="minorBidi"/>
           <w:noProof/>
-          <w:lang w:val="en-SG" w:eastAsia="en-GB"/>
-        </w:rPr>
-      </w:pPr>
-      <w:hyperlink w:anchor="_Toc222008226" w:history="1">
+          <w:lang w:val="en-VN"/>
+        </w:rPr>
+      </w:pPr>
+      <w:hyperlink w:anchor="_Toc223700724" w:history="1">
         <w:r>
           <w:rPr>
             <w:rStyle w:val="Hyperlink"/>
@@ -3688,7 +3702,7 @@
           <w:rPr>
             <w:rFonts w:asciiTheme="minorHAnsi" w:eastAsiaTheme="minorEastAsia" w:hAnsiTheme="minorHAnsi" w:cstheme="minorBidi"/>
             <w:noProof/>
-            <w:lang w:val="en-SG" w:eastAsia="en-GB"/>
+            <w:lang w:val="en-VN"/>
           </w:rPr>
           <w:tab/>
         </w:r>
@@ -3718,7 +3732,7 @@
             <w:noProof/>
             <w:webHidden/>
           </w:rPr>
-          <w:instrText xml:space="preserve"> PAGEREF _Toc222008226 \h </w:instrText>
+          <w:instrText xml:space="preserve"> PAGEREF _Toc223700724 \h </w:instrText>
         </w:r>
         <w:r>
           <w:rPr>
@@ -3738,7 +3752,7 @@
             <w:noProof/>
             <w:webHidden/>
           </w:rPr>
-          <w:t>16</w:t>
+          <w:t>18</w:t>
         </w:r>
         <w:r>
           <w:rPr>
@@ -3759,10 +3773,10 @@
         <w:rPr>
           <w:rFonts w:asciiTheme="minorHAnsi" w:eastAsiaTheme="minorEastAsia" w:hAnsiTheme="minorHAnsi" w:cstheme="minorBidi"/>
           <w:noProof/>
-          <w:lang w:val="en-SG" w:eastAsia="en-GB"/>
-        </w:rPr>
-      </w:pPr>
-      <w:hyperlink w:anchor="_Toc222008227" w:history="1">
+          <w:lang w:val="en-VN"/>
+        </w:rPr>
+      </w:pPr>
+      <w:hyperlink w:anchor="_Toc223700725" w:history="1">
         <w:r>
           <w:rPr>
             <w:rStyle w:val="Hyperlink"/>
@@ -3774,7 +3788,7 @@
           <w:rPr>
             <w:rFonts w:asciiTheme="minorHAnsi" w:eastAsiaTheme="minorEastAsia" w:hAnsiTheme="minorHAnsi" w:cstheme="minorBidi"/>
             <w:noProof/>
-            <w:lang w:val="en-SG" w:eastAsia="en-GB"/>
+            <w:lang w:val="en-VN"/>
           </w:rPr>
           <w:tab/>
         </w:r>
@@ -3804,7 +3818,7 @@
             <w:noProof/>
             <w:webHidden/>
           </w:rPr>
-          <w:instrText xml:space="preserve"> PAGEREF _Toc222008227 \h </w:instrText>
+          <w:instrText xml:space="preserve"> PAGEREF _Toc223700725 \h </w:instrText>
         </w:r>
         <w:r>
           <w:rPr>
@@ -3824,7 +3838,93 @@
             <w:noProof/>
             <w:webHidden/>
           </w:rPr>
-          <w:t>16</w:t>
+          <w:t>18</w:t>
+        </w:r>
+        <w:r>
+          <w:rPr>
+            <w:noProof/>
+            <w:webHidden/>
+          </w:rPr>
+          <w:fldChar w:fldCharType="end"/>
+        </w:r>
+      </w:hyperlink>
+    </w:p>
+    <w:p>
+      <w:pPr>
+        <w:pStyle w:val="TOC3"/>
+        <w:tabs>
+          <w:tab w:val="left" w:pos="1440"/>
+          <w:tab w:val="right" w:leader="dot" w:pos="8210"/>
+        </w:tabs>
+        <w:rPr>
+          <w:rFonts w:asciiTheme="minorHAnsi" w:eastAsiaTheme="minorEastAsia" w:hAnsiTheme="minorHAnsi" w:cstheme="minorBidi"/>
+          <w:noProof/>
+          <w:lang w:val="en-VN"/>
+        </w:rPr>
+      </w:pPr>
+      <w:hyperlink w:anchor="_Toc223700726" w:history="1">
+        <w:r>
+          <w:rPr>
+            <w:rStyle w:val="Hyperlink"/>
+            <w:noProof/>
+          </w:rPr>
+          <w:t>4.2.1</w:t>
+        </w:r>
+        <w:r>
+          <w:rPr>
+            <w:rFonts w:asciiTheme="minorHAnsi" w:eastAsiaTheme="minorEastAsia" w:hAnsiTheme="minorHAnsi" w:cstheme="minorBidi"/>
+            <w:noProof/>
+            <w:lang w:val="en-VN"/>
+          </w:rPr>
+          <w:tab/>
+        </w:r>
+        <w:r>
+          <w:rPr>
+            <w:rStyle w:val="Hyperlink"/>
+            <w:noProof/>
+          </w:rPr>
+          <w:t>Modified CRTNet with bounding box coordination as an input for positional encoding selection for the target</w:t>
+        </w:r>
+        <w:r>
+          <w:rPr>
+            <w:noProof/>
+            <w:webHidden/>
+          </w:rPr>
+          <w:tab/>
+        </w:r>
+        <w:r>
+          <w:rPr>
+            <w:noProof/>
+            <w:webHidden/>
+          </w:rPr>
+          <w:fldChar w:fldCharType="begin"/>
+        </w:r>
+        <w:r>
+          <w:rPr>
+            <w:noProof/>
+            <w:webHidden/>
+          </w:rPr>
+          <w:instrText xml:space="preserve"> PAGEREF _Toc223700726 \h </w:instrText>
+        </w:r>
+        <w:r>
+          <w:rPr>
+            <w:noProof/>
+            <w:webHidden/>
+          </w:rPr>
+        </w:r>
+        <w:r>
+          <w:rPr>
+            <w:noProof/>
+            <w:webHidden/>
+          </w:rPr>
+          <w:fldChar w:fldCharType="separate"/>
+        </w:r>
+        <w:r>
+          <w:rPr>
+            <w:noProof/>
+            <w:webHidden/>
+          </w:rPr>
+          <w:t>19</w:t>
         </w:r>
         <w:r>
           <w:rPr>
@@ -3845,10 +3945,10 @@
         <w:rPr>
           <w:rFonts w:asciiTheme="minorHAnsi" w:eastAsiaTheme="minorEastAsia" w:hAnsiTheme="minorHAnsi" w:cstheme="minorBidi"/>
           <w:noProof/>
-          <w:lang w:val="en-SG" w:eastAsia="en-GB"/>
-        </w:rPr>
-      </w:pPr>
-      <w:hyperlink w:anchor="_Toc222008228" w:history="1">
+          <w:lang w:val="en-VN"/>
+        </w:rPr>
+      </w:pPr>
+      <w:hyperlink w:anchor="_Toc223700727" w:history="1">
         <w:r>
           <w:rPr>
             <w:rStyle w:val="Hyperlink"/>
@@ -3860,7 +3960,7 @@
           <w:rPr>
             <w:rFonts w:asciiTheme="minorHAnsi" w:eastAsiaTheme="minorEastAsia" w:hAnsiTheme="minorHAnsi" w:cstheme="minorBidi"/>
             <w:noProof/>
-            <w:lang w:val="en-SG" w:eastAsia="en-GB"/>
+            <w:lang w:val="en-VN"/>
           </w:rPr>
           <w:tab/>
         </w:r>
@@ -3890,7 +3990,7 @@
             <w:noProof/>
             <w:webHidden/>
           </w:rPr>
-          <w:instrText xml:space="preserve"> PAGEREF _Toc222008228 \h </w:instrText>
+          <w:instrText xml:space="preserve"> PAGEREF _Toc223700727 \h </w:instrText>
         </w:r>
         <w:r>
           <w:rPr>
@@ -3910,7 +4010,7 @@
             <w:noProof/>
             <w:webHidden/>
           </w:rPr>
-          <w:t>16</w:t>
+          <w:t>19</w:t>
         </w:r>
         <w:r>
           <w:rPr>
@@ -3931,10 +4031,10 @@
         <w:rPr>
           <w:rFonts w:asciiTheme="minorHAnsi" w:eastAsiaTheme="minorEastAsia" w:hAnsiTheme="minorHAnsi" w:cstheme="minorBidi"/>
           <w:noProof/>
-          <w:lang w:eastAsia="en-GB"/>
-        </w:rPr>
-      </w:pPr>
-      <w:hyperlink w:anchor="_Toc222008229" w:history="1">
+          <w:lang w:val="en-VN"/>
+        </w:rPr>
+      </w:pPr>
+      <w:hyperlink w:anchor="_Toc223700728" w:history="1">
         <w:r>
           <w:rPr>
             <w:rStyle w:val="Hyperlink"/>
@@ -3946,7 +4046,7 @@
           <w:rPr>
             <w:rFonts w:asciiTheme="minorHAnsi" w:eastAsiaTheme="minorEastAsia" w:hAnsiTheme="minorHAnsi" w:cstheme="minorBidi"/>
             <w:noProof/>
-            <w:lang w:eastAsia="en-GB"/>
+            <w:lang w:val="en-VN"/>
           </w:rPr>
           <w:tab/>
         </w:r>
@@ -3976,7 +4076,7 @@
             <w:noProof/>
             <w:webHidden/>
           </w:rPr>
-          <w:instrText xml:space="preserve"> PAGEREF _Toc222008229 \h </w:instrText>
+          <w:instrText xml:space="preserve"> PAGEREF _Toc223700728 \h </w:instrText>
         </w:r>
         <w:r>
           <w:rPr>
@@ -3996,7 +4096,7 @@
             <w:noProof/>
             <w:webHidden/>
           </w:rPr>
-          <w:t>16</w:t>
+          <w:t>19</w:t>
         </w:r>
         <w:r>
           <w:rPr>
@@ -4017,10 +4117,10 @@
         <w:rPr>
           <w:rFonts w:asciiTheme="minorHAnsi" w:eastAsiaTheme="minorEastAsia" w:hAnsiTheme="minorHAnsi" w:cstheme="minorBidi"/>
           <w:noProof/>
-          <w:lang w:eastAsia="en-GB"/>
-        </w:rPr>
-      </w:pPr>
-      <w:hyperlink w:anchor="_Toc222008230" w:history="1">
+          <w:lang w:val="en-VN"/>
+        </w:rPr>
+      </w:pPr>
+      <w:hyperlink w:anchor="_Toc223700729" w:history="1">
         <w:r>
           <w:rPr>
             <w:rStyle w:val="Hyperlink"/>
@@ -4032,7 +4132,7 @@
           <w:rPr>
             <w:rFonts w:asciiTheme="minorHAnsi" w:eastAsiaTheme="minorEastAsia" w:hAnsiTheme="minorHAnsi" w:cstheme="minorBidi"/>
             <w:noProof/>
-            <w:lang w:eastAsia="en-GB"/>
+            <w:lang w:val="en-VN"/>
           </w:rPr>
           <w:tab/>
         </w:r>
@@ -4062,7 +4162,7 @@
             <w:noProof/>
             <w:webHidden/>
           </w:rPr>
-          <w:instrText xml:space="preserve"> PAGEREF _Toc222008230 \h </w:instrText>
+          <w:instrText xml:space="preserve"> PAGEREF _Toc223700729 \h </w:instrText>
         </w:r>
         <w:r>
           <w:rPr>
@@ -4082,7 +4182,7 @@
             <w:noProof/>
             <w:webHidden/>
           </w:rPr>
-          <w:t>16</w:t>
+          <w:t>20</w:t>
         </w:r>
         <w:r>
           <w:rPr>
@@ -4103,14 +4203,15 @@
         <w:rPr>
           <w:rFonts w:asciiTheme="minorHAnsi" w:eastAsiaTheme="minorEastAsia" w:hAnsiTheme="minorHAnsi" w:cstheme="minorBidi"/>
           <w:noProof/>
-          <w:lang w:eastAsia="en-GB"/>
-        </w:rPr>
-      </w:pPr>
-      <w:hyperlink w:anchor="_Toc222008231" w:history="1">
+          <w:lang w:val="en-VN"/>
+        </w:rPr>
+      </w:pPr>
+      <w:hyperlink w:anchor="_Toc223700730" w:history="1">
         <w:r>
           <w:rPr>
             <w:rStyle w:val="Hyperlink"/>
             <w:noProof/>
+            <w:lang w:val="vi-VN"/>
           </w:rPr>
           <w:t>4.3.3</w:t>
         </w:r>
@@ -4118,7 +4219,7 @@
           <w:rPr>
             <w:rFonts w:asciiTheme="minorHAnsi" w:eastAsiaTheme="minorEastAsia" w:hAnsiTheme="minorHAnsi" w:cstheme="minorBidi"/>
             <w:noProof/>
-            <w:lang w:eastAsia="en-GB"/>
+            <w:lang w:val="en-VN"/>
           </w:rPr>
           <w:tab/>
         </w:r>
@@ -4148,7 +4249,7 @@
             <w:noProof/>
             <w:webHidden/>
           </w:rPr>
-          <w:instrText xml:space="preserve"> PAGEREF _Toc222008231 \h </w:instrText>
+          <w:instrText xml:space="preserve"> PAGEREF _Toc223700730 \h </w:instrText>
         </w:r>
         <w:r>
           <w:rPr>
@@ -4168,7 +4269,7 @@
             <w:noProof/>
             <w:webHidden/>
           </w:rPr>
-          <w:t>16</w:t>
+          <w:t>20</w:t>
         </w:r>
         <w:r>
           <w:rPr>
@@ -4189,10 +4290,10 @@
         <w:rPr>
           <w:rFonts w:asciiTheme="minorHAnsi" w:eastAsiaTheme="minorEastAsia" w:hAnsiTheme="minorHAnsi" w:cstheme="minorBidi"/>
           <w:noProof/>
-          <w:lang w:eastAsia="en-GB"/>
-        </w:rPr>
-      </w:pPr>
-      <w:hyperlink w:anchor="_Toc222008232" w:history="1">
+          <w:lang w:val="en-VN"/>
+        </w:rPr>
+      </w:pPr>
+      <w:hyperlink w:anchor="_Toc223700731" w:history="1">
         <w:r>
           <w:rPr>
             <w:rStyle w:val="Hyperlink"/>
@@ -4204,7 +4305,7 @@
           <w:rPr>
             <w:rFonts w:asciiTheme="minorHAnsi" w:eastAsiaTheme="minorEastAsia" w:hAnsiTheme="minorHAnsi" w:cstheme="minorBidi"/>
             <w:noProof/>
-            <w:lang w:eastAsia="en-GB"/>
+            <w:lang w:val="en-VN"/>
           </w:rPr>
           <w:tab/>
         </w:r>
@@ -4234,7 +4335,7 @@
             <w:noProof/>
             <w:webHidden/>
           </w:rPr>
-          <w:instrText xml:space="preserve"> PAGEREF _Toc222008232 \h </w:instrText>
+          <w:instrText xml:space="preserve"> PAGEREF _Toc223700731 \h </w:instrText>
         </w:r>
         <w:r>
           <w:rPr>
@@ -4254,7 +4355,7 @@
             <w:noProof/>
             <w:webHidden/>
           </w:rPr>
-          <w:t>16</w:t>
+          <w:t>21</w:t>
         </w:r>
         <w:r>
           <w:rPr>
@@ -4276,10 +4377,10 @@
           <w:rFonts w:asciiTheme="minorHAnsi" w:eastAsiaTheme="minorEastAsia" w:hAnsiTheme="minorHAnsi" w:cstheme="minorBidi"/>
           <w:b w:val="0"/>
           <w:noProof/>
-          <w:lang w:eastAsia="en-GB"/>
-        </w:rPr>
-      </w:pPr>
-      <w:hyperlink w:anchor="_Toc222008233" w:history="1">
+          <w:lang w:val="en-VN"/>
+        </w:rPr>
+      </w:pPr>
+      <w:hyperlink w:anchor="_Toc223700732" w:history="1">
         <w:r>
           <w:rPr>
             <w:rStyle w:val="Hyperlink"/>
@@ -4293,7 +4394,7 @@
             <w:rFonts w:asciiTheme="minorHAnsi" w:eastAsiaTheme="minorEastAsia" w:hAnsiTheme="minorHAnsi" w:cstheme="minorBidi"/>
             <w:b w:val="0"/>
             <w:noProof/>
-            <w:lang w:eastAsia="en-GB"/>
+            <w:lang w:val="en-VN"/>
           </w:rPr>
           <w:tab/>
         </w:r>
@@ -4324,7 +4425,7 @@
             <w:noProof/>
             <w:webHidden/>
           </w:rPr>
-          <w:instrText xml:space="preserve"> PAGEREF _Toc222008233 \h </w:instrText>
+          <w:instrText xml:space="preserve"> PAGEREF _Toc223700732 \h </w:instrText>
         </w:r>
         <w:r>
           <w:rPr>
@@ -4344,7 +4445,265 @@
             <w:noProof/>
             <w:webHidden/>
           </w:rPr>
-          <w:t>17</w:t>
+          <w:t>21</w:t>
+        </w:r>
+        <w:r>
+          <w:rPr>
+            <w:noProof/>
+            <w:webHidden/>
+          </w:rPr>
+          <w:fldChar w:fldCharType="end"/>
+        </w:r>
+      </w:hyperlink>
+    </w:p>
+    <w:p>
+      <w:pPr>
+        <w:pStyle w:val="TOC2"/>
+        <w:tabs>
+          <w:tab w:val="left" w:pos="960"/>
+          <w:tab w:val="right" w:leader="dot" w:pos="8210"/>
+        </w:tabs>
+        <w:rPr>
+          <w:rFonts w:asciiTheme="minorHAnsi" w:eastAsiaTheme="minorEastAsia" w:hAnsiTheme="minorHAnsi" w:cstheme="minorBidi"/>
+          <w:noProof/>
+          <w:lang w:val="en-VN"/>
+        </w:rPr>
+      </w:pPr>
+      <w:hyperlink w:anchor="_Toc223700733" w:history="1">
+        <w:r>
+          <w:rPr>
+            <w:rStyle w:val="Hyperlink"/>
+            <w:noProof/>
+          </w:rPr>
+          <w:t>5.1</w:t>
+        </w:r>
+        <w:r>
+          <w:rPr>
+            <w:rFonts w:asciiTheme="minorHAnsi" w:eastAsiaTheme="minorEastAsia" w:hAnsiTheme="minorHAnsi" w:cstheme="minorBidi"/>
+            <w:noProof/>
+            <w:lang w:val="en-VN"/>
+          </w:rPr>
+          <w:tab/>
+        </w:r>
+        <w:r>
+          <w:rPr>
+            <w:rStyle w:val="Hyperlink"/>
+            <w:noProof/>
+          </w:rPr>
+          <w:t>Possible Limitations</w:t>
+        </w:r>
+        <w:r>
+          <w:rPr>
+            <w:noProof/>
+            <w:webHidden/>
+          </w:rPr>
+          <w:tab/>
+        </w:r>
+        <w:r>
+          <w:rPr>
+            <w:noProof/>
+            <w:webHidden/>
+          </w:rPr>
+          <w:fldChar w:fldCharType="begin"/>
+        </w:r>
+        <w:r>
+          <w:rPr>
+            <w:noProof/>
+            <w:webHidden/>
+          </w:rPr>
+          <w:instrText xml:space="preserve"> PAGEREF _Toc223700733 \h </w:instrText>
+        </w:r>
+        <w:r>
+          <w:rPr>
+            <w:noProof/>
+            <w:webHidden/>
+          </w:rPr>
+        </w:r>
+        <w:r>
+          <w:rPr>
+            <w:noProof/>
+            <w:webHidden/>
+          </w:rPr>
+          <w:fldChar w:fldCharType="separate"/>
+        </w:r>
+        <w:r>
+          <w:rPr>
+            <w:noProof/>
+            <w:webHidden/>
+          </w:rPr>
+          <w:t>21</w:t>
+        </w:r>
+        <w:r>
+          <w:rPr>
+            <w:noProof/>
+            <w:webHidden/>
+          </w:rPr>
+          <w:fldChar w:fldCharType="end"/>
+        </w:r>
+      </w:hyperlink>
+    </w:p>
+    <w:p>
+      <w:pPr>
+        <w:pStyle w:val="TOC2"/>
+        <w:tabs>
+          <w:tab w:val="left" w:pos="960"/>
+          <w:tab w:val="right" w:leader="dot" w:pos="8210"/>
+        </w:tabs>
+        <w:rPr>
+          <w:rFonts w:asciiTheme="minorHAnsi" w:eastAsiaTheme="minorEastAsia" w:hAnsiTheme="minorHAnsi" w:cstheme="minorBidi"/>
+          <w:noProof/>
+          <w:lang w:val="en-VN"/>
+        </w:rPr>
+      </w:pPr>
+      <w:hyperlink w:anchor="_Toc223700734" w:history="1">
+        <w:r>
+          <w:rPr>
+            <w:rStyle w:val="Hyperlink"/>
+            <w:noProof/>
+          </w:rPr>
+          <w:t>5.2</w:t>
+        </w:r>
+        <w:r>
+          <w:rPr>
+            <w:rFonts w:asciiTheme="minorHAnsi" w:eastAsiaTheme="minorEastAsia" w:hAnsiTheme="minorHAnsi" w:cstheme="minorBidi"/>
+            <w:noProof/>
+            <w:lang w:val="en-VN"/>
+          </w:rPr>
+          <w:tab/>
+        </w:r>
+        <w:r>
+          <w:rPr>
+            <w:rStyle w:val="Hyperlink"/>
+            <w:noProof/>
+          </w:rPr>
+          <w:t>Contributions</w:t>
+        </w:r>
+        <w:r>
+          <w:rPr>
+            <w:noProof/>
+            <w:webHidden/>
+          </w:rPr>
+          <w:tab/>
+        </w:r>
+        <w:r>
+          <w:rPr>
+            <w:noProof/>
+            <w:webHidden/>
+          </w:rPr>
+          <w:fldChar w:fldCharType="begin"/>
+        </w:r>
+        <w:r>
+          <w:rPr>
+            <w:noProof/>
+            <w:webHidden/>
+          </w:rPr>
+          <w:instrText xml:space="preserve"> PAGEREF _Toc223700734 \h </w:instrText>
+        </w:r>
+        <w:r>
+          <w:rPr>
+            <w:noProof/>
+            <w:webHidden/>
+          </w:rPr>
+        </w:r>
+        <w:r>
+          <w:rPr>
+            <w:noProof/>
+            <w:webHidden/>
+          </w:rPr>
+          <w:fldChar w:fldCharType="separate"/>
+        </w:r>
+        <w:r>
+          <w:rPr>
+            <w:noProof/>
+            <w:webHidden/>
+          </w:rPr>
+          <w:t>21</w:t>
+        </w:r>
+        <w:r>
+          <w:rPr>
+            <w:noProof/>
+            <w:webHidden/>
+          </w:rPr>
+          <w:fldChar w:fldCharType="end"/>
+        </w:r>
+      </w:hyperlink>
+    </w:p>
+    <w:p>
+      <w:pPr>
+        <w:pStyle w:val="TOC2"/>
+        <w:tabs>
+          <w:tab w:val="left" w:pos="960"/>
+          <w:tab w:val="right" w:leader="dot" w:pos="8210"/>
+        </w:tabs>
+        <w:rPr>
+          <w:rFonts w:asciiTheme="minorHAnsi" w:eastAsiaTheme="minorEastAsia" w:hAnsiTheme="minorHAnsi" w:cstheme="minorBidi"/>
+          <w:noProof/>
+          <w:lang w:val="en-VN"/>
+        </w:rPr>
+      </w:pPr>
+      <w:hyperlink w:anchor="_Toc223700735" w:history="1">
+        <w:r>
+          <w:rPr>
+            <w:rStyle w:val="Hyperlink"/>
+            <w:noProof/>
+          </w:rPr>
+          <w:t>5.3</w:t>
+        </w:r>
+        <w:r>
+          <w:rPr>
+            <w:rFonts w:asciiTheme="minorHAnsi" w:eastAsiaTheme="minorEastAsia" w:hAnsiTheme="minorHAnsi" w:cstheme="minorBidi"/>
+            <w:noProof/>
+            <w:lang w:val="en-VN"/>
+          </w:rPr>
+          <w:tab/>
+        </w:r>
+        <w:r>
+          <w:rPr>
+            <w:rStyle w:val="Hyperlink"/>
+            <w:noProof/>
+          </w:rPr>
+          <w:t>Future directions</w:t>
+        </w:r>
+        <w:r>
+          <w:rPr>
+            <w:noProof/>
+            <w:webHidden/>
+          </w:rPr>
+          <w:tab/>
+        </w:r>
+        <w:r>
+          <w:rPr>
+            <w:noProof/>
+            <w:webHidden/>
+          </w:rPr>
+          <w:fldChar w:fldCharType="begin"/>
+        </w:r>
+        <w:r>
+          <w:rPr>
+            <w:noProof/>
+            <w:webHidden/>
+          </w:rPr>
+          <w:instrText xml:space="preserve"> PAGEREF _Toc223700735 \h </w:instrText>
+        </w:r>
+        <w:r>
+          <w:rPr>
+            <w:noProof/>
+            <w:webHidden/>
+          </w:rPr>
+        </w:r>
+        <w:r>
+          <w:rPr>
+            <w:noProof/>
+            <w:webHidden/>
+          </w:rPr>
+          <w:fldChar w:fldCharType="separate"/>
+        </w:r>
+        <w:r>
+          <w:rPr>
+            <w:noProof/>
+            <w:webHidden/>
+          </w:rPr>
+          <w:t>21</w:t>
         </w:r>
         <w:r>
           <w:rPr>
@@ -4365,10 +4724,10 @@
           <w:rFonts w:asciiTheme="minorHAnsi" w:eastAsiaTheme="minorEastAsia" w:hAnsiTheme="minorHAnsi" w:cstheme="minorBidi"/>
           <w:b w:val="0"/>
           <w:noProof/>
-          <w:lang w:eastAsia="en-GB"/>
-        </w:rPr>
-      </w:pPr>
-      <w:hyperlink w:anchor="_Toc222008234" w:history="1">
+          <w:lang w:val="en-VN"/>
+        </w:rPr>
+      </w:pPr>
+      <w:hyperlink w:anchor="_Toc223700736" w:history="1">
         <w:r>
           <w:rPr>
             <w:rStyle w:val="Hyperlink"/>
@@ -4395,7 +4754,7 @@
             <w:noProof/>
             <w:webHidden/>
           </w:rPr>
-          <w:instrText xml:space="preserve"> PAGEREF _Toc222008234 \h </w:instrText>
+          <w:instrText xml:space="preserve"> PAGEREF _Toc223700736 \h </w:instrText>
         </w:r>
         <w:r>
           <w:rPr>
@@ -4415,7 +4774,7 @@
             <w:noProof/>
             <w:webHidden/>
           </w:rPr>
-          <w:t>17</w:t>
+          <w:t>21</w:t>
         </w:r>
         <w:r>
           <w:rPr>
@@ -4649,12 +5008,11 @@
           <w:lang w:val="en-US"/>
         </w:rPr>
       </w:pPr>
-      <w:bookmarkStart w:id="7" w:name="_Toc222008205"/>
-      <w:r>
-        <w:rPr>
-          <w:lang w:val="en-US"/>
-        </w:rPr>
-        <w:lastRenderedPageBreak/>
+      <w:bookmarkStart w:id="7" w:name="_Toc223700703"/>
+      <w:r>
+        <w:rPr>
+          <w:lang w:val="en-US"/>
+        </w:rPr>
         <w:t>List of Figures</w:t>
       </w:r>
       <w:bookmarkEnd w:id="7"/>
@@ -4683,7 +5041,7 @@
         <w:rPr>
           <w:rFonts w:asciiTheme="minorHAnsi" w:eastAsiaTheme="minorEastAsia" w:hAnsiTheme="minorHAnsi" w:cstheme="minorBidi"/>
           <w:noProof/>
-          <w:lang w:eastAsia="en-GB"/>
+          <w:lang w:val="en-VN"/>
         </w:rPr>
       </w:pPr>
       <w:r>
@@ -4719,7 +5077,7 @@
         </w:rPr>
         <w:fldChar w:fldCharType="separate"/>
       </w:r>
-      <w:hyperlink w:anchor="_Toc222226167" w:history="1">
+      <w:hyperlink w:anchor="_Toc223700737" w:history="1">
         <w:r>
           <w:rPr>
             <w:rStyle w:val="Hyperlink"/>
@@ -4746,7 +5104,7 @@
             <w:noProof/>
             <w:webHidden/>
           </w:rPr>
-          <w:instrText xml:space="preserve"> PAGEREF _Toc222226167 \h </w:instrText>
+          <w:instrText xml:space="preserve"> PAGEREF _Toc223700737 \h </w:instrText>
         </w:r>
         <w:r>
           <w:rPr>
@@ -4786,10 +5144,10 @@
         <w:rPr>
           <w:rFonts w:asciiTheme="minorHAnsi" w:eastAsiaTheme="minorEastAsia" w:hAnsiTheme="minorHAnsi" w:cstheme="minorBidi"/>
           <w:noProof/>
-          <w:lang w:eastAsia="en-GB"/>
-        </w:rPr>
-      </w:pPr>
-      <w:hyperlink w:anchor="_Toc222226168" w:history="1">
+          <w:lang w:val="en-VN"/>
+        </w:rPr>
+      </w:pPr>
+      <w:hyperlink w:anchor="_Toc223700738" w:history="1">
         <w:r>
           <w:rPr>
             <w:rStyle w:val="Hyperlink"/>
@@ -4816,7 +5174,7 @@
             <w:noProof/>
             <w:webHidden/>
           </w:rPr>
-          <w:instrText xml:space="preserve"> PAGEREF _Toc222226168 \h </w:instrText>
+          <w:instrText xml:space="preserve"> PAGEREF _Toc223700738 \h </w:instrText>
         </w:r>
         <w:r>
           <w:rPr>
@@ -4856,10 +5214,10 @@
         <w:rPr>
           <w:rFonts w:asciiTheme="minorHAnsi" w:eastAsiaTheme="minorEastAsia" w:hAnsiTheme="minorHAnsi" w:cstheme="minorBidi"/>
           <w:noProof/>
-          <w:lang w:eastAsia="en-GB"/>
-        </w:rPr>
-      </w:pPr>
-      <w:hyperlink w:anchor="_Toc222226169" w:history="1">
+          <w:lang w:val="en-VN"/>
+        </w:rPr>
+      </w:pPr>
+      <w:hyperlink w:anchor="_Toc223700739" w:history="1">
         <w:r>
           <w:rPr>
             <w:rStyle w:val="Hyperlink"/>
@@ -4886,7 +5244,7 @@
             <w:noProof/>
             <w:webHidden/>
           </w:rPr>
-          <w:instrText xml:space="preserve"> PAGEREF _Toc222226169 \h </w:instrText>
+          <w:instrText xml:space="preserve"> PAGEREF _Toc223700739 \h </w:instrText>
         </w:r>
         <w:r>
           <w:rPr>
@@ -4926,10 +5284,10 @@
         <w:rPr>
           <w:rFonts w:asciiTheme="minorHAnsi" w:eastAsiaTheme="minorEastAsia" w:hAnsiTheme="minorHAnsi" w:cstheme="minorBidi"/>
           <w:noProof/>
-          <w:lang w:eastAsia="en-GB"/>
-        </w:rPr>
-      </w:pPr>
-      <w:hyperlink w:anchor="_Toc222226170" w:history="1">
+          <w:lang w:val="en-VN"/>
+        </w:rPr>
+      </w:pPr>
+      <w:hyperlink w:anchor="_Toc223700740" w:history="1">
         <w:r>
           <w:rPr>
             <w:rStyle w:val="Hyperlink"/>
@@ -4956,7 +5314,7 @@
             <w:noProof/>
             <w:webHidden/>
           </w:rPr>
-          <w:instrText xml:space="preserve"> PAGEREF _Toc222226170 \h </w:instrText>
+          <w:instrText xml:space="preserve"> PAGEREF _Toc223700740 \h </w:instrText>
         </w:r>
         <w:r>
           <w:rPr>
@@ -4996,10 +5354,10 @@
         <w:rPr>
           <w:rFonts w:asciiTheme="minorHAnsi" w:eastAsiaTheme="minorEastAsia" w:hAnsiTheme="minorHAnsi" w:cstheme="minorBidi"/>
           <w:noProof/>
-          <w:lang w:eastAsia="en-GB"/>
-        </w:rPr>
-      </w:pPr>
-      <w:hyperlink w:anchor="_Toc222226171" w:history="1">
+          <w:lang w:val="en-VN"/>
+        </w:rPr>
+      </w:pPr>
+      <w:hyperlink w:anchor="_Toc223700741" w:history="1">
         <w:r>
           <w:rPr>
             <w:rStyle w:val="Hyperlink"/>
@@ -5026,7 +5384,7 @@
             <w:noProof/>
             <w:webHidden/>
           </w:rPr>
-          <w:instrText xml:space="preserve"> PAGEREF _Toc222226171 \h </w:instrText>
+          <w:instrText xml:space="preserve"> PAGEREF _Toc223700741 \h </w:instrText>
         </w:r>
         <w:r>
           <w:rPr>
@@ -5066,10 +5424,10 @@
         <w:rPr>
           <w:rFonts w:asciiTheme="minorHAnsi" w:eastAsiaTheme="minorEastAsia" w:hAnsiTheme="minorHAnsi" w:cstheme="minorBidi"/>
           <w:noProof/>
-          <w:lang w:eastAsia="en-GB"/>
-        </w:rPr>
-      </w:pPr>
-      <w:hyperlink w:anchor="_Toc222226172" w:history="1">
+          <w:lang w:val="en-VN"/>
+        </w:rPr>
+      </w:pPr>
+      <w:hyperlink w:anchor="_Toc223700742" w:history="1">
         <w:r>
           <w:rPr>
             <w:rStyle w:val="Hyperlink"/>
@@ -5096,7 +5454,7 @@
             <w:noProof/>
             <w:webHidden/>
           </w:rPr>
-          <w:instrText xml:space="preserve"> PAGEREF _Toc222226172 \h </w:instrText>
+          <w:instrText xml:space="preserve"> PAGEREF _Toc223700742 \h </w:instrText>
         </w:r>
         <w:r>
           <w:rPr>
@@ -5136,10 +5494,10 @@
         <w:rPr>
           <w:rFonts w:asciiTheme="minorHAnsi" w:eastAsiaTheme="minorEastAsia" w:hAnsiTheme="minorHAnsi" w:cstheme="minorBidi"/>
           <w:noProof/>
-          <w:lang w:eastAsia="en-GB"/>
-        </w:rPr>
-      </w:pPr>
-      <w:hyperlink w:anchor="_Toc222226173" w:history="1">
+          <w:lang w:val="en-VN"/>
+        </w:rPr>
+      </w:pPr>
+      <w:hyperlink w:anchor="_Toc223700743" w:history="1">
         <w:r>
           <w:rPr>
             <w:rStyle w:val="Hyperlink"/>
@@ -5166,7 +5524,7 @@
             <w:noProof/>
             <w:webHidden/>
           </w:rPr>
-          <w:instrText xml:space="preserve"> PAGEREF _Toc222226173 \h </w:instrText>
+          <w:instrText xml:space="preserve"> PAGEREF _Toc223700743 \h </w:instrText>
         </w:r>
         <w:r>
           <w:rPr>
@@ -5206,10 +5564,10 @@
         <w:rPr>
           <w:rFonts w:asciiTheme="minorHAnsi" w:eastAsiaTheme="minorEastAsia" w:hAnsiTheme="minorHAnsi" w:cstheme="minorBidi"/>
           <w:noProof/>
-          <w:lang w:eastAsia="en-GB"/>
-        </w:rPr>
-      </w:pPr>
-      <w:hyperlink w:anchor="_Toc222226174" w:history="1">
+          <w:lang w:val="en-VN"/>
+        </w:rPr>
+      </w:pPr>
+      <w:hyperlink w:anchor="_Toc223700744" w:history="1">
         <w:r>
           <w:rPr>
             <w:rStyle w:val="Hyperlink"/>
@@ -5236,7 +5594,7 @@
             <w:noProof/>
             <w:webHidden/>
           </w:rPr>
-          <w:instrText xml:space="preserve"> PAGEREF _Toc222226174 \h </w:instrText>
+          <w:instrText xml:space="preserve"> PAGEREF _Toc223700744 \h </w:instrText>
         </w:r>
         <w:r>
           <w:rPr>
@@ -5276,10 +5634,10 @@
         <w:rPr>
           <w:rFonts w:asciiTheme="minorHAnsi" w:eastAsiaTheme="minorEastAsia" w:hAnsiTheme="minorHAnsi" w:cstheme="minorBidi"/>
           <w:noProof/>
-          <w:lang w:eastAsia="en-GB"/>
-        </w:rPr>
-      </w:pPr>
-      <w:hyperlink w:anchor="_Toc222226175" w:history="1">
+          <w:lang w:val="en-VN"/>
+        </w:rPr>
+      </w:pPr>
+      <w:hyperlink w:anchor="_Toc223700745" w:history="1">
         <w:r>
           <w:rPr>
             <w:rStyle w:val="Hyperlink"/>
@@ -5306,7 +5664,7 @@
             <w:noProof/>
             <w:webHidden/>
           </w:rPr>
-          <w:instrText xml:space="preserve"> PAGEREF _Toc222226175 \h </w:instrText>
+          <w:instrText xml:space="preserve"> PAGEREF _Toc223700745 \h </w:instrText>
         </w:r>
         <w:r>
           <w:rPr>
@@ -5346,10 +5704,10 @@
         <w:rPr>
           <w:rFonts w:asciiTheme="minorHAnsi" w:eastAsiaTheme="minorEastAsia" w:hAnsiTheme="minorHAnsi" w:cstheme="minorBidi"/>
           <w:noProof/>
-          <w:lang w:eastAsia="en-GB"/>
-        </w:rPr>
-      </w:pPr>
-      <w:hyperlink w:anchor="_Toc222226176" w:history="1">
+          <w:lang w:val="en-VN"/>
+        </w:rPr>
+      </w:pPr>
+      <w:hyperlink w:anchor="_Toc223700746" w:history="1">
         <w:r>
           <w:rPr>
             <w:rStyle w:val="Hyperlink"/>
@@ -5376,7 +5734,7 @@
             <w:noProof/>
             <w:webHidden/>
           </w:rPr>
-          <w:instrText xml:space="preserve"> PAGEREF _Toc222226176 \h </w:instrText>
+          <w:instrText xml:space="preserve"> PAGEREF _Toc223700746 \h </w:instrText>
         </w:r>
         <w:r>
           <w:rPr>
@@ -5416,10 +5774,10 @@
         <w:rPr>
           <w:rFonts w:asciiTheme="minorHAnsi" w:eastAsiaTheme="minorEastAsia" w:hAnsiTheme="minorHAnsi" w:cstheme="minorBidi"/>
           <w:noProof/>
-          <w:lang w:eastAsia="en-GB"/>
-        </w:rPr>
-      </w:pPr>
-      <w:hyperlink w:anchor="_Toc222226177" w:history="1">
+          <w:lang w:val="en-VN"/>
+        </w:rPr>
+      </w:pPr>
+      <w:hyperlink w:anchor="_Toc223700747" w:history="1">
         <w:r>
           <w:rPr>
             <w:rStyle w:val="Hyperlink"/>
@@ -5446,7 +5804,7 @@
             <w:noProof/>
             <w:webHidden/>
           </w:rPr>
-          <w:instrText xml:space="preserve"> PAGEREF _Toc222226177 \h </w:instrText>
+          <w:instrText xml:space="preserve"> PAGEREF _Toc223700747 \h </w:instrText>
         </w:r>
         <w:r>
           <w:rPr>
@@ -5467,6 +5825,84 @@
             <w:webHidden/>
           </w:rPr>
           <w:t>17</w:t>
+        </w:r>
+        <w:r>
+          <w:rPr>
+            <w:noProof/>
+            <w:webHidden/>
+          </w:rPr>
+          <w:fldChar w:fldCharType="end"/>
+        </w:r>
+      </w:hyperlink>
+    </w:p>
+    <w:p>
+      <w:pPr>
+        <w:pStyle w:val="TableofFigures"/>
+        <w:tabs>
+          <w:tab w:val="right" w:leader="dot" w:pos="8210"/>
+        </w:tabs>
+        <w:rPr>
+          <w:rFonts w:asciiTheme="minorHAnsi" w:eastAsiaTheme="minorEastAsia" w:hAnsiTheme="minorHAnsi" w:cstheme="minorBidi"/>
+          <w:noProof/>
+          <w:lang w:val="en-VN"/>
+        </w:rPr>
+      </w:pPr>
+      <w:hyperlink w:anchor="_Toc223700748" w:history="1">
+        <w:r>
+          <w:rPr>
+            <w:rStyle w:val="Hyperlink"/>
+            <w:noProof/>
+          </w:rPr>
+          <w:t>Figure 4.3.1.1</w:t>
+        </w:r>
+        <w:r>
+          <w:rPr>
+            <w:rStyle w:val="Hyperlink"/>
+            <w:noProof/>
+            <w:lang w:val="vi-VN"/>
+          </w:rPr>
+          <w:t xml:space="preserve"> TCT visual search performance on COCO-Search18 benchmark dataset</w:t>
+        </w:r>
+        <w:r>
+          <w:rPr>
+            <w:noProof/>
+            <w:webHidden/>
+          </w:rPr>
+          <w:tab/>
+        </w:r>
+        <w:r>
+          <w:rPr>
+            <w:noProof/>
+            <w:webHidden/>
+          </w:rPr>
+          <w:fldChar w:fldCharType="begin"/>
+        </w:r>
+        <w:r>
+          <w:rPr>
+            <w:noProof/>
+            <w:webHidden/>
+          </w:rPr>
+          <w:instrText xml:space="preserve"> PAGEREF _Toc223700748 \h </w:instrText>
+        </w:r>
+        <w:r>
+          <w:rPr>
+            <w:noProof/>
+            <w:webHidden/>
+          </w:rPr>
+        </w:r>
+        <w:r>
+          <w:rPr>
+            <w:noProof/>
+            <w:webHidden/>
+          </w:rPr>
+          <w:fldChar w:fldCharType="separate"/>
+        </w:r>
+        <w:r>
+          <w:rPr>
+            <w:noProof/>
+            <w:webHidden/>
+          </w:rPr>
+          <w:t>20</w:t>
         </w:r>
         <w:r>
           <w:rPr>
@@ -5536,7 +5972,7 @@
         </w:rPr>
         <w:br/>
       </w:r>
-      <w:bookmarkStart w:id="9" w:name="_Toc222008206"/>
+      <w:bookmarkStart w:id="9" w:name="_Toc223700704"/>
       <w:r>
         <w:rPr>
           <w:lang w:val="en-US"/>
@@ -7037,7 +7473,7 @@
         </w:rPr>
         <w:br/>
       </w:r>
-      <w:bookmarkStart w:id="10" w:name="_Toc222008207"/>
+      <w:bookmarkStart w:id="10" w:name="_Toc223700705"/>
       <w:r>
         <w:rPr>
           <w:lang w:val="en-US"/>
@@ -7064,7 +7500,7 @@
       <w:pPr>
         <w:pStyle w:val="Heading2"/>
       </w:pPr>
-      <w:bookmarkStart w:id="11" w:name="_Toc222008208"/>
+      <w:bookmarkStart w:id="11" w:name="_Toc223700706"/>
       <w:r>
         <w:t>Cognitive visual search theory</w:t>
       </w:r>
@@ -7074,7 +7510,7 @@
       <w:pPr>
         <w:pStyle w:val="Heading3"/>
       </w:pPr>
-      <w:bookmarkStart w:id="12" w:name="_Toc222008209"/>
+      <w:bookmarkStart w:id="12" w:name="_Toc223700707"/>
       <w:r>
         <w:t>Feature-Integration Theory</w:t>
       </w:r>
@@ -7411,7 +7847,7 @@
       <w:pPr>
         <w:pStyle w:val="Heading3"/>
       </w:pPr>
-      <w:bookmarkStart w:id="13" w:name="_Toc222008210"/>
+      <w:bookmarkStart w:id="13" w:name="_Toc223700708"/>
       <w:r>
         <w:t>Inhibition of Return (IOR)</w:t>
       </w:r>
@@ -8051,7 +8487,7 @@
       <w:pPr>
         <w:pStyle w:val="Heading3"/>
       </w:pPr>
-      <w:bookmarkStart w:id="14" w:name="_Toc222008211"/>
+      <w:bookmarkStart w:id="14" w:name="_Toc223700709"/>
       <w:r>
         <w:t xml:space="preserve">Bottom-up and </w:t>
       </w:r>
@@ -8293,7 +8729,7 @@
       <w:bookmarkStart w:id="15" w:name="_Ref219943305"/>
       <w:bookmarkStart w:id="16" w:name="_Ref219943270"/>
       <w:bookmarkStart w:id="17" w:name="_Ref219943272"/>
-      <w:bookmarkStart w:id="18" w:name="_Toc222226167"/>
+      <w:bookmarkStart w:id="18" w:name="_Toc223700737"/>
       <w:r>
         <w:rPr>
           <w:sz w:val="24"/>
@@ -8419,7 +8855,7 @@
       <w:pPr>
         <w:pStyle w:val="Heading3"/>
       </w:pPr>
-      <w:bookmarkStart w:id="19" w:name="_Toc222008212"/>
+      <w:bookmarkStart w:id="19" w:name="_Toc223700710"/>
       <w:r>
         <w:t>Context Influence in Visual Search</w:t>
       </w:r>
@@ -8573,7 +9009,7 @@
       <w:pPr>
         <w:pStyle w:val="Heading3"/>
       </w:pPr>
-      <w:bookmarkStart w:id="20" w:name="_Toc222008213"/>
+      <w:bookmarkStart w:id="20" w:name="_Toc223700711"/>
       <w:r>
         <w:t>An updated mental model Guide</w:t>
       </w:r>
@@ -9025,7 +9461,7 @@
         </w:rPr>
       </w:pPr>
       <w:bookmarkStart w:id="22" w:name="_Ref220274706"/>
-      <w:bookmarkStart w:id="23" w:name="_Toc222226168"/>
+      <w:bookmarkStart w:id="23" w:name="_Toc223700738"/>
       <w:r>
         <w:rPr>
           <w:sz w:val="24"/>
@@ -9147,7 +9583,7 @@
       <w:pPr>
         <w:pStyle w:val="Heading2"/>
       </w:pPr>
-      <w:bookmarkStart w:id="24" w:name="_Toc222008214"/>
+      <w:bookmarkStart w:id="24" w:name="_Toc223700712"/>
       <w:r>
         <w:t>Computational Visual Search Model</w:t>
       </w:r>
@@ -9157,7 +9593,7 @@
       <w:pPr>
         <w:pStyle w:val="Heading3"/>
       </w:pPr>
-      <w:bookmarkStart w:id="25" w:name="_Toc222008215"/>
+      <w:bookmarkStart w:id="25" w:name="_Toc223700713"/>
       <w:r>
         <w:lastRenderedPageBreak/>
         <w:t xml:space="preserve">Invariant Visual Search Network </w:t>
@@ -9622,7 +10058,7 @@
         </w:rPr>
       </w:pPr>
       <w:bookmarkStart w:id="26" w:name="_Ref220327011"/>
-      <w:bookmarkStart w:id="27" w:name="_Toc222226169"/>
+      <w:bookmarkStart w:id="27" w:name="_Toc223700739"/>
       <w:r>
         <w:rPr>
           <w:sz w:val="24"/>
@@ -10695,7 +11131,7 @@
         </w:rPr>
       </w:pPr>
       <w:bookmarkStart w:id="28" w:name="_Ref220326769"/>
-      <w:bookmarkStart w:id="29" w:name="_Toc222226170"/>
+      <w:bookmarkStart w:id="29" w:name="_Toc223700740"/>
       <w:r>
         <w:rPr>
           <w:sz w:val="24"/>
@@ -11971,7 +12407,7 @@
         </w:rPr>
         <w:br/>
       </w:r>
-      <w:bookmarkStart w:id="30" w:name="_Toc222008216"/>
+      <w:bookmarkStart w:id="30" w:name="_Toc223700714"/>
       <w:r>
         <w:rPr>
           <w:lang w:val="en-US"/>
@@ -12010,7 +12446,7 @@
       <w:pPr>
         <w:pStyle w:val="Heading2"/>
       </w:pPr>
-      <w:bookmarkStart w:id="31" w:name="_Toc222008217"/>
+      <w:bookmarkStart w:id="31" w:name="_Toc223700715"/>
       <w:r>
         <w:t>Problem statement</w:t>
       </w:r>
@@ -12175,7 +12611,7 @@
       <w:pPr>
         <w:pStyle w:val="Heading2"/>
       </w:pPr>
-      <w:bookmarkStart w:id="32" w:name="_Toc222008218"/>
+      <w:bookmarkStart w:id="32" w:name="_Toc223700716"/>
       <w:r>
         <w:t>Vision Transformer (</w:t>
       </w:r>
@@ -12383,7 +12819,7 @@
       <w:pPr>
         <w:pStyle w:val="Heading3"/>
       </w:pPr>
-      <w:bookmarkStart w:id="33" w:name="_Toc222008219"/>
+      <w:bookmarkStart w:id="33" w:name="_Toc223700717"/>
       <w:r>
         <w:t xml:space="preserve">Modified </w:t>
       </w:r>
@@ -13682,6 +14118,7 @@
             </m:ctrlPr>
           </m:dPr>
           <m:e>
+            <w:proofErr w:type="spellStart"/>
             <m:r>
               <m:rPr>
                 <m:nor/>
@@ -13692,6 +14129,7 @@
               </w:rPr>
               <m:t>target_sequence_len</m:t>
             </m:r>
+            <w:proofErr w:type="spellEnd"/>
             <m:r>
               <w:rPr>
                 <w:rFonts w:ascii="Cambria Math" w:eastAsiaTheme="minorEastAsia" w:hAnsi="Cambria Math"/>
@@ -13936,7 +14374,7 @@
         </w:rPr>
       </w:pPr>
       <w:bookmarkStart w:id="34" w:name="_Ref221629596"/>
-      <w:bookmarkStart w:id="35" w:name="_Toc222226171"/>
+      <w:bookmarkStart w:id="35" w:name="_Toc223700741"/>
       <w:r>
         <w:rPr>
           <w:sz w:val="24"/>
@@ -14213,7 +14651,7 @@
           <w:lang w:val="en-US"/>
         </w:rPr>
       </w:pPr>
-      <w:bookmarkStart w:id="36" w:name="_Toc222226172"/>
+      <w:bookmarkStart w:id="36" w:name="_Toc223700742"/>
       <w:r>
         <w:rPr>
           <w:sz w:val="24"/>
@@ -14320,7 +14758,7 @@
       <w:pPr>
         <w:pStyle w:val="Heading2"/>
       </w:pPr>
-      <w:bookmarkStart w:id="37" w:name="_Toc222008220"/>
+      <w:bookmarkStart w:id="37" w:name="_Toc223700718"/>
       <w:r>
         <w:t xml:space="preserve">Context-aware Recognition Transformer Network </w:t>
       </w:r>
@@ -14597,7 +15035,7 @@
         </w:rPr>
       </w:pPr>
       <w:bookmarkStart w:id="38" w:name="_Ref220343920"/>
-      <w:bookmarkStart w:id="39" w:name="_Toc222226173"/>
+      <w:bookmarkStart w:id="39" w:name="_Toc223700743"/>
       <w:r>
         <w:rPr>
           <w:sz w:val="24"/>
@@ -14737,7 +15175,7 @@
       <w:pPr>
         <w:pStyle w:val="Heading3"/>
       </w:pPr>
-      <w:bookmarkStart w:id="40" w:name="_Toc222008221"/>
+      <w:bookmarkStart w:id="40" w:name="_Toc223700719"/>
       <w:r>
         <w:t xml:space="preserve">Modified </w:t>
       </w:r>
@@ -15436,7 +15874,7 @@
           <w:lang w:val="en-US"/>
         </w:rPr>
       </w:pPr>
-      <w:bookmarkStart w:id="41" w:name="_Toc222226174"/>
+      <w:bookmarkStart w:id="41" w:name="_Toc223700744"/>
       <w:r>
         <w:rPr>
           <w:sz w:val="24"/>
@@ -15582,7 +16020,7 @@
       <w:pPr>
         <w:pStyle w:val="Heading3"/>
       </w:pPr>
-      <w:bookmarkStart w:id="42" w:name="_Toc222008222"/>
+      <w:bookmarkStart w:id="42" w:name="_Toc223700720"/>
       <w:r>
         <w:t xml:space="preserve">Modified </w:t>
       </w:r>
@@ -15614,7 +16052,7 @@
         <w:rPr>
           <w:lang w:val="en-US"/>
         </w:rPr>
-        <w:t xml:space="preserve">One of the </w:t>
+        <w:t xml:space="preserve">One </w:t>
       </w:r>
       <w:r>
         <w:rPr>
@@ -15632,7 +16070,7 @@
         <w:rPr>
           <w:lang w:val="en-US"/>
         </w:rPr>
-        <w:t>solutions is to remove the value added to the target token, so we will not need to provide the bounding box coordinates.</w:t>
+        <w:t>solution is to remove the value added to the target token, so we will not need to provide the bounding box coordinates.</w:t>
       </w:r>
     </w:p>
     <w:p>
@@ -15700,7 +16138,7 @@
           <w:lang w:val="en-US"/>
         </w:rPr>
       </w:pPr>
-      <w:bookmarkStart w:id="43" w:name="_Toc222226175"/>
+      <w:bookmarkStart w:id="43" w:name="_Toc223700745"/>
       <w:r>
         <w:rPr>
           <w:sz w:val="24"/>
@@ -15840,7 +16278,7 @@
           <w:lang w:val="vi-VN"/>
         </w:rPr>
       </w:pPr>
-      <w:bookmarkStart w:id="44" w:name="_Toc222008223"/>
+      <w:bookmarkStart w:id="44" w:name="_Toc223700721"/>
       <w:r>
         <w:t xml:space="preserve">Modified </w:t>
       </w:r>
@@ -16083,7 +16521,7 @@
           <w:lang w:val="en-US"/>
         </w:rPr>
       </w:pPr>
-      <w:bookmarkStart w:id="45" w:name="_Toc222226176"/>
+      <w:bookmarkStart w:id="45" w:name="_Toc223700746"/>
       <w:r>
         <w:rPr>
           <w:sz w:val="24"/>
@@ -16199,7 +16637,7 @@
       <w:pPr>
         <w:pStyle w:val="Heading2"/>
       </w:pPr>
-      <w:bookmarkStart w:id="46" w:name="_Toc222008224"/>
+      <w:bookmarkStart w:id="46" w:name="_Toc223700722"/>
       <w:r>
         <w:lastRenderedPageBreak/>
         <w:t>Target-Context Transformer</w:t>
@@ -16390,7 +16828,7 @@
           <w:lang w:val="en-US"/>
         </w:rPr>
       </w:pPr>
-      <w:bookmarkStart w:id="47" w:name="_Toc222226177"/>
+      <w:bookmarkStart w:id="47" w:name="_Toc223700747"/>
       <w:r>
         <w:rPr>
           <w:sz w:val="24"/>
@@ -16567,9 +17005,6 @@
           <w:ilvl w:val="0"/>
           <w:numId w:val="7"/>
         </w:numPr>
-        <w:rPr>
-          <w:lang w:val="en-US"/>
-        </w:rPr>
       </w:pPr>
       <w:bookmarkStart w:id="48" w:name="OLE_LINK2"/>
       <w:r>
@@ -16587,29 +17022,87 @@
       </w:r>
       <w:bookmarkStart w:id="49" w:name="_Ref220350598"/>
       <w:bookmarkStart w:id="50" w:name="_Ref220350615"/>
-      <w:bookmarkStart w:id="51" w:name="_Toc222008225"/>
+      <w:bookmarkStart w:id="51" w:name="_Toc223700723"/>
       <w:r>
         <w:rPr>
           <w:lang w:val="en-US"/>
         </w:rPr>
         <w:t>Experiments</w:t>
       </w:r>
+      <w:bookmarkEnd w:id="48"/>
       <w:bookmarkEnd w:id="49"/>
       <w:bookmarkEnd w:id="50"/>
       <w:bookmarkEnd w:id="51"/>
     </w:p>
-    <w:bookmarkEnd w:id="48"/>
-    <w:p>
-      <w:pPr>
-        <w:rPr>
-          <w:lang w:val="en-US"/>
-        </w:rPr>
-      </w:pPr>
-    </w:p>
-    <w:p>
-      <w:pPr>
-        <w:rPr>
-          <w:lang w:val="en-US"/>
+    <w:p>
+      <w:pPr>
+        <w:rPr>
+          <w:lang w:val="vi-VN"/>
+        </w:rPr>
+      </w:pPr>
+    </w:p>
+    <w:p>
+      <w:pPr>
+        <w:rPr>
+          <w:lang w:val="vi-VN"/>
+        </w:rPr>
+      </w:pPr>
+    </w:p>
+    <w:p>
+      <w:pPr>
+        <w:spacing w:line="360" w:lineRule="auto"/>
+        <w:jc w:val="both"/>
+        <w:rPr>
+          <w:lang w:val="vi-VN"/>
+        </w:rPr>
+      </w:pPr>
+      <w:r>
+        <w:rPr>
+          <w:lang w:val="vi-VN"/>
+        </w:rPr>
+        <w:t xml:space="preserve">In </w:t>
+      </w:r>
+      <w:r>
+        <w:rPr>
+          <w:lang w:val="vi-VN"/>
+        </w:rPr>
+        <w:t>the experiments listed below</w:t>
+      </w:r>
+      <w:r>
+        <w:rPr>
+          <w:lang w:val="vi-VN"/>
+        </w:rPr>
+        <w:t>, we consider two CRT model architectures: one that takes a bounding box as input to guide the PE</w:t>
+      </w:r>
+      <w:r>
+        <w:rPr>
+          <w:lang w:val="vi-VN"/>
+        </w:rPr>
+        <w:t>;</w:t>
+      </w:r>
+      <w:r>
+        <w:rPr>
+          <w:lang w:val="vi-VN"/>
+        </w:rPr>
+        <w:t xml:space="preserve"> and one that learn to guide the PE attention for the target token via the attention mechanism</w:t>
+      </w:r>
+      <w:r>
+        <w:rPr>
+          <w:lang w:val="vi-VN"/>
+        </w:rPr>
+        <w:t xml:space="preserve"> due to timing constraints and resource limitations</w:t>
+      </w:r>
+      <w:r>
+        <w:rPr>
+          <w:lang w:val="vi-VN"/>
+        </w:rPr>
+        <w:t>.</w:t>
+      </w:r>
+    </w:p>
+    <w:p>
+      <w:pPr>
+        <w:rPr>
+          <w:lang w:val="vi-VN"/>
         </w:rPr>
       </w:pPr>
     </w:p>
@@ -16617,8 +17110,8 @@
       <w:pPr>
         <w:pStyle w:val="Heading2"/>
       </w:pPr>
-      <w:bookmarkStart w:id="52" w:name="_Toc222008226"/>
-      <w:bookmarkStart w:id="53" w:name="_Hlk220285521"/>
+      <w:bookmarkStart w:id="52" w:name="_Hlk220285521"/>
+      <w:bookmarkStart w:id="53" w:name="_Toc223700724"/>
       <w:r>
         <w:t xml:space="preserve">Data Augmentation for training </w:t>
       </w:r>
@@ -16626,10 +17119,10 @@
       <w:r>
         <w:t>CRTNet</w:t>
       </w:r>
-      <w:bookmarkEnd w:id="52"/>
+      <w:bookmarkEnd w:id="53"/>
       <w:proofErr w:type="spellEnd"/>
     </w:p>
-    <w:bookmarkEnd w:id="53"/>
+    <w:bookmarkEnd w:id="52"/>
     <w:p>
       <w:pPr>
         <w:spacing w:line="360" w:lineRule="auto"/>
@@ -17088,7 +17581,7 @@
       <w:pPr>
         <w:pStyle w:val="Heading2"/>
       </w:pPr>
-      <w:bookmarkStart w:id="54" w:name="_Toc222008227"/>
+      <w:bookmarkStart w:id="54" w:name="_Toc223700725"/>
       <w:r>
         <w:t xml:space="preserve">Testing </w:t>
       </w:r>
@@ -17120,7 +17613,14 @@
         <w:rPr>
           <w:lang w:val="en-US"/>
         </w:rPr>
+        <w:lastRenderedPageBreak/>
         <w:t>The CRT model is tested on the test dataset using the (3)(C) (No Context, No Target) combination to assess the performance.</w:t>
+      </w:r>
+      <w:r>
+        <w:rPr>
+          <w:lang w:val="vi-VN"/>
+        </w:rPr>
+        <w:t xml:space="preserve"> </w:t>
       </w:r>
     </w:p>
     <w:p>
@@ -17136,6 +17636,7 @@
       <w:pPr>
         <w:pStyle w:val="Heading3"/>
       </w:pPr>
+      <w:bookmarkStart w:id="55" w:name="_Toc223700726"/>
       <w:r>
         <w:t xml:space="preserve">Modified </w:t>
       </w:r>
@@ -17147,6 +17648,7 @@
       <w:r>
         <w:t xml:space="preserve"> with bounding box coordination as an input for positional encoding selection for the target</w:t>
       </w:r>
+      <w:bookmarkEnd w:id="55"/>
     </w:p>
     <w:p>
       <w:pPr>
@@ -17160,7 +17662,6 @@
         <w:rPr>
           <w:lang w:val="vi-VN"/>
         </w:rPr>
-        <w:lastRenderedPageBreak/>
         <w:t>The model’s attention output behaves differently in training phases. The testing phase in the early training stage reveals that the attention mechanism from the last decoder layers contributes to the recognition task, and attention produced by previous layers tends to be distributed uniformly. In the later training epochs, the performance of the model in the testing phase keeps increasing, and the attention map in all the layers is approaching a uniform distribution, which could imply that preserving the original context tends to improve the recognition performance when training with the lack of target information (target image is blacked out), the recognition prediction is entirely based on the context information. However, the CRTNet task in this paper is to act as an advisor</w:t>
       </w:r>
       <w:r>
@@ -17185,44 +17686,586 @@
         </w:rPr>
       </w:pPr>
     </w:p>
+    <w:tbl>
+      <w:tblPr>
+        <w:tblStyle w:val="TableGrid"/>
+        <w:tblW w:w="0" w:type="auto"/>
+        <w:jc w:val="center"/>
+        <w:tblLook w:val="04A0" w:firstRow="1" w:lastRow="0" w:firstColumn="1" w:lastColumn="0" w:noHBand="0" w:noVBand="1"/>
+      </w:tblPr>
+      <w:tblGrid>
+        <w:gridCol w:w="2301"/>
+        <w:gridCol w:w="2301"/>
+      </w:tblGrid>
+      <w:tr>
+        <w:trPr>
+          <w:trHeight w:val="353"/>
+          <w:jc w:val="center"/>
+        </w:trPr>
+        <w:tc>
+          <w:tcPr>
+            <w:tcW w:w="2301" w:type="dxa"/>
+            <w:tcBorders>
+              <w:top w:val="double" w:sz="4" w:space="0" w:color="auto"/>
+              <w:left w:val="nil"/>
+              <w:bottom w:val="double" w:sz="4" w:space="0" w:color="auto"/>
+              <w:right w:val="nil"/>
+            </w:tcBorders>
+          </w:tcPr>
+          <w:p>
+            <w:pPr>
+              <w:spacing w:line="360" w:lineRule="auto"/>
+              <w:jc w:val="center"/>
+              <w:rPr>
+                <w:b/>
+                <w:bCs/>
+                <w:lang w:val="vi-VN"/>
+              </w:rPr>
+            </w:pPr>
+            <w:r>
+              <w:rPr>
+                <w:b/>
+                <w:bCs/>
+                <w:lang w:val="vi-VN"/>
+              </w:rPr>
+              <w:t>Epoch</w:t>
+            </w:r>
+          </w:p>
+        </w:tc>
+        <w:tc>
+          <w:tcPr>
+            <w:tcW w:w="2301" w:type="dxa"/>
+            <w:tcBorders>
+              <w:top w:val="double" w:sz="4" w:space="0" w:color="auto"/>
+              <w:left w:val="nil"/>
+              <w:bottom w:val="double" w:sz="4" w:space="0" w:color="auto"/>
+              <w:right w:val="nil"/>
+            </w:tcBorders>
+          </w:tcPr>
+          <w:p>
+            <w:pPr>
+              <w:spacing w:line="360" w:lineRule="auto"/>
+              <w:jc w:val="center"/>
+              <w:rPr>
+                <w:b/>
+                <w:bCs/>
+                <w:lang w:val="vi-VN"/>
+              </w:rPr>
+            </w:pPr>
+            <w:r>
+              <w:rPr>
+                <w:b/>
+                <w:bCs/>
+                <w:lang w:val="vi-VN"/>
+              </w:rPr>
+              <w:t xml:space="preserve">Test </w:t>
+            </w:r>
+            <w:r>
+              <w:rPr>
+                <w:b/>
+                <w:bCs/>
+                <w:lang w:val="vi-VN"/>
+              </w:rPr>
+              <w:t>Accuracy</w:t>
+            </w:r>
+          </w:p>
+        </w:tc>
+      </w:tr>
+      <w:tr>
+        <w:trPr>
+          <w:trHeight w:val="353"/>
+          <w:jc w:val="center"/>
+        </w:trPr>
+        <w:tc>
+          <w:tcPr>
+            <w:tcW w:w="2301" w:type="dxa"/>
+            <w:tcBorders>
+              <w:top w:val="double" w:sz="4" w:space="0" w:color="auto"/>
+              <w:left w:val="nil"/>
+              <w:bottom w:val="single" w:sz="4" w:space="0" w:color="auto"/>
+              <w:right w:val="nil"/>
+            </w:tcBorders>
+            <w:vAlign w:val="center"/>
+          </w:tcPr>
+          <w:p>
+            <w:pPr>
+              <w:spacing w:line="360" w:lineRule="auto"/>
+              <w:jc w:val="center"/>
+              <w:rPr>
+                <w:lang w:val="vi-VN"/>
+              </w:rPr>
+            </w:pPr>
+            <w:r>
+              <w:rPr>
+                <w:lang w:val="vi-VN"/>
+              </w:rPr>
+              <w:t>7</w:t>
+            </w:r>
+          </w:p>
+        </w:tc>
+        <w:tc>
+          <w:tcPr>
+            <w:tcW w:w="2301" w:type="dxa"/>
+            <w:tcBorders>
+              <w:top w:val="double" w:sz="4" w:space="0" w:color="auto"/>
+              <w:left w:val="nil"/>
+              <w:bottom w:val="single" w:sz="4" w:space="0" w:color="auto"/>
+              <w:right w:val="nil"/>
+            </w:tcBorders>
+            <w:vAlign w:val="center"/>
+          </w:tcPr>
+          <w:p>
+            <w:pPr>
+              <w:spacing w:line="360" w:lineRule="auto"/>
+              <w:jc w:val="center"/>
+              <w:rPr>
+                <w:lang w:val="vi-VN"/>
+              </w:rPr>
+            </w:pPr>
+            <w:r>
+              <w:rPr>
+                <w:lang w:val="vi-VN"/>
+              </w:rPr>
+              <w:t>70.38%</w:t>
+            </w:r>
+          </w:p>
+        </w:tc>
+      </w:tr>
+      <w:tr>
+        <w:trPr>
+          <w:trHeight w:val="353"/>
+          <w:jc w:val="center"/>
+        </w:trPr>
+        <w:tc>
+          <w:tcPr>
+            <w:tcW w:w="2301" w:type="dxa"/>
+            <w:tcBorders>
+              <w:left w:val="nil"/>
+              <w:bottom w:val="single" w:sz="4" w:space="0" w:color="auto"/>
+              <w:right w:val="nil"/>
+            </w:tcBorders>
+            <w:vAlign w:val="center"/>
+          </w:tcPr>
+          <w:p>
+            <w:pPr>
+              <w:spacing w:line="360" w:lineRule="auto"/>
+              <w:jc w:val="center"/>
+              <w:rPr>
+                <w:lang w:val="vi-VN"/>
+              </w:rPr>
+            </w:pPr>
+            <w:r>
+              <w:rPr>
+                <w:lang w:val="vi-VN"/>
+              </w:rPr>
+              <w:t>180</w:t>
+            </w:r>
+          </w:p>
+        </w:tc>
+        <w:tc>
+          <w:tcPr>
+            <w:tcW w:w="2301" w:type="dxa"/>
+            <w:tcBorders>
+              <w:left w:val="nil"/>
+              <w:bottom w:val="single" w:sz="4" w:space="0" w:color="auto"/>
+              <w:right w:val="nil"/>
+            </w:tcBorders>
+            <w:vAlign w:val="center"/>
+          </w:tcPr>
+          <w:p>
+            <w:pPr>
+              <w:spacing w:line="360" w:lineRule="auto"/>
+              <w:jc w:val="center"/>
+              <w:rPr>
+                <w:lang w:val="vi-VN"/>
+              </w:rPr>
+            </w:pPr>
+            <w:r>
+              <w:rPr>
+                <w:lang w:val="vi-VN"/>
+              </w:rPr>
+              <w:t>83.24%</w:t>
+            </w:r>
+          </w:p>
+        </w:tc>
+      </w:tr>
+    </w:tbl>
+    <w:p>
+      <w:pPr>
+        <w:pStyle w:val="Caption"/>
+        <w:rPr>
+          <w:lang w:val="vi-VN"/>
+        </w:rPr>
+      </w:pPr>
+    </w:p>
+    <w:p>
+      <w:pPr>
+        <w:pStyle w:val="Caption"/>
+        <w:jc w:val="center"/>
+        <w:rPr>
+          <w:sz w:val="24"/>
+          <w:szCs w:val="24"/>
+          <w:lang w:val="vi-VN"/>
+        </w:rPr>
+      </w:pPr>
+      <w:r>
+        <w:rPr>
+          <w:sz w:val="24"/>
+          <w:szCs w:val="24"/>
+        </w:rPr>
+        <w:t xml:space="preserve">Table </w:t>
+      </w:r>
+      <w:r>
+        <w:rPr>
+          <w:sz w:val="24"/>
+          <w:szCs w:val="24"/>
+        </w:rPr>
+        <w:fldChar w:fldCharType="begin"/>
+      </w:r>
+      <w:r>
+        <w:rPr>
+          <w:sz w:val="24"/>
+          <w:szCs w:val="24"/>
+        </w:rPr>
+        <w:instrText xml:space="preserve"> STYLEREF 3 \s </w:instrText>
+      </w:r>
+      <w:r>
+        <w:rPr>
+          <w:sz w:val="24"/>
+          <w:szCs w:val="24"/>
+        </w:rPr>
+        <w:fldChar w:fldCharType="separate"/>
+      </w:r>
+      <w:r>
+        <w:rPr>
+          <w:noProof/>
+          <w:sz w:val="24"/>
+          <w:szCs w:val="24"/>
+        </w:rPr>
+        <w:t>4.2.1</w:t>
+      </w:r>
+      <w:r>
+        <w:rPr>
+          <w:sz w:val="24"/>
+          <w:szCs w:val="24"/>
+        </w:rPr>
+        <w:fldChar w:fldCharType="end"/>
+      </w:r>
+      <w:r>
+        <w:rPr>
+          <w:sz w:val="24"/>
+          <w:szCs w:val="24"/>
+        </w:rPr>
+        <w:t>.</w:t>
+      </w:r>
+      <w:r>
+        <w:rPr>
+          <w:sz w:val="24"/>
+          <w:szCs w:val="24"/>
+        </w:rPr>
+        <w:fldChar w:fldCharType="begin"/>
+      </w:r>
+      <w:r>
+        <w:rPr>
+          <w:sz w:val="24"/>
+          <w:szCs w:val="24"/>
+        </w:rPr>
+        <w:instrText xml:space="preserve"> SEQ Table \* ARABIC \s 3 </w:instrText>
+      </w:r>
+      <w:r>
+        <w:rPr>
+          <w:sz w:val="24"/>
+          <w:szCs w:val="24"/>
+        </w:rPr>
+        <w:fldChar w:fldCharType="separate"/>
+      </w:r>
+      <w:r>
+        <w:rPr>
+          <w:noProof/>
+          <w:sz w:val="24"/>
+          <w:szCs w:val="24"/>
+        </w:rPr>
+        <w:t>1</w:t>
+      </w:r>
+      <w:r>
+        <w:rPr>
+          <w:sz w:val="24"/>
+          <w:szCs w:val="24"/>
+        </w:rPr>
+        <w:fldChar w:fldCharType="end"/>
+      </w:r>
+      <w:r>
+        <w:rPr>
+          <w:sz w:val="24"/>
+          <w:szCs w:val="24"/>
+          <w:lang w:val="vi-VN"/>
+        </w:rPr>
+        <w:t xml:space="preserve"> Test performance of the CRT with bbox as an input in the early epoch and the later epoch</w:t>
+      </w:r>
+    </w:p>
+    <w:p>
+      <w:pPr>
+        <w:spacing w:line="360" w:lineRule="auto"/>
+        <w:jc w:val="both"/>
+        <w:rPr>
+          <w:lang w:val="vi-VN"/>
+        </w:rPr>
+      </w:pPr>
+    </w:p>
+    <w:p>
+      <w:pPr>
+        <w:spacing w:line="360" w:lineRule="auto"/>
+        <w:jc w:val="both"/>
+        <w:rPr>
+          <w:lang w:val="vi-VN"/>
+        </w:rPr>
+      </w:pPr>
+      <w:r>
+        <w:rPr>
+          <w:lang w:val="vi-VN"/>
+        </w:rPr>
+        <w:t>[eleborate on the CRT no bbox also]</w:t>
+      </w:r>
+    </w:p>
+    <w:p>
+      <w:pPr>
+        <w:spacing w:line="360" w:lineRule="auto"/>
+        <w:jc w:val="both"/>
+        <w:rPr>
+          <w:lang w:val="vi-VN"/>
+        </w:rPr>
+      </w:pPr>
+    </w:p>
+    <w:p>
+      <w:pPr>
+        <w:spacing w:line="360" w:lineRule="auto"/>
+        <w:jc w:val="both"/>
+        <w:rPr>
+          <w:lang w:val="vi-VN"/>
+        </w:rPr>
+      </w:pPr>
+    </w:p>
     <w:p>
       <w:pPr>
         <w:pStyle w:val="Heading2"/>
       </w:pPr>
-      <w:bookmarkStart w:id="55" w:name="_Toc222008228"/>
+      <w:bookmarkStart w:id="56" w:name="_Toc223700727"/>
       <w:r>
         <w:t>TCT model visual search performance on different benchmark datasets</w:t>
       </w:r>
-      <w:bookmarkEnd w:id="55"/>
+      <w:bookmarkEnd w:id="56"/>
     </w:p>
     <w:p>
       <w:pPr>
         <w:pStyle w:val="Heading3"/>
       </w:pPr>
-      <w:bookmarkStart w:id="56" w:name="_Toc222008229"/>
+      <w:bookmarkStart w:id="57" w:name="_Toc223700728"/>
       <w:r>
         <w:t>COCO-Search18</w:t>
       </w:r>
-      <w:bookmarkEnd w:id="56"/>
-    </w:p>
-    <w:p>
-      <w:pPr>
-        <w:rPr>
-          <w:lang w:val="en-US"/>
-        </w:rPr>
-      </w:pPr>
-    </w:p>
-    <w:p>
-      <w:pPr>
-        <w:rPr>
-          <w:lang w:val="en-US"/>
-        </w:rPr>
-      </w:pPr>
-    </w:p>
-    <w:p>
-      <w:pPr>
-        <w:rPr>
-          <w:lang w:val="en-US"/>
+      <w:bookmarkEnd w:id="57"/>
+    </w:p>
+    <w:p>
+      <w:pPr>
+        <w:jc w:val="center"/>
+        <w:rPr>
+          <w:lang w:val="en-US"/>
+        </w:rPr>
+      </w:pPr>
+      <w:r>
+        <w:rPr>
+          <w:noProof/>
+        </w:rPr>
+        <w:lastRenderedPageBreak/>
+        <w:drawing>
+          <wp:inline distT="0" distB="0" distL="0" distR="0" wp14:anchorId="3656D081" wp14:editId="58CEAF90">
+            <wp:extent cx="3634105" cy="2772410"/>
+            <wp:effectExtent l="0" t="0" r="0" b="0"/>
+            <wp:docPr id="1740442216" name="Picture 2"/>
+            <wp:cNvGraphicFramePr>
+              <a:graphicFrameLocks xmlns:a="http://schemas.openxmlformats.org/drawingml/2006/main" noChangeAspect="1"/>
+            </wp:cNvGraphicFramePr>
+            <a:graphic xmlns:a="http://schemas.openxmlformats.org/drawingml/2006/main">
+              <a:graphicData uri="http://schemas.openxmlformats.org/drawingml/2006/picture">
+                <pic:pic xmlns:pic="http://schemas.openxmlformats.org/drawingml/2006/picture">
+                  <pic:nvPicPr>
+                    <pic:cNvPr id="0" name="Picture 3"/>
+                    <pic:cNvPicPr>
+                      <a:picLocks noChangeAspect="1" noChangeArrowheads="1"/>
+                    </pic:cNvPicPr>
+                  </pic:nvPicPr>
+                  <pic:blipFill>
+                    <a:blip r:embed="rId27">
+                      <a:extLst>
+                        <a:ext uri="{28A0092B-C50C-407E-A947-70E740481C1C}">
+                          <a14:useLocalDpi xmlns:a14="http://schemas.microsoft.com/office/drawing/2010/main" val="0"/>
+                        </a:ext>
+                      </a:extLst>
+                    </a:blip>
+                    <a:srcRect/>
+                    <a:stretch>
+                      <a:fillRect/>
+                    </a:stretch>
+                  </pic:blipFill>
+                  <pic:spPr bwMode="auto">
+                    <a:xfrm>
+                      <a:off x="0" y="0"/>
+                      <a:ext cx="3634105" cy="2772410"/>
+                    </a:xfrm>
+                    <a:prstGeom prst="rect">
+                      <a:avLst/>
+                    </a:prstGeom>
+                    <a:noFill/>
+                    <a:ln>
+                      <a:noFill/>
+                    </a:ln>
+                  </pic:spPr>
+                </pic:pic>
+              </a:graphicData>
+            </a:graphic>
+          </wp:inline>
+        </w:drawing>
+      </w:r>
+    </w:p>
+    <w:p>
+      <w:pPr>
+        <w:pStyle w:val="Caption"/>
+        <w:jc w:val="center"/>
+        <w:rPr>
+          <w:sz w:val="24"/>
+          <w:szCs w:val="24"/>
+          <w:lang w:val="en-US"/>
+        </w:rPr>
+      </w:pPr>
+      <w:bookmarkStart w:id="58" w:name="_Toc223700748"/>
+      <w:r>
+        <w:rPr>
+          <w:sz w:val="24"/>
+          <w:szCs w:val="24"/>
+        </w:rPr>
+        <w:t xml:space="preserve">Figure </w:t>
+      </w:r>
+      <w:r>
+        <w:rPr>
+          <w:sz w:val="24"/>
+          <w:szCs w:val="24"/>
+        </w:rPr>
+        <w:fldChar w:fldCharType="begin"/>
+      </w:r>
+      <w:r>
+        <w:rPr>
+          <w:sz w:val="24"/>
+          <w:szCs w:val="24"/>
+        </w:rPr>
+        <w:instrText xml:space="preserve"> STYLEREF 3 \s </w:instrText>
+      </w:r>
+      <w:r>
+        <w:rPr>
+          <w:sz w:val="24"/>
+          <w:szCs w:val="24"/>
+        </w:rPr>
+        <w:fldChar w:fldCharType="separate"/>
+      </w:r>
+      <w:r>
+        <w:rPr>
+          <w:noProof/>
+          <w:sz w:val="24"/>
+          <w:szCs w:val="24"/>
+        </w:rPr>
+        <w:t>4.3.1</w:t>
+      </w:r>
+      <w:r>
+        <w:rPr>
+          <w:sz w:val="24"/>
+          <w:szCs w:val="24"/>
+        </w:rPr>
+        <w:fldChar w:fldCharType="end"/>
+      </w:r>
+      <w:r>
+        <w:rPr>
+          <w:sz w:val="24"/>
+          <w:szCs w:val="24"/>
+        </w:rPr>
+        <w:t>.</w:t>
+      </w:r>
+      <w:r>
+        <w:rPr>
+          <w:sz w:val="24"/>
+          <w:szCs w:val="24"/>
+        </w:rPr>
+        <w:fldChar w:fldCharType="begin"/>
+      </w:r>
+      <w:r>
+        <w:rPr>
+          <w:sz w:val="24"/>
+          <w:szCs w:val="24"/>
+        </w:rPr>
+        <w:instrText xml:space="preserve"> SEQ Figure \* ARABIC \s 3 </w:instrText>
+      </w:r>
+      <w:r>
+        <w:rPr>
+          <w:sz w:val="24"/>
+          <w:szCs w:val="24"/>
+        </w:rPr>
+        <w:fldChar w:fldCharType="separate"/>
+      </w:r>
+      <w:r>
+        <w:rPr>
+          <w:noProof/>
+          <w:sz w:val="24"/>
+          <w:szCs w:val="24"/>
+        </w:rPr>
+        <w:t>1</w:t>
+      </w:r>
+      <w:r>
+        <w:rPr>
+          <w:sz w:val="24"/>
+          <w:szCs w:val="24"/>
+        </w:rPr>
+        <w:fldChar w:fldCharType="end"/>
+      </w:r>
+      <w:r>
+        <w:rPr>
+          <w:sz w:val="24"/>
+          <w:szCs w:val="24"/>
+          <w:lang w:val="vi-VN"/>
+        </w:rPr>
+        <w:t xml:space="preserve"> TCT visual search performance on COCO-Search18 benchmark dataset</w:t>
+      </w:r>
+      <w:bookmarkEnd w:id="58"/>
+    </w:p>
+    <w:p>
+      <w:pPr>
+        <w:rPr>
+          <w:lang w:val="vi-VN"/>
+        </w:rPr>
+      </w:pPr>
+    </w:p>
+    <w:p>
+      <w:pPr>
+        <w:rPr>
+          <w:lang w:val="vi-VN"/>
+        </w:rPr>
+      </w:pPr>
+    </w:p>
+    <w:p>
+      <w:pPr>
+        <w:rPr>
+          <w:lang w:val="vi-VN"/>
+        </w:rPr>
+      </w:pPr>
+    </w:p>
+    <w:p>
+      <w:pPr>
+        <w:rPr>
+          <w:lang w:val="vi-VN"/>
+        </w:rPr>
+      </w:pPr>
+    </w:p>
+    <w:p>
+      <w:pPr>
+        <w:rPr>
+          <w:lang w:val="vi-VN"/>
         </w:rPr>
       </w:pPr>
     </w:p>
@@ -17230,28 +18273,364 @@
       <w:pPr>
         <w:pStyle w:val="Heading3"/>
       </w:pPr>
-      <w:bookmarkStart w:id="57" w:name="_Toc222008230"/>
+      <w:bookmarkStart w:id="59" w:name="_Toc223700729"/>
       <w:r>
         <w:t>SCEGRAM</w:t>
       </w:r>
-      <w:bookmarkEnd w:id="57"/>
-    </w:p>
-    <w:p>
-      <w:pPr>
-        <w:rPr>
-          <w:lang w:val="en-US"/>
+      <w:bookmarkEnd w:id="59"/>
+    </w:p>
+    <w:p>
+      <w:pPr>
+        <w:jc w:val="center"/>
+        <w:rPr>
+          <w:lang w:val="vi-VN"/>
+        </w:rPr>
+      </w:pPr>
+      <w:r>
+        <w:rPr>
+          <w:noProof/>
+        </w:rPr>
+        <w:drawing>
+          <wp:inline distT="0" distB="0" distL="0" distR="0" wp14:anchorId="38823A0B" wp14:editId="39751320">
+            <wp:extent cx="3634105" cy="2772410"/>
+            <wp:effectExtent l="0" t="0" r="0" b="0"/>
+            <wp:docPr id="1819644986" name="Picture 4" descr="A graph of a number&#10;&#10;AI-generated content may be incorrect."/>
+            <wp:cNvGraphicFramePr>
+              <a:graphicFrameLocks xmlns:a="http://schemas.openxmlformats.org/drawingml/2006/main" noChangeAspect="1"/>
+            </wp:cNvGraphicFramePr>
+            <a:graphic xmlns:a="http://schemas.openxmlformats.org/drawingml/2006/main">
+              <a:graphicData uri="http://schemas.openxmlformats.org/drawingml/2006/picture">
+                <pic:pic xmlns:pic="http://schemas.openxmlformats.org/drawingml/2006/picture">
+                  <pic:nvPicPr>
+                    <pic:cNvPr id="1819644986" name="Picture 4" descr="A graph of a number&#10;&#10;AI-generated content may be incorrect."/>
+                    <pic:cNvPicPr>
+                      <a:picLocks noChangeAspect="1" noChangeArrowheads="1"/>
+                    </pic:cNvPicPr>
+                  </pic:nvPicPr>
+                  <pic:blipFill>
+                    <a:blip r:embed="rId28">
+                      <a:extLst>
+                        <a:ext uri="{28A0092B-C50C-407E-A947-70E740481C1C}">
+                          <a14:useLocalDpi xmlns:a14="http://schemas.microsoft.com/office/drawing/2010/main" val="0"/>
+                        </a:ext>
+                      </a:extLst>
+                    </a:blip>
+                    <a:srcRect/>
+                    <a:stretch>
+                      <a:fillRect/>
+                    </a:stretch>
+                  </pic:blipFill>
+                  <pic:spPr bwMode="auto">
+                    <a:xfrm>
+                      <a:off x="0" y="0"/>
+                      <a:ext cx="3634105" cy="2772410"/>
+                    </a:xfrm>
+                    <a:prstGeom prst="rect">
+                      <a:avLst/>
+                    </a:prstGeom>
+                    <a:noFill/>
+                    <a:ln>
+                      <a:noFill/>
+                    </a:ln>
+                  </pic:spPr>
+                </pic:pic>
+              </a:graphicData>
+            </a:graphic>
+          </wp:inline>
+        </w:drawing>
+      </w:r>
+    </w:p>
+    <w:p>
+      <w:pPr>
+        <w:pStyle w:val="Caption"/>
+        <w:jc w:val="center"/>
+        <w:rPr>
+          <w:sz w:val="24"/>
+          <w:szCs w:val="24"/>
+          <w:lang w:val="vi-VN"/>
+        </w:rPr>
+      </w:pPr>
+      <w:r>
+        <w:rPr>
+          <w:sz w:val="24"/>
+          <w:szCs w:val="24"/>
+        </w:rPr>
+        <w:t xml:space="preserve">Figure </w:t>
+      </w:r>
+      <w:r>
+        <w:rPr>
+          <w:sz w:val="24"/>
+          <w:szCs w:val="24"/>
+        </w:rPr>
+        <w:fldChar w:fldCharType="begin"/>
+      </w:r>
+      <w:r>
+        <w:rPr>
+          <w:sz w:val="24"/>
+          <w:szCs w:val="24"/>
+        </w:rPr>
+        <w:instrText xml:space="preserve"> STYLEREF 3 \s </w:instrText>
+      </w:r>
+      <w:r>
+        <w:rPr>
+          <w:sz w:val="24"/>
+          <w:szCs w:val="24"/>
+        </w:rPr>
+        <w:fldChar w:fldCharType="separate"/>
+      </w:r>
+      <w:r>
+        <w:rPr>
+          <w:noProof/>
+          <w:sz w:val="24"/>
+          <w:szCs w:val="24"/>
+        </w:rPr>
+        <w:t>4.3.2</w:t>
+      </w:r>
+      <w:r>
+        <w:rPr>
+          <w:sz w:val="24"/>
+          <w:szCs w:val="24"/>
+        </w:rPr>
+        <w:fldChar w:fldCharType="end"/>
+      </w:r>
+      <w:r>
+        <w:rPr>
+          <w:sz w:val="24"/>
+          <w:szCs w:val="24"/>
+        </w:rPr>
+        <w:t>.</w:t>
+      </w:r>
+      <w:r>
+        <w:rPr>
+          <w:sz w:val="24"/>
+          <w:szCs w:val="24"/>
+        </w:rPr>
+        <w:fldChar w:fldCharType="begin"/>
+      </w:r>
+      <w:r>
+        <w:rPr>
+          <w:sz w:val="24"/>
+          <w:szCs w:val="24"/>
+        </w:rPr>
+        <w:instrText xml:space="preserve"> SEQ Figure \* ARABIC \s 3 </w:instrText>
+      </w:r>
+      <w:r>
+        <w:rPr>
+          <w:sz w:val="24"/>
+          <w:szCs w:val="24"/>
+        </w:rPr>
+        <w:fldChar w:fldCharType="separate"/>
+      </w:r>
+      <w:r>
+        <w:rPr>
+          <w:noProof/>
+          <w:sz w:val="24"/>
+          <w:szCs w:val="24"/>
+        </w:rPr>
+        <w:t>1</w:t>
+      </w:r>
+      <w:r>
+        <w:rPr>
+          <w:sz w:val="24"/>
+          <w:szCs w:val="24"/>
+        </w:rPr>
+        <w:fldChar w:fldCharType="end"/>
+      </w:r>
+      <w:r>
+        <w:rPr>
+          <w:sz w:val="24"/>
+          <w:szCs w:val="24"/>
+          <w:lang w:val="vi-VN"/>
+        </w:rPr>
+        <w:t xml:space="preserve"> TCT visual search performance on SCEGRAM benchmark dataset</w:t>
+      </w:r>
+    </w:p>
+    <w:p>
+      <w:pPr>
+        <w:rPr>
+          <w:lang w:val="vi-VN"/>
         </w:rPr>
       </w:pPr>
     </w:p>
     <w:p>
       <w:pPr>
         <w:pStyle w:val="Heading3"/>
-      </w:pPr>
-      <w:bookmarkStart w:id="58" w:name="_Toc222008231"/>
+        <w:rPr>
+          <w:lang w:val="vi-VN"/>
+        </w:rPr>
+      </w:pPr>
+      <w:bookmarkStart w:id="60" w:name="_Toc223700730"/>
       <w:r>
         <w:t>Natural Design</w:t>
       </w:r>
-      <w:bookmarkEnd w:id="58"/>
+      <w:bookmarkEnd w:id="60"/>
+    </w:p>
+    <w:p>
+      <w:pPr>
+        <w:jc w:val="center"/>
+        <w:rPr>
+          <w:lang w:val="vi-VN"/>
+        </w:rPr>
+      </w:pPr>
+      <w:r>
+        <w:rPr>
+          <w:noProof/>
+        </w:rPr>
+        <w:lastRenderedPageBreak/>
+        <w:drawing>
+          <wp:inline distT="0" distB="0" distL="0" distR="0" wp14:anchorId="6E022B37" wp14:editId="3A38549E">
+            <wp:extent cx="3634105" cy="2772410"/>
+            <wp:effectExtent l="0" t="0" r="0" b="0"/>
+            <wp:docPr id="1797838637" name="Picture 5" descr="A graph with green and orange lines&#10;&#10;AI-generated content may be incorrect."/>
+            <wp:cNvGraphicFramePr>
+              <a:graphicFrameLocks xmlns:a="http://schemas.openxmlformats.org/drawingml/2006/main" noChangeAspect="1"/>
+            </wp:cNvGraphicFramePr>
+            <a:graphic xmlns:a="http://schemas.openxmlformats.org/drawingml/2006/main">
+              <a:graphicData uri="http://schemas.openxmlformats.org/drawingml/2006/picture">
+                <pic:pic xmlns:pic="http://schemas.openxmlformats.org/drawingml/2006/picture">
+                  <pic:nvPicPr>
+                    <pic:cNvPr id="1797838637" name="Picture 5" descr="A graph with green and orange lines&#10;&#10;AI-generated content may be incorrect."/>
+                    <pic:cNvPicPr>
+                      <a:picLocks noChangeAspect="1" noChangeArrowheads="1"/>
+                    </pic:cNvPicPr>
+                  </pic:nvPicPr>
+                  <pic:blipFill>
+                    <a:blip r:embed="rId29">
+                      <a:extLst>
+                        <a:ext uri="{28A0092B-C50C-407E-A947-70E740481C1C}">
+                          <a14:useLocalDpi xmlns:a14="http://schemas.microsoft.com/office/drawing/2010/main" val="0"/>
+                        </a:ext>
+                      </a:extLst>
+                    </a:blip>
+                    <a:srcRect/>
+                    <a:stretch>
+                      <a:fillRect/>
+                    </a:stretch>
+                  </pic:blipFill>
+                  <pic:spPr bwMode="auto">
+                    <a:xfrm>
+                      <a:off x="0" y="0"/>
+                      <a:ext cx="3634105" cy="2772410"/>
+                    </a:xfrm>
+                    <a:prstGeom prst="rect">
+                      <a:avLst/>
+                    </a:prstGeom>
+                    <a:noFill/>
+                    <a:ln>
+                      <a:noFill/>
+                    </a:ln>
+                  </pic:spPr>
+                </pic:pic>
+              </a:graphicData>
+            </a:graphic>
+          </wp:inline>
+        </w:drawing>
+      </w:r>
+    </w:p>
+    <w:p>
+      <w:pPr>
+        <w:pStyle w:val="Caption"/>
+        <w:jc w:val="center"/>
+        <w:rPr>
+          <w:sz w:val="24"/>
+          <w:szCs w:val="24"/>
+          <w:lang w:val="vi-VN"/>
+        </w:rPr>
+      </w:pPr>
+      <w:r>
+        <w:rPr>
+          <w:sz w:val="24"/>
+          <w:szCs w:val="24"/>
+        </w:rPr>
+        <w:t xml:space="preserve">Figure </w:t>
+      </w:r>
+      <w:r>
+        <w:rPr>
+          <w:sz w:val="24"/>
+          <w:szCs w:val="24"/>
+        </w:rPr>
+        <w:fldChar w:fldCharType="begin"/>
+      </w:r>
+      <w:r>
+        <w:rPr>
+          <w:sz w:val="24"/>
+          <w:szCs w:val="24"/>
+        </w:rPr>
+        <w:instrText xml:space="preserve"> STYLEREF 3 \s </w:instrText>
+      </w:r>
+      <w:r>
+        <w:rPr>
+          <w:sz w:val="24"/>
+          <w:szCs w:val="24"/>
+        </w:rPr>
+        <w:fldChar w:fldCharType="separate"/>
+      </w:r>
+      <w:r>
+        <w:rPr>
+          <w:noProof/>
+          <w:sz w:val="24"/>
+          <w:szCs w:val="24"/>
+        </w:rPr>
+        <w:t>4.3.3</w:t>
+      </w:r>
+      <w:r>
+        <w:rPr>
+          <w:sz w:val="24"/>
+          <w:szCs w:val="24"/>
+        </w:rPr>
+        <w:fldChar w:fldCharType="end"/>
+      </w:r>
+      <w:r>
+        <w:rPr>
+          <w:sz w:val="24"/>
+          <w:szCs w:val="24"/>
+        </w:rPr>
+        <w:t>.</w:t>
+      </w:r>
+      <w:r>
+        <w:rPr>
+          <w:sz w:val="24"/>
+          <w:szCs w:val="24"/>
+        </w:rPr>
+        <w:fldChar w:fldCharType="begin"/>
+      </w:r>
+      <w:r>
+        <w:rPr>
+          <w:sz w:val="24"/>
+          <w:szCs w:val="24"/>
+        </w:rPr>
+        <w:instrText xml:space="preserve"> SEQ Figure \* ARABIC \s 3 </w:instrText>
+      </w:r>
+      <w:r>
+        <w:rPr>
+          <w:sz w:val="24"/>
+          <w:szCs w:val="24"/>
+        </w:rPr>
+        <w:fldChar w:fldCharType="separate"/>
+      </w:r>
+      <w:r>
+        <w:rPr>
+          <w:noProof/>
+          <w:sz w:val="24"/>
+          <w:szCs w:val="24"/>
+        </w:rPr>
+        <w:t>1</w:t>
+      </w:r>
+      <w:r>
+        <w:rPr>
+          <w:sz w:val="24"/>
+          <w:szCs w:val="24"/>
+        </w:rPr>
+        <w:fldChar w:fldCharType="end"/>
+      </w:r>
+      <w:r>
+        <w:rPr>
+          <w:sz w:val="24"/>
+          <w:szCs w:val="24"/>
+          <w:lang w:val="vi-VN"/>
+        </w:rPr>
+        <w:t xml:space="preserve"> TCT visual search performance on naturaldesign benchmark dataset</w:t>
+      </w:r>
     </w:p>
     <w:p>
       <w:pPr>
@@ -17264,12 +18643,12 @@
       <w:pPr>
         <w:pStyle w:val="Heading3"/>
       </w:pPr>
-      <w:bookmarkStart w:id="59" w:name="_Toc222008232"/>
+      <w:bookmarkStart w:id="61" w:name="_Toc223700731"/>
       <w:proofErr w:type="spellStart"/>
       <w:r>
         <w:t>ContextBreak</w:t>
       </w:r>
-      <w:bookmarkEnd w:id="59"/>
+      <w:bookmarkEnd w:id="61"/>
       <w:proofErr w:type="spellEnd"/>
     </w:p>
     <w:p>
@@ -17316,14 +18695,14 @@
         </w:rPr>
         <w:br/>
       </w:r>
-      <w:bookmarkStart w:id="60" w:name="_Toc222008233"/>
+      <w:bookmarkStart w:id="62" w:name="_Toc223700732"/>
       <w:r>
         <w:rPr>
           <w:lang w:val="en-US"/>
         </w:rPr>
         <w:t>Conclusion</w:t>
       </w:r>
-      <w:bookmarkEnd w:id="60"/>
+      <w:bookmarkEnd w:id="62"/>
     </w:p>
     <w:p>
       <w:pPr>
@@ -17347,9 +18726,11 @@
       <w:pPr>
         <w:pStyle w:val="Heading2"/>
       </w:pPr>
+      <w:bookmarkStart w:id="63" w:name="_Toc223700733"/>
       <w:r>
         <w:t>Possible Limitations</w:t>
       </w:r>
+      <w:bookmarkEnd w:id="63"/>
     </w:p>
     <w:p>
       <w:pPr>
@@ -17369,9 +18750,11 @@
       <w:pPr>
         <w:pStyle w:val="Heading2"/>
       </w:pPr>
+      <w:bookmarkStart w:id="64" w:name="_Toc223700734"/>
       <w:r>
         <w:t>Contributions</w:t>
       </w:r>
+      <w:bookmarkEnd w:id="64"/>
     </w:p>
     <w:p>
       <w:pPr>
@@ -17398,9 +18781,11 @@
       <w:pPr>
         <w:pStyle w:val="Heading2"/>
       </w:pPr>
+      <w:bookmarkStart w:id="65" w:name="_Toc223700735"/>
       <w:r>
         <w:t>Future directions</w:t>
       </w:r>
+      <w:bookmarkEnd w:id="65"/>
     </w:p>
     <w:p>
       <w:pPr>
@@ -17437,12 +18822,13 @@
           <w:lang w:val="en-US"/>
         </w:rPr>
       </w:pPr>
-      <w:bookmarkStart w:id="61" w:name="_Toc222008234"/>
-      <w:r>
+      <w:bookmarkStart w:id="66" w:name="_Toc223700736"/>
+      <w:r>
+        <w:lastRenderedPageBreak/>
         <w:t>References</w:t>
       </w:r>
       <w:bookmarkEnd w:id="8"/>
-      <w:bookmarkEnd w:id="61"/>
+      <w:bookmarkEnd w:id="66"/>
     </w:p>
     <w:p>
       <w:pPr>
@@ -17603,7 +18989,30 @@
           <w:iCs/>
           <w:lang w:val="en-GB"/>
         </w:rPr>
-        <w:t xml:space="preserve">Microsoft COCO: Common </w:t>
+        <w:t>Microsoft COCO: Common Objects in Context</w:t>
+      </w:r>
+      <w:r>
+        <w:rPr>
+          <w:rFonts w:cs="Times New Roman"/>
+          <w:lang w:val="en-GB"/>
+        </w:rPr>
+        <w:t xml:space="preserve"> (arXiv:1405.0312). arXiv. https://doi.org/10.48550/arXiv.1405.0312</w:t>
+      </w:r>
+    </w:p>
+    <w:p>
+      <w:pPr>
+        <w:pStyle w:val="Bibliography"/>
+        <w:rPr>
+          <w:rFonts w:cs="Times New Roman"/>
+          <w:lang w:val="en-GB"/>
+        </w:rPr>
+      </w:pPr>
+      <w:r>
+        <w:rPr>
+          <w:rFonts w:cs="Times New Roman"/>
+          <w:lang w:val="en-GB"/>
+        </w:rPr>
+        <w:t xml:space="preserve">Posner, M. I. (1980). Orienting of Attention. </w:t>
       </w:r>
       <w:r>
         <w:rPr>
@@ -17612,31 +19021,14 @@
           <w:iCs/>
           <w:lang w:val="en-GB"/>
         </w:rPr>
-        <w:lastRenderedPageBreak/>
-        <w:t>Objects in Context</w:t>
+        <w:t>Quarterly Journal of Experimental Psychology</w:t>
       </w:r>
       <w:r>
         <w:rPr>
           <w:rFonts w:cs="Times New Roman"/>
           <w:lang w:val="en-GB"/>
         </w:rPr>
-        <w:t xml:space="preserve"> (arXiv:1405.0312). arXiv. https://doi.org/10.48550/arXiv.1405.0312</w:t>
-      </w:r>
-    </w:p>
-    <w:p>
-      <w:pPr>
-        <w:pStyle w:val="Bibliography"/>
-        <w:rPr>
-          <w:rFonts w:cs="Times New Roman"/>
-          <w:lang w:val="en-GB"/>
-        </w:rPr>
-      </w:pPr>
-      <w:r>
-        <w:rPr>
-          <w:rFonts w:cs="Times New Roman"/>
-          <w:lang w:val="en-GB"/>
-        </w:rPr>
-        <w:t xml:space="preserve">Posner, M. I. (1980). Orienting of Attention. </w:t>
+        <w:t xml:space="preserve">, </w:t>
       </w:r>
       <w:r>
         <w:rPr>
@@ -17645,14 +19037,30 @@
           <w:iCs/>
           <w:lang w:val="en-GB"/>
         </w:rPr>
-        <w:t>Quarterly Journal of Experimental Psychology</w:t>
+        <w:t>32</w:t>
       </w:r>
       <w:r>
         <w:rPr>
           <w:rFonts w:cs="Times New Roman"/>
           <w:lang w:val="en-GB"/>
         </w:rPr>
-        <w:t xml:space="preserve">, </w:t>
+        <w:t>(1), 3–25. https://doi.org/10.1080/00335558008248231</w:t>
+      </w:r>
+    </w:p>
+    <w:p>
+      <w:pPr>
+        <w:pStyle w:val="Bibliography"/>
+        <w:rPr>
+          <w:rFonts w:cs="Times New Roman"/>
+          <w:lang w:val="en-GB"/>
+        </w:rPr>
+      </w:pPr>
+      <w:r>
+        <w:rPr>
+          <w:rFonts w:cs="Times New Roman"/>
+          <w:lang w:val="en-GB"/>
+        </w:rPr>
+        <w:t xml:space="preserve">Posner, M. I., &amp; Cohen, Y. (1984). Components of Visual Orienting. In H. Bouma &amp; D. G. Bouwhuis (Eds.), </w:t>
       </w:r>
       <w:r>
         <w:rPr>
@@ -17661,14 +19069,14 @@
           <w:iCs/>
           <w:lang w:val="en-GB"/>
         </w:rPr>
-        <w:t>32</w:t>
+        <w:t>Attention and Performance X</w:t>
       </w:r>
       <w:r>
         <w:rPr>
           <w:rFonts w:cs="Times New Roman"/>
           <w:lang w:val="en-GB"/>
         </w:rPr>
-        <w:t>(1), 3–25. https://doi.org/10.1080/00335558008248231</w:t>
+        <w:t xml:space="preserve"> (pp. 531–556). Lawrence Erlbaum Associates.</w:t>
       </w:r>
     </w:p>
     <w:p>
@@ -17684,7 +19092,8 @@
           <w:rFonts w:cs="Times New Roman"/>
           <w:lang w:val="en-GB"/>
         </w:rPr>
-        <w:t xml:space="preserve">Posner, M. I., &amp; Cohen, Y. (1984). Components of Visual Orienting. In H. Bouma &amp; D. G. Bouwhuis (Eds.), </w:t>
+        <w:lastRenderedPageBreak/>
+        <w:t xml:space="preserve">Simonyan, K., &amp; Zisserman, A. (2014). </w:t>
       </w:r>
       <w:r>
         <w:rPr>
@@ -17693,14 +19102,14 @@
           <w:iCs/>
           <w:lang w:val="en-GB"/>
         </w:rPr>
-        <w:t>Attention and Performance X</w:t>
+        <w:t>Very Deep Convolutional Networks for Large-Scale Image Recognition</w:t>
       </w:r>
       <w:r>
         <w:rPr>
           <w:rFonts w:cs="Times New Roman"/>
           <w:lang w:val="en-GB"/>
         </w:rPr>
-        <w:t xml:space="preserve"> (pp. 531–556). Lawrence Erlbaum Associates.</w:t>
+        <w:t xml:space="preserve"> (Version 6). arXiv. https://doi.org/10.48550/ARXIV.1409.1556</w:t>
       </w:r>
     </w:p>
     <w:p>
@@ -17716,7 +19125,7 @@
           <w:rFonts w:cs="Times New Roman"/>
           <w:lang w:val="en-GB"/>
         </w:rPr>
-        <w:t xml:space="preserve">Simonyan, K., &amp; Zisserman, A. (2014). </w:t>
+        <w:t xml:space="preserve">Treisman, A. M., &amp; Gelade, G. (1980). A feature-integration theory of attention. </w:t>
       </w:r>
       <w:r>
         <w:rPr>
@@ -17725,30 +19134,14 @@
           <w:iCs/>
           <w:lang w:val="en-GB"/>
         </w:rPr>
-        <w:t>Very Deep Convolutional Networks for Large-Scale Image Recognition</w:t>
+        <w:t>Cognitive Psychology</w:t>
       </w:r>
       <w:r>
         <w:rPr>
           <w:rFonts w:cs="Times New Roman"/>
           <w:lang w:val="en-GB"/>
         </w:rPr>
-        <w:t xml:space="preserve"> (Version 6). arXiv. https://doi.org/10.48550/ARXIV.1409.1556</w:t>
-      </w:r>
-    </w:p>
-    <w:p>
-      <w:pPr>
-        <w:pStyle w:val="Bibliography"/>
-        <w:rPr>
-          <w:rFonts w:cs="Times New Roman"/>
-          <w:lang w:val="en-GB"/>
-        </w:rPr>
-      </w:pPr>
-      <w:r>
-        <w:rPr>
-          <w:rFonts w:cs="Times New Roman"/>
-          <w:lang w:val="en-GB"/>
-        </w:rPr>
-        <w:t xml:space="preserve">Treisman, A. M., &amp; Gelade, G. (1980). A feature-integration theory of attention. </w:t>
+        <w:t xml:space="preserve">, </w:t>
       </w:r>
       <w:r>
         <w:rPr>
@@ -17757,14 +19150,30 @@
           <w:iCs/>
           <w:lang w:val="en-GB"/>
         </w:rPr>
-        <w:t>Cognitive Psychology</w:t>
+        <w:t>12</w:t>
       </w:r>
       <w:r>
         <w:rPr>
           <w:rFonts w:cs="Times New Roman"/>
           <w:lang w:val="en-GB"/>
         </w:rPr>
-        <w:t xml:space="preserve">, </w:t>
+        <w:t>(1), 97–136. https://doi.org/10.1016/0010-0285(80)90005-5</w:t>
+      </w:r>
+    </w:p>
+    <w:p>
+      <w:pPr>
+        <w:pStyle w:val="Bibliography"/>
+        <w:rPr>
+          <w:rFonts w:cs="Times New Roman"/>
+          <w:lang w:val="en-GB"/>
+        </w:rPr>
+      </w:pPr>
+      <w:r>
+        <w:rPr>
+          <w:rFonts w:cs="Times New Roman"/>
+          <w:lang w:val="en-GB"/>
+        </w:rPr>
+        <w:t xml:space="preserve">Vaswani, A., Shazeer, N., Parmar, N., Uszkoreit, J., Jones, L., Gomez, A. N., Kaiser, L., &amp; Polosukhin, I. (2023). </w:t>
       </w:r>
       <w:r>
         <w:rPr>
@@ -17773,14 +19182,14 @@
           <w:iCs/>
           <w:lang w:val="en-GB"/>
         </w:rPr>
-        <w:t>12</w:t>
+        <w:t>Attention Is All You Need</w:t>
       </w:r>
       <w:r>
         <w:rPr>
           <w:rFonts w:cs="Times New Roman"/>
           <w:lang w:val="en-GB"/>
         </w:rPr>
-        <w:t>(1), 97–136. https://doi.org/10.1016/0010-0285(80)90005-5</w:t>
+        <w:t xml:space="preserve"> (arXiv:1706.03762). arXiv. https://doi.org/10.48550/arXiv.1706.03762</w:t>
       </w:r>
     </w:p>
     <w:p>
@@ -17796,7 +19205,7 @@
           <w:rFonts w:cs="Times New Roman"/>
           <w:lang w:val="en-GB"/>
         </w:rPr>
-        <w:t xml:space="preserve">Vaswani, A., Shazeer, N., Parmar, N., Uszkoreit, J., Jones, L., Gomez, A. N., Kaiser, L., &amp; Polosukhin, I. (2023). </w:t>
+        <w:t xml:space="preserve">Wolfe, J. M. (1994). Guided Search 2.0 A revised model of visual search. </w:t>
       </w:r>
       <w:r>
         <w:rPr>
@@ -17805,30 +19214,14 @@
           <w:iCs/>
           <w:lang w:val="en-GB"/>
         </w:rPr>
-        <w:t>Attention Is All You Need</w:t>
+        <w:t>Psychonomic Bulletin &amp; Review</w:t>
       </w:r>
       <w:r>
         <w:rPr>
           <w:rFonts w:cs="Times New Roman"/>
           <w:lang w:val="en-GB"/>
         </w:rPr>
-        <w:t xml:space="preserve"> (arXiv:1706.03762). arXiv. https://doi.org/10.48550/arXiv.1706.03762</w:t>
-      </w:r>
-    </w:p>
-    <w:p>
-      <w:pPr>
-        <w:pStyle w:val="Bibliography"/>
-        <w:rPr>
-          <w:rFonts w:cs="Times New Roman"/>
-          <w:lang w:val="en-GB"/>
-        </w:rPr>
-      </w:pPr>
-      <w:r>
-        <w:rPr>
-          <w:rFonts w:cs="Times New Roman"/>
-          <w:lang w:val="en-GB"/>
-        </w:rPr>
-        <w:t xml:space="preserve">Wolfe, J. M. (1994). Guided Search 2.0 A revised model of visual search. </w:t>
+        <w:t xml:space="preserve">, </w:t>
       </w:r>
       <w:r>
         <w:rPr>
@@ -17837,14 +19230,30 @@
           <w:iCs/>
           <w:lang w:val="en-GB"/>
         </w:rPr>
-        <w:t>Psychonomic Bulletin &amp; Review</w:t>
+        <w:t>1</w:t>
       </w:r>
       <w:r>
         <w:rPr>
           <w:rFonts w:cs="Times New Roman"/>
           <w:lang w:val="en-GB"/>
         </w:rPr>
-        <w:t xml:space="preserve">, </w:t>
+        <w:t>(2), 202–238. https://doi.org/10.3758/BF03200774</w:t>
+      </w:r>
+    </w:p>
+    <w:p>
+      <w:pPr>
+        <w:pStyle w:val="Bibliography"/>
+        <w:rPr>
+          <w:rFonts w:cs="Times New Roman"/>
+          <w:lang w:val="en-GB"/>
+        </w:rPr>
+      </w:pPr>
+      <w:r>
+        <w:rPr>
+          <w:rFonts w:cs="Times New Roman"/>
+          <w:lang w:val="en-GB"/>
+        </w:rPr>
+        <w:t xml:space="preserve">Wolfe, J. M. (2021). Guided Search 6.0: An updated model of visual search. </w:t>
       </w:r>
       <w:r>
         <w:rPr>
@@ -17853,30 +19262,14 @@
           <w:iCs/>
           <w:lang w:val="en-GB"/>
         </w:rPr>
-        <w:t>1</w:t>
+        <w:t>Psychonomic Bulletin &amp; Review</w:t>
       </w:r>
       <w:r>
         <w:rPr>
           <w:rFonts w:cs="Times New Roman"/>
           <w:lang w:val="en-GB"/>
         </w:rPr>
-        <w:t>(2), 202–238. https://doi.org/10.3758/BF03200774</w:t>
-      </w:r>
-    </w:p>
-    <w:p>
-      <w:pPr>
-        <w:pStyle w:val="Bibliography"/>
-        <w:rPr>
-          <w:rFonts w:cs="Times New Roman"/>
-          <w:lang w:val="en-GB"/>
-        </w:rPr>
-      </w:pPr>
-      <w:r>
-        <w:rPr>
-          <w:rFonts w:cs="Times New Roman"/>
-          <w:lang w:val="en-GB"/>
-        </w:rPr>
-        <w:t xml:space="preserve">Wolfe, J. M. (2021). Guided Search 6.0: An updated model of visual search. </w:t>
+        <w:t xml:space="preserve">, </w:t>
       </w:r>
       <w:r>
         <w:rPr>
@@ -17885,54 +19278,30 @@
           <w:iCs/>
           <w:lang w:val="en-GB"/>
         </w:rPr>
-        <w:t>Psychonomic Bulletin &amp; Review</w:t>
+        <w:t>28</w:t>
       </w:r>
       <w:r>
         <w:rPr>
           <w:rFonts w:cs="Times New Roman"/>
           <w:lang w:val="en-GB"/>
         </w:rPr>
-        <w:t xml:space="preserve">, </w:t>
-      </w:r>
-      <w:r>
-        <w:rPr>
-          <w:rFonts w:cs="Times New Roman"/>
-          <w:i/>
-          <w:iCs/>
-          <w:lang w:val="en-GB"/>
-        </w:rPr>
-        <w:t>28</w:t>
-      </w:r>
-      <w:r>
+        <w:t>(4), 1060–1092. https://doi.org/10.3758/s13423-020-01859-9</w:t>
+      </w:r>
+    </w:p>
+    <w:p>
+      <w:pPr>
+        <w:pStyle w:val="Bibliography"/>
         <w:rPr>
           <w:rFonts w:cs="Times New Roman"/>
           <w:lang w:val="en-GB"/>
         </w:rPr>
-        <w:t>(4), 1060–1092. https://doi.org/10.3758/s13423-020-01859-9</w:t>
-      </w:r>
-    </w:p>
-    <w:p>
-      <w:pPr>
-        <w:pStyle w:val="Bibliography"/>
+      </w:pPr>
+      <w:r>
         <w:rPr>
           <w:rFonts w:cs="Times New Roman"/>
           <w:lang w:val="en-GB"/>
         </w:rPr>
-      </w:pPr>
-      <w:r>
-        <w:rPr>
-          <w:rFonts w:cs="Times New Roman"/>
-          <w:lang w:val="en-GB"/>
-        </w:rPr>
-        <w:t xml:space="preserve">Yang, Z., Huang, L., Chen, Y., Wei, Z., Ahn, S., Zelinsky, G., Samaras, D., &amp; Hoai, M. (2020). Predicting Goal-Directed Human Attention Using Inverse </w:t>
-      </w:r>
-      <w:r>
-        <w:rPr>
-          <w:rFonts w:cs="Times New Roman"/>
-          <w:lang w:val="en-GB"/>
-        </w:rPr>
-        <w:lastRenderedPageBreak/>
-        <w:t xml:space="preserve">Reinforcement Learning. </w:t>
+        <w:t xml:space="preserve">Yang, Z., Huang, L., Chen, Y., Wei, Z., Ahn, S., Zelinsky, G., Samaras, D., &amp; Hoai, M. (2020). Predicting Goal-Directed Human Attention Using Inverse Reinforcement Learning. </w:t>
       </w:r>
       <w:r>
         <w:rPr>

--- a/Final Report/Doc1.docx
+++ b/Final Report/Doc1.docx
@@ -1646,7 +1646,7 @@
           <w:rFonts w:asciiTheme="minorHAnsi" w:eastAsiaTheme="minorEastAsia" w:hAnsiTheme="minorHAnsi" w:cstheme="minorBidi"/>
           <w:b w:val="0"/>
           <w:noProof/>
-          <w:lang w:val="en-VN"/>
+          <w:lang/>
         </w:rPr>
       </w:pPr>
       <w:r>
@@ -1735,7 +1735,7 @@
           <w:rFonts w:asciiTheme="minorHAnsi" w:eastAsiaTheme="minorEastAsia" w:hAnsiTheme="minorHAnsi" w:cstheme="minorBidi"/>
           <w:b w:val="0"/>
           <w:noProof/>
-          <w:lang w:val="en-VN"/>
+          <w:lang/>
         </w:rPr>
       </w:pPr>
       <w:hyperlink w:anchor="_Toc223700701" w:history="1">
@@ -1807,7 +1807,7 @@
           <w:rFonts w:asciiTheme="minorHAnsi" w:eastAsiaTheme="minorEastAsia" w:hAnsiTheme="minorHAnsi" w:cstheme="minorBidi"/>
           <w:b w:val="0"/>
           <w:noProof/>
-          <w:lang w:val="en-VN"/>
+          <w:lang/>
         </w:rPr>
       </w:pPr>
       <w:hyperlink w:anchor="_Toc223700702" w:history="1">
@@ -1879,7 +1879,7 @@
           <w:rFonts w:asciiTheme="minorHAnsi" w:eastAsiaTheme="minorEastAsia" w:hAnsiTheme="minorHAnsi" w:cstheme="minorBidi"/>
           <w:b w:val="0"/>
           <w:noProof/>
-          <w:lang w:val="en-VN"/>
+          <w:lang/>
         </w:rPr>
       </w:pPr>
       <w:hyperlink w:anchor="_Toc223700703" w:history="1">
@@ -1952,7 +1952,7 @@
           <w:rFonts w:asciiTheme="minorHAnsi" w:eastAsiaTheme="minorEastAsia" w:hAnsiTheme="minorHAnsi" w:cstheme="minorBidi"/>
           <w:b w:val="0"/>
           <w:noProof/>
-          <w:lang w:val="en-VN"/>
+          <w:lang/>
         </w:rPr>
       </w:pPr>
       <w:hyperlink w:anchor="_Toc223700704" w:history="1">
@@ -1969,7 +1969,7 @@
             <w:rFonts w:asciiTheme="minorHAnsi" w:eastAsiaTheme="minorEastAsia" w:hAnsiTheme="minorHAnsi" w:cstheme="minorBidi"/>
             <w:b w:val="0"/>
             <w:noProof/>
-            <w:lang w:val="en-VN"/>
+            <w:lang/>
           </w:rPr>
           <w:tab/>
         </w:r>
@@ -2042,7 +2042,7 @@
           <w:rFonts w:asciiTheme="minorHAnsi" w:eastAsiaTheme="minorEastAsia" w:hAnsiTheme="minorHAnsi" w:cstheme="minorBidi"/>
           <w:b w:val="0"/>
           <w:noProof/>
-          <w:lang w:val="en-VN"/>
+          <w:lang/>
         </w:rPr>
       </w:pPr>
       <w:hyperlink w:anchor="_Toc223700705" w:history="1">
@@ -2059,7 +2059,7 @@
             <w:rFonts w:asciiTheme="minorHAnsi" w:eastAsiaTheme="minorEastAsia" w:hAnsiTheme="minorHAnsi" w:cstheme="minorBidi"/>
             <w:b w:val="0"/>
             <w:noProof/>
-            <w:lang w:val="en-VN"/>
+            <w:lang/>
           </w:rPr>
           <w:tab/>
         </w:r>
@@ -2131,7 +2131,7 @@
         <w:rPr>
           <w:rFonts w:asciiTheme="minorHAnsi" w:eastAsiaTheme="minorEastAsia" w:hAnsiTheme="minorHAnsi" w:cstheme="minorBidi"/>
           <w:noProof/>
-          <w:lang w:val="en-VN"/>
+          <w:lang/>
         </w:rPr>
       </w:pPr>
       <w:hyperlink w:anchor="_Toc223700706" w:history="1">
@@ -2146,7 +2146,7 @@
           <w:rPr>
             <w:rFonts w:asciiTheme="minorHAnsi" w:eastAsiaTheme="minorEastAsia" w:hAnsiTheme="minorHAnsi" w:cstheme="minorBidi"/>
             <w:noProof/>
-            <w:lang w:val="en-VN"/>
+            <w:lang/>
           </w:rPr>
           <w:tab/>
         </w:r>
@@ -2217,7 +2217,7 @@
         <w:rPr>
           <w:rFonts w:asciiTheme="minorHAnsi" w:eastAsiaTheme="minorEastAsia" w:hAnsiTheme="minorHAnsi" w:cstheme="minorBidi"/>
           <w:noProof/>
-          <w:lang w:val="en-VN"/>
+          <w:lang/>
         </w:rPr>
       </w:pPr>
       <w:hyperlink w:anchor="_Toc223700707" w:history="1">
@@ -2232,7 +2232,7 @@
           <w:rPr>
             <w:rFonts w:asciiTheme="minorHAnsi" w:eastAsiaTheme="minorEastAsia" w:hAnsiTheme="minorHAnsi" w:cstheme="minorBidi"/>
             <w:noProof/>
-            <w:lang w:val="en-VN"/>
+            <w:lang/>
           </w:rPr>
           <w:tab/>
         </w:r>
@@ -2303,7 +2303,7 @@
         <w:rPr>
           <w:rFonts w:asciiTheme="minorHAnsi" w:eastAsiaTheme="minorEastAsia" w:hAnsiTheme="minorHAnsi" w:cstheme="minorBidi"/>
           <w:noProof/>
-          <w:lang w:val="en-VN"/>
+          <w:lang/>
         </w:rPr>
       </w:pPr>
       <w:hyperlink w:anchor="_Toc223700708" w:history="1">
@@ -2318,7 +2318,7 @@
           <w:rPr>
             <w:rFonts w:asciiTheme="minorHAnsi" w:eastAsiaTheme="minorEastAsia" w:hAnsiTheme="minorHAnsi" w:cstheme="minorBidi"/>
             <w:noProof/>
-            <w:lang w:val="en-VN"/>
+            <w:lang/>
           </w:rPr>
           <w:tab/>
         </w:r>
@@ -2389,7 +2389,7 @@
         <w:rPr>
           <w:rFonts w:asciiTheme="minorHAnsi" w:eastAsiaTheme="minorEastAsia" w:hAnsiTheme="minorHAnsi" w:cstheme="minorBidi"/>
           <w:noProof/>
-          <w:lang w:val="en-VN"/>
+          <w:lang/>
         </w:rPr>
       </w:pPr>
       <w:hyperlink w:anchor="_Toc223700709" w:history="1">
@@ -2404,7 +2404,7 @@
           <w:rPr>
             <w:rFonts w:asciiTheme="minorHAnsi" w:eastAsiaTheme="minorEastAsia" w:hAnsiTheme="minorHAnsi" w:cstheme="minorBidi"/>
             <w:noProof/>
-            <w:lang w:val="en-VN"/>
+            <w:lang/>
           </w:rPr>
           <w:tab/>
         </w:r>
@@ -2475,7 +2475,7 @@
         <w:rPr>
           <w:rFonts w:asciiTheme="minorHAnsi" w:eastAsiaTheme="minorEastAsia" w:hAnsiTheme="minorHAnsi" w:cstheme="minorBidi"/>
           <w:noProof/>
-          <w:lang w:val="en-VN"/>
+          <w:lang/>
         </w:rPr>
       </w:pPr>
       <w:hyperlink w:anchor="_Toc223700710" w:history="1">
@@ -2490,7 +2490,7 @@
           <w:rPr>
             <w:rFonts w:asciiTheme="minorHAnsi" w:eastAsiaTheme="minorEastAsia" w:hAnsiTheme="minorHAnsi" w:cstheme="minorBidi"/>
             <w:noProof/>
-            <w:lang w:val="en-VN"/>
+            <w:lang/>
           </w:rPr>
           <w:tab/>
         </w:r>
@@ -2561,7 +2561,7 @@
         <w:rPr>
           <w:rFonts w:asciiTheme="minorHAnsi" w:eastAsiaTheme="minorEastAsia" w:hAnsiTheme="minorHAnsi" w:cstheme="minorBidi"/>
           <w:noProof/>
-          <w:lang w:val="en-VN"/>
+          <w:lang/>
         </w:rPr>
       </w:pPr>
       <w:hyperlink w:anchor="_Toc223700711" w:history="1">
@@ -2576,7 +2576,7 @@
           <w:rPr>
             <w:rFonts w:asciiTheme="minorHAnsi" w:eastAsiaTheme="minorEastAsia" w:hAnsiTheme="minorHAnsi" w:cstheme="minorBidi"/>
             <w:noProof/>
-            <w:lang w:val="en-VN"/>
+            <w:lang/>
           </w:rPr>
           <w:tab/>
         </w:r>
@@ -2647,7 +2647,7 @@
         <w:rPr>
           <w:rFonts w:asciiTheme="minorHAnsi" w:eastAsiaTheme="minorEastAsia" w:hAnsiTheme="minorHAnsi" w:cstheme="minorBidi"/>
           <w:noProof/>
-          <w:lang w:val="en-VN"/>
+          <w:lang/>
         </w:rPr>
       </w:pPr>
       <w:hyperlink w:anchor="_Toc223700712" w:history="1">
@@ -2662,7 +2662,7 @@
           <w:rPr>
             <w:rFonts w:asciiTheme="minorHAnsi" w:eastAsiaTheme="minorEastAsia" w:hAnsiTheme="minorHAnsi" w:cstheme="minorBidi"/>
             <w:noProof/>
-            <w:lang w:val="en-VN"/>
+            <w:lang/>
           </w:rPr>
           <w:tab/>
         </w:r>
@@ -2733,7 +2733,7 @@
         <w:rPr>
           <w:rFonts w:asciiTheme="minorHAnsi" w:eastAsiaTheme="minorEastAsia" w:hAnsiTheme="minorHAnsi" w:cstheme="minorBidi"/>
           <w:noProof/>
-          <w:lang w:val="en-VN"/>
+          <w:lang/>
         </w:rPr>
       </w:pPr>
       <w:hyperlink w:anchor="_Toc223700713" w:history="1">
@@ -2748,7 +2748,7 @@
           <w:rPr>
             <w:rFonts w:asciiTheme="minorHAnsi" w:eastAsiaTheme="minorEastAsia" w:hAnsiTheme="minorHAnsi" w:cstheme="minorBidi"/>
             <w:noProof/>
-            <w:lang w:val="en-VN"/>
+            <w:lang/>
           </w:rPr>
           <w:tab/>
         </w:r>
@@ -2820,7 +2820,7 @@
           <w:rFonts w:asciiTheme="minorHAnsi" w:eastAsiaTheme="minorEastAsia" w:hAnsiTheme="minorHAnsi" w:cstheme="minorBidi"/>
           <w:b w:val="0"/>
           <w:noProof/>
-          <w:lang w:val="en-VN"/>
+          <w:lang/>
         </w:rPr>
       </w:pPr>
       <w:hyperlink w:anchor="_Toc223700714" w:history="1">
@@ -2837,7 +2837,7 @@
             <w:rFonts w:asciiTheme="minorHAnsi" w:eastAsiaTheme="minorEastAsia" w:hAnsiTheme="minorHAnsi" w:cstheme="minorBidi"/>
             <w:b w:val="0"/>
             <w:noProof/>
-            <w:lang w:val="en-VN"/>
+            <w:lang/>
           </w:rPr>
           <w:tab/>
         </w:r>
@@ -2909,7 +2909,7 @@
         <w:rPr>
           <w:rFonts w:asciiTheme="minorHAnsi" w:eastAsiaTheme="minorEastAsia" w:hAnsiTheme="minorHAnsi" w:cstheme="minorBidi"/>
           <w:noProof/>
-          <w:lang w:val="en-VN"/>
+          <w:lang/>
         </w:rPr>
       </w:pPr>
       <w:hyperlink w:anchor="_Toc223700715" w:history="1">
@@ -2924,7 +2924,7 @@
           <w:rPr>
             <w:rFonts w:asciiTheme="minorHAnsi" w:eastAsiaTheme="minorEastAsia" w:hAnsiTheme="minorHAnsi" w:cstheme="minorBidi"/>
             <w:noProof/>
-            <w:lang w:val="en-VN"/>
+            <w:lang/>
           </w:rPr>
           <w:tab/>
         </w:r>
@@ -2995,7 +2995,7 @@
         <w:rPr>
           <w:rFonts w:asciiTheme="minorHAnsi" w:eastAsiaTheme="minorEastAsia" w:hAnsiTheme="minorHAnsi" w:cstheme="minorBidi"/>
           <w:noProof/>
-          <w:lang w:val="en-VN"/>
+          <w:lang/>
         </w:rPr>
       </w:pPr>
       <w:hyperlink w:anchor="_Toc223700716" w:history="1">
@@ -3010,7 +3010,7 @@
           <w:rPr>
             <w:rFonts w:asciiTheme="minorHAnsi" w:eastAsiaTheme="minorEastAsia" w:hAnsiTheme="minorHAnsi" w:cstheme="minorBidi"/>
             <w:noProof/>
-            <w:lang w:val="en-VN"/>
+            <w:lang/>
           </w:rPr>
           <w:tab/>
         </w:r>
@@ -3081,7 +3081,7 @@
         <w:rPr>
           <w:rFonts w:asciiTheme="minorHAnsi" w:eastAsiaTheme="minorEastAsia" w:hAnsiTheme="minorHAnsi" w:cstheme="minorBidi"/>
           <w:noProof/>
-          <w:lang w:val="en-VN"/>
+          <w:lang/>
         </w:rPr>
       </w:pPr>
       <w:hyperlink w:anchor="_Toc223700717" w:history="1">
@@ -3096,7 +3096,7 @@
           <w:rPr>
             <w:rFonts w:asciiTheme="minorHAnsi" w:eastAsiaTheme="minorEastAsia" w:hAnsiTheme="minorHAnsi" w:cstheme="minorBidi"/>
             <w:noProof/>
-            <w:lang w:val="en-VN"/>
+            <w:lang/>
           </w:rPr>
           <w:tab/>
         </w:r>
@@ -3167,7 +3167,7 @@
         <w:rPr>
           <w:rFonts w:asciiTheme="minorHAnsi" w:eastAsiaTheme="minorEastAsia" w:hAnsiTheme="minorHAnsi" w:cstheme="minorBidi"/>
           <w:noProof/>
-          <w:lang w:val="en-VN"/>
+          <w:lang/>
         </w:rPr>
       </w:pPr>
       <w:hyperlink w:anchor="_Toc223700718" w:history="1">
@@ -3182,7 +3182,7 @@
           <w:rPr>
             <w:rFonts w:asciiTheme="minorHAnsi" w:eastAsiaTheme="minorEastAsia" w:hAnsiTheme="minorHAnsi" w:cstheme="minorBidi"/>
             <w:noProof/>
-            <w:lang w:val="en-VN"/>
+            <w:lang/>
           </w:rPr>
           <w:tab/>
         </w:r>
@@ -3253,7 +3253,7 @@
         <w:rPr>
           <w:rFonts w:asciiTheme="minorHAnsi" w:eastAsiaTheme="minorEastAsia" w:hAnsiTheme="minorHAnsi" w:cstheme="minorBidi"/>
           <w:noProof/>
-          <w:lang w:val="en-VN"/>
+          <w:lang/>
         </w:rPr>
       </w:pPr>
       <w:hyperlink w:anchor="_Toc223700719" w:history="1">
@@ -3268,7 +3268,7 @@
           <w:rPr>
             <w:rFonts w:asciiTheme="minorHAnsi" w:eastAsiaTheme="minorEastAsia" w:hAnsiTheme="minorHAnsi" w:cstheme="minorBidi"/>
             <w:noProof/>
-            <w:lang w:val="en-VN"/>
+            <w:lang/>
           </w:rPr>
           <w:tab/>
         </w:r>
@@ -3339,7 +3339,7 @@
         <w:rPr>
           <w:rFonts w:asciiTheme="minorHAnsi" w:eastAsiaTheme="minorEastAsia" w:hAnsiTheme="minorHAnsi" w:cstheme="minorBidi"/>
           <w:noProof/>
-          <w:lang w:val="en-VN"/>
+          <w:lang/>
         </w:rPr>
       </w:pPr>
       <w:hyperlink w:anchor="_Toc223700720" w:history="1">
@@ -3354,7 +3354,7 @@
           <w:rPr>
             <w:rFonts w:asciiTheme="minorHAnsi" w:eastAsiaTheme="minorEastAsia" w:hAnsiTheme="minorHAnsi" w:cstheme="minorBidi"/>
             <w:noProof/>
-            <w:lang w:val="en-VN"/>
+            <w:lang/>
           </w:rPr>
           <w:tab/>
         </w:r>
@@ -3425,7 +3425,7 @@
         <w:rPr>
           <w:rFonts w:asciiTheme="minorHAnsi" w:eastAsiaTheme="minorEastAsia" w:hAnsiTheme="minorHAnsi" w:cstheme="minorBidi"/>
           <w:noProof/>
-          <w:lang w:val="en-VN"/>
+          <w:lang/>
         </w:rPr>
       </w:pPr>
       <w:hyperlink w:anchor="_Toc223700721" w:history="1">
@@ -3441,7 +3441,7 @@
           <w:rPr>
             <w:rFonts w:asciiTheme="minorHAnsi" w:eastAsiaTheme="minorEastAsia" w:hAnsiTheme="minorHAnsi" w:cstheme="minorBidi"/>
             <w:noProof/>
-            <w:lang w:val="en-VN"/>
+            <w:lang/>
           </w:rPr>
           <w:tab/>
         </w:r>
@@ -3512,7 +3512,7 @@
         <w:rPr>
           <w:rFonts w:asciiTheme="minorHAnsi" w:eastAsiaTheme="minorEastAsia" w:hAnsiTheme="minorHAnsi" w:cstheme="minorBidi"/>
           <w:noProof/>
-          <w:lang w:val="en-VN"/>
+          <w:lang/>
         </w:rPr>
       </w:pPr>
       <w:hyperlink w:anchor="_Toc223700722" w:history="1">
@@ -3527,7 +3527,7 @@
           <w:rPr>
             <w:rFonts w:asciiTheme="minorHAnsi" w:eastAsiaTheme="minorEastAsia" w:hAnsiTheme="minorHAnsi" w:cstheme="minorBidi"/>
             <w:noProof/>
-            <w:lang w:val="en-VN"/>
+            <w:lang/>
           </w:rPr>
           <w:tab/>
         </w:r>
@@ -3599,7 +3599,7 @@
           <w:rFonts w:asciiTheme="minorHAnsi" w:eastAsiaTheme="minorEastAsia" w:hAnsiTheme="minorHAnsi" w:cstheme="minorBidi"/>
           <w:b w:val="0"/>
           <w:noProof/>
-          <w:lang w:val="en-VN"/>
+          <w:lang/>
         </w:rPr>
       </w:pPr>
       <w:hyperlink w:anchor="_Toc223700723" w:history="1">
@@ -3615,7 +3615,7 @@
             <w:rFonts w:asciiTheme="minorHAnsi" w:eastAsiaTheme="minorEastAsia" w:hAnsiTheme="minorHAnsi" w:cstheme="minorBidi"/>
             <w:b w:val="0"/>
             <w:noProof/>
-            <w:lang w:val="en-VN"/>
+            <w:lang/>
           </w:rPr>
           <w:tab/>
         </w:r>
@@ -3687,7 +3687,7 @@
         <w:rPr>
           <w:rFonts w:asciiTheme="minorHAnsi" w:eastAsiaTheme="minorEastAsia" w:hAnsiTheme="minorHAnsi" w:cstheme="minorBidi"/>
           <w:noProof/>
-          <w:lang w:val="en-VN"/>
+          <w:lang/>
         </w:rPr>
       </w:pPr>
       <w:hyperlink w:anchor="_Toc223700724" w:history="1">
@@ -3702,7 +3702,7 @@
           <w:rPr>
             <w:rFonts w:asciiTheme="minorHAnsi" w:eastAsiaTheme="minorEastAsia" w:hAnsiTheme="minorHAnsi" w:cstheme="minorBidi"/>
             <w:noProof/>
-            <w:lang w:val="en-VN"/>
+            <w:lang/>
           </w:rPr>
           <w:tab/>
         </w:r>
@@ -3773,7 +3773,7 @@
         <w:rPr>
           <w:rFonts w:asciiTheme="minorHAnsi" w:eastAsiaTheme="minorEastAsia" w:hAnsiTheme="minorHAnsi" w:cstheme="minorBidi"/>
           <w:noProof/>
-          <w:lang w:val="en-VN"/>
+          <w:lang/>
         </w:rPr>
       </w:pPr>
       <w:hyperlink w:anchor="_Toc223700725" w:history="1">
@@ -3788,7 +3788,7 @@
           <w:rPr>
             <w:rFonts w:asciiTheme="minorHAnsi" w:eastAsiaTheme="minorEastAsia" w:hAnsiTheme="minorHAnsi" w:cstheme="minorBidi"/>
             <w:noProof/>
-            <w:lang w:val="en-VN"/>
+            <w:lang/>
           </w:rPr>
           <w:tab/>
         </w:r>
@@ -3859,7 +3859,7 @@
         <w:rPr>
           <w:rFonts w:asciiTheme="minorHAnsi" w:eastAsiaTheme="minorEastAsia" w:hAnsiTheme="minorHAnsi" w:cstheme="minorBidi"/>
           <w:noProof/>
-          <w:lang w:val="en-VN"/>
+          <w:lang/>
         </w:rPr>
       </w:pPr>
       <w:hyperlink w:anchor="_Toc223700726" w:history="1">
@@ -3874,7 +3874,7 @@
           <w:rPr>
             <w:rFonts w:asciiTheme="minorHAnsi" w:eastAsiaTheme="minorEastAsia" w:hAnsiTheme="minorHAnsi" w:cstheme="minorBidi"/>
             <w:noProof/>
-            <w:lang w:val="en-VN"/>
+            <w:lang/>
           </w:rPr>
           <w:tab/>
         </w:r>
@@ -3945,7 +3945,7 @@
         <w:rPr>
           <w:rFonts w:asciiTheme="minorHAnsi" w:eastAsiaTheme="minorEastAsia" w:hAnsiTheme="minorHAnsi" w:cstheme="minorBidi"/>
           <w:noProof/>
-          <w:lang w:val="en-VN"/>
+          <w:lang/>
         </w:rPr>
       </w:pPr>
       <w:hyperlink w:anchor="_Toc223700727" w:history="1">
@@ -3960,7 +3960,7 @@
           <w:rPr>
             <w:rFonts w:asciiTheme="minorHAnsi" w:eastAsiaTheme="minorEastAsia" w:hAnsiTheme="minorHAnsi" w:cstheme="minorBidi"/>
             <w:noProof/>
-            <w:lang w:val="en-VN"/>
+            <w:lang/>
           </w:rPr>
           <w:tab/>
         </w:r>
@@ -4031,7 +4031,7 @@
         <w:rPr>
           <w:rFonts w:asciiTheme="minorHAnsi" w:eastAsiaTheme="minorEastAsia" w:hAnsiTheme="minorHAnsi" w:cstheme="minorBidi"/>
           <w:noProof/>
-          <w:lang w:val="en-VN"/>
+          <w:lang/>
         </w:rPr>
       </w:pPr>
       <w:hyperlink w:anchor="_Toc223700728" w:history="1">
@@ -4046,7 +4046,7 @@
           <w:rPr>
             <w:rFonts w:asciiTheme="minorHAnsi" w:eastAsiaTheme="minorEastAsia" w:hAnsiTheme="minorHAnsi" w:cstheme="minorBidi"/>
             <w:noProof/>
-            <w:lang w:val="en-VN"/>
+            <w:lang/>
           </w:rPr>
           <w:tab/>
         </w:r>
@@ -4117,7 +4117,7 @@
         <w:rPr>
           <w:rFonts w:asciiTheme="minorHAnsi" w:eastAsiaTheme="minorEastAsia" w:hAnsiTheme="minorHAnsi" w:cstheme="minorBidi"/>
           <w:noProof/>
-          <w:lang w:val="en-VN"/>
+          <w:lang/>
         </w:rPr>
       </w:pPr>
       <w:hyperlink w:anchor="_Toc223700729" w:history="1">
@@ -4132,7 +4132,7 @@
           <w:rPr>
             <w:rFonts w:asciiTheme="minorHAnsi" w:eastAsiaTheme="minorEastAsia" w:hAnsiTheme="minorHAnsi" w:cstheme="minorBidi"/>
             <w:noProof/>
-            <w:lang w:val="en-VN"/>
+            <w:lang/>
           </w:rPr>
           <w:tab/>
         </w:r>
@@ -4203,7 +4203,7 @@
         <w:rPr>
           <w:rFonts w:asciiTheme="minorHAnsi" w:eastAsiaTheme="minorEastAsia" w:hAnsiTheme="minorHAnsi" w:cstheme="minorBidi"/>
           <w:noProof/>
-          <w:lang w:val="en-VN"/>
+          <w:lang/>
         </w:rPr>
       </w:pPr>
       <w:hyperlink w:anchor="_Toc223700730" w:history="1">
@@ -4219,7 +4219,7 @@
           <w:rPr>
             <w:rFonts w:asciiTheme="minorHAnsi" w:eastAsiaTheme="minorEastAsia" w:hAnsiTheme="minorHAnsi" w:cstheme="minorBidi"/>
             <w:noProof/>
-            <w:lang w:val="en-VN"/>
+            <w:lang/>
           </w:rPr>
           <w:tab/>
         </w:r>
@@ -4290,7 +4290,7 @@
         <w:rPr>
           <w:rFonts w:asciiTheme="minorHAnsi" w:eastAsiaTheme="minorEastAsia" w:hAnsiTheme="minorHAnsi" w:cstheme="minorBidi"/>
           <w:noProof/>
-          <w:lang w:val="en-VN"/>
+          <w:lang/>
         </w:rPr>
       </w:pPr>
       <w:hyperlink w:anchor="_Toc223700731" w:history="1">
@@ -4305,7 +4305,7 @@
           <w:rPr>
             <w:rFonts w:asciiTheme="minorHAnsi" w:eastAsiaTheme="minorEastAsia" w:hAnsiTheme="minorHAnsi" w:cstheme="minorBidi"/>
             <w:noProof/>
-            <w:lang w:val="en-VN"/>
+            <w:lang/>
           </w:rPr>
           <w:tab/>
         </w:r>
@@ -4377,7 +4377,7 @@
           <w:rFonts w:asciiTheme="minorHAnsi" w:eastAsiaTheme="minorEastAsia" w:hAnsiTheme="minorHAnsi" w:cstheme="minorBidi"/>
           <w:b w:val="0"/>
           <w:noProof/>
-          <w:lang w:val="en-VN"/>
+          <w:lang/>
         </w:rPr>
       </w:pPr>
       <w:hyperlink w:anchor="_Toc223700732" w:history="1">
@@ -4394,7 +4394,7 @@
             <w:rFonts w:asciiTheme="minorHAnsi" w:eastAsiaTheme="minorEastAsia" w:hAnsiTheme="minorHAnsi" w:cstheme="minorBidi"/>
             <w:b w:val="0"/>
             <w:noProof/>
-            <w:lang w:val="en-VN"/>
+            <w:lang/>
           </w:rPr>
           <w:tab/>
         </w:r>
@@ -4466,7 +4466,7 @@
         <w:rPr>
           <w:rFonts w:asciiTheme="minorHAnsi" w:eastAsiaTheme="minorEastAsia" w:hAnsiTheme="minorHAnsi" w:cstheme="minorBidi"/>
           <w:noProof/>
-          <w:lang w:val="en-VN"/>
+          <w:lang/>
         </w:rPr>
       </w:pPr>
       <w:hyperlink w:anchor="_Toc223700733" w:history="1">
@@ -4481,7 +4481,7 @@
           <w:rPr>
             <w:rFonts w:asciiTheme="minorHAnsi" w:eastAsiaTheme="minorEastAsia" w:hAnsiTheme="minorHAnsi" w:cstheme="minorBidi"/>
             <w:noProof/>
-            <w:lang w:val="en-VN"/>
+            <w:lang/>
           </w:rPr>
           <w:tab/>
         </w:r>
@@ -4552,7 +4552,7 @@
         <w:rPr>
           <w:rFonts w:asciiTheme="minorHAnsi" w:eastAsiaTheme="minorEastAsia" w:hAnsiTheme="minorHAnsi" w:cstheme="minorBidi"/>
           <w:noProof/>
-          <w:lang w:val="en-VN"/>
+          <w:lang/>
         </w:rPr>
       </w:pPr>
       <w:hyperlink w:anchor="_Toc223700734" w:history="1">
@@ -4567,7 +4567,7 @@
           <w:rPr>
             <w:rFonts w:asciiTheme="minorHAnsi" w:eastAsiaTheme="minorEastAsia" w:hAnsiTheme="minorHAnsi" w:cstheme="minorBidi"/>
             <w:noProof/>
-            <w:lang w:val="en-VN"/>
+            <w:lang/>
           </w:rPr>
           <w:tab/>
         </w:r>
@@ -4638,7 +4638,7 @@
         <w:rPr>
           <w:rFonts w:asciiTheme="minorHAnsi" w:eastAsiaTheme="minorEastAsia" w:hAnsiTheme="minorHAnsi" w:cstheme="minorBidi"/>
           <w:noProof/>
-          <w:lang w:val="en-VN"/>
+          <w:lang/>
         </w:rPr>
       </w:pPr>
       <w:hyperlink w:anchor="_Toc223700735" w:history="1">
@@ -4653,7 +4653,7 @@
           <w:rPr>
             <w:rFonts w:asciiTheme="minorHAnsi" w:eastAsiaTheme="minorEastAsia" w:hAnsiTheme="minorHAnsi" w:cstheme="minorBidi"/>
             <w:noProof/>
-            <w:lang w:val="en-VN"/>
+            <w:lang/>
           </w:rPr>
           <w:tab/>
         </w:r>
@@ -4724,7 +4724,7 @@
           <w:rFonts w:asciiTheme="minorHAnsi" w:eastAsiaTheme="minorEastAsia" w:hAnsiTheme="minorHAnsi" w:cstheme="minorBidi"/>
           <w:b w:val="0"/>
           <w:noProof/>
-          <w:lang w:val="en-VN"/>
+          <w:lang/>
         </w:rPr>
       </w:pPr>
       <w:hyperlink w:anchor="_Toc223700736" w:history="1">
@@ -5041,7 +5041,7 @@
         <w:rPr>
           <w:rFonts w:asciiTheme="minorHAnsi" w:eastAsiaTheme="minorEastAsia" w:hAnsiTheme="minorHAnsi" w:cstheme="minorBidi"/>
           <w:noProof/>
-          <w:lang w:val="en-VN"/>
+          <w:lang/>
         </w:rPr>
       </w:pPr>
       <w:r>
@@ -5144,7 +5144,7 @@
         <w:rPr>
           <w:rFonts w:asciiTheme="minorHAnsi" w:eastAsiaTheme="minorEastAsia" w:hAnsiTheme="minorHAnsi" w:cstheme="minorBidi"/>
           <w:noProof/>
-          <w:lang w:val="en-VN"/>
+          <w:lang/>
         </w:rPr>
       </w:pPr>
       <w:hyperlink w:anchor="_Toc223700738" w:history="1">
@@ -5214,7 +5214,7 @@
         <w:rPr>
           <w:rFonts w:asciiTheme="minorHAnsi" w:eastAsiaTheme="minorEastAsia" w:hAnsiTheme="minorHAnsi" w:cstheme="minorBidi"/>
           <w:noProof/>
-          <w:lang w:val="en-VN"/>
+          <w:lang/>
         </w:rPr>
       </w:pPr>
       <w:hyperlink w:anchor="_Toc223700739" w:history="1">
@@ -5284,7 +5284,7 @@
         <w:rPr>
           <w:rFonts w:asciiTheme="minorHAnsi" w:eastAsiaTheme="minorEastAsia" w:hAnsiTheme="minorHAnsi" w:cstheme="minorBidi"/>
           <w:noProof/>
-          <w:lang w:val="en-VN"/>
+          <w:lang/>
         </w:rPr>
       </w:pPr>
       <w:hyperlink w:anchor="_Toc223700740" w:history="1">
@@ -5354,7 +5354,7 @@
         <w:rPr>
           <w:rFonts w:asciiTheme="minorHAnsi" w:eastAsiaTheme="minorEastAsia" w:hAnsiTheme="minorHAnsi" w:cstheme="minorBidi"/>
           <w:noProof/>
-          <w:lang w:val="en-VN"/>
+          <w:lang/>
         </w:rPr>
       </w:pPr>
       <w:hyperlink w:anchor="_Toc223700741" w:history="1">
@@ -5424,7 +5424,7 @@
         <w:rPr>
           <w:rFonts w:asciiTheme="minorHAnsi" w:eastAsiaTheme="minorEastAsia" w:hAnsiTheme="minorHAnsi" w:cstheme="minorBidi"/>
           <w:noProof/>
-          <w:lang w:val="en-VN"/>
+          <w:lang/>
         </w:rPr>
       </w:pPr>
       <w:hyperlink w:anchor="_Toc223700742" w:history="1">
@@ -5494,7 +5494,7 @@
         <w:rPr>
           <w:rFonts w:asciiTheme="minorHAnsi" w:eastAsiaTheme="minorEastAsia" w:hAnsiTheme="minorHAnsi" w:cstheme="minorBidi"/>
           <w:noProof/>
-          <w:lang w:val="en-VN"/>
+          <w:lang/>
         </w:rPr>
       </w:pPr>
       <w:hyperlink w:anchor="_Toc223700743" w:history="1">
@@ -5564,7 +5564,7 @@
         <w:rPr>
           <w:rFonts w:asciiTheme="minorHAnsi" w:eastAsiaTheme="minorEastAsia" w:hAnsiTheme="minorHAnsi" w:cstheme="minorBidi"/>
           <w:noProof/>
-          <w:lang w:val="en-VN"/>
+          <w:lang/>
         </w:rPr>
       </w:pPr>
       <w:hyperlink w:anchor="_Toc223700744" w:history="1">
@@ -5634,7 +5634,7 @@
         <w:rPr>
           <w:rFonts w:asciiTheme="minorHAnsi" w:eastAsiaTheme="minorEastAsia" w:hAnsiTheme="minorHAnsi" w:cstheme="minorBidi"/>
           <w:noProof/>
-          <w:lang w:val="en-VN"/>
+          <w:lang/>
         </w:rPr>
       </w:pPr>
       <w:hyperlink w:anchor="_Toc223700745" w:history="1">
@@ -5704,7 +5704,7 @@
         <w:rPr>
           <w:rFonts w:asciiTheme="minorHAnsi" w:eastAsiaTheme="minorEastAsia" w:hAnsiTheme="minorHAnsi" w:cstheme="minorBidi"/>
           <w:noProof/>
-          <w:lang w:val="en-VN"/>
+          <w:lang/>
         </w:rPr>
       </w:pPr>
       <w:hyperlink w:anchor="_Toc223700746" w:history="1">
@@ -5774,7 +5774,7 @@
         <w:rPr>
           <w:rFonts w:asciiTheme="minorHAnsi" w:eastAsiaTheme="minorEastAsia" w:hAnsiTheme="minorHAnsi" w:cstheme="minorBidi"/>
           <w:noProof/>
-          <w:lang w:val="en-VN"/>
+          <w:lang/>
         </w:rPr>
       </w:pPr>
       <w:hyperlink w:anchor="_Toc223700747" w:history="1">
@@ -5844,7 +5844,7 @@
         <w:rPr>
           <w:rFonts w:asciiTheme="minorHAnsi" w:eastAsiaTheme="minorEastAsia" w:hAnsiTheme="minorHAnsi" w:cstheme="minorBidi"/>
           <w:noProof/>
-          <w:lang w:val="en-VN"/>
+          <w:lang/>
         </w:rPr>
       </w:pPr>
       <w:hyperlink w:anchor="_Toc223700748" w:history="1">
@@ -14118,7 +14118,6 @@
             </m:ctrlPr>
           </m:dPr>
           <m:e>
-            <w:proofErr w:type="spellStart"/>
             <m:r>
               <m:rPr>
                 <m:nor/>
@@ -14129,7 +14128,6 @@
               </w:rPr>
               <m:t>target_sequence_len</m:t>
             </m:r>
-            <w:proofErr w:type="spellEnd"/>
             <m:r>
               <w:rPr>
                 <w:rFonts w:ascii="Cambria Math" w:eastAsiaTheme="minorEastAsia" w:hAnsi="Cambria Math"/>
@@ -17060,58 +17058,34 @@
         <w:rPr>
           <w:lang w:val="vi-VN"/>
         </w:rPr>
-        <w:t xml:space="preserve">In </w:t>
+        <w:t>In the experiments listed below, we consider two CRT model architectures: one that takes a bounding box as input to guide the PE</w:t>
       </w:r>
       <w:r>
         <w:rPr>
           <w:lang w:val="vi-VN"/>
         </w:rPr>
-        <w:t>the experiments listed below</w:t>
+        <w:t>;</w:t>
       </w:r>
       <w:r>
         <w:rPr>
           <w:lang w:val="vi-VN"/>
         </w:rPr>
-        <w:t>, we consider two CRT model architectures: one that takes a bounding box as input to guide the PE</w:t>
-      </w:r>
-      <w:r>
+        <w:t xml:space="preserve"> and one that learn to guide the PE attention for the target token via the attention mechanism due to timing constraints and resource limitations.</w:t>
+      </w:r>
+    </w:p>
+    <w:p>
+      <w:pPr>
         <w:rPr>
           <w:lang w:val="vi-VN"/>
         </w:rPr>
-        <w:t>;</w:t>
-      </w:r>
-      <w:r>
-        <w:rPr>
-          <w:lang w:val="vi-VN"/>
-        </w:rPr>
-        <w:t xml:space="preserve"> and one that learn to guide the PE attention for the target token via the attention mechanism</w:t>
-      </w:r>
-      <w:r>
-        <w:rPr>
-          <w:lang w:val="vi-VN"/>
-        </w:rPr>
-        <w:t xml:space="preserve"> due to timing constraints and resource limitations</w:t>
-      </w:r>
-      <w:r>
-        <w:rPr>
-          <w:lang w:val="vi-VN"/>
-        </w:rPr>
-        <w:t>.</w:t>
-      </w:r>
-    </w:p>
-    <w:p>
-      <w:pPr>
-        <w:rPr>
-          <w:lang w:val="vi-VN"/>
-        </w:rPr>
       </w:pPr>
     </w:p>
     <w:p>
       <w:pPr>
         <w:pStyle w:val="Heading2"/>
       </w:pPr>
-      <w:bookmarkStart w:id="52" w:name="_Hlk220285521"/>
-      <w:bookmarkStart w:id="53" w:name="_Toc223700724"/>
+      <w:bookmarkStart w:id="52" w:name="_Toc223700724"/>
+      <w:bookmarkStart w:id="53" w:name="_Hlk220285521"/>
       <w:r>
         <w:t xml:space="preserve">Data Augmentation for training </w:t>
       </w:r>
@@ -17119,10 +17093,10 @@
       <w:r>
         <w:t>CRTNet</w:t>
       </w:r>
-      <w:bookmarkEnd w:id="53"/>
+      <w:bookmarkEnd w:id="52"/>
       <w:proofErr w:type="spellEnd"/>
     </w:p>
-    <w:bookmarkEnd w:id="52"/>
+    <w:bookmarkEnd w:id="53"/>
     <w:p>
       <w:pPr>
         <w:spacing w:line="360" w:lineRule="auto"/>
@@ -17694,23 +17668,24 @@
         <w:tblLook w:val="04A0" w:firstRow="1" w:lastRow="0" w:firstColumn="1" w:lastColumn="0" w:noHBand="0" w:noVBand="1"/>
       </w:tblPr>
       <w:tblGrid>
-        <w:gridCol w:w="2301"/>
+        <w:gridCol w:w="2160"/>
         <w:gridCol w:w="2301"/>
       </w:tblGrid>
       <w:tr>
         <w:trPr>
-          <w:trHeight w:val="353"/>
+          <w:trHeight w:val="144"/>
           <w:jc w:val="center"/>
         </w:trPr>
         <w:tc>
           <w:tcPr>
-            <w:tcW w:w="2301" w:type="dxa"/>
+            <w:tcW w:w="2160" w:type="dxa"/>
             <w:tcBorders>
               <w:top w:val="double" w:sz="4" w:space="0" w:color="auto"/>
               <w:left w:val="nil"/>
               <w:bottom w:val="double" w:sz="4" w:space="0" w:color="auto"/>
               <w:right w:val="nil"/>
             </w:tcBorders>
+            <w:vAlign w:val="center"/>
           </w:tcPr>
           <w:p>
             <w:pPr>
@@ -17741,6 +17716,7 @@
               <w:bottom w:val="double" w:sz="4" w:space="0" w:color="auto"/>
               <w:right w:val="nil"/>
             </w:tcBorders>
+            <w:vAlign w:val="center"/>
           </w:tcPr>
           <w:p>
             <w:pPr>
@@ -17778,7 +17754,7 @@
         </w:trPr>
         <w:tc>
           <w:tcPr>
-            <w:tcW w:w="2301" w:type="dxa"/>
+            <w:tcW w:w="2160" w:type="dxa"/>
             <w:tcBorders>
               <w:top w:val="double" w:sz="4" w:space="0" w:color="auto"/>
               <w:left w:val="nil"/>
@@ -17838,7 +17814,7 @@
         </w:trPr>
         <w:tc>
           <w:tcPr>
-            <w:tcW w:w="2301" w:type="dxa"/>
+            <w:tcW w:w="2160" w:type="dxa"/>
             <w:tcBorders>
               <w:left w:val="nil"/>
               <w:bottom w:val="single" w:sz="4" w:space="0" w:color="auto"/>

--- a/Final Report/Doc1.docx
+++ b/Final Report/Doc1.docx
@@ -548,7 +548,7 @@
       </w:pPr>
       <w:bookmarkStart w:id="0" w:name="_Toc215576819"/>
       <w:bookmarkStart w:id="1" w:name="_Toc216188219"/>
-      <w:bookmarkStart w:id="2" w:name="_Toc223700700"/>
+      <w:bookmarkStart w:id="2" w:name="_Toc223875511"/>
       <w:r>
         <w:lastRenderedPageBreak/>
         <w:t>Abstraction</w:t>
@@ -680,7 +680,7 @@
           <w:lang w:val="en-US"/>
           <w14:ligatures w14:val="none"/>
         </w:rPr>
-        <w:instrText xml:space="preserve"> ADDIN ZOTERO_ITEM CSL_CITATION {"citationID":"lQYDRmSw","properties":{"formattedCitation":"(Dosovitskiy et al., 2021)","plainCitation":"(Dosovitskiy et al., 2021)","noteIndex":0},"citationItems":[{"id":178,"uris":["http://zotero.org/users/10056102/items/LYWVN5LB"],"itemData":{"id":178,"type":"article","abstract":"While the Transformer architecture has become the de-facto standard for natural language processing tasks, its applications to computer vision remain limited. In vision, attention is either applied in conjunction with convolutional networks, or used to replace certain components of convolutional networks while keeping their overall structure in place. We show that this reliance on CNNs is not necessary and a pure transformer applied directly to sequences of image patches can perform very well on image classification tasks. When pre-trained on large amounts of data and transferred to multiple mid-sized or small image recognition benchmarks (ImageNet, CIFAR-100, VTAB, etc.), Vision Transformer (ViT) attains excellent results compared to state-of-the-art convolutional networks while requiring substantially fewer computational resources to train.","DOI":"10.48550/arXiv.2010.11929","language":"en","note":"arXiv:2010.11929 [cs]","number":"arXiv:2010.11929","publisher":"arXiv","source":"arXiv.org","title":"An Image is Worth 16x16 Words: Transformers for Image Recognition at Scale","title-short":"An Image is Worth 16x16 Words","URL":"http://arxiv.org/abs/2010.11929","author":[{"family":"Dosovitskiy","given":"Alexey"},{"family":"Beyer","given":"Lucas"},{"family":"Kolesnikov","given":"Alexander"},{"family":"Weissenborn","given":"Dirk"},{"family":"Zhai","given":"Xiaohua"},{"family":"Unterthiner","given":"Thomas"},{"family":"Dehghani","given":"Mostafa"},{"family":"Minderer","given":"Matthias"},{"family":"Heigold","given":"Georg"},{"family":"Gelly","given":"Sylvain"},{"family":"Uszkoreit","given":"Jakob"},{"family":"Houlsby","given":"Neil"}],"accessed":{"date-parts":[["2025",12,6]]},"issued":{"date-parts":[["2021",6,3]]}}}],"schema":"https://github.com/citation-style-language/schema/raw/master/csl-citation.json"} </w:instrText>
+        <w:instrText xml:space="preserve"> ADDIN ZOTERO_ITEM CSL_CITATION {"citationID":"lQYDRmSw","properties":{"formattedCitation":"(Dosovitskiy et al., 2021)","plainCitation":"(Dosovitskiy et al., 2021)","noteIndex":0},"citationItems":[{"id":17,"uris":["http://zotero.org/users/10056102/items/LYWVN5LB"],"itemData":{"id":17,"type":"article","abstract":"While the Transformer architecture has become the de-facto standard for natural language processing tasks, its applications to computer vision remain limited. In vision, attention is either applied in conjunction with convolutional networks, or used to replace certain components of convolutional networks while keeping their overall structure in place. We show that this reliance on CNNs is not necessary and a pure transformer applied directly to sequences of image patches can perform very well on image classification tasks. When pre-trained on large amounts of data and transferred to multiple mid-sized or small image recognition benchmarks (ImageNet, CIFAR-100, VTAB, etc.), Vision Transformer (ViT) attains excellent results compared to state-of-the-art convolutional networks while requiring substantially fewer computational resources to train.","DOI":"10.48550/arXiv.2010.11929","language":"en","note":"arXiv:2010.11929 [cs]","number":"arXiv:2010.11929","publisher":"arXiv","source":"arXiv.org","title":"An Image is Worth 16x16 Words: Transformers for Image Recognition at Scale","title-short":"An Image is Worth 16x16 Words","URL":"http://arxiv.org/abs/2010.11929","author":[{"family":"Dosovitskiy","given":"Alexey"},{"family":"Beyer","given":"Lucas"},{"family":"Kolesnikov","given":"Alexander"},{"family":"Weissenborn","given":"Dirk"},{"family":"Zhai","given":"Xiaohua"},{"family":"Unterthiner","given":"Thomas"},{"family":"Dehghani","given":"Mostafa"},{"family":"Minderer","given":"Matthias"},{"family":"Heigold","given":"Georg"},{"family":"Gelly","given":"Sylvain"},{"family":"Uszkoreit","given":"Jakob"},{"family":"Houlsby","given":"Neil"}],"accessed":{"date-parts":[["2025",12,6]]},"issued":{"date-parts":[["2021",6,3]]}}}],"schema":"https://github.com/citation-style-language/schema/raw/master/csl-citation.json"} </w:instrText>
       </w:r>
       <w:r>
         <w:rPr>
@@ -835,7 +835,7 @@
         <w:rPr>
           <w:lang w:val="en-US"/>
         </w:rPr>
-        <w:instrText xml:space="preserve"> ADDIN ZOTERO_ITEM CSL_CITATION {"citationID":"NopmWJCl","properties":{"formattedCitation":"(Bomatter et al., 2021)","plainCitation":"(Bomatter et al., 2021)","noteIndex":0},"citationItems":[{"id":177,"uris":["http://zotero.org/users/10056102/items/FZM4ESH5"],"itemData":{"id":177,"type":"paper-conference","container-title":"2021 IEEE/CVF International Conference on Computer Vision (ICCV)","DOI":"10.1109/ICCV48922.2021.00032","event-title":"2021 IEEE/CVF International Conference on Computer Vision (ICCV)","ISBN":"978-1-6654-2812-5","language":"en","license":"https://doi.org/10.15223/policy-029","page":"255-264","publisher":"IEEE","publisher-place":"Montreal, QC, Canada","source":"DOI.org (Crossref)","title":"When Pigs Fly: Contextual Reasoning in Synthetic and Natural Scenes","title-short":"When Pigs Fly","URL":"https://ieeexplore.ieee.org/document/9710269/","author":[{"family":"Bomatter","given":"Philipp"},{"family":"Zhang","given":"Mengmi"},{"family":"Karev","given":"Dimitar"},{"family":"Madan","given":"Spandan"},{"family":"Tseng","given":"Claire"},{"family":"Kreiman","given":"Gabriel"}],"accessed":{"date-parts":[["2025",12,6]]},"issued":{"date-parts":[["2021",10]]}}}],"schema":"https://github.com/citation-style-language/schema/raw/master/csl-citation.json"} </w:instrText>
+        <w:instrText xml:space="preserve"> ADDIN ZOTERO_ITEM CSL_CITATION {"citationID":"NopmWJCl","properties":{"formattedCitation":"(Bomatter et al., 2021)","plainCitation":"(Bomatter et al., 2021)","noteIndex":0},"citationItems":[{"id":18,"uris":["http://zotero.org/users/10056102/items/FZM4ESH5"],"itemData":{"id":18,"type":"paper-conference","container-title":"2021 IEEE/CVF International Conference on Computer Vision (ICCV)","DOI":"10.1109/ICCV48922.2021.00032","event-title":"2021 IEEE/CVF International Conference on Computer Vision (ICCV)","ISBN":"978-1-6654-2812-5","language":"en","license":"https://doi.org/10.15223/policy-029","page":"255-264","publisher":"IEEE","publisher-place":"Montreal, QC, Canada","source":"DOI.org (Crossref)","title":"When Pigs Fly: Contextual Reasoning in Synthetic and Natural Scenes","title-short":"When Pigs Fly","URL":"https://ieeexplore.ieee.org/document/9710269/","author":[{"family":"Bomatter","given":"Philipp"},{"family":"Zhang","given":"Mengmi"},{"family":"Karev","given":"Dimitar"},{"family":"Madan","given":"Spandan"},{"family":"Tseng","given":"Claire"},{"family":"Kreiman","given":"Gabriel"}],"accessed":{"date-parts":[["2025",12,6]]},"issued":{"date-parts":[["2021",10]]}}}],"schema":"https://github.com/citation-style-language/schema/raw/master/csl-citation.json"} </w:instrText>
       </w:r>
       <w:r>
         <w:rPr>
@@ -1107,7 +1107,7 @@
         </w:rPr>
       </w:pPr>
       <w:bookmarkStart w:id="3" w:name="_Toc216188220"/>
-      <w:bookmarkStart w:id="4" w:name="_Toc223700701"/>
+      <w:bookmarkStart w:id="4" w:name="_Toc223875512"/>
       <w:r>
         <w:rPr>
           <w:lang w:val="en-US"/>
@@ -1611,7 +1611,7 @@
         </w:rPr>
       </w:pPr>
       <w:bookmarkStart w:id="5" w:name="_Toc216188221"/>
-      <w:bookmarkStart w:id="6" w:name="_Toc223700702"/>
+      <w:bookmarkStart w:id="6" w:name="_Toc223875513"/>
       <w:r>
         <w:rPr>
           <w:lang w:val="en-US"/>
@@ -1646,7 +1646,7 @@
           <w:rFonts w:asciiTheme="minorHAnsi" w:eastAsiaTheme="minorEastAsia" w:hAnsiTheme="minorHAnsi" w:cstheme="minorBidi"/>
           <w:b w:val="0"/>
           <w:noProof/>
-          <w:lang/>
+          <w:lang w:val="en-US" w:eastAsia="zh-CN"/>
         </w:rPr>
       </w:pPr>
       <w:r>
@@ -1667,7 +1667,7 @@
         </w:rPr>
         <w:fldChar w:fldCharType="separate"/>
       </w:r>
-      <w:hyperlink w:anchor="_Toc223700700" w:history="1">
+      <w:hyperlink w:anchor="_Toc223875511" w:history="1">
         <w:r>
           <w:rPr>
             <w:rStyle w:val="Hyperlink"/>
@@ -1694,7 +1694,7 @@
             <w:noProof/>
             <w:webHidden/>
           </w:rPr>
-          <w:instrText xml:space="preserve"> PAGEREF _Toc223700700 \h </w:instrText>
+          <w:instrText xml:space="preserve"> PAGEREF _Toc223875511 \h </w:instrText>
         </w:r>
         <w:r>
           <w:rPr>
@@ -1735,10 +1735,10 @@
           <w:rFonts w:asciiTheme="minorHAnsi" w:eastAsiaTheme="minorEastAsia" w:hAnsiTheme="minorHAnsi" w:cstheme="minorBidi"/>
           <w:b w:val="0"/>
           <w:noProof/>
-          <w:lang/>
-        </w:rPr>
-      </w:pPr>
-      <w:hyperlink w:anchor="_Toc223700701" w:history="1">
+          <w:lang w:val="en-US" w:eastAsia="zh-CN"/>
+        </w:rPr>
+      </w:pPr>
+      <w:hyperlink w:anchor="_Toc223875512" w:history="1">
         <w:r>
           <w:rPr>
             <w:rStyle w:val="Hyperlink"/>
@@ -1766,7 +1766,7 @@
             <w:noProof/>
             <w:webHidden/>
           </w:rPr>
-          <w:instrText xml:space="preserve"> PAGEREF _Toc223700701 \h </w:instrText>
+          <w:instrText xml:space="preserve"> PAGEREF _Toc223875512 \h </w:instrText>
         </w:r>
         <w:r>
           <w:rPr>
@@ -1807,10 +1807,10 @@
           <w:rFonts w:asciiTheme="minorHAnsi" w:eastAsiaTheme="minorEastAsia" w:hAnsiTheme="minorHAnsi" w:cstheme="minorBidi"/>
           <w:b w:val="0"/>
           <w:noProof/>
-          <w:lang/>
-        </w:rPr>
-      </w:pPr>
-      <w:hyperlink w:anchor="_Toc223700702" w:history="1">
+          <w:lang w:val="en-US" w:eastAsia="zh-CN"/>
+        </w:rPr>
+      </w:pPr>
+      <w:hyperlink w:anchor="_Toc223875513" w:history="1">
         <w:r>
           <w:rPr>
             <w:rStyle w:val="Hyperlink"/>
@@ -1838,7 +1838,7 @@
             <w:noProof/>
             <w:webHidden/>
           </w:rPr>
-          <w:instrText xml:space="preserve"> PAGEREF _Toc223700702 \h </w:instrText>
+          <w:instrText xml:space="preserve"> PAGEREF _Toc223875513 \h </w:instrText>
         </w:r>
         <w:r>
           <w:rPr>
@@ -1879,10 +1879,10 @@
           <w:rFonts w:asciiTheme="minorHAnsi" w:eastAsiaTheme="minorEastAsia" w:hAnsiTheme="minorHAnsi" w:cstheme="minorBidi"/>
           <w:b w:val="0"/>
           <w:noProof/>
-          <w:lang/>
-        </w:rPr>
-      </w:pPr>
-      <w:hyperlink w:anchor="_Toc223700703" w:history="1">
+          <w:lang w:val="en-US" w:eastAsia="zh-CN"/>
+        </w:rPr>
+      </w:pPr>
+      <w:hyperlink w:anchor="_Toc223875514" w:history="1">
         <w:r>
           <w:rPr>
             <w:rStyle w:val="Hyperlink"/>
@@ -1910,7 +1910,7 @@
             <w:noProof/>
             <w:webHidden/>
           </w:rPr>
-          <w:instrText xml:space="preserve"> PAGEREF _Toc223700703 \h </w:instrText>
+          <w:instrText xml:space="preserve"> PAGEREF _Toc223875514 \h </w:instrText>
         </w:r>
         <w:r>
           <w:rPr>
@@ -1931,6 +1931,78 @@
             <w:webHidden/>
           </w:rPr>
           <w:t>v</w:t>
+        </w:r>
+        <w:r>
+          <w:rPr>
+            <w:noProof/>
+            <w:webHidden/>
+          </w:rPr>
+          <w:fldChar w:fldCharType="end"/>
+        </w:r>
+      </w:hyperlink>
+    </w:p>
+    <w:p>
+      <w:pPr>
+        <w:pStyle w:val="TOC1"/>
+        <w:tabs>
+          <w:tab w:val="right" w:leader="dot" w:pos="8210"/>
+        </w:tabs>
+        <w:rPr>
+          <w:rFonts w:asciiTheme="minorHAnsi" w:eastAsiaTheme="minorEastAsia" w:hAnsiTheme="minorHAnsi" w:cstheme="minorBidi"/>
+          <w:b w:val="0"/>
+          <w:noProof/>
+          <w:lang w:val="en-US" w:eastAsia="zh-CN"/>
+        </w:rPr>
+      </w:pPr>
+      <w:hyperlink w:anchor="_Toc223875515" w:history="1">
+        <w:r>
+          <w:rPr>
+            <w:rStyle w:val="Hyperlink"/>
+            <w:noProof/>
+            <w:lang w:val="en-US"/>
+          </w:rPr>
+          <w:t>List of Tables</w:t>
+        </w:r>
+        <w:r>
+          <w:rPr>
+            <w:noProof/>
+            <w:webHidden/>
+          </w:rPr>
+          <w:tab/>
+        </w:r>
+        <w:r>
+          <w:rPr>
+            <w:noProof/>
+            <w:webHidden/>
+          </w:rPr>
+          <w:fldChar w:fldCharType="begin"/>
+        </w:r>
+        <w:r>
+          <w:rPr>
+            <w:noProof/>
+            <w:webHidden/>
+          </w:rPr>
+          <w:instrText xml:space="preserve"> PAGEREF _Toc223875515 \h </w:instrText>
+        </w:r>
+        <w:r>
+          <w:rPr>
+            <w:noProof/>
+            <w:webHidden/>
+          </w:rPr>
+        </w:r>
+        <w:r>
+          <w:rPr>
+            <w:noProof/>
+            <w:webHidden/>
+          </w:rPr>
+          <w:fldChar w:fldCharType="separate"/>
+        </w:r>
+        <w:r>
+          <w:rPr>
+            <w:noProof/>
+            <w:webHidden/>
+          </w:rPr>
+          <w:t>vi</w:t>
         </w:r>
         <w:r>
           <w:rPr>
@@ -1952,10 +2024,10 @@
           <w:rFonts w:asciiTheme="minorHAnsi" w:eastAsiaTheme="minorEastAsia" w:hAnsiTheme="minorHAnsi" w:cstheme="minorBidi"/>
           <w:b w:val="0"/>
           <w:noProof/>
-          <w:lang/>
-        </w:rPr>
-      </w:pPr>
-      <w:hyperlink w:anchor="_Toc223700704" w:history="1">
+          <w:lang w:val="en-US" w:eastAsia="zh-CN"/>
+        </w:rPr>
+      </w:pPr>
+      <w:hyperlink w:anchor="_Toc223875516" w:history="1">
         <w:r>
           <w:rPr>
             <w:rStyle w:val="Hyperlink"/>
@@ -1969,7 +2041,7 @@
             <w:rFonts w:asciiTheme="minorHAnsi" w:eastAsiaTheme="minorEastAsia" w:hAnsiTheme="minorHAnsi" w:cstheme="minorBidi"/>
             <w:b w:val="0"/>
             <w:noProof/>
-            <w:lang/>
+            <w:lang w:val="en-US" w:eastAsia="zh-CN"/>
           </w:rPr>
           <w:tab/>
         </w:r>
@@ -2000,7 +2072,7 @@
             <w:noProof/>
             <w:webHidden/>
           </w:rPr>
-          <w:instrText xml:space="preserve"> PAGEREF _Toc223700704 \h </w:instrText>
+          <w:instrText xml:space="preserve"> PAGEREF _Toc223875516 \h </w:instrText>
         </w:r>
         <w:r>
           <w:rPr>
@@ -2042,10 +2114,10 @@
           <w:rFonts w:asciiTheme="minorHAnsi" w:eastAsiaTheme="minorEastAsia" w:hAnsiTheme="minorHAnsi" w:cstheme="minorBidi"/>
           <w:b w:val="0"/>
           <w:noProof/>
-          <w:lang/>
-        </w:rPr>
-      </w:pPr>
-      <w:hyperlink w:anchor="_Toc223700705" w:history="1">
+          <w:lang w:val="en-US" w:eastAsia="zh-CN"/>
+        </w:rPr>
+      </w:pPr>
+      <w:hyperlink w:anchor="_Toc223875517" w:history="1">
         <w:r>
           <w:rPr>
             <w:rStyle w:val="Hyperlink"/>
@@ -2059,7 +2131,7 @@
             <w:rFonts w:asciiTheme="minorHAnsi" w:eastAsiaTheme="minorEastAsia" w:hAnsiTheme="minorHAnsi" w:cstheme="minorBidi"/>
             <w:b w:val="0"/>
             <w:noProof/>
-            <w:lang/>
+            <w:lang w:val="en-US" w:eastAsia="zh-CN"/>
           </w:rPr>
           <w:tab/>
         </w:r>
@@ -2090,7 +2162,7 @@
             <w:noProof/>
             <w:webHidden/>
           </w:rPr>
-          <w:instrText xml:space="preserve"> PAGEREF _Toc223700705 \h </w:instrText>
+          <w:instrText xml:space="preserve"> PAGEREF _Toc223875517 \h </w:instrText>
         </w:r>
         <w:r>
           <w:rPr>
@@ -2131,10 +2203,10 @@
         <w:rPr>
           <w:rFonts w:asciiTheme="minorHAnsi" w:eastAsiaTheme="minorEastAsia" w:hAnsiTheme="minorHAnsi" w:cstheme="minorBidi"/>
           <w:noProof/>
-          <w:lang/>
-        </w:rPr>
-      </w:pPr>
-      <w:hyperlink w:anchor="_Toc223700706" w:history="1">
+          <w:lang w:eastAsia="zh-CN"/>
+        </w:rPr>
+      </w:pPr>
+      <w:hyperlink w:anchor="_Toc223875518" w:history="1">
         <w:r>
           <w:rPr>
             <w:rStyle w:val="Hyperlink"/>
@@ -2146,7 +2218,7 @@
           <w:rPr>
             <w:rFonts w:asciiTheme="minorHAnsi" w:eastAsiaTheme="minorEastAsia" w:hAnsiTheme="minorHAnsi" w:cstheme="minorBidi"/>
             <w:noProof/>
-            <w:lang/>
+            <w:lang w:eastAsia="zh-CN"/>
           </w:rPr>
           <w:tab/>
         </w:r>
@@ -2176,7 +2248,7 @@
             <w:noProof/>
             <w:webHidden/>
           </w:rPr>
-          <w:instrText xml:space="preserve"> PAGEREF _Toc223700706 \h </w:instrText>
+          <w:instrText xml:space="preserve"> PAGEREF _Toc223875518 \h </w:instrText>
         </w:r>
         <w:r>
           <w:rPr>
@@ -2217,10 +2289,10 @@
         <w:rPr>
           <w:rFonts w:asciiTheme="minorHAnsi" w:eastAsiaTheme="minorEastAsia" w:hAnsiTheme="minorHAnsi" w:cstheme="minorBidi"/>
           <w:noProof/>
-          <w:lang/>
-        </w:rPr>
-      </w:pPr>
-      <w:hyperlink w:anchor="_Toc223700707" w:history="1">
+          <w:lang w:val="en-US" w:eastAsia="zh-CN"/>
+        </w:rPr>
+      </w:pPr>
+      <w:hyperlink w:anchor="_Toc223875519" w:history="1">
         <w:r>
           <w:rPr>
             <w:rStyle w:val="Hyperlink"/>
@@ -2232,7 +2304,7 @@
           <w:rPr>
             <w:rFonts w:asciiTheme="minorHAnsi" w:eastAsiaTheme="minorEastAsia" w:hAnsiTheme="minorHAnsi" w:cstheme="minorBidi"/>
             <w:noProof/>
-            <w:lang/>
+            <w:lang w:val="en-US" w:eastAsia="zh-CN"/>
           </w:rPr>
           <w:tab/>
         </w:r>
@@ -2262,7 +2334,7 @@
             <w:noProof/>
             <w:webHidden/>
           </w:rPr>
-          <w:instrText xml:space="preserve"> PAGEREF _Toc223700707 \h </w:instrText>
+          <w:instrText xml:space="preserve"> PAGEREF _Toc223875519 \h </w:instrText>
         </w:r>
         <w:r>
           <w:rPr>
@@ -2303,10 +2375,10 @@
         <w:rPr>
           <w:rFonts w:asciiTheme="minorHAnsi" w:eastAsiaTheme="minorEastAsia" w:hAnsiTheme="minorHAnsi" w:cstheme="minorBidi"/>
           <w:noProof/>
-          <w:lang/>
-        </w:rPr>
-      </w:pPr>
-      <w:hyperlink w:anchor="_Toc223700708" w:history="1">
+          <w:lang w:val="en-US" w:eastAsia="zh-CN"/>
+        </w:rPr>
+      </w:pPr>
+      <w:hyperlink w:anchor="_Toc223875520" w:history="1">
         <w:r>
           <w:rPr>
             <w:rStyle w:val="Hyperlink"/>
@@ -2318,7 +2390,7 @@
           <w:rPr>
             <w:rFonts w:asciiTheme="minorHAnsi" w:eastAsiaTheme="minorEastAsia" w:hAnsiTheme="minorHAnsi" w:cstheme="minorBidi"/>
             <w:noProof/>
-            <w:lang/>
+            <w:lang w:val="en-US" w:eastAsia="zh-CN"/>
           </w:rPr>
           <w:tab/>
         </w:r>
@@ -2348,7 +2420,7 @@
             <w:noProof/>
             <w:webHidden/>
           </w:rPr>
-          <w:instrText xml:space="preserve"> PAGEREF _Toc223700708 \h </w:instrText>
+          <w:instrText xml:space="preserve"> PAGEREF _Toc223875520 \h </w:instrText>
         </w:r>
         <w:r>
           <w:rPr>
@@ -2389,10 +2461,10 @@
         <w:rPr>
           <w:rFonts w:asciiTheme="minorHAnsi" w:eastAsiaTheme="minorEastAsia" w:hAnsiTheme="minorHAnsi" w:cstheme="minorBidi"/>
           <w:noProof/>
-          <w:lang/>
-        </w:rPr>
-      </w:pPr>
-      <w:hyperlink w:anchor="_Toc223700709" w:history="1">
+          <w:lang w:val="en-US" w:eastAsia="zh-CN"/>
+        </w:rPr>
+      </w:pPr>
+      <w:hyperlink w:anchor="_Toc223875521" w:history="1">
         <w:r>
           <w:rPr>
             <w:rStyle w:val="Hyperlink"/>
@@ -2404,7 +2476,7 @@
           <w:rPr>
             <w:rFonts w:asciiTheme="minorHAnsi" w:eastAsiaTheme="minorEastAsia" w:hAnsiTheme="minorHAnsi" w:cstheme="minorBidi"/>
             <w:noProof/>
-            <w:lang/>
+            <w:lang w:val="en-US" w:eastAsia="zh-CN"/>
           </w:rPr>
           <w:tab/>
         </w:r>
@@ -2434,7 +2506,7 @@
             <w:noProof/>
             <w:webHidden/>
           </w:rPr>
-          <w:instrText xml:space="preserve"> PAGEREF _Toc223700709 \h </w:instrText>
+          <w:instrText xml:space="preserve"> PAGEREF _Toc223875521 \h </w:instrText>
         </w:r>
         <w:r>
           <w:rPr>
@@ -2475,10 +2547,10 @@
         <w:rPr>
           <w:rFonts w:asciiTheme="minorHAnsi" w:eastAsiaTheme="minorEastAsia" w:hAnsiTheme="minorHAnsi" w:cstheme="minorBidi"/>
           <w:noProof/>
-          <w:lang/>
-        </w:rPr>
-      </w:pPr>
-      <w:hyperlink w:anchor="_Toc223700710" w:history="1">
+          <w:lang w:val="en-US" w:eastAsia="zh-CN"/>
+        </w:rPr>
+      </w:pPr>
+      <w:hyperlink w:anchor="_Toc223875522" w:history="1">
         <w:r>
           <w:rPr>
             <w:rStyle w:val="Hyperlink"/>
@@ -2490,7 +2562,7 @@
           <w:rPr>
             <w:rFonts w:asciiTheme="minorHAnsi" w:eastAsiaTheme="minorEastAsia" w:hAnsiTheme="minorHAnsi" w:cstheme="minorBidi"/>
             <w:noProof/>
-            <w:lang/>
+            <w:lang w:val="en-US" w:eastAsia="zh-CN"/>
           </w:rPr>
           <w:tab/>
         </w:r>
@@ -2520,7 +2592,7 @@
             <w:noProof/>
             <w:webHidden/>
           </w:rPr>
-          <w:instrText xml:space="preserve"> PAGEREF _Toc223700710 \h </w:instrText>
+          <w:instrText xml:space="preserve"> PAGEREF _Toc223875522 \h </w:instrText>
         </w:r>
         <w:r>
           <w:rPr>
@@ -2561,10 +2633,10 @@
         <w:rPr>
           <w:rFonts w:asciiTheme="minorHAnsi" w:eastAsiaTheme="minorEastAsia" w:hAnsiTheme="minorHAnsi" w:cstheme="minorBidi"/>
           <w:noProof/>
-          <w:lang/>
-        </w:rPr>
-      </w:pPr>
-      <w:hyperlink w:anchor="_Toc223700711" w:history="1">
+          <w:lang w:val="en-US" w:eastAsia="zh-CN"/>
+        </w:rPr>
+      </w:pPr>
+      <w:hyperlink w:anchor="_Toc223875523" w:history="1">
         <w:r>
           <w:rPr>
             <w:rStyle w:val="Hyperlink"/>
@@ -2576,7 +2648,7 @@
           <w:rPr>
             <w:rFonts w:asciiTheme="minorHAnsi" w:eastAsiaTheme="minorEastAsia" w:hAnsiTheme="minorHAnsi" w:cstheme="minorBidi"/>
             <w:noProof/>
-            <w:lang/>
+            <w:lang w:val="en-US" w:eastAsia="zh-CN"/>
           </w:rPr>
           <w:tab/>
         </w:r>
@@ -2606,7 +2678,7 @@
             <w:noProof/>
             <w:webHidden/>
           </w:rPr>
-          <w:instrText xml:space="preserve"> PAGEREF _Toc223700711 \h </w:instrText>
+          <w:instrText xml:space="preserve"> PAGEREF _Toc223875523 \h </w:instrText>
         </w:r>
         <w:r>
           <w:rPr>
@@ -2647,10 +2719,10 @@
         <w:rPr>
           <w:rFonts w:asciiTheme="minorHAnsi" w:eastAsiaTheme="minorEastAsia" w:hAnsiTheme="minorHAnsi" w:cstheme="minorBidi"/>
           <w:noProof/>
-          <w:lang/>
-        </w:rPr>
-      </w:pPr>
-      <w:hyperlink w:anchor="_Toc223700712" w:history="1">
+          <w:lang w:eastAsia="zh-CN"/>
+        </w:rPr>
+      </w:pPr>
+      <w:hyperlink w:anchor="_Toc223875524" w:history="1">
         <w:r>
           <w:rPr>
             <w:rStyle w:val="Hyperlink"/>
@@ -2662,7 +2734,7 @@
           <w:rPr>
             <w:rFonts w:asciiTheme="minorHAnsi" w:eastAsiaTheme="minorEastAsia" w:hAnsiTheme="minorHAnsi" w:cstheme="minorBidi"/>
             <w:noProof/>
-            <w:lang/>
+            <w:lang w:eastAsia="zh-CN"/>
           </w:rPr>
           <w:tab/>
         </w:r>
@@ -2692,7 +2764,7 @@
             <w:noProof/>
             <w:webHidden/>
           </w:rPr>
-          <w:instrText xml:space="preserve"> PAGEREF _Toc223700712 \h </w:instrText>
+          <w:instrText xml:space="preserve"> PAGEREF _Toc223875524 \h </w:instrText>
         </w:r>
         <w:r>
           <w:rPr>
@@ -2733,10 +2805,10 @@
         <w:rPr>
           <w:rFonts w:asciiTheme="minorHAnsi" w:eastAsiaTheme="minorEastAsia" w:hAnsiTheme="minorHAnsi" w:cstheme="minorBidi"/>
           <w:noProof/>
-          <w:lang/>
-        </w:rPr>
-      </w:pPr>
-      <w:hyperlink w:anchor="_Toc223700713" w:history="1">
+          <w:lang w:val="en-US" w:eastAsia="zh-CN"/>
+        </w:rPr>
+      </w:pPr>
+      <w:hyperlink w:anchor="_Toc223875525" w:history="1">
         <w:r>
           <w:rPr>
             <w:rStyle w:val="Hyperlink"/>
@@ -2748,7 +2820,7 @@
           <w:rPr>
             <w:rFonts w:asciiTheme="minorHAnsi" w:eastAsiaTheme="minorEastAsia" w:hAnsiTheme="minorHAnsi" w:cstheme="minorBidi"/>
             <w:noProof/>
-            <w:lang/>
+            <w:lang w:val="en-US" w:eastAsia="zh-CN"/>
           </w:rPr>
           <w:tab/>
         </w:r>
@@ -2778,7 +2850,7 @@
             <w:noProof/>
             <w:webHidden/>
           </w:rPr>
-          <w:instrText xml:space="preserve"> PAGEREF _Toc223700713 \h </w:instrText>
+          <w:instrText xml:space="preserve"> PAGEREF _Toc223875525 \h </w:instrText>
         </w:r>
         <w:r>
           <w:rPr>
@@ -2798,7 +2870,7 @@
             <w:noProof/>
             <w:webHidden/>
           </w:rPr>
-          <w:t>7</w:t>
+          <w:t>6</w:t>
         </w:r>
         <w:r>
           <w:rPr>
@@ -2820,10 +2892,10 @@
           <w:rFonts w:asciiTheme="minorHAnsi" w:eastAsiaTheme="minorEastAsia" w:hAnsiTheme="minorHAnsi" w:cstheme="minorBidi"/>
           <w:b w:val="0"/>
           <w:noProof/>
-          <w:lang/>
-        </w:rPr>
-      </w:pPr>
-      <w:hyperlink w:anchor="_Toc223700714" w:history="1">
+          <w:lang w:val="en-US" w:eastAsia="zh-CN"/>
+        </w:rPr>
+      </w:pPr>
+      <w:hyperlink w:anchor="_Toc223875526" w:history="1">
         <w:r>
           <w:rPr>
             <w:rStyle w:val="Hyperlink"/>
@@ -2837,7 +2909,7 @@
             <w:rFonts w:asciiTheme="minorHAnsi" w:eastAsiaTheme="minorEastAsia" w:hAnsiTheme="minorHAnsi" w:cstheme="minorBidi"/>
             <w:b w:val="0"/>
             <w:noProof/>
-            <w:lang/>
+            <w:lang w:val="en-US" w:eastAsia="zh-CN"/>
           </w:rPr>
           <w:tab/>
         </w:r>
@@ -2868,7 +2940,7 @@
             <w:noProof/>
             <w:webHidden/>
           </w:rPr>
-          <w:instrText xml:space="preserve"> PAGEREF _Toc223700714 \h </w:instrText>
+          <w:instrText xml:space="preserve"> PAGEREF _Toc223875526 \h </w:instrText>
         </w:r>
         <w:r>
           <w:rPr>
@@ -2909,10 +2981,10 @@
         <w:rPr>
           <w:rFonts w:asciiTheme="minorHAnsi" w:eastAsiaTheme="minorEastAsia" w:hAnsiTheme="minorHAnsi" w:cstheme="minorBidi"/>
           <w:noProof/>
-          <w:lang/>
-        </w:rPr>
-      </w:pPr>
-      <w:hyperlink w:anchor="_Toc223700715" w:history="1">
+          <w:lang w:eastAsia="zh-CN"/>
+        </w:rPr>
+      </w:pPr>
+      <w:hyperlink w:anchor="_Toc223875527" w:history="1">
         <w:r>
           <w:rPr>
             <w:rStyle w:val="Hyperlink"/>
@@ -2924,7 +2996,7 @@
           <w:rPr>
             <w:rFonts w:asciiTheme="minorHAnsi" w:eastAsiaTheme="minorEastAsia" w:hAnsiTheme="minorHAnsi" w:cstheme="minorBidi"/>
             <w:noProof/>
-            <w:lang/>
+            <w:lang w:eastAsia="zh-CN"/>
           </w:rPr>
           <w:tab/>
         </w:r>
@@ -2954,7 +3026,7 @@
             <w:noProof/>
             <w:webHidden/>
           </w:rPr>
-          <w:instrText xml:space="preserve"> PAGEREF _Toc223700715 \h </w:instrText>
+          <w:instrText xml:space="preserve"> PAGEREF _Toc223875527 \h </w:instrText>
         </w:r>
         <w:r>
           <w:rPr>
@@ -2995,10 +3067,10 @@
         <w:rPr>
           <w:rFonts w:asciiTheme="minorHAnsi" w:eastAsiaTheme="minorEastAsia" w:hAnsiTheme="minorHAnsi" w:cstheme="minorBidi"/>
           <w:noProof/>
-          <w:lang/>
-        </w:rPr>
-      </w:pPr>
-      <w:hyperlink w:anchor="_Toc223700716" w:history="1">
+          <w:lang w:eastAsia="zh-CN"/>
+        </w:rPr>
+      </w:pPr>
+      <w:hyperlink w:anchor="_Toc223875528" w:history="1">
         <w:r>
           <w:rPr>
             <w:rStyle w:val="Hyperlink"/>
@@ -3010,7 +3082,7 @@
           <w:rPr>
             <w:rFonts w:asciiTheme="minorHAnsi" w:eastAsiaTheme="minorEastAsia" w:hAnsiTheme="minorHAnsi" w:cstheme="minorBidi"/>
             <w:noProof/>
-            <w:lang/>
+            <w:lang w:eastAsia="zh-CN"/>
           </w:rPr>
           <w:tab/>
         </w:r>
@@ -3040,7 +3112,7 @@
             <w:noProof/>
             <w:webHidden/>
           </w:rPr>
-          <w:instrText xml:space="preserve"> PAGEREF _Toc223700716 \h </w:instrText>
+          <w:instrText xml:space="preserve"> PAGEREF _Toc223875528 \h </w:instrText>
         </w:r>
         <w:r>
           <w:rPr>
@@ -3081,10 +3153,10 @@
         <w:rPr>
           <w:rFonts w:asciiTheme="minorHAnsi" w:eastAsiaTheme="minorEastAsia" w:hAnsiTheme="minorHAnsi" w:cstheme="minorBidi"/>
           <w:noProof/>
-          <w:lang/>
-        </w:rPr>
-      </w:pPr>
-      <w:hyperlink w:anchor="_Toc223700717" w:history="1">
+          <w:lang w:val="en-US" w:eastAsia="zh-CN"/>
+        </w:rPr>
+      </w:pPr>
+      <w:hyperlink w:anchor="_Toc223875529" w:history="1">
         <w:r>
           <w:rPr>
             <w:rStyle w:val="Hyperlink"/>
@@ -3096,7 +3168,7 @@
           <w:rPr>
             <w:rFonts w:asciiTheme="minorHAnsi" w:eastAsiaTheme="minorEastAsia" w:hAnsiTheme="minorHAnsi" w:cstheme="minorBidi"/>
             <w:noProof/>
-            <w:lang/>
+            <w:lang w:val="en-US" w:eastAsia="zh-CN"/>
           </w:rPr>
           <w:tab/>
         </w:r>
@@ -3126,7 +3198,7 @@
             <w:noProof/>
             <w:webHidden/>
           </w:rPr>
-          <w:instrText xml:space="preserve"> PAGEREF _Toc223700717 \h </w:instrText>
+          <w:instrText xml:space="preserve"> PAGEREF _Toc223875529 \h </w:instrText>
         </w:r>
         <w:r>
           <w:rPr>
@@ -3167,10 +3239,10 @@
         <w:rPr>
           <w:rFonts w:asciiTheme="minorHAnsi" w:eastAsiaTheme="minorEastAsia" w:hAnsiTheme="minorHAnsi" w:cstheme="minorBidi"/>
           <w:noProof/>
-          <w:lang/>
-        </w:rPr>
-      </w:pPr>
-      <w:hyperlink w:anchor="_Toc223700718" w:history="1">
+          <w:lang w:eastAsia="zh-CN"/>
+        </w:rPr>
+      </w:pPr>
+      <w:hyperlink w:anchor="_Toc223875530" w:history="1">
         <w:r>
           <w:rPr>
             <w:rStyle w:val="Hyperlink"/>
@@ -3182,7 +3254,7 @@
           <w:rPr>
             <w:rFonts w:asciiTheme="minorHAnsi" w:eastAsiaTheme="minorEastAsia" w:hAnsiTheme="minorHAnsi" w:cstheme="minorBidi"/>
             <w:noProof/>
-            <w:lang/>
+            <w:lang w:eastAsia="zh-CN"/>
           </w:rPr>
           <w:tab/>
         </w:r>
@@ -3212,7 +3284,7 @@
             <w:noProof/>
             <w:webHidden/>
           </w:rPr>
-          <w:instrText xml:space="preserve"> PAGEREF _Toc223700718 \h </w:instrText>
+          <w:instrText xml:space="preserve"> PAGEREF _Toc223875530 \h </w:instrText>
         </w:r>
         <w:r>
           <w:rPr>
@@ -3253,10 +3325,10 @@
         <w:rPr>
           <w:rFonts w:asciiTheme="minorHAnsi" w:eastAsiaTheme="minorEastAsia" w:hAnsiTheme="minorHAnsi" w:cstheme="minorBidi"/>
           <w:noProof/>
-          <w:lang/>
-        </w:rPr>
-      </w:pPr>
-      <w:hyperlink w:anchor="_Toc223700719" w:history="1">
+          <w:lang w:val="en-US" w:eastAsia="zh-CN"/>
+        </w:rPr>
+      </w:pPr>
+      <w:hyperlink w:anchor="_Toc223875531" w:history="1">
         <w:r>
           <w:rPr>
             <w:rStyle w:val="Hyperlink"/>
@@ -3268,7 +3340,7 @@
           <w:rPr>
             <w:rFonts w:asciiTheme="minorHAnsi" w:eastAsiaTheme="minorEastAsia" w:hAnsiTheme="minorHAnsi" w:cstheme="minorBidi"/>
             <w:noProof/>
-            <w:lang/>
+            <w:lang w:val="en-US" w:eastAsia="zh-CN"/>
           </w:rPr>
           <w:tab/>
         </w:r>
@@ -3298,7 +3370,7 @@
             <w:noProof/>
             <w:webHidden/>
           </w:rPr>
-          <w:instrText xml:space="preserve"> PAGEREF _Toc223700719 \h </w:instrText>
+          <w:instrText xml:space="preserve"> PAGEREF _Toc223875531 \h </w:instrText>
         </w:r>
         <w:r>
           <w:rPr>
@@ -3339,10 +3411,10 @@
         <w:rPr>
           <w:rFonts w:asciiTheme="minorHAnsi" w:eastAsiaTheme="minorEastAsia" w:hAnsiTheme="minorHAnsi" w:cstheme="minorBidi"/>
           <w:noProof/>
-          <w:lang/>
-        </w:rPr>
-      </w:pPr>
-      <w:hyperlink w:anchor="_Toc223700720" w:history="1">
+          <w:lang w:val="en-US" w:eastAsia="zh-CN"/>
+        </w:rPr>
+      </w:pPr>
+      <w:hyperlink w:anchor="_Toc223875532" w:history="1">
         <w:r>
           <w:rPr>
             <w:rStyle w:val="Hyperlink"/>
@@ -3354,7 +3426,7 @@
           <w:rPr>
             <w:rFonts w:asciiTheme="minorHAnsi" w:eastAsiaTheme="minorEastAsia" w:hAnsiTheme="minorHAnsi" w:cstheme="minorBidi"/>
             <w:noProof/>
-            <w:lang/>
+            <w:lang w:val="en-US" w:eastAsia="zh-CN"/>
           </w:rPr>
           <w:tab/>
         </w:r>
@@ -3384,7 +3456,7 @@
             <w:noProof/>
             <w:webHidden/>
           </w:rPr>
-          <w:instrText xml:space="preserve"> PAGEREF _Toc223700720 \h </w:instrText>
+          <w:instrText xml:space="preserve"> PAGEREF _Toc223875532 \h </w:instrText>
         </w:r>
         <w:r>
           <w:rPr>
@@ -3425,10 +3497,10 @@
         <w:rPr>
           <w:rFonts w:asciiTheme="minorHAnsi" w:eastAsiaTheme="minorEastAsia" w:hAnsiTheme="minorHAnsi" w:cstheme="minorBidi"/>
           <w:noProof/>
-          <w:lang/>
-        </w:rPr>
-      </w:pPr>
-      <w:hyperlink w:anchor="_Toc223700721" w:history="1">
+          <w:lang w:val="en-US" w:eastAsia="zh-CN"/>
+        </w:rPr>
+      </w:pPr>
+      <w:hyperlink w:anchor="_Toc223875533" w:history="1">
         <w:r>
           <w:rPr>
             <w:rStyle w:val="Hyperlink"/>
@@ -3441,7 +3513,7 @@
           <w:rPr>
             <w:rFonts w:asciiTheme="minorHAnsi" w:eastAsiaTheme="minorEastAsia" w:hAnsiTheme="minorHAnsi" w:cstheme="minorBidi"/>
             <w:noProof/>
-            <w:lang/>
+            <w:lang w:val="en-US" w:eastAsia="zh-CN"/>
           </w:rPr>
           <w:tab/>
         </w:r>
@@ -3471,7 +3543,7 @@
             <w:noProof/>
             <w:webHidden/>
           </w:rPr>
-          <w:instrText xml:space="preserve"> PAGEREF _Toc223700721 \h </w:instrText>
+          <w:instrText xml:space="preserve"> PAGEREF _Toc223875533 \h </w:instrText>
         </w:r>
         <w:r>
           <w:rPr>
@@ -3512,10 +3584,10 @@
         <w:rPr>
           <w:rFonts w:asciiTheme="minorHAnsi" w:eastAsiaTheme="minorEastAsia" w:hAnsiTheme="minorHAnsi" w:cstheme="minorBidi"/>
           <w:noProof/>
-          <w:lang/>
-        </w:rPr>
-      </w:pPr>
-      <w:hyperlink w:anchor="_Toc223700722" w:history="1">
+          <w:lang w:eastAsia="zh-CN"/>
+        </w:rPr>
+      </w:pPr>
+      <w:hyperlink w:anchor="_Toc223875534" w:history="1">
         <w:r>
           <w:rPr>
             <w:rStyle w:val="Hyperlink"/>
@@ -3527,7 +3599,7 @@
           <w:rPr>
             <w:rFonts w:asciiTheme="minorHAnsi" w:eastAsiaTheme="minorEastAsia" w:hAnsiTheme="minorHAnsi" w:cstheme="minorBidi"/>
             <w:noProof/>
-            <w:lang/>
+            <w:lang w:eastAsia="zh-CN"/>
           </w:rPr>
           <w:tab/>
         </w:r>
@@ -3557,7 +3629,7 @@
             <w:noProof/>
             <w:webHidden/>
           </w:rPr>
-          <w:instrText xml:space="preserve"> PAGEREF _Toc223700722 \h </w:instrText>
+          <w:instrText xml:space="preserve"> PAGEREF _Toc223875534 \h </w:instrText>
         </w:r>
         <w:r>
           <w:rPr>
@@ -3599,10 +3671,10 @@
           <w:rFonts w:asciiTheme="minorHAnsi" w:eastAsiaTheme="minorEastAsia" w:hAnsiTheme="minorHAnsi" w:cstheme="minorBidi"/>
           <w:b w:val="0"/>
           <w:noProof/>
-          <w:lang/>
-        </w:rPr>
-      </w:pPr>
-      <w:hyperlink w:anchor="_Toc223700723" w:history="1">
+          <w:lang w:val="en-US" w:eastAsia="zh-CN"/>
+        </w:rPr>
+      </w:pPr>
+      <w:hyperlink w:anchor="_Toc223875535" w:history="1">
         <w:r>
           <w:rPr>
             <w:rStyle w:val="Hyperlink"/>
@@ -3615,7 +3687,7 @@
             <w:rFonts w:asciiTheme="minorHAnsi" w:eastAsiaTheme="minorEastAsia" w:hAnsiTheme="minorHAnsi" w:cstheme="minorBidi"/>
             <w:b w:val="0"/>
             <w:noProof/>
-            <w:lang/>
+            <w:lang w:val="en-US" w:eastAsia="zh-CN"/>
           </w:rPr>
           <w:tab/>
         </w:r>
@@ -3646,7 +3718,7 @@
             <w:noProof/>
             <w:webHidden/>
           </w:rPr>
-          <w:instrText xml:space="preserve"> PAGEREF _Toc223700723 \h </w:instrText>
+          <w:instrText xml:space="preserve"> PAGEREF _Toc223875535 \h </w:instrText>
         </w:r>
         <w:r>
           <w:rPr>
@@ -3687,10 +3759,10 @@
         <w:rPr>
           <w:rFonts w:asciiTheme="minorHAnsi" w:eastAsiaTheme="minorEastAsia" w:hAnsiTheme="minorHAnsi" w:cstheme="minorBidi"/>
           <w:noProof/>
-          <w:lang/>
-        </w:rPr>
-      </w:pPr>
-      <w:hyperlink w:anchor="_Toc223700724" w:history="1">
+          <w:lang w:eastAsia="zh-CN"/>
+        </w:rPr>
+      </w:pPr>
+      <w:hyperlink w:anchor="_Toc223875536" w:history="1">
         <w:r>
           <w:rPr>
             <w:rStyle w:val="Hyperlink"/>
@@ -3702,7 +3774,7 @@
           <w:rPr>
             <w:rFonts w:asciiTheme="minorHAnsi" w:eastAsiaTheme="minorEastAsia" w:hAnsiTheme="minorHAnsi" w:cstheme="minorBidi"/>
             <w:noProof/>
-            <w:lang/>
+            <w:lang w:eastAsia="zh-CN"/>
           </w:rPr>
           <w:tab/>
         </w:r>
@@ -3732,7 +3804,7 @@
             <w:noProof/>
             <w:webHidden/>
           </w:rPr>
-          <w:instrText xml:space="preserve"> PAGEREF _Toc223700724 \h </w:instrText>
+          <w:instrText xml:space="preserve"> PAGEREF _Toc223875536 \h </w:instrText>
         </w:r>
         <w:r>
           <w:rPr>
@@ -3773,10 +3845,10 @@
         <w:rPr>
           <w:rFonts w:asciiTheme="minorHAnsi" w:eastAsiaTheme="minorEastAsia" w:hAnsiTheme="minorHAnsi" w:cstheme="minorBidi"/>
           <w:noProof/>
-          <w:lang/>
-        </w:rPr>
-      </w:pPr>
-      <w:hyperlink w:anchor="_Toc223700725" w:history="1">
+          <w:lang w:eastAsia="zh-CN"/>
+        </w:rPr>
+      </w:pPr>
+      <w:hyperlink w:anchor="_Toc223875537" w:history="1">
         <w:r>
           <w:rPr>
             <w:rStyle w:val="Hyperlink"/>
@@ -3788,7 +3860,7 @@
           <w:rPr>
             <w:rFonts w:asciiTheme="minorHAnsi" w:eastAsiaTheme="minorEastAsia" w:hAnsiTheme="minorHAnsi" w:cstheme="minorBidi"/>
             <w:noProof/>
-            <w:lang/>
+            <w:lang w:eastAsia="zh-CN"/>
           </w:rPr>
           <w:tab/>
         </w:r>
@@ -3818,7 +3890,7 @@
             <w:noProof/>
             <w:webHidden/>
           </w:rPr>
-          <w:instrText xml:space="preserve"> PAGEREF _Toc223700725 \h </w:instrText>
+          <w:instrText xml:space="preserve"> PAGEREF _Toc223875537 \h </w:instrText>
         </w:r>
         <w:r>
           <w:rPr>
@@ -3838,7 +3910,7 @@
             <w:noProof/>
             <w:webHidden/>
           </w:rPr>
-          <w:t>18</w:t>
+          <w:t>19</w:t>
         </w:r>
         <w:r>
           <w:rPr>
@@ -3859,10 +3931,10 @@
         <w:rPr>
           <w:rFonts w:asciiTheme="minorHAnsi" w:eastAsiaTheme="minorEastAsia" w:hAnsiTheme="minorHAnsi" w:cstheme="minorBidi"/>
           <w:noProof/>
-          <w:lang/>
-        </w:rPr>
-      </w:pPr>
-      <w:hyperlink w:anchor="_Toc223700726" w:history="1">
+          <w:lang w:val="en-US" w:eastAsia="zh-CN"/>
+        </w:rPr>
+      </w:pPr>
+      <w:hyperlink w:anchor="_Toc223875538" w:history="1">
         <w:r>
           <w:rPr>
             <w:rStyle w:val="Hyperlink"/>
@@ -3874,7 +3946,7 @@
           <w:rPr>
             <w:rFonts w:asciiTheme="minorHAnsi" w:eastAsiaTheme="minorEastAsia" w:hAnsiTheme="minorHAnsi" w:cstheme="minorBidi"/>
             <w:noProof/>
-            <w:lang/>
+            <w:lang w:val="en-US" w:eastAsia="zh-CN"/>
           </w:rPr>
           <w:tab/>
         </w:r>
@@ -3904,7 +3976,7 @@
             <w:noProof/>
             <w:webHidden/>
           </w:rPr>
-          <w:instrText xml:space="preserve"> PAGEREF _Toc223700726 \h </w:instrText>
+          <w:instrText xml:space="preserve"> PAGEREF _Toc223875538 \h </w:instrText>
         </w:r>
         <w:r>
           <w:rPr>
@@ -3925,6 +3997,93 @@
             <w:webHidden/>
           </w:rPr>
           <w:t>19</w:t>
+        </w:r>
+        <w:r>
+          <w:rPr>
+            <w:noProof/>
+            <w:webHidden/>
+          </w:rPr>
+          <w:fldChar w:fldCharType="end"/>
+        </w:r>
+      </w:hyperlink>
+    </w:p>
+    <w:p>
+      <w:pPr>
+        <w:pStyle w:val="TOC3"/>
+        <w:tabs>
+          <w:tab w:val="left" w:pos="1440"/>
+          <w:tab w:val="right" w:leader="dot" w:pos="8210"/>
+        </w:tabs>
+        <w:rPr>
+          <w:rFonts w:asciiTheme="minorHAnsi" w:eastAsiaTheme="minorEastAsia" w:hAnsiTheme="minorHAnsi" w:cstheme="minorBidi"/>
+          <w:noProof/>
+          <w:lang w:val="en-US" w:eastAsia="zh-CN"/>
+        </w:rPr>
+      </w:pPr>
+      <w:hyperlink w:anchor="_Toc223875539" w:history="1">
+        <w:r>
+          <w:rPr>
+            <w:rStyle w:val="Hyperlink"/>
+            <w:noProof/>
+            <w:lang w:val="vi-VN"/>
+          </w:rPr>
+          <w:t>4.2.2</w:t>
+        </w:r>
+        <w:r>
+          <w:rPr>
+            <w:rFonts w:asciiTheme="minorHAnsi" w:eastAsiaTheme="minorEastAsia" w:hAnsiTheme="minorHAnsi" w:cstheme="minorBidi"/>
+            <w:noProof/>
+            <w:lang w:val="en-US" w:eastAsia="zh-CN"/>
+          </w:rPr>
+          <w:tab/>
+        </w:r>
+        <w:r>
+          <w:rPr>
+            <w:rStyle w:val="Hyperlink"/>
+            <w:noProof/>
+          </w:rPr>
+          <w:t>Modified CRTNet with positional encoding for the target image using the cross-attention mechanism</w:t>
+        </w:r>
+        <w:r>
+          <w:rPr>
+            <w:noProof/>
+            <w:webHidden/>
+          </w:rPr>
+          <w:tab/>
+        </w:r>
+        <w:r>
+          <w:rPr>
+            <w:noProof/>
+            <w:webHidden/>
+          </w:rPr>
+          <w:fldChar w:fldCharType="begin"/>
+        </w:r>
+        <w:r>
+          <w:rPr>
+            <w:noProof/>
+            <w:webHidden/>
+          </w:rPr>
+          <w:instrText xml:space="preserve"> PAGEREF _Toc223875539 \h </w:instrText>
+        </w:r>
+        <w:r>
+          <w:rPr>
+            <w:noProof/>
+            <w:webHidden/>
+          </w:rPr>
+        </w:r>
+        <w:r>
+          <w:rPr>
+            <w:noProof/>
+            <w:webHidden/>
+          </w:rPr>
+          <w:fldChar w:fldCharType="separate"/>
+        </w:r>
+        <w:r>
+          <w:rPr>
+            <w:noProof/>
+            <w:webHidden/>
+          </w:rPr>
+          <w:t>20</w:t>
         </w:r>
         <w:r>
           <w:rPr>
@@ -3945,10 +4104,10 @@
         <w:rPr>
           <w:rFonts w:asciiTheme="minorHAnsi" w:eastAsiaTheme="minorEastAsia" w:hAnsiTheme="minorHAnsi" w:cstheme="minorBidi"/>
           <w:noProof/>
-          <w:lang/>
-        </w:rPr>
-      </w:pPr>
-      <w:hyperlink w:anchor="_Toc223700727" w:history="1">
+          <w:lang w:eastAsia="zh-CN"/>
+        </w:rPr>
+      </w:pPr>
+      <w:hyperlink w:anchor="_Toc223875540" w:history="1">
         <w:r>
           <w:rPr>
             <w:rStyle w:val="Hyperlink"/>
@@ -3960,7 +4119,7 @@
           <w:rPr>
             <w:rFonts w:asciiTheme="minorHAnsi" w:eastAsiaTheme="minorEastAsia" w:hAnsiTheme="minorHAnsi" w:cstheme="minorBidi"/>
             <w:noProof/>
-            <w:lang/>
+            <w:lang w:eastAsia="zh-CN"/>
           </w:rPr>
           <w:tab/>
         </w:r>
@@ -3990,7 +4149,7 @@
             <w:noProof/>
             <w:webHidden/>
           </w:rPr>
-          <w:instrText xml:space="preserve"> PAGEREF _Toc223700727 \h </w:instrText>
+          <w:instrText xml:space="preserve"> PAGEREF _Toc223875540 \h </w:instrText>
         </w:r>
         <w:r>
           <w:rPr>
@@ -4010,7 +4169,7 @@
             <w:noProof/>
             <w:webHidden/>
           </w:rPr>
-          <w:t>19</w:t>
+          <w:t>20</w:t>
         </w:r>
         <w:r>
           <w:rPr>
@@ -4031,10 +4190,10 @@
         <w:rPr>
           <w:rFonts w:asciiTheme="minorHAnsi" w:eastAsiaTheme="minorEastAsia" w:hAnsiTheme="minorHAnsi" w:cstheme="minorBidi"/>
           <w:noProof/>
-          <w:lang/>
-        </w:rPr>
-      </w:pPr>
-      <w:hyperlink w:anchor="_Toc223700728" w:history="1">
+          <w:lang w:val="en-US" w:eastAsia="zh-CN"/>
+        </w:rPr>
+      </w:pPr>
+      <w:hyperlink w:anchor="_Toc223875541" w:history="1">
         <w:r>
           <w:rPr>
             <w:rStyle w:val="Hyperlink"/>
@@ -4046,7 +4205,7 @@
           <w:rPr>
             <w:rFonts w:asciiTheme="minorHAnsi" w:eastAsiaTheme="minorEastAsia" w:hAnsiTheme="minorHAnsi" w:cstheme="minorBidi"/>
             <w:noProof/>
-            <w:lang/>
+            <w:lang w:val="en-US" w:eastAsia="zh-CN"/>
           </w:rPr>
           <w:tab/>
         </w:r>
@@ -4076,7 +4235,7 @@
             <w:noProof/>
             <w:webHidden/>
           </w:rPr>
-          <w:instrText xml:space="preserve"> PAGEREF _Toc223700728 \h </w:instrText>
+          <w:instrText xml:space="preserve"> PAGEREF _Toc223875541 \h </w:instrText>
         </w:r>
         <w:r>
           <w:rPr>
@@ -4096,7 +4255,7 @@
             <w:noProof/>
             <w:webHidden/>
           </w:rPr>
-          <w:t>19</w:t>
+          <w:t>20</w:t>
         </w:r>
         <w:r>
           <w:rPr>
@@ -4117,10 +4276,10 @@
         <w:rPr>
           <w:rFonts w:asciiTheme="minorHAnsi" w:eastAsiaTheme="minorEastAsia" w:hAnsiTheme="minorHAnsi" w:cstheme="minorBidi"/>
           <w:noProof/>
-          <w:lang/>
-        </w:rPr>
-      </w:pPr>
-      <w:hyperlink w:anchor="_Toc223700729" w:history="1">
+          <w:lang w:val="en-US" w:eastAsia="zh-CN"/>
+        </w:rPr>
+      </w:pPr>
+      <w:hyperlink w:anchor="_Toc223875542" w:history="1">
         <w:r>
           <w:rPr>
             <w:rStyle w:val="Hyperlink"/>
@@ -4132,7 +4291,7 @@
           <w:rPr>
             <w:rFonts w:asciiTheme="minorHAnsi" w:eastAsiaTheme="minorEastAsia" w:hAnsiTheme="minorHAnsi" w:cstheme="minorBidi"/>
             <w:noProof/>
-            <w:lang/>
+            <w:lang w:val="en-US" w:eastAsia="zh-CN"/>
           </w:rPr>
           <w:tab/>
         </w:r>
@@ -4162,7 +4321,7 @@
             <w:noProof/>
             <w:webHidden/>
           </w:rPr>
-          <w:instrText xml:space="preserve"> PAGEREF _Toc223700729 \h </w:instrText>
+          <w:instrText xml:space="preserve"> PAGEREF _Toc223875542 \h </w:instrText>
         </w:r>
         <w:r>
           <w:rPr>
@@ -4182,7 +4341,7 @@
             <w:noProof/>
             <w:webHidden/>
           </w:rPr>
-          <w:t>20</w:t>
+          <w:t>21</w:t>
         </w:r>
         <w:r>
           <w:rPr>
@@ -4203,10 +4362,10 @@
         <w:rPr>
           <w:rFonts w:asciiTheme="minorHAnsi" w:eastAsiaTheme="minorEastAsia" w:hAnsiTheme="minorHAnsi" w:cstheme="minorBidi"/>
           <w:noProof/>
-          <w:lang/>
-        </w:rPr>
-      </w:pPr>
-      <w:hyperlink w:anchor="_Toc223700730" w:history="1">
+          <w:lang w:val="en-US" w:eastAsia="zh-CN"/>
+        </w:rPr>
+      </w:pPr>
+      <w:hyperlink w:anchor="_Toc223875543" w:history="1">
         <w:r>
           <w:rPr>
             <w:rStyle w:val="Hyperlink"/>
@@ -4219,7 +4378,7 @@
           <w:rPr>
             <w:rFonts w:asciiTheme="minorHAnsi" w:eastAsiaTheme="minorEastAsia" w:hAnsiTheme="minorHAnsi" w:cstheme="minorBidi"/>
             <w:noProof/>
-            <w:lang/>
+            <w:lang w:val="en-US" w:eastAsia="zh-CN"/>
           </w:rPr>
           <w:tab/>
         </w:r>
@@ -4249,7 +4408,7 @@
             <w:noProof/>
             <w:webHidden/>
           </w:rPr>
-          <w:instrText xml:space="preserve"> PAGEREF _Toc223700730 \h </w:instrText>
+          <w:instrText xml:space="preserve"> PAGEREF _Toc223875543 \h </w:instrText>
         </w:r>
         <w:r>
           <w:rPr>
@@ -4269,7 +4428,7 @@
             <w:noProof/>
             <w:webHidden/>
           </w:rPr>
-          <w:t>20</w:t>
+          <w:t>21</w:t>
         </w:r>
         <w:r>
           <w:rPr>
@@ -4290,10 +4449,10 @@
         <w:rPr>
           <w:rFonts w:asciiTheme="minorHAnsi" w:eastAsiaTheme="minorEastAsia" w:hAnsiTheme="minorHAnsi" w:cstheme="minorBidi"/>
           <w:noProof/>
-          <w:lang/>
-        </w:rPr>
-      </w:pPr>
-      <w:hyperlink w:anchor="_Toc223700731" w:history="1">
+          <w:lang w:val="en-US" w:eastAsia="zh-CN"/>
+        </w:rPr>
+      </w:pPr>
+      <w:hyperlink w:anchor="_Toc223875544" w:history="1">
         <w:r>
           <w:rPr>
             <w:rStyle w:val="Hyperlink"/>
@@ -4305,7 +4464,7 @@
           <w:rPr>
             <w:rFonts w:asciiTheme="minorHAnsi" w:eastAsiaTheme="minorEastAsia" w:hAnsiTheme="minorHAnsi" w:cstheme="minorBidi"/>
             <w:noProof/>
-            <w:lang/>
+            <w:lang w:val="en-US" w:eastAsia="zh-CN"/>
           </w:rPr>
           <w:tab/>
         </w:r>
@@ -4335,7 +4494,7 @@
             <w:noProof/>
             <w:webHidden/>
           </w:rPr>
-          <w:instrText xml:space="preserve"> PAGEREF _Toc223700731 \h </w:instrText>
+          <w:instrText xml:space="preserve"> PAGEREF _Toc223875544 \h </w:instrText>
         </w:r>
         <w:r>
           <w:rPr>
@@ -4355,7 +4514,7 @@
             <w:noProof/>
             <w:webHidden/>
           </w:rPr>
-          <w:t>21</w:t>
+          <w:t>22</w:t>
         </w:r>
         <w:r>
           <w:rPr>
@@ -4377,10 +4536,10 @@
           <w:rFonts w:asciiTheme="minorHAnsi" w:eastAsiaTheme="minorEastAsia" w:hAnsiTheme="minorHAnsi" w:cstheme="minorBidi"/>
           <w:b w:val="0"/>
           <w:noProof/>
-          <w:lang/>
-        </w:rPr>
-      </w:pPr>
-      <w:hyperlink w:anchor="_Toc223700732" w:history="1">
+          <w:lang w:val="en-US" w:eastAsia="zh-CN"/>
+        </w:rPr>
+      </w:pPr>
+      <w:hyperlink w:anchor="_Toc223875545" w:history="1">
         <w:r>
           <w:rPr>
             <w:rStyle w:val="Hyperlink"/>
@@ -4394,7 +4553,7 @@
             <w:rFonts w:asciiTheme="minorHAnsi" w:eastAsiaTheme="minorEastAsia" w:hAnsiTheme="minorHAnsi" w:cstheme="minorBidi"/>
             <w:b w:val="0"/>
             <w:noProof/>
-            <w:lang/>
+            <w:lang w:val="en-US" w:eastAsia="zh-CN"/>
           </w:rPr>
           <w:tab/>
         </w:r>
@@ -4425,7 +4584,7 @@
             <w:noProof/>
             <w:webHidden/>
           </w:rPr>
-          <w:instrText xml:space="preserve"> PAGEREF _Toc223700732 \h </w:instrText>
+          <w:instrText xml:space="preserve"> PAGEREF _Toc223875545 \h </w:instrText>
         </w:r>
         <w:r>
           <w:rPr>
@@ -4445,7 +4604,7 @@
             <w:noProof/>
             <w:webHidden/>
           </w:rPr>
-          <w:t>21</w:t>
+          <w:t>22</w:t>
         </w:r>
         <w:r>
           <w:rPr>
@@ -4466,10 +4625,10 @@
         <w:rPr>
           <w:rFonts w:asciiTheme="minorHAnsi" w:eastAsiaTheme="minorEastAsia" w:hAnsiTheme="minorHAnsi" w:cstheme="minorBidi"/>
           <w:noProof/>
-          <w:lang/>
-        </w:rPr>
-      </w:pPr>
-      <w:hyperlink w:anchor="_Toc223700733" w:history="1">
+          <w:lang w:eastAsia="zh-CN"/>
+        </w:rPr>
+      </w:pPr>
+      <w:hyperlink w:anchor="_Toc223875546" w:history="1">
         <w:r>
           <w:rPr>
             <w:rStyle w:val="Hyperlink"/>
@@ -4481,7 +4640,7 @@
           <w:rPr>
             <w:rFonts w:asciiTheme="minorHAnsi" w:eastAsiaTheme="minorEastAsia" w:hAnsiTheme="minorHAnsi" w:cstheme="minorBidi"/>
             <w:noProof/>
-            <w:lang/>
+            <w:lang w:eastAsia="zh-CN"/>
           </w:rPr>
           <w:tab/>
         </w:r>
@@ -4511,7 +4670,7 @@
             <w:noProof/>
             <w:webHidden/>
           </w:rPr>
-          <w:instrText xml:space="preserve"> PAGEREF _Toc223700733 \h </w:instrText>
+          <w:instrText xml:space="preserve"> PAGEREF _Toc223875546 \h </w:instrText>
         </w:r>
         <w:r>
           <w:rPr>
@@ -4531,7 +4690,7 @@
             <w:noProof/>
             <w:webHidden/>
           </w:rPr>
-          <w:t>21</w:t>
+          <w:t>22</w:t>
         </w:r>
         <w:r>
           <w:rPr>
@@ -4552,10 +4711,10 @@
         <w:rPr>
           <w:rFonts w:asciiTheme="minorHAnsi" w:eastAsiaTheme="minorEastAsia" w:hAnsiTheme="minorHAnsi" w:cstheme="minorBidi"/>
           <w:noProof/>
-          <w:lang/>
-        </w:rPr>
-      </w:pPr>
-      <w:hyperlink w:anchor="_Toc223700734" w:history="1">
+          <w:lang w:eastAsia="zh-CN"/>
+        </w:rPr>
+      </w:pPr>
+      <w:hyperlink w:anchor="_Toc223875547" w:history="1">
         <w:r>
           <w:rPr>
             <w:rStyle w:val="Hyperlink"/>
@@ -4567,7 +4726,7 @@
           <w:rPr>
             <w:rFonts w:asciiTheme="minorHAnsi" w:eastAsiaTheme="minorEastAsia" w:hAnsiTheme="minorHAnsi" w:cstheme="minorBidi"/>
             <w:noProof/>
-            <w:lang/>
+            <w:lang w:eastAsia="zh-CN"/>
           </w:rPr>
           <w:tab/>
         </w:r>
@@ -4597,7 +4756,7 @@
             <w:noProof/>
             <w:webHidden/>
           </w:rPr>
-          <w:instrText xml:space="preserve"> PAGEREF _Toc223700734 \h </w:instrText>
+          <w:instrText xml:space="preserve"> PAGEREF _Toc223875547 \h </w:instrText>
         </w:r>
         <w:r>
           <w:rPr>
@@ -4617,7 +4776,7 @@
             <w:noProof/>
             <w:webHidden/>
           </w:rPr>
-          <w:t>21</w:t>
+          <w:t>22</w:t>
         </w:r>
         <w:r>
           <w:rPr>
@@ -4638,10 +4797,10 @@
         <w:rPr>
           <w:rFonts w:asciiTheme="minorHAnsi" w:eastAsiaTheme="minorEastAsia" w:hAnsiTheme="minorHAnsi" w:cstheme="minorBidi"/>
           <w:noProof/>
-          <w:lang/>
-        </w:rPr>
-      </w:pPr>
-      <w:hyperlink w:anchor="_Toc223700735" w:history="1">
+          <w:lang w:eastAsia="zh-CN"/>
+        </w:rPr>
+      </w:pPr>
+      <w:hyperlink w:anchor="_Toc223875548" w:history="1">
         <w:r>
           <w:rPr>
             <w:rStyle w:val="Hyperlink"/>
@@ -4653,7 +4812,7 @@
           <w:rPr>
             <w:rFonts w:asciiTheme="minorHAnsi" w:eastAsiaTheme="minorEastAsia" w:hAnsiTheme="minorHAnsi" w:cstheme="minorBidi"/>
             <w:noProof/>
-            <w:lang/>
+            <w:lang w:eastAsia="zh-CN"/>
           </w:rPr>
           <w:tab/>
         </w:r>
@@ -4683,7 +4842,7 @@
             <w:noProof/>
             <w:webHidden/>
           </w:rPr>
-          <w:instrText xml:space="preserve"> PAGEREF _Toc223700735 \h </w:instrText>
+          <w:instrText xml:space="preserve"> PAGEREF _Toc223875548 \h </w:instrText>
         </w:r>
         <w:r>
           <w:rPr>
@@ -4703,7 +4862,7 @@
             <w:noProof/>
             <w:webHidden/>
           </w:rPr>
-          <w:t>21</w:t>
+          <w:t>22</w:t>
         </w:r>
         <w:r>
           <w:rPr>
@@ -4724,10 +4883,10 @@
           <w:rFonts w:asciiTheme="minorHAnsi" w:eastAsiaTheme="minorEastAsia" w:hAnsiTheme="minorHAnsi" w:cstheme="minorBidi"/>
           <w:b w:val="0"/>
           <w:noProof/>
-          <w:lang/>
-        </w:rPr>
-      </w:pPr>
-      <w:hyperlink w:anchor="_Toc223700736" w:history="1">
+          <w:lang w:val="en-US" w:eastAsia="zh-CN"/>
+        </w:rPr>
+      </w:pPr>
+      <w:hyperlink w:anchor="_Toc223875549" w:history="1">
         <w:r>
           <w:rPr>
             <w:rStyle w:val="Hyperlink"/>
@@ -4754,7 +4913,7 @@
             <w:noProof/>
             <w:webHidden/>
           </w:rPr>
-          <w:instrText xml:space="preserve"> PAGEREF _Toc223700736 \h </w:instrText>
+          <w:instrText xml:space="preserve"> PAGEREF _Toc223875549 \h </w:instrText>
         </w:r>
         <w:r>
           <w:rPr>
@@ -4774,7 +4933,7 @@
             <w:noProof/>
             <w:webHidden/>
           </w:rPr>
-          <w:t>21</w:t>
+          <w:t>23</w:t>
         </w:r>
         <w:r>
           <w:rPr>
@@ -4905,114 +5064,17 @@
     </w:p>
     <w:p>
       <w:pPr>
-        <w:rPr>
-          <w:lang w:val="en-US"/>
-        </w:rPr>
-      </w:pPr>
-    </w:p>
-    <w:p>
-      <w:pPr>
-        <w:rPr>
-          <w:lang w:val="en-US"/>
-        </w:rPr>
-      </w:pPr>
-    </w:p>
-    <w:p>
-      <w:pPr>
-        <w:rPr>
-          <w:lang w:val="en-US"/>
-        </w:rPr>
-      </w:pPr>
-    </w:p>
-    <w:p>
-      <w:pPr>
-        <w:rPr>
-          <w:lang w:val="en-US"/>
-        </w:rPr>
-      </w:pPr>
-    </w:p>
-    <w:p>
-      <w:pPr>
-        <w:rPr>
-          <w:lang w:val="en-US"/>
-        </w:rPr>
-      </w:pPr>
-    </w:p>
-    <w:p>
-      <w:pPr>
-        <w:rPr>
-          <w:lang w:val="en-US"/>
-        </w:rPr>
-      </w:pPr>
-    </w:p>
-    <w:p>
-      <w:pPr>
-        <w:rPr>
-          <w:lang w:val="en-US"/>
-        </w:rPr>
-      </w:pPr>
-    </w:p>
-    <w:p>
-      <w:pPr>
-        <w:rPr>
-          <w:lang w:val="en-US"/>
-        </w:rPr>
-      </w:pPr>
-    </w:p>
-    <w:p>
-      <w:pPr>
-        <w:rPr>
-          <w:lang w:val="en-US"/>
-        </w:rPr>
-      </w:pPr>
-    </w:p>
-    <w:p>
-      <w:pPr>
-        <w:rPr>
-          <w:lang w:val="en-US"/>
-        </w:rPr>
-      </w:pPr>
-    </w:p>
-    <w:p>
-      <w:pPr>
-        <w:rPr>
-          <w:lang w:val="en-US"/>
-        </w:rPr>
-      </w:pPr>
-    </w:p>
-    <w:p>
-      <w:pPr>
-        <w:rPr>
-          <w:lang w:val="en-US"/>
-        </w:rPr>
-      </w:pPr>
-    </w:p>
-    <w:p>
-      <w:pPr>
-        <w:rPr>
-          <w:lang w:val="en-US"/>
-        </w:rPr>
-      </w:pPr>
-    </w:p>
-    <w:p>
-      <w:pPr>
-        <w:rPr>
-          <w:lang w:val="en-US"/>
-        </w:rPr>
-      </w:pPr>
-    </w:p>
-    <w:p>
-      <w:pPr>
         <w:pStyle w:val="Heading1"/>
         <w:rPr>
           <w:lang w:val="en-US"/>
         </w:rPr>
       </w:pPr>
-      <w:bookmarkStart w:id="7" w:name="_Toc223700703"/>
-      <w:r>
-        <w:rPr>
-          <w:lang w:val="en-US"/>
-        </w:rPr>
+      <w:bookmarkStart w:id="7" w:name="_Toc223875514"/>
+      <w:r>
+        <w:rPr>
+          <w:lang w:val="en-US"/>
+        </w:rPr>
+        <w:lastRenderedPageBreak/>
         <w:t>List of Figures</w:t>
       </w:r>
       <w:bookmarkEnd w:id="7"/>
@@ -5038,10 +5100,11 @@
         <w:tabs>
           <w:tab w:val="right" w:leader="dot" w:pos="8210"/>
         </w:tabs>
+        <w:spacing w:line="360" w:lineRule="auto"/>
         <w:rPr>
           <w:rFonts w:asciiTheme="minorHAnsi" w:eastAsiaTheme="minorEastAsia" w:hAnsiTheme="minorHAnsi" w:cstheme="minorBidi"/>
           <w:noProof/>
-          <w:lang/>
+          <w:lang w:val="en-US" w:eastAsia="zh-CN"/>
         </w:rPr>
       </w:pPr>
       <w:r>
@@ -5077,7 +5140,7 @@
         </w:rPr>
         <w:fldChar w:fldCharType="separate"/>
       </w:r>
-      <w:hyperlink w:anchor="_Toc223700737" w:history="1">
+      <w:hyperlink w:anchor="_Toc223875497" w:history="1">
         <w:r>
           <w:rPr>
             <w:rStyle w:val="Hyperlink"/>
@@ -5104,7 +5167,7 @@
             <w:noProof/>
             <w:webHidden/>
           </w:rPr>
-          <w:instrText xml:space="preserve"> PAGEREF _Toc223700737 \h </w:instrText>
+          <w:instrText xml:space="preserve"> PAGEREF _Toc223875497 \h </w:instrText>
         </w:r>
         <w:r>
           <w:rPr>
@@ -5141,13 +5204,14 @@
         <w:tabs>
           <w:tab w:val="right" w:leader="dot" w:pos="8210"/>
         </w:tabs>
+        <w:spacing w:line="360" w:lineRule="auto"/>
         <w:rPr>
           <w:rFonts w:asciiTheme="minorHAnsi" w:eastAsiaTheme="minorEastAsia" w:hAnsiTheme="minorHAnsi" w:cstheme="minorBidi"/>
           <w:noProof/>
-          <w:lang/>
-        </w:rPr>
-      </w:pPr>
-      <w:hyperlink w:anchor="_Toc223700738" w:history="1">
+          <w:lang w:val="en-US" w:eastAsia="zh-CN"/>
+        </w:rPr>
+      </w:pPr>
+      <w:hyperlink w:anchor="_Toc223875498" w:history="1">
         <w:r>
           <w:rPr>
             <w:rStyle w:val="Hyperlink"/>
@@ -5174,7 +5238,7 @@
             <w:noProof/>
             <w:webHidden/>
           </w:rPr>
-          <w:instrText xml:space="preserve"> PAGEREF _Toc223700738 \h </w:instrText>
+          <w:instrText xml:space="preserve"> PAGEREF _Toc223875498 \h </w:instrText>
         </w:r>
         <w:r>
           <w:rPr>
@@ -5211,13 +5275,14 @@
         <w:tabs>
           <w:tab w:val="right" w:leader="dot" w:pos="8210"/>
         </w:tabs>
+        <w:spacing w:line="360" w:lineRule="auto"/>
         <w:rPr>
           <w:rFonts w:asciiTheme="minorHAnsi" w:eastAsiaTheme="minorEastAsia" w:hAnsiTheme="minorHAnsi" w:cstheme="minorBidi"/>
           <w:noProof/>
-          <w:lang/>
-        </w:rPr>
-      </w:pPr>
-      <w:hyperlink w:anchor="_Toc223700739" w:history="1">
+          <w:lang w:val="en-US" w:eastAsia="zh-CN"/>
+        </w:rPr>
+      </w:pPr>
+      <w:hyperlink w:anchor="_Toc223875499" w:history="1">
         <w:r>
           <w:rPr>
             <w:rStyle w:val="Hyperlink"/>
@@ -5244,7 +5309,7 @@
             <w:noProof/>
             <w:webHidden/>
           </w:rPr>
-          <w:instrText xml:space="preserve"> PAGEREF _Toc223700739 \h </w:instrText>
+          <w:instrText xml:space="preserve"> PAGEREF _Toc223875499 \h </w:instrText>
         </w:r>
         <w:r>
           <w:rPr>
@@ -5281,13 +5346,14 @@
         <w:tabs>
           <w:tab w:val="right" w:leader="dot" w:pos="8210"/>
         </w:tabs>
+        <w:spacing w:line="360" w:lineRule="auto"/>
         <w:rPr>
           <w:rFonts w:asciiTheme="minorHAnsi" w:eastAsiaTheme="minorEastAsia" w:hAnsiTheme="minorHAnsi" w:cstheme="minorBidi"/>
           <w:noProof/>
-          <w:lang/>
-        </w:rPr>
-      </w:pPr>
-      <w:hyperlink w:anchor="_Toc223700740" w:history="1">
+          <w:lang w:val="en-US" w:eastAsia="zh-CN"/>
+        </w:rPr>
+      </w:pPr>
+      <w:hyperlink w:anchor="_Toc223875500" w:history="1">
         <w:r>
           <w:rPr>
             <w:rStyle w:val="Hyperlink"/>
@@ -5314,7 +5380,7 @@
             <w:noProof/>
             <w:webHidden/>
           </w:rPr>
-          <w:instrText xml:space="preserve"> PAGEREF _Toc223700740 \h </w:instrText>
+          <w:instrText xml:space="preserve"> PAGEREF _Toc223875500 \h </w:instrText>
         </w:r>
         <w:r>
           <w:rPr>
@@ -5351,13 +5417,14 @@
         <w:tabs>
           <w:tab w:val="right" w:leader="dot" w:pos="8210"/>
         </w:tabs>
+        <w:spacing w:line="360" w:lineRule="auto"/>
         <w:rPr>
           <w:rFonts w:asciiTheme="minorHAnsi" w:eastAsiaTheme="minorEastAsia" w:hAnsiTheme="minorHAnsi" w:cstheme="minorBidi"/>
           <w:noProof/>
-          <w:lang/>
-        </w:rPr>
-      </w:pPr>
-      <w:hyperlink w:anchor="_Toc223700741" w:history="1">
+          <w:lang w:val="en-US" w:eastAsia="zh-CN"/>
+        </w:rPr>
+      </w:pPr>
+      <w:hyperlink w:anchor="_Toc223875501" w:history="1">
         <w:r>
           <w:rPr>
             <w:rStyle w:val="Hyperlink"/>
@@ -5384,7 +5451,7 @@
             <w:noProof/>
             <w:webHidden/>
           </w:rPr>
-          <w:instrText xml:space="preserve"> PAGEREF _Toc223700741 \h </w:instrText>
+          <w:instrText xml:space="preserve"> PAGEREF _Toc223875501 \h </w:instrText>
         </w:r>
         <w:r>
           <w:rPr>
@@ -5421,13 +5488,14 @@
         <w:tabs>
           <w:tab w:val="right" w:leader="dot" w:pos="8210"/>
         </w:tabs>
+        <w:spacing w:line="360" w:lineRule="auto"/>
         <w:rPr>
           <w:rFonts w:asciiTheme="minorHAnsi" w:eastAsiaTheme="minorEastAsia" w:hAnsiTheme="minorHAnsi" w:cstheme="minorBidi"/>
           <w:noProof/>
-          <w:lang/>
-        </w:rPr>
-      </w:pPr>
-      <w:hyperlink w:anchor="_Toc223700742" w:history="1">
+          <w:lang w:val="en-US" w:eastAsia="zh-CN"/>
+        </w:rPr>
+      </w:pPr>
+      <w:hyperlink w:anchor="_Toc223875502" w:history="1">
         <w:r>
           <w:rPr>
             <w:rStyle w:val="Hyperlink"/>
@@ -5454,7 +5522,7 @@
             <w:noProof/>
             <w:webHidden/>
           </w:rPr>
-          <w:instrText xml:space="preserve"> PAGEREF _Toc223700742 \h </w:instrText>
+          <w:instrText xml:space="preserve"> PAGEREF _Toc223875502 \h </w:instrText>
         </w:r>
         <w:r>
           <w:rPr>
@@ -5491,13 +5559,14 @@
         <w:tabs>
           <w:tab w:val="right" w:leader="dot" w:pos="8210"/>
         </w:tabs>
+        <w:spacing w:line="360" w:lineRule="auto"/>
         <w:rPr>
           <w:rFonts w:asciiTheme="minorHAnsi" w:eastAsiaTheme="minorEastAsia" w:hAnsiTheme="minorHAnsi" w:cstheme="minorBidi"/>
           <w:noProof/>
-          <w:lang/>
-        </w:rPr>
-      </w:pPr>
-      <w:hyperlink w:anchor="_Toc223700743" w:history="1">
+          <w:lang w:val="en-US" w:eastAsia="zh-CN"/>
+        </w:rPr>
+      </w:pPr>
+      <w:hyperlink w:anchor="_Toc223875503" w:history="1">
         <w:r>
           <w:rPr>
             <w:rStyle w:val="Hyperlink"/>
@@ -5524,7 +5593,7 @@
             <w:noProof/>
             <w:webHidden/>
           </w:rPr>
-          <w:instrText xml:space="preserve"> PAGEREF _Toc223700743 \h </w:instrText>
+          <w:instrText xml:space="preserve"> PAGEREF _Toc223875503 \h </w:instrText>
         </w:r>
         <w:r>
           <w:rPr>
@@ -5561,13 +5630,14 @@
         <w:tabs>
           <w:tab w:val="right" w:leader="dot" w:pos="8210"/>
         </w:tabs>
+        <w:spacing w:line="360" w:lineRule="auto"/>
         <w:rPr>
           <w:rFonts w:asciiTheme="minorHAnsi" w:eastAsiaTheme="minorEastAsia" w:hAnsiTheme="minorHAnsi" w:cstheme="minorBidi"/>
           <w:noProof/>
-          <w:lang/>
-        </w:rPr>
-      </w:pPr>
-      <w:hyperlink w:anchor="_Toc223700744" w:history="1">
+          <w:lang w:val="en-US" w:eastAsia="zh-CN"/>
+        </w:rPr>
+      </w:pPr>
+      <w:hyperlink w:anchor="_Toc223875504" w:history="1">
         <w:r>
           <w:rPr>
             <w:rStyle w:val="Hyperlink"/>
@@ -5594,7 +5664,7 @@
             <w:noProof/>
             <w:webHidden/>
           </w:rPr>
-          <w:instrText xml:space="preserve"> PAGEREF _Toc223700744 \h </w:instrText>
+          <w:instrText xml:space="preserve"> PAGEREF _Toc223875504 \h </w:instrText>
         </w:r>
         <w:r>
           <w:rPr>
@@ -5631,13 +5701,14 @@
         <w:tabs>
           <w:tab w:val="right" w:leader="dot" w:pos="8210"/>
         </w:tabs>
+        <w:spacing w:line="360" w:lineRule="auto"/>
         <w:rPr>
           <w:rFonts w:asciiTheme="minorHAnsi" w:eastAsiaTheme="minorEastAsia" w:hAnsiTheme="minorHAnsi" w:cstheme="minorBidi"/>
           <w:noProof/>
-          <w:lang/>
-        </w:rPr>
-      </w:pPr>
-      <w:hyperlink w:anchor="_Toc223700745" w:history="1">
+          <w:lang w:val="en-US" w:eastAsia="zh-CN"/>
+        </w:rPr>
+      </w:pPr>
+      <w:hyperlink w:anchor="_Toc223875505" w:history="1">
         <w:r>
           <w:rPr>
             <w:rStyle w:val="Hyperlink"/>
@@ -5664,7 +5735,7 @@
             <w:noProof/>
             <w:webHidden/>
           </w:rPr>
-          <w:instrText xml:space="preserve"> PAGEREF _Toc223700745 \h </w:instrText>
+          <w:instrText xml:space="preserve"> PAGEREF _Toc223875505 \h </w:instrText>
         </w:r>
         <w:r>
           <w:rPr>
@@ -5684,7 +5755,7 @@
             <w:noProof/>
             <w:webHidden/>
           </w:rPr>
-          <w:t>16</w:t>
+          <w:t>15</w:t>
         </w:r>
         <w:r>
           <w:rPr>
@@ -5701,13 +5772,14 @@
         <w:tabs>
           <w:tab w:val="right" w:leader="dot" w:pos="8210"/>
         </w:tabs>
+        <w:spacing w:line="360" w:lineRule="auto"/>
         <w:rPr>
           <w:rFonts w:asciiTheme="minorHAnsi" w:eastAsiaTheme="minorEastAsia" w:hAnsiTheme="minorHAnsi" w:cstheme="minorBidi"/>
           <w:noProof/>
-          <w:lang/>
-        </w:rPr>
-      </w:pPr>
-      <w:hyperlink w:anchor="_Toc223700746" w:history="1">
+          <w:lang w:val="en-US" w:eastAsia="zh-CN"/>
+        </w:rPr>
+      </w:pPr>
+      <w:hyperlink w:anchor="_Toc223875506" w:history="1">
         <w:r>
           <w:rPr>
             <w:rStyle w:val="Hyperlink"/>
@@ -5734,7 +5806,7 @@
             <w:noProof/>
             <w:webHidden/>
           </w:rPr>
-          <w:instrText xml:space="preserve"> PAGEREF _Toc223700746 \h </w:instrText>
+          <w:instrText xml:space="preserve"> PAGEREF _Toc223875506 \h </w:instrText>
         </w:r>
         <w:r>
           <w:rPr>
@@ -5771,13 +5843,14 @@
         <w:tabs>
           <w:tab w:val="right" w:leader="dot" w:pos="8210"/>
         </w:tabs>
+        <w:spacing w:line="360" w:lineRule="auto"/>
         <w:rPr>
           <w:rFonts w:asciiTheme="minorHAnsi" w:eastAsiaTheme="minorEastAsia" w:hAnsiTheme="minorHAnsi" w:cstheme="minorBidi"/>
           <w:noProof/>
-          <w:lang/>
-        </w:rPr>
-      </w:pPr>
-      <w:hyperlink w:anchor="_Toc223700747" w:history="1">
+          <w:lang w:val="en-US" w:eastAsia="zh-CN"/>
+        </w:rPr>
+      </w:pPr>
+      <w:hyperlink w:anchor="_Toc223875507" w:history="1">
         <w:r>
           <w:rPr>
             <w:rStyle w:val="Hyperlink"/>
@@ -5804,7 +5877,7 @@
             <w:noProof/>
             <w:webHidden/>
           </w:rPr>
-          <w:instrText xml:space="preserve"> PAGEREF _Toc223700747 \h </w:instrText>
+          <w:instrText xml:space="preserve"> PAGEREF _Toc223875507 \h </w:instrText>
         </w:r>
         <w:r>
           <w:rPr>
@@ -5841,13 +5914,14 @@
         <w:tabs>
           <w:tab w:val="right" w:leader="dot" w:pos="8210"/>
         </w:tabs>
+        <w:spacing w:line="360" w:lineRule="auto"/>
         <w:rPr>
           <w:rFonts w:asciiTheme="minorHAnsi" w:eastAsiaTheme="minorEastAsia" w:hAnsiTheme="minorHAnsi" w:cstheme="minorBidi"/>
           <w:noProof/>
-          <w:lang/>
-        </w:rPr>
-      </w:pPr>
-      <w:hyperlink w:anchor="_Toc223700748" w:history="1">
+          <w:lang w:val="en-US" w:eastAsia="zh-CN"/>
+        </w:rPr>
+      </w:pPr>
+      <w:hyperlink w:anchor="_Toc223875508" w:history="1">
         <w:r>
           <w:rPr>
             <w:rStyle w:val="Hyperlink"/>
@@ -5882,7 +5956,7 @@
             <w:noProof/>
             <w:webHidden/>
           </w:rPr>
-          <w:instrText xml:space="preserve"> PAGEREF _Toc223700748 \h </w:instrText>
+          <w:instrText xml:space="preserve"> PAGEREF _Toc223875508 \h </w:instrText>
         </w:r>
         <w:r>
           <w:rPr>
@@ -5902,6 +5976,482 @@
             <w:noProof/>
             <w:webHidden/>
           </w:rPr>
+          <w:t>21</w:t>
+        </w:r>
+        <w:r>
+          <w:rPr>
+            <w:noProof/>
+            <w:webHidden/>
+          </w:rPr>
+          <w:fldChar w:fldCharType="end"/>
+        </w:r>
+      </w:hyperlink>
+    </w:p>
+    <w:p>
+      <w:pPr>
+        <w:pStyle w:val="TableofFigures"/>
+        <w:tabs>
+          <w:tab w:val="right" w:leader="dot" w:pos="8210"/>
+        </w:tabs>
+        <w:spacing w:line="360" w:lineRule="auto"/>
+        <w:rPr>
+          <w:rFonts w:asciiTheme="minorHAnsi" w:eastAsiaTheme="minorEastAsia" w:hAnsiTheme="minorHAnsi" w:cstheme="minorBidi"/>
+          <w:noProof/>
+          <w:lang w:val="en-US" w:eastAsia="zh-CN"/>
+        </w:rPr>
+      </w:pPr>
+      <w:hyperlink w:anchor="_Toc223875509" w:history="1">
+        <w:r>
+          <w:rPr>
+            <w:rStyle w:val="Hyperlink"/>
+            <w:noProof/>
+          </w:rPr>
+          <w:t>Figure 4.3.2.1</w:t>
+        </w:r>
+        <w:r>
+          <w:rPr>
+            <w:rStyle w:val="Hyperlink"/>
+            <w:noProof/>
+            <w:lang w:val="vi-VN"/>
+          </w:rPr>
+          <w:t xml:space="preserve"> TCT visual search performance on SCEGRAM benchmark dataset</w:t>
+        </w:r>
+        <w:r>
+          <w:rPr>
+            <w:noProof/>
+            <w:webHidden/>
+          </w:rPr>
+          <w:tab/>
+        </w:r>
+        <w:r>
+          <w:rPr>
+            <w:noProof/>
+            <w:webHidden/>
+          </w:rPr>
+          <w:fldChar w:fldCharType="begin"/>
+        </w:r>
+        <w:r>
+          <w:rPr>
+            <w:noProof/>
+            <w:webHidden/>
+          </w:rPr>
+          <w:instrText xml:space="preserve"> PAGEREF _Toc223875509 \h </w:instrText>
+        </w:r>
+        <w:r>
+          <w:rPr>
+            <w:noProof/>
+            <w:webHidden/>
+          </w:rPr>
+        </w:r>
+        <w:r>
+          <w:rPr>
+            <w:noProof/>
+            <w:webHidden/>
+          </w:rPr>
+          <w:fldChar w:fldCharType="separate"/>
+        </w:r>
+        <w:r>
+          <w:rPr>
+            <w:noProof/>
+            <w:webHidden/>
+          </w:rPr>
+          <w:t>21</w:t>
+        </w:r>
+        <w:r>
+          <w:rPr>
+            <w:noProof/>
+            <w:webHidden/>
+          </w:rPr>
+          <w:fldChar w:fldCharType="end"/>
+        </w:r>
+      </w:hyperlink>
+    </w:p>
+    <w:p>
+      <w:pPr>
+        <w:pStyle w:val="TableofFigures"/>
+        <w:tabs>
+          <w:tab w:val="right" w:leader="dot" w:pos="8210"/>
+        </w:tabs>
+        <w:spacing w:line="360" w:lineRule="auto"/>
+        <w:rPr>
+          <w:rFonts w:asciiTheme="minorHAnsi" w:eastAsiaTheme="minorEastAsia" w:hAnsiTheme="minorHAnsi" w:cstheme="minorBidi"/>
+          <w:noProof/>
+          <w:lang w:val="en-US" w:eastAsia="zh-CN"/>
+        </w:rPr>
+      </w:pPr>
+      <w:hyperlink w:anchor="_Toc223875510" w:history="1">
+        <w:r>
+          <w:rPr>
+            <w:rStyle w:val="Hyperlink"/>
+            <w:noProof/>
+          </w:rPr>
+          <w:t>Figure 4.3.3.1</w:t>
+        </w:r>
+        <w:r>
+          <w:rPr>
+            <w:rStyle w:val="Hyperlink"/>
+            <w:noProof/>
+            <w:lang w:val="vi-VN"/>
+          </w:rPr>
+          <w:t xml:space="preserve"> TCT visual search performance on naturaldesign benchmark dataset</w:t>
+        </w:r>
+        <w:r>
+          <w:rPr>
+            <w:noProof/>
+            <w:webHidden/>
+          </w:rPr>
+          <w:tab/>
+        </w:r>
+        <w:r>
+          <w:rPr>
+            <w:noProof/>
+            <w:webHidden/>
+          </w:rPr>
+          <w:fldChar w:fldCharType="begin"/>
+        </w:r>
+        <w:r>
+          <w:rPr>
+            <w:noProof/>
+            <w:webHidden/>
+          </w:rPr>
+          <w:instrText xml:space="preserve"> PAGEREF _Toc223875510 \h </w:instrText>
+        </w:r>
+        <w:r>
+          <w:rPr>
+            <w:noProof/>
+            <w:webHidden/>
+          </w:rPr>
+        </w:r>
+        <w:r>
+          <w:rPr>
+            <w:noProof/>
+            <w:webHidden/>
+          </w:rPr>
+          <w:fldChar w:fldCharType="separate"/>
+        </w:r>
+        <w:r>
+          <w:rPr>
+            <w:noProof/>
+            <w:webHidden/>
+          </w:rPr>
+          <w:t>22</w:t>
+        </w:r>
+        <w:r>
+          <w:rPr>
+            <w:noProof/>
+            <w:webHidden/>
+          </w:rPr>
+          <w:fldChar w:fldCharType="end"/>
+        </w:r>
+      </w:hyperlink>
+    </w:p>
+    <w:p>
+      <w:pPr>
+        <w:spacing w:line="360" w:lineRule="auto"/>
+        <w:rPr>
+          <w:rFonts w:cs="Times New Roman"/>
+          <w:b/>
+          <w:bCs/>
+          <w:sz w:val="48"/>
+          <w:szCs w:val="48"/>
+          <w:lang w:val="en-US"/>
+        </w:rPr>
+      </w:pPr>
+      <w:r>
+        <w:rPr>
+          <w:rFonts w:cs="Times New Roman"/>
+          <w:b/>
+          <w:bCs/>
+          <w:sz w:val="48"/>
+          <w:szCs w:val="48"/>
+          <w:lang w:val="en-US"/>
+        </w:rPr>
+        <w:fldChar w:fldCharType="end"/>
+      </w:r>
+    </w:p>
+    <w:p>
+      <w:pPr>
+        <w:spacing w:line="360" w:lineRule="auto"/>
+        <w:rPr>
+          <w:rFonts w:cs="Times New Roman"/>
+          <w:b/>
+          <w:bCs/>
+          <w:sz w:val="48"/>
+          <w:szCs w:val="48"/>
+          <w:lang w:val="en-US"/>
+        </w:rPr>
+      </w:pPr>
+    </w:p>
+    <w:p>
+      <w:pPr>
+        <w:spacing w:line="360" w:lineRule="auto"/>
+        <w:rPr>
+          <w:rFonts w:cs="Times New Roman"/>
+          <w:b/>
+          <w:bCs/>
+          <w:sz w:val="48"/>
+          <w:szCs w:val="48"/>
+          <w:lang w:val="en-US"/>
+        </w:rPr>
+      </w:pPr>
+    </w:p>
+    <w:p>
+      <w:pPr>
+        <w:spacing w:line="360" w:lineRule="auto"/>
+        <w:rPr>
+          <w:rFonts w:cs="Times New Roman"/>
+          <w:b/>
+          <w:bCs/>
+          <w:sz w:val="48"/>
+          <w:szCs w:val="48"/>
+          <w:lang w:val="en-US"/>
+        </w:rPr>
+      </w:pPr>
+    </w:p>
+    <w:p>
+      <w:pPr>
+        <w:spacing w:line="360" w:lineRule="auto"/>
+        <w:rPr>
+          <w:rFonts w:cs="Times New Roman"/>
+          <w:b/>
+          <w:bCs/>
+          <w:sz w:val="48"/>
+          <w:szCs w:val="48"/>
+          <w:lang w:val="en-US"/>
+        </w:rPr>
+      </w:pPr>
+    </w:p>
+    <w:p>
+      <w:pPr>
+        <w:spacing w:line="360" w:lineRule="auto"/>
+        <w:rPr>
+          <w:rFonts w:cs="Times New Roman"/>
+          <w:b/>
+          <w:bCs/>
+          <w:sz w:val="48"/>
+          <w:szCs w:val="48"/>
+          <w:lang w:val="en-US"/>
+        </w:rPr>
+      </w:pPr>
+    </w:p>
+    <w:p>
+      <w:pPr>
+        <w:pStyle w:val="Heading1"/>
+        <w:rPr>
+          <w:lang w:val="en-US"/>
+        </w:rPr>
+      </w:pPr>
+      <w:bookmarkStart w:id="9" w:name="_Toc223875515"/>
+      <w:r>
+        <w:rPr>
+          <w:lang w:val="en-US"/>
+        </w:rPr>
+        <w:lastRenderedPageBreak/>
+        <w:t xml:space="preserve">List of </w:t>
+      </w:r>
+      <w:r>
+        <w:rPr>
+          <w:lang w:val="en-US"/>
+        </w:rPr>
+        <w:t>Tables</w:t>
+      </w:r>
+      <w:bookmarkEnd w:id="9"/>
+    </w:p>
+    <w:p>
+      <w:pPr>
+        <w:rPr>
+          <w:lang w:val="en-US"/>
+        </w:rPr>
+      </w:pPr>
+    </w:p>
+    <w:p>
+      <w:pPr>
+        <w:rPr>
+          <w:lang w:val="en-US"/>
+        </w:rPr>
+      </w:pPr>
+    </w:p>
+    <w:p>
+      <w:pPr>
+        <w:pStyle w:val="TableofFigures"/>
+        <w:tabs>
+          <w:tab w:val="right" w:leader="dot" w:pos="8210"/>
+        </w:tabs>
+        <w:spacing w:line="360" w:lineRule="auto"/>
+        <w:rPr>
+          <w:rFonts w:asciiTheme="minorHAnsi" w:eastAsiaTheme="minorEastAsia" w:hAnsiTheme="minorHAnsi" w:cstheme="minorBidi"/>
+          <w:noProof/>
+          <w:lang w:val="en-US" w:eastAsia="zh-CN"/>
+        </w:rPr>
+      </w:pPr>
+      <w:r>
+        <w:rPr>
+          <w:lang w:val="en-US"/>
+        </w:rPr>
+        <w:fldChar w:fldCharType="begin"/>
+      </w:r>
+      <w:r>
+        <w:rPr>
+          <w:lang w:val="en-US"/>
+        </w:rPr>
+        <w:instrText xml:space="preserve"> TOC \h \z \c "Table" </w:instrText>
+      </w:r>
+      <w:r>
+        <w:rPr>
+          <w:lang w:val="en-US"/>
+        </w:rPr>
+        <w:fldChar w:fldCharType="separate"/>
+      </w:r>
+      <w:hyperlink w:anchor="_Toc223875647" w:history="1">
+        <w:r>
+          <w:rPr>
+            <w:rStyle w:val="Hyperlink"/>
+            <w:noProof/>
+          </w:rPr>
+          <w:t>Table 4.2.1.1</w:t>
+        </w:r>
+        <w:r>
+          <w:rPr>
+            <w:rStyle w:val="Hyperlink"/>
+            <w:noProof/>
+            <w:lang w:val="vi-VN"/>
+          </w:rPr>
+          <w:t xml:space="preserve"> Test performance of the CRT with bbox as an input in the early epoch</w:t>
+        </w:r>
+        <w:r>
+          <w:rPr>
+            <w:rStyle w:val="Hyperlink"/>
+            <w:noProof/>
+            <w:lang w:val="en-US"/>
+          </w:rPr>
+          <w:t>s</w:t>
+        </w:r>
+        <w:r>
+          <w:rPr>
+            <w:rStyle w:val="Hyperlink"/>
+            <w:noProof/>
+            <w:lang w:val="vi-VN"/>
+          </w:rPr>
+          <w:t xml:space="preserve"> and the later epoch</w:t>
+        </w:r>
+        <w:r>
+          <w:rPr>
+            <w:rStyle w:val="Hyperlink"/>
+            <w:noProof/>
+            <w:lang w:val="en-US"/>
+          </w:rPr>
+          <w:t>s</w:t>
+        </w:r>
+        <w:r>
+          <w:rPr>
+            <w:noProof/>
+            <w:webHidden/>
+          </w:rPr>
+          <w:tab/>
+        </w:r>
+        <w:r>
+          <w:rPr>
+            <w:noProof/>
+            <w:webHidden/>
+          </w:rPr>
+          <w:fldChar w:fldCharType="begin"/>
+        </w:r>
+        <w:r>
+          <w:rPr>
+            <w:noProof/>
+            <w:webHidden/>
+          </w:rPr>
+          <w:instrText xml:space="preserve"> PAGEREF _Toc223875647 \h </w:instrText>
+        </w:r>
+        <w:r>
+          <w:rPr>
+            <w:noProof/>
+            <w:webHidden/>
+          </w:rPr>
+        </w:r>
+        <w:r>
+          <w:rPr>
+            <w:noProof/>
+            <w:webHidden/>
+          </w:rPr>
+          <w:fldChar w:fldCharType="separate"/>
+        </w:r>
+        <w:r>
+          <w:rPr>
+            <w:noProof/>
+            <w:webHidden/>
+          </w:rPr>
+          <w:t>19</w:t>
+        </w:r>
+        <w:r>
+          <w:rPr>
+            <w:noProof/>
+            <w:webHidden/>
+          </w:rPr>
+          <w:fldChar w:fldCharType="end"/>
+        </w:r>
+      </w:hyperlink>
+    </w:p>
+    <w:p>
+      <w:pPr>
+        <w:pStyle w:val="TableofFigures"/>
+        <w:tabs>
+          <w:tab w:val="right" w:leader="dot" w:pos="8210"/>
+        </w:tabs>
+        <w:spacing w:line="360" w:lineRule="auto"/>
+        <w:rPr>
+          <w:rFonts w:asciiTheme="minorHAnsi" w:eastAsiaTheme="minorEastAsia" w:hAnsiTheme="minorHAnsi" w:cstheme="minorBidi"/>
+          <w:noProof/>
+          <w:lang w:val="en-US" w:eastAsia="zh-CN"/>
+        </w:rPr>
+      </w:pPr>
+      <w:hyperlink w:anchor="_Toc223875648" w:history="1">
+        <w:r>
+          <w:rPr>
+            <w:rStyle w:val="Hyperlink"/>
+            <w:noProof/>
+          </w:rPr>
+          <w:t>Table 4.2.2.1 Test performance comparison of two different CRT models in each epoch</w:t>
+        </w:r>
+        <w:r>
+          <w:rPr>
+            <w:noProof/>
+            <w:webHidden/>
+          </w:rPr>
+          <w:tab/>
+        </w:r>
+        <w:r>
+          <w:rPr>
+            <w:noProof/>
+            <w:webHidden/>
+          </w:rPr>
+          <w:fldChar w:fldCharType="begin"/>
+        </w:r>
+        <w:r>
+          <w:rPr>
+            <w:noProof/>
+            <w:webHidden/>
+          </w:rPr>
+          <w:instrText xml:space="preserve"> PAGEREF _Toc223875648 \h </w:instrText>
+        </w:r>
+        <w:r>
+          <w:rPr>
+            <w:noProof/>
+            <w:webHidden/>
+          </w:rPr>
+        </w:r>
+        <w:r>
+          <w:rPr>
+            <w:noProof/>
+            <w:webHidden/>
+          </w:rPr>
+          <w:fldChar w:fldCharType="separate"/>
+        </w:r>
+        <w:r>
+          <w:rPr>
+            <w:noProof/>
+            <w:webHidden/>
+          </w:rPr>
           <w:t>20</w:t>
         </w:r>
         <w:r>
@@ -5912,6 +6462,59 @@
           <w:fldChar w:fldCharType="end"/>
         </w:r>
       </w:hyperlink>
+    </w:p>
+    <w:p>
+      <w:pPr>
+        <w:spacing w:line="360" w:lineRule="auto"/>
+        <w:rPr>
+          <w:lang w:val="en-US"/>
+        </w:rPr>
+      </w:pPr>
+      <w:r>
+        <w:rPr>
+          <w:lang w:val="en-US"/>
+        </w:rPr>
+        <w:fldChar w:fldCharType="end"/>
+      </w:r>
+    </w:p>
+    <w:p>
+      <w:pPr>
+        <w:spacing w:line="360" w:lineRule="auto"/>
+        <w:rPr>
+          <w:rFonts w:cs="Times New Roman"/>
+          <w:b/>
+          <w:bCs/>
+          <w:sz w:val="48"/>
+          <w:szCs w:val="48"/>
+          <w:lang w:val="en-US"/>
+        </w:rPr>
+      </w:pPr>
+    </w:p>
+    <w:p>
+      <w:pPr>
+        <w:spacing w:line="360" w:lineRule="auto"/>
+        <w:rPr>
+          <w:rFonts w:cs="Times New Roman"/>
+          <w:b/>
+          <w:bCs/>
+          <w:sz w:val="48"/>
+          <w:szCs w:val="48"/>
+          <w:lang w:val="en-US"/>
+        </w:rPr>
+      </w:pPr>
+    </w:p>
+    <w:p>
+      <w:pPr>
+        <w:spacing w:line="360" w:lineRule="auto"/>
+        <w:rPr>
+          <w:rFonts w:cs="Times New Roman"/>
+          <w:b/>
+          <w:bCs/>
+          <w:sz w:val="48"/>
+          <w:szCs w:val="48"/>
+          <w:lang w:val="en-US"/>
+        </w:rPr>
+      </w:pPr>
     </w:p>
     <w:p>
       <w:pPr>
@@ -5936,17 +6539,6 @@
           <w:docGrid w:linePitch="360"/>
         </w:sectPr>
       </w:pPr>
-      <w:r>
-        <w:rPr>
-          <w:rFonts w:cs="Times New Roman"/>
-          <w:b/>
-          <w:bCs/>
-          <w:sz w:val="48"/>
-          <w:szCs w:val="48"/>
-          <w:lang w:val="en-US"/>
-        </w:rPr>
-        <w:fldChar w:fldCharType="end"/>
-      </w:r>
     </w:p>
     <w:p>
       <w:pPr>
@@ -5972,14 +6564,14 @@
         </w:rPr>
         <w:br/>
       </w:r>
-      <w:bookmarkStart w:id="9" w:name="_Toc223700704"/>
+      <w:bookmarkStart w:id="10" w:name="_Toc223875516"/>
       <w:r>
         <w:rPr>
           <w:lang w:val="en-US"/>
         </w:rPr>
         <w:t>Introduction</w:t>
       </w:r>
-      <w:bookmarkEnd w:id="9"/>
+      <w:bookmarkEnd w:id="10"/>
     </w:p>
     <w:p>
       <w:pPr>
@@ -6591,7 +7183,7 @@
         <w:rPr>
           <w:lang w:val="en-US"/>
         </w:rPr>
-        <w:instrText xml:space="preserve"> ADDIN ZOTERO_ITEM CSL_CITATION {"citationID":"kt7uZq9O","properties":{"formattedCitation":"(Bomatter et al., 2021)","plainCitation":"(Bomatter et al., 2021)","noteIndex":0},"citationItems":[{"id":177,"uris":["http://zotero.org/users/10056102/items/FZM4ESH5"],"itemData":{"id":177,"type":"paper-conference","container-title":"2021 IEEE/CVF International Conference on Computer Vision (ICCV)","DOI":"10.1109/ICCV48922.2021.00032","event-title":"2021 IEEE/CVF International Conference on Computer Vision (ICCV)","ISBN":"978-1-6654-2812-5","language":"en","license":"https://doi.org/10.15223/policy-029","page":"255-264","publisher":"IEEE","publisher-place":"Montreal, QC, Canada","source":"DOI.org (Crossref)","title":"When Pigs Fly: Contextual Reasoning in Synthetic and Natural Scenes","title-short":"When Pigs Fly","URL":"https://ieeexplore.ieee.org/document/9710269/","author":[{"family":"Bomatter","given":"Philipp"},{"family":"Zhang","given":"Mengmi"},{"family":"Karev","given":"Dimitar"},{"family":"Madan","given":"Spandan"},{"family":"Tseng","given":"Claire"},{"family":"Kreiman","given":"Gabriel"}],"accessed":{"date-parts":[["2025",12,6]]},"issued":{"date-parts":[["2021",10]]}}}],"schema":"https://github.com/citation-style-language/schema/raw/master/csl-citation.json"} </w:instrText>
+        <w:instrText xml:space="preserve"> ADDIN ZOTERO_ITEM CSL_CITATION {"citationID":"kt7uZq9O","properties":{"formattedCitation":"(Bomatter et al., 2021)","plainCitation":"(Bomatter et al., 2021)","noteIndex":0},"citationItems":[{"id":18,"uris":["http://zotero.org/users/10056102/items/FZM4ESH5"],"itemData":{"id":18,"type":"paper-conference","container-title":"2021 IEEE/CVF International Conference on Computer Vision (ICCV)","DOI":"10.1109/ICCV48922.2021.00032","event-title":"2021 IEEE/CVF International Conference on Computer Vision (ICCV)","ISBN":"978-1-6654-2812-5","language":"en","license":"https://doi.org/10.15223/policy-029","page":"255-264","publisher":"IEEE","publisher-place":"Montreal, QC, Canada","source":"DOI.org (Crossref)","title":"When Pigs Fly: Contextual Reasoning in Synthetic and Natural Scenes","title-short":"When Pigs Fly","URL":"https://ieeexplore.ieee.org/document/9710269/","author":[{"family":"Bomatter","given":"Philipp"},{"family":"Zhang","given":"Mengmi"},{"family":"Karev","given":"Dimitar"},{"family":"Madan","given":"Spandan"},{"family":"Tseng","given":"Claire"},{"family":"Kreiman","given":"Gabriel"}],"accessed":{"date-parts":[["2025",12,6]]},"issued":{"date-parts":[["2021",10]]}}}],"schema":"https://github.com/citation-style-language/schema/raw/master/csl-citation.json"} </w:instrText>
       </w:r>
       <w:r>
         <w:rPr>
@@ -6750,7 +7342,7 @@
         <w:rPr>
           <w:lang w:val="en-US"/>
         </w:rPr>
-        <w:instrText xml:space="preserve"> ADDIN ZOTERO_ITEM CSL_CITATION {"citationID":"jxkdTjbJ","properties":{"formattedCitation":"(Dosovitskiy et al., 2021)","plainCitation":"(Dosovitskiy et al., 2021)","noteIndex":0},"citationItems":[{"id":178,"uris":["http://zotero.org/users/10056102/items/LYWVN5LB"],"itemData":{"id":178,"type":"article","abstract":"While the Transformer architecture has become the de-facto standard for natural language processing tasks, its applications to computer vision remain limited. In vision, attention is either applied in conjunction with convolutional networks, or used to replace certain components of convolutional networks while keeping their overall structure in place. We show that this reliance on CNNs is not necessary and a pure transformer applied directly to sequences of image patches can perform very well on image classification tasks. When pre-trained on large amounts of data and transferred to multiple mid-sized or small image recognition benchmarks (ImageNet, CIFAR-100, VTAB, etc.), Vision Transformer (ViT) attains excellent results compared to state-of-the-art convolutional networks while requiring substantially fewer computational resources to train.","DOI":"10.48550/arXiv.2010.11929","language":"en","note":"arXiv:2010.11929 [cs]","number":"arXiv:2010.11929","publisher":"arXiv","source":"arXiv.org","title":"An Image is Worth 16x16 Words: Transformers for Image Recognition at Scale","title-short":"An Image is Worth 16x16 Words","URL":"http://arxiv.org/abs/2010.11929","author":[{"family":"Dosovitskiy","given":"Alexey"},{"family":"Beyer","given":"Lucas"},{"family":"Kolesnikov","given":"Alexander"},{"family":"Weissenborn","given":"Dirk"},{"family":"Zhai","given":"Xiaohua"},{"family":"Unterthiner","given":"Thomas"},{"family":"Dehghani","given":"Mostafa"},{"family":"Minderer","given":"Matthias"},{"family":"Heigold","given":"Georg"},{"family":"Gelly","given":"Sylvain"},{"family":"Uszkoreit","given":"Jakob"},{"family":"Houlsby","given":"Neil"}],"accessed":{"date-parts":[["2025",12,6]]},"issued":{"date-parts":[["2021",6,3]]}}}],"schema":"https://github.com/citation-style-language/schema/raw/master/csl-citation.json"} </w:instrText>
+        <w:instrText xml:space="preserve"> ADDIN ZOTERO_ITEM CSL_CITATION {"citationID":"jxkdTjbJ","properties":{"formattedCitation":"(Dosovitskiy et al., 2021)","plainCitation":"(Dosovitskiy et al., 2021)","noteIndex":0},"citationItems":[{"id":17,"uris":["http://zotero.org/users/10056102/items/LYWVN5LB"],"itemData":{"id":17,"type":"article","abstract":"While the Transformer architecture has become the de-facto standard for natural language processing tasks, its applications to computer vision remain limited. In vision, attention is either applied in conjunction with convolutional networks, or used to replace certain components of convolutional networks while keeping their overall structure in place. We show that this reliance on CNNs is not necessary and a pure transformer applied directly to sequences of image patches can perform very well on image classification tasks. When pre-trained on large amounts of data and transferred to multiple mid-sized or small image recognition benchmarks (ImageNet, CIFAR-100, VTAB, etc.), Vision Transformer (ViT) attains excellent results compared to state-of-the-art convolutional networks while requiring substantially fewer computational resources to train.","DOI":"10.48550/arXiv.2010.11929","language":"en","note":"arXiv:2010.11929 [cs]","number":"arXiv:2010.11929","publisher":"arXiv","source":"arXiv.org","title":"An Image is Worth 16x16 Words: Transformers for Image Recognition at Scale","title-short":"An Image is Worth 16x16 Words","URL":"http://arxiv.org/abs/2010.11929","author":[{"family":"Dosovitskiy","given":"Alexey"},{"family":"Beyer","given":"Lucas"},{"family":"Kolesnikov","given":"Alexander"},{"family":"Weissenborn","given":"Dirk"},{"family":"Zhai","given":"Xiaohua"},{"family":"Unterthiner","given":"Thomas"},{"family":"Dehghani","given":"Mostafa"},{"family":"Minderer","given":"Matthias"},{"family":"Heigold","given":"Georg"},{"family":"Gelly","given":"Sylvain"},{"family":"Uszkoreit","given":"Jakob"},{"family":"Houlsby","given":"Neil"}],"accessed":{"date-parts":[["2025",12,6]]},"issued":{"date-parts":[["2021",6,3]]}}}],"schema":"https://github.com/citation-style-language/schema/raw/master/csl-citation.json"} </w:instrText>
       </w:r>
       <w:r>
         <w:rPr>
@@ -7041,7 +7633,7 @@
         <w:rPr>
           <w:lang w:val="en-US"/>
         </w:rPr>
-        <w:instrText xml:space="preserve"> ADDIN ZOTERO_ITEM CSL_CITATION {"citationID":"CFkxWYZm","properties":{"formattedCitation":"(Zhang et al., 2018)","plainCitation":"(Zhang et al., 2018)","noteIndex":0},"citationItems":[{"id":181,"uris":["http://zotero.org/users/10056102/items/HUS7FB7V"],"itemData":{"id":181,"type":"article-journal","abstract":"Abstract\n            Searching for a target object in a cluttered scene constitutes a fundamental challenge in daily vision. Visual search must be selective enough to discriminate the target from distractors, invariant to changes in the appearance of the target, efficient to avoid exhaustive exploration of the image, and must generalize to locate novel target objects with zero-shot training. Previous work on visual search has focused on searching for perfect matches of a target after extensive category-specific training. Here, we show for the first time that humans can efficiently and invariantly search for natural objects in complex scenes. To gain insight into the mechanisms that guide visual search, we propose a biologically inspired computational model that can locate targets without exhaustive sampling and which can generalize to novel objects. The model provides an approximation to the mechanisms integrating bottom-up and top-down signals during search in natural scenes.","container-title":"Nature Communications","DOI":"10.1038/s41467-018-06217-x","ISSN":"2041-1723","issue":"1","journalAbbreviation":"Nat Commun","language":"en","page":"3730","source":"DOI.org (Crossref)","title":"Finding any Waldo with zero-shot invariant and efficient visual search","volume":"9","author":[{"family":"Zhang","given":"Mengmi"},{"family":"Feng","given":"Jiashi"},{"family":"Ma","given":"Keng Teck"},{"family":"Lim","given":"Joo Hwee"},{"family":"Zhao","given":"Qi"},{"family":"Kreiman","given":"Gabriel"}],"issued":{"date-parts":[["2018",9,13]]}}}],"schema":"https://github.com/citation-style-language/schema/raw/master/csl-citation.json"} </w:instrText>
+        <w:instrText xml:space="preserve"> ADDIN ZOTERO_ITEM CSL_CITATION {"citationID":"CFkxWYZm","properties":{"formattedCitation":"(Zhang et al., 2018)","plainCitation":"(Zhang et al., 2018)","noteIndex":0},"citationItems":[{"id":16,"uris":["http://zotero.org/users/10056102/items/HUS7FB7V"],"itemData":{"id":16,"type":"article-journal","abstract":"Abstract\n            Searching for a target object in a cluttered scene constitutes a fundamental challenge in daily vision. Visual search must be selective enough to discriminate the target from distractors, invariant to changes in the appearance of the target, efficient to avoid exhaustive exploration of the image, and must generalize to locate novel target objects with zero-shot training. Previous work on visual search has focused on searching for perfect matches of a target after extensive category-specific training. Here, we show for the first time that humans can efficiently and invariantly search for natural objects in complex scenes. To gain insight into the mechanisms that guide visual search, we propose a biologically inspired computational model that can locate targets without exhaustive sampling and which can generalize to novel objects. The model provides an approximation to the mechanisms integrating bottom-up and top-down signals during search in natural scenes.","container-title":"Nature Communications","DOI":"10.1038/s41467-018-06217-x","ISSN":"2041-1723","issue":"1","journalAbbreviation":"Nat Commun","language":"en","page":"3730","source":"DOI.org (Crossref)","title":"Finding any Waldo with zero-shot invariant and efficient visual search","volume":"9","author":[{"family":"Zhang","given":"Mengmi"},{"family":"Feng","given":"Jiashi"},{"family":"Ma","given":"Keng Teck"},{"family":"Lim","given":"Joo Hwee"},{"family":"Zhao","given":"Qi"},{"family":"Kreiman","given":"Gabriel"}],"issued":{"date-parts":[["2018",9,13]]}}}],"schema":"https://github.com/citation-style-language/schema/raw/master/csl-citation.json"} </w:instrText>
       </w:r>
       <w:r>
         <w:rPr>
@@ -7116,7 +7708,7 @@
         <w:rPr>
           <w:lang w:val="en-US"/>
         </w:rPr>
-        <w:instrText xml:space="preserve"> ADDIN ZOTERO_ITEM CSL_CITATION {"citationID":"N7RCFCKM","properties":{"formattedCitation":"(Yang et al., 2020)","plainCitation":"(Yang et al., 2020)","noteIndex":0},"citationItems":[{"id":206,"uris":["http://zotero.org/users/10056102/items/SPQ76I3A"],"itemData":{"id":206,"type":"paper-conference","abstract":"Human gaze behavior prediction is important for behavioral vision and for computer vision applications. Most models mainly focus on predicting free-viewing behavior using saliency maps, but do not generalize to goal-directed behavior, such as when a person searches for a visual target object. We propose the ﬁrst inverse reinforcement learning (IRL) model to learn the internal reward function and policy used by humans during visual search. We modeled the viewer’s internal belief states as dynamic contextual belief maps of object locations. These maps were learned and then used to predict behavioral scanpaths for multiple target categories. To train and evaluate our IRL model we created COCO-Search18, which is now the largest dataset of highquality search ﬁxations in existence. COCO-Search18 has 10 participants searching for each of 18 target-object categories in 6202 images, making about 300,000 goal-directed ﬁxations. When trained and evaluated on COCO-Search18, the IRL model outperformed baseline models in predicting search ﬁxation scanpaths, both in terms of similarity to human search behavior and search efﬁciency. Finally, reward maps recovered by the IRL model reveal distinctive targetdependent patterns of object prioritization, which we interpret as a learned object context.","container-title":"2020 IEEE/CVF Conference on Computer Vision and Pattern Recognition (CVPR)","DOI":"10.1109/CVPR42600.2020.00027","event-title":"2020 IEEE/CVF Conference on Computer Vision and Pattern Recognition (CVPR)","ISBN":"978-1-7281-7168-5","language":"en","license":"https://ieeexplore.ieee.org/Xplorehelp/downloads/license-information/IEEE.html","page":"190-199","publisher":"IEEE","publisher-place":"Seattle, WA, USA","source":"DOI.org (Crossref)","title":"Predicting Goal-Directed Human Attention Using Inverse Reinforcement Learning","URL":"https://ieeexplore.ieee.org/document/9157666/","author":[{"family":"Yang","given":"Zhibo"},{"family":"Huang","given":"Lihan"},{"family":"Chen","given":"Yupei"},{"family":"Wei","given":"Zijun"},{"family":"Ahn","given":"Seoyoung"},{"family":"Zelinsky","given":"Gregory"},{"family":"Samaras","given":"Dimitris"},{"family":"Hoai","given":"Minh"}],"accessed":{"date-parts":[["2026",1,25]]},"issued":{"date-parts":[["2020",6]]}}}],"schema":"https://github.com/citation-style-language/schema/raw/master/csl-citation.json"} </w:instrText>
+        <w:instrText xml:space="preserve"> ADDIN ZOTERO_ITEM CSL_CITATION {"citationID":"N7RCFCKM","properties":{"formattedCitation":"(Yang et al., 2020)","plainCitation":"(Yang et al., 2020)","noteIndex":0},"citationItems":[{"id":6,"uris":["http://zotero.org/users/10056102/items/SPQ76I3A"],"itemData":{"id":6,"type":"paper-conference","abstract":"Human gaze behavior prediction is important for behavioral vision and for computer vision applications. Most models mainly focus on predicting free-viewing behavior using saliency maps, but do not generalize to goal-directed behavior, such as when a person searches for a visual target object. We propose the ﬁrst inverse reinforcement learning (IRL) model to learn the internal reward function and policy used by humans during visual search. We modeled the viewer’s internal belief states as dynamic contextual belief maps of object locations. These maps were learned and then used to predict behavioral scanpaths for multiple target categories. To train and evaluate our IRL model we created COCO-Search18, which is now the largest dataset of highquality search ﬁxations in existence. COCO-Search18 has 10 participants searching for each of 18 target-object categories in 6202 images, making about 300,000 goal-directed ﬁxations. When trained and evaluated on COCO-Search18, the IRL model outperformed baseline models in predicting search ﬁxation scanpaths, both in terms of similarity to human search behavior and search efﬁciency. Finally, reward maps recovered by the IRL model reveal distinctive targetdependent patterns of object prioritization, which we interpret as a learned object context.","container-title":"2020 IEEE/CVF Conference on Computer Vision and Pattern Recognition (CVPR)","DOI":"10.1109/CVPR42600.2020.00027","event-title":"2020 IEEE/CVF Conference on Computer Vision and Pattern Recognition (CVPR)","ISBN":"978-1-7281-7168-5","language":"en","license":"https://ieeexplore.ieee.org/Xplorehelp/downloads/license-information/IEEE.html","page":"190-199","publisher":"IEEE","publisher-place":"Seattle, WA, USA","source":"DOI.org (Crossref)","title":"Predicting Goal-Directed Human Attention Using Inverse Reinforcement Learning","URL":"https://ieeexplore.ieee.org/document/9157666/","author":[{"family":"Yang","given":"Zhibo"},{"family":"Huang","given":"Lihan"},{"family":"Chen","given":"Yupei"},{"family":"Wei","given":"Zijun"},{"family":"Ahn","given":"Seoyoung"},{"family":"Zelinsky","given":"Gregory"},{"family":"Samaras","given":"Dimitris"},{"family":"Hoai","given":"Minh"}],"accessed":{"date-parts":[["2026",1,25]]},"issued":{"date-parts":[["2020",6]]}}}],"schema":"https://github.com/citation-style-language/schema/raw/master/csl-citation.json"} </w:instrText>
       </w:r>
       <w:r>
         <w:rPr>
@@ -7473,14 +8065,14 @@
         </w:rPr>
         <w:br/>
       </w:r>
-      <w:bookmarkStart w:id="10" w:name="_Toc223700705"/>
+      <w:bookmarkStart w:id="11" w:name="_Toc223875517"/>
       <w:r>
         <w:rPr>
           <w:lang w:val="en-US"/>
         </w:rPr>
         <w:t>Literature Review</w:t>
       </w:r>
-      <w:bookmarkEnd w:id="10"/>
+      <w:bookmarkEnd w:id="11"/>
     </w:p>
     <w:p>
       <w:pPr>
@@ -7500,21 +8092,21 @@
       <w:pPr>
         <w:pStyle w:val="Heading2"/>
       </w:pPr>
-      <w:bookmarkStart w:id="11" w:name="_Toc223700706"/>
+      <w:bookmarkStart w:id="12" w:name="_Toc223875518"/>
       <w:r>
         <w:t>Cognitive visual search theory</w:t>
       </w:r>
-      <w:bookmarkEnd w:id="11"/>
+      <w:bookmarkEnd w:id="12"/>
     </w:p>
     <w:p>
       <w:pPr>
         <w:pStyle w:val="Heading3"/>
       </w:pPr>
-      <w:bookmarkStart w:id="12" w:name="_Toc223700707"/>
+      <w:bookmarkStart w:id="13" w:name="_Toc223875519"/>
       <w:r>
         <w:t>Feature-Integration Theory</w:t>
       </w:r>
-      <w:bookmarkEnd w:id="12"/>
+      <w:bookmarkEnd w:id="13"/>
     </w:p>
     <w:p>
       <w:pPr>
@@ -7600,7 +8192,7 @@
         <w:rPr>
           <w:lang w:val="en-US"/>
         </w:rPr>
-        <w:instrText xml:space="preserve"> ADDIN ZOTERO_ITEM CSL_CITATION {"citationID":"dy8F7Uv7","properties":{"formattedCitation":"(Treisman &amp; Gelade, 1980)","plainCitation":"(Treisman &amp; Gelade, 1980)","noteIndex":0},"citationItems":[{"id":187,"uris":["http://zotero.org/users/10056102/items/DHPL9MM7"],"itemData":{"id":187,"type":"article-journal","container-title":"Cognitive Psychology","DOI":"10.1016/0010-0285(80)90005-5","ISSN":"00100285","issue":"1","journalAbbreviation":"Cognitive Psychology","language":"en","license":"https://www.elsevier.com/tdm/userlicense/1.0/","page":"97-136","source":"DOI.org (Crossref)","title":"A feature-integration theory of attention","volume":"12","author":[{"family":"Treisman","given":"Anne M."},{"family":"Gelade","given":"Garry"}],"issued":{"date-parts":[["1980",1]]}}}],"schema":"https://github.com/citation-style-language/schema/raw/master/csl-citation.json"} </w:instrText>
+        <w:instrText xml:space="preserve"> ADDIN ZOTERO_ITEM CSL_CITATION {"citationID":"dy8F7Uv7","properties":{"formattedCitation":"(Treisman &amp; Gelade, 1980)","plainCitation":"(Treisman &amp; Gelade, 1980)","noteIndex":0},"citationItems":[{"id":14,"uris":["http://zotero.org/users/10056102/items/DHPL9MM7"],"itemData":{"id":14,"type":"article-journal","container-title":"Cognitive Psychology","DOI":"10.1016/0010-0285(80)90005-5","ISSN":"00100285","issue":"1","journalAbbreviation":"Cognitive Psychology","language":"en","license":"https://www.elsevier.com/tdm/userlicense/1.0/","page":"97-136","source":"DOI.org (Crossref)","title":"A feature-integration theory of attention","volume":"12","author":[{"family":"Treisman","given":"Anne M."},{"family":"Gelade","given":"Garry"}],"issued":{"date-parts":[["1980",1]]}}}],"schema":"https://github.com/citation-style-language/schema/raw/master/csl-citation.json"} </w:instrText>
       </w:r>
       <w:r>
         <w:rPr>
@@ -7847,11 +8439,11 @@
       <w:pPr>
         <w:pStyle w:val="Heading3"/>
       </w:pPr>
-      <w:bookmarkStart w:id="13" w:name="_Toc223700708"/>
+      <w:bookmarkStart w:id="14" w:name="_Toc223875520"/>
       <w:r>
         <w:t>Inhibition of Return (IOR)</w:t>
       </w:r>
-      <w:bookmarkEnd w:id="13"/>
+      <w:bookmarkEnd w:id="14"/>
     </w:p>
     <w:p>
       <w:pPr>
@@ -7967,7 +8559,7 @@
         <w:rPr>
           <w:lang w:val="en-US"/>
         </w:rPr>
-        <w:instrText xml:space="preserve"> ADDIN ZOTERO_ITEM CSL_CITATION {"citationID":"BtJq7Dry","properties":{"formattedCitation":"(Posner, 1980)","plainCitation":"(Posner, 1980)","noteIndex":0},"citationItems":[{"id":189,"uris":["http://zotero.org/users/10056102/items/6X3PLZW7"],"itemData":{"id":189,"type":"article-journal","abstract":"Bartlett viewed thinking as a high level skill exhibiting ballistic properties that he called its “point of no return”. This paper explores one aspect of cognition through the use of a simple model task in which human subjects are asked to commit attention to a position in visual space other than fixation. This instruction is executed by orienting a covert (attentional) mechanism that seems sufficiently time locked to external events that its trajectory can be traced across the visual field in terms of momentary changes in the efficiency of detecting stimuli. A comparison of results obtained with alert monkeys, brain injured and normal human subjects shows the relationship of this covert system to saccadic eye movements and to various brain systems controlling perception and motion. In accordance with Bartlett's insight, the possibility is explored that similar principles apply to orienting of attention toward sensory input and orienting to the semantic structures used in thinking.","container-title":"Quarterly Journal of Experimental Psychology","DOI":"10.1080/00335558008248231","ISSN":"0033-555X","issue":"1","journalAbbreviation":"Quarterly Journal of Experimental Psychology","language":"en","license":"https://journals.sagepub.com/page/policies/text-and-data-mining-license","page":"3-25","source":"DOI.org (Crossref)","title":"Orienting of Attention","volume":"32","author":[{"family":"Posner","given":"Michael I."}],"issued":{"date-parts":[["1980",2]]}}}],"schema":"https://github.com/citation-style-language/schema/raw/master/csl-citation.json"} </w:instrText>
+        <w:instrText xml:space="preserve"> ADDIN ZOTERO_ITEM CSL_CITATION {"citationID":"BtJq7Dry","properties":{"formattedCitation":"(Posner, 1980)","plainCitation":"(Posner, 1980)","noteIndex":0},"citationItems":[{"id":13,"uris":["http://zotero.org/users/10056102/items/6X3PLZW7"],"itemData":{"id":13,"type":"article-journal","abstract":"Bartlett viewed thinking as a high level skill exhibiting ballistic properties that he called its “point of no return”. This paper explores one aspect of cognition through the use of a simple model task in which human subjects are asked to commit attention to a position in visual space other than fixation. This instruction is executed by orienting a covert (attentional) mechanism that seems sufficiently time locked to external events that its trajectory can be traced across the visual field in terms of momentary changes in the efficiency of detecting stimuli. A comparison of results obtained with alert monkeys, brain injured and normal human subjects shows the relationship of this covert system to saccadic eye movements and to various brain systems controlling perception and motion. In accordance with Bartlett's insight, the possibility is explored that similar principles apply to orienting of attention toward sensory input and orienting to the semantic structures used in thinking.","container-title":"Quarterly Journal of Experimental Psychology","DOI":"10.1080/00335558008248231","ISSN":"0033-555X","issue":"1","journalAbbreviation":"Quarterly Journal of Experimental Psychology","language":"en","license":"https://journals.sagepub.com/page/policies/text-and-data-mining-license","page":"3-25","source":"DOI.org (Crossref)","title":"Orienting of Attention","volume":"32","author":[{"family":"Posner","given":"Michael I."}],"issued":{"date-parts":[["1980",2]]}}}],"schema":"https://github.com/citation-style-language/schema/raw/master/csl-citation.json"} </w:instrText>
       </w:r>
       <w:r>
         <w:rPr>
@@ -8029,7 +8621,7 @@
           <w:lang w:val="en-US"/>
           <w14:ligatures w14:val="none"/>
         </w:rPr>
-        <w:instrText xml:space="preserve"> ADDIN ZOTERO_ITEM CSL_CITATION {"citationID":"0gsVBTcp","properties":{"formattedCitation":"(Posner, 1980)","plainCitation":"(Posner, 1980)","noteIndex":0},"citationItems":[{"id":189,"uris":["http://zotero.org/users/10056102/items/6X3PLZW7"],"itemData":{"id":189,"type":"article-journal","abstract":"Bartlett viewed thinking as a high level skill exhibiting ballistic properties that he called its “point of no return”. This paper explores one aspect of cognition through the use of a simple model task in which human subjects are asked to commit attention to a position in visual space other than fixation. This instruction is executed by orienting a covert (attentional) mechanism that seems sufficiently time locked to external events that its trajectory can be traced across the visual field in terms of momentary changes in the efficiency of detecting stimuli. A comparison of results obtained with alert monkeys, brain injured and normal human subjects shows the relationship of this covert system to saccadic eye movements and to various brain systems controlling perception and motion. In accordance with Bartlett's insight, the possibility is explored that similar principles apply to orienting of attention toward sensory input and orienting to the semantic structures used in thinking.","container-title":"Quarterly Journal of Experimental Psychology","DOI":"10.1080/00335558008248231","ISSN":"0033-555X","issue":"1","journalAbbreviation":"Quarterly Journal of Experimental Psychology","language":"en","license":"https://journals.sagepub.com/page/policies/text-and-data-mining-license","page":"3-25","source":"DOI.org (Crossref)","title":"Orienting of Attention","volume":"32","author":[{"family":"Posner","given":"Michael I."}],"issued":{"date-parts":[["1980",2]]}}}],"schema":"https://github.com/citation-style-language/schema/raw/master/csl-citation.json"} </w:instrText>
+        <w:instrText xml:space="preserve"> ADDIN ZOTERO_ITEM CSL_CITATION {"citationID":"0gsVBTcp","properties":{"formattedCitation":"(Posner, 1980)","plainCitation":"(Posner, 1980)","noteIndex":0},"citationItems":[{"id":13,"uris":["http://zotero.org/users/10056102/items/6X3PLZW7"],"itemData":{"id":13,"type":"article-journal","abstract":"Bartlett viewed thinking as a high level skill exhibiting ballistic properties that he called its “point of no return”. This paper explores one aspect of cognition through the use of a simple model task in which human subjects are asked to commit attention to a position in visual space other than fixation. This instruction is executed by orienting a covert (attentional) mechanism that seems sufficiently time locked to external events that its trajectory can be traced across the visual field in terms of momentary changes in the efficiency of detecting stimuli. A comparison of results obtained with alert monkeys, brain injured and normal human subjects shows the relationship of this covert system to saccadic eye movements and to various brain systems controlling perception and motion. In accordance with Bartlett's insight, the possibility is explored that similar principles apply to orienting of attention toward sensory input and orienting to the semantic structures used in thinking.","container-title":"Quarterly Journal of Experimental Psychology","DOI":"10.1080/00335558008248231","ISSN":"0033-555X","issue":"1","journalAbbreviation":"Quarterly Journal of Experimental Psychology","language":"en","license":"https://journals.sagepub.com/page/policies/text-and-data-mining-license","page":"3-25","source":"DOI.org (Crossref)","title":"Orienting of Attention","volume":"32","author":[{"family":"Posner","given":"Michael I."}],"issued":{"date-parts":[["1980",2]]}}}],"schema":"https://github.com/citation-style-language/schema/raw/master/csl-citation.json"} </w:instrText>
       </w:r>
       <w:r>
         <w:rPr>
@@ -8166,7 +8758,7 @@
         <w:rPr>
           <w:lang w:val="en-US"/>
         </w:rPr>
-        <w:instrText xml:space="preserve"> ADDIN ZOTERO_ITEM CSL_CITATION {"citationID":"4noPXhJe","properties":{"formattedCitation":"(Posner &amp; Cohen, 1984)","plainCitation":"(Posner &amp; Cohen, 1984)","noteIndex":0},"citationItems":[{"id":197,"uris":["http://zotero.org/users/10056102/items/TYNPIZDR"],"itemData":{"id":197,"type":"chapter","container-title":"Attention and Performance X","page":"531–556","publisher":"Lawrence Erlbaum Associates","publisher-place":"Hillsdale, NJ","title":"Components of Visual Orienting","author":[{"family":"Posner","given":"Michael I."},{"family":"Cohen","given":"Yoav"}],"editor":[{"family":"Bouma","given":"Herman"},{"family":"Bouwhuis","given":"Dirk G."}],"issued":{"date-parts":[["1984"]]}}}],"schema":"https://github.com/citation-style-language/schema/raw/master/csl-citation.json"} </w:instrText>
+        <w:instrText xml:space="preserve"> ADDIN ZOTERO_ITEM CSL_CITATION {"citationID":"4noPXhJe","properties":{"formattedCitation":"(Posner &amp; Cohen, 1984)","plainCitation":"(Posner &amp; Cohen, 1984)","noteIndex":0},"citationItems":[{"id":10,"uris":["http://zotero.org/users/10056102/items/TYNPIZDR"],"itemData":{"id":10,"type":"chapter","container-title":"Attention and Performance X","page":"531–556","publisher":"Lawrence Erlbaum Associates","publisher-place":"Hillsdale, NJ","title":"Components of Visual Orienting","author":[{"family":"Posner","given":"Michael I."},{"family":"Cohen","given":"Yoav"}],"editor":[{"family":"Bouma","given":"Herman"},{"family":"Bouwhuis","given":"Dirk G."}],"issued":{"date-parts":[["1984"]]}}}],"schema":"https://github.com/citation-style-language/schema/raw/master/csl-citation.json"} </w:instrText>
       </w:r>
       <w:r>
         <w:rPr>
@@ -8487,14 +9079,14 @@
       <w:pPr>
         <w:pStyle w:val="Heading3"/>
       </w:pPr>
-      <w:bookmarkStart w:id="14" w:name="_Toc223700709"/>
+      <w:bookmarkStart w:id="15" w:name="_Toc223875521"/>
       <w:r>
         <w:t xml:space="preserve">Bottom-up and </w:t>
       </w:r>
       <w:r>
         <w:t>Top-down approach in Visual Search</w:t>
       </w:r>
-      <w:bookmarkEnd w:id="14"/>
+      <w:bookmarkEnd w:id="15"/>
     </w:p>
     <w:p>
       <w:pPr>
@@ -8520,7 +9112,7 @@
         <w:rPr>
           <w:lang w:val="en-US"/>
         </w:rPr>
-        <w:instrText xml:space="preserve"> ADDIN ZOTERO_ITEM CSL_CITATION {"citationID":"hfvNlKtr","properties":{"formattedCitation":"(Wolfe, 1994)","plainCitation":"(Wolfe, 1994)","noteIndex":0},"citationItems":[{"id":204,"uris":["http://zotero.org/users/10056102/items/BUTFNPUQ"],"itemData":{"id":204,"type":"article-journal","container-title":"Psychonomic Bulletin &amp; Review","DOI":"10.3758/BF03200774","ISSN":"1069-9384, 1531-5320","issue":"2","journalAbbreviation":"Psychonomic Bulletin &amp; Review","language":"en","license":"http://www.springer.com/tdm","page":"202-238","source":"DOI.org (Crossref)","title":"Guided Search 2.0 A revised model of visual search","volume":"1","author":[{"family":"Wolfe","given":"Jeremy M."}],"issued":{"date-parts":[["1994",6]]}}}],"schema":"https://github.com/citation-style-language/schema/raw/master/csl-citation.json"} </w:instrText>
+        <w:instrText xml:space="preserve"> ADDIN ZOTERO_ITEM CSL_CITATION {"citationID":"hfvNlKtr","properties":{"formattedCitation":"(Wolfe, 1994)","plainCitation":"(Wolfe, 1994)","noteIndex":0},"citationItems":[{"id":7,"uris":["http://zotero.org/users/10056102/items/BUTFNPUQ"],"itemData":{"id":7,"type":"article-journal","container-title":"Psychonomic Bulletin &amp; Review","DOI":"10.3758/BF03200774","ISSN":"1069-9384, 1531-5320","issue":"2","journalAbbreviation":"Psychonomic Bulletin &amp; Review","language":"en","license":"http://www.springer.com/tdm","page":"202-238","source":"DOI.org (Crossref)","title":"Guided Search 2.0 A revised model of visual search","volume":"1","author":[{"family":"Wolfe","given":"Jeremy M."}],"issued":{"date-parts":[["1994",6]]}}}],"schema":"https://github.com/citation-style-language/schema/raw/master/csl-citation.json"} </w:instrText>
       </w:r>
       <w:r>
         <w:rPr>
@@ -8726,10 +9318,10 @@
           <w:lang w:val="en-US"/>
         </w:rPr>
       </w:pPr>
-      <w:bookmarkStart w:id="15" w:name="_Ref219943305"/>
-      <w:bookmarkStart w:id="16" w:name="_Ref219943270"/>
-      <w:bookmarkStart w:id="17" w:name="_Ref219943272"/>
-      <w:bookmarkStart w:id="18" w:name="_Toc223700737"/>
+      <w:bookmarkStart w:id="16" w:name="_Ref219943305"/>
+      <w:bookmarkStart w:id="17" w:name="_Ref219943270"/>
+      <w:bookmarkStart w:id="18" w:name="_Ref219943272"/>
+      <w:bookmarkStart w:id="19" w:name="_Toc223875497"/>
       <w:r>
         <w:rPr>
           <w:sz w:val="24"/>
@@ -8816,7 +9408,7 @@
         </w:rPr>
         <w:fldChar w:fldCharType="end"/>
       </w:r>
-      <w:bookmarkEnd w:id="15"/>
+      <w:bookmarkEnd w:id="16"/>
       <w:r>
         <w:rPr>
           <w:sz w:val="24"/>
@@ -8838,9 +9430,9 @@
         </w:rPr>
         <w:t xml:space="preserve"> Architecture (Wolfe, 1994)</w:t>
       </w:r>
-      <w:bookmarkEnd w:id="16"/>
       <w:bookmarkEnd w:id="17"/>
       <w:bookmarkEnd w:id="18"/>
+      <w:bookmarkEnd w:id="19"/>
     </w:p>
     <w:p>
       <w:pPr>
@@ -8855,11 +9447,11 @@
       <w:pPr>
         <w:pStyle w:val="Heading3"/>
       </w:pPr>
-      <w:bookmarkStart w:id="19" w:name="_Toc223700710"/>
+      <w:bookmarkStart w:id="20" w:name="_Toc223875522"/>
       <w:r>
         <w:t>Context Influence in Visual Search</w:t>
       </w:r>
-      <w:bookmarkEnd w:id="19"/>
+      <w:bookmarkEnd w:id="20"/>
     </w:p>
     <w:p>
       <w:pPr>
@@ -8953,7 +9545,7 @@
         <w:rPr>
           <w:lang w:val="en-US"/>
         </w:rPr>
-        <w:instrText xml:space="preserve"> ADDIN ZOTERO_ITEM CSL_CITATION {"citationID":"XMHp1jln","properties":{"formattedCitation":"(Chun &amp; Jiang, 1998)","plainCitation":"(Chun &amp; Jiang, 1998)","noteIndex":0},"citationItems":[{"id":201,"uris":["http://zotero.org/users/10056102/items/E4UR9G99"],"itemData":{"id":201,"type":"article-journal","container-title":"Cognitive Psychology","DOI":"10.1006/cogp.1998.0681","ISSN":"00100285","issue":"1","journalAbbreviation":"Cognitive Psychology","language":"en","page":"28-71","source":"DOI.org (Crossref)","title":"Contextual Cueing: Implicit Learning and Memory of Visual Context Guides Spatial Attention","title-short":"Contextual Cueing","volume":"36","author":[{"family":"Chun","given":"Marvin M."},{"family":"Jiang","given":"Yuhong"}],"issued":{"date-parts":[["1998",6]]}}}],"schema":"https://github.com/citation-style-language/schema/raw/master/csl-citation.json"} </w:instrText>
+        <w:instrText xml:space="preserve"> ADDIN ZOTERO_ITEM CSL_CITATION {"citationID":"XMHp1jln","properties":{"formattedCitation":"(Chun &amp; Jiang, 1998)","plainCitation":"(Chun &amp; Jiang, 1998)","noteIndex":0},"citationItems":[{"id":8,"uris":["http://zotero.org/users/10056102/items/E4UR9G99"],"itemData":{"id":8,"type":"article-journal","container-title":"Cognitive Psychology","DOI":"10.1006/cogp.1998.0681","ISSN":"00100285","issue":"1","journalAbbreviation":"Cognitive Psychology","language":"en","page":"28-71","source":"DOI.org (Crossref)","title":"Contextual Cueing: Implicit Learning and Memory of Visual Context Guides Spatial Attention","title-short":"Contextual Cueing","volume":"36","author":[{"family":"Chun","given":"Marvin M."},{"family":"Jiang","given":"Yuhong"}],"issued":{"date-parts":[["1998",6]]}}}],"schema":"https://github.com/citation-style-language/schema/raw/master/csl-citation.json"} </w:instrText>
       </w:r>
       <w:r>
         <w:rPr>
@@ -8998,18 +9590,9 @@
     </w:p>
     <w:p>
       <w:pPr>
-        <w:spacing w:before="240" w:line="360" w:lineRule="auto"/>
-        <w:jc w:val="both"/>
-        <w:rPr>
-          <w:lang w:val="en-US"/>
-        </w:rPr>
-      </w:pPr>
-    </w:p>
-    <w:p>
-      <w:pPr>
         <w:pStyle w:val="Heading3"/>
       </w:pPr>
-      <w:bookmarkStart w:id="20" w:name="_Toc223700711"/>
+      <w:bookmarkStart w:id="21" w:name="_Toc223875523"/>
       <w:r>
         <w:t>An updated mental model Guide</w:t>
       </w:r>
@@ -9019,7 +9602,7 @@
       <w:r>
         <w:t xml:space="preserve"> Search 6.0</w:t>
       </w:r>
-      <w:bookmarkEnd w:id="20"/>
+      <w:bookmarkEnd w:id="21"/>
     </w:p>
     <w:p>
       <w:pPr>
@@ -9034,20 +9617,26 @@
         <w:rPr>
           <w:lang w:val="en-US"/>
         </w:rPr>
+        <w:t xml:space="preserve">By combining all previous discoveries, proposals of visual search frameworks, and previous mental models, Wolfe refined the </w:t>
+      </w:r>
+      <w:r>
+        <w:rPr>
+          <w:lang w:val="en-US"/>
+        </w:rPr>
+        <w:t xml:space="preserve">Guided Search </w:t>
+      </w:r>
+      <w:r>
+        <w:rPr>
+          <w:lang w:val="en-US"/>
+        </w:rPr>
+        <w:t xml:space="preserve">version 2.0 model by adding </w:t>
+      </w:r>
+      <w:r>
+        <w:rPr>
+          <w:lang w:val="en-US"/>
+        </w:rPr>
         <w:lastRenderedPageBreak/>
-        <w:t xml:space="preserve">By combining all previous discoveries, proposals of visual search frameworks, and previous mental models, Wolfe refined the </w:t>
-      </w:r>
-      <w:r>
-        <w:rPr>
-          <w:lang w:val="en-US"/>
-        </w:rPr>
-        <w:t xml:space="preserve">Guided Search </w:t>
-      </w:r>
-      <w:r>
-        <w:rPr>
-          <w:lang w:val="en-US"/>
-        </w:rPr>
-        <w:t xml:space="preserve">version 2.0 model by adding the scene guidance mechanism so that context information can guide the visual search sequence through “syntactic” guidance (e.g., toasters don’t float) and “semantic” guidance (e.g., toasters don’t belong in the bath room) </w:t>
+        <w:t xml:space="preserve">the scene guidance mechanism so that context information can guide the visual search sequence through “syntactic” guidance (e.g., toasters don’t float) and “semantic” guidance (e.g., toasters don’t belong in the bath room) </w:t>
       </w:r>
       <w:r>
         <w:rPr>
@@ -9059,7 +9648,7 @@
         <w:rPr>
           <w:lang w:val="en-US"/>
         </w:rPr>
-        <w:instrText xml:space="preserve"> ADDIN ZOTERO_ITEM CSL_CITATION {"citationID":"87jsUjpm","properties":{"formattedCitation":"(Wolfe, 2021)","plainCitation":"(Wolfe, 2021)","noteIndex":0},"citationItems":[{"id":208,"uris":["http://zotero.org/users/10056102/items/ZRG9D72M"],"itemData":{"id":208,"type":"article-journal","abstract":"This paper describes Guided Search 6.0 (GS6), a revised model of visual search. When we encounter a scene, we can see something everywhere. However, we cannot recognize more than a few items at a time. Attention is used to select items so that their features can be “bound” into recognizable objects. Attention is “guided” so that items can be processed in an intelligent order. In GS6, this guidance comes from five sources of preattentive information: (1) top-down and (2) bottom-up feature guidance, (3) prior history (e.g., priming), (4) reward, and (5) scene syntax and semantics. These sources are combined into a spatial “priority map,” a dynamic attentional landscape that evolves over the course of search. Selective attention is guided to the most active location in the priority map approximately 20 times per second. Guidance will not be uniform across the visual field. It will favor items near the point of fixation. Three types of functional visual field (FVFs) describe the nature of these foveal biases. There is a resolution FVF, an FVF governing exploratory eye movements, and an FVF governing covert deployments of attention. To be identified as targets or rejected as distractors, items must be compared to target templates held in memory. The binding and recognition of an attended object is modeled as a diffusion process taking &gt; 150 ms/item. Since selection occurs more frequently than that, it follows that multiple items are undergoing recognition at the same time, though asynchronously, making GS6 a hybrid of serial and parallel processes. In GS6, if a target is not found, search terminates when an accumulating quitting signal reaches a threshold. Setting of that threshold is adaptive, allowing feedback about performance to shape subsequent searches. Simulation shows that the combination of asynchronous diffusion and a quitting signal can produce the basic patterns of response time and error data from a range of search experiments.","container-title":"Psychonomic Bulletin &amp; Review","DOI":"10.3758/s13423-020-01859-9","ISSN":"1069-9384, 1531-5320","issue":"4","journalAbbreviation":"Psychon Bull Rev","language":"en","page":"1060-1092","source":"DOI.org (Crossref)","title":"Guided Search 6.0: An updated model of visual search","title-short":"Guided Search 6.0","volume":"28","author":[{"family":"Wolfe","given":"Jeremy M."}],"issued":{"date-parts":[["2021",8]]}}}],"schema":"https://github.com/citation-style-language/schema/raw/master/csl-citation.json"} </w:instrText>
+        <w:instrText xml:space="preserve"> ADDIN ZOTERO_ITEM CSL_CITATION {"citationID":"87jsUjpm","properties":{"formattedCitation":"(Wolfe, 2021)","plainCitation":"(Wolfe, 2021)","noteIndex":0},"citationItems":[{"id":5,"uris":["http://zotero.org/users/10056102/items/ZRG9D72M"],"itemData":{"id":5,"type":"article-journal","abstract":"This paper describes Guided Search 6.0 (GS6), a revised model of visual search. When we encounter a scene, we can see something everywhere. However, we cannot recognize more than a few items at a time. Attention is used to select items so that their features can be “bound” into recognizable objects. Attention is “guided” so that items can be processed in an intelligent order. In GS6, this guidance comes from five sources of preattentive information: (1) top-down and (2) bottom-up feature guidance, (3) prior history (e.g., priming), (4) reward, and (5) scene syntax and semantics. These sources are combined into a spatial “priority map,” a dynamic attentional landscape that evolves over the course of search. Selective attention is guided to the most active location in the priority map approximately 20 times per second. Guidance will not be uniform across the visual field. It will favor items near the point of fixation. Three types of functional visual field (FVFs) describe the nature of these foveal biases. There is a resolution FVF, an FVF governing exploratory eye movements, and an FVF governing covert deployments of attention. To be identified as targets or rejected as distractors, items must be compared to target templates held in memory. The binding and recognition of an attended object is modeled as a diffusion process taking &gt; 150 ms/item. Since selection occurs more frequently than that, it follows that multiple items are undergoing recognition at the same time, though asynchronously, making GS6 a hybrid of serial and parallel processes. In GS6, if a target is not found, search terminates when an accumulating quitting signal reaches a threshold. Setting of that threshold is adaptive, allowing feedback about performance to shape subsequent searches. Simulation shows that the combination of asynchronous diffusion and a quitting signal can produce the basic patterns of response time and error data from a range of search experiments.","container-title":"Psychonomic Bulletin &amp; Review","DOI":"10.3758/s13423-020-01859-9","ISSN":"1069-9384, 1531-5320","issue":"4","journalAbbreviation":"Psychon Bull Rev","language":"en","page":"1060-1092","source":"DOI.org (Crossref)","title":"Guided Search 6.0: An updated model of visual search","title-short":"Guided Search 6.0","volume":"28","author":[{"family":"Wolfe","given":"Jeremy M."}],"issued":{"date-parts":[["2021",8]]}}}],"schema":"https://github.com/citation-style-language/schema/raw/master/csl-citation.json"} </w:instrText>
       </w:r>
       <w:r>
         <w:rPr>
@@ -9454,14 +10043,13 @@
         <w:pStyle w:val="Caption"/>
         <w:jc w:val="center"/>
         <w:rPr>
-          <w:ins w:id="21" w:author="#NGUYEN TUAN#" w:date="2026-01-25T23:03:00Z" w16du:dateUtc="2026-01-25T15:03:00Z"/>
           <w:sz w:val="24"/>
           <w:szCs w:val="24"/>
           <w:lang w:val="en-US"/>
         </w:rPr>
       </w:pPr>
       <w:bookmarkStart w:id="22" w:name="_Ref220274706"/>
-      <w:bookmarkStart w:id="23" w:name="_Toc223700738"/>
+      <w:bookmarkStart w:id="23" w:name="_Toc223875498"/>
       <w:r>
         <w:rPr>
           <w:sz w:val="24"/>
@@ -9567,23 +10155,9 @@
     </w:p>
     <w:p>
       <w:pPr>
-        <w:rPr>
-          <w:lang w:val="en-US"/>
-        </w:rPr>
-      </w:pPr>
-    </w:p>
-    <w:p>
-      <w:pPr>
-        <w:rPr>
-          <w:lang w:val="en-US"/>
-        </w:rPr>
-      </w:pPr>
-    </w:p>
-    <w:p>
-      <w:pPr>
         <w:pStyle w:val="Heading2"/>
       </w:pPr>
-      <w:bookmarkStart w:id="24" w:name="_Toc223700712"/>
+      <w:bookmarkStart w:id="24" w:name="_Toc223875524"/>
       <w:r>
         <w:t>Computational Visual Search Model</w:t>
       </w:r>
@@ -9593,9 +10167,8 @@
       <w:pPr>
         <w:pStyle w:val="Heading3"/>
       </w:pPr>
-      <w:bookmarkStart w:id="25" w:name="_Toc223700713"/>
-      <w:r>
-        <w:lastRenderedPageBreak/>
+      <w:bookmarkStart w:id="25" w:name="_Toc223875525"/>
+      <w:r>
         <w:t xml:space="preserve">Invariant Visual Search Network </w:t>
       </w:r>
       <w:r>
@@ -9622,7 +10195,14 @@
         <w:rPr>
           <w:lang w:val="en-US"/>
         </w:rPr>
-        <w:t xml:space="preserve">Inspired by biological cognitive function in visual search, IVSN architecture is designed with a top-down approach mimicking frontal cortical structure projecting onto visual cortex structures through a first-order approximation to produce the attention map </w:t>
+        <w:t xml:space="preserve">Inspired by biological cognitive function in visual search, IVSN architecture is designed with a top-down approach mimicking frontal cortical structure projecting </w:t>
+      </w:r>
+      <w:r>
+        <w:rPr>
+          <w:lang w:val="en-US"/>
+        </w:rPr>
+        <w:lastRenderedPageBreak/>
+        <w:t xml:space="preserve">onto visual cortex structures through a first-order approximation to produce the attention map </w:t>
       </w:r>
       <w:r>
         <w:rPr>
@@ -9634,7 +10214,7 @@
         <w:rPr>
           <w:lang w:val="en-US"/>
         </w:rPr>
-        <w:instrText xml:space="preserve"> ADDIN ZOTERO_ITEM CSL_CITATION {"citationID":"HO2iJ2wQ","properties":{"formattedCitation":"(Zhang et al., 2018)","plainCitation":"(Zhang et al., 2018)","noteIndex":0},"citationItems":[{"id":181,"uris":["http://zotero.org/users/10056102/items/HUS7FB7V"],"itemData":{"id":181,"type":"article-journal","abstract":"Abstract\n            Searching for a target object in a cluttered scene constitutes a fundamental challenge in daily vision. Visual search must be selective enough to discriminate the target from distractors, invariant to changes in the appearance of the target, efficient to avoid exhaustive exploration of the image, and must generalize to locate novel target objects with zero-shot training. Previous work on visual search has focused on searching for perfect matches of a target after extensive category-specific training. Here, we show for the first time that humans can efficiently and invariantly search for natural objects in complex scenes. To gain insight into the mechanisms that guide visual search, we propose a biologically inspired computational model that can locate targets without exhaustive sampling and which can generalize to novel objects. The model provides an approximation to the mechanisms integrating bottom-up and top-down signals during search in natural scenes.","container-title":"Nature Communications","DOI":"10.1038/s41467-018-06217-x","ISSN":"2041-1723","issue":"1","journalAbbreviation":"Nat Commun","language":"en","page":"3730","source":"DOI.org (Crossref)","title":"Finding any Waldo with zero-shot invariant and efficient visual search","volume":"9","author":[{"family":"Zhang","given":"Mengmi"},{"family":"Feng","given":"Jiashi"},{"family":"Ma","given":"Keng Teck"},{"family":"Lim","given":"Joo Hwee"},{"family":"Zhao","given":"Qi"},{"family":"Kreiman","given":"Gabriel"}],"issued":{"date-parts":[["2018",9,13]]}}}],"schema":"https://github.com/citation-style-language/schema/raw/master/csl-citation.json"} </w:instrText>
+        <w:instrText xml:space="preserve"> ADDIN ZOTERO_ITEM CSL_CITATION {"citationID":"HO2iJ2wQ","properties":{"formattedCitation":"(Zhang et al., 2018)","plainCitation":"(Zhang et al., 2018)","noteIndex":0},"citationItems":[{"id":16,"uris":["http://zotero.org/users/10056102/items/HUS7FB7V"],"itemData":{"id":16,"type":"article-journal","abstract":"Abstract\n            Searching for a target object in a cluttered scene constitutes a fundamental challenge in daily vision. Visual search must be selective enough to discriminate the target from distractors, invariant to changes in the appearance of the target, efficient to avoid exhaustive exploration of the image, and must generalize to locate novel target objects with zero-shot training. Previous work on visual search has focused on searching for perfect matches of a target after extensive category-specific training. Here, we show for the first time that humans can efficiently and invariantly search for natural objects in complex scenes. To gain insight into the mechanisms that guide visual search, we propose a biologically inspired computational model that can locate targets without exhaustive sampling and which can generalize to novel objects. The model provides an approximation to the mechanisms integrating bottom-up and top-down signals during search in natural scenes.","container-title":"Nature Communications","DOI":"10.1038/s41467-018-06217-x","ISSN":"2041-1723","issue":"1","journalAbbreviation":"Nat Commun","language":"en","page":"3730","source":"DOI.org (Crossref)","title":"Finding any Waldo with zero-shot invariant and efficient visual search","volume":"9","author":[{"family":"Zhang","given":"Mengmi"},{"family":"Feng","given":"Jiashi"},{"family":"Ma","given":"Keng Teck"},{"family":"Lim","given":"Joo Hwee"},{"family":"Zhao","given":"Qi"},{"family":"Kreiman","given":"Gabriel"}],"issued":{"date-parts":[["2018",9,13]]}}}],"schema":"https://github.com/citation-style-language/schema/raw/master/csl-citation.json"} </w:instrText>
       </w:r>
       <w:r>
         <w:rPr>
@@ -9790,7 +10370,7 @@
         <w:rPr>
           <w:lang w:val="en-US"/>
         </w:rPr>
-        <w:instrText xml:space="preserve"> ADDIN ZOTERO_ITEM CSL_CITATION {"citationID":"N8joJe72","properties":{"formattedCitation":"(Simonyan &amp; Zisserman, 2014)","plainCitation":"(Simonyan &amp; Zisserman, 2014)","noteIndex":0},"citationItems":[{"id":210,"uris":["http://zotero.org/users/10056102/items/82SYWA4V"],"itemData":{"id":210,"type":"article","abstract":"In this work we investigate the effect of the convolutional network depth on its accuracy in the large-scale image recognition setting. Our main contribution is a thorough evaluation of networks of increasing depth using an architecture with very small (3x3) convolution filters, which shows that a significant improvement on the prior-art configurations can be achieved by pushing the depth to 16-19 weight layers. These findings were the basis of our ImageNet Challenge 2014 submission, where our team secured the first and the second places in the localisation and classification tracks respectively. We also show that our representations generalise well to other datasets, where they achieve state-of-the-art results. We have made our two best-performing ConvNet models publicly available to facilitate further research on the use of deep visual representations in computer vision.","DOI":"10.48550/ARXIV.1409.1556","license":"arXiv.org perpetual, non-exclusive license","note":"version: 6","publisher":"arXiv","source":"DOI.org (Datacite)","title":"Very Deep Convolutional Networks for Large-Scale Image Recognition","URL":"https://arxiv.org/abs/1409.1556","author":[{"family":"Simonyan","given":"Karen"},{"family":"Zisserman","given":"Andrew"}],"accessed":{"date-parts":[["2026",1,26]]},"issued":{"date-parts":[["2014"]]}}}],"schema":"https://github.com/citation-style-language/schema/raw/master/csl-citation.json"} </w:instrText>
+        <w:instrText xml:space="preserve"> ADDIN ZOTERO_ITEM CSL_CITATION {"citationID":"N8joJe72","properties":{"formattedCitation":"(Simonyan &amp; Zisserman, 2014)","plainCitation":"(Simonyan &amp; Zisserman, 2014)","noteIndex":0},"citationItems":[{"id":4,"uris":["http://zotero.org/users/10056102/items/82SYWA4V"],"itemData":{"id":4,"type":"article","abstract":"In this work we investigate the effect of the convolutional network depth on its accuracy in the large-scale image recognition setting. Our main contribution is a thorough evaluation of networks of increasing depth using an architecture with very small (3x3) convolution filters, which shows that a significant improvement on the prior-art configurations can be achieved by pushing the depth to 16-19 weight layers. These findings were the basis of our ImageNet Challenge 2014 submission, where our team secured the first and the second places in the localisation and classification tracks respectively. We also show that our representations generalise well to other datasets, where they achieve state-of-the-art results. We have made our two best-performing ConvNet models publicly available to facilitate further research on the use of deep visual representations in computer vision.","DOI":"10.48550/ARXIV.1409.1556","license":"arXiv.org perpetual, non-exclusive license","note":"version: 6","publisher":"arXiv","source":"DOI.org (Datacite)","title":"Very Deep Convolutional Networks for Large-Scale Image Recognition","URL":"https://arxiv.org/abs/1409.1556","author":[{"family":"Simonyan","given":"Karen"},{"family":"Zisserman","given":"Andrew"}],"accessed":{"date-parts":[["2026",1,26]]},"issued":{"date-parts":[["2014"]]}}}],"schema":"https://github.com/citation-style-language/schema/raw/master/csl-citation.json"} </w:instrText>
       </w:r>
       <w:r>
         <w:rPr>
@@ -10058,7 +10638,7 @@
         </w:rPr>
       </w:pPr>
       <w:bookmarkStart w:id="26" w:name="_Ref220327011"/>
-      <w:bookmarkStart w:id="27" w:name="_Toc223700739"/>
+      <w:bookmarkStart w:id="27" w:name="_Toc223875499"/>
       <w:r>
         <w:rPr>
           <w:sz w:val="24"/>
@@ -10201,7 +10781,6 @@
         <w:rPr>
           <w:lang w:val="en-US"/>
         </w:rPr>
-        <w:lastRenderedPageBreak/>
         <w:t xml:space="preserve">Given </w:t>
       </w:r>
       <m:oMath>
@@ -10818,6 +11397,7 @@
           <w:rFonts w:eastAsiaTheme="minorEastAsia"/>
           <w:lang w:val="en-US"/>
         </w:rPr>
+        <w:lastRenderedPageBreak/>
         <w:t xml:space="preserve">To generate an attention map with first-order similarity approximation, </w:t>
       </w:r>
       <w:r>
@@ -11131,7 +11711,7 @@
         </w:rPr>
       </w:pPr>
       <w:bookmarkStart w:id="28" w:name="_Ref220326769"/>
-      <w:bookmarkStart w:id="29" w:name="_Toc223700740"/>
+      <w:bookmarkStart w:id="29" w:name="_Toc223875500"/>
       <w:r>
         <w:rPr>
           <w:sz w:val="24"/>
@@ -12027,116 +12607,6 @@
           <w:lang w:val="en-US"/>
         </w:rPr>
       </w:pPr>
-      <w:r>
-        <w:rPr>
-          <w:lang w:val="en-US"/>
-        </w:rPr>
-        <w:lastRenderedPageBreak/>
-        <w:t xml:space="preserve">IVSN model not only validated the classical theories proposed by cognitive visual search researchers, especially Guided Search 2.0 </w:t>
-      </w:r>
-      <w:r>
-        <w:rPr>
-          <w:lang w:val="en-US"/>
-        </w:rPr>
-        <w:fldChar w:fldCharType="begin"/>
-      </w:r>
-      <w:r>
-        <w:rPr>
-          <w:lang w:val="en-US"/>
-        </w:rPr>
-        <w:instrText xml:space="preserve"> ADDIN ZOTERO_ITEM CSL_CITATION {"citationID":"psoCYgD3","properties":{"formattedCitation":"(Wolfe, 1994)","plainCitation":"(Wolfe, 1994)","noteIndex":0},"citationItems":[{"id":204,"uris":["http://zotero.org/users/10056102/items/BUTFNPUQ"],"itemData":{"id":204,"type":"article-journal","container-title":"Psychonomic Bulletin &amp; Review","DOI":"10.3758/BF03200774","ISSN":"1069-9384, 1531-5320","issue":"2","journalAbbreviation":"Psychonomic Bulletin &amp; Review","language":"en","license":"http://www.springer.com/tdm","page":"202-238","source":"DOI.org (Crossref)","title":"Guided Search 2.0 A revised model of visual search","volume":"1","author":[{"family":"Wolfe","given":"Jeremy M."}],"issued":{"date-parts":[["1994",6]]}}}],"schema":"https://github.com/citation-style-language/schema/raw/master/csl-citation.json"} </w:instrText>
-      </w:r>
-      <w:r>
-        <w:rPr>
-          <w:lang w:val="en-US"/>
-        </w:rPr>
-        <w:fldChar w:fldCharType="separate"/>
-      </w:r>
-      <w:r>
-        <w:rPr>
-          <w:noProof/>
-          <w:lang w:val="en-US"/>
-        </w:rPr>
-        <w:t>(Wolfe, 1994)</w:t>
-      </w:r>
-      <w:r>
-        <w:rPr>
-          <w:lang w:val="en-US"/>
-        </w:rPr>
-        <w:fldChar w:fldCharType="end"/>
-      </w:r>
-      <w:r>
-        <w:rPr>
-          <w:lang w:val="en-US"/>
-        </w:rPr>
-        <w:t>, but also demonstrated the capacity of realizing mental models th</w:t>
-      </w:r>
-      <w:r>
-        <w:rPr>
-          <w:lang w:val="en-US"/>
-        </w:rPr>
-        <w:t>r</w:t>
-      </w:r>
-      <w:r>
-        <w:rPr>
-          <w:lang w:val="en-US"/>
-        </w:rPr>
-        <w:t>ough DNN for visual search in natural scenes.</w:t>
-      </w:r>
-      <w:r>
-        <w:rPr>
-          <w:lang w:val="en-US"/>
-        </w:rPr>
-        <w:t xml:space="preserve"> However, the paper did not stop at the cognitive theory realization; the other main idea of the research is zero-shot invariant, which shows a very strong capacity of the model to search for the same category target with different appearances in the search scene without retraining the CNN backbone (VGG16).</w:t>
-      </w:r>
-      <w:r>
-        <w:rPr>
-          <w:lang w:val="en-US"/>
-        </w:rPr>
-        <w:t xml:space="preserve"> By leveraging the powerful computational capacity of DNN, the paper broke free from traditional visual search, which required subjects to find an exact match to the given target</w:t>
-      </w:r>
-      <w:r>
-        <w:rPr>
-          <w:lang w:val="en-US"/>
-        </w:rPr>
-        <w:t xml:space="preserve"> in complex natural scenes</w:t>
-      </w:r>
-      <w:r>
-        <w:rPr>
-          <w:lang w:val="en-US"/>
-        </w:rPr>
-        <w:t>, rather the subjects are required to find similar target category which are more closely to human visual search ability</w:t>
-      </w:r>
-      <w:r>
-        <w:rPr>
-          <w:lang w:val="en-US"/>
-        </w:rPr>
-        <w:t>,</w:t>
-      </w:r>
-      <w:r>
-        <w:rPr>
-          <w:lang w:val="en-US"/>
-        </w:rPr>
-        <w:t xml:space="preserve"> and opened up a fundamental ground for transfer learning and zero-shot model architectures</w:t>
-      </w:r>
-      <w:r>
-        <w:rPr>
-          <w:lang w:val="en-US"/>
-        </w:rPr>
-        <w:t xml:space="preserve"> for visual search</w:t>
-      </w:r>
-      <w:r>
-        <w:rPr>
-          <w:lang w:val="en-US"/>
-        </w:rPr>
-        <w:t xml:space="preserve"> task</w:t>
-      </w:r>
-      <w:r>
-        <w:rPr>
-          <w:lang w:val="en-US"/>
-        </w:rPr>
-        <w:t>.</w:t>
-      </w:r>
     </w:p>
     <w:p>
       <w:pPr>
@@ -12146,52 +12616,210 @@
           <w:lang w:val="en-US"/>
         </w:rPr>
       </w:pPr>
-    </w:p>
-    <w:p>
-      <w:pPr>
-        <w:rPr>
-          <w:lang w:val="en-US"/>
-        </w:rPr>
-      </w:pPr>
-    </w:p>
-    <w:p>
-      <w:pPr>
-        <w:rPr>
-          <w:lang w:val="en-US"/>
-        </w:rPr>
-      </w:pPr>
-    </w:p>
-    <w:p>
-      <w:pPr>
-        <w:rPr>
-          <w:lang w:val="en-US"/>
-        </w:rPr>
-      </w:pPr>
-    </w:p>
-    <w:p>
-      <w:pPr>
-        <w:rPr>
-          <w:lang w:val="en-US"/>
-        </w:rPr>
-      </w:pPr>
-    </w:p>
-    <w:p>
-      <w:pPr>
-        <w:rPr>
-          <w:lang w:val="en-US"/>
-        </w:rPr>
-      </w:pPr>
-    </w:p>
-    <w:p>
-      <w:pPr>
-        <w:rPr>
-          <w:lang w:val="en-US"/>
-        </w:rPr>
-      </w:pPr>
-    </w:p>
-    <w:p>
-      <w:pPr>
-        <w:rPr>
+      <w:r>
+        <w:rPr>
+          <w:lang w:val="en-US"/>
+        </w:rPr>
+        <w:t xml:space="preserve">IVSN model not only validated the classical theories proposed by cognitive visual search researchers, especially Guided Search 2.0 </w:t>
+      </w:r>
+      <w:r>
+        <w:rPr>
+          <w:lang w:val="en-US"/>
+        </w:rPr>
+        <w:fldChar w:fldCharType="begin"/>
+      </w:r>
+      <w:r>
+        <w:rPr>
+          <w:lang w:val="en-US"/>
+        </w:rPr>
+        <w:instrText xml:space="preserve"> ADDIN ZOTERO_ITEM CSL_CITATION {"citationID":"psoCYgD3","properties":{"formattedCitation":"(Wolfe, 1994)","plainCitation":"(Wolfe, 1994)","noteIndex":0},"citationItems":[{"id":7,"uris":["http://zotero.org/users/10056102/items/BUTFNPUQ"],"itemData":{"id":7,"type":"article-journal","container-title":"Psychonomic Bulletin &amp; Review","DOI":"10.3758/BF03200774","ISSN":"1069-9384, 1531-5320","issue":"2","journalAbbreviation":"Psychonomic Bulletin &amp; Review","language":"en","license":"http://www.springer.com/tdm","page":"202-238","source":"DOI.org (Crossref)","title":"Guided Search 2.0 A revised model of visual search","volume":"1","author":[{"family":"Wolfe","given":"Jeremy M."}],"issued":{"date-parts":[["1994",6]]}}}],"schema":"https://github.com/citation-style-language/schema/raw/master/csl-citation.json"} </w:instrText>
+      </w:r>
+      <w:r>
+        <w:rPr>
+          <w:lang w:val="en-US"/>
+        </w:rPr>
+        <w:fldChar w:fldCharType="separate"/>
+      </w:r>
+      <w:r>
+        <w:rPr>
+          <w:noProof/>
+          <w:lang w:val="en-US"/>
+        </w:rPr>
+        <w:t>(Wolfe, 1994)</w:t>
+      </w:r>
+      <w:r>
+        <w:rPr>
+          <w:lang w:val="en-US"/>
+        </w:rPr>
+        <w:fldChar w:fldCharType="end"/>
+      </w:r>
+      <w:r>
+        <w:rPr>
+          <w:lang w:val="en-US"/>
+        </w:rPr>
+        <w:t>, but also demonstrated the capacity of realizing mental models th</w:t>
+      </w:r>
+      <w:r>
+        <w:rPr>
+          <w:lang w:val="en-US"/>
+        </w:rPr>
+        <w:t>r</w:t>
+      </w:r>
+      <w:r>
+        <w:rPr>
+          <w:lang w:val="en-US"/>
+        </w:rPr>
+        <w:t>ough DNN for visual search in natural scenes.</w:t>
+      </w:r>
+      <w:r>
+        <w:rPr>
+          <w:lang w:val="en-US"/>
+        </w:rPr>
+        <w:t xml:space="preserve"> However, the paper did not stop at the cognitive theory realization; the other </w:t>
+      </w:r>
+      <w:r>
+        <w:rPr>
+          <w:lang w:val="en-US"/>
+        </w:rPr>
+        <w:lastRenderedPageBreak/>
+        <w:t>main idea of the research is zero-shot invariant, which shows a very strong capacity of the model to search for the same category target with different appearances in the search scene without retraining the CNN backbone (VGG16).</w:t>
+      </w:r>
+      <w:r>
+        <w:rPr>
+          <w:lang w:val="en-US"/>
+        </w:rPr>
+        <w:t xml:space="preserve"> By leveraging the powerful computational capacity of DNN, the paper broke free from traditional visual search, which required subjects to find an exact match to the given target</w:t>
+      </w:r>
+      <w:r>
+        <w:rPr>
+          <w:lang w:val="en-US"/>
+        </w:rPr>
+        <w:t xml:space="preserve"> in complex natural scenes</w:t>
+      </w:r>
+      <w:r>
+        <w:rPr>
+          <w:lang w:val="en-US"/>
+        </w:rPr>
+        <w:t>, rather the subjects are required to find similar target category which are more closely to human visual search ability</w:t>
+      </w:r>
+      <w:r>
+        <w:rPr>
+          <w:lang w:val="en-US"/>
+        </w:rPr>
+        <w:t>,</w:t>
+      </w:r>
+      <w:r>
+        <w:rPr>
+          <w:lang w:val="en-US"/>
+        </w:rPr>
+        <w:t xml:space="preserve"> and opened up a fundamental ground for transfer learning and zero-shot model architectures</w:t>
+      </w:r>
+      <w:r>
+        <w:rPr>
+          <w:lang w:val="en-US"/>
+        </w:rPr>
+        <w:t xml:space="preserve"> for visual search</w:t>
+      </w:r>
+      <w:r>
+        <w:rPr>
+          <w:lang w:val="en-US"/>
+        </w:rPr>
+        <w:t xml:space="preserve"> task</w:t>
+      </w:r>
+      <w:r>
+        <w:rPr>
+          <w:lang w:val="en-US"/>
+        </w:rPr>
+        <w:t>.</w:t>
+      </w:r>
+    </w:p>
+    <w:p>
+      <w:pPr>
+        <w:spacing w:line="360" w:lineRule="auto"/>
+        <w:jc w:val="both"/>
+        <w:rPr>
+          <w:lang w:val="en-US"/>
+        </w:rPr>
+      </w:pPr>
+    </w:p>
+    <w:p>
+      <w:pPr>
+        <w:rPr>
+          <w:lang w:val="en-US"/>
+        </w:rPr>
+      </w:pPr>
+    </w:p>
+    <w:p>
+      <w:pPr>
+        <w:rPr>
+          <w:lang w:val="en-US"/>
+        </w:rPr>
+      </w:pPr>
+    </w:p>
+    <w:p>
+      <w:pPr>
+        <w:rPr>
+          <w:lang w:val="en-US"/>
+        </w:rPr>
+      </w:pPr>
+    </w:p>
+    <w:p>
+      <w:pPr>
+        <w:rPr>
+          <w:lang w:val="en-US"/>
+        </w:rPr>
+      </w:pPr>
+    </w:p>
+    <w:p>
+      <w:pPr>
+        <w:rPr>
+          <w:lang w:val="en-US"/>
+        </w:rPr>
+      </w:pPr>
+    </w:p>
+    <w:p>
+      <w:pPr>
+        <w:rPr>
+          <w:lang w:val="en-US"/>
+        </w:rPr>
+      </w:pPr>
+    </w:p>
+    <w:p>
+      <w:pPr>
+        <w:rPr>
+          <w:lang w:val="en-US"/>
+        </w:rPr>
+      </w:pPr>
+    </w:p>
+    <w:p>
+      <w:pPr>
+        <w:rPr>
+          <w:b/>
+          <w:bCs/>
+          <w:sz w:val="28"/>
+          <w:szCs w:val="28"/>
+          <w:lang w:val="en-US"/>
+        </w:rPr>
+      </w:pPr>
+    </w:p>
+    <w:p>
+      <w:pPr>
+        <w:rPr>
+          <w:b/>
+          <w:bCs/>
+          <w:sz w:val="28"/>
+          <w:szCs w:val="28"/>
+          <w:lang w:val="en-US"/>
+        </w:rPr>
+      </w:pPr>
+    </w:p>
+    <w:p>
+      <w:pPr>
+        <w:rPr>
+          <w:b/>
+          <w:bCs/>
+          <w:sz w:val="28"/>
+          <w:szCs w:val="28"/>
           <w:lang w:val="en-US"/>
         </w:rPr>
       </w:pPr>
@@ -12407,7 +13035,7 @@
         </w:rPr>
         <w:br/>
       </w:r>
-      <w:bookmarkStart w:id="30" w:name="_Toc223700714"/>
+      <w:bookmarkStart w:id="30" w:name="_Toc223875526"/>
       <w:r>
         <w:rPr>
           <w:lang w:val="en-US"/>
@@ -12446,7 +13074,7 @@
       <w:pPr>
         <w:pStyle w:val="Heading2"/>
       </w:pPr>
-      <w:bookmarkStart w:id="31" w:name="_Toc223700715"/>
+      <w:bookmarkStart w:id="31" w:name="_Toc223875527"/>
       <w:r>
         <w:t>Problem statement</w:t>
       </w:r>
@@ -12528,7 +13156,7 @@
         <w:rPr>
           <w:lang w:val="en-US"/>
         </w:rPr>
-        <w:instrText xml:space="preserve"> ADDIN ZOTERO_ITEM CSL_CITATION {"citationID":"RHrelIs1","properties":{"formattedCitation":"(Bomatter et al., 2021)","plainCitation":"(Bomatter et al., 2021)","noteIndex":0},"citationItems":[{"id":177,"uris":["http://zotero.org/users/10056102/items/FZM4ESH5"],"itemData":{"id":177,"type":"paper-conference","container-title":"2021 IEEE/CVF International Conference on Computer Vision (ICCV)","DOI":"10.1109/ICCV48922.2021.00032","event-title":"2021 IEEE/CVF International Conference on Computer Vision (ICCV)","ISBN":"978-1-6654-2812-5","language":"en","license":"https://doi.org/10.15223/policy-029","page":"255-264","publisher":"IEEE","publisher-place":"Montreal, QC, Canada","source":"DOI.org (Crossref)","title":"When Pigs Fly: Contextual Reasoning in Synthetic and Natural Scenes","title-short":"When Pigs Fly","URL":"https://ieeexplore.ieee.org/document/9710269/","author":[{"family":"Bomatter","given":"Philipp"},{"family":"Zhang","given":"Mengmi"},{"family":"Karev","given":"Dimitar"},{"family":"Madan","given":"Spandan"},{"family":"Tseng","given":"Claire"},{"family":"Kreiman","given":"Gabriel"}],"accessed":{"date-parts":[["2025",12,6]]},"issued":{"date-parts":[["2021",10]]}}}],"schema":"https://github.com/citation-style-language/schema/raw/master/csl-citation.json"} </w:instrText>
+        <w:instrText xml:space="preserve"> ADDIN ZOTERO_ITEM CSL_CITATION {"citationID":"RHrelIs1","properties":{"formattedCitation":"(Bomatter et al., 2021)","plainCitation":"(Bomatter et al., 2021)","noteIndex":0},"citationItems":[{"id":18,"uris":["http://zotero.org/users/10056102/items/FZM4ESH5"],"itemData":{"id":18,"type":"paper-conference","container-title":"2021 IEEE/CVF International Conference on Computer Vision (ICCV)","DOI":"10.1109/ICCV48922.2021.00032","event-title":"2021 IEEE/CVF International Conference on Computer Vision (ICCV)","ISBN":"978-1-6654-2812-5","language":"en","license":"https://doi.org/10.15223/policy-029","page":"255-264","publisher":"IEEE","publisher-place":"Montreal, QC, Canada","source":"DOI.org (Crossref)","title":"When Pigs Fly: Contextual Reasoning in Synthetic and Natural Scenes","title-short":"When Pigs Fly","URL":"https://ieeexplore.ieee.org/document/9710269/","author":[{"family":"Bomatter","given":"Philipp"},{"family":"Zhang","given":"Mengmi"},{"family":"Karev","given":"Dimitar"},{"family":"Madan","given":"Spandan"},{"family":"Tseng","given":"Claire"},{"family":"Kreiman","given":"Gabriel"}],"accessed":{"date-parts":[["2025",12,6]]},"issued":{"date-parts":[["2021",10]]}}}],"schema":"https://github.com/citation-style-language/schema/raw/master/csl-citation.json"} </w:instrText>
       </w:r>
       <w:r>
         <w:rPr>
@@ -12611,7 +13239,7 @@
       <w:pPr>
         <w:pStyle w:val="Heading2"/>
       </w:pPr>
-      <w:bookmarkStart w:id="32" w:name="_Toc223700716"/>
+      <w:bookmarkStart w:id="32" w:name="_Toc223875528"/>
       <w:r>
         <w:t>Vision Transformer (</w:t>
       </w:r>
@@ -12651,7 +13279,7 @@
         <w:rPr>
           <w:lang w:val="en-US"/>
         </w:rPr>
-        <w:instrText xml:space="preserve"> ADDIN ZOTERO_ITEM CSL_CITATION {"citationID":"ccghW6Vl","properties":{"unsorted":false,"formattedCitation":"(Vaswani et al., 2023)","plainCitation":"(Vaswani et al., 2023)","noteIndex":0},"citationItems":[{"id":212,"uris":["http://zotero.org/users/10056102/items/7G94P7YE"],"itemData":{"id":212,"type":"article","abstract":"The dominant sequence transduction models are based on complex recurrent or convolutional neural networks that include an encoder and a decoder. The best performing models also connect the encoder and decoder through an attention mechanism. We propose a new simple network architecture, the Transformer, based solely on attention mechanisms, dispensing with recurrence and convolutions entirely. Experiments on two machine translation tasks show these models to be superior in quality while being more parallelizable and requiring significantly less time to train. Our model achieves 28.4 BLEU on the WMT 2014 Englishto-German translation task, improving over the existing best results, including ensembles, by over 2 BLEU. On the WMT 2014 English-to-French translation task, our model establishes a new single-model state-of-the-art BLEU score of 41.8 after training for 3.5 days on eight GPUs, a small fraction of the training costs of the best models from the literature. We show that the Transformer generalizes well to other tasks by applying it successfully to English constituency parsing both with large and limited training data.","DOI":"10.48550/arXiv.1706.03762","language":"en","note":"arXiv:1706.03762 [cs]","number":"arXiv:1706.03762","publisher":"arXiv","source":"arXiv.org","title":"Attention Is All You Need","URL":"http://arxiv.org/abs/1706.03762","author":[{"family":"Vaswani","given":"Ashish"},{"family":"Shazeer","given":"Noam"},{"family":"Parmar","given":"Niki"},{"family":"Uszkoreit","given":"Jakob"},{"family":"Jones","given":"Llion"},{"family":"Gomez","given":"Aidan N."},{"family":"Kaiser","given":"Lukasz"},{"family":"Polosukhin","given":"Illia"}],"accessed":{"date-parts":[["2026",2,10]]},"issued":{"date-parts":[["2023",8,2]]}}}],"schema":"https://github.com/citation-style-language/schema/raw/master/csl-citation.json"} </w:instrText>
+        <w:instrText xml:space="preserve"> ADDIN ZOTERO_ITEM CSL_CITATION {"citationID":"ccghW6Vl","properties":{"unsorted":false,"formattedCitation":"(Vaswani et al., 2023)","plainCitation":"(Vaswani et al., 2023)","noteIndex":0},"citationItems":[{"id":3,"uris":["http://zotero.org/users/10056102/items/7G94P7YE"],"itemData":{"id":3,"type":"article","abstract":"The dominant sequence transduction models are based on complex recurrent or convolutional neural networks that include an encoder and a decoder. The best performing models also connect the encoder and decoder through an attention mechanism. We propose a new simple network architecture, the Transformer, based solely on attention mechanisms, dispensing with recurrence and convolutions entirely. Experiments on two machine translation tasks show these models to be superior in quality while being more parallelizable and requiring significantly less time to train. Our model achieves 28.4 BLEU on the WMT 2014 Englishto-German translation task, improving over the existing best results, including ensembles, by over 2 BLEU. On the WMT 2014 English-to-French translation task, our model establishes a new single-model state-of-the-art BLEU score of 41.8 after training for 3.5 days on eight GPUs, a small fraction of the training costs of the best models from the literature. We show that the Transformer generalizes well to other tasks by applying it successfully to English constituency parsing both with large and limited training data.","DOI":"10.48550/arXiv.1706.03762","language":"en","note":"arXiv:1706.03762 [cs]","number":"arXiv:1706.03762","publisher":"arXiv","source":"arXiv.org","title":"Attention Is All You Need","URL":"http://arxiv.org/abs/1706.03762","author":[{"family":"Vaswani","given":"Ashish"},{"family":"Shazeer","given":"Noam"},{"family":"Parmar","given":"Niki"},{"family":"Uszkoreit","given":"Jakob"},{"family":"Jones","given":"Llion"},{"family":"Gomez","given":"Aidan N."},{"family":"Kaiser","given":"Lukasz"},{"family":"Polosukhin","given":"Illia"}],"accessed":{"date-parts":[["2026",2,10]]},"issued":{"date-parts":[["2023",8,2]]}}}],"schema":"https://github.com/citation-style-language/schema/raw/master/csl-citation.json"} </w:instrText>
       </w:r>
       <w:r>
         <w:rPr>
@@ -12770,7 +13398,7 @@
           <w:lang w:val="en-US"/>
           <w14:ligatures w14:val="none"/>
         </w:rPr>
-        <w:instrText xml:space="preserve"> ADDIN ZOTERO_ITEM CSL_CITATION {"citationID":"S8HywkXA","properties":{"unsorted":false,"formattedCitation":"(Dosovitskiy et al., 2021)","plainCitation":"(Dosovitskiy et al., 2021)","noteIndex":0},"citationItems":[{"id":178,"uris":["http://zotero.org/users/10056102/items/LYWVN5LB"],"itemData":{"id":178,"type":"article","abstract":"While the Transformer architecture has become the de-facto standard for natural language processing tasks, its applications to computer vision remain limited. In vision, attention is either applied in conjunction with convolutional networks, or used to replace certain components of convolutional networks while keeping their overall structure in place. We show that this reliance on CNNs is not necessary and a pure transformer applied directly to sequences of image patches can perform very well on image classification tasks. When pre-trained on large amounts of data and transferred to multiple mid-sized or small image recognition benchmarks (ImageNet, CIFAR-100, VTAB, etc.), Vision Transformer (ViT) attains excellent results compared to state-of-the-art convolutional networks while requiring substantially fewer computational resources to train.","DOI":"10.48550/arXiv.2010.11929","language":"en","note":"arXiv:2010.11929 [cs]","number":"arXiv:2010.11929","publisher":"arXiv","source":"arXiv.org","title":"An Image is Worth 16x16 Words: Transformers for Image Recognition at Scale","title-short":"An Image is Worth 16x16 Words","URL":"http://arxiv.org/abs/2010.11929","author":[{"family":"Dosovitskiy","given":"Alexey"},{"family":"Beyer","given":"Lucas"},{"family":"Kolesnikov","given":"Alexander"},{"family":"Weissenborn","given":"Dirk"},{"family":"Zhai","given":"Xiaohua"},{"family":"Unterthiner","given":"Thomas"},{"family":"Dehghani","given":"Mostafa"},{"family":"Minderer","given":"Matthias"},{"family":"Heigold","given":"Georg"},{"family":"Gelly","given":"Sylvain"},{"family":"Uszkoreit","given":"Jakob"},{"family":"Houlsby","given":"Neil"}],"accessed":{"date-parts":[["2025",12,6]]},"issued":{"date-parts":[["2021",6,3]]}}}],"schema":"https://github.com/citation-style-language/schema/raw/master/csl-citation.json"} </w:instrText>
+        <w:instrText xml:space="preserve"> ADDIN ZOTERO_ITEM CSL_CITATION {"citationID":"S8HywkXA","properties":{"unsorted":false,"formattedCitation":"(Dosovitskiy et al., 2021)","plainCitation":"(Dosovitskiy et al., 2021)","noteIndex":0},"citationItems":[{"id":17,"uris":["http://zotero.org/users/10056102/items/LYWVN5LB"],"itemData":{"id":17,"type":"article","abstract":"While the Transformer architecture has become the de-facto standard for natural language processing tasks, its applications to computer vision remain limited. In vision, attention is either applied in conjunction with convolutional networks, or used to replace certain components of convolutional networks while keeping their overall structure in place. We show that this reliance on CNNs is not necessary and a pure transformer applied directly to sequences of image patches can perform very well on image classification tasks. When pre-trained on large amounts of data and transferred to multiple mid-sized or small image recognition benchmarks (ImageNet, CIFAR-100, VTAB, etc.), Vision Transformer (ViT) attains excellent results compared to state-of-the-art convolutional networks while requiring substantially fewer computational resources to train.","DOI":"10.48550/arXiv.2010.11929","language":"en","note":"arXiv:2010.11929 [cs]","number":"arXiv:2010.11929","publisher":"arXiv","source":"arXiv.org","title":"An Image is Worth 16x16 Words: Transformers for Image Recognition at Scale","title-short":"An Image is Worth 16x16 Words","URL":"http://arxiv.org/abs/2010.11929","author":[{"family":"Dosovitskiy","given":"Alexey"},{"family":"Beyer","given":"Lucas"},{"family":"Kolesnikov","given":"Alexander"},{"family":"Weissenborn","given":"Dirk"},{"family":"Zhai","given":"Xiaohua"},{"family":"Unterthiner","given":"Thomas"},{"family":"Dehghani","given":"Mostafa"},{"family":"Minderer","given":"Matthias"},{"family":"Heigold","given":"Georg"},{"family":"Gelly","given":"Sylvain"},{"family":"Uszkoreit","given":"Jakob"},{"family":"Houlsby","given":"Neil"}],"accessed":{"date-parts":[["2025",12,6]]},"issued":{"date-parts":[["2021",6,3]]}}}],"schema":"https://github.com/citation-style-language/schema/raw/master/csl-citation.json"} </w:instrText>
       </w:r>
       <w:r>
         <w:rPr>
@@ -12819,7 +13447,7 @@
       <w:pPr>
         <w:pStyle w:val="Heading3"/>
       </w:pPr>
-      <w:bookmarkStart w:id="33" w:name="_Toc223700717"/>
+      <w:bookmarkStart w:id="33" w:name="_Toc223875529"/>
       <w:r>
         <w:t xml:space="preserve">Modified </w:t>
       </w:r>
@@ -14372,7 +15000,7 @@
         </w:rPr>
       </w:pPr>
       <w:bookmarkStart w:id="34" w:name="_Ref221629596"/>
-      <w:bookmarkStart w:id="35" w:name="_Toc223700741"/>
+      <w:bookmarkStart w:id="35" w:name="_Toc223875501"/>
       <w:r>
         <w:rPr>
           <w:sz w:val="24"/>
@@ -14649,7 +15277,7 @@
           <w:lang w:val="en-US"/>
         </w:rPr>
       </w:pPr>
-      <w:bookmarkStart w:id="36" w:name="_Toc223700742"/>
+      <w:bookmarkStart w:id="36" w:name="_Toc223875502"/>
       <w:r>
         <w:rPr>
           <w:sz w:val="24"/>
@@ -14756,7 +15384,7 @@
       <w:pPr>
         <w:pStyle w:val="Heading2"/>
       </w:pPr>
-      <w:bookmarkStart w:id="37" w:name="_Toc223700718"/>
+      <w:bookmarkStart w:id="37" w:name="_Toc223875530"/>
       <w:r>
         <w:t xml:space="preserve">Context-aware Recognition Transformer Network </w:t>
       </w:r>
@@ -14847,7 +15475,7 @@
         <w:rPr>
           <w:lang w:val="en-US"/>
         </w:rPr>
-        <w:instrText xml:space="preserve"> ADDIN ZOTERO_ITEM CSL_CITATION {"citationID":"Cx5JatVp","properties":{"formattedCitation":"(Bomatter et al., 2021)","plainCitation":"(Bomatter et al., 2021)","noteIndex":0},"citationItems":[{"id":177,"uris":["http://zotero.org/users/10056102/items/FZM4ESH5"],"itemData":{"id":177,"type":"paper-conference","container-title":"2021 IEEE/CVF International Conference on Computer Vision (ICCV)","DOI":"10.1109/ICCV48922.2021.00032","event-title":"2021 IEEE/CVF International Conference on Computer Vision (ICCV)","ISBN":"978-1-6654-2812-5","language":"en","license":"https://doi.org/10.15223/policy-029","page":"255-264","publisher":"IEEE","publisher-place":"Montreal, QC, Canada","source":"DOI.org (Crossref)","title":"When Pigs Fly: Contextual Reasoning in Synthetic and Natural Scenes","title-short":"When Pigs Fly","URL":"https://ieeexplore.ieee.org/document/9710269/","author":[{"family":"Bomatter","given":"Philipp"},{"family":"Zhang","given":"Mengmi"},{"family":"Karev","given":"Dimitar"},{"family":"Madan","given":"Spandan"},{"family":"Tseng","given":"Claire"},{"family":"Kreiman","given":"Gabriel"}],"accessed":{"date-parts":[["2025",12,6]]},"issued":{"date-parts":[["2021",10]]}}}],"schema":"https://github.com/citation-style-language/schema/raw/master/csl-citation.json"} </w:instrText>
+        <w:instrText xml:space="preserve"> ADDIN ZOTERO_ITEM CSL_CITATION {"citationID":"Cx5JatVp","properties":{"formattedCitation":"(Bomatter et al., 2021)","plainCitation":"(Bomatter et al., 2021)","noteIndex":0},"citationItems":[{"id":18,"uris":["http://zotero.org/users/10056102/items/FZM4ESH5"],"itemData":{"id":18,"type":"paper-conference","container-title":"2021 IEEE/CVF International Conference on Computer Vision (ICCV)","DOI":"10.1109/ICCV48922.2021.00032","event-title":"2021 IEEE/CVF International Conference on Computer Vision (ICCV)","ISBN":"978-1-6654-2812-5","language":"en","license":"https://doi.org/10.15223/policy-029","page":"255-264","publisher":"IEEE","publisher-place":"Montreal, QC, Canada","source":"DOI.org (Crossref)","title":"When Pigs Fly: Contextual Reasoning in Synthetic and Natural Scenes","title-short":"When Pigs Fly","URL":"https://ieeexplore.ieee.org/document/9710269/","author":[{"family":"Bomatter","given":"Philipp"},{"family":"Zhang","given":"Mengmi"},{"family":"Karev","given":"Dimitar"},{"family":"Madan","given":"Spandan"},{"family":"Tseng","given":"Claire"},{"family":"Kreiman","given":"Gabriel"}],"accessed":{"date-parts":[["2025",12,6]]},"issued":{"date-parts":[["2021",10]]}}}],"schema":"https://github.com/citation-style-language/schema/raw/master/csl-citation.json"} </w:instrText>
       </w:r>
       <w:r>
         <w:rPr>
@@ -15033,7 +15661,7 @@
         </w:rPr>
       </w:pPr>
       <w:bookmarkStart w:id="38" w:name="_Ref220343920"/>
-      <w:bookmarkStart w:id="39" w:name="_Toc223700743"/>
+      <w:bookmarkStart w:id="39" w:name="_Toc223875503"/>
       <w:r>
         <w:rPr>
           <w:sz w:val="24"/>
@@ -15173,7 +15801,7 @@
       <w:pPr>
         <w:pStyle w:val="Heading3"/>
       </w:pPr>
-      <w:bookmarkStart w:id="40" w:name="_Toc223700719"/>
+      <w:bookmarkStart w:id="40" w:name="_Toc223875531"/>
       <w:r>
         <w:t xml:space="preserve">Modified </w:t>
       </w:r>
@@ -15872,7 +16500,7 @@
           <w:lang w:val="en-US"/>
         </w:rPr>
       </w:pPr>
-      <w:bookmarkStart w:id="41" w:name="_Toc223700744"/>
+      <w:bookmarkStart w:id="41" w:name="_Toc223875504"/>
       <w:r>
         <w:rPr>
           <w:sz w:val="24"/>
@@ -16018,7 +16646,7 @@
       <w:pPr>
         <w:pStyle w:val="Heading3"/>
       </w:pPr>
-      <w:bookmarkStart w:id="42" w:name="_Toc223700720"/>
+      <w:bookmarkStart w:id="42" w:name="_Toc223875532"/>
       <w:r>
         <w:t xml:space="preserve">Modified </w:t>
       </w:r>
@@ -16080,6 +16708,7 @@
     </w:p>
     <w:p>
       <w:pPr>
+        <w:jc w:val="center"/>
         <w:rPr>
           <w:lang w:val="en-US"/>
         </w:rPr>
@@ -16090,9 +16719,9 @@
           <w:lang w:val="en-US"/>
         </w:rPr>
         <w:drawing>
-          <wp:inline distT="0" distB="0" distL="0" distR="0" wp14:anchorId="17DBD9B2" wp14:editId="334BBDDF">
-            <wp:extent cx="5323114" cy="2194368"/>
-            <wp:effectExtent l="0" t="0" r="0" b="3175"/>
+          <wp:inline distT="0" distB="0" distL="0" distR="0" wp14:anchorId="17DBD9B2" wp14:editId="5EAF1F5E">
+            <wp:extent cx="3980018" cy="1640698"/>
+            <wp:effectExtent l="0" t="0" r="0" b="0"/>
             <wp:docPr id="1273453879" name="Picture 1" descr="A screenshot of a computer program&#10;&#10;AI-generated content may be incorrect."/>
             <wp:cNvGraphicFramePr>
               <a:graphicFrameLocks xmlns:a="http://schemas.openxmlformats.org/drawingml/2006/main" noChangeAspect="1"/>
@@ -16113,7 +16742,7 @@
                   <pic:spPr>
                     <a:xfrm>
                       <a:off x="0" y="0"/>
-                      <a:ext cx="5330172" cy="2197278"/>
+                      <a:ext cx="4033239" cy="1662638"/>
                     </a:xfrm>
                     <a:prstGeom prst="rect">
                       <a:avLst/>
@@ -16136,13 +16765,12 @@
           <w:lang w:val="en-US"/>
         </w:rPr>
       </w:pPr>
-      <w:bookmarkStart w:id="43" w:name="_Toc223700745"/>
+      <w:bookmarkStart w:id="43" w:name="_Toc223875505"/>
       <w:r>
         <w:rPr>
           <w:sz w:val="24"/>
           <w:szCs w:val="24"/>
         </w:rPr>
-        <w:lastRenderedPageBreak/>
         <w:t xml:space="preserve">Figure </w:t>
       </w:r>
       <w:r>
@@ -16276,7 +16904,7 @@
           <w:lang w:val="vi-VN"/>
         </w:rPr>
       </w:pPr>
-      <w:bookmarkStart w:id="44" w:name="_Toc223700721"/>
+      <w:bookmarkStart w:id="44" w:name="_Toc223875533"/>
       <w:r>
         <w:t xml:space="preserve">Modified </w:t>
       </w:r>
@@ -16457,6 +17085,15 @@
         </w:rPr>
         <w:t>.</w:t>
       </w:r>
+    </w:p>
+    <w:p>
+      <w:pPr>
+        <w:spacing w:line="360" w:lineRule="auto"/>
+        <w:jc w:val="both"/>
+        <w:rPr>
+          <w:lang w:val="en-US"/>
+        </w:rPr>
+      </w:pPr>
     </w:p>
     <w:p>
       <w:pPr>
@@ -16519,7 +17156,7 @@
           <w:lang w:val="en-US"/>
         </w:rPr>
       </w:pPr>
-      <w:bookmarkStart w:id="45" w:name="_Toc223700746"/>
+      <w:bookmarkStart w:id="45" w:name="_Toc223875506"/>
       <w:r>
         <w:rPr>
           <w:sz w:val="24"/>
@@ -16635,7 +17272,7 @@
       <w:pPr>
         <w:pStyle w:val="Heading2"/>
       </w:pPr>
-      <w:bookmarkStart w:id="46" w:name="_Toc223700722"/>
+      <w:bookmarkStart w:id="46" w:name="_Toc223875534"/>
       <w:r>
         <w:lastRenderedPageBreak/>
         <w:t>Target-Context Transformer</w:t>
@@ -16826,7 +17463,7 @@
           <w:lang w:val="en-US"/>
         </w:rPr>
       </w:pPr>
-      <w:bookmarkStart w:id="47" w:name="_Toc223700747"/>
+      <w:bookmarkStart w:id="47" w:name="_Toc223875507"/>
       <w:r>
         <w:rPr>
           <w:sz w:val="24"/>
@@ -17020,7 +17657,7 @@
       </w:r>
       <w:bookmarkStart w:id="49" w:name="_Ref220350598"/>
       <w:bookmarkStart w:id="50" w:name="_Ref220350615"/>
-      <w:bookmarkStart w:id="51" w:name="_Toc223700723"/>
+      <w:bookmarkStart w:id="51" w:name="_Toc223875535"/>
       <w:r>
         <w:rPr>
           <w:lang w:val="en-US"/>
@@ -17084,8 +17721,8 @@
       <w:pPr>
         <w:pStyle w:val="Heading2"/>
       </w:pPr>
-      <w:bookmarkStart w:id="52" w:name="_Toc223700724"/>
-      <w:bookmarkStart w:id="53" w:name="_Hlk220285521"/>
+      <w:bookmarkStart w:id="52" w:name="_Hlk220285521"/>
+      <w:bookmarkStart w:id="53" w:name="_Toc223875536"/>
       <w:r>
         <w:t xml:space="preserve">Data Augmentation for training </w:t>
       </w:r>
@@ -17093,10 +17730,10 @@
       <w:r>
         <w:t>CRTNet</w:t>
       </w:r>
-      <w:bookmarkEnd w:id="52"/>
+      <w:bookmarkEnd w:id="53"/>
       <w:proofErr w:type="spellEnd"/>
     </w:p>
-    <w:bookmarkEnd w:id="53"/>
+    <w:bookmarkEnd w:id="52"/>
     <w:p>
       <w:pPr>
         <w:spacing w:line="360" w:lineRule="auto"/>
@@ -17153,7 +17790,7 @@
         <w:rPr>
           <w:lang w:val="en-US"/>
         </w:rPr>
-        <w:instrText xml:space="preserve"> ADDIN ZOTERO_ITEM CSL_CITATION {"citationID":"ubF2ps45","properties":{"unsorted":false,"formattedCitation":"(Lin et al., 2015)","plainCitation":"(Lin et al., 2015)","noteIndex":0},"citationItems":[{"id":218,"uris":["http://zotero.org/users/10056102/items/C794IVUM"],"itemData":{"id":218,"type":"article","abstract":"We present a new dataset with the goal of advancing the state-of-the-art in object recognition by placing the question of object recognition in the context of the broader question of scene understanding. This is achieved by gathering images of complex everyday scenes containing common objects in their natural context. Objects are labeled using per-instance segmentations to aid in precise object localization. Our dataset contains photos of 91 objects types that would be easily recognizable by a 4 year old. With a total of 2.5 million labeled instances in 328k images, the creation of our dataset drew upon extensive crowd worker involvement via novel user interfaces for category detection, instance spotting and instance segmentation. We present a detailed statistical analysis of the dataset in comparison to PASCAL, ImageNet, and SUN. Finally, we provide baseline performance analysis for bounding box and segmentation detection results using a Deformable Parts Model.","DOI":"10.48550/arXiv.1405.0312","language":"en","note":"arXiv:1405.0312 [cs]","number":"arXiv:1405.0312","publisher":"arXiv","source":"arXiv.org","title":"Microsoft COCO: Common Objects in Context","title-short":"Microsoft COCO","URL":"http://arxiv.org/abs/1405.0312","author":[{"family":"Lin","given":"Tsung-Yi"},{"family":"Maire","given":"Michael"},{"family":"Belongie","given":"Serge"},{"family":"Bourdev","given":"Lubomir"},{"family":"Girshick","given":"Ross"},{"family":"Hays","given":"James"},{"family":"Perona","given":"Pietro"},{"family":"Ramanan","given":"Deva"},{"family":"Zitnick","given":"C. Lawrence"},{"family":"Dollár","given":"Piotr"}],"accessed":{"date-parts":[["2026",2,17]]},"issued":{"date-parts":[["2015",2,21]]}}}],"schema":"https://github.com/citation-style-language/schema/raw/master/csl-citation.json"} </w:instrText>
+        <w:instrText xml:space="preserve"> ADDIN ZOTERO_ITEM CSL_CITATION {"citationID":"ubF2ps45","properties":{"unsorted":false,"formattedCitation":"(Lin et al., 2015)","plainCitation":"(Lin et al., 2015)","noteIndex":0},"citationItems":[{"id":1,"uris":["http://zotero.org/users/10056102/items/C794IVUM"],"itemData":{"id":1,"type":"article","abstract":"We present a new dataset with the goal of advancing the state-of-the-art in object recognition by placing the question of object recognition in the context of the broader question of scene understanding. This is achieved by gathering images of complex everyday scenes containing common objects in their natural context. Objects are labeled using per-instance segmentations to aid in precise object localization. Our dataset contains photos of 91 objects types that would be easily recognizable by a 4 year old. With a total of 2.5 million labeled instances in 328k images, the creation of our dataset drew upon extensive crowd worker involvement via novel user interfaces for category detection, instance spotting and instance segmentation. We present a detailed statistical analysis of the dataset in comparison to PASCAL, ImageNet, and SUN. Finally, we provide baseline performance analysis for bounding box and segmentation detection results using a Deformable Parts Model.","DOI":"10.48550/arXiv.1405.0312","language":"en","note":"arXiv:1405.0312 [cs]","number":"arXiv:1405.0312","publisher":"arXiv","source":"arXiv.org","title":"Microsoft COCO: Common Objects in Context","title-short":"Microsoft COCO","URL":"http://arxiv.org/abs/1405.0312","author":[{"family":"Lin","given":"Tsung-Yi"},{"family":"Maire","given":"Michael"},{"family":"Belongie","given":"Serge"},{"family":"Bourdev","given":"Lubomir"},{"family":"Girshick","given":"Ross"},{"family":"Hays","given":"James"},{"family":"Perona","given":"Pietro"},{"family":"Ramanan","given":"Deva"},{"family":"Zitnick","given":"C. Lawrence"},{"family":"Dollár","given":"Piotr"}],"accessed":{"date-parts":[["2026",2,17]]},"issued":{"date-parts":[["2015",2,21]]}}}],"schema":"https://github.com/citation-style-language/schema/raw/master/csl-citation.json"} </w:instrText>
       </w:r>
       <w:r>
         <w:rPr>
@@ -17547,70 +18184,112 @@
         <w:spacing w:line="360" w:lineRule="auto"/>
         <w:jc w:val="both"/>
         <w:rPr>
-          <w:lang w:val="vi-VN"/>
-        </w:rPr>
-      </w:pPr>
-    </w:p>
-    <w:p>
-      <w:pPr>
-        <w:pStyle w:val="Heading2"/>
-      </w:pPr>
-      <w:bookmarkStart w:id="54" w:name="_Toc223700725"/>
-      <w:r>
-        <w:t xml:space="preserve">Testing </w:t>
-      </w:r>
-      <w:proofErr w:type="spellStart"/>
-      <w:r>
-        <w:t>CRTNet</w:t>
-      </w:r>
-      <w:proofErr w:type="spellEnd"/>
-      <w:r>
-        <w:t xml:space="preserve"> recognition performance</w:t>
-      </w:r>
-      <w:r>
-        <w:t xml:space="preserve"> </w:t>
-      </w:r>
-      <w:r>
-        <w:t>on No Context, No Target</w:t>
-      </w:r>
-      <w:bookmarkEnd w:id="54"/>
+          <w:lang w:val="en-US"/>
+        </w:rPr>
+      </w:pPr>
     </w:p>
     <w:p>
       <w:pPr>
         <w:spacing w:line="360" w:lineRule="auto"/>
         <w:jc w:val="both"/>
         <w:rPr>
-          <w:lang w:val="vi-VN"/>
-        </w:rPr>
-      </w:pPr>
-      <w:r>
-        <w:rPr>
-          <w:lang w:val="en-US"/>
-        </w:rPr>
-        <w:lastRenderedPageBreak/>
-        <w:t>The CRT model is tested on the test dataset using the (3)(C) (No Context, No Target) combination to assess the performance.</w:t>
-      </w:r>
-      <w:r>
-        <w:rPr>
-          <w:lang w:val="vi-VN"/>
-        </w:rPr>
-        <w:t xml:space="preserve"> </w:t>
-      </w:r>
+          <w:lang w:val="en-US"/>
+        </w:rPr>
+      </w:pPr>
     </w:p>
     <w:p>
       <w:pPr>
         <w:spacing w:line="360" w:lineRule="auto"/>
         <w:jc w:val="both"/>
         <w:rPr>
+          <w:lang w:val="en-US"/>
+        </w:rPr>
+      </w:pPr>
+    </w:p>
+    <w:p>
+      <w:pPr>
+        <w:pStyle w:val="Heading2"/>
+      </w:pPr>
+      <w:bookmarkStart w:id="54" w:name="_Toc223875537"/>
+      <w:r>
+        <w:lastRenderedPageBreak/>
+        <w:t xml:space="preserve">Testing </w:t>
+      </w:r>
+      <w:proofErr w:type="spellStart"/>
+      <w:r>
+        <w:t>CRTNet</w:t>
+      </w:r>
+      <w:proofErr w:type="spellEnd"/>
+      <w:r>
+        <w:t xml:space="preserve"> recognition performance</w:t>
+      </w:r>
+      <w:r>
+        <w:t xml:space="preserve"> </w:t>
+      </w:r>
+      <w:r>
+        <w:t>on No Context, No Target</w:t>
+      </w:r>
+      <w:bookmarkEnd w:id="54"/>
+    </w:p>
+    <w:p>
+      <w:pPr>
+        <w:spacing w:line="360" w:lineRule="auto"/>
+        <w:jc w:val="both"/>
+        <w:rPr>
           <w:lang w:val="vi-VN"/>
         </w:rPr>
       </w:pPr>
+      <w:r>
+        <w:rPr>
+          <w:lang w:val="en-US"/>
+        </w:rPr>
+        <w:t xml:space="preserve">The CRT model is tested on the test dataset using the (3)(C) </w:t>
+      </w:r>
+      <w:r>
+        <w:rPr>
+          <w:lang w:val="en-US"/>
+        </w:rPr>
+        <w:t xml:space="preserve">augmented version </w:t>
+      </w:r>
+      <w:r>
+        <w:rPr>
+          <w:lang w:val="en-US"/>
+        </w:rPr>
+        <w:t xml:space="preserve">(No Context, No Target) </w:t>
+      </w:r>
+      <w:r>
+        <w:rPr>
+          <w:lang w:val="en-US"/>
+        </w:rPr>
+        <w:t xml:space="preserve">of the COCO-Search18 dataset </w:t>
+      </w:r>
+      <w:r>
+        <w:rPr>
+          <w:lang w:val="en-US"/>
+        </w:rPr>
+        <w:t>to assess the performance.</w:t>
+      </w:r>
+      <w:r>
+        <w:rPr>
+          <w:lang w:val="vi-VN"/>
+        </w:rPr>
+        <w:t xml:space="preserve"> </w:t>
+      </w:r>
+    </w:p>
+    <w:p>
+      <w:pPr>
+        <w:spacing w:line="360" w:lineRule="auto"/>
+        <w:jc w:val="both"/>
+        <w:rPr>
+          <w:lang w:val="vi-VN"/>
+        </w:rPr>
+      </w:pPr>
     </w:p>
     <w:p>
       <w:pPr>
         <w:pStyle w:val="Heading3"/>
       </w:pPr>
-      <w:bookmarkStart w:id="55" w:name="_Toc223700726"/>
+      <w:bookmarkStart w:id="55" w:name="_Toc223875538"/>
       <w:r>
         <w:t xml:space="preserve">Modified </w:t>
       </w:r>
@@ -17817,6 +18496,68 @@
             <w:tcW w:w="2160" w:type="dxa"/>
             <w:tcBorders>
               <w:left w:val="nil"/>
+              <w:right w:val="nil"/>
+            </w:tcBorders>
+            <w:vAlign w:val="center"/>
+          </w:tcPr>
+          <w:p>
+            <w:pPr>
+              <w:spacing w:line="360" w:lineRule="auto"/>
+              <w:jc w:val="center"/>
+              <w:rPr>
+                <w:lang w:val="en-US"/>
+              </w:rPr>
+            </w:pPr>
+            <w:r>
+              <w:rPr>
+                <w:lang w:val="en-US"/>
+              </w:rPr>
+              <w:t>24</w:t>
+            </w:r>
+          </w:p>
+        </w:tc>
+        <w:tc>
+          <w:tcPr>
+            <w:tcW w:w="2301" w:type="dxa"/>
+            <w:tcBorders>
+              <w:left w:val="nil"/>
+              <w:right w:val="nil"/>
+            </w:tcBorders>
+            <w:vAlign w:val="center"/>
+          </w:tcPr>
+          <w:p>
+            <w:pPr>
+              <w:spacing w:line="360" w:lineRule="auto"/>
+              <w:jc w:val="center"/>
+              <w:rPr>
+                <w:lang w:val="en-US"/>
+              </w:rPr>
+            </w:pPr>
+            <w:r>
+              <w:rPr>
+                <w:lang w:val="en-US"/>
+              </w:rPr>
+              <w:t>71.56</w:t>
+            </w:r>
+            <w:r>
+              <w:rPr>
+                <w:lang w:val="vi-VN"/>
+              </w:rPr>
+              <w:t>%</w:t>
+            </w:r>
+          </w:p>
+        </w:tc>
+      </w:tr>
+      <w:tr>
+        <w:trPr>
+          <w:trHeight w:val="353"/>
+          <w:jc w:val="center"/>
+        </w:trPr>
+        <w:tc>
+          <w:tcPr>
+            <w:tcW w:w="2160" w:type="dxa"/>
+            <w:tcBorders>
+              <w:left w:val="nil"/>
               <w:bottom w:val="single" w:sz="4" w:space="0" w:color="auto"/>
               <w:right w:val="nil"/>
             </w:tcBorders>
@@ -17827,14 +18568,14 @@
               <w:spacing w:line="360" w:lineRule="auto"/>
               <w:jc w:val="center"/>
               <w:rPr>
-                <w:lang w:val="vi-VN"/>
+                <w:lang w:val="en-US"/>
               </w:rPr>
             </w:pPr>
             <w:r>
               <w:rPr>
-                <w:lang w:val="vi-VN"/>
+                <w:lang w:val="en-US"/>
               </w:rPr>
-              <w:t>180</w:t>
+              <w:t>221</w:t>
             </w:r>
           </w:p>
         </w:tc>
@@ -17853,6 +18594,695 @@
               <w:spacing w:line="360" w:lineRule="auto"/>
               <w:jc w:val="center"/>
               <w:rPr>
+                <w:lang w:val="en-US"/>
+              </w:rPr>
+            </w:pPr>
+            <w:r>
+              <w:rPr>
+                <w:lang w:val="en-US"/>
+              </w:rPr>
+              <w:t>85.15%</w:t>
+            </w:r>
+          </w:p>
+        </w:tc>
+      </w:tr>
+    </w:tbl>
+    <w:p>
+      <w:pPr>
+        <w:pStyle w:val="Caption"/>
+        <w:rPr>
+          <w:lang w:val="vi-VN"/>
+        </w:rPr>
+      </w:pPr>
+    </w:p>
+    <w:p>
+      <w:pPr>
+        <w:pStyle w:val="Caption"/>
+        <w:jc w:val="center"/>
+        <w:rPr>
+          <w:sz w:val="24"/>
+          <w:szCs w:val="24"/>
+          <w:lang w:val="en-US"/>
+        </w:rPr>
+      </w:pPr>
+      <w:bookmarkStart w:id="56" w:name="_Toc223875647"/>
+      <w:r>
+        <w:rPr>
+          <w:sz w:val="24"/>
+          <w:szCs w:val="24"/>
+        </w:rPr>
+        <w:t xml:space="preserve">Table </w:t>
+      </w:r>
+      <w:r>
+        <w:rPr>
+          <w:sz w:val="24"/>
+          <w:szCs w:val="24"/>
+        </w:rPr>
+        <w:fldChar w:fldCharType="begin"/>
+      </w:r>
+      <w:r>
+        <w:rPr>
+          <w:sz w:val="24"/>
+          <w:szCs w:val="24"/>
+        </w:rPr>
+        <w:instrText xml:space="preserve"> STYLEREF 3 \s </w:instrText>
+      </w:r>
+      <w:r>
+        <w:rPr>
+          <w:sz w:val="24"/>
+          <w:szCs w:val="24"/>
+        </w:rPr>
+        <w:fldChar w:fldCharType="separate"/>
+      </w:r>
+      <w:r>
+        <w:rPr>
+          <w:noProof/>
+          <w:sz w:val="24"/>
+          <w:szCs w:val="24"/>
+        </w:rPr>
+        <w:t>4.2.1</w:t>
+      </w:r>
+      <w:r>
+        <w:rPr>
+          <w:sz w:val="24"/>
+          <w:szCs w:val="24"/>
+        </w:rPr>
+        <w:fldChar w:fldCharType="end"/>
+      </w:r>
+      <w:r>
+        <w:rPr>
+          <w:sz w:val="24"/>
+          <w:szCs w:val="24"/>
+        </w:rPr>
+        <w:t>.</w:t>
+      </w:r>
+      <w:r>
+        <w:rPr>
+          <w:sz w:val="24"/>
+          <w:szCs w:val="24"/>
+        </w:rPr>
+        <w:fldChar w:fldCharType="begin"/>
+      </w:r>
+      <w:r>
+        <w:rPr>
+          <w:sz w:val="24"/>
+          <w:szCs w:val="24"/>
+        </w:rPr>
+        <w:instrText xml:space="preserve"> SEQ Table \* ARABIC \s 3 </w:instrText>
+      </w:r>
+      <w:r>
+        <w:rPr>
+          <w:sz w:val="24"/>
+          <w:szCs w:val="24"/>
+        </w:rPr>
+        <w:fldChar w:fldCharType="separate"/>
+      </w:r>
+      <w:r>
+        <w:rPr>
+          <w:noProof/>
+          <w:sz w:val="24"/>
+          <w:szCs w:val="24"/>
+        </w:rPr>
+        <w:t>1</w:t>
+      </w:r>
+      <w:r>
+        <w:rPr>
+          <w:sz w:val="24"/>
+          <w:szCs w:val="24"/>
+        </w:rPr>
+        <w:fldChar w:fldCharType="end"/>
+      </w:r>
+      <w:r>
+        <w:rPr>
+          <w:sz w:val="24"/>
+          <w:szCs w:val="24"/>
+          <w:lang w:val="vi-VN"/>
+        </w:rPr>
+        <w:t xml:space="preserve"> Test performance of the CRT with bbox as an input in the early epoch</w:t>
+      </w:r>
+      <w:r>
+        <w:rPr>
+          <w:sz w:val="24"/>
+          <w:szCs w:val="24"/>
+          <w:lang w:val="en-US"/>
+        </w:rPr>
+        <w:t>s</w:t>
+      </w:r>
+      <w:r>
+        <w:rPr>
+          <w:sz w:val="24"/>
+          <w:szCs w:val="24"/>
+          <w:lang w:val="vi-VN"/>
+        </w:rPr>
+        <w:t xml:space="preserve"> and the later epoch</w:t>
+      </w:r>
+      <w:r>
+        <w:rPr>
+          <w:sz w:val="24"/>
+          <w:szCs w:val="24"/>
+          <w:lang w:val="en-US"/>
+        </w:rPr>
+        <w:t>s</w:t>
+      </w:r>
+      <w:bookmarkEnd w:id="56"/>
+    </w:p>
+    <w:p>
+      <w:pPr>
+        <w:rPr>
+          <w:lang w:val="en-US"/>
+        </w:rPr>
+      </w:pPr>
+    </w:p>
+    <w:p>
+      <w:pPr>
+        <w:rPr>
+          <w:lang w:val="en-US"/>
+        </w:rPr>
+      </w:pPr>
+    </w:p>
+    <w:p>
+      <w:pPr>
+        <w:rPr>
+          <w:lang w:val="en-US"/>
+        </w:rPr>
+      </w:pPr>
+    </w:p>
+    <w:p>
+      <w:pPr>
+        <w:rPr>
+          <w:lang w:val="en-US"/>
+        </w:rPr>
+      </w:pPr>
+    </w:p>
+    <w:p>
+      <w:pPr>
+        <w:pStyle w:val="Heading3"/>
+        <w:rPr>
+          <w:lang w:val="vi-VN"/>
+        </w:rPr>
+      </w:pPr>
+      <w:bookmarkStart w:id="57" w:name="_Toc223875539"/>
+      <w:r>
+        <w:lastRenderedPageBreak/>
+        <w:t xml:space="preserve">Modified </w:t>
+      </w:r>
+      <w:proofErr w:type="spellStart"/>
+      <w:r>
+        <w:t>CRTNet</w:t>
+      </w:r>
+      <w:proofErr w:type="spellEnd"/>
+      <w:r>
+        <w:t xml:space="preserve"> with positional encoding for the target image using the cross-attention mechanism</w:t>
+      </w:r>
+      <w:bookmarkEnd w:id="57"/>
+    </w:p>
+    <w:p>
+      <w:pPr>
+        <w:spacing w:line="360" w:lineRule="auto"/>
+        <w:jc w:val="both"/>
+        <w:rPr>
+          <w:lang w:val="en-US"/>
+        </w:rPr>
+      </w:pPr>
+      <w:r>
+        <w:rPr>
+          <w:lang w:val="en-US"/>
+        </w:rPr>
+        <w:t>Since we removed the introduction of bounding box coordination of the target into the positional encoding phase, and replaced it with the simple attention mechanism to select the correct image patch index from the context tokens to select the PE, the CRT model’s cross-attention layer is forced to “work harder” to learn to attend more to other factor</w:t>
+      </w:r>
+      <w:r>
+        <w:rPr>
+          <w:lang w:val="en-US"/>
+        </w:rPr>
+        <w:t>s</w:t>
+      </w:r>
+      <w:r>
+        <w:rPr>
+          <w:lang w:val="vi-VN"/>
+        </w:rPr>
+        <w:t xml:space="preserve"> </w:t>
+      </w:r>
+      <w:r>
+        <w:rPr>
+          <w:lang w:val="en-US"/>
+        </w:rPr>
+        <w:t xml:space="preserve">in the context tokens to generate a more comprehensive attention map that potentially help the context guidance for the visual search task of the TCT model. In fact, the modified version of the CRT model tends to </w:t>
+      </w:r>
+      <w:r>
+        <w:rPr>
+          <w:kern w:val="0"/>
+          <w:lang w:val="en-US"/>
+          <w14:ligatures w14:val="none"/>
+        </w:rPr>
+        <w:t xml:space="preserve">improve the performance of the TCT model on the SCEGRAM visual search task </w:t>
+      </w:r>
+      <w:r>
+        <w:rPr>
+          <w:kern w:val="0"/>
+          <w:lang w:val="en-US"/>
+          <w14:ligatures w14:val="none"/>
+        </w:rPr>
+        <w:fldChar w:fldCharType="begin"/>
+      </w:r>
+      <w:r>
+        <w:rPr>
+          <w:kern w:val="0"/>
+          <w:lang w:val="en-US"/>
+          <w14:ligatures w14:val="none"/>
+        </w:rPr>
+        <w:instrText xml:space="preserve"> ADDIN ZOTERO_ITEM CSL_CITATION {"citationID":"eBZ6tl0s","properties":{"unsorted":false,"formattedCitation":"(\\uc0\\u214{}hlschl\\uc0\\u228{}ger &amp; V\\uc0\\u245{}, 2017)","plainCitation":"(Öhlschläger &amp; Võ, 2017)","noteIndex":0},"citationItems":[{"id":202,"uris":["http://zotero.org/users/10056102/items/G6C9T59Y"],"itemData":{"id":202,"type":"article-journal","container-title":"Behavior Research Methods","DOI":"10.3758/s13428-016-0820-3","ISSN":"1554-3528","issue":"5","journalAbbreviation":"Behav Res","language":"en","page":"1780-1791","source":"DOI.org (Crossref)","title":"SCEGRAM: An image database for semantic and syntactic inconsistencies in scenes","title-short":"SCEGRAM","volume":"49","author":[{"family":"Öhlschläger","given":"Sabine"},{"family":"Võ","given":"Melissa Le-Hoa"}],"issued":{"date-parts":[["2017",10]]}}}],"schema":"https://github.com/citation-style-language/schema/raw/master/csl-citation.json"} </w:instrText>
+      </w:r>
+      <w:r>
+        <w:rPr>
+          <w:kern w:val="0"/>
+          <w:lang w:val="en-US"/>
+          <w14:ligatures w14:val="none"/>
+        </w:rPr>
+        <w:fldChar w:fldCharType="separate"/>
+      </w:r>
+      <w:r>
+        <w:rPr>
+          <w:rFonts w:cs="Times New Roman"/>
+          <w:kern w:val="0"/>
+          <w:lang w:val="en-GB"/>
+          <w14:ligatures w14:val="none"/>
+        </w:rPr>
+        <w:t>(</w:t>
+      </w:r>
+      <w:proofErr w:type="spellStart"/>
+      <w:r>
+        <w:rPr>
+          <w:rFonts w:cs="Times New Roman"/>
+          <w:kern w:val="0"/>
+          <w:lang w:val="en-GB"/>
+          <w14:ligatures w14:val="none"/>
+        </w:rPr>
+        <w:t>Öhlschläger</w:t>
+      </w:r>
+      <w:proofErr w:type="spellEnd"/>
+      <w:r>
+        <w:rPr>
+          <w:rFonts w:cs="Times New Roman"/>
+          <w:kern w:val="0"/>
+          <w:lang w:val="en-GB"/>
+          <w14:ligatures w14:val="none"/>
+        </w:rPr>
+        <w:t xml:space="preserve"> &amp; Võ, 2017)</w:t>
+      </w:r>
+      <w:r>
+        <w:rPr>
+          <w:kern w:val="0"/>
+          <w:lang w:val="en-US"/>
+          <w14:ligatures w14:val="none"/>
+        </w:rPr>
+        <w:fldChar w:fldCharType="end"/>
+      </w:r>
+      <w:r>
+        <w:rPr>
+          <w:kern w:val="0"/>
+          <w:lang w:val="en-US"/>
+          <w14:ligatures w14:val="none"/>
+        </w:rPr>
+        <w:t>, as</w:t>
+      </w:r>
+      <w:r>
+        <w:rPr>
+          <w:lang w:val="en-US"/>
+        </w:rPr>
+        <w:t xml:space="preserve"> shown in </w:t>
+      </w:r>
+      <w:r>
+        <w:rPr>
+          <w:lang w:val="en-US"/>
+        </w:rPr>
+        <w:fldChar w:fldCharType="begin"/>
+      </w:r>
+      <w:r>
+        <w:rPr>
+          <w:lang w:val="en-US"/>
+        </w:rPr>
+        <w:instrText xml:space="preserve"> REF _Ref223873375 \h </w:instrText>
+      </w:r>
+      <w:r>
+        <w:rPr>
+          <w:lang w:val="en-US"/>
+        </w:rPr>
+      </w:r>
+      <w:r>
+        <w:rPr>
+          <w:lang w:val="en-US"/>
+        </w:rPr>
+        <w:fldChar w:fldCharType="separate"/>
+      </w:r>
+      <w:r>
+        <w:t xml:space="preserve">Figure </w:t>
+      </w:r>
+      <w:r>
+        <w:rPr>
+          <w:noProof/>
+        </w:rPr>
+        <w:t>4.3.2</w:t>
+      </w:r>
+      <w:r>
+        <w:t>.</w:t>
+      </w:r>
+      <w:r>
+        <w:rPr>
+          <w:noProof/>
+        </w:rPr>
+        <w:t>1</w:t>
+      </w:r>
+      <w:r>
+        <w:rPr>
+          <w:lang w:val="en-US"/>
+        </w:rPr>
+        <w:fldChar w:fldCharType="end"/>
+      </w:r>
+      <w:r>
+        <w:rPr>
+          <w:lang w:val="en-US"/>
+        </w:rPr>
+        <w:t xml:space="preserve">. </w:t>
+      </w:r>
+      <w:r>
+        <w:rPr>
+          <w:lang w:val="en-US"/>
+        </w:rPr>
+        <w:t xml:space="preserve">Moreover, we </w:t>
+      </w:r>
+      <w:r>
+        <w:rPr>
+          <w:kern w:val="0"/>
+          <w:lang w:val="en-US"/>
+          <w14:ligatures w14:val="none"/>
+        </w:rPr>
+        <w:t>observe faster convergence to higher accuracy than the bounding box input-guided</w:t>
+      </w:r>
+      <w:r>
+        <w:rPr>
+          <w:lang w:val="en-US"/>
+        </w:rPr>
+        <w:t xml:space="preserve"> CRT model</w:t>
+      </w:r>
+      <w:r>
+        <w:rPr>
+          <w:lang w:val="en-US"/>
+        </w:rPr>
+        <w:t xml:space="preserve"> in the object recognition task from the COCO-search18 test dataset</w:t>
+      </w:r>
+      <w:r>
+        <w:rPr>
+          <w:lang w:val="en-US"/>
+        </w:rPr>
+        <w:t xml:space="preserve"> </w:t>
+      </w:r>
+      <w:r>
+        <w:rPr>
+          <w:lang w:val="en-US"/>
+        </w:rPr>
+        <w:fldChar w:fldCharType="begin"/>
+      </w:r>
+      <w:r>
+        <w:rPr>
+          <w:lang w:val="en-US"/>
+        </w:rPr>
+        <w:instrText xml:space="preserve"> REF _Ref223875227 \h </w:instrText>
+      </w:r>
+      <w:r>
+        <w:rPr>
+          <w:lang w:val="en-US"/>
+        </w:rPr>
+      </w:r>
+      <w:r>
+        <w:rPr>
+          <w:lang w:val="en-US"/>
+        </w:rPr>
+        <w:fldChar w:fldCharType="separate"/>
+      </w:r>
+      <w:r>
+        <w:t xml:space="preserve">Table </w:t>
+      </w:r>
+      <w:r>
+        <w:rPr>
+          <w:noProof/>
+        </w:rPr>
+        <w:t>4</w:t>
+      </w:r>
+      <w:r>
+        <w:rPr>
+          <w:noProof/>
+        </w:rPr>
+        <w:t>.</w:t>
+      </w:r>
+      <w:r>
+        <w:rPr>
+          <w:noProof/>
+        </w:rPr>
+        <w:t>2.2</w:t>
+      </w:r>
+      <w:r>
+        <w:t>.</w:t>
+      </w:r>
+      <w:r>
+        <w:rPr>
+          <w:noProof/>
+        </w:rPr>
+        <w:t>1</w:t>
+      </w:r>
+      <w:r>
+        <w:rPr>
+          <w:lang w:val="en-US"/>
+        </w:rPr>
+        <w:fldChar w:fldCharType="end"/>
+      </w:r>
+      <w:r>
+        <w:rPr>
+          <w:lang w:val="en-US"/>
+        </w:rPr>
+        <w:t>.</w:t>
+      </w:r>
+    </w:p>
+    <w:p>
+      <w:pPr>
+        <w:spacing w:line="360" w:lineRule="auto"/>
+        <w:jc w:val="both"/>
+        <w:rPr>
+          <w:lang w:val="vi-VN"/>
+        </w:rPr>
+      </w:pPr>
+    </w:p>
+    <w:tbl>
+      <w:tblPr>
+        <w:tblStyle w:val="TableGrid"/>
+        <w:tblW w:w="0" w:type="auto"/>
+        <w:jc w:val="center"/>
+        <w:tblLook w:val="04A0" w:firstRow="1" w:lastRow="0" w:firstColumn="1" w:lastColumn="0" w:noHBand="0" w:noVBand="1"/>
+      </w:tblPr>
+      <w:tblGrid>
+        <w:gridCol w:w="1530"/>
+        <w:gridCol w:w="2931"/>
+        <w:gridCol w:w="2919"/>
+      </w:tblGrid>
+      <w:tr>
+        <w:trPr>
+          <w:trHeight w:val="144"/>
+          <w:jc w:val="center"/>
+        </w:trPr>
+        <w:tc>
+          <w:tcPr>
+            <w:tcW w:w="1530" w:type="dxa"/>
+            <w:tcBorders>
+              <w:top w:val="double" w:sz="4" w:space="0" w:color="auto"/>
+              <w:left w:val="nil"/>
+              <w:bottom w:val="double" w:sz="4" w:space="0" w:color="auto"/>
+              <w:right w:val="nil"/>
+            </w:tcBorders>
+            <w:vAlign w:val="center"/>
+          </w:tcPr>
+          <w:p>
+            <w:pPr>
+              <w:spacing w:line="360" w:lineRule="auto"/>
+              <w:jc w:val="center"/>
+              <w:rPr>
+                <w:b/>
+                <w:bCs/>
+                <w:lang w:val="vi-VN"/>
+              </w:rPr>
+            </w:pPr>
+            <w:r>
+              <w:rPr>
+                <w:b/>
+                <w:bCs/>
+                <w:lang w:val="vi-VN"/>
+              </w:rPr>
+              <w:t>Epoch</w:t>
+            </w:r>
+          </w:p>
+        </w:tc>
+        <w:tc>
+          <w:tcPr>
+            <w:tcW w:w="2931" w:type="dxa"/>
+            <w:tcBorders>
+              <w:top w:val="double" w:sz="4" w:space="0" w:color="auto"/>
+              <w:left w:val="nil"/>
+              <w:bottom w:val="double" w:sz="4" w:space="0" w:color="auto"/>
+              <w:right w:val="nil"/>
+            </w:tcBorders>
+            <w:vAlign w:val="center"/>
+          </w:tcPr>
+          <w:p>
+            <w:pPr>
+              <w:spacing w:line="360" w:lineRule="auto"/>
+              <w:jc w:val="center"/>
+              <w:rPr>
+                <w:b/>
+                <w:bCs/>
+                <w:lang w:val="en-US"/>
+              </w:rPr>
+            </w:pPr>
+            <w:r>
+              <w:rPr>
+                <w:b/>
+                <w:bCs/>
+                <w:lang w:val="vi-VN"/>
+              </w:rPr>
+              <w:t xml:space="preserve">Test </w:t>
+            </w:r>
+            <w:r>
+              <w:rPr>
+                <w:b/>
+                <w:bCs/>
+                <w:lang w:val="vi-VN"/>
+              </w:rPr>
+              <w:t>Accuracy</w:t>
+            </w:r>
+          </w:p>
+          <w:p>
+            <w:pPr>
+              <w:spacing w:line="360" w:lineRule="auto"/>
+              <w:jc w:val="center"/>
+              <w:rPr>
+                <w:b/>
+                <w:bCs/>
+                <w:lang w:val="en-US"/>
+              </w:rPr>
+            </w:pPr>
+            <w:r>
+              <w:rPr>
+                <w:b/>
+                <w:bCs/>
+                <w:lang w:val="en-US"/>
+              </w:rPr>
+              <w:t>(CRT cross-attention PE)</w:t>
+            </w:r>
+          </w:p>
+        </w:tc>
+        <w:tc>
+          <w:tcPr>
+            <w:tcW w:w="2919" w:type="dxa"/>
+            <w:tcBorders>
+              <w:top w:val="double" w:sz="4" w:space="0" w:color="auto"/>
+              <w:left w:val="nil"/>
+              <w:bottom w:val="double" w:sz="4" w:space="0" w:color="auto"/>
+              <w:right w:val="nil"/>
+            </w:tcBorders>
+            <w:vAlign w:val="center"/>
+          </w:tcPr>
+          <w:p>
+            <w:pPr>
+              <w:spacing w:line="360" w:lineRule="auto"/>
+              <w:jc w:val="center"/>
+              <w:rPr>
+                <w:b/>
+                <w:bCs/>
+                <w:lang w:val="en-US"/>
+              </w:rPr>
+            </w:pPr>
+            <w:r>
+              <w:rPr>
+                <w:b/>
+                <w:bCs/>
+                <w:lang w:val="vi-VN"/>
+              </w:rPr>
+              <w:t xml:space="preserve">Test </w:t>
+            </w:r>
+            <w:r>
+              <w:rPr>
+                <w:b/>
+                <w:bCs/>
+                <w:lang w:val="vi-VN"/>
+              </w:rPr>
+              <w:t>Accuracy</w:t>
+            </w:r>
+          </w:p>
+          <w:p>
+            <w:pPr>
+              <w:spacing w:line="360" w:lineRule="auto"/>
+              <w:jc w:val="center"/>
+              <w:rPr>
+                <w:b/>
+                <w:bCs/>
+                <w:lang w:val="vi-VN"/>
+              </w:rPr>
+            </w:pPr>
+            <w:r>
+              <w:rPr>
+                <w:b/>
+                <w:bCs/>
+                <w:lang w:val="en-US"/>
+              </w:rPr>
+              <w:t xml:space="preserve">(CRT </w:t>
+            </w:r>
+            <w:proofErr w:type="spellStart"/>
+            <w:r>
+              <w:rPr>
+                <w:b/>
+                <w:bCs/>
+                <w:lang w:val="en-US"/>
+              </w:rPr>
+              <w:t>bbox</w:t>
+            </w:r>
+            <w:proofErr w:type="spellEnd"/>
+            <w:r>
+              <w:rPr>
+                <w:b/>
+                <w:bCs/>
+                <w:lang w:val="en-US"/>
+              </w:rPr>
+              <w:t xml:space="preserve">-guided </w:t>
+            </w:r>
+            <w:r>
+              <w:rPr>
+                <w:b/>
+                <w:bCs/>
+                <w:lang w:val="en-US"/>
+              </w:rPr>
+              <w:t>PE)</w:t>
+            </w:r>
+          </w:p>
+        </w:tc>
+      </w:tr>
+      <w:tr>
+        <w:trPr>
+          <w:trHeight w:val="353"/>
+          <w:jc w:val="center"/>
+        </w:trPr>
+        <w:tc>
+          <w:tcPr>
+            <w:tcW w:w="1530" w:type="dxa"/>
+            <w:tcBorders>
+              <w:top w:val="double" w:sz="4" w:space="0" w:color="auto"/>
+              <w:left w:val="nil"/>
+              <w:bottom w:val="single" w:sz="4" w:space="0" w:color="auto"/>
+              <w:right w:val="nil"/>
+            </w:tcBorders>
+            <w:vAlign w:val="center"/>
+          </w:tcPr>
+          <w:p>
+            <w:pPr>
+              <w:spacing w:line="360" w:lineRule="auto"/>
+              <w:jc w:val="center"/>
+              <w:rPr>
                 <w:lang w:val="vi-VN"/>
               </w:rPr>
             </w:pPr>
@@ -17860,7 +19290,177 @@
               <w:rPr>
                 <w:lang w:val="vi-VN"/>
               </w:rPr>
-              <w:t>83.24%</w:t>
+              <w:t>7</w:t>
+            </w:r>
+          </w:p>
+        </w:tc>
+        <w:tc>
+          <w:tcPr>
+            <w:tcW w:w="2931" w:type="dxa"/>
+            <w:tcBorders>
+              <w:top w:val="double" w:sz="4" w:space="0" w:color="auto"/>
+              <w:left w:val="nil"/>
+              <w:bottom w:val="single" w:sz="4" w:space="0" w:color="auto"/>
+              <w:right w:val="nil"/>
+            </w:tcBorders>
+            <w:vAlign w:val="center"/>
+          </w:tcPr>
+          <w:p>
+            <w:pPr>
+              <w:spacing w:line="360" w:lineRule="auto"/>
+              <w:jc w:val="center"/>
+              <w:rPr>
+                <w:lang w:val="vi-VN"/>
+              </w:rPr>
+            </w:pPr>
+            <w:r>
+              <w:rPr>
+                <w:lang w:val="vi-VN"/>
+              </w:rPr>
+              <w:t>7</w:t>
+            </w:r>
+            <w:r>
+              <w:rPr>
+                <w:lang w:val="en-US"/>
+              </w:rPr>
+              <w:t>5</w:t>
+            </w:r>
+            <w:r>
+              <w:rPr>
+                <w:lang w:val="vi-VN"/>
+              </w:rPr>
+              <w:t>.</w:t>
+            </w:r>
+            <w:r>
+              <w:rPr>
+                <w:lang w:val="en-US"/>
+              </w:rPr>
+              <w:t>44</w:t>
+            </w:r>
+            <w:r>
+              <w:rPr>
+                <w:lang w:val="vi-VN"/>
+              </w:rPr>
+              <w:t>%</w:t>
+            </w:r>
+          </w:p>
+        </w:tc>
+        <w:tc>
+          <w:tcPr>
+            <w:tcW w:w="2919" w:type="dxa"/>
+            <w:tcBorders>
+              <w:top w:val="double" w:sz="4" w:space="0" w:color="auto"/>
+              <w:left w:val="nil"/>
+              <w:right w:val="nil"/>
+            </w:tcBorders>
+          </w:tcPr>
+          <w:p>
+            <w:pPr>
+              <w:spacing w:line="360" w:lineRule="auto"/>
+              <w:jc w:val="center"/>
+              <w:rPr>
+                <w:lang w:val="vi-VN"/>
+              </w:rPr>
+            </w:pPr>
+            <w:r>
+              <w:rPr>
+                <w:lang w:val="vi-VN"/>
+              </w:rPr>
+              <w:t>70.38%</w:t>
+            </w:r>
+          </w:p>
+        </w:tc>
+      </w:tr>
+      <w:tr>
+        <w:trPr>
+          <w:trHeight w:val="353"/>
+          <w:jc w:val="center"/>
+        </w:trPr>
+        <w:tc>
+          <w:tcPr>
+            <w:tcW w:w="1530" w:type="dxa"/>
+            <w:tcBorders>
+              <w:left w:val="nil"/>
+              <w:bottom w:val="single" w:sz="4" w:space="0" w:color="auto"/>
+              <w:right w:val="nil"/>
+            </w:tcBorders>
+            <w:vAlign w:val="center"/>
+          </w:tcPr>
+          <w:p>
+            <w:pPr>
+              <w:spacing w:line="360" w:lineRule="auto"/>
+              <w:jc w:val="center"/>
+              <w:rPr>
+                <w:lang w:val="en-US"/>
+              </w:rPr>
+            </w:pPr>
+            <w:r>
+              <w:rPr>
+                <w:lang w:val="en-US"/>
+              </w:rPr>
+              <w:t>24</w:t>
+            </w:r>
+          </w:p>
+        </w:tc>
+        <w:tc>
+          <w:tcPr>
+            <w:tcW w:w="2931" w:type="dxa"/>
+            <w:tcBorders>
+              <w:left w:val="nil"/>
+              <w:bottom w:val="single" w:sz="4" w:space="0" w:color="auto"/>
+              <w:right w:val="nil"/>
+            </w:tcBorders>
+            <w:vAlign w:val="center"/>
+          </w:tcPr>
+          <w:p>
+            <w:pPr>
+              <w:spacing w:line="360" w:lineRule="auto"/>
+              <w:jc w:val="center"/>
+              <w:rPr>
+                <w:lang w:val="vi-VN"/>
+              </w:rPr>
+            </w:pPr>
+            <w:r>
+              <w:rPr>
+                <w:lang w:val="en-US"/>
+              </w:rPr>
+              <w:t>85.31</w:t>
+            </w:r>
+            <w:r>
+              <w:rPr>
+                <w:lang w:val="vi-VN"/>
+              </w:rPr>
+              <w:t>%</w:t>
+            </w:r>
+          </w:p>
+        </w:tc>
+        <w:tc>
+          <w:tcPr>
+            <w:tcW w:w="2919" w:type="dxa"/>
+            <w:tcBorders>
+              <w:left w:val="nil"/>
+              <w:right w:val="nil"/>
+            </w:tcBorders>
+          </w:tcPr>
+          <w:p>
+            <w:pPr>
+              <w:spacing w:line="360" w:lineRule="auto"/>
+              <w:jc w:val="center"/>
+              <w:rPr>
+                <w:lang w:val="en-US"/>
+              </w:rPr>
+            </w:pPr>
+            <w:r>
+              <w:rPr>
+                <w:lang w:val="en-US"/>
+              </w:rPr>
+              <w:t>71.56</w:t>
+            </w:r>
+            <w:r>
+              <w:rPr>
+                <w:lang w:val="vi-VN"/>
+              </w:rPr>
+              <w:t>%</w:t>
             </w:r>
           </w:p>
         </w:tc>
@@ -17869,8 +19469,10 @@
     <w:p>
       <w:pPr>
         <w:pStyle w:val="Caption"/>
-        <w:rPr>
-          <w:lang w:val="vi-VN"/>
+        <w:jc w:val="center"/>
+        <w:rPr>
+          <w:sz w:val="24"/>
+          <w:szCs w:val="24"/>
         </w:rPr>
       </w:pPr>
     </w:p>
@@ -17881,9 +19483,12 @@
         <w:rPr>
           <w:sz w:val="24"/>
           <w:szCs w:val="24"/>
-          <w:lang w:val="vi-VN"/>
-        </w:rPr>
-      </w:pPr>
+          <w:lang w:val="en-US"/>
+        </w:rPr>
+      </w:pPr>
+      <w:bookmarkStart w:id="58" w:name="_Ref223875218"/>
+      <w:bookmarkStart w:id="59" w:name="_Ref223875227"/>
+      <w:bookmarkStart w:id="60" w:name="_Toc223875648"/>
       <w:r>
         <w:rPr>
           <w:sz w:val="24"/>
@@ -17918,7 +19523,7 @@
           <w:sz w:val="24"/>
           <w:szCs w:val="24"/>
         </w:rPr>
-        <w:t>4.2.1</w:t>
+        <w:t>4.2.2</w:t>
       </w:r>
       <w:r>
         <w:rPr>
@@ -17970,21 +19575,86 @@
         </w:rPr>
         <w:fldChar w:fldCharType="end"/>
       </w:r>
+      <w:bookmarkEnd w:id="59"/>
       <w:r>
         <w:rPr>
           <w:sz w:val="24"/>
           <w:szCs w:val="24"/>
-          <w:lang w:val="vi-VN"/>
-        </w:rPr>
-        <w:t xml:space="preserve"> Test performance of the CRT with bbox as an input in the early epoch and the later epoch</w:t>
-      </w:r>
+        </w:rPr>
+        <w:t xml:space="preserve"> </w:t>
+      </w:r>
+      <w:r>
+        <w:rPr>
+          <w:sz w:val="24"/>
+          <w:szCs w:val="24"/>
+        </w:rPr>
+        <w:t>Test performance</w:t>
+      </w:r>
+      <w:r>
+        <w:rPr>
+          <w:sz w:val="24"/>
+          <w:szCs w:val="24"/>
+        </w:rPr>
+        <w:t xml:space="preserve"> comparison</w:t>
+      </w:r>
+      <w:r>
+        <w:rPr>
+          <w:sz w:val="24"/>
+          <w:szCs w:val="24"/>
+        </w:rPr>
+        <w:t xml:space="preserve"> of</w:t>
+      </w:r>
+      <w:r>
+        <w:rPr>
+          <w:sz w:val="24"/>
+          <w:szCs w:val="24"/>
+        </w:rPr>
+        <w:t xml:space="preserve"> two different</w:t>
+      </w:r>
+      <w:r>
+        <w:rPr>
+          <w:sz w:val="24"/>
+          <w:szCs w:val="24"/>
+        </w:rPr>
+        <w:t xml:space="preserve"> CRT</w:t>
+      </w:r>
+      <w:r>
+        <w:rPr>
+          <w:sz w:val="24"/>
+          <w:szCs w:val="24"/>
+        </w:rPr>
+        <w:t xml:space="preserve"> models</w:t>
+      </w:r>
+      <w:r>
+        <w:rPr>
+          <w:sz w:val="24"/>
+          <w:szCs w:val="24"/>
+        </w:rPr>
+        <w:t xml:space="preserve"> </w:t>
+      </w:r>
+      <w:r>
+        <w:rPr>
+          <w:sz w:val="24"/>
+          <w:szCs w:val="24"/>
+        </w:rPr>
+        <w:t xml:space="preserve">in </w:t>
+      </w:r>
+      <w:r>
+        <w:rPr>
+          <w:sz w:val="24"/>
+          <w:szCs w:val="24"/>
+        </w:rPr>
+        <w:t>each epoch</w:t>
+      </w:r>
+      <w:bookmarkEnd w:id="58"/>
+      <w:bookmarkEnd w:id="60"/>
     </w:p>
     <w:p>
       <w:pPr>
         <w:spacing w:line="360" w:lineRule="auto"/>
         <w:jc w:val="both"/>
         <w:rPr>
-          <w:lang w:val="vi-VN"/>
+          <w:lang w:val="en-US"/>
         </w:rPr>
       </w:pPr>
     </w:p>
@@ -17993,22 +19663,16 @@
         <w:spacing w:line="360" w:lineRule="auto"/>
         <w:jc w:val="both"/>
         <w:rPr>
-          <w:lang w:val="vi-VN"/>
-        </w:rPr>
-      </w:pPr>
-      <w:r>
-        <w:rPr>
-          <w:lang w:val="vi-VN"/>
-        </w:rPr>
-        <w:t>[eleborate on the CRT no bbox also]</w:t>
-      </w:r>
+          <w:lang w:val="en-US"/>
+        </w:rPr>
+      </w:pPr>
     </w:p>
     <w:p>
       <w:pPr>
         <w:spacing w:line="360" w:lineRule="auto"/>
         <w:jc w:val="both"/>
         <w:rPr>
-          <w:lang w:val="vi-VN"/>
+          <w:lang w:val="en-US"/>
         </w:rPr>
       </w:pPr>
     </w:p>
@@ -18017,7 +19681,61 @@
         <w:spacing w:line="360" w:lineRule="auto"/>
         <w:jc w:val="both"/>
         <w:rPr>
-          <w:lang w:val="vi-VN"/>
+          <w:lang w:val="en-US"/>
+        </w:rPr>
+      </w:pPr>
+    </w:p>
+    <w:p>
+      <w:pPr>
+        <w:spacing w:line="360" w:lineRule="auto"/>
+        <w:jc w:val="both"/>
+        <w:rPr>
+          <w:lang w:val="en-US"/>
+        </w:rPr>
+      </w:pPr>
+    </w:p>
+    <w:p>
+      <w:pPr>
+        <w:spacing w:line="360" w:lineRule="auto"/>
+        <w:jc w:val="both"/>
+        <w:rPr>
+          <w:lang w:val="en-US"/>
+        </w:rPr>
+      </w:pPr>
+    </w:p>
+    <w:p>
+      <w:pPr>
+        <w:spacing w:line="360" w:lineRule="auto"/>
+        <w:jc w:val="both"/>
+        <w:rPr>
+          <w:lang w:val="en-US"/>
+        </w:rPr>
+      </w:pPr>
+    </w:p>
+    <w:p>
+      <w:pPr>
+        <w:spacing w:line="360" w:lineRule="auto"/>
+        <w:jc w:val="both"/>
+        <w:rPr>
+          <w:lang w:val="en-US"/>
+        </w:rPr>
+      </w:pPr>
+    </w:p>
+    <w:p>
+      <w:pPr>
+        <w:spacing w:line="360" w:lineRule="auto"/>
+        <w:jc w:val="both"/>
+        <w:rPr>
+          <w:lang w:val="en-US"/>
+        </w:rPr>
+      </w:pPr>
+    </w:p>
+    <w:p>
+      <w:pPr>
+        <w:spacing w:line="360" w:lineRule="auto"/>
+        <w:jc w:val="both"/>
+        <w:rPr>
+          <w:lang w:val="en-US"/>
         </w:rPr>
       </w:pPr>
     </w:p>
@@ -18025,21 +19743,156 @@
       <w:pPr>
         <w:pStyle w:val="Heading2"/>
       </w:pPr>
-      <w:bookmarkStart w:id="56" w:name="_Toc223700727"/>
-      <w:r>
+      <w:bookmarkStart w:id="61" w:name="_Toc223875540"/>
+      <w:r>
+        <w:lastRenderedPageBreak/>
         <w:t>TCT model visual search performance on different benchmark datasets</w:t>
       </w:r>
-      <w:bookmarkEnd w:id="56"/>
+      <w:bookmarkEnd w:id="61"/>
+    </w:p>
+    <w:p>
+      <w:pPr>
+        <w:spacing w:line="360" w:lineRule="auto"/>
+        <w:jc w:val="both"/>
+        <w:rPr>
+          <w:lang w:val="en-US"/>
+        </w:rPr>
+      </w:pPr>
+      <w:r>
+        <w:rPr>
+          <w:lang w:val="en-US"/>
+        </w:rPr>
+        <w:t xml:space="preserve">Through many iterations to find the best epoch checkpoint for each CRT model architecture in visual search performance of the TCT model, the best epoch for the bounding box guild CRT model (denoted as </w:t>
+      </w:r>
+      <w:r>
+        <w:rPr>
+          <w:b/>
+          <w:bCs/>
+          <w:lang w:val="en-US"/>
+        </w:rPr>
+        <w:t xml:space="preserve">CRT </w:t>
+      </w:r>
+      <w:proofErr w:type="spellStart"/>
+      <w:r>
+        <w:rPr>
+          <w:b/>
+          <w:bCs/>
+          <w:lang w:val="en-US"/>
+        </w:rPr>
+        <w:t>bbox</w:t>
+      </w:r>
+      <w:proofErr w:type="spellEnd"/>
+      <w:r>
+        <w:rPr>
+          <w:lang w:val="en-US"/>
+        </w:rPr>
+        <w:t xml:space="preserve">) is epoch 7, and the best epoch for the no bounding box cross-attention guild CRT model (denoted as </w:t>
+      </w:r>
+      <w:r>
+        <w:rPr>
+          <w:b/>
+          <w:bCs/>
+          <w:lang w:val="en-US"/>
+        </w:rPr>
+        <w:t xml:space="preserve">CRT no </w:t>
+      </w:r>
+      <w:proofErr w:type="spellStart"/>
+      <w:r>
+        <w:rPr>
+          <w:b/>
+          <w:bCs/>
+          <w:lang w:val="en-US"/>
+        </w:rPr>
+        <w:t>bbox</w:t>
+      </w:r>
+      <w:proofErr w:type="spellEnd"/>
+      <w:r>
+        <w:rPr>
+          <w:lang w:val="en-US"/>
+        </w:rPr>
+        <w:t>) is epoch 24.</w:t>
+      </w:r>
     </w:p>
     <w:p>
       <w:pPr>
         <w:pStyle w:val="Heading3"/>
       </w:pPr>
-      <w:bookmarkStart w:id="57" w:name="_Toc223700728"/>
+      <w:bookmarkStart w:id="62" w:name="_Toc223875541"/>
       <w:r>
         <w:t>COCO-Search18</w:t>
       </w:r>
-      <w:bookmarkEnd w:id="57"/>
+      <w:bookmarkEnd w:id="62"/>
+    </w:p>
+    <w:p>
+      <w:pPr>
+        <w:spacing w:line="360" w:lineRule="auto"/>
+        <w:jc w:val="both"/>
+        <w:rPr>
+          <w:lang w:val="en-US"/>
+        </w:rPr>
+      </w:pPr>
+      <w:r>
+        <w:rPr>
+          <w:lang w:val="en-US"/>
+        </w:rPr>
+        <w:t xml:space="preserve">The </w:t>
+      </w:r>
+      <w:r>
+        <w:rPr>
+          <w:lang w:val="en-US"/>
+        </w:rPr>
+        <w:t xml:space="preserve">COCO-Search18 dataset is a subset of </w:t>
+      </w:r>
+      <w:r>
+        <w:rPr>
+          <w:lang w:val="en-US"/>
+        </w:rPr>
+        <w:t xml:space="preserve">the COCO dataset </w:t>
+      </w:r>
+      <w:r>
+        <w:rPr>
+          <w:lang w:val="en-US"/>
+        </w:rPr>
+        <w:fldChar w:fldCharType="begin"/>
+      </w:r>
+      <w:r>
+        <w:rPr>
+          <w:lang w:val="en-US"/>
+        </w:rPr>
+        <w:instrText xml:space="preserve"> ADDIN ZOTERO_ITEM CSL_CITATION {"citationID":"w0BqygtY","properties":{"unsorted":false,"formattedCitation":"(Lin et al., 2015)","plainCitation":"(Lin et al., 2015)","noteIndex":0},"citationItems":[{"id":1,"uris":["http://zotero.org/users/10056102/items/C794IVUM"],"itemData":{"id":1,"type":"article","abstract":"We present a new dataset with the goal of advancing the state-of-the-art in object recognition by placing the question of object recognition in the context of the broader question of scene understanding. This is achieved by gathering images of complex everyday scenes containing common objects in their natural context. Objects are labeled using per-instance segmentations to aid in precise object localization. Our dataset contains photos of 91 objects types that would be easily recognizable by a 4 year old. With a total of 2.5 million labeled instances in 328k images, the creation of our dataset drew upon extensive crowd worker involvement via novel user interfaces for category detection, instance spotting and instance segmentation. We present a detailed statistical analysis of the dataset in comparison to PASCAL, ImageNet, and SUN. Finally, we provide baseline performance analysis for bounding box and segmentation detection results using a Deformable Parts Model.","DOI":"10.48550/arXiv.1405.0312","language":"en","note":"arXiv:1405.0312 [cs]","number":"arXiv:1405.0312","publisher":"arXiv","source":"arXiv.org","title":"Microsoft COCO: Common Objects in Context","title-short":"Microsoft COCO","URL":"http://arxiv.org/abs/1405.0312","author":[{"family":"Lin","given":"Tsung-Yi"},{"family":"Maire","given":"Michael"},{"family":"Belongie","given":"Serge"},{"family":"Bourdev","given":"Lubomir"},{"family":"Girshick","given":"Ross"},{"family":"Hays","given":"James"},{"family":"Perona","given":"Pietro"},{"family":"Ramanan","given":"Deva"},{"family":"Zitnick","given":"C. Lawrence"},{"family":"Dollár","given":"Piotr"}],"accessed":{"date-parts":[["2026",2,17]]},"issued":{"date-parts":[["2015",2,21]]}}}],"schema":"https://github.com/citation-style-language/schema/raw/master/csl-citation.json"} </w:instrText>
+      </w:r>
+      <w:r>
+        <w:rPr>
+          <w:lang w:val="en-US"/>
+        </w:rPr>
+        <w:fldChar w:fldCharType="separate"/>
+      </w:r>
+      <w:r>
+        <w:rPr>
+          <w:noProof/>
+          <w:lang w:val="en-US"/>
+        </w:rPr>
+        <w:t>(Lin et al., 2015)</w:t>
+      </w:r>
+      <w:r>
+        <w:rPr>
+          <w:lang w:val="en-US"/>
+        </w:rPr>
+        <w:fldChar w:fldCharType="end"/>
+      </w:r>
+      <w:r>
+        <w:rPr>
+          <w:lang w:val="en-US"/>
+        </w:rPr>
+        <w:t xml:space="preserve"> that only contains 18 categories, which are also further filtered to those that are feasible for both humans and machines to recognize the target in the given context in terms of brightness and size. </w:t>
+      </w:r>
+    </w:p>
+    <w:p>
+      <w:pPr>
+        <w:rPr>
+          <w:lang w:val="en-US"/>
+        </w:rPr>
+      </w:pPr>
     </w:p>
     <w:p>
       <w:pPr>
@@ -18052,11 +19905,10 @@
         <w:rPr>
           <w:noProof/>
         </w:rPr>
-        <w:lastRenderedPageBreak/>
         <w:drawing>
-          <wp:inline distT="0" distB="0" distL="0" distR="0" wp14:anchorId="3656D081" wp14:editId="58CEAF90">
-            <wp:extent cx="3634105" cy="2772410"/>
-            <wp:effectExtent l="0" t="0" r="0" b="0"/>
+          <wp:inline distT="0" distB="0" distL="0" distR="0" wp14:anchorId="3656D081" wp14:editId="27601389">
+            <wp:extent cx="3414464" cy="2604850"/>
+            <wp:effectExtent l="0" t="0" r="1905" b="0"/>
             <wp:docPr id="1740442216" name="Picture 2"/>
             <wp:cNvGraphicFramePr>
               <a:graphicFrameLocks xmlns:a="http://schemas.openxmlformats.org/drawingml/2006/main" noChangeAspect="1"/>
@@ -18086,7 +19938,7 @@
                   <pic:spPr bwMode="auto">
                     <a:xfrm>
                       <a:off x="0" y="0"/>
-                      <a:ext cx="3634105" cy="2772410"/>
+                      <a:ext cx="3454826" cy="2635642"/>
                     </a:xfrm>
                     <a:prstGeom prst="rect">
                       <a:avLst/>
@@ -18102,6 +19954,9 @@
           </wp:inline>
         </w:drawing>
       </w:r>
+      <w:r>
+        <w:t xml:space="preserve"> </w:t>
+      </w:r>
     </w:p>
     <w:p>
       <w:pPr>
@@ -18113,7 +19968,7 @@
           <w:lang w:val="en-US"/>
         </w:rPr>
       </w:pPr>
-      <w:bookmarkStart w:id="58" w:name="_Toc223700748"/>
+      <w:bookmarkStart w:id="63" w:name="_Toc223875508"/>
       <w:r>
         <w:rPr>
           <w:sz w:val="24"/>
@@ -18208,7 +20063,7 @@
         </w:rPr>
         <w:t xml:space="preserve"> TCT visual search performance on COCO-Search18 benchmark dataset</w:t>
       </w:r>
-      <w:bookmarkEnd w:id="58"/>
+      <w:bookmarkEnd w:id="63"/>
     </w:p>
     <w:p>
       <w:pPr>
@@ -18249,11 +20104,11 @@
       <w:pPr>
         <w:pStyle w:val="Heading3"/>
       </w:pPr>
-      <w:bookmarkStart w:id="59" w:name="_Toc223700729"/>
+      <w:bookmarkStart w:id="64" w:name="_Toc223875542"/>
       <w:r>
         <w:t>SCEGRAM</w:t>
       </w:r>
-      <w:bookmarkEnd w:id="59"/>
+      <w:bookmarkEnd w:id="64"/>
     </w:p>
     <w:p>
       <w:pPr>
@@ -18266,6 +20121,7 @@
         <w:rPr>
           <w:noProof/>
         </w:rPr>
+        <w:lastRenderedPageBreak/>
         <w:drawing>
           <wp:inline distT="0" distB="0" distL="0" distR="0" wp14:anchorId="38823A0B" wp14:editId="39751320">
             <wp:extent cx="3634105" cy="2772410"/>
@@ -18326,6 +20182,8 @@
           <w:lang w:val="vi-VN"/>
         </w:rPr>
       </w:pPr>
+      <w:bookmarkStart w:id="65" w:name="_Ref223873375"/>
+      <w:bookmarkStart w:id="66" w:name="_Toc223875509"/>
       <w:r>
         <w:rPr>
           <w:sz w:val="24"/>
@@ -18412,6 +20270,7 @@
         </w:rPr>
         <w:fldChar w:fldCharType="end"/>
       </w:r>
+      <w:bookmarkEnd w:id="65"/>
       <w:r>
         <w:rPr>
           <w:sz w:val="24"/>
@@ -18420,6 +20279,7 @@
         </w:rPr>
         <w:t xml:space="preserve"> TCT visual search performance on SCEGRAM benchmark dataset</w:t>
       </w:r>
+      <w:bookmarkEnd w:id="66"/>
     </w:p>
     <w:p>
       <w:pPr>
@@ -18435,11 +20295,11 @@
           <w:lang w:val="vi-VN"/>
         </w:rPr>
       </w:pPr>
-      <w:bookmarkStart w:id="60" w:name="_Toc223700730"/>
+      <w:bookmarkStart w:id="67" w:name="_Toc223875543"/>
       <w:r>
         <w:t>Natural Design</w:t>
       </w:r>
-      <w:bookmarkEnd w:id="60"/>
+      <w:bookmarkEnd w:id="67"/>
     </w:p>
     <w:p>
       <w:pPr>
@@ -18452,7 +20312,6 @@
         <w:rPr>
           <w:noProof/>
         </w:rPr>
-        <w:lastRenderedPageBreak/>
         <w:drawing>
           <wp:inline distT="0" distB="0" distL="0" distR="0" wp14:anchorId="6E022B37" wp14:editId="3A38549E">
             <wp:extent cx="3634105" cy="2772410"/>
@@ -18513,6 +20372,7 @@
           <w:lang w:val="vi-VN"/>
         </w:rPr>
       </w:pPr>
+      <w:bookmarkStart w:id="68" w:name="_Toc223875510"/>
       <w:r>
         <w:rPr>
           <w:sz w:val="24"/>
@@ -18607,6 +20467,7 @@
         </w:rPr>
         <w:t xml:space="preserve"> TCT visual search performance on naturaldesign benchmark dataset</w:t>
       </w:r>
+      <w:bookmarkEnd w:id="68"/>
     </w:p>
     <w:p>
       <w:pPr>
@@ -18619,12 +20480,12 @@
       <w:pPr>
         <w:pStyle w:val="Heading3"/>
       </w:pPr>
-      <w:bookmarkStart w:id="61" w:name="_Toc223700731"/>
+      <w:bookmarkStart w:id="69" w:name="_Toc223875544"/>
       <w:proofErr w:type="spellStart"/>
       <w:r>
         <w:t>ContextBreak</w:t>
       </w:r>
-      <w:bookmarkEnd w:id="61"/>
+      <w:bookmarkEnd w:id="69"/>
       <w:proofErr w:type="spellEnd"/>
     </w:p>
     <w:p>
@@ -18663,6 +20524,7 @@
         <w:rPr>
           <w:lang w:val="en-US"/>
         </w:rPr>
+        <w:lastRenderedPageBreak/>
         <w:br/>
       </w:r>
       <w:r>
@@ -18671,14 +20533,14 @@
         </w:rPr>
         <w:br/>
       </w:r>
-      <w:bookmarkStart w:id="62" w:name="_Toc223700732"/>
+      <w:bookmarkStart w:id="70" w:name="_Toc223875545"/>
       <w:r>
         <w:rPr>
           <w:lang w:val="en-US"/>
         </w:rPr>
         <w:t>Conclusion</w:t>
       </w:r>
-      <w:bookmarkEnd w:id="62"/>
+      <w:bookmarkEnd w:id="70"/>
     </w:p>
     <w:p>
       <w:pPr>
@@ -18702,11 +20564,11 @@
       <w:pPr>
         <w:pStyle w:val="Heading2"/>
       </w:pPr>
-      <w:bookmarkStart w:id="63" w:name="_Toc223700733"/>
+      <w:bookmarkStart w:id="71" w:name="_Toc223875546"/>
       <w:r>
         <w:t>Possible Limitations</w:t>
       </w:r>
-      <w:bookmarkEnd w:id="63"/>
+      <w:bookmarkEnd w:id="71"/>
     </w:p>
     <w:p>
       <w:pPr>
@@ -18726,11 +20588,11 @@
       <w:pPr>
         <w:pStyle w:val="Heading2"/>
       </w:pPr>
-      <w:bookmarkStart w:id="64" w:name="_Toc223700734"/>
+      <w:bookmarkStart w:id="72" w:name="_Toc223875547"/>
       <w:r>
         <w:t>Contributions</w:t>
       </w:r>
-      <w:bookmarkEnd w:id="64"/>
+      <w:bookmarkEnd w:id="72"/>
     </w:p>
     <w:p>
       <w:pPr>
@@ -18757,11 +20619,11 @@
       <w:pPr>
         <w:pStyle w:val="Heading2"/>
       </w:pPr>
-      <w:bookmarkStart w:id="65" w:name="_Toc223700735"/>
+      <w:bookmarkStart w:id="73" w:name="_Toc223875548"/>
       <w:r>
         <w:t>Future directions</w:t>
       </w:r>
-      <w:bookmarkEnd w:id="65"/>
+      <w:bookmarkEnd w:id="73"/>
     </w:p>
     <w:p>
       <w:pPr>
@@ -18798,13 +20660,12 @@
           <w:lang w:val="en-US"/>
         </w:rPr>
       </w:pPr>
-      <w:bookmarkStart w:id="66" w:name="_Toc223700736"/>
-      <w:r>
-        <w:lastRenderedPageBreak/>
+      <w:bookmarkStart w:id="74" w:name="_Toc223875549"/>
+      <w:r>
         <w:t>References</w:t>
       </w:r>
       <w:bookmarkEnd w:id="8"/>
-      <w:bookmarkEnd w:id="66"/>
+      <w:bookmarkEnd w:id="74"/>
     </w:p>
     <w:p>
       <w:pPr>
@@ -18839,12 +20700,21 @@
         </w:rPr>
         <w:fldChar w:fldCharType="separate"/>
       </w:r>
+      <w:proofErr w:type="spellStart"/>
       <w:r>
         <w:rPr>
           <w:rFonts w:cs="Times New Roman"/>
           <w:lang w:val="en-GB"/>
         </w:rPr>
-        <w:t xml:space="preserve">Bomatter, P., Zhang, M., Karev, D., Madan, S., Tseng, C., &amp; Kreiman, G. (2021). When Pigs Fly: Contextual Reasoning in Synthetic and Natural Scenes. </w:t>
+        <w:t>Bomatter</w:t>
+      </w:r>
+      <w:proofErr w:type="spellEnd"/>
+      <w:r>
+        <w:rPr>
+          <w:rFonts w:cs="Times New Roman"/>
+          <w:lang w:val="en-GB"/>
+        </w:rPr>
+        <w:t xml:space="preserve">, P., Zhang, M., Karev, D., Madan, S., Tseng, C., &amp; Kreiman, G. (2021). When Pigs Fly: Contextual Reasoning in Synthetic and Natural Scenes. </w:t>
       </w:r>
       <w:r>
         <w:rPr>
@@ -18924,7 +20794,87 @@
           <w:rFonts w:cs="Times New Roman"/>
           <w:lang w:val="en-GB"/>
         </w:rPr>
-        <w:t xml:space="preserve">Dosovitskiy, A., Beyer, L., Kolesnikov, A., Weissenborn, D., Zhai, X., Unterthiner, T., Dehghani, M., Minderer, M., Heigold, G., Gelly, S., Uszkoreit, J., &amp; Houlsby, N. (2021). </w:t>
+        <w:t xml:space="preserve">Dosovitskiy, A., Beyer, L., Kolesnikov, A., Weissenborn, D., Zhai, X., </w:t>
+      </w:r>
+      <w:proofErr w:type="spellStart"/>
+      <w:r>
+        <w:rPr>
+          <w:rFonts w:cs="Times New Roman"/>
+          <w:lang w:val="en-GB"/>
+        </w:rPr>
+        <w:t>Unterthiner</w:t>
+      </w:r>
+      <w:proofErr w:type="spellEnd"/>
+      <w:r>
+        <w:rPr>
+          <w:rFonts w:cs="Times New Roman"/>
+          <w:lang w:val="en-GB"/>
+        </w:rPr>
+        <w:t xml:space="preserve">, T., Dehghani, M., </w:t>
+      </w:r>
+      <w:proofErr w:type="spellStart"/>
+      <w:r>
+        <w:rPr>
+          <w:rFonts w:cs="Times New Roman"/>
+          <w:lang w:val="en-GB"/>
+        </w:rPr>
+        <w:t>Minderer</w:t>
+      </w:r>
+      <w:proofErr w:type="spellEnd"/>
+      <w:r>
+        <w:rPr>
+          <w:rFonts w:cs="Times New Roman"/>
+          <w:lang w:val="en-GB"/>
+        </w:rPr>
+        <w:t xml:space="preserve">, M., </w:t>
+      </w:r>
+      <w:proofErr w:type="spellStart"/>
+      <w:r>
+        <w:rPr>
+          <w:rFonts w:cs="Times New Roman"/>
+          <w:lang w:val="en-GB"/>
+        </w:rPr>
+        <w:t>Heigold</w:t>
+      </w:r>
+      <w:proofErr w:type="spellEnd"/>
+      <w:r>
+        <w:rPr>
+          <w:rFonts w:cs="Times New Roman"/>
+          <w:lang w:val="en-GB"/>
+        </w:rPr>
+        <w:t xml:space="preserve">, G., Gelly, S., </w:t>
+      </w:r>
+      <w:proofErr w:type="spellStart"/>
+      <w:r>
+        <w:rPr>
+          <w:rFonts w:cs="Times New Roman"/>
+          <w:lang w:val="en-GB"/>
+        </w:rPr>
+        <w:t>Uszkoreit</w:t>
+      </w:r>
+      <w:proofErr w:type="spellEnd"/>
+      <w:r>
+        <w:rPr>
+          <w:rFonts w:cs="Times New Roman"/>
+          <w:lang w:val="en-GB"/>
+        </w:rPr>
+        <w:t xml:space="preserve">, J., &amp; </w:t>
+      </w:r>
+      <w:proofErr w:type="spellStart"/>
+      <w:r>
+        <w:rPr>
+          <w:rFonts w:cs="Times New Roman"/>
+          <w:lang w:val="en-GB"/>
+        </w:rPr>
+        <w:t>Houlsby</w:t>
+      </w:r>
+      <w:proofErr w:type="spellEnd"/>
+      <w:r>
+        <w:rPr>
+          <w:rFonts w:cs="Times New Roman"/>
+          <w:lang w:val="en-GB"/>
+        </w:rPr>
+        <w:t xml:space="preserve">, N. (2021). </w:t>
       </w:r>
       <w:r>
         <w:rPr>
@@ -18933,30 +20883,7 @@
           <w:iCs/>
           <w:lang w:val="en-GB"/>
         </w:rPr>
-        <w:t>An Image is Worth 16x16 Words: Transformers for Image Recognition at Scale</w:t>
-      </w:r>
-      <w:r>
-        <w:rPr>
-          <w:rFonts w:cs="Times New Roman"/>
-          <w:lang w:val="en-GB"/>
-        </w:rPr>
-        <w:t xml:space="preserve"> (arXiv:2010.11929). arXiv. https://doi.org/10.48550/arXiv.2010.11929</w:t>
-      </w:r>
-    </w:p>
-    <w:p>
-      <w:pPr>
-        <w:pStyle w:val="Bibliography"/>
-        <w:rPr>
-          <w:rFonts w:cs="Times New Roman"/>
-          <w:lang w:val="en-GB"/>
-        </w:rPr>
-      </w:pPr>
-      <w:r>
-        <w:rPr>
-          <w:rFonts w:cs="Times New Roman"/>
-          <w:lang w:val="en-GB"/>
-        </w:rPr>
-        <w:t xml:space="preserve">Lin, T.-Y., Maire, M., Belongie, S., Bourdev, L., Girshick, R., Hays, J., Perona, P., Ramanan, D., Zitnick, C. L., &amp; Dollár, P. (2015). </w:t>
+        <w:t xml:space="preserve">An Image is Worth 16x16 Words: Transformers for Image </w:t>
       </w:r>
       <w:r>
         <w:rPr>
@@ -18965,30 +20892,95 @@
           <w:iCs/>
           <w:lang w:val="en-GB"/>
         </w:rPr>
-        <w:t>Microsoft COCO: Common Objects in Context</w:t>
+        <w:lastRenderedPageBreak/>
+        <w:t>Recognition at Scale</w:t>
       </w:r>
       <w:r>
         <w:rPr>
           <w:rFonts w:cs="Times New Roman"/>
           <w:lang w:val="en-GB"/>
         </w:rPr>
-        <w:t xml:space="preserve"> (arXiv:1405.0312). arXiv. https://doi.org/10.48550/arXiv.1405.0312</w:t>
-      </w:r>
-    </w:p>
-    <w:p>
-      <w:pPr>
-        <w:pStyle w:val="Bibliography"/>
+        <w:t xml:space="preserve"> (arXiv:2010.11929). </w:t>
+      </w:r>
+      <w:proofErr w:type="spellStart"/>
+      <w:r>
         <w:rPr>
           <w:rFonts w:cs="Times New Roman"/>
           <w:lang w:val="en-GB"/>
         </w:rPr>
-      </w:pPr>
+        <w:t>arXiv</w:t>
+      </w:r>
+      <w:proofErr w:type="spellEnd"/>
       <w:r>
         <w:rPr>
           <w:rFonts w:cs="Times New Roman"/>
           <w:lang w:val="en-GB"/>
         </w:rPr>
-        <w:t xml:space="preserve">Posner, M. I. (1980). Orienting of Attention. </w:t>
+        <w:t>. https://doi.org/10.48550/arXiv.2010.11929</w:t>
+      </w:r>
+    </w:p>
+    <w:p>
+      <w:pPr>
+        <w:pStyle w:val="Bibliography"/>
+        <w:rPr>
+          <w:rFonts w:cs="Times New Roman"/>
+          <w:lang w:val="en-GB"/>
+        </w:rPr>
+      </w:pPr>
+      <w:r>
+        <w:rPr>
+          <w:rFonts w:cs="Times New Roman"/>
+          <w:lang w:val="en-GB"/>
+        </w:rPr>
+        <w:t xml:space="preserve">Lin, T.-Y., Maire, M., Belongie, S., Bourdev, L., </w:t>
+      </w:r>
+      <w:proofErr w:type="spellStart"/>
+      <w:r>
+        <w:rPr>
+          <w:rFonts w:cs="Times New Roman"/>
+          <w:lang w:val="en-GB"/>
+        </w:rPr>
+        <w:t>Girshick</w:t>
+      </w:r>
+      <w:proofErr w:type="spellEnd"/>
+      <w:r>
+        <w:rPr>
+          <w:rFonts w:cs="Times New Roman"/>
+          <w:lang w:val="en-GB"/>
+        </w:rPr>
+        <w:t xml:space="preserve">, R., Hays, J., Perona, P., Ramanan, D., </w:t>
+      </w:r>
+      <w:proofErr w:type="spellStart"/>
+      <w:r>
+        <w:rPr>
+          <w:rFonts w:cs="Times New Roman"/>
+          <w:lang w:val="en-GB"/>
+        </w:rPr>
+        <w:t>Zitnick</w:t>
+      </w:r>
+      <w:proofErr w:type="spellEnd"/>
+      <w:r>
+        <w:rPr>
+          <w:rFonts w:cs="Times New Roman"/>
+          <w:lang w:val="en-GB"/>
+        </w:rPr>
+        <w:t xml:space="preserve">, C. L., &amp; </w:t>
+      </w:r>
+      <w:proofErr w:type="spellStart"/>
+      <w:r>
+        <w:rPr>
+          <w:rFonts w:cs="Times New Roman"/>
+          <w:lang w:val="en-GB"/>
+        </w:rPr>
+        <w:t>Dollár</w:t>
+      </w:r>
+      <w:proofErr w:type="spellEnd"/>
+      <w:r>
+        <w:rPr>
+          <w:rFonts w:cs="Times New Roman"/>
+          <w:lang w:val="en-GB"/>
+        </w:rPr>
+        <w:t xml:space="preserve">, P. (2015). </w:t>
       </w:r>
       <w:r>
         <w:rPr>
@@ -18997,15 +20989,57 @@
           <w:iCs/>
           <w:lang w:val="en-GB"/>
         </w:rPr>
-        <w:t>Quarterly Journal of Experimental Psychology</w:t>
+        <w:t>Microsoft COCO: Common Objects in Context</w:t>
       </w:r>
       <w:r>
         <w:rPr>
           <w:rFonts w:cs="Times New Roman"/>
           <w:lang w:val="en-GB"/>
         </w:rPr>
-        <w:t xml:space="preserve">, </w:t>
-      </w:r>
+        <w:t xml:space="preserve"> (arXiv:1405.0312). </w:t>
+      </w:r>
+      <w:proofErr w:type="spellStart"/>
+      <w:r>
+        <w:rPr>
+          <w:rFonts w:cs="Times New Roman"/>
+          <w:lang w:val="en-GB"/>
+        </w:rPr>
+        <w:t>arXiv</w:t>
+      </w:r>
+      <w:proofErr w:type="spellEnd"/>
+      <w:r>
+        <w:rPr>
+          <w:rFonts w:cs="Times New Roman"/>
+          <w:lang w:val="en-GB"/>
+        </w:rPr>
+        <w:t>. https://doi.org/10.48550/arXiv.1405.0312</w:t>
+      </w:r>
+    </w:p>
+    <w:p>
+      <w:pPr>
+        <w:pStyle w:val="Bibliography"/>
+        <w:rPr>
+          <w:rFonts w:cs="Times New Roman"/>
+          <w:lang w:val="en-GB"/>
+        </w:rPr>
+      </w:pPr>
+      <w:proofErr w:type="spellStart"/>
+      <w:r>
+        <w:rPr>
+          <w:rFonts w:cs="Times New Roman"/>
+          <w:lang w:val="en-GB"/>
+        </w:rPr>
+        <w:t>Öhlschläger</w:t>
+      </w:r>
+      <w:proofErr w:type="spellEnd"/>
+      <w:r>
+        <w:rPr>
+          <w:rFonts w:cs="Times New Roman"/>
+          <w:lang w:val="en-GB"/>
+        </w:rPr>
+        <w:t xml:space="preserve">, S., &amp; Võ, M. L.-H. (2017). SCEGRAM: An image database for semantic and syntactic inconsistencies in scenes. </w:t>
+      </w:r>
+      <w:proofErr w:type="spellStart"/>
       <w:r>
         <w:rPr>
           <w:rFonts w:cs="Times New Roman"/>
@@ -19013,31 +21047,9 @@
           <w:iCs/>
           <w:lang w:val="en-GB"/>
         </w:rPr>
-        <w:t>32</w:t>
-      </w:r>
-      <w:r>
-        <w:rPr>
-          <w:rFonts w:cs="Times New Roman"/>
-          <w:lang w:val="en-GB"/>
-        </w:rPr>
-        <w:t>(1), 3–25. https://doi.org/10.1080/00335558008248231</w:t>
-      </w:r>
-    </w:p>
-    <w:p>
-      <w:pPr>
-        <w:pStyle w:val="Bibliography"/>
-        <w:rPr>
-          <w:rFonts w:cs="Times New Roman"/>
-          <w:lang w:val="en-GB"/>
-        </w:rPr>
-      </w:pPr>
-      <w:r>
-        <w:rPr>
-          <w:rFonts w:cs="Times New Roman"/>
-          <w:lang w:val="en-GB"/>
-        </w:rPr>
-        <w:t xml:space="preserve">Posner, M. I., &amp; Cohen, Y. (1984). Components of Visual Orienting. In H. Bouma &amp; D. G. Bouwhuis (Eds.), </w:t>
-      </w:r>
+        <w:t>Behavior</w:t>
+      </w:r>
+      <w:proofErr w:type="spellEnd"/>
       <w:r>
         <w:rPr>
           <w:rFonts w:cs="Times New Roman"/>
@@ -19045,31 +21057,14 @@
           <w:iCs/>
           <w:lang w:val="en-GB"/>
         </w:rPr>
-        <w:t>Attention and Performance X</w:t>
+        <w:t xml:space="preserve"> Research Methods</w:t>
       </w:r>
       <w:r>
         <w:rPr>
           <w:rFonts w:cs="Times New Roman"/>
           <w:lang w:val="en-GB"/>
         </w:rPr>
-        <w:t xml:space="preserve"> (pp. 531–556). Lawrence Erlbaum Associates.</w:t>
-      </w:r>
-    </w:p>
-    <w:p>
-      <w:pPr>
-        <w:pStyle w:val="Bibliography"/>
-        <w:rPr>
-          <w:rFonts w:cs="Times New Roman"/>
-          <w:lang w:val="en-GB"/>
-        </w:rPr>
-      </w:pPr>
-      <w:r>
-        <w:rPr>
-          <w:rFonts w:cs="Times New Roman"/>
-          <w:lang w:val="en-GB"/>
-        </w:rPr>
-        <w:lastRenderedPageBreak/>
-        <w:t xml:space="preserve">Simonyan, K., &amp; Zisserman, A. (2014). </w:t>
+        <w:t xml:space="preserve">, </w:t>
       </w:r>
       <w:r>
         <w:rPr>
@@ -19078,14 +21073,14 @@
           <w:iCs/>
           <w:lang w:val="en-GB"/>
         </w:rPr>
-        <w:t>Very Deep Convolutional Networks for Large-Scale Image Recognition</w:t>
+        <w:t>49</w:t>
       </w:r>
       <w:r>
         <w:rPr>
           <w:rFonts w:cs="Times New Roman"/>
           <w:lang w:val="en-GB"/>
         </w:rPr>
-        <w:t xml:space="preserve"> (Version 6). arXiv. https://doi.org/10.48550/ARXIV.1409.1556</w:t>
+        <w:t>(5), 1780–1791. https://doi.org/10.3758/s13428-016-0820-3</w:t>
       </w:r>
     </w:p>
     <w:p>
@@ -19101,7 +21096,7 @@
           <w:rFonts w:cs="Times New Roman"/>
           <w:lang w:val="en-GB"/>
         </w:rPr>
-        <w:t xml:space="preserve">Treisman, A. M., &amp; Gelade, G. (1980). A feature-integration theory of attention. </w:t>
+        <w:t xml:space="preserve">Posner, M. I. (1980). Orienting of Attention. </w:t>
       </w:r>
       <w:r>
         <w:rPr>
@@ -19110,7 +21105,7 @@
           <w:iCs/>
           <w:lang w:val="en-GB"/>
         </w:rPr>
-        <w:t>Cognitive Psychology</w:t>
+        <w:t>Quarterly Journal of Experimental Psychology</w:t>
       </w:r>
       <w:r>
         <w:rPr>
@@ -19126,14 +21121,14 @@
           <w:iCs/>
           <w:lang w:val="en-GB"/>
         </w:rPr>
-        <w:t>12</w:t>
+        <w:t>32</w:t>
       </w:r>
       <w:r>
         <w:rPr>
           <w:rFonts w:cs="Times New Roman"/>
           <w:lang w:val="en-GB"/>
         </w:rPr>
-        <w:t>(1), 97–136. https://doi.org/10.1016/0010-0285(80)90005-5</w:t>
+        <w:t>(1), 3–25. https://doi.org/10.1080/00335558008248231</w:t>
       </w:r>
     </w:p>
     <w:p>
@@ -19149,7 +21144,7 @@
           <w:rFonts w:cs="Times New Roman"/>
           <w:lang w:val="en-GB"/>
         </w:rPr>
-        <w:t xml:space="preserve">Vaswani, A., Shazeer, N., Parmar, N., Uszkoreit, J., Jones, L., Gomez, A. N., Kaiser, L., &amp; Polosukhin, I. (2023). </w:t>
+        <w:t xml:space="preserve">Posner, M. I., &amp; Cohen, Y. (1984). Components of Visual Orienting. In H. Bouma &amp; D. G. Bouwhuis (Eds.), </w:t>
       </w:r>
       <w:r>
         <w:rPr>
@@ -19158,14 +21153,14 @@
           <w:iCs/>
           <w:lang w:val="en-GB"/>
         </w:rPr>
-        <w:t>Attention Is All You Need</w:t>
+        <w:t>Attention and Performance X</w:t>
       </w:r>
       <w:r>
         <w:rPr>
           <w:rFonts w:cs="Times New Roman"/>
           <w:lang w:val="en-GB"/>
         </w:rPr>
-        <w:t xml:space="preserve"> (arXiv:1706.03762). arXiv. https://doi.org/10.48550/arXiv.1706.03762</w:t>
+        <w:t xml:space="preserve"> (pp. 531–556). Lawrence Erlbaum Associates.</w:t>
       </w:r>
     </w:p>
     <w:p>
@@ -19181,6 +21176,215 @@
           <w:rFonts w:cs="Times New Roman"/>
           <w:lang w:val="en-GB"/>
         </w:rPr>
+        <w:t xml:space="preserve">Simonyan, K., &amp; Zisserman, A. (2014). </w:t>
+      </w:r>
+      <w:r>
+        <w:rPr>
+          <w:rFonts w:cs="Times New Roman"/>
+          <w:i/>
+          <w:iCs/>
+          <w:lang w:val="en-GB"/>
+        </w:rPr>
+        <w:t>Very Deep Convolutional Networks for Large-Scale Image Recognition</w:t>
+      </w:r>
+      <w:r>
+        <w:rPr>
+          <w:rFonts w:cs="Times New Roman"/>
+          <w:lang w:val="en-GB"/>
+        </w:rPr>
+        <w:t xml:space="preserve"> (Version 6). </w:t>
+      </w:r>
+      <w:proofErr w:type="spellStart"/>
+      <w:r>
+        <w:rPr>
+          <w:rFonts w:cs="Times New Roman"/>
+          <w:lang w:val="en-GB"/>
+        </w:rPr>
+        <w:t>arXiv</w:t>
+      </w:r>
+      <w:proofErr w:type="spellEnd"/>
+      <w:r>
+        <w:rPr>
+          <w:rFonts w:cs="Times New Roman"/>
+          <w:lang w:val="en-GB"/>
+        </w:rPr>
+        <w:t>. https://doi.org/10.48550/ARXIV.1409.1556</w:t>
+      </w:r>
+    </w:p>
+    <w:p>
+      <w:pPr>
+        <w:pStyle w:val="Bibliography"/>
+        <w:rPr>
+          <w:rFonts w:cs="Times New Roman"/>
+          <w:lang w:val="en-GB"/>
+        </w:rPr>
+      </w:pPr>
+      <w:r>
+        <w:rPr>
+          <w:rFonts w:cs="Times New Roman"/>
+          <w:lang w:val="en-GB"/>
+        </w:rPr>
+        <w:t xml:space="preserve">Treisman, A. M., &amp; </w:t>
+      </w:r>
+      <w:proofErr w:type="spellStart"/>
+      <w:r>
+        <w:rPr>
+          <w:rFonts w:cs="Times New Roman"/>
+          <w:lang w:val="en-GB"/>
+        </w:rPr>
+        <w:t>Gelade</w:t>
+      </w:r>
+      <w:proofErr w:type="spellEnd"/>
+      <w:r>
+        <w:rPr>
+          <w:rFonts w:cs="Times New Roman"/>
+          <w:lang w:val="en-GB"/>
+        </w:rPr>
+        <w:t xml:space="preserve">, G. (1980). A feature-integration theory of attention. </w:t>
+      </w:r>
+      <w:r>
+        <w:rPr>
+          <w:rFonts w:cs="Times New Roman"/>
+          <w:i/>
+          <w:iCs/>
+          <w:lang w:val="en-GB"/>
+        </w:rPr>
+        <w:t>Cognitive Psychology</w:t>
+      </w:r>
+      <w:r>
+        <w:rPr>
+          <w:rFonts w:cs="Times New Roman"/>
+          <w:lang w:val="en-GB"/>
+        </w:rPr>
+        <w:t xml:space="preserve">, </w:t>
+      </w:r>
+      <w:r>
+        <w:rPr>
+          <w:rFonts w:cs="Times New Roman"/>
+          <w:i/>
+          <w:iCs/>
+          <w:lang w:val="en-GB"/>
+        </w:rPr>
+        <w:t>12</w:t>
+      </w:r>
+      <w:r>
+        <w:rPr>
+          <w:rFonts w:cs="Times New Roman"/>
+          <w:lang w:val="en-GB"/>
+        </w:rPr>
+        <w:t>(1), 97–136. https://doi.org/10.1016/0010-0285(80)90005-5</w:t>
+      </w:r>
+    </w:p>
+    <w:p>
+      <w:pPr>
+        <w:pStyle w:val="Bibliography"/>
+        <w:rPr>
+          <w:rFonts w:cs="Times New Roman"/>
+          <w:lang w:val="en-GB"/>
+        </w:rPr>
+      </w:pPr>
+      <w:r>
+        <w:rPr>
+          <w:rFonts w:cs="Times New Roman"/>
+          <w:lang w:val="en-GB"/>
+        </w:rPr>
+        <w:t xml:space="preserve">Vaswani, A., </w:t>
+      </w:r>
+      <w:proofErr w:type="spellStart"/>
+      <w:r>
+        <w:rPr>
+          <w:rFonts w:cs="Times New Roman"/>
+          <w:lang w:val="en-GB"/>
+        </w:rPr>
+        <w:t>Shazeer</w:t>
+      </w:r>
+      <w:proofErr w:type="spellEnd"/>
+      <w:r>
+        <w:rPr>
+          <w:rFonts w:cs="Times New Roman"/>
+          <w:lang w:val="en-GB"/>
+        </w:rPr>
+        <w:t xml:space="preserve">, N., Parmar, N., </w:t>
+      </w:r>
+      <w:proofErr w:type="spellStart"/>
+      <w:r>
+        <w:rPr>
+          <w:rFonts w:cs="Times New Roman"/>
+          <w:lang w:val="en-GB"/>
+        </w:rPr>
+        <w:t>Uszkoreit</w:t>
+      </w:r>
+      <w:proofErr w:type="spellEnd"/>
+      <w:r>
+        <w:rPr>
+          <w:rFonts w:cs="Times New Roman"/>
+          <w:lang w:val="en-GB"/>
+        </w:rPr>
+        <w:t xml:space="preserve">, J., Jones, L., Gomez, A. N., Kaiser, L., &amp; </w:t>
+      </w:r>
+      <w:proofErr w:type="spellStart"/>
+      <w:r>
+        <w:rPr>
+          <w:rFonts w:cs="Times New Roman"/>
+          <w:lang w:val="en-GB"/>
+        </w:rPr>
+        <w:t>Polosukhin</w:t>
+      </w:r>
+      <w:proofErr w:type="spellEnd"/>
+      <w:r>
+        <w:rPr>
+          <w:rFonts w:cs="Times New Roman"/>
+          <w:lang w:val="en-GB"/>
+        </w:rPr>
+        <w:t xml:space="preserve">, I. (2023). </w:t>
+      </w:r>
+      <w:r>
+        <w:rPr>
+          <w:rFonts w:cs="Times New Roman"/>
+          <w:i/>
+          <w:iCs/>
+          <w:lang w:val="en-GB"/>
+        </w:rPr>
+        <w:t>Attention Is All You Need</w:t>
+      </w:r>
+      <w:r>
+        <w:rPr>
+          <w:rFonts w:cs="Times New Roman"/>
+          <w:lang w:val="en-GB"/>
+        </w:rPr>
+        <w:t xml:space="preserve"> (arXiv:1706.03762). </w:t>
+      </w:r>
+      <w:proofErr w:type="spellStart"/>
+      <w:r>
+        <w:rPr>
+          <w:rFonts w:cs="Times New Roman"/>
+          <w:lang w:val="en-GB"/>
+        </w:rPr>
+        <w:t>arXiv</w:t>
+      </w:r>
+      <w:proofErr w:type="spellEnd"/>
+      <w:r>
+        <w:rPr>
+          <w:rFonts w:cs="Times New Roman"/>
+          <w:lang w:val="en-GB"/>
+        </w:rPr>
+        <w:t>. https://doi.org/10.48550/arXiv.1706.03762</w:t>
+      </w:r>
+    </w:p>
+    <w:p>
+      <w:pPr>
+        <w:pStyle w:val="Bibliography"/>
+        <w:rPr>
+          <w:rFonts w:cs="Times New Roman"/>
+          <w:lang w:val="en-GB"/>
+        </w:rPr>
+      </w:pPr>
+      <w:r>
+        <w:rPr>
+          <w:rFonts w:cs="Times New Roman"/>
+          <w:lang w:val="en-GB"/>
+        </w:rPr>
+        <w:lastRenderedPageBreak/>
         <w:t xml:space="preserve">Wolfe, J. M. (1994). Guided Search 2.0 A revised model of visual search. </w:t>
       </w:r>
       <w:r>
@@ -21173,14 +23377,6 @@
     <w:abstractNumId w:val="13"/>
   </w:num>
 </w:numbering>
-</file>
-
-<file path=word/people.xml><?xml version="1.0" encoding="utf-8"?>
-<w15:people xmlns:wpc="http://schemas.microsoft.com/office/word/2010/wordprocessingCanvas" xmlns:cx="http://schemas.microsoft.com/office/drawing/2014/chartex" xmlns:cx1="http://schemas.microsoft.com/office/drawing/2015/9/8/chartex" xmlns:cx2="http://schemas.microsoft.com/office/drawing/2015/10/21/chartex" xmlns:cx3="http://schemas.microsoft.com/office/drawing/2016/5/9/chartex" xmlns:cx4="http://schemas.microsoft.com/office/drawing/2016/5/10/chartex" xmlns:cx5="http://schemas.microsoft.com/office/drawing/2016/5/11/chartex" xmlns:cx6="http://schemas.microsoft.com/office/drawing/2016/5/12/chartex" xmlns:cx7="http://schemas.microsoft.com/office/drawing/2016/5/13/chartex" xmlns:cx8="http://schemas.microsoft.com/office/drawing/2016/5/14/chartex" xmlns:mc="http://schemas.openxmlformats.org/markup-compatibility/2006" xmlns:aink="http://schemas.microsoft.com/office/drawing/2016/ink" xmlns:am3d="http://schemas.microsoft.com/office/drawing/2017/model3d" xmlns:o="urn:schemas-microsoft-com:office:office" xmlns:oel="http://schemas.microsoft.com/office/2019/extlst" xmlns:r="http://schemas.openxmlformats.org/officeDocument/2006/relationships" xmlns:m="http://schemas.openxmlformats.org/officeDocument/2006/math" xmlns:v="urn:schemas-microsoft-com:vml" xmlns:wp14="http://schemas.microsoft.com/office/word/2010/wordprocessingDrawing" xmlns:wp="http://schemas.openxmlformats.org/drawingml/2006/wordprocessingDrawing" xmlns:w10="urn:schemas-microsoft-com:office:word" xmlns:w="http://schemas.openxmlformats.org/wordprocessingml/2006/main" xmlns:w14="http://schemas.microsoft.com/office/word/2010/wordml" xmlns:w15="http://schemas.microsoft.com/office/word/2012/wordml" xmlns:w16cex="http://schemas.microsoft.com/office/word/2018/wordml/cex" xmlns:w16cid="http://schemas.microsoft.com/office/word/2016/wordml/cid" xmlns:w16="http://schemas.microsoft.com/office/word/2018/wordml" xmlns:w16du="http://schemas.microsoft.com/office/word/2023/wordml/word16du" xmlns:w16sdtdh="http://schemas.microsoft.com/office/word/2020/wordml/sdtdatahash" xmlns:w16sdtfl="http://schemas.microsoft.com/office/word/2024/wordml/sdtformatlock" xmlns:w16se="http://schemas.microsoft.com/office/word/2015/wordml/symex" xmlns:wpg="http://schemas.microsoft.com/office/word/2010/wordprocessingGroup" xmlns:wpi="http://schemas.microsoft.com/office/word/2010/wordprocessingInk" xmlns:wne="http://schemas.microsoft.com/office/word/2006/wordml" xmlns:wps="http://schemas.microsoft.com/office/word/2010/wordprocessingShape" mc:Ignorable="w14 w15 w16se w16cid w16 w16cex w16sdtdh w16sdtfl w16du wp14">
-  <w15:person w15:author="#NGUYEN TUAN#">
-    <w15:presenceInfo w15:providerId="AD" w15:userId="S::TUAN009@e.ntu.edu.sg::4f5f5ce2-59e1-48d3-9445-f2a40717083b"/>
-  </w15:person>
-</w15:people>
 </file>
 
 <file path=word/styles.xml><?xml version="1.0" encoding="utf-8"?>

--- a/Final Report/Doc1.docx
+++ b/Final Report/Doc1.docx
@@ -18826,7 +18826,25 @@
         <w:rPr>
           <w:lang w:val="en-US"/>
         </w:rPr>
-        <w:t xml:space="preserve">in the context tokens to generate a more comprehensive attention map that potentially help the context guidance for the visual search task of the TCT model. In fact, the modified version of the CRT model tends to </w:t>
+        <w:t>in the context tokens to generate a more comprehensive attention map that potentially help the context guidance for the visual search task of the TCT model. In fact, the modified version of the CRT model tends to</w:t>
+      </w:r>
+      <w:r>
+        <w:rPr>
+          <w:lang w:val="en-US"/>
+        </w:rPr>
+        <w:t xml:space="preserve"> </w:t>
+      </w:r>
+      <w:r>
+        <w:rPr>
+          <w:lang w:val="en-US"/>
+        </w:rPr>
+        <w:t>occasionally</w:t>
+      </w:r>
+      <w:r>
+        <w:rPr>
+          <w:lang w:val="en-US"/>
+        </w:rPr>
+        <w:t xml:space="preserve"> </w:t>
       </w:r>
       <w:r>
         <w:rPr>
@@ -18834,7 +18852,47 @@
           <w:lang w:val="en-US"/>
           <w14:ligatures w14:val="none"/>
         </w:rPr>
-        <w:t xml:space="preserve">improve the performance of the TCT model on the SCEGRAM visual search task </w:t>
+        <w:t>improve the performance of the TCT model</w:t>
+      </w:r>
+      <w:r>
+        <w:rPr>
+          <w:kern w:val="0"/>
+          <w:lang w:val="en-US"/>
+          <w14:ligatures w14:val="none"/>
+        </w:rPr>
+        <w:t>, such as</w:t>
+      </w:r>
+      <w:r>
+        <w:rPr>
+          <w:kern w:val="0"/>
+          <w:lang w:val="en-US"/>
+          <w14:ligatures w14:val="none"/>
+        </w:rPr>
+        <w:t xml:space="preserve"> </w:t>
+      </w:r>
+      <w:r>
+        <w:rPr>
+          <w:kern w:val="0"/>
+          <w:lang w:val="en-US"/>
+          <w14:ligatures w14:val="none"/>
+        </w:rPr>
+        <w:t>visual search task</w:t>
+      </w:r>
+      <w:r>
+        <w:rPr>
+          <w:kern w:val="0"/>
+          <w:lang w:val="en-US"/>
+          <w14:ligatures w14:val="none"/>
+        </w:rPr>
+        <w:t xml:space="preserve"> performance on</w:t>
+      </w:r>
+      <w:r>
+        <w:rPr>
+          <w:kern w:val="0"/>
+          <w:lang w:val="en-US"/>
+          <w14:ligatures w14:val="none"/>
+        </w:rPr>
+        <w:t xml:space="preserve"> the SCEGRAM </w:t>
       </w:r>
       <w:r>
         <w:rPr>
@@ -19812,16 +19870,24 @@
         </w:rPr>
         <w:t>) is epoch 24.</w:t>
       </w:r>
-    </w:p>
-    <w:p>
-      <w:pPr>
-        <w:pStyle w:val="Heading3"/>
-      </w:pPr>
-      <w:bookmarkStart w:id="62" w:name="_Toc223875541"/>
-      <w:r>
-        <w:t>COCO-Search18</w:t>
-      </w:r>
-      <w:bookmarkEnd w:id="62"/>
+      <w:r>
+        <w:rPr>
+          <w:lang w:val="en-US"/>
+        </w:rPr>
+        <w:t xml:space="preserve"> We will use the best checkpoints to compare the two CRT models’ contributions to the TCT model performance</w:t>
+      </w:r>
+      <w:r>
+        <w:rPr>
+          <w:lang w:val="en-US"/>
+        </w:rPr>
+        <w:t xml:space="preserve"> on different benchmark datasets</w:t>
+      </w:r>
+      <w:r>
+        <w:rPr>
+          <w:lang w:val="en-US"/>
+        </w:rPr>
+        <w:t>.</w:t>
+      </w:r>
     </w:p>
     <w:p>
       <w:pPr>
@@ -19831,6 +19897,25 @@
           <w:lang w:val="en-US"/>
         </w:rPr>
       </w:pPr>
+    </w:p>
+    <w:p>
+      <w:pPr>
+        <w:pStyle w:val="Heading3"/>
+      </w:pPr>
+      <w:bookmarkStart w:id="62" w:name="_Toc223875541"/>
+      <w:r>
+        <w:t>COCO-Search18</w:t>
+      </w:r>
+      <w:bookmarkEnd w:id="62"/>
+    </w:p>
+    <w:p>
+      <w:pPr>
+        <w:spacing w:line="360" w:lineRule="auto"/>
+        <w:jc w:val="both"/>
+        <w:rPr>
+          <w:lang w:val="en-US"/>
+        </w:rPr>
+      </w:pPr>
       <w:r>
         <w:rPr>
           <w:lang w:val="en-US"/>
@@ -19906,10 +19991,10 @@
           <w:noProof/>
         </w:rPr>
         <w:drawing>
-          <wp:inline distT="0" distB="0" distL="0" distR="0" wp14:anchorId="3656D081" wp14:editId="27601389">
-            <wp:extent cx="3414464" cy="2604850"/>
-            <wp:effectExtent l="0" t="0" r="1905" b="0"/>
-            <wp:docPr id="1740442216" name="Picture 2"/>
+          <wp:inline distT="0" distB="0" distL="0" distR="0" wp14:anchorId="0E27AFE2" wp14:editId="78F59BC1">
+            <wp:extent cx="3630930" cy="2774950"/>
+            <wp:effectExtent l="0" t="0" r="1270" b="6350"/>
+            <wp:docPr id="1698577006" name="Picture 2" descr="A graph of a number&#10;&#10;AI-generated content may be incorrect."/>
             <wp:cNvGraphicFramePr>
               <a:graphicFrameLocks xmlns:a="http://schemas.openxmlformats.org/drawingml/2006/main" noChangeAspect="1"/>
             </wp:cNvGraphicFramePr>
@@ -19917,7 +20002,7 @@
               <a:graphicData uri="http://schemas.openxmlformats.org/drawingml/2006/picture">
                 <pic:pic xmlns:pic="http://schemas.openxmlformats.org/drawingml/2006/picture">
                   <pic:nvPicPr>
-                    <pic:cNvPr id="0" name="Picture 3"/>
+                    <pic:cNvPr id="1698577006" name="Picture 2" descr="A graph of a number&#10;&#10;AI-generated content may be incorrect."/>
                     <pic:cNvPicPr>
                       <a:picLocks noChangeAspect="1" noChangeArrowheads="1"/>
                     </pic:cNvPicPr>
@@ -19938,7 +20023,7 @@
                   <pic:spPr bwMode="auto">
                     <a:xfrm>
                       <a:off x="0" y="0"/>
-                      <a:ext cx="3454826" cy="2635642"/>
+                      <a:ext cx="3630930" cy="2774950"/>
                     </a:xfrm>
                     <a:prstGeom prst="rect">
                       <a:avLst/>
@@ -20313,10 +20398,10 @@
           <w:noProof/>
         </w:rPr>
         <w:drawing>
-          <wp:inline distT="0" distB="0" distL="0" distR="0" wp14:anchorId="6E022B37" wp14:editId="3A38549E">
-            <wp:extent cx="3634105" cy="2772410"/>
-            <wp:effectExtent l="0" t="0" r="0" b="0"/>
-            <wp:docPr id="1797838637" name="Picture 5" descr="A graph with green and orange lines&#10;&#10;AI-generated content may be incorrect."/>
+          <wp:inline distT="0" distB="0" distL="0" distR="0" wp14:anchorId="73BC1ED4" wp14:editId="50A95573">
+            <wp:extent cx="3630930" cy="2774950"/>
+            <wp:effectExtent l="0" t="0" r="1270" b="6350"/>
+            <wp:docPr id="38016058" name="Picture 3" descr="A graph of a number&#10;&#10;AI-generated content may be incorrect."/>
             <wp:cNvGraphicFramePr>
               <a:graphicFrameLocks xmlns:a="http://schemas.openxmlformats.org/drawingml/2006/main" noChangeAspect="1"/>
             </wp:cNvGraphicFramePr>
@@ -20324,7 +20409,7 @@
               <a:graphicData uri="http://schemas.openxmlformats.org/drawingml/2006/picture">
                 <pic:pic xmlns:pic="http://schemas.openxmlformats.org/drawingml/2006/picture">
                   <pic:nvPicPr>
-                    <pic:cNvPr id="1797838637" name="Picture 5" descr="A graph with green and orange lines&#10;&#10;AI-generated content may be incorrect."/>
+                    <pic:cNvPr id="38016058" name="Picture 3" descr="A graph of a number&#10;&#10;AI-generated content may be incorrect."/>
                     <pic:cNvPicPr>
                       <a:picLocks noChangeAspect="1" noChangeArrowheads="1"/>
                     </pic:cNvPicPr>
@@ -20345,7 +20430,7 @@
                   <pic:spPr bwMode="auto">
                     <a:xfrm>
                       <a:off x="0" y="0"/>
-                      <a:ext cx="3634105" cy="2772410"/>
+                      <a:ext cx="3630930" cy="2774950"/>
                     </a:xfrm>
                     <a:prstGeom prst="rect">
                       <a:avLst/>

--- a/Final Report/Doc1.docx
+++ b/Final Report/Doc1.docx
@@ -19897,16 +19897,24 @@
           <w:lang w:val="en-US"/>
         </w:rPr>
       </w:pPr>
-    </w:p>
-    <w:p>
-      <w:pPr>
-        <w:pStyle w:val="Heading3"/>
-      </w:pPr>
-      <w:bookmarkStart w:id="62" w:name="_Toc223875541"/>
-      <w:r>
-        <w:t>COCO-Search18</w:t>
-      </w:r>
-      <w:bookmarkEnd w:id="62"/>
+      <w:r>
+        <w:rPr>
+          <w:lang w:val="en-US"/>
+        </w:rPr>
+        <w:t>The TCT model’s cumulative performance graph</w:t>
+      </w:r>
+      <w:r>
+        <w:rPr>
+          <w:lang w:val="en-US"/>
+        </w:rPr>
+        <w:t xml:space="preserve"> in the following experiments on different benchmark datasets</w:t>
+      </w:r>
+      <w:r>
+        <w:rPr>
+          <w:lang w:val="en-US"/>
+        </w:rPr>
+        <w:t xml:space="preserve"> can be expressed as follows: the cumulative performance of a certain number of fixations is the accuracy of the model to find the target with no more than that number of fixations.</w:t>
+      </w:r>
     </w:p>
     <w:p>
       <w:pPr>
@@ -19916,6 +19924,25 @@
           <w:lang w:val="en-US"/>
         </w:rPr>
       </w:pPr>
+    </w:p>
+    <w:p>
+      <w:pPr>
+        <w:pStyle w:val="Heading3"/>
+      </w:pPr>
+      <w:bookmarkStart w:id="62" w:name="_Toc223875541"/>
+      <w:r>
+        <w:t>COCO-Search18</w:t>
+      </w:r>
+      <w:bookmarkEnd w:id="62"/>
+    </w:p>
+    <w:p>
+      <w:pPr>
+        <w:spacing w:line="360" w:lineRule="auto"/>
+        <w:jc w:val="both"/>
+        <w:rPr>
+          <w:lang w:val="en-US"/>
+        </w:rPr>
+      </w:pPr>
       <w:r>
         <w:rPr>
           <w:lang w:val="en-US"/>
@@ -19971,13 +19998,159 @@
         </w:rPr>
         <w:t xml:space="preserve"> that only contains 18 categories, which are also further filtered to those that are feasible for both humans and machines to recognize the target in the given context in terms of brightness and size. </w:t>
       </w:r>
-    </w:p>
-    <w:p>
-      <w:pPr>
-        <w:rPr>
-          <w:lang w:val="en-US"/>
-        </w:rPr>
-      </w:pPr>
+      <w:r>
+        <w:rPr>
+          <w:lang w:val="en-US"/>
+        </w:rPr>
+        <w:fldChar w:fldCharType="begin"/>
+      </w:r>
+      <w:r>
+        <w:rPr>
+          <w:lang w:val="en-US"/>
+        </w:rPr>
+        <w:instrText xml:space="preserve"> REF _Ref223893715 \h </w:instrText>
+      </w:r>
+      <w:r>
+        <w:rPr>
+          <w:lang w:val="en-US"/>
+        </w:rPr>
+      </w:r>
+      <w:r>
+        <w:rPr>
+          <w:lang w:val="en-US"/>
+        </w:rPr>
+        <w:fldChar w:fldCharType="separate"/>
+      </w:r>
+      <w:r>
+        <w:t xml:space="preserve">Figure </w:t>
+      </w:r>
+      <w:r>
+        <w:rPr>
+          <w:noProof/>
+        </w:rPr>
+        <w:t>4.3.1</w:t>
+      </w:r>
+      <w:r>
+        <w:t>.</w:t>
+      </w:r>
+      <w:r>
+        <w:rPr>
+          <w:noProof/>
+        </w:rPr>
+        <w:t>1</w:t>
+      </w:r>
+      <w:r>
+        <w:rPr>
+          <w:lang w:val="en-US"/>
+        </w:rPr>
+        <w:fldChar w:fldCharType="end"/>
+      </w:r>
+      <w:r>
+        <w:rPr>
+          <w:lang w:val="en-US"/>
+        </w:rPr>
+        <w:t xml:space="preserve"> shows that both TCT architectures perform better than </w:t>
+      </w:r>
+      <w:r>
+        <w:rPr>
+          <w:lang w:val="en-US"/>
+        </w:rPr>
+        <w:t xml:space="preserve">the </w:t>
+      </w:r>
+      <w:r>
+        <w:rPr>
+          <w:lang w:val="en-US"/>
+        </w:rPr>
+        <w:t>chance model (</w:t>
+      </w:r>
+      <w:r>
+        <w:rPr>
+          <w:b/>
+          <w:bCs/>
+          <w:lang w:val="en-US"/>
+        </w:rPr>
+        <w:t>RANDOM</w:t>
+      </w:r>
+      <w:r>
+        <w:rPr>
+          <w:lang w:val="en-US"/>
+        </w:rPr>
+        <w:t>)</w:t>
+      </w:r>
+      <w:r>
+        <w:rPr>
+          <w:lang w:val="en-US"/>
+        </w:rPr>
+        <w:t xml:space="preserve">. The graph also illustrates </w:t>
+      </w:r>
+      <w:r>
+        <w:rPr>
+          <w:lang w:val="en-US"/>
+        </w:rPr>
+        <w:t>that</w:t>
+      </w:r>
+      <w:r>
+        <w:rPr>
+          <w:lang w:val="en-US"/>
+        </w:rPr>
+        <w:t xml:space="preserve"> </w:t>
+      </w:r>
+      <w:proofErr w:type="gramStart"/>
+      <w:r>
+        <w:rPr>
+          <w:lang w:val="en-US"/>
+        </w:rPr>
+        <w:t>both</w:t>
+      </w:r>
+      <w:r>
+        <w:rPr>
+          <w:lang w:val="en-US"/>
+        </w:rPr>
+        <w:t xml:space="preserve"> </w:t>
+      </w:r>
+      <w:r>
+        <w:rPr>
+          <w:lang w:val="en-US"/>
+        </w:rPr>
+        <w:t>TCT</w:t>
+      </w:r>
+      <w:proofErr w:type="gramEnd"/>
+      <w:r>
+        <w:rPr>
+          <w:lang w:val="en-US"/>
+        </w:rPr>
+        <w:t xml:space="preserve"> architectures have similar performance, where </w:t>
+      </w:r>
+      <w:r>
+        <w:rPr>
+          <w:lang w:val="en-US"/>
+        </w:rPr>
+        <w:t xml:space="preserve">the </w:t>
+      </w:r>
+      <w:r>
+        <w:rPr>
+          <w:b/>
+          <w:bCs/>
+          <w:lang w:val="en-US"/>
+        </w:rPr>
+        <w:t xml:space="preserve">CRT </w:t>
+      </w:r>
+      <w:proofErr w:type="spellStart"/>
+      <w:r>
+        <w:rPr>
+          <w:b/>
+          <w:bCs/>
+          <w:lang w:val="en-US"/>
+        </w:rPr>
+        <w:t>bbox</w:t>
+      </w:r>
+      <w:proofErr w:type="spellEnd"/>
+      <w:r>
+        <w:rPr>
+          <w:lang w:val="en-US"/>
+        </w:rPr>
+        <w:t xml:space="preserve"> has a slightly better performance.</w:t>
+      </w:r>
     </w:p>
     <w:p>
       <w:pPr>
@@ -19991,9 +20164,9 @@
           <w:noProof/>
         </w:rPr>
         <w:drawing>
-          <wp:inline distT="0" distB="0" distL="0" distR="0" wp14:anchorId="0E27AFE2" wp14:editId="78F59BC1">
-            <wp:extent cx="3630930" cy="2774950"/>
-            <wp:effectExtent l="0" t="0" r="1270" b="6350"/>
+          <wp:inline distT="0" distB="0" distL="0" distR="0" wp14:anchorId="0E27AFE2" wp14:editId="385B1448">
+            <wp:extent cx="3202091" cy="2447209"/>
+            <wp:effectExtent l="0" t="0" r="0" b="4445"/>
             <wp:docPr id="1698577006" name="Picture 2" descr="A graph of a number&#10;&#10;AI-generated content may be incorrect."/>
             <wp:cNvGraphicFramePr>
               <a:graphicFrameLocks xmlns:a="http://schemas.openxmlformats.org/drawingml/2006/main" noChangeAspect="1"/>
@@ -20023,7 +20196,7 @@
                   <pic:spPr bwMode="auto">
                     <a:xfrm>
                       <a:off x="0" y="0"/>
-                      <a:ext cx="3630930" cy="2774950"/>
+                      <a:ext cx="3206699" cy="2450731"/>
                     </a:xfrm>
                     <a:prstGeom prst="rect">
                       <a:avLst/>
@@ -20054,6 +20227,7 @@
         </w:rPr>
       </w:pPr>
       <w:bookmarkStart w:id="63" w:name="_Toc223875508"/>
+      <w:bookmarkStart w:id="64" w:name="_Ref223893715"/>
       <w:r>
         <w:rPr>
           <w:sz w:val="24"/>
@@ -20140,6 +20314,7 @@
         </w:rPr>
         <w:fldChar w:fldCharType="end"/>
       </w:r>
+      <w:bookmarkEnd w:id="64"/>
       <w:r>
         <w:rPr>
           <w:sz w:val="24"/>
@@ -20152,61 +20327,33 @@
     </w:p>
     <w:p>
       <w:pPr>
+        <w:pStyle w:val="Heading3"/>
+      </w:pPr>
+      <w:bookmarkStart w:id="65" w:name="_Toc223875542"/>
+      <w:r>
+        <w:lastRenderedPageBreak/>
+        <w:t>SCEGRAM</w:t>
+      </w:r>
+      <w:bookmarkEnd w:id="65"/>
+    </w:p>
+    <w:p>
+      <w:pPr>
+        <w:rPr>
+          <w:lang w:val="en-US"/>
+        </w:rPr>
+      </w:pPr>
+    </w:p>
+    <w:p>
+      <w:pPr>
+        <w:jc w:val="center"/>
         <w:rPr>
           <w:lang w:val="vi-VN"/>
         </w:rPr>
       </w:pPr>
-    </w:p>
-    <w:p>
-      <w:pPr>
-        <w:rPr>
-          <w:lang w:val="vi-VN"/>
-        </w:rPr>
-      </w:pPr>
-    </w:p>
-    <w:p>
-      <w:pPr>
-        <w:rPr>
-          <w:lang w:val="vi-VN"/>
-        </w:rPr>
-      </w:pPr>
-    </w:p>
-    <w:p>
-      <w:pPr>
-        <w:rPr>
-          <w:lang w:val="vi-VN"/>
-        </w:rPr>
-      </w:pPr>
-    </w:p>
-    <w:p>
-      <w:pPr>
-        <w:rPr>
-          <w:lang w:val="vi-VN"/>
-        </w:rPr>
-      </w:pPr>
-    </w:p>
-    <w:p>
-      <w:pPr>
-        <w:pStyle w:val="Heading3"/>
-      </w:pPr>
-      <w:bookmarkStart w:id="64" w:name="_Toc223875542"/>
-      <w:r>
-        <w:t>SCEGRAM</w:t>
-      </w:r>
-      <w:bookmarkEnd w:id="64"/>
-    </w:p>
-    <w:p>
-      <w:pPr>
-        <w:jc w:val="center"/>
-        <w:rPr>
-          <w:lang w:val="vi-VN"/>
-        </w:rPr>
-      </w:pPr>
       <w:r>
         <w:rPr>
           <w:noProof/>
         </w:rPr>
-        <w:lastRenderedPageBreak/>
         <w:drawing>
           <wp:inline distT="0" distB="0" distL="0" distR="0" wp14:anchorId="38823A0B" wp14:editId="39751320">
             <wp:extent cx="3634105" cy="2772410"/>
@@ -20267,8 +20414,8 @@
           <w:lang w:val="vi-VN"/>
         </w:rPr>
       </w:pPr>
-      <w:bookmarkStart w:id="65" w:name="_Ref223873375"/>
-      <w:bookmarkStart w:id="66" w:name="_Toc223875509"/>
+      <w:bookmarkStart w:id="66" w:name="_Ref223873375"/>
+      <w:bookmarkStart w:id="67" w:name="_Toc223875509"/>
       <w:r>
         <w:rPr>
           <w:sz w:val="24"/>
@@ -20355,7 +20502,7 @@
         </w:rPr>
         <w:fldChar w:fldCharType="end"/>
       </w:r>
-      <w:bookmarkEnd w:id="65"/>
+      <w:bookmarkEnd w:id="66"/>
       <w:r>
         <w:rPr>
           <w:sz w:val="24"/>
@@ -20364,7 +20511,7 @@
         </w:rPr>
         <w:t xml:space="preserve"> TCT visual search performance on SCEGRAM benchmark dataset</w:t>
       </w:r>
-      <w:bookmarkEnd w:id="66"/>
+      <w:bookmarkEnd w:id="67"/>
     </w:p>
     <w:p>
       <w:pPr>
@@ -20380,11 +20527,11 @@
           <w:lang w:val="vi-VN"/>
         </w:rPr>
       </w:pPr>
-      <w:bookmarkStart w:id="67" w:name="_Toc223875543"/>
+      <w:bookmarkStart w:id="68" w:name="_Toc223875543"/>
       <w:r>
         <w:t>Natural Design</w:t>
       </w:r>
-      <w:bookmarkEnd w:id="67"/>
+      <w:bookmarkEnd w:id="68"/>
     </w:p>
     <w:p>
       <w:pPr>
@@ -20457,7 +20604,7 @@
           <w:lang w:val="vi-VN"/>
         </w:rPr>
       </w:pPr>
-      <w:bookmarkStart w:id="68" w:name="_Toc223875510"/>
+      <w:bookmarkStart w:id="69" w:name="_Toc223875510"/>
       <w:r>
         <w:rPr>
           <w:sz w:val="24"/>
@@ -20552,7 +20699,7 @@
         </w:rPr>
         <w:t xml:space="preserve"> TCT visual search performance on naturaldesign benchmark dataset</w:t>
       </w:r>
-      <w:bookmarkEnd w:id="68"/>
+      <w:bookmarkEnd w:id="69"/>
     </w:p>
     <w:p>
       <w:pPr>
@@ -20565,12 +20712,12 @@
       <w:pPr>
         <w:pStyle w:val="Heading3"/>
       </w:pPr>
-      <w:bookmarkStart w:id="69" w:name="_Toc223875544"/>
+      <w:bookmarkStart w:id="70" w:name="_Toc223875544"/>
       <w:proofErr w:type="spellStart"/>
       <w:r>
         <w:t>ContextBreak</w:t>
       </w:r>
-      <w:bookmarkEnd w:id="69"/>
+      <w:bookmarkEnd w:id="70"/>
       <w:proofErr w:type="spellEnd"/>
     </w:p>
     <w:p>
@@ -20618,14 +20765,14 @@
         </w:rPr>
         <w:br/>
       </w:r>
-      <w:bookmarkStart w:id="70" w:name="_Toc223875545"/>
+      <w:bookmarkStart w:id="71" w:name="_Toc223875545"/>
       <w:r>
         <w:rPr>
           <w:lang w:val="en-US"/>
         </w:rPr>
         <w:t>Conclusion</w:t>
       </w:r>
-      <w:bookmarkEnd w:id="70"/>
+      <w:bookmarkEnd w:id="71"/>
     </w:p>
     <w:p>
       <w:pPr>
@@ -20649,11 +20796,11 @@
       <w:pPr>
         <w:pStyle w:val="Heading2"/>
       </w:pPr>
-      <w:bookmarkStart w:id="71" w:name="_Toc223875546"/>
+      <w:bookmarkStart w:id="72" w:name="_Toc223875546"/>
       <w:r>
         <w:t>Possible Limitations</w:t>
       </w:r>
-      <w:bookmarkEnd w:id="71"/>
+      <w:bookmarkEnd w:id="72"/>
     </w:p>
     <w:p>
       <w:pPr>
@@ -20673,11 +20820,11 @@
       <w:pPr>
         <w:pStyle w:val="Heading2"/>
       </w:pPr>
-      <w:bookmarkStart w:id="72" w:name="_Toc223875547"/>
+      <w:bookmarkStart w:id="73" w:name="_Toc223875547"/>
       <w:r>
         <w:t>Contributions</w:t>
       </w:r>
-      <w:bookmarkEnd w:id="72"/>
+      <w:bookmarkEnd w:id="73"/>
     </w:p>
     <w:p>
       <w:pPr>
@@ -20704,11 +20851,11 @@
       <w:pPr>
         <w:pStyle w:val="Heading2"/>
       </w:pPr>
-      <w:bookmarkStart w:id="73" w:name="_Toc223875548"/>
+      <w:bookmarkStart w:id="74" w:name="_Toc223875548"/>
       <w:r>
         <w:t>Future directions</w:t>
       </w:r>
-      <w:bookmarkEnd w:id="73"/>
+      <w:bookmarkEnd w:id="74"/>
     </w:p>
     <w:p>
       <w:pPr>
@@ -20745,12 +20892,12 @@
           <w:lang w:val="en-US"/>
         </w:rPr>
       </w:pPr>
-      <w:bookmarkStart w:id="74" w:name="_Toc223875549"/>
+      <w:bookmarkStart w:id="75" w:name="_Toc223875549"/>
       <w:r>
         <w:t>References</w:t>
       </w:r>
       <w:bookmarkEnd w:id="8"/>
-      <w:bookmarkEnd w:id="74"/>
+      <w:bookmarkEnd w:id="75"/>
     </w:p>
     <w:p>
       <w:pPr>

--- a/Final Report/Doc1.docx
+++ b/Final Report/Doc1.docx
@@ -19913,7 +19913,19 @@
         <w:rPr>
           <w:lang w:val="en-US"/>
         </w:rPr>
-        <w:t xml:space="preserve"> can be expressed as follows: the cumulative performance of a certain number of fixations is the accuracy of the model to find the target with no more than that number of fixations.</w:t>
+        <w:t xml:space="preserve"> can be expressed as follows: the cumulative performance of a certain number of fixations is the accuracy of the model to find the</w:t>
+      </w:r>
+      <w:r>
+        <w:rPr>
+          <w:lang w:val="en-US"/>
+        </w:rPr>
+        <w:t xml:space="preserve"> correct</w:t>
+      </w:r>
+      <w:r>
+        <w:rPr>
+          <w:lang w:val="en-US"/>
+        </w:rPr>
+        <w:t xml:space="preserve"> target with no more than that number of fixations.</w:t>
       </w:r>
     </w:p>
     <w:p>
@@ -20338,6 +20350,190 @@
     </w:p>
     <w:p>
       <w:pPr>
+        <w:spacing w:line="360" w:lineRule="auto"/>
+        <w:jc w:val="both"/>
+        <w:rPr>
+          <w:lang w:val="en-US"/>
+        </w:rPr>
+      </w:pPr>
+      <w:r>
+        <w:rPr>
+          <w:lang w:val="en-US"/>
+        </w:rPr>
+        <w:t xml:space="preserve">SCEGRAM dataset </w:t>
+      </w:r>
+      <w:r>
+        <w:rPr>
+          <w:lang w:val="en-US"/>
+        </w:rPr>
+        <w:fldChar w:fldCharType="begin"/>
+      </w:r>
+      <w:r>
+        <w:rPr>
+          <w:lang w:val="en-US"/>
+        </w:rPr>
+        <w:instrText xml:space="preserve"> ADDIN ZOTERO_ITEM CSL_CITATION {"citationID":"pc6jk912","properties":{"unsorted":false,"formattedCitation":"(\\uc0\\u214{}hlschl\\uc0\\u228{}ger &amp; V\\uc0\\u245{}, 2017)","plainCitation":"(Öhlschläger &amp; Võ, 2017)","noteIndex":0},"citationItems":[{"id":202,"uris":["http://zotero.org/users/10056102/items/G6C9T59Y"],"itemData":{"id":202,"type":"article-journal","container-title":"Behavior Research Methods","DOI":"10.3758/s13428-016-0820-3","ISSN":"1554-3528","issue":"5","journalAbbreviation":"Behav Res","language":"en","page":"1780-1791","source":"DOI.org (Crossref)","title":"SCEGRAM: An image database for semantic and syntactic inconsistencies in scenes","title-short":"SCEGRAM","volume":"49","author":[{"family":"Öhlschläger","given":"Sabine"},{"family":"Võ","given":"Melissa Le-Hoa"}],"issued":{"date-parts":[["2017",10]]}}}],"schema":"https://github.com/citation-style-language/schema/raw/master/csl-citation.json"} </w:instrText>
+      </w:r>
+      <w:r>
+        <w:rPr>
+          <w:lang w:val="en-US"/>
+        </w:rPr>
+        <w:fldChar w:fldCharType="separate"/>
+      </w:r>
+      <w:r>
+        <w:rPr>
+          <w:rFonts w:cs="Times New Roman"/>
+          <w:kern w:val="0"/>
+          <w:lang w:val="en-GB"/>
+        </w:rPr>
+        <w:t>(</w:t>
+      </w:r>
+      <w:proofErr w:type="spellStart"/>
+      <w:r>
+        <w:rPr>
+          <w:rFonts w:cs="Times New Roman"/>
+          <w:kern w:val="0"/>
+          <w:lang w:val="en-GB"/>
+        </w:rPr>
+        <w:t>Öhlschläger</w:t>
+      </w:r>
+      <w:proofErr w:type="spellEnd"/>
+      <w:r>
+        <w:rPr>
+          <w:rFonts w:cs="Times New Roman"/>
+          <w:kern w:val="0"/>
+          <w:lang w:val="en-GB"/>
+        </w:rPr>
+        <w:t xml:space="preserve"> &amp; Võ, 2017)</w:t>
+      </w:r>
+      <w:r>
+        <w:rPr>
+          <w:lang w:val="en-US"/>
+        </w:rPr>
+        <w:fldChar w:fldCharType="end"/>
+      </w:r>
+      <w:r>
+        <w:rPr>
+          <w:lang w:val="en-US"/>
+        </w:rPr>
+        <w:t xml:space="preserve"> is a collection of images that is inconsistent in terms of both syntactic and semantic, such a dataset challenges the model’s capability in finding targets that </w:t>
+      </w:r>
+      <w:r>
+        <w:rPr>
+          <w:lang w:val="en-US"/>
+        </w:rPr>
+        <w:t>are</w:t>
+      </w:r>
+      <w:r>
+        <w:rPr>
+          <w:lang w:val="en-US"/>
+        </w:rPr>
+        <w:t xml:space="preserve"> not consistent with the surrounding context.</w:t>
+      </w:r>
+      <w:r>
+        <w:rPr>
+          <w:lang w:val="en-US"/>
+        </w:rPr>
+        <w:t xml:space="preserve"> </w:t>
+      </w:r>
+      <w:r>
+        <w:rPr>
+          <w:lang w:val="en-US"/>
+        </w:rPr>
+        <w:fldChar w:fldCharType="begin"/>
+      </w:r>
+      <w:r>
+        <w:rPr>
+          <w:lang w:val="en-US"/>
+        </w:rPr>
+        <w:instrText xml:space="preserve"> REF _Ref223873375 \h </w:instrText>
+      </w:r>
+      <w:r>
+        <w:rPr>
+          <w:lang w:val="en-US"/>
+        </w:rPr>
+      </w:r>
+      <w:r>
+        <w:rPr>
+          <w:lang w:val="en-US"/>
+        </w:rPr>
+        <w:fldChar w:fldCharType="separate"/>
+      </w:r>
+      <w:r>
+        <w:t xml:space="preserve">Figure </w:t>
+      </w:r>
+      <w:r>
+        <w:rPr>
+          <w:noProof/>
+        </w:rPr>
+        <w:t>4.3.2</w:t>
+      </w:r>
+      <w:r>
+        <w:t>.</w:t>
+      </w:r>
+      <w:r>
+        <w:rPr>
+          <w:noProof/>
+        </w:rPr>
+        <w:t>1</w:t>
+      </w:r>
+      <w:r>
+        <w:rPr>
+          <w:lang w:val="en-US"/>
+        </w:rPr>
+        <w:fldChar w:fldCharType="end"/>
+      </w:r>
+      <w:r>
+        <w:rPr>
+          <w:lang w:val="en-US"/>
+        </w:rPr>
+        <w:t xml:space="preserve"> </w:t>
+      </w:r>
+      <w:r>
+        <w:rPr>
+          <w:lang w:val="en-US"/>
+        </w:rPr>
+        <w:t xml:space="preserve">illustrates that both architectures outperform the chance model and also </w:t>
+      </w:r>
+      <w:r>
+        <w:rPr>
+          <w:lang w:val="en-US"/>
+        </w:rPr>
+        <w:t xml:space="preserve">points out the TCT model that relies on the guidance of the </w:t>
+      </w:r>
+      <w:r>
+        <w:rPr>
+          <w:b/>
+          <w:bCs/>
+          <w:lang w:val="en-US"/>
+        </w:rPr>
+        <w:t xml:space="preserve">CRT no </w:t>
+      </w:r>
+      <w:proofErr w:type="spellStart"/>
+      <w:r>
+        <w:rPr>
+          <w:b/>
+          <w:bCs/>
+          <w:lang w:val="en-US"/>
+        </w:rPr>
+        <w:t>bbox</w:t>
+      </w:r>
+      <w:proofErr w:type="spellEnd"/>
+      <w:r>
+        <w:rPr>
+          <w:lang w:val="en-US"/>
+        </w:rPr>
+        <w:t xml:space="preserve"> architecture has a notably better performance in a higher number of fixations.</w:t>
+      </w:r>
+      <w:r>
+        <w:rPr>
+          <w:lang w:val="en-US"/>
+        </w:rPr>
+        <w:t xml:space="preserve"> </w:t>
+      </w:r>
+    </w:p>
+    <w:p>
+      <w:pPr>
         <w:rPr>
           <w:lang w:val="en-US"/>
         </w:rPr>
@@ -20610,6 +20806,7 @@
           <w:sz w:val="24"/>
           <w:szCs w:val="24"/>
         </w:rPr>
+        <w:lastRenderedPageBreak/>
         <w:t xml:space="preserve">Figure </w:t>
       </w:r>
       <w:r>
@@ -20756,7 +20953,6 @@
         <w:rPr>
           <w:lang w:val="en-US"/>
         </w:rPr>
-        <w:lastRenderedPageBreak/>
         <w:br/>
       </w:r>
       <w:r>
@@ -21026,6 +21222,7 @@
           <w:rFonts w:cs="Times New Roman"/>
           <w:lang w:val="en-GB"/>
         </w:rPr>
+        <w:lastRenderedPageBreak/>
         <w:t xml:space="preserve">Dosovitskiy, A., Beyer, L., Kolesnikov, A., Weissenborn, D., Zhai, X., </w:t>
       </w:r>
       <w:proofErr w:type="spellStart"/>
@@ -21115,7 +21312,94 @@
           <w:iCs/>
           <w:lang w:val="en-GB"/>
         </w:rPr>
-        <w:t xml:space="preserve">An Image is Worth 16x16 Words: Transformers for Image </w:t>
+        <w:t>An Image is Worth 16x16 Words: Transformers for Image Recognition at Scale</w:t>
+      </w:r>
+      <w:r>
+        <w:rPr>
+          <w:rFonts w:cs="Times New Roman"/>
+          <w:lang w:val="en-GB"/>
+        </w:rPr>
+        <w:t xml:space="preserve"> (arXiv:2010.11929). </w:t>
+      </w:r>
+      <w:proofErr w:type="spellStart"/>
+      <w:r>
+        <w:rPr>
+          <w:rFonts w:cs="Times New Roman"/>
+          <w:lang w:val="en-GB"/>
+        </w:rPr>
+        <w:t>arXiv</w:t>
+      </w:r>
+      <w:proofErr w:type="spellEnd"/>
+      <w:r>
+        <w:rPr>
+          <w:rFonts w:cs="Times New Roman"/>
+          <w:lang w:val="en-GB"/>
+        </w:rPr>
+        <w:t>. https://doi.org/10.48550/arXiv.2010.11929</w:t>
+      </w:r>
+    </w:p>
+    <w:p>
+      <w:pPr>
+        <w:pStyle w:val="Bibliography"/>
+        <w:rPr>
+          <w:rFonts w:cs="Times New Roman"/>
+          <w:lang w:val="en-GB"/>
+        </w:rPr>
+      </w:pPr>
+      <w:r>
+        <w:rPr>
+          <w:rFonts w:cs="Times New Roman"/>
+          <w:lang w:val="en-GB"/>
+        </w:rPr>
+        <w:t xml:space="preserve">Lin, T.-Y., Maire, M., Belongie, S., Bourdev, L., </w:t>
+      </w:r>
+      <w:proofErr w:type="spellStart"/>
+      <w:r>
+        <w:rPr>
+          <w:rFonts w:cs="Times New Roman"/>
+          <w:lang w:val="en-GB"/>
+        </w:rPr>
+        <w:t>Girshick</w:t>
+      </w:r>
+      <w:proofErr w:type="spellEnd"/>
+      <w:r>
+        <w:rPr>
+          <w:rFonts w:cs="Times New Roman"/>
+          <w:lang w:val="en-GB"/>
+        </w:rPr>
+        <w:t xml:space="preserve">, R., Hays, J., Perona, P., Ramanan, D., </w:t>
+      </w:r>
+      <w:proofErr w:type="spellStart"/>
+      <w:r>
+        <w:rPr>
+          <w:rFonts w:cs="Times New Roman"/>
+          <w:lang w:val="en-GB"/>
+        </w:rPr>
+        <w:t>Zitnick</w:t>
+      </w:r>
+      <w:proofErr w:type="spellEnd"/>
+      <w:r>
+        <w:rPr>
+          <w:rFonts w:cs="Times New Roman"/>
+          <w:lang w:val="en-GB"/>
+        </w:rPr>
+        <w:t xml:space="preserve">, C. L., &amp; </w:t>
+      </w:r>
+      <w:proofErr w:type="spellStart"/>
+      <w:r>
+        <w:rPr>
+          <w:rFonts w:cs="Times New Roman"/>
+          <w:lang w:val="en-GB"/>
+        </w:rPr>
+        <w:t>Dollár</w:t>
+      </w:r>
+      <w:proofErr w:type="spellEnd"/>
+      <w:r>
+        <w:rPr>
+          <w:rFonts w:cs="Times New Roman"/>
+          <w:lang w:val="en-GB"/>
+        </w:rPr>
+        <w:t xml:space="preserve">, P. (2015). </w:t>
       </w:r>
       <w:r>
         <w:rPr>
@@ -21124,15 +21408,14 @@
           <w:iCs/>
           <w:lang w:val="en-GB"/>
         </w:rPr>
-        <w:lastRenderedPageBreak/>
-        <w:t>Recognition at Scale</w:t>
+        <w:t>Microsoft COCO: Common Objects in Context</w:t>
       </w:r>
       <w:r>
         <w:rPr>
           <w:rFonts w:cs="Times New Roman"/>
           <w:lang w:val="en-GB"/>
         </w:rPr>
-        <w:t xml:space="preserve"> (arXiv:2010.11929). </w:t>
+        <w:t xml:space="preserve"> (arXiv:1405.0312). </w:t>
       </w:r>
       <w:proofErr w:type="spellStart"/>
       <w:r>
@@ -21148,7 +21431,7 @@
           <w:rFonts w:cs="Times New Roman"/>
           <w:lang w:val="en-GB"/>
         </w:rPr>
-        <w:t>. https://doi.org/10.48550/arXiv.2010.11929</w:t>
+        <w:t>. https://doi.org/10.48550/arXiv.1405.0312</w:t>
       </w:r>
     </w:p>
     <w:p>
@@ -21159,61 +21442,23 @@
           <w:lang w:val="en-GB"/>
         </w:rPr>
       </w:pPr>
+      <w:proofErr w:type="spellStart"/>
       <w:r>
         <w:rPr>
           <w:rFonts w:cs="Times New Roman"/>
           <w:lang w:val="en-GB"/>
         </w:rPr>
-        <w:t xml:space="preserve">Lin, T.-Y., Maire, M., Belongie, S., Bourdev, L., </w:t>
-      </w:r>
-      <w:proofErr w:type="spellStart"/>
+        <w:t>Öhlschläger</w:t>
+      </w:r>
+      <w:proofErr w:type="spellEnd"/>
       <w:r>
         <w:rPr>
           <w:rFonts w:cs="Times New Roman"/>
           <w:lang w:val="en-GB"/>
         </w:rPr>
-        <w:t>Girshick</w:t>
-      </w:r>
-      <w:proofErr w:type="spellEnd"/>
-      <w:r>
-        <w:rPr>
-          <w:rFonts w:cs="Times New Roman"/>
-          <w:lang w:val="en-GB"/>
-        </w:rPr>
-        <w:t xml:space="preserve">, R., Hays, J., Perona, P., Ramanan, D., </w:t>
+        <w:t xml:space="preserve">, S., &amp; Võ, M. L.-H. (2017). SCEGRAM: An image database for semantic and syntactic inconsistencies in scenes. </w:t>
       </w:r>
       <w:proofErr w:type="spellStart"/>
-      <w:r>
-        <w:rPr>
-          <w:rFonts w:cs="Times New Roman"/>
-          <w:lang w:val="en-GB"/>
-        </w:rPr>
-        <w:t>Zitnick</w:t>
-      </w:r>
-      <w:proofErr w:type="spellEnd"/>
-      <w:r>
-        <w:rPr>
-          <w:rFonts w:cs="Times New Roman"/>
-          <w:lang w:val="en-GB"/>
-        </w:rPr>
-        <w:t xml:space="preserve">, C. L., &amp; </w:t>
-      </w:r>
-      <w:proofErr w:type="spellStart"/>
-      <w:r>
-        <w:rPr>
-          <w:rFonts w:cs="Times New Roman"/>
-          <w:lang w:val="en-GB"/>
-        </w:rPr>
-        <w:t>Dollár</w:t>
-      </w:r>
-      <w:proofErr w:type="spellEnd"/>
-      <w:r>
-        <w:rPr>
-          <w:rFonts w:cs="Times New Roman"/>
-          <w:lang w:val="en-GB"/>
-        </w:rPr>
-        <w:t xml:space="preserve">, P. (2015). </w:t>
-      </w:r>
       <w:r>
         <w:rPr>
           <w:rFonts w:cs="Times New Roman"/>
@@ -21221,57 +21466,9 @@
           <w:iCs/>
           <w:lang w:val="en-GB"/>
         </w:rPr>
-        <w:t>Microsoft COCO: Common Objects in Context</w:t>
-      </w:r>
-      <w:r>
-        <w:rPr>
-          <w:rFonts w:cs="Times New Roman"/>
-          <w:lang w:val="en-GB"/>
-        </w:rPr>
-        <w:t xml:space="preserve"> (arXiv:1405.0312). </w:t>
-      </w:r>
-      <w:proofErr w:type="spellStart"/>
-      <w:r>
-        <w:rPr>
-          <w:rFonts w:cs="Times New Roman"/>
-          <w:lang w:val="en-GB"/>
-        </w:rPr>
-        <w:t>arXiv</w:t>
+        <w:t>Behavior</w:t>
       </w:r>
       <w:proofErr w:type="spellEnd"/>
-      <w:r>
-        <w:rPr>
-          <w:rFonts w:cs="Times New Roman"/>
-          <w:lang w:val="en-GB"/>
-        </w:rPr>
-        <w:t>. https://doi.org/10.48550/arXiv.1405.0312</w:t>
-      </w:r>
-    </w:p>
-    <w:p>
-      <w:pPr>
-        <w:pStyle w:val="Bibliography"/>
-        <w:rPr>
-          <w:rFonts w:cs="Times New Roman"/>
-          <w:lang w:val="en-GB"/>
-        </w:rPr>
-      </w:pPr>
-      <w:proofErr w:type="spellStart"/>
-      <w:r>
-        <w:rPr>
-          <w:rFonts w:cs="Times New Roman"/>
-          <w:lang w:val="en-GB"/>
-        </w:rPr>
-        <w:t>Öhlschläger</w:t>
-      </w:r>
-      <w:proofErr w:type="spellEnd"/>
-      <w:r>
-        <w:rPr>
-          <w:rFonts w:cs="Times New Roman"/>
-          <w:lang w:val="en-GB"/>
-        </w:rPr>
-        <w:t xml:space="preserve">, S., &amp; Võ, M. L.-H. (2017). SCEGRAM: An image database for semantic and syntactic inconsistencies in scenes. </w:t>
-      </w:r>
-      <w:proofErr w:type="spellStart"/>
       <w:r>
         <w:rPr>
           <w:rFonts w:cs="Times New Roman"/>
@@ -21279,9 +21476,15 @@
           <w:iCs/>
           <w:lang w:val="en-GB"/>
         </w:rPr>
-        <w:t>Behavior</w:t>
-      </w:r>
-      <w:proofErr w:type="spellEnd"/>
+        <w:t xml:space="preserve"> Research Methods</w:t>
+      </w:r>
+      <w:r>
+        <w:rPr>
+          <w:rFonts w:cs="Times New Roman"/>
+          <w:lang w:val="en-GB"/>
+        </w:rPr>
+        <w:t xml:space="preserve">, </w:t>
+      </w:r>
       <w:r>
         <w:rPr>
           <w:rFonts w:cs="Times New Roman"/>
@@ -21289,14 +21492,30 @@
           <w:iCs/>
           <w:lang w:val="en-GB"/>
         </w:rPr>
-        <w:t xml:space="preserve"> Research Methods</w:t>
+        <w:t>49</w:t>
       </w:r>
       <w:r>
         <w:rPr>
           <w:rFonts w:cs="Times New Roman"/>
           <w:lang w:val="en-GB"/>
         </w:rPr>
-        <w:t xml:space="preserve">, </w:t>
+        <w:t>(5), 1780–1791. https://doi.org/10.3758/s13428-016-0820-3</w:t>
+      </w:r>
+    </w:p>
+    <w:p>
+      <w:pPr>
+        <w:pStyle w:val="Bibliography"/>
+        <w:rPr>
+          <w:rFonts w:cs="Times New Roman"/>
+          <w:lang w:val="en-GB"/>
+        </w:rPr>
+      </w:pPr>
+      <w:r>
+        <w:rPr>
+          <w:rFonts w:cs="Times New Roman"/>
+          <w:lang w:val="en-GB"/>
+        </w:rPr>
+        <w:t xml:space="preserve">Posner, M. I. (1980). Orienting of Attention. </w:t>
       </w:r>
       <w:r>
         <w:rPr>
@@ -21305,30 +21524,14 @@
           <w:iCs/>
           <w:lang w:val="en-GB"/>
         </w:rPr>
-        <w:t>49</w:t>
+        <w:t>Quarterly Journal of Experimental Psychology</w:t>
       </w:r>
       <w:r>
         <w:rPr>
           <w:rFonts w:cs="Times New Roman"/>
           <w:lang w:val="en-GB"/>
         </w:rPr>
-        <w:t>(5), 1780–1791. https://doi.org/10.3758/s13428-016-0820-3</w:t>
-      </w:r>
-    </w:p>
-    <w:p>
-      <w:pPr>
-        <w:pStyle w:val="Bibliography"/>
-        <w:rPr>
-          <w:rFonts w:cs="Times New Roman"/>
-          <w:lang w:val="en-GB"/>
-        </w:rPr>
-      </w:pPr>
-      <w:r>
-        <w:rPr>
-          <w:rFonts w:cs="Times New Roman"/>
-          <w:lang w:val="en-GB"/>
-        </w:rPr>
-        <w:t xml:space="preserve">Posner, M. I. (1980). Orienting of Attention. </w:t>
+        <w:t xml:space="preserve">, </w:t>
       </w:r>
       <w:r>
         <w:rPr>
@@ -21337,14 +21540,30 @@
           <w:iCs/>
           <w:lang w:val="en-GB"/>
         </w:rPr>
-        <w:t>Quarterly Journal of Experimental Psychology</w:t>
+        <w:t>32</w:t>
       </w:r>
       <w:r>
         <w:rPr>
           <w:rFonts w:cs="Times New Roman"/>
           <w:lang w:val="en-GB"/>
         </w:rPr>
-        <w:t xml:space="preserve">, </w:t>
+        <w:t>(1), 3–25. https://doi.org/10.1080/00335558008248231</w:t>
+      </w:r>
+    </w:p>
+    <w:p>
+      <w:pPr>
+        <w:pStyle w:val="Bibliography"/>
+        <w:rPr>
+          <w:rFonts w:cs="Times New Roman"/>
+          <w:lang w:val="en-GB"/>
+        </w:rPr>
+      </w:pPr>
+      <w:r>
+        <w:rPr>
+          <w:rFonts w:cs="Times New Roman"/>
+          <w:lang w:val="en-GB"/>
+        </w:rPr>
+        <w:t xml:space="preserve">Posner, M. I., &amp; Cohen, Y. (1984). Components of Visual Orienting. In H. Bouma &amp; D. G. Bouwhuis (Eds.), </w:t>
       </w:r>
       <w:r>
         <w:rPr>
@@ -21353,14 +21572,14 @@
           <w:iCs/>
           <w:lang w:val="en-GB"/>
         </w:rPr>
-        <w:t>32</w:t>
+        <w:t>Attention and Performance X</w:t>
       </w:r>
       <w:r>
         <w:rPr>
           <w:rFonts w:cs="Times New Roman"/>
           <w:lang w:val="en-GB"/>
         </w:rPr>
-        <w:t>(1), 3–25. https://doi.org/10.1080/00335558008248231</w:t>
+        <w:t xml:space="preserve"> (pp. 531–556). Lawrence Erlbaum Associates.</w:t>
       </w:r>
     </w:p>
     <w:p>
@@ -21376,7 +21595,7 @@
           <w:rFonts w:cs="Times New Roman"/>
           <w:lang w:val="en-GB"/>
         </w:rPr>
-        <w:t xml:space="preserve">Posner, M. I., &amp; Cohen, Y. (1984). Components of Visual Orienting. In H. Bouma &amp; D. G. Bouwhuis (Eds.), </w:t>
+        <w:t xml:space="preserve">Simonyan, K., &amp; Zisserman, A. (2014). </w:t>
       </w:r>
       <w:r>
         <w:rPr>
@@ -21385,30 +21604,62 @@
           <w:iCs/>
           <w:lang w:val="en-GB"/>
         </w:rPr>
-        <w:t>Attention and Performance X</w:t>
+        <w:t>Very Deep Convolutional Networks for Large-Scale Image Recognition</w:t>
       </w:r>
       <w:r>
         <w:rPr>
           <w:rFonts w:cs="Times New Roman"/>
           <w:lang w:val="en-GB"/>
         </w:rPr>
-        <w:t xml:space="preserve"> (pp. 531–556). Lawrence Erlbaum Associates.</w:t>
-      </w:r>
-    </w:p>
-    <w:p>
-      <w:pPr>
-        <w:pStyle w:val="Bibliography"/>
+        <w:t xml:space="preserve"> (Version 6). </w:t>
+      </w:r>
+      <w:proofErr w:type="spellStart"/>
+      <w:r>
         <w:rPr>
           <w:rFonts w:cs="Times New Roman"/>
           <w:lang w:val="en-GB"/>
         </w:rPr>
-      </w:pPr>
+        <w:t>arXiv</w:t>
+      </w:r>
+      <w:proofErr w:type="spellEnd"/>
       <w:r>
         <w:rPr>
           <w:rFonts w:cs="Times New Roman"/>
           <w:lang w:val="en-GB"/>
         </w:rPr>
-        <w:t xml:space="preserve">Simonyan, K., &amp; Zisserman, A. (2014). </w:t>
+        <w:t>. https://doi.org/10.48550/ARXIV.1409.1556</w:t>
+      </w:r>
+    </w:p>
+    <w:p>
+      <w:pPr>
+        <w:pStyle w:val="Bibliography"/>
+        <w:rPr>
+          <w:rFonts w:cs="Times New Roman"/>
+          <w:lang w:val="en-GB"/>
+        </w:rPr>
+      </w:pPr>
+      <w:r>
+        <w:rPr>
+          <w:rFonts w:cs="Times New Roman"/>
+          <w:lang w:val="en-GB"/>
+        </w:rPr>
+        <w:t xml:space="preserve">Treisman, A. M., &amp; </w:t>
+      </w:r>
+      <w:proofErr w:type="spellStart"/>
+      <w:r>
+        <w:rPr>
+          <w:rFonts w:cs="Times New Roman"/>
+          <w:lang w:val="en-GB"/>
+        </w:rPr>
+        <w:t>Gelade</w:t>
+      </w:r>
+      <w:proofErr w:type="spellEnd"/>
+      <w:r>
+        <w:rPr>
+          <w:rFonts w:cs="Times New Roman"/>
+          <w:lang w:val="en-GB"/>
+        </w:rPr>
+        <w:t xml:space="preserve">, G. (1980). A feature-integration theory of attention. </w:t>
       </w:r>
       <w:r>
         <w:rPr>
@@ -21417,62 +21668,14 @@
           <w:iCs/>
           <w:lang w:val="en-GB"/>
         </w:rPr>
-        <w:t>Very Deep Convolutional Networks for Large-Scale Image Recognition</w:t>
+        <w:t>Cognitive Psychology</w:t>
       </w:r>
       <w:r>
         <w:rPr>
           <w:rFonts w:cs="Times New Roman"/>
           <w:lang w:val="en-GB"/>
         </w:rPr>
-        <w:t xml:space="preserve"> (Version 6). </w:t>
-      </w:r>
-      <w:proofErr w:type="spellStart"/>
-      <w:r>
-        <w:rPr>
-          <w:rFonts w:cs="Times New Roman"/>
-          <w:lang w:val="en-GB"/>
-        </w:rPr>
-        <w:t>arXiv</w:t>
-      </w:r>
-      <w:proofErr w:type="spellEnd"/>
-      <w:r>
-        <w:rPr>
-          <w:rFonts w:cs="Times New Roman"/>
-          <w:lang w:val="en-GB"/>
-        </w:rPr>
-        <w:t>. https://doi.org/10.48550/ARXIV.1409.1556</w:t>
-      </w:r>
-    </w:p>
-    <w:p>
-      <w:pPr>
-        <w:pStyle w:val="Bibliography"/>
-        <w:rPr>
-          <w:rFonts w:cs="Times New Roman"/>
-          <w:lang w:val="en-GB"/>
-        </w:rPr>
-      </w:pPr>
-      <w:r>
-        <w:rPr>
-          <w:rFonts w:cs="Times New Roman"/>
-          <w:lang w:val="en-GB"/>
-        </w:rPr>
-        <w:t xml:space="preserve">Treisman, A. M., &amp; </w:t>
-      </w:r>
-      <w:proofErr w:type="spellStart"/>
-      <w:r>
-        <w:rPr>
-          <w:rFonts w:cs="Times New Roman"/>
-          <w:lang w:val="en-GB"/>
-        </w:rPr>
-        <w:t>Gelade</w:t>
-      </w:r>
-      <w:proofErr w:type="spellEnd"/>
-      <w:r>
-        <w:rPr>
-          <w:rFonts w:cs="Times New Roman"/>
-          <w:lang w:val="en-GB"/>
-        </w:rPr>
-        <w:t xml:space="preserve">, G. (1980). A feature-integration theory of attention. </w:t>
+        <w:t xml:space="preserve">, </w:t>
       </w:r>
       <w:r>
         <w:rPr>
@@ -21481,14 +21684,79 @@
           <w:iCs/>
           <w:lang w:val="en-GB"/>
         </w:rPr>
-        <w:t>Cognitive Psychology</w:t>
+        <w:t>12</w:t>
       </w:r>
       <w:r>
         <w:rPr>
           <w:rFonts w:cs="Times New Roman"/>
           <w:lang w:val="en-GB"/>
         </w:rPr>
-        <w:t xml:space="preserve">, </w:t>
+        <w:t>(1), 97–136. https://doi.org/10.1016/0010-0285(80)90005-5</w:t>
+      </w:r>
+    </w:p>
+    <w:p>
+      <w:pPr>
+        <w:pStyle w:val="Bibliography"/>
+        <w:rPr>
+          <w:rFonts w:cs="Times New Roman"/>
+          <w:lang w:val="en-GB"/>
+        </w:rPr>
+      </w:pPr>
+      <w:r>
+        <w:rPr>
+          <w:rFonts w:cs="Times New Roman"/>
+          <w:lang w:val="en-GB"/>
+        </w:rPr>
+        <w:lastRenderedPageBreak/>
+        <w:t xml:space="preserve">Vaswani, A., </w:t>
+      </w:r>
+      <w:proofErr w:type="spellStart"/>
+      <w:r>
+        <w:rPr>
+          <w:rFonts w:cs="Times New Roman"/>
+          <w:lang w:val="en-GB"/>
+        </w:rPr>
+        <w:t>Shazeer</w:t>
+      </w:r>
+      <w:proofErr w:type="spellEnd"/>
+      <w:r>
+        <w:rPr>
+          <w:rFonts w:cs="Times New Roman"/>
+          <w:lang w:val="en-GB"/>
+        </w:rPr>
+        <w:t xml:space="preserve">, N., Parmar, N., </w:t>
+      </w:r>
+      <w:proofErr w:type="spellStart"/>
+      <w:r>
+        <w:rPr>
+          <w:rFonts w:cs="Times New Roman"/>
+          <w:lang w:val="en-GB"/>
+        </w:rPr>
+        <w:t>Uszkoreit</w:t>
+      </w:r>
+      <w:proofErr w:type="spellEnd"/>
+      <w:r>
+        <w:rPr>
+          <w:rFonts w:cs="Times New Roman"/>
+          <w:lang w:val="en-GB"/>
+        </w:rPr>
+        <w:t xml:space="preserve">, J., Jones, L., Gomez, A. N., Kaiser, L., &amp; </w:t>
+      </w:r>
+      <w:proofErr w:type="spellStart"/>
+      <w:r>
+        <w:rPr>
+          <w:rFonts w:cs="Times New Roman"/>
+          <w:lang w:val="en-GB"/>
+        </w:rPr>
+        <w:t>Polosukhin</w:t>
+      </w:r>
+      <w:proofErr w:type="spellEnd"/>
+      <w:r>
+        <w:rPr>
+          <w:rFonts w:cs="Times New Roman"/>
+          <w:lang w:val="en-GB"/>
+        </w:rPr>
+        <w:t xml:space="preserve">, I. (2023). </w:t>
       </w:r>
       <w:r>
         <w:rPr>
@@ -21497,126 +21765,45 @@
           <w:iCs/>
           <w:lang w:val="en-GB"/>
         </w:rPr>
-        <w:t>12</w:t>
+        <w:t>Attention Is All You Need</w:t>
       </w:r>
       <w:r>
         <w:rPr>
           <w:rFonts w:cs="Times New Roman"/>
           <w:lang w:val="en-GB"/>
         </w:rPr>
-        <w:t>(1), 97–136. https://doi.org/10.1016/0010-0285(80)90005-5</w:t>
-      </w:r>
-    </w:p>
-    <w:p>
-      <w:pPr>
-        <w:pStyle w:val="Bibliography"/>
+        <w:t xml:space="preserve"> (arXiv:1706.03762). </w:t>
+      </w:r>
+      <w:proofErr w:type="spellStart"/>
+      <w:r>
         <w:rPr>
           <w:rFonts w:cs="Times New Roman"/>
           <w:lang w:val="en-GB"/>
         </w:rPr>
-      </w:pPr>
+        <w:t>arXiv</w:t>
+      </w:r>
+      <w:proofErr w:type="spellEnd"/>
       <w:r>
         <w:rPr>
           <w:rFonts w:cs="Times New Roman"/>
           <w:lang w:val="en-GB"/>
         </w:rPr>
-        <w:t xml:space="preserve">Vaswani, A., </w:t>
-      </w:r>
-      <w:proofErr w:type="spellStart"/>
-      <w:r>
+        <w:t>. https://doi.org/10.48550/arXiv.1706.03762</w:t>
+      </w:r>
+    </w:p>
+    <w:p>
+      <w:pPr>
+        <w:pStyle w:val="Bibliography"/>
         <w:rPr>
           <w:rFonts w:cs="Times New Roman"/>
           <w:lang w:val="en-GB"/>
         </w:rPr>
-        <w:t>Shazeer</w:t>
-      </w:r>
-      <w:proofErr w:type="spellEnd"/>
+      </w:pPr>
       <w:r>
         <w:rPr>
           <w:rFonts w:cs="Times New Roman"/>
           <w:lang w:val="en-GB"/>
         </w:rPr>
-        <w:t xml:space="preserve">, N., Parmar, N., </w:t>
-      </w:r>
-      <w:proofErr w:type="spellStart"/>
-      <w:r>
-        <w:rPr>
-          <w:rFonts w:cs="Times New Roman"/>
-          <w:lang w:val="en-GB"/>
-        </w:rPr>
-        <w:t>Uszkoreit</w:t>
-      </w:r>
-      <w:proofErr w:type="spellEnd"/>
-      <w:r>
-        <w:rPr>
-          <w:rFonts w:cs="Times New Roman"/>
-          <w:lang w:val="en-GB"/>
-        </w:rPr>
-        <w:t xml:space="preserve">, J., Jones, L., Gomez, A. N., Kaiser, L., &amp; </w:t>
-      </w:r>
-      <w:proofErr w:type="spellStart"/>
-      <w:r>
-        <w:rPr>
-          <w:rFonts w:cs="Times New Roman"/>
-          <w:lang w:val="en-GB"/>
-        </w:rPr>
-        <w:t>Polosukhin</w:t>
-      </w:r>
-      <w:proofErr w:type="spellEnd"/>
-      <w:r>
-        <w:rPr>
-          <w:rFonts w:cs="Times New Roman"/>
-          <w:lang w:val="en-GB"/>
-        </w:rPr>
-        <w:t xml:space="preserve">, I. (2023). </w:t>
-      </w:r>
-      <w:r>
-        <w:rPr>
-          <w:rFonts w:cs="Times New Roman"/>
-          <w:i/>
-          <w:iCs/>
-          <w:lang w:val="en-GB"/>
-        </w:rPr>
-        <w:t>Attention Is All You Need</w:t>
-      </w:r>
-      <w:r>
-        <w:rPr>
-          <w:rFonts w:cs="Times New Roman"/>
-          <w:lang w:val="en-GB"/>
-        </w:rPr>
-        <w:t xml:space="preserve"> (arXiv:1706.03762). </w:t>
-      </w:r>
-      <w:proofErr w:type="spellStart"/>
-      <w:r>
-        <w:rPr>
-          <w:rFonts w:cs="Times New Roman"/>
-          <w:lang w:val="en-GB"/>
-        </w:rPr>
-        <w:t>arXiv</w:t>
-      </w:r>
-      <w:proofErr w:type="spellEnd"/>
-      <w:r>
-        <w:rPr>
-          <w:rFonts w:cs="Times New Roman"/>
-          <w:lang w:val="en-GB"/>
-        </w:rPr>
-        <w:t>. https://doi.org/10.48550/arXiv.1706.03762</w:t>
-      </w:r>
-    </w:p>
-    <w:p>
-      <w:pPr>
-        <w:pStyle w:val="Bibliography"/>
-        <w:rPr>
-          <w:rFonts w:cs="Times New Roman"/>
-          <w:lang w:val="en-GB"/>
-        </w:rPr>
-      </w:pPr>
-      <w:r>
-        <w:rPr>
-          <w:rFonts w:cs="Times New Roman"/>
-          <w:lang w:val="en-GB"/>
-        </w:rPr>
-        <w:lastRenderedPageBreak/>
         <w:t xml:space="preserve">Wolfe, J. M. (1994). Guided Search 2.0 A revised model of visual search. </w:t>
       </w:r>
       <w:r>

--- a/Final Report/Doc1.docx
+++ b/Final Report/Doc1.docx
@@ -548,7 +548,7 @@
       </w:pPr>
       <w:bookmarkStart w:id="0" w:name="_Toc215576819"/>
       <w:bookmarkStart w:id="1" w:name="_Toc216188219"/>
-      <w:bookmarkStart w:id="2" w:name="_Toc223875511"/>
+      <w:bookmarkStart w:id="2" w:name="_Toc223909037"/>
       <w:r>
         <w:lastRenderedPageBreak/>
         <w:t>Abstraction</w:t>
@@ -1107,7 +1107,7 @@
         </w:rPr>
       </w:pPr>
       <w:bookmarkStart w:id="3" w:name="_Toc216188220"/>
-      <w:bookmarkStart w:id="4" w:name="_Toc223875512"/>
+      <w:bookmarkStart w:id="4" w:name="_Toc223909038"/>
       <w:r>
         <w:rPr>
           <w:lang w:val="en-US"/>
@@ -1611,7 +1611,7 @@
         </w:rPr>
       </w:pPr>
       <w:bookmarkStart w:id="5" w:name="_Toc216188221"/>
-      <w:bookmarkStart w:id="6" w:name="_Toc223875513"/>
+      <w:bookmarkStart w:id="6" w:name="_Toc223909039"/>
       <w:r>
         <w:rPr>
           <w:lang w:val="en-US"/>
@@ -1667,7 +1667,7 @@
         </w:rPr>
         <w:fldChar w:fldCharType="separate"/>
       </w:r>
-      <w:hyperlink w:anchor="_Toc223875511" w:history="1">
+      <w:hyperlink w:anchor="_Toc223909037" w:history="1">
         <w:r>
           <w:rPr>
             <w:rStyle w:val="Hyperlink"/>
@@ -1694,7 +1694,7 @@
             <w:noProof/>
             <w:webHidden/>
           </w:rPr>
-          <w:instrText xml:space="preserve"> PAGEREF _Toc223875511 \h </w:instrText>
+          <w:instrText xml:space="preserve"> PAGEREF _Toc223909037 \h </w:instrText>
         </w:r>
         <w:r>
           <w:rPr>
@@ -1738,7 +1738,7 @@
           <w:lang w:val="en-US" w:eastAsia="zh-CN"/>
         </w:rPr>
       </w:pPr>
-      <w:hyperlink w:anchor="_Toc223875512" w:history="1">
+      <w:hyperlink w:anchor="_Toc223909038" w:history="1">
         <w:r>
           <w:rPr>
             <w:rStyle w:val="Hyperlink"/>
@@ -1766,7 +1766,7 @@
             <w:noProof/>
             <w:webHidden/>
           </w:rPr>
-          <w:instrText xml:space="preserve"> PAGEREF _Toc223875512 \h </w:instrText>
+          <w:instrText xml:space="preserve"> PAGEREF _Toc223909038 \h </w:instrText>
         </w:r>
         <w:r>
           <w:rPr>
@@ -1810,7 +1810,7 @@
           <w:lang w:val="en-US" w:eastAsia="zh-CN"/>
         </w:rPr>
       </w:pPr>
-      <w:hyperlink w:anchor="_Toc223875513" w:history="1">
+      <w:hyperlink w:anchor="_Toc223909039" w:history="1">
         <w:r>
           <w:rPr>
             <w:rStyle w:val="Hyperlink"/>
@@ -1838,7 +1838,7 @@
             <w:noProof/>
             <w:webHidden/>
           </w:rPr>
-          <w:instrText xml:space="preserve"> PAGEREF _Toc223875513 \h </w:instrText>
+          <w:instrText xml:space="preserve"> PAGEREF _Toc223909039 \h </w:instrText>
         </w:r>
         <w:r>
           <w:rPr>
@@ -1882,7 +1882,7 @@
           <w:lang w:val="en-US" w:eastAsia="zh-CN"/>
         </w:rPr>
       </w:pPr>
-      <w:hyperlink w:anchor="_Toc223875514" w:history="1">
+      <w:hyperlink w:anchor="_Toc223909040" w:history="1">
         <w:r>
           <w:rPr>
             <w:rStyle w:val="Hyperlink"/>
@@ -1910,7 +1910,7 @@
             <w:noProof/>
             <w:webHidden/>
           </w:rPr>
-          <w:instrText xml:space="preserve"> PAGEREF _Toc223875514 \h </w:instrText>
+          <w:instrText xml:space="preserve"> PAGEREF _Toc223909040 \h </w:instrText>
         </w:r>
         <w:r>
           <w:rPr>
@@ -1954,7 +1954,7 @@
           <w:lang w:val="en-US" w:eastAsia="zh-CN"/>
         </w:rPr>
       </w:pPr>
-      <w:hyperlink w:anchor="_Toc223875515" w:history="1">
+      <w:hyperlink w:anchor="_Toc223909041" w:history="1">
         <w:r>
           <w:rPr>
             <w:rStyle w:val="Hyperlink"/>
@@ -1982,7 +1982,7 @@
             <w:noProof/>
             <w:webHidden/>
           </w:rPr>
-          <w:instrText xml:space="preserve"> PAGEREF _Toc223875515 \h </w:instrText>
+          <w:instrText xml:space="preserve"> PAGEREF _Toc223909041 \h </w:instrText>
         </w:r>
         <w:r>
           <w:rPr>
@@ -2027,7 +2027,7 @@
           <w:lang w:val="en-US" w:eastAsia="zh-CN"/>
         </w:rPr>
       </w:pPr>
-      <w:hyperlink w:anchor="_Toc223875516" w:history="1">
+      <w:hyperlink w:anchor="_Toc223909042" w:history="1">
         <w:r>
           <w:rPr>
             <w:rStyle w:val="Hyperlink"/>
@@ -2072,7 +2072,7 @@
             <w:noProof/>
             <w:webHidden/>
           </w:rPr>
-          <w:instrText xml:space="preserve"> PAGEREF _Toc223875516 \h </w:instrText>
+          <w:instrText xml:space="preserve"> PAGEREF _Toc223909042 \h </w:instrText>
         </w:r>
         <w:r>
           <w:rPr>
@@ -2117,7 +2117,7 @@
           <w:lang w:val="en-US" w:eastAsia="zh-CN"/>
         </w:rPr>
       </w:pPr>
-      <w:hyperlink w:anchor="_Toc223875517" w:history="1">
+      <w:hyperlink w:anchor="_Toc223909043" w:history="1">
         <w:r>
           <w:rPr>
             <w:rStyle w:val="Hyperlink"/>
@@ -2162,7 +2162,7 @@
             <w:noProof/>
             <w:webHidden/>
           </w:rPr>
-          <w:instrText xml:space="preserve"> PAGEREF _Toc223875517 \h </w:instrText>
+          <w:instrText xml:space="preserve"> PAGEREF _Toc223909043 \h </w:instrText>
         </w:r>
         <w:r>
           <w:rPr>
@@ -2206,7 +2206,7 @@
           <w:lang w:eastAsia="zh-CN"/>
         </w:rPr>
       </w:pPr>
-      <w:hyperlink w:anchor="_Toc223875518" w:history="1">
+      <w:hyperlink w:anchor="_Toc223909044" w:history="1">
         <w:r>
           <w:rPr>
             <w:rStyle w:val="Hyperlink"/>
@@ -2248,7 +2248,7 @@
             <w:noProof/>
             <w:webHidden/>
           </w:rPr>
-          <w:instrText xml:space="preserve"> PAGEREF _Toc223875518 \h </w:instrText>
+          <w:instrText xml:space="preserve"> PAGEREF _Toc223909044 \h </w:instrText>
         </w:r>
         <w:r>
           <w:rPr>
@@ -2292,7 +2292,7 @@
           <w:lang w:val="en-US" w:eastAsia="zh-CN"/>
         </w:rPr>
       </w:pPr>
-      <w:hyperlink w:anchor="_Toc223875519" w:history="1">
+      <w:hyperlink w:anchor="_Toc223909045" w:history="1">
         <w:r>
           <w:rPr>
             <w:rStyle w:val="Hyperlink"/>
@@ -2334,7 +2334,7 @@
             <w:noProof/>
             <w:webHidden/>
           </w:rPr>
-          <w:instrText xml:space="preserve"> PAGEREF _Toc223875519 \h </w:instrText>
+          <w:instrText xml:space="preserve"> PAGEREF _Toc223909045 \h </w:instrText>
         </w:r>
         <w:r>
           <w:rPr>
@@ -2378,7 +2378,7 @@
           <w:lang w:val="en-US" w:eastAsia="zh-CN"/>
         </w:rPr>
       </w:pPr>
-      <w:hyperlink w:anchor="_Toc223875520" w:history="1">
+      <w:hyperlink w:anchor="_Toc223909046" w:history="1">
         <w:r>
           <w:rPr>
             <w:rStyle w:val="Hyperlink"/>
@@ -2420,7 +2420,7 @@
             <w:noProof/>
             <w:webHidden/>
           </w:rPr>
-          <w:instrText xml:space="preserve"> PAGEREF _Toc223875520 \h </w:instrText>
+          <w:instrText xml:space="preserve"> PAGEREF _Toc223909046 \h </w:instrText>
         </w:r>
         <w:r>
           <w:rPr>
@@ -2464,7 +2464,7 @@
           <w:lang w:val="en-US" w:eastAsia="zh-CN"/>
         </w:rPr>
       </w:pPr>
-      <w:hyperlink w:anchor="_Toc223875521" w:history="1">
+      <w:hyperlink w:anchor="_Toc223909047" w:history="1">
         <w:r>
           <w:rPr>
             <w:rStyle w:val="Hyperlink"/>
@@ -2506,7 +2506,7 @@
             <w:noProof/>
             <w:webHidden/>
           </w:rPr>
-          <w:instrText xml:space="preserve"> PAGEREF _Toc223875521 \h </w:instrText>
+          <w:instrText xml:space="preserve"> PAGEREF _Toc223909047 \h </w:instrText>
         </w:r>
         <w:r>
           <w:rPr>
@@ -2550,7 +2550,7 @@
           <w:lang w:val="en-US" w:eastAsia="zh-CN"/>
         </w:rPr>
       </w:pPr>
-      <w:hyperlink w:anchor="_Toc223875522" w:history="1">
+      <w:hyperlink w:anchor="_Toc223909048" w:history="1">
         <w:r>
           <w:rPr>
             <w:rStyle w:val="Hyperlink"/>
@@ -2592,7 +2592,7 @@
             <w:noProof/>
             <w:webHidden/>
           </w:rPr>
-          <w:instrText xml:space="preserve"> PAGEREF _Toc223875522 \h </w:instrText>
+          <w:instrText xml:space="preserve"> PAGEREF _Toc223909048 \h </w:instrText>
         </w:r>
         <w:r>
           <w:rPr>
@@ -2636,7 +2636,7 @@
           <w:lang w:val="en-US" w:eastAsia="zh-CN"/>
         </w:rPr>
       </w:pPr>
-      <w:hyperlink w:anchor="_Toc223875523" w:history="1">
+      <w:hyperlink w:anchor="_Toc223909049" w:history="1">
         <w:r>
           <w:rPr>
             <w:rStyle w:val="Hyperlink"/>
@@ -2678,7 +2678,7 @@
             <w:noProof/>
             <w:webHidden/>
           </w:rPr>
-          <w:instrText xml:space="preserve"> PAGEREF _Toc223875523 \h </w:instrText>
+          <w:instrText xml:space="preserve"> PAGEREF _Toc223909049 \h </w:instrText>
         </w:r>
         <w:r>
           <w:rPr>
@@ -2722,7 +2722,7 @@
           <w:lang w:eastAsia="zh-CN"/>
         </w:rPr>
       </w:pPr>
-      <w:hyperlink w:anchor="_Toc223875524" w:history="1">
+      <w:hyperlink w:anchor="_Toc223909050" w:history="1">
         <w:r>
           <w:rPr>
             <w:rStyle w:val="Hyperlink"/>
@@ -2764,7 +2764,7 @@
             <w:noProof/>
             <w:webHidden/>
           </w:rPr>
-          <w:instrText xml:space="preserve"> PAGEREF _Toc223875524 \h </w:instrText>
+          <w:instrText xml:space="preserve"> PAGEREF _Toc223909050 \h </w:instrText>
         </w:r>
         <w:r>
           <w:rPr>
@@ -2808,7 +2808,7 @@
           <w:lang w:val="en-US" w:eastAsia="zh-CN"/>
         </w:rPr>
       </w:pPr>
-      <w:hyperlink w:anchor="_Toc223875525" w:history="1">
+      <w:hyperlink w:anchor="_Toc223909051" w:history="1">
         <w:r>
           <w:rPr>
             <w:rStyle w:val="Hyperlink"/>
@@ -2850,7 +2850,7 @@
             <w:noProof/>
             <w:webHidden/>
           </w:rPr>
-          <w:instrText xml:space="preserve"> PAGEREF _Toc223875525 \h </w:instrText>
+          <w:instrText xml:space="preserve"> PAGEREF _Toc223909051 \h </w:instrText>
         </w:r>
         <w:r>
           <w:rPr>
@@ -2895,7 +2895,7 @@
           <w:lang w:val="en-US" w:eastAsia="zh-CN"/>
         </w:rPr>
       </w:pPr>
-      <w:hyperlink w:anchor="_Toc223875526" w:history="1">
+      <w:hyperlink w:anchor="_Toc223909052" w:history="1">
         <w:r>
           <w:rPr>
             <w:rStyle w:val="Hyperlink"/>
@@ -2940,7 +2940,7 @@
             <w:noProof/>
             <w:webHidden/>
           </w:rPr>
-          <w:instrText xml:space="preserve"> PAGEREF _Toc223875526 \h </w:instrText>
+          <w:instrText xml:space="preserve"> PAGEREF _Toc223909052 \h </w:instrText>
         </w:r>
         <w:r>
           <w:rPr>
@@ -2984,7 +2984,7 @@
           <w:lang w:eastAsia="zh-CN"/>
         </w:rPr>
       </w:pPr>
-      <w:hyperlink w:anchor="_Toc223875527" w:history="1">
+      <w:hyperlink w:anchor="_Toc223909053" w:history="1">
         <w:r>
           <w:rPr>
             <w:rStyle w:val="Hyperlink"/>
@@ -3026,7 +3026,7 @@
             <w:noProof/>
             <w:webHidden/>
           </w:rPr>
-          <w:instrText xml:space="preserve"> PAGEREF _Toc223875527 \h </w:instrText>
+          <w:instrText xml:space="preserve"> PAGEREF _Toc223909053 \h </w:instrText>
         </w:r>
         <w:r>
           <w:rPr>
@@ -3070,7 +3070,7 @@
           <w:lang w:eastAsia="zh-CN"/>
         </w:rPr>
       </w:pPr>
-      <w:hyperlink w:anchor="_Toc223875528" w:history="1">
+      <w:hyperlink w:anchor="_Toc223909054" w:history="1">
         <w:r>
           <w:rPr>
             <w:rStyle w:val="Hyperlink"/>
@@ -3112,7 +3112,7 @@
             <w:noProof/>
             <w:webHidden/>
           </w:rPr>
-          <w:instrText xml:space="preserve"> PAGEREF _Toc223875528 \h </w:instrText>
+          <w:instrText xml:space="preserve"> PAGEREF _Toc223909054 \h </w:instrText>
         </w:r>
         <w:r>
           <w:rPr>
@@ -3156,7 +3156,7 @@
           <w:lang w:val="en-US" w:eastAsia="zh-CN"/>
         </w:rPr>
       </w:pPr>
-      <w:hyperlink w:anchor="_Toc223875529" w:history="1">
+      <w:hyperlink w:anchor="_Toc223909055" w:history="1">
         <w:r>
           <w:rPr>
             <w:rStyle w:val="Hyperlink"/>
@@ -3198,7 +3198,7 @@
             <w:noProof/>
             <w:webHidden/>
           </w:rPr>
-          <w:instrText xml:space="preserve"> PAGEREF _Toc223875529 \h </w:instrText>
+          <w:instrText xml:space="preserve"> PAGEREF _Toc223909055 \h </w:instrText>
         </w:r>
         <w:r>
           <w:rPr>
@@ -3242,7 +3242,7 @@
           <w:lang w:eastAsia="zh-CN"/>
         </w:rPr>
       </w:pPr>
-      <w:hyperlink w:anchor="_Toc223875530" w:history="1">
+      <w:hyperlink w:anchor="_Toc223909056" w:history="1">
         <w:r>
           <w:rPr>
             <w:rStyle w:val="Hyperlink"/>
@@ -3284,7 +3284,7 @@
             <w:noProof/>
             <w:webHidden/>
           </w:rPr>
-          <w:instrText xml:space="preserve"> PAGEREF _Toc223875530 \h </w:instrText>
+          <w:instrText xml:space="preserve"> PAGEREF _Toc223909056 \h </w:instrText>
         </w:r>
         <w:r>
           <w:rPr>
@@ -3328,7 +3328,7 @@
           <w:lang w:val="en-US" w:eastAsia="zh-CN"/>
         </w:rPr>
       </w:pPr>
-      <w:hyperlink w:anchor="_Toc223875531" w:history="1">
+      <w:hyperlink w:anchor="_Toc223909057" w:history="1">
         <w:r>
           <w:rPr>
             <w:rStyle w:val="Hyperlink"/>
@@ -3370,7 +3370,7 @@
             <w:noProof/>
             <w:webHidden/>
           </w:rPr>
-          <w:instrText xml:space="preserve"> PAGEREF _Toc223875531 \h </w:instrText>
+          <w:instrText xml:space="preserve"> PAGEREF _Toc223909057 \h </w:instrText>
         </w:r>
         <w:r>
           <w:rPr>
@@ -3414,7 +3414,7 @@
           <w:lang w:val="en-US" w:eastAsia="zh-CN"/>
         </w:rPr>
       </w:pPr>
-      <w:hyperlink w:anchor="_Toc223875532" w:history="1">
+      <w:hyperlink w:anchor="_Toc223909058" w:history="1">
         <w:r>
           <w:rPr>
             <w:rStyle w:val="Hyperlink"/>
@@ -3456,7 +3456,7 @@
             <w:noProof/>
             <w:webHidden/>
           </w:rPr>
-          <w:instrText xml:space="preserve"> PAGEREF _Toc223875532 \h </w:instrText>
+          <w:instrText xml:space="preserve"> PAGEREF _Toc223909058 \h </w:instrText>
         </w:r>
         <w:r>
           <w:rPr>
@@ -3500,7 +3500,7 @@
           <w:lang w:val="en-US" w:eastAsia="zh-CN"/>
         </w:rPr>
       </w:pPr>
-      <w:hyperlink w:anchor="_Toc223875533" w:history="1">
+      <w:hyperlink w:anchor="_Toc223909059" w:history="1">
         <w:r>
           <w:rPr>
             <w:rStyle w:val="Hyperlink"/>
@@ -3543,7 +3543,7 @@
             <w:noProof/>
             <w:webHidden/>
           </w:rPr>
-          <w:instrText xml:space="preserve"> PAGEREF _Toc223875533 \h </w:instrText>
+          <w:instrText xml:space="preserve"> PAGEREF _Toc223909059 \h </w:instrText>
         </w:r>
         <w:r>
           <w:rPr>
@@ -3587,7 +3587,7 @@
           <w:lang w:eastAsia="zh-CN"/>
         </w:rPr>
       </w:pPr>
-      <w:hyperlink w:anchor="_Toc223875534" w:history="1">
+      <w:hyperlink w:anchor="_Toc223909060" w:history="1">
         <w:r>
           <w:rPr>
             <w:rStyle w:val="Hyperlink"/>
@@ -3629,7 +3629,7 @@
             <w:noProof/>
             <w:webHidden/>
           </w:rPr>
-          <w:instrText xml:space="preserve"> PAGEREF _Toc223875534 \h </w:instrText>
+          <w:instrText xml:space="preserve"> PAGEREF _Toc223909060 \h </w:instrText>
         </w:r>
         <w:r>
           <w:rPr>
@@ -3674,7 +3674,7 @@
           <w:lang w:val="en-US" w:eastAsia="zh-CN"/>
         </w:rPr>
       </w:pPr>
-      <w:hyperlink w:anchor="_Toc223875535" w:history="1">
+      <w:hyperlink w:anchor="_Toc223909061" w:history="1">
         <w:r>
           <w:rPr>
             <w:rStyle w:val="Hyperlink"/>
@@ -3718,7 +3718,7 @@
             <w:noProof/>
             <w:webHidden/>
           </w:rPr>
-          <w:instrText xml:space="preserve"> PAGEREF _Toc223875535 \h </w:instrText>
+          <w:instrText xml:space="preserve"> PAGEREF _Toc223909061 \h </w:instrText>
         </w:r>
         <w:r>
           <w:rPr>
@@ -3762,7 +3762,7 @@
           <w:lang w:eastAsia="zh-CN"/>
         </w:rPr>
       </w:pPr>
-      <w:hyperlink w:anchor="_Toc223875536" w:history="1">
+      <w:hyperlink w:anchor="_Toc223909062" w:history="1">
         <w:r>
           <w:rPr>
             <w:rStyle w:val="Hyperlink"/>
@@ -3804,7 +3804,7 @@
             <w:noProof/>
             <w:webHidden/>
           </w:rPr>
-          <w:instrText xml:space="preserve"> PAGEREF _Toc223875536 \h </w:instrText>
+          <w:instrText xml:space="preserve"> PAGEREF _Toc223909062 \h </w:instrText>
         </w:r>
         <w:r>
           <w:rPr>
@@ -3848,7 +3848,7 @@
           <w:lang w:eastAsia="zh-CN"/>
         </w:rPr>
       </w:pPr>
-      <w:hyperlink w:anchor="_Toc223875537" w:history="1">
+      <w:hyperlink w:anchor="_Toc223909063" w:history="1">
         <w:r>
           <w:rPr>
             <w:rStyle w:val="Hyperlink"/>
@@ -3890,7 +3890,7 @@
             <w:noProof/>
             <w:webHidden/>
           </w:rPr>
-          <w:instrText xml:space="preserve"> PAGEREF _Toc223875537 \h </w:instrText>
+          <w:instrText xml:space="preserve"> PAGEREF _Toc223909063 \h </w:instrText>
         </w:r>
         <w:r>
           <w:rPr>
@@ -3934,7 +3934,7 @@
           <w:lang w:val="en-US" w:eastAsia="zh-CN"/>
         </w:rPr>
       </w:pPr>
-      <w:hyperlink w:anchor="_Toc223875538" w:history="1">
+      <w:hyperlink w:anchor="_Toc223909064" w:history="1">
         <w:r>
           <w:rPr>
             <w:rStyle w:val="Hyperlink"/>
@@ -3976,7 +3976,7 @@
             <w:noProof/>
             <w:webHidden/>
           </w:rPr>
-          <w:instrText xml:space="preserve"> PAGEREF _Toc223875538 \h </w:instrText>
+          <w:instrText xml:space="preserve"> PAGEREF _Toc223909064 \h </w:instrText>
         </w:r>
         <w:r>
           <w:rPr>
@@ -4020,7 +4020,7 @@
           <w:lang w:val="en-US" w:eastAsia="zh-CN"/>
         </w:rPr>
       </w:pPr>
-      <w:hyperlink w:anchor="_Toc223875539" w:history="1">
+      <w:hyperlink w:anchor="_Toc223909065" w:history="1">
         <w:r>
           <w:rPr>
             <w:rStyle w:val="Hyperlink"/>
@@ -4063,7 +4063,7 @@
             <w:noProof/>
             <w:webHidden/>
           </w:rPr>
-          <w:instrText xml:space="preserve"> PAGEREF _Toc223875539 \h </w:instrText>
+          <w:instrText xml:space="preserve"> PAGEREF _Toc223909065 \h </w:instrText>
         </w:r>
         <w:r>
           <w:rPr>
@@ -4107,7 +4107,7 @@
           <w:lang w:eastAsia="zh-CN"/>
         </w:rPr>
       </w:pPr>
-      <w:hyperlink w:anchor="_Toc223875540" w:history="1">
+      <w:hyperlink w:anchor="_Toc223909066" w:history="1">
         <w:r>
           <w:rPr>
             <w:rStyle w:val="Hyperlink"/>
@@ -4149,7 +4149,7 @@
             <w:noProof/>
             <w:webHidden/>
           </w:rPr>
-          <w:instrText xml:space="preserve"> PAGEREF _Toc223875540 \h </w:instrText>
+          <w:instrText xml:space="preserve"> PAGEREF _Toc223909066 \h </w:instrText>
         </w:r>
         <w:r>
           <w:rPr>
@@ -4169,7 +4169,7 @@
             <w:noProof/>
             <w:webHidden/>
           </w:rPr>
-          <w:t>20</w:t>
+          <w:t>21</w:t>
         </w:r>
         <w:r>
           <w:rPr>
@@ -4193,7 +4193,7 @@
           <w:lang w:val="en-US" w:eastAsia="zh-CN"/>
         </w:rPr>
       </w:pPr>
-      <w:hyperlink w:anchor="_Toc223875541" w:history="1">
+      <w:hyperlink w:anchor="_Toc223909067" w:history="1">
         <w:r>
           <w:rPr>
             <w:rStyle w:val="Hyperlink"/>
@@ -4235,7 +4235,7 @@
             <w:noProof/>
             <w:webHidden/>
           </w:rPr>
-          <w:instrText xml:space="preserve"> PAGEREF _Toc223875541 \h </w:instrText>
+          <w:instrText xml:space="preserve"> PAGEREF _Toc223909067 \h </w:instrText>
         </w:r>
         <w:r>
           <w:rPr>
@@ -4255,7 +4255,7 @@
             <w:noProof/>
             <w:webHidden/>
           </w:rPr>
-          <w:t>20</w:t>
+          <w:t>21</w:t>
         </w:r>
         <w:r>
           <w:rPr>
@@ -4279,7 +4279,7 @@
           <w:lang w:val="en-US" w:eastAsia="zh-CN"/>
         </w:rPr>
       </w:pPr>
-      <w:hyperlink w:anchor="_Toc223875542" w:history="1">
+      <w:hyperlink w:anchor="_Toc223909068" w:history="1">
         <w:r>
           <w:rPr>
             <w:rStyle w:val="Hyperlink"/>
@@ -4321,7 +4321,7 @@
             <w:noProof/>
             <w:webHidden/>
           </w:rPr>
-          <w:instrText xml:space="preserve"> PAGEREF _Toc223875542 \h </w:instrText>
+          <w:instrText xml:space="preserve"> PAGEREF _Toc223909068 \h </w:instrText>
         </w:r>
         <w:r>
           <w:rPr>
@@ -4341,7 +4341,7 @@
             <w:noProof/>
             <w:webHidden/>
           </w:rPr>
-          <w:t>21</w:t>
+          <w:t>22</w:t>
         </w:r>
         <w:r>
           <w:rPr>
@@ -4365,12 +4365,11 @@
           <w:lang w:val="en-US" w:eastAsia="zh-CN"/>
         </w:rPr>
       </w:pPr>
-      <w:hyperlink w:anchor="_Toc223875543" w:history="1">
+      <w:hyperlink w:anchor="_Toc223909069" w:history="1">
         <w:r>
           <w:rPr>
             <w:rStyle w:val="Hyperlink"/>
             <w:noProof/>
-            <w:lang w:val="vi-VN"/>
           </w:rPr>
           <w:t>4.3.3</w:t>
         </w:r>
@@ -4387,7 +4386,7 @@
             <w:rStyle w:val="Hyperlink"/>
             <w:noProof/>
           </w:rPr>
-          <w:t>Natural Design</w:t>
+          <w:t>Natural Design (NatClutter)</w:t>
         </w:r>
         <w:r>
           <w:rPr>
@@ -4408,7 +4407,7 @@
             <w:noProof/>
             <w:webHidden/>
           </w:rPr>
-          <w:instrText xml:space="preserve"> PAGEREF _Toc223875543 \h </w:instrText>
+          <w:instrText xml:space="preserve"> PAGEREF _Toc223909069 \h </w:instrText>
         </w:r>
         <w:r>
           <w:rPr>
@@ -4428,7 +4427,7 @@
             <w:noProof/>
             <w:webHidden/>
           </w:rPr>
-          <w:t>21</w:t>
+          <w:t>22</w:t>
         </w:r>
         <w:r>
           <w:rPr>
@@ -4452,7 +4451,7 @@
           <w:lang w:val="en-US" w:eastAsia="zh-CN"/>
         </w:rPr>
       </w:pPr>
-      <w:hyperlink w:anchor="_Toc223875544" w:history="1">
+      <w:hyperlink w:anchor="_Toc223909070" w:history="1">
         <w:r>
           <w:rPr>
             <w:rStyle w:val="Hyperlink"/>
@@ -4494,7 +4493,7 @@
             <w:noProof/>
             <w:webHidden/>
           </w:rPr>
-          <w:instrText xml:space="preserve"> PAGEREF _Toc223875544 \h </w:instrText>
+          <w:instrText xml:space="preserve"> PAGEREF _Toc223909070 \h </w:instrText>
         </w:r>
         <w:r>
           <w:rPr>
@@ -4514,7 +4513,7 @@
             <w:noProof/>
             <w:webHidden/>
           </w:rPr>
-          <w:t>22</w:t>
+          <w:t>23</w:t>
         </w:r>
         <w:r>
           <w:rPr>
@@ -4539,7 +4538,7 @@
           <w:lang w:val="en-US" w:eastAsia="zh-CN"/>
         </w:rPr>
       </w:pPr>
-      <w:hyperlink w:anchor="_Toc223875545" w:history="1">
+      <w:hyperlink w:anchor="_Toc223909071" w:history="1">
         <w:r>
           <w:rPr>
             <w:rStyle w:val="Hyperlink"/>
@@ -4584,7 +4583,7 @@
             <w:noProof/>
             <w:webHidden/>
           </w:rPr>
-          <w:instrText xml:space="preserve"> PAGEREF _Toc223875545 \h </w:instrText>
+          <w:instrText xml:space="preserve"> PAGEREF _Toc223909071 \h </w:instrText>
         </w:r>
         <w:r>
           <w:rPr>
@@ -4604,7 +4603,7 @@
             <w:noProof/>
             <w:webHidden/>
           </w:rPr>
-          <w:t>22</w:t>
+          <w:t>23</w:t>
         </w:r>
         <w:r>
           <w:rPr>
@@ -4628,7 +4627,7 @@
           <w:lang w:eastAsia="zh-CN"/>
         </w:rPr>
       </w:pPr>
-      <w:hyperlink w:anchor="_Toc223875546" w:history="1">
+      <w:hyperlink w:anchor="_Toc223909072" w:history="1">
         <w:r>
           <w:rPr>
             <w:rStyle w:val="Hyperlink"/>
@@ -4670,7 +4669,7 @@
             <w:noProof/>
             <w:webHidden/>
           </w:rPr>
-          <w:instrText xml:space="preserve"> PAGEREF _Toc223875546 \h </w:instrText>
+          <w:instrText xml:space="preserve"> PAGEREF _Toc223909072 \h </w:instrText>
         </w:r>
         <w:r>
           <w:rPr>
@@ -4690,7 +4689,7 @@
             <w:noProof/>
             <w:webHidden/>
           </w:rPr>
-          <w:t>22</w:t>
+          <w:t>23</w:t>
         </w:r>
         <w:r>
           <w:rPr>
@@ -4714,7 +4713,7 @@
           <w:lang w:eastAsia="zh-CN"/>
         </w:rPr>
       </w:pPr>
-      <w:hyperlink w:anchor="_Toc223875547" w:history="1">
+      <w:hyperlink w:anchor="_Toc223909073" w:history="1">
         <w:r>
           <w:rPr>
             <w:rStyle w:val="Hyperlink"/>
@@ -4756,7 +4755,7 @@
             <w:noProof/>
             <w:webHidden/>
           </w:rPr>
-          <w:instrText xml:space="preserve"> PAGEREF _Toc223875547 \h </w:instrText>
+          <w:instrText xml:space="preserve"> PAGEREF _Toc223909073 \h </w:instrText>
         </w:r>
         <w:r>
           <w:rPr>
@@ -4776,7 +4775,7 @@
             <w:noProof/>
             <w:webHidden/>
           </w:rPr>
-          <w:t>22</w:t>
+          <w:t>23</w:t>
         </w:r>
         <w:r>
           <w:rPr>
@@ -4800,7 +4799,7 @@
           <w:lang w:eastAsia="zh-CN"/>
         </w:rPr>
       </w:pPr>
-      <w:hyperlink w:anchor="_Toc223875548" w:history="1">
+      <w:hyperlink w:anchor="_Toc223909074" w:history="1">
         <w:r>
           <w:rPr>
             <w:rStyle w:val="Hyperlink"/>
@@ -4842,7 +4841,7 @@
             <w:noProof/>
             <w:webHidden/>
           </w:rPr>
-          <w:instrText xml:space="preserve"> PAGEREF _Toc223875548 \h </w:instrText>
+          <w:instrText xml:space="preserve"> PAGEREF _Toc223909074 \h </w:instrText>
         </w:r>
         <w:r>
           <w:rPr>
@@ -4862,7 +4861,7 @@
             <w:noProof/>
             <w:webHidden/>
           </w:rPr>
-          <w:t>22</w:t>
+          <w:t>23</w:t>
         </w:r>
         <w:r>
           <w:rPr>
@@ -4886,7 +4885,7 @@
           <w:lang w:val="en-US" w:eastAsia="zh-CN"/>
         </w:rPr>
       </w:pPr>
-      <w:hyperlink w:anchor="_Toc223875549" w:history="1">
+      <w:hyperlink w:anchor="_Toc223909075" w:history="1">
         <w:r>
           <w:rPr>
             <w:rStyle w:val="Hyperlink"/>
@@ -4913,7 +4912,7 @@
             <w:noProof/>
             <w:webHidden/>
           </w:rPr>
-          <w:instrText xml:space="preserve"> PAGEREF _Toc223875549 \h </w:instrText>
+          <w:instrText xml:space="preserve"> PAGEREF _Toc223909075 \h </w:instrText>
         </w:r>
         <w:r>
           <w:rPr>
@@ -4933,7 +4932,7 @@
             <w:noProof/>
             <w:webHidden/>
           </w:rPr>
-          <w:t>23</w:t>
+          <w:t>24</w:t>
         </w:r>
         <w:r>
           <w:rPr>
@@ -5069,7 +5068,7 @@
           <w:lang w:val="en-US"/>
         </w:rPr>
       </w:pPr>
-      <w:bookmarkStart w:id="7" w:name="_Toc223875514"/>
+      <w:bookmarkStart w:id="7" w:name="_Toc223909040"/>
       <w:r>
         <w:rPr>
           <w:lang w:val="en-US"/>
@@ -5140,7 +5139,7 @@
         </w:rPr>
         <w:fldChar w:fldCharType="separate"/>
       </w:r>
-      <w:hyperlink w:anchor="_Toc223875497" w:history="1">
+      <w:hyperlink w:anchor="_Toc223909076" w:history="1">
         <w:r>
           <w:rPr>
             <w:rStyle w:val="Hyperlink"/>
@@ -5167,7 +5166,7 @@
             <w:noProof/>
             <w:webHidden/>
           </w:rPr>
-          <w:instrText xml:space="preserve"> PAGEREF _Toc223875497 \h </w:instrText>
+          <w:instrText xml:space="preserve"> PAGEREF _Toc223909076 \h </w:instrText>
         </w:r>
         <w:r>
           <w:rPr>
@@ -5211,7 +5210,7 @@
           <w:lang w:val="en-US" w:eastAsia="zh-CN"/>
         </w:rPr>
       </w:pPr>
-      <w:hyperlink w:anchor="_Toc223875498" w:history="1">
+      <w:hyperlink w:anchor="_Toc223909077" w:history="1">
         <w:r>
           <w:rPr>
             <w:rStyle w:val="Hyperlink"/>
@@ -5238,7 +5237,7 @@
             <w:noProof/>
             <w:webHidden/>
           </w:rPr>
-          <w:instrText xml:space="preserve"> PAGEREF _Toc223875498 \h </w:instrText>
+          <w:instrText xml:space="preserve"> PAGEREF _Toc223909077 \h </w:instrText>
         </w:r>
         <w:r>
           <w:rPr>
@@ -5282,7 +5281,7 @@
           <w:lang w:val="en-US" w:eastAsia="zh-CN"/>
         </w:rPr>
       </w:pPr>
-      <w:hyperlink w:anchor="_Toc223875499" w:history="1">
+      <w:hyperlink w:anchor="_Toc223909078" w:history="1">
         <w:r>
           <w:rPr>
             <w:rStyle w:val="Hyperlink"/>
@@ -5309,7 +5308,7 @@
             <w:noProof/>
             <w:webHidden/>
           </w:rPr>
-          <w:instrText xml:space="preserve"> PAGEREF _Toc223875499 \h </w:instrText>
+          <w:instrText xml:space="preserve"> PAGEREF _Toc223909078 \h </w:instrText>
         </w:r>
         <w:r>
           <w:rPr>
@@ -5353,7 +5352,7 @@
           <w:lang w:val="en-US" w:eastAsia="zh-CN"/>
         </w:rPr>
       </w:pPr>
-      <w:hyperlink w:anchor="_Toc223875500" w:history="1">
+      <w:hyperlink w:anchor="_Toc223909079" w:history="1">
         <w:r>
           <w:rPr>
             <w:rStyle w:val="Hyperlink"/>
@@ -5380,7 +5379,7 @@
             <w:noProof/>
             <w:webHidden/>
           </w:rPr>
-          <w:instrText xml:space="preserve"> PAGEREF _Toc223875500 \h </w:instrText>
+          <w:instrText xml:space="preserve"> PAGEREF _Toc223909079 \h </w:instrText>
         </w:r>
         <w:r>
           <w:rPr>
@@ -5424,7 +5423,7 @@
           <w:lang w:val="en-US" w:eastAsia="zh-CN"/>
         </w:rPr>
       </w:pPr>
-      <w:hyperlink w:anchor="_Toc223875501" w:history="1">
+      <w:hyperlink w:anchor="_Toc223909080" w:history="1">
         <w:r>
           <w:rPr>
             <w:rStyle w:val="Hyperlink"/>
@@ -5451,7 +5450,7 @@
             <w:noProof/>
             <w:webHidden/>
           </w:rPr>
-          <w:instrText xml:space="preserve"> PAGEREF _Toc223875501 \h </w:instrText>
+          <w:instrText xml:space="preserve"> PAGEREF _Toc223909080 \h </w:instrText>
         </w:r>
         <w:r>
           <w:rPr>
@@ -5495,7 +5494,7 @@
           <w:lang w:val="en-US" w:eastAsia="zh-CN"/>
         </w:rPr>
       </w:pPr>
-      <w:hyperlink w:anchor="_Toc223875502" w:history="1">
+      <w:hyperlink w:anchor="_Toc223909081" w:history="1">
         <w:r>
           <w:rPr>
             <w:rStyle w:val="Hyperlink"/>
@@ -5522,7 +5521,7 @@
             <w:noProof/>
             <w:webHidden/>
           </w:rPr>
-          <w:instrText xml:space="preserve"> PAGEREF _Toc223875502 \h </w:instrText>
+          <w:instrText xml:space="preserve"> PAGEREF _Toc223909081 \h </w:instrText>
         </w:r>
         <w:r>
           <w:rPr>
@@ -5566,7 +5565,7 @@
           <w:lang w:val="en-US" w:eastAsia="zh-CN"/>
         </w:rPr>
       </w:pPr>
-      <w:hyperlink w:anchor="_Toc223875503" w:history="1">
+      <w:hyperlink w:anchor="_Toc223909082" w:history="1">
         <w:r>
           <w:rPr>
             <w:rStyle w:val="Hyperlink"/>
@@ -5593,7 +5592,7 @@
             <w:noProof/>
             <w:webHidden/>
           </w:rPr>
-          <w:instrText xml:space="preserve"> PAGEREF _Toc223875503 \h </w:instrText>
+          <w:instrText xml:space="preserve"> PAGEREF _Toc223909082 \h </w:instrText>
         </w:r>
         <w:r>
           <w:rPr>
@@ -5637,7 +5636,7 @@
           <w:lang w:val="en-US" w:eastAsia="zh-CN"/>
         </w:rPr>
       </w:pPr>
-      <w:hyperlink w:anchor="_Toc223875504" w:history="1">
+      <w:hyperlink w:anchor="_Toc223909083" w:history="1">
         <w:r>
           <w:rPr>
             <w:rStyle w:val="Hyperlink"/>
@@ -5664,7 +5663,7 @@
             <w:noProof/>
             <w:webHidden/>
           </w:rPr>
-          <w:instrText xml:space="preserve"> PAGEREF _Toc223875504 \h </w:instrText>
+          <w:instrText xml:space="preserve"> PAGEREF _Toc223909083 \h </w:instrText>
         </w:r>
         <w:r>
           <w:rPr>
@@ -5708,7 +5707,7 @@
           <w:lang w:val="en-US" w:eastAsia="zh-CN"/>
         </w:rPr>
       </w:pPr>
-      <w:hyperlink w:anchor="_Toc223875505" w:history="1">
+      <w:hyperlink w:anchor="_Toc223909084" w:history="1">
         <w:r>
           <w:rPr>
             <w:rStyle w:val="Hyperlink"/>
@@ -5735,7 +5734,7 @@
             <w:noProof/>
             <w:webHidden/>
           </w:rPr>
-          <w:instrText xml:space="preserve"> PAGEREF _Toc223875505 \h </w:instrText>
+          <w:instrText xml:space="preserve"> PAGEREF _Toc223909084 \h </w:instrText>
         </w:r>
         <w:r>
           <w:rPr>
@@ -5779,7 +5778,7 @@
           <w:lang w:val="en-US" w:eastAsia="zh-CN"/>
         </w:rPr>
       </w:pPr>
-      <w:hyperlink w:anchor="_Toc223875506" w:history="1">
+      <w:hyperlink w:anchor="_Toc223909085" w:history="1">
         <w:r>
           <w:rPr>
             <w:rStyle w:val="Hyperlink"/>
@@ -5806,7 +5805,7 @@
             <w:noProof/>
             <w:webHidden/>
           </w:rPr>
-          <w:instrText xml:space="preserve"> PAGEREF _Toc223875506 \h </w:instrText>
+          <w:instrText xml:space="preserve"> PAGEREF _Toc223909085 \h </w:instrText>
         </w:r>
         <w:r>
           <w:rPr>
@@ -5850,7 +5849,7 @@
           <w:lang w:val="en-US" w:eastAsia="zh-CN"/>
         </w:rPr>
       </w:pPr>
-      <w:hyperlink w:anchor="_Toc223875507" w:history="1">
+      <w:hyperlink w:anchor="_Toc223909086" w:history="1">
         <w:r>
           <w:rPr>
             <w:rStyle w:val="Hyperlink"/>
@@ -5877,7 +5876,7 @@
             <w:noProof/>
             <w:webHidden/>
           </w:rPr>
-          <w:instrText xml:space="preserve"> PAGEREF _Toc223875507 \h </w:instrText>
+          <w:instrText xml:space="preserve"> PAGEREF _Toc223909086 \h </w:instrText>
         </w:r>
         <w:r>
           <w:rPr>
@@ -5921,7 +5920,7 @@
           <w:lang w:val="en-US" w:eastAsia="zh-CN"/>
         </w:rPr>
       </w:pPr>
-      <w:hyperlink w:anchor="_Toc223875508" w:history="1">
+      <w:hyperlink w:anchor="_Toc223909087" w:history="1">
         <w:r>
           <w:rPr>
             <w:rStyle w:val="Hyperlink"/>
@@ -5956,7 +5955,7 @@
             <w:noProof/>
             <w:webHidden/>
           </w:rPr>
-          <w:instrText xml:space="preserve"> PAGEREF _Toc223875508 \h </w:instrText>
+          <w:instrText xml:space="preserve"> PAGEREF _Toc223909087 \h </w:instrText>
         </w:r>
         <w:r>
           <w:rPr>
@@ -6000,7 +5999,7 @@
           <w:lang w:val="en-US" w:eastAsia="zh-CN"/>
         </w:rPr>
       </w:pPr>
-      <w:hyperlink w:anchor="_Toc223875509" w:history="1">
+      <w:hyperlink w:anchor="_Toc223909088" w:history="1">
         <w:r>
           <w:rPr>
             <w:rStyle w:val="Hyperlink"/>
@@ -6014,7 +6013,23 @@
             <w:noProof/>
             <w:lang w:val="vi-VN"/>
           </w:rPr>
-          <w:t xml:space="preserve"> TCT visual search performance on SCEGRAM benchmark dataset</w:t>
+          <w:t xml:space="preserve"> TCT visual search performance on </w:t>
+        </w:r>
+        <w:r>
+          <w:rPr>
+            <w:rStyle w:val="Hyperlink"/>
+            <w:noProof/>
+            <w:lang w:val="en-US"/>
+          </w:rPr>
+          <w:t xml:space="preserve">the </w:t>
+        </w:r>
+        <w:r>
+          <w:rPr>
+            <w:rStyle w:val="Hyperlink"/>
+            <w:noProof/>
+            <w:lang w:val="vi-VN"/>
+          </w:rPr>
+          <w:t>SCEGRAM benchmark dataset</w:t>
         </w:r>
         <w:r>
           <w:rPr>
@@ -6035,7 +6050,7 @@
             <w:noProof/>
             <w:webHidden/>
           </w:rPr>
-          <w:instrText xml:space="preserve"> PAGEREF _Toc223875509 \h </w:instrText>
+          <w:instrText xml:space="preserve"> PAGEREF _Toc223909088 \h </w:instrText>
         </w:r>
         <w:r>
           <w:rPr>
@@ -6055,7 +6070,7 @@
             <w:noProof/>
             <w:webHidden/>
           </w:rPr>
-          <w:t>21</w:t>
+          <w:t>22</w:t>
         </w:r>
         <w:r>
           <w:rPr>
@@ -6079,7 +6094,7 @@
           <w:lang w:val="en-US" w:eastAsia="zh-CN"/>
         </w:rPr>
       </w:pPr>
-      <w:hyperlink w:anchor="_Toc223875510" w:history="1">
+      <w:hyperlink w:anchor="_Toc223909089" w:history="1">
         <w:r>
           <w:rPr>
             <w:rStyle w:val="Hyperlink"/>
@@ -6114,7 +6129,7 @@
             <w:noProof/>
             <w:webHidden/>
           </w:rPr>
-          <w:instrText xml:space="preserve"> PAGEREF _Toc223875510 \h </w:instrText>
+          <w:instrText xml:space="preserve"> PAGEREF _Toc223909089 \h </w:instrText>
         </w:r>
         <w:r>
           <w:rPr>
@@ -6134,7 +6149,7 @@
             <w:noProof/>
             <w:webHidden/>
           </w:rPr>
-          <w:t>22</w:t>
+          <w:t>23</w:t>
         </w:r>
         <w:r>
           <w:rPr>
@@ -6241,7 +6256,7 @@
           <w:lang w:val="en-US"/>
         </w:rPr>
       </w:pPr>
-      <w:bookmarkStart w:id="9" w:name="_Toc223875515"/>
+      <w:bookmarkStart w:id="9" w:name="_Toc223909041"/>
       <w:r>
         <w:rPr>
           <w:lang w:val="en-US"/>
@@ -6302,7 +6317,7 @@
         </w:rPr>
         <w:fldChar w:fldCharType="separate"/>
       </w:r>
-      <w:hyperlink w:anchor="_Toc223875647" w:history="1">
+      <w:hyperlink w:anchor="_Toc223909098" w:history="1">
         <w:r>
           <w:rPr>
             <w:rStyle w:val="Hyperlink"/>
@@ -6361,7 +6376,7 @@
             <w:noProof/>
             <w:webHidden/>
           </w:rPr>
-          <w:instrText xml:space="preserve"> PAGEREF _Toc223875647 \h </w:instrText>
+          <w:instrText xml:space="preserve"> PAGEREF _Toc223909098 \h </w:instrText>
         </w:r>
         <w:r>
           <w:rPr>
@@ -6405,7 +6420,7 @@
           <w:lang w:val="en-US" w:eastAsia="zh-CN"/>
         </w:rPr>
       </w:pPr>
-      <w:hyperlink w:anchor="_Toc223875648" w:history="1">
+      <w:hyperlink w:anchor="_Toc223909099" w:history="1">
         <w:r>
           <w:rPr>
             <w:rStyle w:val="Hyperlink"/>
@@ -6432,7 +6447,7 @@
             <w:noProof/>
             <w:webHidden/>
           </w:rPr>
-          <w:instrText xml:space="preserve"> PAGEREF _Toc223875648 \h </w:instrText>
+          <w:instrText xml:space="preserve"> PAGEREF _Toc223909099 \h </w:instrText>
         </w:r>
         <w:r>
           <w:rPr>
@@ -6564,7 +6579,7 @@
         </w:rPr>
         <w:br/>
       </w:r>
-      <w:bookmarkStart w:id="10" w:name="_Toc223875516"/>
+      <w:bookmarkStart w:id="10" w:name="_Toc223909042"/>
       <w:r>
         <w:rPr>
           <w:lang w:val="en-US"/>
@@ -8065,7 +8080,7 @@
         </w:rPr>
         <w:br/>
       </w:r>
-      <w:bookmarkStart w:id="11" w:name="_Toc223875517"/>
+      <w:bookmarkStart w:id="11" w:name="_Toc223909043"/>
       <w:r>
         <w:rPr>
           <w:lang w:val="en-US"/>
@@ -8092,7 +8107,7 @@
       <w:pPr>
         <w:pStyle w:val="Heading2"/>
       </w:pPr>
-      <w:bookmarkStart w:id="12" w:name="_Toc223875518"/>
+      <w:bookmarkStart w:id="12" w:name="_Toc223909044"/>
       <w:r>
         <w:t>Cognitive visual search theory</w:t>
       </w:r>
@@ -8102,7 +8117,7 @@
       <w:pPr>
         <w:pStyle w:val="Heading3"/>
       </w:pPr>
-      <w:bookmarkStart w:id="13" w:name="_Toc223875519"/>
+      <w:bookmarkStart w:id="13" w:name="_Toc223909045"/>
       <w:r>
         <w:t>Feature-Integration Theory</w:t>
       </w:r>
@@ -8439,7 +8454,7 @@
       <w:pPr>
         <w:pStyle w:val="Heading3"/>
       </w:pPr>
-      <w:bookmarkStart w:id="14" w:name="_Toc223875520"/>
+      <w:bookmarkStart w:id="14" w:name="_Toc223909046"/>
       <w:r>
         <w:t>Inhibition of Return (IOR)</w:t>
       </w:r>
@@ -9079,7 +9094,7 @@
       <w:pPr>
         <w:pStyle w:val="Heading3"/>
       </w:pPr>
-      <w:bookmarkStart w:id="15" w:name="_Toc223875521"/>
+      <w:bookmarkStart w:id="15" w:name="_Toc223909047"/>
       <w:r>
         <w:t xml:space="preserve">Bottom-up and </w:t>
       </w:r>
@@ -9321,7 +9336,7 @@
       <w:bookmarkStart w:id="16" w:name="_Ref219943305"/>
       <w:bookmarkStart w:id="17" w:name="_Ref219943270"/>
       <w:bookmarkStart w:id="18" w:name="_Ref219943272"/>
-      <w:bookmarkStart w:id="19" w:name="_Toc223875497"/>
+      <w:bookmarkStart w:id="19" w:name="_Toc223909076"/>
       <w:r>
         <w:rPr>
           <w:sz w:val="24"/>
@@ -9447,7 +9462,7 @@
       <w:pPr>
         <w:pStyle w:val="Heading3"/>
       </w:pPr>
-      <w:bookmarkStart w:id="20" w:name="_Toc223875522"/>
+      <w:bookmarkStart w:id="20" w:name="_Toc223909048"/>
       <w:r>
         <w:t>Context Influence in Visual Search</w:t>
       </w:r>
@@ -9592,7 +9607,7 @@
       <w:pPr>
         <w:pStyle w:val="Heading3"/>
       </w:pPr>
-      <w:bookmarkStart w:id="21" w:name="_Toc223875523"/>
+      <w:bookmarkStart w:id="21" w:name="_Toc223909049"/>
       <w:r>
         <w:t>An updated mental model Guide</w:t>
       </w:r>
@@ -10049,7 +10064,7 @@
         </w:rPr>
       </w:pPr>
       <w:bookmarkStart w:id="22" w:name="_Ref220274706"/>
-      <w:bookmarkStart w:id="23" w:name="_Toc223875498"/>
+      <w:bookmarkStart w:id="23" w:name="_Toc223909077"/>
       <w:r>
         <w:rPr>
           <w:sz w:val="24"/>
@@ -10157,7 +10172,7 @@
       <w:pPr>
         <w:pStyle w:val="Heading2"/>
       </w:pPr>
-      <w:bookmarkStart w:id="24" w:name="_Toc223875524"/>
+      <w:bookmarkStart w:id="24" w:name="_Toc223909050"/>
       <w:r>
         <w:t>Computational Visual Search Model</w:t>
       </w:r>
@@ -10167,7 +10182,7 @@
       <w:pPr>
         <w:pStyle w:val="Heading3"/>
       </w:pPr>
-      <w:bookmarkStart w:id="25" w:name="_Toc223875525"/>
+      <w:bookmarkStart w:id="25" w:name="_Toc223909051"/>
       <w:r>
         <w:t xml:space="preserve">Invariant Visual Search Network </w:t>
       </w:r>
@@ -10638,7 +10653,7 @@
         </w:rPr>
       </w:pPr>
       <w:bookmarkStart w:id="26" w:name="_Ref220327011"/>
-      <w:bookmarkStart w:id="27" w:name="_Toc223875499"/>
+      <w:bookmarkStart w:id="27" w:name="_Toc223909078"/>
       <w:r>
         <w:rPr>
           <w:sz w:val="24"/>
@@ -11711,7 +11726,7 @@
         </w:rPr>
       </w:pPr>
       <w:bookmarkStart w:id="28" w:name="_Ref220326769"/>
-      <w:bookmarkStart w:id="29" w:name="_Toc223875500"/>
+      <w:bookmarkStart w:id="29" w:name="_Toc223909079"/>
       <w:r>
         <w:rPr>
           <w:sz w:val="24"/>
@@ -13035,7 +13050,7 @@
         </w:rPr>
         <w:br/>
       </w:r>
-      <w:bookmarkStart w:id="30" w:name="_Toc223875526"/>
+      <w:bookmarkStart w:id="30" w:name="_Toc223909052"/>
       <w:r>
         <w:rPr>
           <w:lang w:val="en-US"/>
@@ -13074,7 +13089,7 @@
       <w:pPr>
         <w:pStyle w:val="Heading2"/>
       </w:pPr>
-      <w:bookmarkStart w:id="31" w:name="_Toc223875527"/>
+      <w:bookmarkStart w:id="31" w:name="_Toc223909053"/>
       <w:r>
         <w:t>Problem statement</w:t>
       </w:r>
@@ -13239,7 +13254,7 @@
       <w:pPr>
         <w:pStyle w:val="Heading2"/>
       </w:pPr>
-      <w:bookmarkStart w:id="32" w:name="_Toc223875528"/>
+      <w:bookmarkStart w:id="32" w:name="_Toc223909054"/>
       <w:r>
         <w:t>Vision Transformer (</w:t>
       </w:r>
@@ -13447,7 +13462,7 @@
       <w:pPr>
         <w:pStyle w:val="Heading3"/>
       </w:pPr>
-      <w:bookmarkStart w:id="33" w:name="_Toc223875529"/>
+      <w:bookmarkStart w:id="33" w:name="_Toc223909055"/>
       <w:r>
         <w:t xml:space="preserve">Modified </w:t>
       </w:r>
@@ -15000,7 +15015,7 @@
         </w:rPr>
       </w:pPr>
       <w:bookmarkStart w:id="34" w:name="_Ref221629596"/>
-      <w:bookmarkStart w:id="35" w:name="_Toc223875501"/>
+      <w:bookmarkStart w:id="35" w:name="_Toc223909080"/>
       <w:r>
         <w:rPr>
           <w:sz w:val="24"/>
@@ -15277,7 +15292,7 @@
           <w:lang w:val="en-US"/>
         </w:rPr>
       </w:pPr>
-      <w:bookmarkStart w:id="36" w:name="_Toc223875502"/>
+      <w:bookmarkStart w:id="36" w:name="_Toc223909081"/>
       <w:r>
         <w:rPr>
           <w:sz w:val="24"/>
@@ -15384,7 +15399,7 @@
       <w:pPr>
         <w:pStyle w:val="Heading2"/>
       </w:pPr>
-      <w:bookmarkStart w:id="37" w:name="_Toc223875530"/>
+      <w:bookmarkStart w:id="37" w:name="_Toc223909056"/>
       <w:r>
         <w:t xml:space="preserve">Context-aware Recognition Transformer Network </w:t>
       </w:r>
@@ -15661,7 +15676,7 @@
         </w:rPr>
       </w:pPr>
       <w:bookmarkStart w:id="38" w:name="_Ref220343920"/>
-      <w:bookmarkStart w:id="39" w:name="_Toc223875503"/>
+      <w:bookmarkStart w:id="39" w:name="_Toc223909082"/>
       <w:r>
         <w:rPr>
           <w:sz w:val="24"/>
@@ -15801,7 +15816,7 @@
       <w:pPr>
         <w:pStyle w:val="Heading3"/>
       </w:pPr>
-      <w:bookmarkStart w:id="40" w:name="_Toc223875531"/>
+      <w:bookmarkStart w:id="40" w:name="_Toc223909057"/>
       <w:r>
         <w:t xml:space="preserve">Modified </w:t>
       </w:r>
@@ -16500,7 +16515,7 @@
           <w:lang w:val="en-US"/>
         </w:rPr>
       </w:pPr>
-      <w:bookmarkStart w:id="41" w:name="_Toc223875504"/>
+      <w:bookmarkStart w:id="41" w:name="_Toc223909083"/>
       <w:r>
         <w:rPr>
           <w:sz w:val="24"/>
@@ -16646,7 +16661,7 @@
       <w:pPr>
         <w:pStyle w:val="Heading3"/>
       </w:pPr>
-      <w:bookmarkStart w:id="42" w:name="_Toc223875532"/>
+      <w:bookmarkStart w:id="42" w:name="_Toc223909058"/>
       <w:r>
         <w:t xml:space="preserve">Modified </w:t>
       </w:r>
@@ -16765,7 +16780,7 @@
           <w:lang w:val="en-US"/>
         </w:rPr>
       </w:pPr>
-      <w:bookmarkStart w:id="43" w:name="_Toc223875505"/>
+      <w:bookmarkStart w:id="43" w:name="_Toc223909084"/>
       <w:r>
         <w:rPr>
           <w:sz w:val="24"/>
@@ -16904,7 +16919,7 @@
           <w:lang w:val="vi-VN"/>
         </w:rPr>
       </w:pPr>
-      <w:bookmarkStart w:id="44" w:name="_Toc223875533"/>
+      <w:bookmarkStart w:id="44" w:name="_Toc223909059"/>
       <w:r>
         <w:t xml:space="preserve">Modified </w:t>
       </w:r>
@@ -17156,7 +17171,7 @@
           <w:lang w:val="en-US"/>
         </w:rPr>
       </w:pPr>
-      <w:bookmarkStart w:id="45" w:name="_Toc223875506"/>
+      <w:bookmarkStart w:id="45" w:name="_Toc223909085"/>
       <w:r>
         <w:rPr>
           <w:sz w:val="24"/>
@@ -17272,7 +17287,7 @@
       <w:pPr>
         <w:pStyle w:val="Heading2"/>
       </w:pPr>
-      <w:bookmarkStart w:id="46" w:name="_Toc223875534"/>
+      <w:bookmarkStart w:id="46" w:name="_Toc223909060"/>
       <w:r>
         <w:lastRenderedPageBreak/>
         <w:t>Target-Context Transformer</w:t>
@@ -17463,7 +17478,7 @@
           <w:lang w:val="en-US"/>
         </w:rPr>
       </w:pPr>
-      <w:bookmarkStart w:id="47" w:name="_Toc223875507"/>
+      <w:bookmarkStart w:id="47" w:name="_Toc223909086"/>
       <w:r>
         <w:rPr>
           <w:sz w:val="24"/>
@@ -17657,7 +17672,7 @@
       </w:r>
       <w:bookmarkStart w:id="49" w:name="_Ref220350598"/>
       <w:bookmarkStart w:id="50" w:name="_Ref220350615"/>
-      <w:bookmarkStart w:id="51" w:name="_Toc223875535"/>
+      <w:bookmarkStart w:id="51" w:name="_Toc223909061"/>
       <w:r>
         <w:rPr>
           <w:lang w:val="en-US"/>
@@ -17722,7 +17737,7 @@
         <w:pStyle w:val="Heading2"/>
       </w:pPr>
       <w:bookmarkStart w:id="52" w:name="_Hlk220285521"/>
-      <w:bookmarkStart w:id="53" w:name="_Toc223875536"/>
+      <w:bookmarkStart w:id="53" w:name="_Toc223909062"/>
       <w:r>
         <w:t xml:space="preserve">Data Augmentation for training </w:t>
       </w:r>
@@ -17827,7 +17842,19 @@
         <w:rPr>
           <w:lang w:val="en-US"/>
         </w:rPr>
-        <w:t>The context, target image pairs will be randomly selected based on the following options for each element in a pair of inputs:</w:t>
+        <w:t>The context</w:t>
+      </w:r>
+      <w:r>
+        <w:rPr>
+          <w:lang w:val="en-US"/>
+        </w:rPr>
+        <w:t>-</w:t>
+      </w:r>
+      <w:r>
+        <w:rPr>
+          <w:lang w:val="en-US"/>
+        </w:rPr>
+        <w:t>target image pairs will be randomly selected based on the following options for each element in a pair of inputs:</w:t>
       </w:r>
     </w:p>
     <w:p>
@@ -18210,7 +18237,7 @@
       <w:pPr>
         <w:pStyle w:val="Heading2"/>
       </w:pPr>
-      <w:bookmarkStart w:id="54" w:name="_Toc223875537"/>
+      <w:bookmarkStart w:id="54" w:name="_Toc223909063"/>
       <w:r>
         <w:lastRenderedPageBreak/>
         <w:t xml:space="preserve">Testing </w:t>
@@ -18289,7 +18316,7 @@
       <w:pPr>
         <w:pStyle w:val="Heading3"/>
       </w:pPr>
-      <w:bookmarkStart w:id="55" w:name="_Toc223875538"/>
+      <w:bookmarkStart w:id="55" w:name="_Toc223909064"/>
       <w:r>
         <w:t xml:space="preserve">Modified </w:t>
       </w:r>
@@ -18315,7 +18342,43 @@
         <w:rPr>
           <w:lang w:val="vi-VN"/>
         </w:rPr>
-        <w:t>The model’s attention output behaves differently in training phases. The testing phase in the early training stage reveals that the attention mechanism from the last decoder layers contributes to the recognition task, and attention produced by previous layers tends to be distributed uniformly. In the later training epochs, the performance of the model in the testing phase keeps increasing, and the attention map in all the layers is approaching a uniform distribution, which could imply that preserving the original context tends to improve the recognition performance when training with the lack of target information (target image is blacked out), the recognition prediction is entirely based on the context information. However, the CRTNet task in this paper is to act as an advisor</w:t>
+        <w:t xml:space="preserve">The model’s attention output behaves differently in training phases. The testing phase in the early training stage reveals that the attention mechanism from the last decoder layers </w:t>
+      </w:r>
+      <w:r>
+        <w:rPr>
+          <w:lang w:val="en-US"/>
+        </w:rPr>
+        <w:t xml:space="preserve">showing some comprehensive attention map that is possible to </w:t>
+      </w:r>
+      <w:r>
+        <w:rPr>
+          <w:lang w:val="vi-VN"/>
+        </w:rPr>
+        <w:t xml:space="preserve">contribute to the recognition task, and attention produced by previous layers tends to be distributed uniformly. In the later training epochs, the performance of the model in the testing phase keeps increasing, </w:t>
+      </w:r>
+      <w:r>
+        <w:rPr>
+          <w:lang w:val="en-US"/>
+        </w:rPr>
+        <w:t>but</w:t>
+      </w:r>
+      <w:r>
+        <w:rPr>
+          <w:lang w:val="vi-VN"/>
+        </w:rPr>
+        <w:t xml:space="preserve"> the attention map in all the layers is approaching a uniform distribution, which could imply that preserving the original context tends to improve the recognition performance when training with the lack of target information (target image is blacked out), the recognition prediction is entirely based on the context information. </w:t>
+      </w:r>
+      <w:r>
+        <w:rPr>
+          <w:lang w:val="en-US"/>
+        </w:rPr>
+        <w:t>Since</w:t>
+      </w:r>
+      <w:r>
+        <w:rPr>
+          <w:lang w:val="vi-VN"/>
+        </w:rPr>
+        <w:t xml:space="preserve"> the CRTNet task in this paper is to act as an advisor</w:t>
       </w:r>
       <w:r>
         <w:rPr>
@@ -18327,7 +18390,85 @@
         <w:rPr>
           <w:lang w:val="vi-VN"/>
         </w:rPr>
-        <w:t xml:space="preserve"> for the ViT model, so we will use an early checkpoint from the early epochs to transfer learning to the TCT model. The combination of a later epoch of the CRTNet with the ViT, however, can hinder the TCT model’s visual search performance.</w:t>
+        <w:t xml:space="preserve"> for the ViT model</w:t>
+      </w:r>
+      <w:r>
+        <w:rPr>
+          <w:lang w:val="en-US"/>
+        </w:rPr>
+        <w:t>, and the combination of the later</w:t>
+      </w:r>
+      <w:r>
+        <w:rPr>
+          <w:lang w:val="en-US"/>
+        </w:rPr>
+        <w:t xml:space="preserve"> trained</w:t>
+      </w:r>
+      <w:r>
+        <w:rPr>
+          <w:lang w:val="en-US"/>
+        </w:rPr>
+        <w:t xml:space="preserve"> </w:t>
+      </w:r>
+      <w:r>
+        <w:rPr>
+          <w:lang w:val="en-US"/>
+        </w:rPr>
+        <w:t xml:space="preserve">CRT </w:t>
+      </w:r>
+      <w:r>
+        <w:rPr>
+          <w:lang w:val="en-US"/>
+        </w:rPr>
+        <w:t>model</w:t>
+      </w:r>
+      <w:r>
+        <w:rPr>
+          <w:lang w:val="en-US"/>
+        </w:rPr>
+        <w:t>’s attention map</w:t>
+      </w:r>
+      <w:r>
+        <w:rPr>
+          <w:lang w:val="en-US"/>
+        </w:rPr>
+        <w:t xml:space="preserve"> could hinder the TCT model’s visual search performance</w:t>
+      </w:r>
+      <w:r>
+        <w:rPr>
+          <w:lang w:val="en-US"/>
+        </w:rPr>
+        <w:t xml:space="preserve"> due to it</w:t>
+      </w:r>
+      <w:r>
+        <w:rPr>
+          <w:lang w:val="en-US"/>
+        </w:rPr>
+        <w:t>s</w:t>
+      </w:r>
+      <w:r>
+        <w:rPr>
+          <w:lang w:val="en-US"/>
+        </w:rPr>
+        <w:t xml:space="preserve"> uniform</w:t>
+      </w:r>
+      <w:r>
+        <w:rPr>
+          <w:lang w:val="en-US"/>
+        </w:rPr>
+        <w:t xml:space="preserve"> distributed</w:t>
+      </w:r>
+      <w:r>
+        <w:rPr>
+          <w:lang w:val="en-US"/>
+        </w:rPr>
+        <w:t xml:space="preserve"> property</w:t>
+      </w:r>
+      <w:r>
+        <w:rPr>
+          <w:lang w:val="vi-VN"/>
+        </w:rPr>
+        <w:t xml:space="preserve">, we will use an early checkpoint from the early epochs to transfer learning to the TCT model. </w:t>
       </w:r>
     </w:p>
     <w:p>
@@ -18625,7 +18766,7 @@
           <w:lang w:val="en-US"/>
         </w:rPr>
       </w:pPr>
-      <w:bookmarkStart w:id="56" w:name="_Toc223875647"/>
+      <w:bookmarkStart w:id="56" w:name="_Toc223909098"/>
       <w:r>
         <w:rPr>
           <w:sz w:val="24"/>
@@ -18781,7 +18922,7 @@
           <w:lang w:val="vi-VN"/>
         </w:rPr>
       </w:pPr>
-      <w:bookmarkStart w:id="57" w:name="_Toc223875539"/>
+      <w:bookmarkStart w:id="57" w:name="_Toc223909065"/>
       <w:r>
         <w:lastRenderedPageBreak/>
         <w:t xml:space="preserve">Modified </w:t>
@@ -19546,7 +19687,7 @@
       </w:pPr>
       <w:bookmarkStart w:id="58" w:name="_Ref223875218"/>
       <w:bookmarkStart w:id="59" w:name="_Ref223875227"/>
-      <w:bookmarkStart w:id="60" w:name="_Toc223875648"/>
+      <w:bookmarkStart w:id="60" w:name="_Toc223909099"/>
       <w:r>
         <w:rPr>
           <w:sz w:val="24"/>
@@ -19801,7 +19942,7 @@
       <w:pPr>
         <w:pStyle w:val="Heading2"/>
       </w:pPr>
-      <w:bookmarkStart w:id="61" w:name="_Toc223875540"/>
+      <w:bookmarkStart w:id="61" w:name="_Toc223909066"/>
       <w:r>
         <w:lastRenderedPageBreak/>
         <w:t>TCT model visual search performance on different benchmark datasets</w:t>
@@ -19941,7 +20082,7 @@
       <w:pPr>
         <w:pStyle w:val="Heading3"/>
       </w:pPr>
-      <w:bookmarkStart w:id="62" w:name="_Toc223875541"/>
+      <w:bookmarkStart w:id="62" w:name="_Toc223909067"/>
       <w:r>
         <w:t>COCO-Search18</w:t>
       </w:r>
@@ -20238,8 +20379,8 @@
           <w:lang w:val="en-US"/>
         </w:rPr>
       </w:pPr>
-      <w:bookmarkStart w:id="63" w:name="_Toc223875508"/>
-      <w:bookmarkStart w:id="64" w:name="_Ref223893715"/>
+      <w:bookmarkStart w:id="63" w:name="_Ref223893715"/>
+      <w:bookmarkStart w:id="64" w:name="_Toc223909087"/>
       <w:r>
         <w:rPr>
           <w:sz w:val="24"/>
@@ -20326,7 +20467,7 @@
         </w:rPr>
         <w:fldChar w:fldCharType="end"/>
       </w:r>
-      <w:bookmarkEnd w:id="64"/>
+      <w:bookmarkEnd w:id="63"/>
       <w:r>
         <w:rPr>
           <w:sz w:val="24"/>
@@ -20335,13 +20476,13 @@
         </w:rPr>
         <w:t xml:space="preserve"> TCT visual search performance on COCO-Search18 benchmark dataset</w:t>
       </w:r>
-      <w:bookmarkEnd w:id="63"/>
+      <w:bookmarkEnd w:id="64"/>
     </w:p>
     <w:p>
       <w:pPr>
         <w:pStyle w:val="Heading3"/>
       </w:pPr>
-      <w:bookmarkStart w:id="65" w:name="_Toc223875542"/>
+      <w:bookmarkStart w:id="65" w:name="_Toc223909068"/>
       <w:r>
         <w:lastRenderedPageBreak/>
         <w:t>SCEGRAM</w:t>
@@ -20493,13 +20634,13 @@
         <w:rPr>
           <w:lang w:val="en-US"/>
         </w:rPr>
-        <w:t xml:space="preserve">illustrates that both architectures outperform the chance model and also </w:t>
-      </w:r>
-      <w:r>
-        <w:rPr>
-          <w:lang w:val="en-US"/>
-        </w:rPr>
-        <w:t xml:space="preserve">points out the TCT model that relies on the guidance of the </w:t>
+        <w:t>illustrates that both architectures outperform the chance model</w:t>
+      </w:r>
+      <w:r>
+        <w:rPr>
+          <w:lang w:val="en-US"/>
+        </w:rPr>
+        <w:t xml:space="preserve"> (</w:t>
       </w:r>
       <w:r>
         <w:rPr>
@@ -20507,15 +20648,47 @@
           <w:bCs/>
           <w:lang w:val="en-US"/>
         </w:rPr>
-        <w:t xml:space="preserve">CRT no </w:t>
-      </w:r>
-      <w:proofErr w:type="spellStart"/>
+        <w:t>RANDOM</w:t>
+      </w:r>
+      <w:r>
+        <w:rPr>
+          <w:lang w:val="en-US"/>
+        </w:rPr>
+        <w:t>)</w:t>
+      </w:r>
+      <w:r>
+        <w:rPr>
+          <w:lang w:val="en-US"/>
+        </w:rPr>
+        <w:t xml:space="preserve"> </w:t>
+      </w:r>
+      <w:r>
+        <w:rPr>
+          <w:lang w:val="en-US"/>
+        </w:rPr>
+        <w:t xml:space="preserve">and also </w:t>
+      </w:r>
+      <w:r>
+        <w:rPr>
+          <w:lang w:val="en-US"/>
+        </w:rPr>
+        <w:t xml:space="preserve">points out the TCT model that relies on the guidance of the </w:t>
+      </w:r>
       <w:r>
         <w:rPr>
           <w:b/>
           <w:bCs/>
           <w:lang w:val="en-US"/>
         </w:rPr>
+        <w:t xml:space="preserve">CRT no </w:t>
+      </w:r>
+      <w:proofErr w:type="spellStart"/>
+      <w:r>
+        <w:rPr>
+          <w:b/>
+          <w:bCs/>
+          <w:lang w:val="en-US"/>
+        </w:rPr>
         <w:t>bbox</w:t>
       </w:r>
       <w:proofErr w:type="spellEnd"/>
@@ -20529,7 +20702,7 @@
         <w:rPr>
           <w:lang w:val="en-US"/>
         </w:rPr>
-        <w:t xml:space="preserve"> </w:t>
+        <w:t xml:space="preserve"> Besides, the higher TCT models' performance over the chance model shows the capability of the model to handle inconsistencies in both syntactic and semantic context.</w:t>
       </w:r>
     </w:p>
     <w:p>
@@ -20611,7 +20784,7 @@
         </w:rPr>
       </w:pPr>
       <w:bookmarkStart w:id="66" w:name="_Ref223873375"/>
-      <w:bookmarkStart w:id="67" w:name="_Toc223875509"/>
+      <w:bookmarkStart w:id="67" w:name="_Toc223909088"/>
       <w:r>
         <w:rPr>
           <w:sz w:val="24"/>
@@ -20705,7 +20878,23 @@
           <w:szCs w:val="24"/>
           <w:lang w:val="vi-VN"/>
         </w:rPr>
-        <w:t xml:space="preserve"> TCT visual search performance on SCEGRAM benchmark dataset</w:t>
+        <w:t xml:space="preserve"> TCT visual search performance on </w:t>
+      </w:r>
+      <w:r>
+        <w:rPr>
+          <w:sz w:val="24"/>
+          <w:szCs w:val="24"/>
+          <w:lang w:val="en-US"/>
+        </w:rPr>
+        <w:t xml:space="preserve">the </w:t>
+      </w:r>
+      <w:r>
+        <w:rPr>
+          <w:sz w:val="24"/>
+          <w:szCs w:val="24"/>
+          <w:lang w:val="vi-VN"/>
+        </w:rPr>
+        <w:t>SCEGRAM benchmark dataset</w:t>
       </w:r>
       <w:bookmarkEnd w:id="67"/>
     </w:p>
@@ -20719,27 +20908,90 @@
     <w:p>
       <w:pPr>
         <w:pStyle w:val="Heading3"/>
+      </w:pPr>
+      <w:bookmarkStart w:id="68" w:name="_Toc223909069"/>
+      <w:r>
+        <w:t>Natural Design</w:t>
+      </w:r>
+      <w:r>
+        <w:t xml:space="preserve"> (</w:t>
+      </w:r>
+      <w:proofErr w:type="spellStart"/>
+      <w:r>
+        <w:t>NatClutter</w:t>
+      </w:r>
+      <w:proofErr w:type="spellEnd"/>
+      <w:r>
+        <w:t>)</w:t>
+      </w:r>
+      <w:bookmarkEnd w:id="68"/>
+    </w:p>
+    <w:p>
+      <w:pPr>
+        <w:spacing w:line="360" w:lineRule="auto"/>
+        <w:jc w:val="both"/>
+        <w:rPr>
+          <w:lang w:val="en-US"/>
+        </w:rPr>
+      </w:pPr>
+      <w:proofErr w:type="spellStart"/>
+      <w:r>
+        <w:rPr>
+          <w:lang w:val="en-US"/>
+        </w:rPr>
+        <w:t>NatClutter</w:t>
+      </w:r>
+      <w:proofErr w:type="spellEnd"/>
+      <w:r>
+        <w:rPr>
+          <w:lang w:val="en-US"/>
+        </w:rPr>
+        <w:t xml:space="preserve"> dataset is introduced in the IVSN paper </w:t>
+      </w:r>
+      <w:r>
+        <w:rPr>
+          <w:lang w:val="en-US"/>
+        </w:rPr>
+        <w:fldChar w:fldCharType="begin"/>
+      </w:r>
+      <w:r>
+        <w:rPr>
+          <w:lang w:val="en-US"/>
+        </w:rPr>
+        <w:instrText xml:space="preserve"> ADDIN ZOTERO_ITEM CSL_CITATION {"citationID":"s1sYc3wv","properties":{"unsorted":false,"formattedCitation":"(Zhang et al., 2018)","plainCitation":"(Zhang et al., 2018)","noteIndex":0},"citationItems":[{"id":16,"uris":["http://zotero.org/users/10056102/items/HUS7FB7V"],"itemData":{"id":16,"type":"article-journal","abstract":"Abstract\n            Searching for a target object in a cluttered scene constitutes a fundamental challenge in daily vision. Visual search must be selective enough to discriminate the target from distractors, invariant to changes in the appearance of the target, efficient to avoid exhaustive exploration of the image, and must generalize to locate novel target objects with zero-shot training. Previous work on visual search has focused on searching for perfect matches of a target after extensive category-specific training. Here, we show for the first time that humans can efficiently and invariantly search for natural objects in complex scenes. To gain insight into the mechanisms that guide visual search, we propose a biologically inspired computational model that can locate targets without exhaustive sampling and which can generalize to novel objects. The model provides an approximation to the mechanisms integrating bottom-up and top-down signals during search in natural scenes.","container-title":"Nature Communications","DOI":"10.1038/s41467-018-06217-x","ISSN":"2041-1723","issue":"1","journalAbbreviation":"Nat Commun","language":"en","page":"3730","source":"DOI.org (Crossref)","title":"Finding any Waldo with zero-shot invariant and efficient visual search","volume":"9","author":[{"family":"Zhang","given":"Mengmi"},{"family":"Feng","given":"Jiashi"},{"family":"Ma","given":"Keng Teck"},{"family":"Lim","given":"Joo Hwee"},{"family":"Zhao","given":"Qi"},{"family":"Kreiman","given":"Gabriel"}],"issued":{"date-parts":[["2018",9,13]]}}}],"schema":"https://github.com/citation-style-language/schema/raw/master/csl-citation.json"} </w:instrText>
+      </w:r>
+      <w:r>
+        <w:rPr>
+          <w:lang w:val="en-US"/>
+        </w:rPr>
+        <w:fldChar w:fldCharType="separate"/>
+      </w:r>
+      <w:r>
+        <w:rPr>
+          <w:noProof/>
+          <w:lang w:val="en-US"/>
+        </w:rPr>
+        <w:t>(Zhang et al., 2018)</w:t>
+      </w:r>
+      <w:r>
+        <w:rPr>
+          <w:lang w:val="en-US"/>
+        </w:rPr>
+        <w:fldChar w:fldCharType="end"/>
+      </w:r>
+    </w:p>
+    <w:p>
+      <w:pPr>
+        <w:jc w:val="center"/>
         <w:rPr>
           <w:lang w:val="vi-VN"/>
         </w:rPr>
       </w:pPr>
-      <w:bookmarkStart w:id="68" w:name="_Toc223875543"/>
-      <w:r>
-        <w:t>Natural Design</w:t>
-      </w:r>
-      <w:bookmarkEnd w:id="68"/>
-    </w:p>
-    <w:p>
-      <w:pPr>
-        <w:jc w:val="center"/>
-        <w:rPr>
-          <w:lang w:val="vi-VN"/>
-        </w:rPr>
-      </w:pPr>
       <w:r>
         <w:rPr>
           <w:noProof/>
         </w:rPr>
+        <w:lastRenderedPageBreak/>
         <w:drawing>
           <wp:inline distT="0" distB="0" distL="0" distR="0" wp14:anchorId="73BC1ED4" wp14:editId="50A95573">
             <wp:extent cx="3630930" cy="2774950"/>
@@ -20800,13 +21052,12 @@
           <w:lang w:val="vi-VN"/>
         </w:rPr>
       </w:pPr>
-      <w:bookmarkStart w:id="69" w:name="_Toc223875510"/>
+      <w:bookmarkStart w:id="69" w:name="_Toc223909089"/>
       <w:r>
         <w:rPr>
           <w:sz w:val="24"/>
           <w:szCs w:val="24"/>
         </w:rPr>
-        <w:lastRenderedPageBreak/>
         <w:t xml:space="preserve">Figure </w:t>
       </w:r>
       <w:r>
@@ -20909,7 +21160,7 @@
       <w:pPr>
         <w:pStyle w:val="Heading3"/>
       </w:pPr>
-      <w:bookmarkStart w:id="70" w:name="_Toc223875544"/>
+      <w:bookmarkStart w:id="70" w:name="_Toc223909070"/>
       <w:proofErr w:type="spellStart"/>
       <w:r>
         <w:t>ContextBreak</w:t>
@@ -20961,7 +21212,7 @@
         </w:rPr>
         <w:br/>
       </w:r>
-      <w:bookmarkStart w:id="71" w:name="_Toc223875545"/>
+      <w:bookmarkStart w:id="71" w:name="_Toc223909071"/>
       <w:r>
         <w:rPr>
           <w:lang w:val="en-US"/>
@@ -20992,7 +21243,7 @@
       <w:pPr>
         <w:pStyle w:val="Heading2"/>
       </w:pPr>
-      <w:bookmarkStart w:id="72" w:name="_Toc223875546"/>
+      <w:bookmarkStart w:id="72" w:name="_Toc223909072"/>
       <w:r>
         <w:t>Possible Limitations</w:t>
       </w:r>
@@ -21016,7 +21267,7 @@
       <w:pPr>
         <w:pStyle w:val="Heading2"/>
       </w:pPr>
-      <w:bookmarkStart w:id="73" w:name="_Toc223875547"/>
+      <w:bookmarkStart w:id="73" w:name="_Toc223909073"/>
       <w:r>
         <w:t>Contributions</w:t>
       </w:r>
@@ -21047,7 +21298,7 @@
       <w:pPr>
         <w:pStyle w:val="Heading2"/>
       </w:pPr>
-      <w:bookmarkStart w:id="74" w:name="_Toc223875548"/>
+      <w:bookmarkStart w:id="74" w:name="_Toc223909074"/>
       <w:r>
         <w:t>Future directions</w:t>
       </w:r>
@@ -21088,8 +21339,9 @@
           <w:lang w:val="en-US"/>
         </w:rPr>
       </w:pPr>
-      <w:bookmarkStart w:id="75" w:name="_Toc223875549"/>
-      <w:r>
+      <w:bookmarkStart w:id="75" w:name="_Toc223909075"/>
+      <w:r>
+        <w:lastRenderedPageBreak/>
         <w:t>References</w:t>
       </w:r>
       <w:bookmarkEnd w:id="8"/>
@@ -21222,7 +21474,6 @@
           <w:rFonts w:cs="Times New Roman"/>
           <w:lang w:val="en-GB"/>
         </w:rPr>
-        <w:lastRenderedPageBreak/>
         <w:t xml:space="preserve">Dosovitskiy, A., Beyer, L., Kolesnikov, A., Weissenborn, D., Zhai, X., </w:t>
       </w:r>
       <w:proofErr w:type="spellStart"/>
@@ -21563,6 +21814,7 @@
           <w:rFonts w:cs="Times New Roman"/>
           <w:lang w:val="en-GB"/>
         </w:rPr>
+        <w:lastRenderedPageBreak/>
         <w:t xml:space="preserve">Posner, M. I., &amp; Cohen, Y. (1984). Components of Visual Orienting. In H. Bouma &amp; D. G. Bouwhuis (Eds.), </w:t>
       </w:r>
       <w:r>
@@ -21707,7 +21959,6 @@
           <w:rFonts w:cs="Times New Roman"/>
           <w:lang w:val="en-GB"/>
         </w:rPr>
-        <w:lastRenderedPageBreak/>
         <w:t xml:space="preserve">Vaswani, A., </w:t>
       </w:r>
       <w:proofErr w:type="spellStart"/>
@@ -21932,6 +22183,7 @@
           <w:rFonts w:cs="Times New Roman"/>
           <w:lang w:val="en-GB"/>
         </w:rPr>
+        <w:lastRenderedPageBreak/>
         <w:t xml:space="preserve">Zhang, M., Feng, J., Ma, K. T., Lim, J. H., Zhao, Q., &amp; Kreiman, G. (2018). Finding any Waldo with zero-shot invariant and efficient visual search. </w:t>
       </w:r>
       <w:r>

--- a/Final Report/Doc1.docx
+++ b/Final Report/Doc1.docx
@@ -5139,7 +5139,7 @@
         </w:rPr>
         <w:fldChar w:fldCharType="separate"/>
       </w:r>
-      <w:hyperlink w:anchor="_Toc223909076" w:history="1">
+      <w:hyperlink w:anchor="_Toc223974279" w:history="1">
         <w:r>
           <w:rPr>
             <w:rStyle w:val="Hyperlink"/>
@@ -5166,7 +5166,7 @@
             <w:noProof/>
             <w:webHidden/>
           </w:rPr>
-          <w:instrText xml:space="preserve"> PAGEREF _Toc223909076 \h </w:instrText>
+          <w:instrText xml:space="preserve"> PAGEREF _Toc223974279 \h </w:instrText>
         </w:r>
         <w:r>
           <w:rPr>
@@ -5210,7 +5210,7 @@
           <w:lang w:val="en-US" w:eastAsia="zh-CN"/>
         </w:rPr>
       </w:pPr>
-      <w:hyperlink w:anchor="_Toc223909077" w:history="1">
+      <w:hyperlink w:anchor="_Toc223974280" w:history="1">
         <w:r>
           <w:rPr>
             <w:rStyle w:val="Hyperlink"/>
@@ -5237,7 +5237,7 @@
             <w:noProof/>
             <w:webHidden/>
           </w:rPr>
-          <w:instrText xml:space="preserve"> PAGEREF _Toc223909077 \h </w:instrText>
+          <w:instrText xml:space="preserve"> PAGEREF _Toc223974280 \h </w:instrText>
         </w:r>
         <w:r>
           <w:rPr>
@@ -5281,7 +5281,7 @@
           <w:lang w:val="en-US" w:eastAsia="zh-CN"/>
         </w:rPr>
       </w:pPr>
-      <w:hyperlink w:anchor="_Toc223909078" w:history="1">
+      <w:hyperlink w:anchor="_Toc223974281" w:history="1">
         <w:r>
           <w:rPr>
             <w:rStyle w:val="Hyperlink"/>
@@ -5308,7 +5308,7 @@
             <w:noProof/>
             <w:webHidden/>
           </w:rPr>
-          <w:instrText xml:space="preserve"> PAGEREF _Toc223909078 \h </w:instrText>
+          <w:instrText xml:space="preserve"> PAGEREF _Toc223974281 \h </w:instrText>
         </w:r>
         <w:r>
           <w:rPr>
@@ -5352,7 +5352,7 @@
           <w:lang w:val="en-US" w:eastAsia="zh-CN"/>
         </w:rPr>
       </w:pPr>
-      <w:hyperlink w:anchor="_Toc223909079" w:history="1">
+      <w:hyperlink w:anchor="_Toc223974282" w:history="1">
         <w:r>
           <w:rPr>
             <w:rStyle w:val="Hyperlink"/>
@@ -5379,7 +5379,7 @@
             <w:noProof/>
             <w:webHidden/>
           </w:rPr>
-          <w:instrText xml:space="preserve"> PAGEREF _Toc223909079 \h </w:instrText>
+          <w:instrText xml:space="preserve"> PAGEREF _Toc223974282 \h </w:instrText>
         </w:r>
         <w:r>
           <w:rPr>
@@ -5423,7 +5423,7 @@
           <w:lang w:val="en-US" w:eastAsia="zh-CN"/>
         </w:rPr>
       </w:pPr>
-      <w:hyperlink w:anchor="_Toc223909080" w:history="1">
+      <w:hyperlink w:anchor="_Toc223974283" w:history="1">
         <w:r>
           <w:rPr>
             <w:rStyle w:val="Hyperlink"/>
@@ -5450,7 +5450,7 @@
             <w:noProof/>
             <w:webHidden/>
           </w:rPr>
-          <w:instrText xml:space="preserve"> PAGEREF _Toc223909080 \h </w:instrText>
+          <w:instrText xml:space="preserve"> PAGEREF _Toc223974283 \h </w:instrText>
         </w:r>
         <w:r>
           <w:rPr>
@@ -5494,7 +5494,7 @@
           <w:lang w:val="en-US" w:eastAsia="zh-CN"/>
         </w:rPr>
       </w:pPr>
-      <w:hyperlink w:anchor="_Toc223909081" w:history="1">
+      <w:hyperlink w:anchor="_Toc223974284" w:history="1">
         <w:r>
           <w:rPr>
             <w:rStyle w:val="Hyperlink"/>
@@ -5521,7 +5521,7 @@
             <w:noProof/>
             <w:webHidden/>
           </w:rPr>
-          <w:instrText xml:space="preserve"> PAGEREF _Toc223909081 \h </w:instrText>
+          <w:instrText xml:space="preserve"> PAGEREF _Toc223974284 \h </w:instrText>
         </w:r>
         <w:r>
           <w:rPr>
@@ -5565,7 +5565,7 @@
           <w:lang w:val="en-US" w:eastAsia="zh-CN"/>
         </w:rPr>
       </w:pPr>
-      <w:hyperlink w:anchor="_Toc223909082" w:history="1">
+      <w:hyperlink w:anchor="_Toc223974285" w:history="1">
         <w:r>
           <w:rPr>
             <w:rStyle w:val="Hyperlink"/>
@@ -5592,7 +5592,7 @@
             <w:noProof/>
             <w:webHidden/>
           </w:rPr>
-          <w:instrText xml:space="preserve"> PAGEREF _Toc223909082 \h </w:instrText>
+          <w:instrText xml:space="preserve"> PAGEREF _Toc223974285 \h </w:instrText>
         </w:r>
         <w:r>
           <w:rPr>
@@ -5636,7 +5636,7 @@
           <w:lang w:val="en-US" w:eastAsia="zh-CN"/>
         </w:rPr>
       </w:pPr>
-      <w:hyperlink w:anchor="_Toc223909083" w:history="1">
+      <w:hyperlink w:anchor="_Toc223974286" w:history="1">
         <w:r>
           <w:rPr>
             <w:rStyle w:val="Hyperlink"/>
@@ -5663,7 +5663,7 @@
             <w:noProof/>
             <w:webHidden/>
           </w:rPr>
-          <w:instrText xml:space="preserve"> PAGEREF _Toc223909083 \h </w:instrText>
+          <w:instrText xml:space="preserve"> PAGEREF _Toc223974286 \h </w:instrText>
         </w:r>
         <w:r>
           <w:rPr>
@@ -5707,7 +5707,7 @@
           <w:lang w:val="en-US" w:eastAsia="zh-CN"/>
         </w:rPr>
       </w:pPr>
-      <w:hyperlink w:anchor="_Toc223909084" w:history="1">
+      <w:hyperlink w:anchor="_Toc223974287" w:history="1">
         <w:r>
           <w:rPr>
             <w:rStyle w:val="Hyperlink"/>
@@ -5734,7 +5734,7 @@
             <w:noProof/>
             <w:webHidden/>
           </w:rPr>
-          <w:instrText xml:space="preserve"> PAGEREF _Toc223909084 \h </w:instrText>
+          <w:instrText xml:space="preserve"> PAGEREF _Toc223974287 \h </w:instrText>
         </w:r>
         <w:r>
           <w:rPr>
@@ -5778,7 +5778,7 @@
           <w:lang w:val="en-US" w:eastAsia="zh-CN"/>
         </w:rPr>
       </w:pPr>
-      <w:hyperlink w:anchor="_Toc223909085" w:history="1">
+      <w:hyperlink w:anchor="_Toc223974288" w:history="1">
         <w:r>
           <w:rPr>
             <w:rStyle w:val="Hyperlink"/>
@@ -5805,7 +5805,7 @@
             <w:noProof/>
             <w:webHidden/>
           </w:rPr>
-          <w:instrText xml:space="preserve"> PAGEREF _Toc223909085 \h </w:instrText>
+          <w:instrText xml:space="preserve"> PAGEREF _Toc223974288 \h </w:instrText>
         </w:r>
         <w:r>
           <w:rPr>
@@ -5849,7 +5849,7 @@
           <w:lang w:val="en-US" w:eastAsia="zh-CN"/>
         </w:rPr>
       </w:pPr>
-      <w:hyperlink w:anchor="_Toc223909086" w:history="1">
+      <w:hyperlink w:anchor="_Toc223974289" w:history="1">
         <w:r>
           <w:rPr>
             <w:rStyle w:val="Hyperlink"/>
@@ -5876,7 +5876,7 @@
             <w:noProof/>
             <w:webHidden/>
           </w:rPr>
-          <w:instrText xml:space="preserve"> PAGEREF _Toc223909086 \h </w:instrText>
+          <w:instrText xml:space="preserve"> PAGEREF _Toc223974289 \h </w:instrText>
         </w:r>
         <w:r>
           <w:rPr>
@@ -5920,7 +5920,7 @@
           <w:lang w:val="en-US" w:eastAsia="zh-CN"/>
         </w:rPr>
       </w:pPr>
-      <w:hyperlink w:anchor="_Toc223909087" w:history="1">
+      <w:hyperlink w:anchor="_Toc223974290" w:history="1">
         <w:r>
           <w:rPr>
             <w:rStyle w:val="Hyperlink"/>
@@ -5955,7 +5955,7 @@
             <w:noProof/>
             <w:webHidden/>
           </w:rPr>
-          <w:instrText xml:space="preserve"> PAGEREF _Toc223909087 \h </w:instrText>
+          <w:instrText xml:space="preserve"> PAGEREF _Toc223974290 \h </w:instrText>
         </w:r>
         <w:r>
           <w:rPr>
@@ -5999,7 +5999,7 @@
           <w:lang w:val="en-US" w:eastAsia="zh-CN"/>
         </w:rPr>
       </w:pPr>
-      <w:hyperlink w:anchor="_Toc223909088" w:history="1">
+      <w:hyperlink w:anchor="_Toc223974291" w:history="1">
         <w:r>
           <w:rPr>
             <w:rStyle w:val="Hyperlink"/>
@@ -6050,7 +6050,7 @@
             <w:noProof/>
             <w:webHidden/>
           </w:rPr>
-          <w:instrText xml:space="preserve"> PAGEREF _Toc223909088 \h </w:instrText>
+          <w:instrText xml:space="preserve"> PAGEREF _Toc223974291 \h </w:instrText>
         </w:r>
         <w:r>
           <w:rPr>
@@ -6094,7 +6094,7 @@
           <w:lang w:val="en-US" w:eastAsia="zh-CN"/>
         </w:rPr>
       </w:pPr>
-      <w:hyperlink w:anchor="_Toc223909089" w:history="1">
+      <w:hyperlink w:anchor="_Toc223974292" w:history="1">
         <w:r>
           <w:rPr>
             <w:rStyle w:val="Hyperlink"/>
@@ -6129,7 +6129,78 @@
             <w:noProof/>
             <w:webHidden/>
           </w:rPr>
-          <w:instrText xml:space="preserve"> PAGEREF _Toc223909089 \h </w:instrText>
+          <w:instrText xml:space="preserve"> PAGEREF _Toc223974292 \h </w:instrText>
+        </w:r>
+        <w:r>
+          <w:rPr>
+            <w:noProof/>
+            <w:webHidden/>
+          </w:rPr>
+        </w:r>
+        <w:r>
+          <w:rPr>
+            <w:noProof/>
+            <w:webHidden/>
+          </w:rPr>
+          <w:fldChar w:fldCharType="separate"/>
+        </w:r>
+        <w:r>
+          <w:rPr>
+            <w:noProof/>
+            <w:webHidden/>
+          </w:rPr>
+          <w:t>23</w:t>
+        </w:r>
+        <w:r>
+          <w:rPr>
+            <w:noProof/>
+            <w:webHidden/>
+          </w:rPr>
+          <w:fldChar w:fldCharType="end"/>
+        </w:r>
+      </w:hyperlink>
+    </w:p>
+    <w:p>
+      <w:pPr>
+        <w:pStyle w:val="TableofFigures"/>
+        <w:tabs>
+          <w:tab w:val="right" w:leader="dot" w:pos="8210"/>
+        </w:tabs>
+        <w:spacing w:line="360" w:lineRule="auto"/>
+        <w:rPr>
+          <w:rFonts w:asciiTheme="minorHAnsi" w:eastAsiaTheme="minorEastAsia" w:hAnsiTheme="minorHAnsi" w:cstheme="minorBidi"/>
+          <w:noProof/>
+          <w:lang w:val="en-US" w:eastAsia="zh-CN"/>
+        </w:rPr>
+      </w:pPr>
+      <w:hyperlink w:anchor="_Toc223974293" w:history="1">
+        <w:r>
+          <w:rPr>
+            <w:rStyle w:val="Hyperlink"/>
+            <w:noProof/>
+          </w:rPr>
+          <w:t>Figure 4.3.4.1 TCT visual search performance on ContextBreak benchmark dataset</w:t>
+        </w:r>
+        <w:r>
+          <w:rPr>
+            <w:noProof/>
+            <w:webHidden/>
+          </w:rPr>
+          <w:tab/>
+        </w:r>
+        <w:r>
+          <w:rPr>
+            <w:noProof/>
+            <w:webHidden/>
+          </w:rPr>
+          <w:fldChar w:fldCharType="begin"/>
+        </w:r>
+        <w:r>
+          <w:rPr>
+            <w:noProof/>
+            <w:webHidden/>
+          </w:rPr>
+          <w:instrText xml:space="preserve"> PAGEREF _Toc223974293 \h </w:instrText>
         </w:r>
         <w:r>
           <w:rPr>
@@ -6261,14 +6332,7 @@
         <w:rPr>
           <w:lang w:val="en-US"/>
         </w:rPr>
-        <w:lastRenderedPageBreak/>
-        <w:t xml:space="preserve">List of </w:t>
-      </w:r>
-      <w:r>
-        <w:rPr>
-          <w:lang w:val="en-US"/>
-        </w:rPr>
-        <w:t>Tables</w:t>
+        <w:t>List of Tables</w:t>
       </w:r>
       <w:bookmarkEnd w:id="9"/>
     </w:p>
@@ -9336,7 +9400,7 @@
       <w:bookmarkStart w:id="16" w:name="_Ref219943305"/>
       <w:bookmarkStart w:id="17" w:name="_Ref219943270"/>
       <w:bookmarkStart w:id="18" w:name="_Ref219943272"/>
-      <w:bookmarkStart w:id="19" w:name="_Toc223909076"/>
+      <w:bookmarkStart w:id="19" w:name="_Toc223974279"/>
       <w:r>
         <w:rPr>
           <w:sz w:val="24"/>
@@ -10064,7 +10128,7 @@
         </w:rPr>
       </w:pPr>
       <w:bookmarkStart w:id="22" w:name="_Ref220274706"/>
-      <w:bookmarkStart w:id="23" w:name="_Toc223909077"/>
+      <w:bookmarkStart w:id="23" w:name="_Toc223974280"/>
       <w:r>
         <w:rPr>
           <w:sz w:val="24"/>
@@ -10653,7 +10717,7 @@
         </w:rPr>
       </w:pPr>
       <w:bookmarkStart w:id="26" w:name="_Ref220327011"/>
-      <w:bookmarkStart w:id="27" w:name="_Toc223909078"/>
+      <w:bookmarkStart w:id="27" w:name="_Toc223974281"/>
       <w:r>
         <w:rPr>
           <w:sz w:val="24"/>
@@ -11726,7 +11790,7 @@
         </w:rPr>
       </w:pPr>
       <w:bookmarkStart w:id="28" w:name="_Ref220326769"/>
-      <w:bookmarkStart w:id="29" w:name="_Toc223909079"/>
+      <w:bookmarkStart w:id="29" w:name="_Toc223974282"/>
       <w:r>
         <w:rPr>
           <w:sz w:val="24"/>
@@ -14761,6 +14825,7 @@
             </m:ctrlPr>
           </m:dPr>
           <m:e>
+            <w:proofErr w:type="spellStart"/>
             <m:r>
               <m:rPr>
                 <m:nor/>
@@ -14771,6 +14836,7 @@
               </w:rPr>
               <m:t>target_sequence_len</m:t>
             </m:r>
+            <w:proofErr w:type="spellEnd"/>
             <m:r>
               <w:rPr>
                 <w:rFonts w:ascii="Cambria Math" w:eastAsiaTheme="minorEastAsia" w:hAnsi="Cambria Math"/>
@@ -15015,7 +15081,7 @@
         </w:rPr>
       </w:pPr>
       <w:bookmarkStart w:id="34" w:name="_Ref221629596"/>
-      <w:bookmarkStart w:id="35" w:name="_Toc223909080"/>
+      <w:bookmarkStart w:id="35" w:name="_Toc223974283"/>
       <w:r>
         <w:rPr>
           <w:sz w:val="24"/>
@@ -15292,7 +15358,7 @@
           <w:lang w:val="en-US"/>
         </w:rPr>
       </w:pPr>
-      <w:bookmarkStart w:id="36" w:name="_Toc223909081"/>
+      <w:bookmarkStart w:id="36" w:name="_Toc223974284"/>
       <w:r>
         <w:rPr>
           <w:sz w:val="24"/>
@@ -15676,7 +15742,7 @@
         </w:rPr>
       </w:pPr>
       <w:bookmarkStart w:id="38" w:name="_Ref220343920"/>
-      <w:bookmarkStart w:id="39" w:name="_Toc223909082"/>
+      <w:bookmarkStart w:id="39" w:name="_Toc223974285"/>
       <w:r>
         <w:rPr>
           <w:sz w:val="24"/>
@@ -16515,7 +16581,7 @@
           <w:lang w:val="en-US"/>
         </w:rPr>
       </w:pPr>
-      <w:bookmarkStart w:id="41" w:name="_Toc223909083"/>
+      <w:bookmarkStart w:id="41" w:name="_Toc223974286"/>
       <w:r>
         <w:rPr>
           <w:sz w:val="24"/>
@@ -16780,7 +16846,7 @@
           <w:lang w:val="en-US"/>
         </w:rPr>
       </w:pPr>
-      <w:bookmarkStart w:id="43" w:name="_Toc223909084"/>
+      <w:bookmarkStart w:id="43" w:name="_Toc223974287"/>
       <w:r>
         <w:rPr>
           <w:sz w:val="24"/>
@@ -17171,7 +17237,7 @@
           <w:lang w:val="en-US"/>
         </w:rPr>
       </w:pPr>
-      <w:bookmarkStart w:id="45" w:name="_Toc223909085"/>
+      <w:bookmarkStart w:id="45" w:name="_Toc223974288"/>
       <w:r>
         <w:rPr>
           <w:sz w:val="24"/>
@@ -17478,7 +17544,7 @@
           <w:lang w:val="en-US"/>
         </w:rPr>
       </w:pPr>
-      <w:bookmarkStart w:id="47" w:name="_Toc223909086"/>
+      <w:bookmarkStart w:id="47" w:name="_Toc223974289"/>
       <w:r>
         <w:rPr>
           <w:sz w:val="24"/>
@@ -17736,8 +17802,8 @@
       <w:pPr>
         <w:pStyle w:val="Heading2"/>
       </w:pPr>
-      <w:bookmarkStart w:id="52" w:name="_Hlk220285521"/>
-      <w:bookmarkStart w:id="53" w:name="_Toc223909062"/>
+      <w:bookmarkStart w:id="52" w:name="_Toc223909062"/>
+      <w:bookmarkStart w:id="53" w:name="_Hlk220285521"/>
       <w:r>
         <w:t xml:space="preserve">Data Augmentation for training </w:t>
       </w:r>
@@ -17745,10 +17811,10 @@
       <w:r>
         <w:t>CRTNet</w:t>
       </w:r>
-      <w:bookmarkEnd w:id="53"/>
+      <w:bookmarkEnd w:id="52"/>
       <w:proofErr w:type="spellEnd"/>
     </w:p>
-    <w:bookmarkEnd w:id="52"/>
+    <w:bookmarkEnd w:id="53"/>
     <w:p>
       <w:pPr>
         <w:spacing w:line="360" w:lineRule="auto"/>
@@ -18276,19 +18342,7 @@
         <w:rPr>
           <w:lang w:val="en-US"/>
         </w:rPr>
-        <w:t xml:space="preserve">augmented version </w:t>
-      </w:r>
-      <w:r>
-        <w:rPr>
-          <w:lang w:val="en-US"/>
-        </w:rPr>
-        <w:t xml:space="preserve">(No Context, No Target) </w:t>
-      </w:r>
-      <w:r>
-        <w:rPr>
-          <w:lang w:val="en-US"/>
-        </w:rPr>
-        <w:t xml:space="preserve">of the COCO-Search18 dataset </w:t>
+        <w:t xml:space="preserve">augmented version (No Context, No Target) of the COCO-Search18 dataset </w:t>
       </w:r>
       <w:r>
         <w:rPr>
@@ -18973,17 +19027,35 @@
         <w:rPr>
           <w:lang w:val="en-US"/>
         </w:rPr>
+        <w:t xml:space="preserve"> occasionally</w:t>
+      </w:r>
+      <w:r>
+        <w:rPr>
+          <w:lang w:val="en-US"/>
+        </w:rPr>
         <w:t xml:space="preserve"> </w:t>
       </w:r>
       <w:r>
         <w:rPr>
-          <w:lang w:val="en-US"/>
-        </w:rPr>
-        <w:t>occasionally</w:t>
-      </w:r>
-      <w:r>
-        <w:rPr>
-          <w:lang w:val="en-US"/>
+          <w:kern w:val="0"/>
+          <w:lang w:val="en-US"/>
+          <w14:ligatures w14:val="none"/>
+        </w:rPr>
+        <w:t>improve the performance of the TCT model</w:t>
+      </w:r>
+      <w:r>
+        <w:rPr>
+          <w:kern w:val="0"/>
+          <w:lang w:val="en-US"/>
+          <w14:ligatures w14:val="none"/>
+        </w:rPr>
+        <w:t>, such as</w:t>
+      </w:r>
+      <w:r>
+        <w:rPr>
+          <w:kern w:val="0"/>
+          <w:lang w:val="en-US"/>
+          <w14:ligatures w14:val="none"/>
         </w:rPr>
         <w:t xml:space="preserve"> </w:t>
       </w:r>
@@ -18993,39 +19065,7 @@
           <w:lang w:val="en-US"/>
           <w14:ligatures w14:val="none"/>
         </w:rPr>
-        <w:t>improve the performance of the TCT model</w:t>
-      </w:r>
-      <w:r>
-        <w:rPr>
-          <w:kern w:val="0"/>
-          <w:lang w:val="en-US"/>
-          <w14:ligatures w14:val="none"/>
-        </w:rPr>
-        <w:t>, such as</w:t>
-      </w:r>
-      <w:r>
-        <w:rPr>
-          <w:kern w:val="0"/>
-          <w:lang w:val="en-US"/>
-          <w14:ligatures w14:val="none"/>
-        </w:rPr>
-        <w:t xml:space="preserve"> </w:t>
-      </w:r>
-      <w:r>
-        <w:rPr>
-          <w:kern w:val="0"/>
-          <w:lang w:val="en-US"/>
-          <w14:ligatures w14:val="none"/>
-        </w:rPr>
-        <w:t>visual search task</w:t>
-      </w:r>
-      <w:r>
-        <w:rPr>
-          <w:kern w:val="0"/>
-          <w:lang w:val="en-US"/>
-          <w14:ligatures w14:val="none"/>
-        </w:rPr>
-        <w:t xml:space="preserve"> performance on</w:t>
+        <w:t>visual search task performance on</w:t>
       </w:r>
       <w:r>
         <w:rPr>
@@ -19225,19 +19265,7 @@
         <w:rPr>
           <w:noProof/>
         </w:rPr>
-        <w:t>4</w:t>
-      </w:r>
-      <w:r>
-        <w:rPr>
-          <w:noProof/>
-        </w:rPr>
-        <w:t>.</w:t>
-      </w:r>
-      <w:r>
-        <w:rPr>
-          <w:noProof/>
-        </w:rPr>
-        <w:t>2.2</w:t>
+        <w:t>4.2.2</w:t>
       </w:r>
       <w:r>
         <w:t>.</w:t>
@@ -19448,15 +19476,7 @@
                 <w:bCs/>
                 <w:lang w:val="en-US"/>
               </w:rPr>
-              <w:t xml:space="preserve">-guided </w:t>
-            </w:r>
-            <w:r>
-              <w:rPr>
-                <w:b/>
-                <w:bCs/>
-                <w:lang w:val="en-US"/>
-              </w:rPr>
-              <w:t>PE)</w:t>
+              <w:t>-guided PE)</w:t>
             </w:r>
           </w:p>
         </w:tc>
@@ -19685,8 +19705,8 @@
           <w:lang w:val="en-US"/>
         </w:rPr>
       </w:pPr>
-      <w:bookmarkStart w:id="58" w:name="_Ref223875218"/>
-      <w:bookmarkStart w:id="59" w:name="_Ref223875227"/>
+      <w:bookmarkStart w:id="58" w:name="_Ref223875227"/>
+      <w:bookmarkStart w:id="59" w:name="_Ref223875218"/>
       <w:bookmarkStart w:id="60" w:name="_Toc223909099"/>
       <w:r>
         <w:rPr>
@@ -19774,78 +19794,71 @@
         </w:rPr>
         <w:fldChar w:fldCharType="end"/>
       </w:r>
+      <w:bookmarkEnd w:id="58"/>
+      <w:r>
+        <w:rPr>
+          <w:sz w:val="24"/>
+          <w:szCs w:val="24"/>
+        </w:rPr>
+        <w:t xml:space="preserve"> Test performance</w:t>
+      </w:r>
+      <w:r>
+        <w:rPr>
+          <w:sz w:val="24"/>
+          <w:szCs w:val="24"/>
+        </w:rPr>
+        <w:t xml:space="preserve"> comparison</w:t>
+      </w:r>
+      <w:r>
+        <w:rPr>
+          <w:sz w:val="24"/>
+          <w:szCs w:val="24"/>
+        </w:rPr>
+        <w:t xml:space="preserve"> of</w:t>
+      </w:r>
+      <w:r>
+        <w:rPr>
+          <w:sz w:val="24"/>
+          <w:szCs w:val="24"/>
+        </w:rPr>
+        <w:t xml:space="preserve"> two different</w:t>
+      </w:r>
+      <w:r>
+        <w:rPr>
+          <w:sz w:val="24"/>
+          <w:szCs w:val="24"/>
+        </w:rPr>
+        <w:t xml:space="preserve"> CRT</w:t>
+      </w:r>
+      <w:r>
+        <w:rPr>
+          <w:sz w:val="24"/>
+          <w:szCs w:val="24"/>
+        </w:rPr>
+        <w:t xml:space="preserve"> models</w:t>
+      </w:r>
+      <w:r>
+        <w:rPr>
+          <w:sz w:val="24"/>
+          <w:szCs w:val="24"/>
+        </w:rPr>
+        <w:t xml:space="preserve"> </w:t>
+      </w:r>
+      <w:r>
+        <w:rPr>
+          <w:sz w:val="24"/>
+          <w:szCs w:val="24"/>
+        </w:rPr>
+        <w:t xml:space="preserve">in </w:t>
+      </w:r>
+      <w:r>
+        <w:rPr>
+          <w:sz w:val="24"/>
+          <w:szCs w:val="24"/>
+        </w:rPr>
+        <w:t>each epoch</w:t>
+      </w:r>
       <w:bookmarkEnd w:id="59"/>
-      <w:r>
-        <w:rPr>
-          <w:sz w:val="24"/>
-          <w:szCs w:val="24"/>
-        </w:rPr>
-        <w:t xml:space="preserve"> </w:t>
-      </w:r>
-      <w:r>
-        <w:rPr>
-          <w:sz w:val="24"/>
-          <w:szCs w:val="24"/>
-        </w:rPr>
-        <w:t>Test performance</w:t>
-      </w:r>
-      <w:r>
-        <w:rPr>
-          <w:sz w:val="24"/>
-          <w:szCs w:val="24"/>
-        </w:rPr>
-        <w:t xml:space="preserve"> comparison</w:t>
-      </w:r>
-      <w:r>
-        <w:rPr>
-          <w:sz w:val="24"/>
-          <w:szCs w:val="24"/>
-        </w:rPr>
-        <w:t xml:space="preserve"> of</w:t>
-      </w:r>
-      <w:r>
-        <w:rPr>
-          <w:sz w:val="24"/>
-          <w:szCs w:val="24"/>
-        </w:rPr>
-        <w:t xml:space="preserve"> two different</w:t>
-      </w:r>
-      <w:r>
-        <w:rPr>
-          <w:sz w:val="24"/>
-          <w:szCs w:val="24"/>
-        </w:rPr>
-        <w:t xml:space="preserve"> CRT</w:t>
-      </w:r>
-      <w:r>
-        <w:rPr>
-          <w:sz w:val="24"/>
-          <w:szCs w:val="24"/>
-        </w:rPr>
-        <w:t xml:space="preserve"> models</w:t>
-      </w:r>
-      <w:r>
-        <w:rPr>
-          <w:sz w:val="24"/>
-          <w:szCs w:val="24"/>
-        </w:rPr>
-        <w:t xml:space="preserve"> </w:t>
-      </w:r>
-      <w:r>
-        <w:rPr>
-          <w:sz w:val="24"/>
-          <w:szCs w:val="24"/>
-        </w:rPr>
-        <w:t xml:space="preserve">in </w:t>
-      </w:r>
-      <w:r>
-        <w:rPr>
-          <w:sz w:val="24"/>
-          <w:szCs w:val="24"/>
-        </w:rPr>
-        <w:t>each epoch</w:t>
-      </w:r>
-      <w:bookmarkEnd w:id="58"/>
       <w:bookmarkEnd w:id="60"/>
     </w:p>
     <w:p>
@@ -20380,7 +20393,7 @@
         </w:rPr>
       </w:pPr>
       <w:bookmarkStart w:id="63" w:name="_Ref223893715"/>
-      <w:bookmarkStart w:id="64" w:name="_Toc223909087"/>
+      <w:bookmarkStart w:id="64" w:name="_Toc223974290"/>
       <w:r>
         <w:rPr>
           <w:sz w:val="24"/>
@@ -20784,7 +20797,7 @@
         </w:rPr>
       </w:pPr>
       <w:bookmarkStart w:id="66" w:name="_Ref223873375"/>
-      <w:bookmarkStart w:id="67" w:name="_Toc223909088"/>
+      <w:bookmarkStart w:id="67" w:name="_Toc223974291"/>
       <w:r>
         <w:rPr>
           <w:sz w:val="24"/>
@@ -21052,7 +21065,7 @@
           <w:lang w:val="vi-VN"/>
         </w:rPr>
       </w:pPr>
-      <w:bookmarkStart w:id="69" w:name="_Toc223909089"/>
+      <w:bookmarkStart w:id="69" w:name="_Toc223974292"/>
       <w:r>
         <w:rPr>
           <w:sz w:val="24"/>
@@ -21170,10 +21183,186 @@
     </w:p>
     <w:p>
       <w:pPr>
-        <w:rPr>
-          <w:lang w:val="en-US"/>
-        </w:rPr>
-      </w:pPr>
+        <w:jc w:val="center"/>
+        <w:rPr>
+          <w:lang w:val="en-US"/>
+        </w:rPr>
+      </w:pPr>
+      <w:r>
+        <w:rPr>
+          <w:noProof/>
+        </w:rPr>
+        <w:drawing>
+          <wp:inline distT="0" distB="0" distL="0" distR="0" wp14:anchorId="1A1A9381" wp14:editId="24BFB1F0">
+            <wp:extent cx="3630930" cy="2774950"/>
+            <wp:effectExtent l="0" t="0" r="1270" b="6350"/>
+            <wp:docPr id="1267521226" name="Picture 1" descr="A graph of a function&#10;&#10;AI-generated content may be incorrect."/>
+            <wp:cNvGraphicFramePr>
+              <a:graphicFrameLocks xmlns:a="http://schemas.openxmlformats.org/drawingml/2006/main" noChangeAspect="1"/>
+            </wp:cNvGraphicFramePr>
+            <a:graphic xmlns:a="http://schemas.openxmlformats.org/drawingml/2006/main">
+              <a:graphicData uri="http://schemas.openxmlformats.org/drawingml/2006/picture">
+                <pic:pic xmlns:pic="http://schemas.openxmlformats.org/drawingml/2006/picture">
+                  <pic:nvPicPr>
+                    <pic:cNvPr id="1267521226" name="Picture 1" descr="A graph of a function&#10;&#10;AI-generated content may be incorrect."/>
+                    <pic:cNvPicPr>
+                      <a:picLocks noChangeAspect="1" noChangeArrowheads="1"/>
+                    </pic:cNvPicPr>
+                  </pic:nvPicPr>
+                  <pic:blipFill>
+                    <a:blip r:embed="rId30">
+                      <a:extLst>
+                        <a:ext uri="{28A0092B-C50C-407E-A947-70E740481C1C}">
+                          <a14:useLocalDpi xmlns:a14="http://schemas.microsoft.com/office/drawing/2010/main" val="0"/>
+                        </a:ext>
+                      </a:extLst>
+                    </a:blip>
+                    <a:srcRect/>
+                    <a:stretch>
+                      <a:fillRect/>
+                    </a:stretch>
+                  </pic:blipFill>
+                  <pic:spPr bwMode="auto">
+                    <a:xfrm>
+                      <a:off x="0" y="0"/>
+                      <a:ext cx="3630930" cy="2774950"/>
+                    </a:xfrm>
+                    <a:prstGeom prst="rect">
+                      <a:avLst/>
+                    </a:prstGeom>
+                    <a:noFill/>
+                    <a:ln>
+                      <a:noFill/>
+                    </a:ln>
+                  </pic:spPr>
+                </pic:pic>
+              </a:graphicData>
+            </a:graphic>
+          </wp:inline>
+        </w:drawing>
+      </w:r>
+    </w:p>
+    <w:p>
+      <w:pPr>
+        <w:pStyle w:val="Caption"/>
+        <w:jc w:val="center"/>
+        <w:rPr>
+          <w:sz w:val="24"/>
+          <w:szCs w:val="24"/>
+          <w:lang w:val="en-US"/>
+        </w:rPr>
+      </w:pPr>
+      <w:bookmarkStart w:id="71" w:name="_Toc223974293"/>
+      <w:r>
+        <w:rPr>
+          <w:sz w:val="24"/>
+          <w:szCs w:val="24"/>
+        </w:rPr>
+        <w:t xml:space="preserve">Figure </w:t>
+      </w:r>
+      <w:r>
+        <w:rPr>
+          <w:sz w:val="24"/>
+          <w:szCs w:val="24"/>
+        </w:rPr>
+        <w:fldChar w:fldCharType="begin"/>
+      </w:r>
+      <w:r>
+        <w:rPr>
+          <w:sz w:val="24"/>
+          <w:szCs w:val="24"/>
+        </w:rPr>
+        <w:instrText xml:space="preserve"> STYLEREF 3 \s </w:instrText>
+      </w:r>
+      <w:r>
+        <w:rPr>
+          <w:sz w:val="24"/>
+          <w:szCs w:val="24"/>
+        </w:rPr>
+        <w:fldChar w:fldCharType="separate"/>
+      </w:r>
+      <w:r>
+        <w:rPr>
+          <w:noProof/>
+          <w:sz w:val="24"/>
+          <w:szCs w:val="24"/>
+        </w:rPr>
+        <w:t>4.3.4</w:t>
+      </w:r>
+      <w:r>
+        <w:rPr>
+          <w:sz w:val="24"/>
+          <w:szCs w:val="24"/>
+        </w:rPr>
+        <w:fldChar w:fldCharType="end"/>
+      </w:r>
+      <w:r>
+        <w:rPr>
+          <w:sz w:val="24"/>
+          <w:szCs w:val="24"/>
+        </w:rPr>
+        <w:t>.</w:t>
+      </w:r>
+      <w:r>
+        <w:rPr>
+          <w:sz w:val="24"/>
+          <w:szCs w:val="24"/>
+        </w:rPr>
+        <w:fldChar w:fldCharType="begin"/>
+      </w:r>
+      <w:r>
+        <w:rPr>
+          <w:sz w:val="24"/>
+          <w:szCs w:val="24"/>
+        </w:rPr>
+        <w:instrText xml:space="preserve"> SEQ Figure \* ARABIC \s 3 </w:instrText>
+      </w:r>
+      <w:r>
+        <w:rPr>
+          <w:sz w:val="24"/>
+          <w:szCs w:val="24"/>
+        </w:rPr>
+        <w:fldChar w:fldCharType="separate"/>
+      </w:r>
+      <w:r>
+        <w:rPr>
+          <w:noProof/>
+          <w:sz w:val="24"/>
+          <w:szCs w:val="24"/>
+        </w:rPr>
+        <w:t>1</w:t>
+      </w:r>
+      <w:r>
+        <w:rPr>
+          <w:sz w:val="24"/>
+          <w:szCs w:val="24"/>
+        </w:rPr>
+        <w:fldChar w:fldCharType="end"/>
+      </w:r>
+      <w:r>
+        <w:rPr>
+          <w:sz w:val="24"/>
+          <w:szCs w:val="24"/>
+        </w:rPr>
+        <w:t xml:space="preserve"> TCT visual search performance on </w:t>
+      </w:r>
+      <w:proofErr w:type="spellStart"/>
+      <w:r>
+        <w:rPr>
+          <w:sz w:val="24"/>
+          <w:szCs w:val="24"/>
+        </w:rPr>
+        <w:t>ContextBreak</w:t>
+      </w:r>
+      <w:proofErr w:type="spellEnd"/>
+      <w:r>
+        <w:rPr>
+          <w:sz w:val="24"/>
+          <w:szCs w:val="24"/>
+        </w:rPr>
+        <w:t xml:space="preserve"> benchmark dataset</w:t>
+      </w:r>
+      <w:bookmarkEnd w:id="71"/>
     </w:p>
     <w:p>
       <w:pPr>
@@ -21212,14 +21401,14 @@
         </w:rPr>
         <w:br/>
       </w:r>
-      <w:bookmarkStart w:id="71" w:name="_Toc223909071"/>
+      <w:bookmarkStart w:id="72" w:name="_Toc223909071"/>
       <w:r>
         <w:rPr>
           <w:lang w:val="en-US"/>
         </w:rPr>
         <w:t>Conclusion</w:t>
       </w:r>
-      <w:bookmarkEnd w:id="71"/>
+      <w:bookmarkEnd w:id="72"/>
     </w:p>
     <w:p>
       <w:pPr>
@@ -21243,11 +21432,12 @@
       <w:pPr>
         <w:pStyle w:val="Heading2"/>
       </w:pPr>
-      <w:bookmarkStart w:id="72" w:name="_Toc223909072"/>
-      <w:r>
+      <w:bookmarkStart w:id="73" w:name="_Toc223909072"/>
+      <w:r>
+        <w:lastRenderedPageBreak/>
         <w:t>Possible Limitations</w:t>
       </w:r>
-      <w:bookmarkEnd w:id="72"/>
+      <w:bookmarkEnd w:id="73"/>
     </w:p>
     <w:p>
       <w:pPr>
@@ -21267,11 +21457,11 @@
       <w:pPr>
         <w:pStyle w:val="Heading2"/>
       </w:pPr>
-      <w:bookmarkStart w:id="73" w:name="_Toc223909073"/>
+      <w:bookmarkStart w:id="74" w:name="_Toc223909073"/>
       <w:r>
         <w:t>Contributions</w:t>
       </w:r>
-      <w:bookmarkEnd w:id="73"/>
+      <w:bookmarkEnd w:id="74"/>
     </w:p>
     <w:p>
       <w:pPr>
@@ -21298,11 +21488,11 @@
       <w:pPr>
         <w:pStyle w:val="Heading2"/>
       </w:pPr>
-      <w:bookmarkStart w:id="74" w:name="_Toc223909074"/>
+      <w:bookmarkStart w:id="75" w:name="_Toc223909074"/>
       <w:r>
         <w:t>Future directions</w:t>
       </w:r>
-      <w:bookmarkEnd w:id="74"/>
+      <w:bookmarkEnd w:id="75"/>
     </w:p>
     <w:p>
       <w:pPr>
@@ -21339,13 +21529,12 @@
           <w:lang w:val="en-US"/>
         </w:rPr>
       </w:pPr>
-      <w:bookmarkStart w:id="75" w:name="_Toc223909075"/>
-      <w:r>
-        <w:lastRenderedPageBreak/>
+      <w:bookmarkStart w:id="76" w:name="_Toc223909075"/>
+      <w:r>
         <w:t>References</w:t>
       </w:r>
       <w:bookmarkEnd w:id="8"/>
-      <w:bookmarkEnd w:id="75"/>
+      <w:bookmarkEnd w:id="76"/>
     </w:p>
     <w:p>
       <w:pPr>
@@ -21380,21 +21569,12 @@
         </w:rPr>
         <w:fldChar w:fldCharType="separate"/>
       </w:r>
-      <w:proofErr w:type="spellStart"/>
       <w:r>
         <w:rPr>
           <w:rFonts w:cs="Times New Roman"/>
           <w:lang w:val="en-GB"/>
         </w:rPr>
-        <w:t>Bomatter</w:t>
-      </w:r>
-      <w:proofErr w:type="spellEnd"/>
-      <w:r>
-        <w:rPr>
-          <w:rFonts w:cs="Times New Roman"/>
-          <w:lang w:val="en-GB"/>
-        </w:rPr>
-        <w:t xml:space="preserve">, P., Zhang, M., Karev, D., Madan, S., Tseng, C., &amp; Kreiman, G. (2021). When Pigs Fly: Contextual Reasoning in Synthetic and Natural Scenes. </w:t>
+        <w:t xml:space="preserve">Bomatter, P., Zhang, M., Karev, D., Madan, S., Tseng, C., &amp; Kreiman, G. (2021). When Pigs Fly: Contextual Reasoning in Synthetic and Natural Scenes. </w:t>
       </w:r>
       <w:r>
         <w:rPr>
@@ -21474,87 +21654,7 @@
           <w:rFonts w:cs="Times New Roman"/>
           <w:lang w:val="en-GB"/>
         </w:rPr>
-        <w:t xml:space="preserve">Dosovitskiy, A., Beyer, L., Kolesnikov, A., Weissenborn, D., Zhai, X., </w:t>
-      </w:r>
-      <w:proofErr w:type="spellStart"/>
-      <w:r>
-        <w:rPr>
-          <w:rFonts w:cs="Times New Roman"/>
-          <w:lang w:val="en-GB"/>
-        </w:rPr>
-        <w:t>Unterthiner</w:t>
-      </w:r>
-      <w:proofErr w:type="spellEnd"/>
-      <w:r>
-        <w:rPr>
-          <w:rFonts w:cs="Times New Roman"/>
-          <w:lang w:val="en-GB"/>
-        </w:rPr>
-        <w:t xml:space="preserve">, T., Dehghani, M., </w:t>
-      </w:r>
-      <w:proofErr w:type="spellStart"/>
-      <w:r>
-        <w:rPr>
-          <w:rFonts w:cs="Times New Roman"/>
-          <w:lang w:val="en-GB"/>
-        </w:rPr>
-        <w:t>Minderer</w:t>
-      </w:r>
-      <w:proofErr w:type="spellEnd"/>
-      <w:r>
-        <w:rPr>
-          <w:rFonts w:cs="Times New Roman"/>
-          <w:lang w:val="en-GB"/>
-        </w:rPr>
-        <w:t xml:space="preserve">, M., </w:t>
-      </w:r>
-      <w:proofErr w:type="spellStart"/>
-      <w:r>
-        <w:rPr>
-          <w:rFonts w:cs="Times New Roman"/>
-          <w:lang w:val="en-GB"/>
-        </w:rPr>
-        <w:t>Heigold</w:t>
-      </w:r>
-      <w:proofErr w:type="spellEnd"/>
-      <w:r>
-        <w:rPr>
-          <w:rFonts w:cs="Times New Roman"/>
-          <w:lang w:val="en-GB"/>
-        </w:rPr>
-        <w:t xml:space="preserve">, G., Gelly, S., </w:t>
-      </w:r>
-      <w:proofErr w:type="spellStart"/>
-      <w:r>
-        <w:rPr>
-          <w:rFonts w:cs="Times New Roman"/>
-          <w:lang w:val="en-GB"/>
-        </w:rPr>
-        <w:t>Uszkoreit</w:t>
-      </w:r>
-      <w:proofErr w:type="spellEnd"/>
-      <w:r>
-        <w:rPr>
-          <w:rFonts w:cs="Times New Roman"/>
-          <w:lang w:val="en-GB"/>
-        </w:rPr>
-        <w:t xml:space="preserve">, J., &amp; </w:t>
-      </w:r>
-      <w:proofErr w:type="spellStart"/>
-      <w:r>
-        <w:rPr>
-          <w:rFonts w:cs="Times New Roman"/>
-          <w:lang w:val="en-GB"/>
-        </w:rPr>
-        <w:t>Houlsby</w:t>
-      </w:r>
-      <w:proofErr w:type="spellEnd"/>
-      <w:r>
-        <w:rPr>
-          <w:rFonts w:cs="Times New Roman"/>
-          <w:lang w:val="en-GB"/>
-        </w:rPr>
-        <w:t xml:space="preserve">, N. (2021). </w:t>
+        <w:t xml:space="preserve">Dosovitskiy, A., Beyer, L., Kolesnikov, A., Weissenborn, D., Zhai, X., Unterthiner, T., Dehghani, M., Minderer, M., Heigold, G., Gelly, S., Uszkoreit, J., &amp; Houlsby, N. (2021). </w:t>
       </w:r>
       <w:r>
         <w:rPr>
@@ -21570,87 +21670,23 @@
           <w:rFonts w:cs="Times New Roman"/>
           <w:lang w:val="en-GB"/>
         </w:rPr>
-        <w:t xml:space="preserve"> (arXiv:2010.11929). </w:t>
-      </w:r>
-      <w:proofErr w:type="spellStart"/>
-      <w:r>
+        <w:t xml:space="preserve"> (arXiv:2010.11929). arXiv. https://doi.org/10.48550/arXiv.2010.11929</w:t>
+      </w:r>
+    </w:p>
+    <w:p>
+      <w:pPr>
+        <w:pStyle w:val="Bibliography"/>
         <w:rPr>
           <w:rFonts w:cs="Times New Roman"/>
           <w:lang w:val="en-GB"/>
         </w:rPr>
-        <w:t>arXiv</w:t>
-      </w:r>
-      <w:proofErr w:type="spellEnd"/>
+      </w:pPr>
       <w:r>
         <w:rPr>
           <w:rFonts w:cs="Times New Roman"/>
           <w:lang w:val="en-GB"/>
         </w:rPr>
-        <w:t>. https://doi.org/10.48550/arXiv.2010.11929</w:t>
-      </w:r>
-    </w:p>
-    <w:p>
-      <w:pPr>
-        <w:pStyle w:val="Bibliography"/>
-        <w:rPr>
-          <w:rFonts w:cs="Times New Roman"/>
-          <w:lang w:val="en-GB"/>
-        </w:rPr>
-      </w:pPr>
-      <w:r>
-        <w:rPr>
-          <w:rFonts w:cs="Times New Roman"/>
-          <w:lang w:val="en-GB"/>
-        </w:rPr>
-        <w:t xml:space="preserve">Lin, T.-Y., Maire, M., Belongie, S., Bourdev, L., </w:t>
-      </w:r>
-      <w:proofErr w:type="spellStart"/>
-      <w:r>
-        <w:rPr>
-          <w:rFonts w:cs="Times New Roman"/>
-          <w:lang w:val="en-GB"/>
-        </w:rPr>
-        <w:t>Girshick</w:t>
-      </w:r>
-      <w:proofErr w:type="spellEnd"/>
-      <w:r>
-        <w:rPr>
-          <w:rFonts w:cs="Times New Roman"/>
-          <w:lang w:val="en-GB"/>
-        </w:rPr>
-        <w:t xml:space="preserve">, R., Hays, J., Perona, P., Ramanan, D., </w:t>
-      </w:r>
-      <w:proofErr w:type="spellStart"/>
-      <w:r>
-        <w:rPr>
-          <w:rFonts w:cs="Times New Roman"/>
-          <w:lang w:val="en-GB"/>
-        </w:rPr>
-        <w:t>Zitnick</w:t>
-      </w:r>
-      <w:proofErr w:type="spellEnd"/>
-      <w:r>
-        <w:rPr>
-          <w:rFonts w:cs="Times New Roman"/>
-          <w:lang w:val="en-GB"/>
-        </w:rPr>
-        <w:t xml:space="preserve">, C. L., &amp; </w:t>
-      </w:r>
-      <w:proofErr w:type="spellStart"/>
-      <w:r>
-        <w:rPr>
-          <w:rFonts w:cs="Times New Roman"/>
-          <w:lang w:val="en-GB"/>
-        </w:rPr>
-        <w:t>Dollár</w:t>
-      </w:r>
-      <w:proofErr w:type="spellEnd"/>
-      <w:r>
-        <w:rPr>
-          <w:rFonts w:cs="Times New Roman"/>
-          <w:lang w:val="en-GB"/>
-        </w:rPr>
-        <w:t xml:space="preserve">, P. (2015). </w:t>
+        <w:t xml:space="preserve">Lin, T.-Y., Maire, M., Belongie, S., Bourdev, L., Girshick, R., Hays, J., Perona, P., Ramanan, D., Zitnick, C. L., &amp; Dollár, P. (2015). </w:t>
       </w:r>
       <w:r>
         <w:rPr>
@@ -21659,57 +21695,8 @@
           <w:iCs/>
           <w:lang w:val="en-GB"/>
         </w:rPr>
-        <w:t>Microsoft COCO: Common Objects in Context</w:t>
-      </w:r>
-      <w:r>
-        <w:rPr>
-          <w:rFonts w:cs="Times New Roman"/>
-          <w:lang w:val="en-GB"/>
-        </w:rPr>
-        <w:t xml:space="preserve"> (arXiv:1405.0312). </w:t>
-      </w:r>
-      <w:proofErr w:type="spellStart"/>
-      <w:r>
-        <w:rPr>
-          <w:rFonts w:cs="Times New Roman"/>
-          <w:lang w:val="en-GB"/>
-        </w:rPr>
-        <w:t>arXiv</w:t>
-      </w:r>
-      <w:proofErr w:type="spellEnd"/>
-      <w:r>
-        <w:rPr>
-          <w:rFonts w:cs="Times New Roman"/>
-          <w:lang w:val="en-GB"/>
-        </w:rPr>
-        <w:t>. https://doi.org/10.48550/arXiv.1405.0312</w:t>
-      </w:r>
-    </w:p>
-    <w:p>
-      <w:pPr>
-        <w:pStyle w:val="Bibliography"/>
-        <w:rPr>
-          <w:rFonts w:cs="Times New Roman"/>
-          <w:lang w:val="en-GB"/>
-        </w:rPr>
-      </w:pPr>
-      <w:proofErr w:type="spellStart"/>
-      <w:r>
-        <w:rPr>
-          <w:rFonts w:cs="Times New Roman"/>
-          <w:lang w:val="en-GB"/>
-        </w:rPr>
-        <w:t>Öhlschläger</w:t>
-      </w:r>
-      <w:proofErr w:type="spellEnd"/>
-      <w:r>
-        <w:rPr>
-          <w:rFonts w:cs="Times New Roman"/>
-          <w:lang w:val="en-GB"/>
-        </w:rPr>
-        <w:t xml:space="preserve">, S., &amp; Võ, M. L.-H. (2017). SCEGRAM: An image database for semantic and syntactic inconsistencies in scenes. </w:t>
-      </w:r>
-      <w:proofErr w:type="spellStart"/>
+        <w:t xml:space="preserve">Microsoft COCO: Common </w:t>
+      </w:r>
       <w:r>
         <w:rPr>
           <w:rFonts w:cs="Times New Roman"/>
@@ -21717,9 +21704,32 @@
           <w:iCs/>
           <w:lang w:val="en-GB"/>
         </w:rPr>
-        <w:t>Behavior</w:t>
-      </w:r>
-      <w:proofErr w:type="spellEnd"/>
+        <w:lastRenderedPageBreak/>
+        <w:t>Objects in Context</w:t>
+      </w:r>
+      <w:r>
+        <w:rPr>
+          <w:rFonts w:cs="Times New Roman"/>
+          <w:lang w:val="en-GB"/>
+        </w:rPr>
+        <w:t xml:space="preserve"> (arXiv:1405.0312). arXiv. https://doi.org/10.48550/arXiv.1405.0312</w:t>
+      </w:r>
+    </w:p>
+    <w:p>
+      <w:pPr>
+        <w:pStyle w:val="Bibliography"/>
+        <w:rPr>
+          <w:rFonts w:cs="Times New Roman"/>
+          <w:lang w:val="en-GB"/>
+        </w:rPr>
+      </w:pPr>
+      <w:r>
+        <w:rPr>
+          <w:rFonts w:cs="Times New Roman"/>
+          <w:lang w:val="en-GB"/>
+        </w:rPr>
+        <w:t xml:space="preserve">Öhlschläger, S., &amp; Võ, M. L.-H. (2017). SCEGRAM: An image database for semantic and syntactic inconsistencies in scenes. </w:t>
+      </w:r>
       <w:r>
         <w:rPr>
           <w:rFonts w:cs="Times New Roman"/>
@@ -21727,7 +21737,7 @@
           <w:iCs/>
           <w:lang w:val="en-GB"/>
         </w:rPr>
-        <w:t xml:space="preserve"> Research Methods</w:t>
+        <w:t>Behavior Research Methods</w:t>
       </w:r>
       <w:r>
         <w:rPr>
@@ -21814,7 +21824,6 @@
           <w:rFonts w:cs="Times New Roman"/>
           <w:lang w:val="en-GB"/>
         </w:rPr>
-        <w:lastRenderedPageBreak/>
         <w:t xml:space="preserve">Posner, M. I., &amp; Cohen, Y. (1984). Components of Visual Orienting. In H. Bouma &amp; D. G. Bouwhuis (Eds.), </w:t>
       </w:r>
       <w:r>
@@ -21863,55 +21872,23 @@
           <w:rFonts w:cs="Times New Roman"/>
           <w:lang w:val="en-GB"/>
         </w:rPr>
-        <w:t xml:space="preserve"> (Version 6). </w:t>
-      </w:r>
-      <w:proofErr w:type="spellStart"/>
-      <w:r>
+        <w:t xml:space="preserve"> (Version 6). arXiv. https://doi.org/10.48550/ARXIV.1409.1556</w:t>
+      </w:r>
+    </w:p>
+    <w:p>
+      <w:pPr>
+        <w:pStyle w:val="Bibliography"/>
         <w:rPr>
           <w:rFonts w:cs="Times New Roman"/>
           <w:lang w:val="en-GB"/>
         </w:rPr>
-        <w:t>arXiv</w:t>
-      </w:r>
-      <w:proofErr w:type="spellEnd"/>
+      </w:pPr>
       <w:r>
         <w:rPr>
           <w:rFonts w:cs="Times New Roman"/>
           <w:lang w:val="en-GB"/>
         </w:rPr>
-        <w:t>. https://doi.org/10.48550/ARXIV.1409.1556</w:t>
-      </w:r>
-    </w:p>
-    <w:p>
-      <w:pPr>
-        <w:pStyle w:val="Bibliography"/>
-        <w:rPr>
-          <w:rFonts w:cs="Times New Roman"/>
-          <w:lang w:val="en-GB"/>
-        </w:rPr>
-      </w:pPr>
-      <w:r>
-        <w:rPr>
-          <w:rFonts w:cs="Times New Roman"/>
-          <w:lang w:val="en-GB"/>
-        </w:rPr>
-        <w:t xml:space="preserve">Treisman, A. M., &amp; </w:t>
-      </w:r>
-      <w:proofErr w:type="spellStart"/>
-      <w:r>
-        <w:rPr>
-          <w:rFonts w:cs="Times New Roman"/>
-          <w:lang w:val="en-GB"/>
-        </w:rPr>
-        <w:t>Gelade</w:t>
-      </w:r>
-      <w:proofErr w:type="spellEnd"/>
-      <w:r>
-        <w:rPr>
-          <w:rFonts w:cs="Times New Roman"/>
-          <w:lang w:val="en-GB"/>
-        </w:rPr>
-        <w:t xml:space="preserve">, G. (1980). A feature-integration theory of attention. </w:t>
+        <w:t xml:space="preserve">Treisman, A. M., &amp; Gelade, G. (1980). A feature-integration theory of attention. </w:t>
       </w:r>
       <w:r>
         <w:rPr>
@@ -21959,55 +21936,7 @@
           <w:rFonts w:cs="Times New Roman"/>
           <w:lang w:val="en-GB"/>
         </w:rPr>
-        <w:t xml:space="preserve">Vaswani, A., </w:t>
-      </w:r>
-      <w:proofErr w:type="spellStart"/>
-      <w:r>
-        <w:rPr>
-          <w:rFonts w:cs="Times New Roman"/>
-          <w:lang w:val="en-GB"/>
-        </w:rPr>
-        <w:t>Shazeer</w:t>
-      </w:r>
-      <w:proofErr w:type="spellEnd"/>
-      <w:r>
-        <w:rPr>
-          <w:rFonts w:cs="Times New Roman"/>
-          <w:lang w:val="en-GB"/>
-        </w:rPr>
-        <w:t xml:space="preserve">, N., Parmar, N., </w:t>
-      </w:r>
-      <w:proofErr w:type="spellStart"/>
-      <w:r>
-        <w:rPr>
-          <w:rFonts w:cs="Times New Roman"/>
-          <w:lang w:val="en-GB"/>
-        </w:rPr>
-        <w:t>Uszkoreit</w:t>
-      </w:r>
-      <w:proofErr w:type="spellEnd"/>
-      <w:r>
-        <w:rPr>
-          <w:rFonts w:cs="Times New Roman"/>
-          <w:lang w:val="en-GB"/>
-        </w:rPr>
-        <w:t xml:space="preserve">, J., Jones, L., Gomez, A. N., Kaiser, L., &amp; </w:t>
-      </w:r>
-      <w:proofErr w:type="spellStart"/>
-      <w:r>
-        <w:rPr>
-          <w:rFonts w:cs="Times New Roman"/>
-          <w:lang w:val="en-GB"/>
-        </w:rPr>
-        <w:t>Polosukhin</w:t>
-      </w:r>
-      <w:proofErr w:type="spellEnd"/>
-      <w:r>
-        <w:rPr>
-          <w:rFonts w:cs="Times New Roman"/>
-          <w:lang w:val="en-GB"/>
-        </w:rPr>
-        <w:t xml:space="preserve">, I. (2023). </w:t>
+        <w:t xml:space="preserve">Vaswani, A., Shazeer, N., Parmar, N., Uszkoreit, J., Jones, L., Gomez, A. N., Kaiser, L., &amp; Polosukhin, I. (2023). </w:t>
       </w:r>
       <w:r>
         <w:rPr>
@@ -22023,23 +21952,7 @@
           <w:rFonts w:cs="Times New Roman"/>
           <w:lang w:val="en-GB"/>
         </w:rPr>
-        <w:t xml:space="preserve"> (arXiv:1706.03762). </w:t>
-      </w:r>
-      <w:proofErr w:type="spellStart"/>
-      <w:r>
-        <w:rPr>
-          <w:rFonts w:cs="Times New Roman"/>
-          <w:lang w:val="en-GB"/>
-        </w:rPr>
-        <w:t>arXiv</w:t>
-      </w:r>
-      <w:proofErr w:type="spellEnd"/>
-      <w:r>
-        <w:rPr>
-          <w:rFonts w:cs="Times New Roman"/>
-          <w:lang w:val="en-GB"/>
-        </w:rPr>
-        <w:t>. https://doi.org/10.48550/arXiv.1706.03762</w:t>
+        <w:t xml:space="preserve"> (arXiv:1706.03762). arXiv. https://doi.org/10.48550/arXiv.1706.03762</w:t>
       </w:r>
     </w:p>
     <w:p>
@@ -22103,6 +22016,7 @@
           <w:rFonts w:cs="Times New Roman"/>
           <w:lang w:val="en-GB"/>
         </w:rPr>
+        <w:lastRenderedPageBreak/>
         <w:t xml:space="preserve">Wolfe, J. M. (2021). Guided Search 6.0: An updated model of visual search. </w:t>
       </w:r>
       <w:r>
@@ -22183,7 +22097,6 @@
           <w:rFonts w:cs="Times New Roman"/>
           <w:lang w:val="en-GB"/>
         </w:rPr>
-        <w:lastRenderedPageBreak/>
         <w:t xml:space="preserve">Zhang, M., Feng, J., Ma, K. T., Lim, J. H., Zhao, Q., &amp; Kreiman, G. (2018). Finding any Waldo with zero-shot invariant and efficient visual search. </w:t>
       </w:r>
       <w:r>

--- a/Final Report/Doc1.docx
+++ b/Final Report/Doc1.docx
@@ -548,7 +548,7 @@
       </w:pPr>
       <w:bookmarkStart w:id="0" w:name="_Toc215576819"/>
       <w:bookmarkStart w:id="1" w:name="_Toc216188219"/>
-      <w:bookmarkStart w:id="2" w:name="_Toc223909037"/>
+      <w:bookmarkStart w:id="2" w:name="_Toc223998405"/>
       <w:r>
         <w:lastRenderedPageBreak/>
         <w:t>Abstraction</w:t>
@@ -1107,7 +1107,7 @@
         </w:rPr>
       </w:pPr>
       <w:bookmarkStart w:id="3" w:name="_Toc216188220"/>
-      <w:bookmarkStart w:id="4" w:name="_Toc223909038"/>
+      <w:bookmarkStart w:id="4" w:name="_Toc223998406"/>
       <w:r>
         <w:rPr>
           <w:lang w:val="en-US"/>
@@ -1611,7 +1611,7 @@
         </w:rPr>
       </w:pPr>
       <w:bookmarkStart w:id="5" w:name="_Toc216188221"/>
-      <w:bookmarkStart w:id="6" w:name="_Toc223909039"/>
+      <w:bookmarkStart w:id="6" w:name="_Toc223998407"/>
       <w:r>
         <w:rPr>
           <w:lang w:val="en-US"/>
@@ -1667,7 +1667,7 @@
         </w:rPr>
         <w:fldChar w:fldCharType="separate"/>
       </w:r>
-      <w:hyperlink w:anchor="_Toc223909037" w:history="1">
+      <w:hyperlink w:anchor="_Toc223998405" w:history="1">
         <w:r>
           <w:rPr>
             <w:rStyle w:val="Hyperlink"/>
@@ -1694,7 +1694,7 @@
             <w:noProof/>
             <w:webHidden/>
           </w:rPr>
-          <w:instrText xml:space="preserve"> PAGEREF _Toc223909037 \h </w:instrText>
+          <w:instrText xml:space="preserve"> PAGEREF _Toc223998405 \h </w:instrText>
         </w:r>
         <w:r>
           <w:rPr>
@@ -1738,7 +1738,7 @@
           <w:lang w:val="en-US" w:eastAsia="zh-CN"/>
         </w:rPr>
       </w:pPr>
-      <w:hyperlink w:anchor="_Toc223909038" w:history="1">
+      <w:hyperlink w:anchor="_Toc223998406" w:history="1">
         <w:r>
           <w:rPr>
             <w:rStyle w:val="Hyperlink"/>
@@ -1766,7 +1766,7 @@
             <w:noProof/>
             <w:webHidden/>
           </w:rPr>
-          <w:instrText xml:space="preserve"> PAGEREF _Toc223909038 \h </w:instrText>
+          <w:instrText xml:space="preserve"> PAGEREF _Toc223998406 \h </w:instrText>
         </w:r>
         <w:r>
           <w:rPr>
@@ -1810,7 +1810,7 @@
           <w:lang w:val="en-US" w:eastAsia="zh-CN"/>
         </w:rPr>
       </w:pPr>
-      <w:hyperlink w:anchor="_Toc223909039" w:history="1">
+      <w:hyperlink w:anchor="_Toc223998407" w:history="1">
         <w:r>
           <w:rPr>
             <w:rStyle w:val="Hyperlink"/>
@@ -1838,7 +1838,7 @@
             <w:noProof/>
             <w:webHidden/>
           </w:rPr>
-          <w:instrText xml:space="preserve"> PAGEREF _Toc223909039 \h </w:instrText>
+          <w:instrText xml:space="preserve"> PAGEREF _Toc223998407 \h </w:instrText>
         </w:r>
         <w:r>
           <w:rPr>
@@ -1882,7 +1882,7 @@
           <w:lang w:val="en-US" w:eastAsia="zh-CN"/>
         </w:rPr>
       </w:pPr>
-      <w:hyperlink w:anchor="_Toc223909040" w:history="1">
+      <w:hyperlink w:anchor="_Toc223998408" w:history="1">
         <w:r>
           <w:rPr>
             <w:rStyle w:val="Hyperlink"/>
@@ -1910,7 +1910,7 @@
             <w:noProof/>
             <w:webHidden/>
           </w:rPr>
-          <w:instrText xml:space="preserve"> PAGEREF _Toc223909040 \h </w:instrText>
+          <w:instrText xml:space="preserve"> PAGEREF _Toc223998408 \h </w:instrText>
         </w:r>
         <w:r>
           <w:rPr>
@@ -1954,7 +1954,7 @@
           <w:lang w:val="en-US" w:eastAsia="zh-CN"/>
         </w:rPr>
       </w:pPr>
-      <w:hyperlink w:anchor="_Toc223909041" w:history="1">
+      <w:hyperlink w:anchor="_Toc223998409" w:history="1">
         <w:r>
           <w:rPr>
             <w:rStyle w:val="Hyperlink"/>
@@ -1982,7 +1982,7 @@
             <w:noProof/>
             <w:webHidden/>
           </w:rPr>
-          <w:instrText xml:space="preserve"> PAGEREF _Toc223909041 \h </w:instrText>
+          <w:instrText xml:space="preserve"> PAGEREF _Toc223998409 \h </w:instrText>
         </w:r>
         <w:r>
           <w:rPr>
@@ -2027,7 +2027,7 @@
           <w:lang w:val="en-US" w:eastAsia="zh-CN"/>
         </w:rPr>
       </w:pPr>
-      <w:hyperlink w:anchor="_Toc223909042" w:history="1">
+      <w:hyperlink w:anchor="_Toc223998410" w:history="1">
         <w:r>
           <w:rPr>
             <w:rStyle w:val="Hyperlink"/>
@@ -2072,7 +2072,7 @@
             <w:noProof/>
             <w:webHidden/>
           </w:rPr>
-          <w:instrText xml:space="preserve"> PAGEREF _Toc223909042 \h </w:instrText>
+          <w:instrText xml:space="preserve"> PAGEREF _Toc223998410 \h </w:instrText>
         </w:r>
         <w:r>
           <w:rPr>
@@ -2117,7 +2117,7 @@
           <w:lang w:val="en-US" w:eastAsia="zh-CN"/>
         </w:rPr>
       </w:pPr>
-      <w:hyperlink w:anchor="_Toc223909043" w:history="1">
+      <w:hyperlink w:anchor="_Toc223998411" w:history="1">
         <w:r>
           <w:rPr>
             <w:rStyle w:val="Hyperlink"/>
@@ -2162,7 +2162,7 @@
             <w:noProof/>
             <w:webHidden/>
           </w:rPr>
-          <w:instrText xml:space="preserve"> PAGEREF _Toc223909043 \h </w:instrText>
+          <w:instrText xml:space="preserve"> PAGEREF _Toc223998411 \h </w:instrText>
         </w:r>
         <w:r>
           <w:rPr>
@@ -2206,7 +2206,7 @@
           <w:lang w:eastAsia="zh-CN"/>
         </w:rPr>
       </w:pPr>
-      <w:hyperlink w:anchor="_Toc223909044" w:history="1">
+      <w:hyperlink w:anchor="_Toc223998412" w:history="1">
         <w:r>
           <w:rPr>
             <w:rStyle w:val="Hyperlink"/>
@@ -2248,7 +2248,7 @@
             <w:noProof/>
             <w:webHidden/>
           </w:rPr>
-          <w:instrText xml:space="preserve"> PAGEREF _Toc223909044 \h </w:instrText>
+          <w:instrText xml:space="preserve"> PAGEREF _Toc223998412 \h </w:instrText>
         </w:r>
         <w:r>
           <w:rPr>
@@ -2292,7 +2292,7 @@
           <w:lang w:val="en-US" w:eastAsia="zh-CN"/>
         </w:rPr>
       </w:pPr>
-      <w:hyperlink w:anchor="_Toc223909045" w:history="1">
+      <w:hyperlink w:anchor="_Toc223998413" w:history="1">
         <w:r>
           <w:rPr>
             <w:rStyle w:val="Hyperlink"/>
@@ -2334,7 +2334,7 @@
             <w:noProof/>
             <w:webHidden/>
           </w:rPr>
-          <w:instrText xml:space="preserve"> PAGEREF _Toc223909045 \h </w:instrText>
+          <w:instrText xml:space="preserve"> PAGEREF _Toc223998413 \h </w:instrText>
         </w:r>
         <w:r>
           <w:rPr>
@@ -2378,7 +2378,7 @@
           <w:lang w:val="en-US" w:eastAsia="zh-CN"/>
         </w:rPr>
       </w:pPr>
-      <w:hyperlink w:anchor="_Toc223909046" w:history="1">
+      <w:hyperlink w:anchor="_Toc223998414" w:history="1">
         <w:r>
           <w:rPr>
             <w:rStyle w:val="Hyperlink"/>
@@ -2420,7 +2420,7 @@
             <w:noProof/>
             <w:webHidden/>
           </w:rPr>
-          <w:instrText xml:space="preserve"> PAGEREF _Toc223909046 \h </w:instrText>
+          <w:instrText xml:space="preserve"> PAGEREF _Toc223998414 \h </w:instrText>
         </w:r>
         <w:r>
           <w:rPr>
@@ -2464,7 +2464,7 @@
           <w:lang w:val="en-US" w:eastAsia="zh-CN"/>
         </w:rPr>
       </w:pPr>
-      <w:hyperlink w:anchor="_Toc223909047" w:history="1">
+      <w:hyperlink w:anchor="_Toc223998415" w:history="1">
         <w:r>
           <w:rPr>
             <w:rStyle w:val="Hyperlink"/>
@@ -2506,7 +2506,7 @@
             <w:noProof/>
             <w:webHidden/>
           </w:rPr>
-          <w:instrText xml:space="preserve"> PAGEREF _Toc223909047 \h </w:instrText>
+          <w:instrText xml:space="preserve"> PAGEREF _Toc223998415 \h </w:instrText>
         </w:r>
         <w:r>
           <w:rPr>
@@ -2550,7 +2550,7 @@
           <w:lang w:val="en-US" w:eastAsia="zh-CN"/>
         </w:rPr>
       </w:pPr>
-      <w:hyperlink w:anchor="_Toc223909048" w:history="1">
+      <w:hyperlink w:anchor="_Toc223998416" w:history="1">
         <w:r>
           <w:rPr>
             <w:rStyle w:val="Hyperlink"/>
@@ -2592,7 +2592,7 @@
             <w:noProof/>
             <w:webHidden/>
           </w:rPr>
-          <w:instrText xml:space="preserve"> PAGEREF _Toc223909048 \h </w:instrText>
+          <w:instrText xml:space="preserve"> PAGEREF _Toc223998416 \h </w:instrText>
         </w:r>
         <w:r>
           <w:rPr>
@@ -2636,7 +2636,7 @@
           <w:lang w:val="en-US" w:eastAsia="zh-CN"/>
         </w:rPr>
       </w:pPr>
-      <w:hyperlink w:anchor="_Toc223909049" w:history="1">
+      <w:hyperlink w:anchor="_Toc223998417" w:history="1">
         <w:r>
           <w:rPr>
             <w:rStyle w:val="Hyperlink"/>
@@ -2678,7 +2678,7 @@
             <w:noProof/>
             <w:webHidden/>
           </w:rPr>
-          <w:instrText xml:space="preserve"> PAGEREF _Toc223909049 \h </w:instrText>
+          <w:instrText xml:space="preserve"> PAGEREF _Toc223998417 \h </w:instrText>
         </w:r>
         <w:r>
           <w:rPr>
@@ -2722,7 +2722,7 @@
           <w:lang w:eastAsia="zh-CN"/>
         </w:rPr>
       </w:pPr>
-      <w:hyperlink w:anchor="_Toc223909050" w:history="1">
+      <w:hyperlink w:anchor="_Toc223998418" w:history="1">
         <w:r>
           <w:rPr>
             <w:rStyle w:val="Hyperlink"/>
@@ -2764,7 +2764,7 @@
             <w:noProof/>
             <w:webHidden/>
           </w:rPr>
-          <w:instrText xml:space="preserve"> PAGEREF _Toc223909050 \h </w:instrText>
+          <w:instrText xml:space="preserve"> PAGEREF _Toc223998418 \h </w:instrText>
         </w:r>
         <w:r>
           <w:rPr>
@@ -2808,7 +2808,7 @@
           <w:lang w:val="en-US" w:eastAsia="zh-CN"/>
         </w:rPr>
       </w:pPr>
-      <w:hyperlink w:anchor="_Toc223909051" w:history="1">
+      <w:hyperlink w:anchor="_Toc223998419" w:history="1">
         <w:r>
           <w:rPr>
             <w:rStyle w:val="Hyperlink"/>
@@ -2850,7 +2850,7 @@
             <w:noProof/>
             <w:webHidden/>
           </w:rPr>
-          <w:instrText xml:space="preserve"> PAGEREF _Toc223909051 \h </w:instrText>
+          <w:instrText xml:space="preserve"> PAGEREF _Toc223998419 \h </w:instrText>
         </w:r>
         <w:r>
           <w:rPr>
@@ -2895,7 +2895,7 @@
           <w:lang w:val="en-US" w:eastAsia="zh-CN"/>
         </w:rPr>
       </w:pPr>
-      <w:hyperlink w:anchor="_Toc223909052" w:history="1">
+      <w:hyperlink w:anchor="_Toc223998420" w:history="1">
         <w:r>
           <w:rPr>
             <w:rStyle w:val="Hyperlink"/>
@@ -2940,7 +2940,7 @@
             <w:noProof/>
             <w:webHidden/>
           </w:rPr>
-          <w:instrText xml:space="preserve"> PAGEREF _Toc223909052 \h </w:instrText>
+          <w:instrText xml:space="preserve"> PAGEREF _Toc223998420 \h </w:instrText>
         </w:r>
         <w:r>
           <w:rPr>
@@ -2984,7 +2984,7 @@
           <w:lang w:eastAsia="zh-CN"/>
         </w:rPr>
       </w:pPr>
-      <w:hyperlink w:anchor="_Toc223909053" w:history="1">
+      <w:hyperlink w:anchor="_Toc223998421" w:history="1">
         <w:r>
           <w:rPr>
             <w:rStyle w:val="Hyperlink"/>
@@ -3026,7 +3026,7 @@
             <w:noProof/>
             <w:webHidden/>
           </w:rPr>
-          <w:instrText xml:space="preserve"> PAGEREF _Toc223909053 \h </w:instrText>
+          <w:instrText xml:space="preserve"> PAGEREF _Toc223998421 \h </w:instrText>
         </w:r>
         <w:r>
           <w:rPr>
@@ -3070,7 +3070,7 @@
           <w:lang w:eastAsia="zh-CN"/>
         </w:rPr>
       </w:pPr>
-      <w:hyperlink w:anchor="_Toc223909054" w:history="1">
+      <w:hyperlink w:anchor="_Toc223998422" w:history="1">
         <w:r>
           <w:rPr>
             <w:rStyle w:val="Hyperlink"/>
@@ -3112,7 +3112,7 @@
             <w:noProof/>
             <w:webHidden/>
           </w:rPr>
-          <w:instrText xml:space="preserve"> PAGEREF _Toc223909054 \h </w:instrText>
+          <w:instrText xml:space="preserve"> PAGEREF _Toc223998422 \h </w:instrText>
         </w:r>
         <w:r>
           <w:rPr>
@@ -3156,7 +3156,7 @@
           <w:lang w:val="en-US" w:eastAsia="zh-CN"/>
         </w:rPr>
       </w:pPr>
-      <w:hyperlink w:anchor="_Toc223909055" w:history="1">
+      <w:hyperlink w:anchor="_Toc223998423" w:history="1">
         <w:r>
           <w:rPr>
             <w:rStyle w:val="Hyperlink"/>
@@ -3198,7 +3198,7 @@
             <w:noProof/>
             <w:webHidden/>
           </w:rPr>
-          <w:instrText xml:space="preserve"> PAGEREF _Toc223909055 \h </w:instrText>
+          <w:instrText xml:space="preserve"> PAGEREF _Toc223998423 \h </w:instrText>
         </w:r>
         <w:r>
           <w:rPr>
@@ -3242,7 +3242,7 @@
           <w:lang w:eastAsia="zh-CN"/>
         </w:rPr>
       </w:pPr>
-      <w:hyperlink w:anchor="_Toc223909056" w:history="1">
+      <w:hyperlink w:anchor="_Toc223998424" w:history="1">
         <w:r>
           <w:rPr>
             <w:rStyle w:val="Hyperlink"/>
@@ -3284,7 +3284,7 @@
             <w:noProof/>
             <w:webHidden/>
           </w:rPr>
-          <w:instrText xml:space="preserve"> PAGEREF _Toc223909056 \h </w:instrText>
+          <w:instrText xml:space="preserve"> PAGEREF _Toc223998424 \h </w:instrText>
         </w:r>
         <w:r>
           <w:rPr>
@@ -3328,7 +3328,7 @@
           <w:lang w:val="en-US" w:eastAsia="zh-CN"/>
         </w:rPr>
       </w:pPr>
-      <w:hyperlink w:anchor="_Toc223909057" w:history="1">
+      <w:hyperlink w:anchor="_Toc223998425" w:history="1">
         <w:r>
           <w:rPr>
             <w:rStyle w:val="Hyperlink"/>
@@ -3370,7 +3370,7 @@
             <w:noProof/>
             <w:webHidden/>
           </w:rPr>
-          <w:instrText xml:space="preserve"> PAGEREF _Toc223909057 \h </w:instrText>
+          <w:instrText xml:space="preserve"> PAGEREF _Toc223998425 \h </w:instrText>
         </w:r>
         <w:r>
           <w:rPr>
@@ -3414,7 +3414,7 @@
           <w:lang w:val="en-US" w:eastAsia="zh-CN"/>
         </w:rPr>
       </w:pPr>
-      <w:hyperlink w:anchor="_Toc223909058" w:history="1">
+      <w:hyperlink w:anchor="_Toc223998426" w:history="1">
         <w:r>
           <w:rPr>
             <w:rStyle w:val="Hyperlink"/>
@@ -3456,7 +3456,7 @@
             <w:noProof/>
             <w:webHidden/>
           </w:rPr>
-          <w:instrText xml:space="preserve"> PAGEREF _Toc223909058 \h </w:instrText>
+          <w:instrText xml:space="preserve"> PAGEREF _Toc223998426 \h </w:instrText>
         </w:r>
         <w:r>
           <w:rPr>
@@ -3500,7 +3500,7 @@
           <w:lang w:val="en-US" w:eastAsia="zh-CN"/>
         </w:rPr>
       </w:pPr>
-      <w:hyperlink w:anchor="_Toc223909059" w:history="1">
+      <w:hyperlink w:anchor="_Toc223998427" w:history="1">
         <w:r>
           <w:rPr>
             <w:rStyle w:val="Hyperlink"/>
@@ -3543,7 +3543,7 @@
             <w:noProof/>
             <w:webHidden/>
           </w:rPr>
-          <w:instrText xml:space="preserve"> PAGEREF _Toc223909059 \h </w:instrText>
+          <w:instrText xml:space="preserve"> PAGEREF _Toc223998427 \h </w:instrText>
         </w:r>
         <w:r>
           <w:rPr>
@@ -3587,7 +3587,7 @@
           <w:lang w:eastAsia="zh-CN"/>
         </w:rPr>
       </w:pPr>
-      <w:hyperlink w:anchor="_Toc223909060" w:history="1">
+      <w:hyperlink w:anchor="_Toc223998428" w:history="1">
         <w:r>
           <w:rPr>
             <w:rStyle w:val="Hyperlink"/>
@@ -3629,7 +3629,7 @@
             <w:noProof/>
             <w:webHidden/>
           </w:rPr>
-          <w:instrText xml:space="preserve"> PAGEREF _Toc223909060 \h </w:instrText>
+          <w:instrText xml:space="preserve"> PAGEREF _Toc223998428 \h </w:instrText>
         </w:r>
         <w:r>
           <w:rPr>
@@ -3674,7 +3674,7 @@
           <w:lang w:val="en-US" w:eastAsia="zh-CN"/>
         </w:rPr>
       </w:pPr>
-      <w:hyperlink w:anchor="_Toc223909061" w:history="1">
+      <w:hyperlink w:anchor="_Toc223998429" w:history="1">
         <w:r>
           <w:rPr>
             <w:rStyle w:val="Hyperlink"/>
@@ -3718,7 +3718,7 @@
             <w:noProof/>
             <w:webHidden/>
           </w:rPr>
-          <w:instrText xml:space="preserve"> PAGEREF _Toc223909061 \h </w:instrText>
+          <w:instrText xml:space="preserve"> PAGEREF _Toc223998429 \h </w:instrText>
         </w:r>
         <w:r>
           <w:rPr>
@@ -3762,7 +3762,7 @@
           <w:lang w:eastAsia="zh-CN"/>
         </w:rPr>
       </w:pPr>
-      <w:hyperlink w:anchor="_Toc223909062" w:history="1">
+      <w:hyperlink w:anchor="_Toc223998430" w:history="1">
         <w:r>
           <w:rPr>
             <w:rStyle w:val="Hyperlink"/>
@@ -3804,7 +3804,7 @@
             <w:noProof/>
             <w:webHidden/>
           </w:rPr>
-          <w:instrText xml:space="preserve"> PAGEREF _Toc223909062 \h </w:instrText>
+          <w:instrText xml:space="preserve"> PAGEREF _Toc223998430 \h </w:instrText>
         </w:r>
         <w:r>
           <w:rPr>
@@ -3848,7 +3848,7 @@
           <w:lang w:eastAsia="zh-CN"/>
         </w:rPr>
       </w:pPr>
-      <w:hyperlink w:anchor="_Toc223909063" w:history="1">
+      <w:hyperlink w:anchor="_Toc223998431" w:history="1">
         <w:r>
           <w:rPr>
             <w:rStyle w:val="Hyperlink"/>
@@ -3890,7 +3890,7 @@
             <w:noProof/>
             <w:webHidden/>
           </w:rPr>
-          <w:instrText xml:space="preserve"> PAGEREF _Toc223909063 \h </w:instrText>
+          <w:instrText xml:space="preserve"> PAGEREF _Toc223998431 \h </w:instrText>
         </w:r>
         <w:r>
           <w:rPr>
@@ -3934,7 +3934,7 @@
           <w:lang w:val="en-US" w:eastAsia="zh-CN"/>
         </w:rPr>
       </w:pPr>
-      <w:hyperlink w:anchor="_Toc223909064" w:history="1">
+      <w:hyperlink w:anchor="_Toc223998432" w:history="1">
         <w:r>
           <w:rPr>
             <w:rStyle w:val="Hyperlink"/>
@@ -3976,7 +3976,7 @@
             <w:noProof/>
             <w:webHidden/>
           </w:rPr>
-          <w:instrText xml:space="preserve"> PAGEREF _Toc223909064 \h </w:instrText>
+          <w:instrText xml:space="preserve"> PAGEREF _Toc223998432 \h </w:instrText>
         </w:r>
         <w:r>
           <w:rPr>
@@ -4020,7 +4020,7 @@
           <w:lang w:val="en-US" w:eastAsia="zh-CN"/>
         </w:rPr>
       </w:pPr>
-      <w:hyperlink w:anchor="_Toc223909065" w:history="1">
+      <w:hyperlink w:anchor="_Toc223998433" w:history="1">
         <w:r>
           <w:rPr>
             <w:rStyle w:val="Hyperlink"/>
@@ -4063,7 +4063,7 @@
             <w:noProof/>
             <w:webHidden/>
           </w:rPr>
-          <w:instrText xml:space="preserve"> PAGEREF _Toc223909065 \h </w:instrText>
+          <w:instrText xml:space="preserve"> PAGEREF _Toc223998433 \h </w:instrText>
         </w:r>
         <w:r>
           <w:rPr>
@@ -4107,7 +4107,7 @@
           <w:lang w:eastAsia="zh-CN"/>
         </w:rPr>
       </w:pPr>
-      <w:hyperlink w:anchor="_Toc223909066" w:history="1">
+      <w:hyperlink w:anchor="_Toc223998434" w:history="1">
         <w:r>
           <w:rPr>
             <w:rStyle w:val="Hyperlink"/>
@@ -4149,7 +4149,7 @@
             <w:noProof/>
             <w:webHidden/>
           </w:rPr>
-          <w:instrText xml:space="preserve"> PAGEREF _Toc223909066 \h </w:instrText>
+          <w:instrText xml:space="preserve"> PAGEREF _Toc223998434 \h </w:instrText>
         </w:r>
         <w:r>
           <w:rPr>
@@ -4193,7 +4193,7 @@
           <w:lang w:val="en-US" w:eastAsia="zh-CN"/>
         </w:rPr>
       </w:pPr>
-      <w:hyperlink w:anchor="_Toc223909067" w:history="1">
+      <w:hyperlink w:anchor="_Toc223998435" w:history="1">
         <w:r>
           <w:rPr>
             <w:rStyle w:val="Hyperlink"/>
@@ -4235,7 +4235,7 @@
             <w:noProof/>
             <w:webHidden/>
           </w:rPr>
-          <w:instrText xml:space="preserve"> PAGEREF _Toc223909067 \h </w:instrText>
+          <w:instrText xml:space="preserve"> PAGEREF _Toc223998435 \h </w:instrText>
         </w:r>
         <w:r>
           <w:rPr>
@@ -4279,7 +4279,7 @@
           <w:lang w:val="en-US" w:eastAsia="zh-CN"/>
         </w:rPr>
       </w:pPr>
-      <w:hyperlink w:anchor="_Toc223909068" w:history="1">
+      <w:hyperlink w:anchor="_Toc223998436" w:history="1">
         <w:r>
           <w:rPr>
             <w:rStyle w:val="Hyperlink"/>
@@ -4321,7 +4321,7 @@
             <w:noProof/>
             <w:webHidden/>
           </w:rPr>
-          <w:instrText xml:space="preserve"> PAGEREF _Toc223909068 \h </w:instrText>
+          <w:instrText xml:space="preserve"> PAGEREF _Toc223998436 \h </w:instrText>
         </w:r>
         <w:r>
           <w:rPr>
@@ -4365,7 +4365,7 @@
           <w:lang w:val="en-US" w:eastAsia="zh-CN"/>
         </w:rPr>
       </w:pPr>
-      <w:hyperlink w:anchor="_Toc223909069" w:history="1">
+      <w:hyperlink w:anchor="_Toc223998437" w:history="1">
         <w:r>
           <w:rPr>
             <w:rStyle w:val="Hyperlink"/>
@@ -4407,7 +4407,7 @@
             <w:noProof/>
             <w:webHidden/>
           </w:rPr>
-          <w:instrText xml:space="preserve"> PAGEREF _Toc223909069 \h </w:instrText>
+          <w:instrText xml:space="preserve"> PAGEREF _Toc223998437 \h </w:instrText>
         </w:r>
         <w:r>
           <w:rPr>
@@ -4451,7 +4451,7 @@
           <w:lang w:val="en-US" w:eastAsia="zh-CN"/>
         </w:rPr>
       </w:pPr>
-      <w:hyperlink w:anchor="_Toc223909070" w:history="1">
+      <w:hyperlink w:anchor="_Toc223998438" w:history="1">
         <w:r>
           <w:rPr>
             <w:rStyle w:val="Hyperlink"/>
@@ -4493,7 +4493,7 @@
             <w:noProof/>
             <w:webHidden/>
           </w:rPr>
-          <w:instrText xml:space="preserve"> PAGEREF _Toc223909070 \h </w:instrText>
+          <w:instrText xml:space="preserve"> PAGEREF _Toc223998438 \h </w:instrText>
         </w:r>
         <w:r>
           <w:rPr>
@@ -4538,7 +4538,7 @@
           <w:lang w:val="en-US" w:eastAsia="zh-CN"/>
         </w:rPr>
       </w:pPr>
-      <w:hyperlink w:anchor="_Toc223909071" w:history="1">
+      <w:hyperlink w:anchor="_Toc223998439" w:history="1">
         <w:r>
           <w:rPr>
             <w:rStyle w:val="Hyperlink"/>
@@ -4583,7 +4583,7 @@
             <w:noProof/>
             <w:webHidden/>
           </w:rPr>
-          <w:instrText xml:space="preserve"> PAGEREF _Toc223909071 \h </w:instrText>
+          <w:instrText xml:space="preserve"> PAGEREF _Toc223998439 \h </w:instrText>
         </w:r>
         <w:r>
           <w:rPr>
@@ -4603,7 +4603,7 @@
             <w:noProof/>
             <w:webHidden/>
           </w:rPr>
-          <w:t>23</w:t>
+          <w:t>25</w:t>
         </w:r>
         <w:r>
           <w:rPr>
@@ -4627,7 +4627,7 @@
           <w:lang w:eastAsia="zh-CN"/>
         </w:rPr>
       </w:pPr>
-      <w:hyperlink w:anchor="_Toc223909072" w:history="1">
+      <w:hyperlink w:anchor="_Toc223998440" w:history="1">
         <w:r>
           <w:rPr>
             <w:rStyle w:val="Hyperlink"/>
@@ -4669,7 +4669,7 @@
             <w:noProof/>
             <w:webHidden/>
           </w:rPr>
-          <w:instrText xml:space="preserve"> PAGEREF _Toc223909072 \h </w:instrText>
+          <w:instrText xml:space="preserve"> PAGEREF _Toc223998440 \h </w:instrText>
         </w:r>
         <w:r>
           <w:rPr>
@@ -4689,7 +4689,7 @@
             <w:noProof/>
             <w:webHidden/>
           </w:rPr>
-          <w:t>23</w:t>
+          <w:t>25</w:t>
         </w:r>
         <w:r>
           <w:rPr>
@@ -4713,7 +4713,7 @@
           <w:lang w:eastAsia="zh-CN"/>
         </w:rPr>
       </w:pPr>
-      <w:hyperlink w:anchor="_Toc223909073" w:history="1">
+      <w:hyperlink w:anchor="_Toc223998441" w:history="1">
         <w:r>
           <w:rPr>
             <w:rStyle w:val="Hyperlink"/>
@@ -4755,7 +4755,7 @@
             <w:noProof/>
             <w:webHidden/>
           </w:rPr>
-          <w:instrText xml:space="preserve"> PAGEREF _Toc223909073 \h </w:instrText>
+          <w:instrText xml:space="preserve"> PAGEREF _Toc223998441 \h </w:instrText>
         </w:r>
         <w:r>
           <w:rPr>
@@ -4775,7 +4775,7 @@
             <w:noProof/>
             <w:webHidden/>
           </w:rPr>
-          <w:t>23</w:t>
+          <w:t>25</w:t>
         </w:r>
         <w:r>
           <w:rPr>
@@ -4799,7 +4799,7 @@
           <w:lang w:eastAsia="zh-CN"/>
         </w:rPr>
       </w:pPr>
-      <w:hyperlink w:anchor="_Toc223909074" w:history="1">
+      <w:hyperlink w:anchor="_Toc223998442" w:history="1">
         <w:r>
           <w:rPr>
             <w:rStyle w:val="Hyperlink"/>
@@ -4841,7 +4841,7 @@
             <w:noProof/>
             <w:webHidden/>
           </w:rPr>
-          <w:instrText xml:space="preserve"> PAGEREF _Toc223909074 \h </w:instrText>
+          <w:instrText xml:space="preserve"> PAGEREF _Toc223998442 \h </w:instrText>
         </w:r>
         <w:r>
           <w:rPr>
@@ -4861,7 +4861,7 @@
             <w:noProof/>
             <w:webHidden/>
           </w:rPr>
-          <w:t>23</w:t>
+          <w:t>25</w:t>
         </w:r>
         <w:r>
           <w:rPr>
@@ -4885,7 +4885,7 @@
           <w:lang w:val="en-US" w:eastAsia="zh-CN"/>
         </w:rPr>
       </w:pPr>
-      <w:hyperlink w:anchor="_Toc223909075" w:history="1">
+      <w:hyperlink w:anchor="_Toc223998443" w:history="1">
         <w:r>
           <w:rPr>
             <w:rStyle w:val="Hyperlink"/>
@@ -4912,7 +4912,7 @@
             <w:noProof/>
             <w:webHidden/>
           </w:rPr>
-          <w:instrText xml:space="preserve"> PAGEREF _Toc223909075 \h </w:instrText>
+          <w:instrText xml:space="preserve"> PAGEREF _Toc223998443 \h </w:instrText>
         </w:r>
         <w:r>
           <w:rPr>
@@ -4932,7 +4932,7 @@
             <w:noProof/>
             <w:webHidden/>
           </w:rPr>
-          <w:t>24</w:t>
+          <w:t>25</w:t>
         </w:r>
         <w:r>
           <w:rPr>
@@ -5068,7 +5068,7 @@
           <w:lang w:val="en-US"/>
         </w:rPr>
       </w:pPr>
-      <w:bookmarkStart w:id="7" w:name="_Toc223909040"/>
+      <w:bookmarkStart w:id="7" w:name="_Toc223998408"/>
       <w:r>
         <w:rPr>
           <w:lang w:val="en-US"/>
@@ -6108,7 +6108,23 @@
             <w:noProof/>
             <w:lang w:val="vi-VN"/>
           </w:rPr>
-          <w:t xml:space="preserve"> TCT visual search performance on naturaldesign benchmark dataset</w:t>
+          <w:t xml:space="preserve"> TCT visual search performance on naturaldesign b</w:t>
+        </w:r>
+        <w:r>
+          <w:rPr>
+            <w:rStyle w:val="Hyperlink"/>
+            <w:noProof/>
+            <w:lang w:val="vi-VN"/>
+          </w:rPr>
+          <w:t>e</w:t>
+        </w:r>
+        <w:r>
+          <w:rPr>
+            <w:rStyle w:val="Hyperlink"/>
+            <w:noProof/>
+            <w:lang w:val="vi-VN"/>
+          </w:rPr>
+          <w:t>nchmark dataset</w:t>
         </w:r>
         <w:r>
           <w:rPr>
@@ -6179,7 +6195,21 @@
             <w:rStyle w:val="Hyperlink"/>
             <w:noProof/>
           </w:rPr>
-          <w:t>Figure 4.3.4.1 TCT visual search performance on ContextBreak benchmark dataset</w:t>
+          <w:t>Figure 4.3.4.1 TCT visual search performance on ContextBreak benchmar</w:t>
+        </w:r>
+        <w:r>
+          <w:rPr>
+            <w:rStyle w:val="Hyperlink"/>
+            <w:noProof/>
+          </w:rPr>
+          <w:t>k</w:t>
+        </w:r>
+        <w:r>
+          <w:rPr>
+            <w:rStyle w:val="Hyperlink"/>
+            <w:noProof/>
+          </w:rPr>
+          <w:t xml:space="preserve"> dataset</w:t>
         </w:r>
         <w:r>
           <w:rPr>
@@ -6220,7 +6250,7 @@
             <w:noProof/>
             <w:webHidden/>
           </w:rPr>
-          <w:t>23</w:t>
+          <w:t>24</w:t>
         </w:r>
         <w:r>
           <w:rPr>
@@ -6327,7 +6357,7 @@
           <w:lang w:val="en-US"/>
         </w:rPr>
       </w:pPr>
-      <w:bookmarkStart w:id="9" w:name="_Toc223909041"/>
+      <w:bookmarkStart w:id="9" w:name="_Toc223998409"/>
       <w:r>
         <w:rPr>
           <w:lang w:val="en-US"/>
@@ -6643,7 +6673,7 @@
         </w:rPr>
         <w:br/>
       </w:r>
-      <w:bookmarkStart w:id="10" w:name="_Toc223909042"/>
+      <w:bookmarkStart w:id="10" w:name="_Toc223998410"/>
       <w:r>
         <w:rPr>
           <w:lang w:val="en-US"/>
@@ -8144,7 +8174,7 @@
         </w:rPr>
         <w:br/>
       </w:r>
-      <w:bookmarkStart w:id="11" w:name="_Toc223909043"/>
+      <w:bookmarkStart w:id="11" w:name="_Toc223998411"/>
       <w:r>
         <w:rPr>
           <w:lang w:val="en-US"/>
@@ -8171,7 +8201,7 @@
       <w:pPr>
         <w:pStyle w:val="Heading2"/>
       </w:pPr>
-      <w:bookmarkStart w:id="12" w:name="_Toc223909044"/>
+      <w:bookmarkStart w:id="12" w:name="_Toc223998412"/>
       <w:r>
         <w:t>Cognitive visual search theory</w:t>
       </w:r>
@@ -8181,7 +8211,7 @@
       <w:pPr>
         <w:pStyle w:val="Heading3"/>
       </w:pPr>
-      <w:bookmarkStart w:id="13" w:name="_Toc223909045"/>
+      <w:bookmarkStart w:id="13" w:name="_Toc223998413"/>
       <w:r>
         <w:t>Feature-Integration Theory</w:t>
       </w:r>
@@ -8518,7 +8548,7 @@
       <w:pPr>
         <w:pStyle w:val="Heading3"/>
       </w:pPr>
-      <w:bookmarkStart w:id="14" w:name="_Toc223909046"/>
+      <w:bookmarkStart w:id="14" w:name="_Toc223998414"/>
       <w:r>
         <w:t>Inhibition of Return (IOR)</w:t>
       </w:r>
@@ -9158,7 +9188,7 @@
       <w:pPr>
         <w:pStyle w:val="Heading3"/>
       </w:pPr>
-      <w:bookmarkStart w:id="15" w:name="_Toc223909047"/>
+      <w:bookmarkStart w:id="15" w:name="_Toc223998415"/>
       <w:r>
         <w:t xml:space="preserve">Bottom-up and </w:t>
       </w:r>
@@ -9526,7 +9556,7 @@
       <w:pPr>
         <w:pStyle w:val="Heading3"/>
       </w:pPr>
-      <w:bookmarkStart w:id="20" w:name="_Toc223909048"/>
+      <w:bookmarkStart w:id="20" w:name="_Toc223998416"/>
       <w:r>
         <w:t>Context Influence in Visual Search</w:t>
       </w:r>
@@ -9671,7 +9701,7 @@
       <w:pPr>
         <w:pStyle w:val="Heading3"/>
       </w:pPr>
-      <w:bookmarkStart w:id="21" w:name="_Toc223909049"/>
+      <w:bookmarkStart w:id="21" w:name="_Toc223998417"/>
       <w:r>
         <w:t>An updated mental model Guide</w:t>
       </w:r>
@@ -10236,7 +10266,7 @@
       <w:pPr>
         <w:pStyle w:val="Heading2"/>
       </w:pPr>
-      <w:bookmarkStart w:id="24" w:name="_Toc223909050"/>
+      <w:bookmarkStart w:id="24" w:name="_Toc223998418"/>
       <w:r>
         <w:t>Computational Visual Search Model</w:t>
       </w:r>
@@ -10246,7 +10276,7 @@
       <w:pPr>
         <w:pStyle w:val="Heading3"/>
       </w:pPr>
-      <w:bookmarkStart w:id="25" w:name="_Toc223909051"/>
+      <w:bookmarkStart w:id="25" w:name="_Toc223998419"/>
       <w:r>
         <w:t xml:space="preserve">Invariant Visual Search Network </w:t>
       </w:r>
@@ -13114,7 +13144,7 @@
         </w:rPr>
         <w:br/>
       </w:r>
-      <w:bookmarkStart w:id="30" w:name="_Toc223909052"/>
+      <w:bookmarkStart w:id="30" w:name="_Toc223998420"/>
       <w:r>
         <w:rPr>
           <w:lang w:val="en-US"/>
@@ -13153,7 +13183,7 @@
       <w:pPr>
         <w:pStyle w:val="Heading2"/>
       </w:pPr>
-      <w:bookmarkStart w:id="31" w:name="_Toc223909053"/>
+      <w:bookmarkStart w:id="31" w:name="_Toc223998421"/>
       <w:r>
         <w:t>Problem statement</w:t>
       </w:r>
@@ -13191,7 +13221,19 @@
         <w:rPr>
           <w:lang w:val="en-US"/>
         </w:rPr>
-        <w:t xml:space="preserve">ed Guided Search 2.0, previous computational visual search models did not account for the influence of context </w:t>
+        <w:t xml:space="preserve">ed Guided Search 2.0, previous computational visual search models did not account for </w:t>
+      </w:r>
+      <w:r>
+        <w:rPr>
+          <w:lang w:val="en-US"/>
+        </w:rPr>
+        <w:t>contextual</w:t>
+      </w:r>
+      <w:r>
+        <w:rPr>
+          <w:lang w:val="en-US"/>
+        </w:rPr>
+        <w:t xml:space="preserve"> </w:t>
       </w:r>
       <w:r>
         <w:rPr>
@@ -13203,100 +13245,100 @@
         <w:rPr>
           <w:lang w:val="en-US"/>
         </w:rPr>
-        <w:t xml:space="preserve"> pre-learned knowledge from the surroundings, to provide “syntactic” and “semantic” guidance for visual search. </w:t>
-      </w:r>
-      <w:r>
-        <w:rPr>
-          <w:lang w:val="en-US"/>
-        </w:rPr>
-        <w:t xml:space="preserve">Due to the context-aware properties of the </w:t>
+        <w:t xml:space="preserve"> pre-learned knowledge from the surroundings, </w:t>
+      </w:r>
+      <w:r>
+        <w:rPr>
+          <w:lang w:val="en-US"/>
+        </w:rPr>
+        <w:t>providing</w:t>
+      </w:r>
+      <w:r>
+        <w:rPr>
+          <w:lang w:val="en-US"/>
+        </w:rPr>
+        <w:t xml:space="preserve"> “syntactic” and “semantic” guidance for visual search. </w:t>
+      </w:r>
+      <w:r>
+        <w:rPr>
+          <w:kern w:val="0"/>
+          <w:lang w:val="en-US"/>
+          <w14:ligatures w14:val="none"/>
+        </w:rPr>
+        <w:t xml:space="preserve">Given the context-aware properties of the </w:t>
       </w:r>
       <w:proofErr w:type="spellStart"/>
       <w:r>
         <w:rPr>
-          <w:lang w:val="en-US"/>
+          <w:kern w:val="0"/>
+          <w:lang w:val="en-US"/>
+          <w14:ligatures w14:val="none"/>
         </w:rPr>
         <w:t>CRTNet</w:t>
       </w:r>
       <w:proofErr w:type="spellEnd"/>
       <w:r>
         <w:rPr>
-          <w:lang w:val="en-US"/>
+          <w:kern w:val="0"/>
+          <w:lang w:val="en-US"/>
+          <w14:ligatures w14:val="none"/>
         </w:rPr>
         <w:t xml:space="preserve"> in object detection </w:t>
       </w:r>
       <w:r>
         <w:rPr>
-          <w:lang w:val="en-US"/>
+          <w:kern w:val="0"/>
+          <w:lang w:val="en-US"/>
+          <w14:ligatures w14:val="none"/>
         </w:rPr>
         <w:fldChar w:fldCharType="begin"/>
       </w:r>
       <w:r>
         <w:rPr>
-          <w:lang w:val="en-US"/>
+          <w:kern w:val="0"/>
+          <w:lang w:val="en-US"/>
+          <w14:ligatures w14:val="none"/>
         </w:rPr>
         <w:instrText xml:space="preserve"> ADDIN ZOTERO_ITEM CSL_CITATION {"citationID":"RHrelIs1","properties":{"formattedCitation":"(Bomatter et al., 2021)","plainCitation":"(Bomatter et al., 2021)","noteIndex":0},"citationItems":[{"id":18,"uris":["http://zotero.org/users/10056102/items/FZM4ESH5"],"itemData":{"id":18,"type":"paper-conference","container-title":"2021 IEEE/CVF International Conference on Computer Vision (ICCV)","DOI":"10.1109/ICCV48922.2021.00032","event-title":"2021 IEEE/CVF International Conference on Computer Vision (ICCV)","ISBN":"978-1-6654-2812-5","language":"en","license":"https://doi.org/10.15223/policy-029","page":"255-264","publisher":"IEEE","publisher-place":"Montreal, QC, Canada","source":"DOI.org (Crossref)","title":"When Pigs Fly: Contextual Reasoning in Synthetic and Natural Scenes","title-short":"When Pigs Fly","URL":"https://ieeexplore.ieee.org/document/9710269/","author":[{"family":"Bomatter","given":"Philipp"},{"family":"Zhang","given":"Mengmi"},{"family":"Karev","given":"Dimitar"},{"family":"Madan","given":"Spandan"},{"family":"Tseng","given":"Claire"},{"family":"Kreiman","given":"Gabriel"}],"accessed":{"date-parts":[["2025",12,6]]},"issued":{"date-parts":[["2021",10]]}}}],"schema":"https://github.com/citation-style-language/schema/raw/master/csl-citation.json"} </w:instrText>
       </w:r>
       <w:r>
         <w:rPr>
-          <w:lang w:val="en-US"/>
+          <w:kern w:val="0"/>
+          <w:lang w:val="en-US"/>
+          <w14:ligatures w14:val="none"/>
         </w:rPr>
         <w:fldChar w:fldCharType="separate"/>
       </w:r>
       <w:r>
         <w:rPr>
           <w:noProof/>
-          <w:lang w:val="en-US"/>
+          <w:kern w:val="0"/>
+          <w:lang w:val="en-US"/>
+          <w14:ligatures w14:val="none"/>
         </w:rPr>
         <w:t>(Bomatter et al., 2021)</w:t>
       </w:r>
       <w:r>
         <w:rPr>
-          <w:lang w:val="en-US"/>
+          <w:kern w:val="0"/>
+          <w:lang w:val="en-US"/>
+          <w14:ligatures w14:val="none"/>
         </w:rPr>
         <w:fldChar w:fldCharType="end"/>
       </w:r>
       <w:r>
         <w:rPr>
-          <w:lang w:val="en-US"/>
-        </w:rPr>
-        <w:t>, we will modify the architecture t</w:t>
-      </w:r>
-      <w:r>
-        <w:rPr>
-          <w:lang w:val="en-US"/>
-        </w:rPr>
-        <w:t>o</w:t>
-      </w:r>
-      <w:r>
-        <w:rPr>
-          <w:lang w:val="en-US"/>
-        </w:rPr>
-        <w:t xml:space="preserve"> different versions and </w:t>
-      </w:r>
-      <w:r>
-        <w:rPr>
-          <w:lang w:val="en-US"/>
-        </w:rPr>
-        <w:t xml:space="preserve">implement </w:t>
-      </w:r>
-      <w:r>
-        <w:rPr>
-          <w:lang w:val="en-US"/>
-        </w:rPr>
-        <w:t xml:space="preserve">transfer learning </w:t>
-      </w:r>
-      <w:r>
-        <w:rPr>
-          <w:lang w:val="en-US"/>
-        </w:rPr>
-        <w:t>via</w:t>
-      </w:r>
-      <w:r>
-        <w:rPr>
-          <w:lang w:val="en-US"/>
-        </w:rPr>
-        <w:t xml:space="preserve"> global modulation inside the TCT model.</w:t>
+          <w:kern w:val="0"/>
+          <w:lang w:val="en-US"/>
+          <w14:ligatures w14:val="none"/>
+        </w:rPr>
+        <w:t>, we will modify the architecture into different versions and perform transfer learning via global modulation within</w:t>
+      </w:r>
+      <w:r>
+        <w:rPr>
+          <w:lang w:val="en-US"/>
+        </w:rPr>
+        <w:t xml:space="preserve"> the TCT model.</w:t>
       </w:r>
       <w:r>
         <w:rPr>
@@ -13318,7 +13360,7 @@
       <w:pPr>
         <w:pStyle w:val="Heading2"/>
       </w:pPr>
-      <w:bookmarkStart w:id="32" w:name="_Toc223909054"/>
+      <w:bookmarkStart w:id="32" w:name="_Toc223998422"/>
       <w:r>
         <w:t>Vision Transformer (</w:t>
       </w:r>
@@ -13526,7 +13568,7 @@
       <w:pPr>
         <w:pStyle w:val="Heading3"/>
       </w:pPr>
-      <w:bookmarkStart w:id="33" w:name="_Toc223909055"/>
+      <w:bookmarkStart w:id="33" w:name="_Toc223998423"/>
       <w:r>
         <w:t xml:space="preserve">Modified </w:t>
       </w:r>
@@ -13567,7 +13609,19 @@
         <w:rPr>
           <w:lang w:val="en-US"/>
         </w:rPr>
-        <w:t xml:space="preserve"> model, our proposed architecture allows </w:t>
+        <w:t xml:space="preserve"> model, our proposed architecture </w:t>
+      </w:r>
+      <w:r>
+        <w:rPr>
+          <w:lang w:val="en-US"/>
+        </w:rPr>
+        <w:t>enables</w:t>
+      </w:r>
+      <w:r>
+        <w:rPr>
+          <w:lang w:val="en-US"/>
+        </w:rPr>
+        <w:t xml:space="preserve"> </w:t>
       </w:r>
       <w:r>
         <w:rPr>
@@ -14825,7 +14879,6 @@
             </m:ctrlPr>
           </m:dPr>
           <m:e>
-            <w:proofErr w:type="spellStart"/>
             <m:r>
               <m:rPr>
                 <m:nor/>
@@ -14836,7 +14889,6 @@
               </w:rPr>
               <m:t>target_sequence_len</m:t>
             </m:r>
-            <w:proofErr w:type="spellEnd"/>
             <m:r>
               <w:rPr>
                 <w:rFonts w:ascii="Cambria Math" w:eastAsiaTheme="minorEastAsia" w:hAnsi="Cambria Math"/>
@@ -14961,7 +15013,7 @@
           <w:rFonts w:eastAsiaTheme="minorEastAsia"/>
           <w:lang w:val="en-US"/>
         </w:rPr>
-        <w:instrText xml:space="preserve"> REF _Ref219943305 \h </w:instrText>
+        <w:instrText xml:space="preserve"> REF _Ref223995732 \h </w:instrText>
       </w:r>
       <w:r>
         <w:rPr>
@@ -14983,7 +15035,7 @@
         <w:rPr>
           <w:noProof/>
         </w:rPr>
-        <w:t>2.1.3</w:t>
+        <w:t>3.2.1</w:t>
       </w:r>
       <w:r>
         <w:t>.</w:t>
@@ -15006,7 +15058,14 @@
           <w:rFonts w:eastAsiaTheme="minorEastAsia"/>
           <w:lang w:val="en-US"/>
         </w:rPr>
-        <w:t xml:space="preserve"> for the query relevance shape.</w:t>
+        <w:t xml:space="preserve"> </w:t>
+      </w:r>
+      <w:r>
+        <w:rPr>
+          <w:rFonts w:eastAsiaTheme="minorEastAsia"/>
+          <w:lang w:val="en-US"/>
+        </w:rPr>
+        <w:t>for the query relevance shape.</w:t>
       </w:r>
     </w:p>
     <w:p>
@@ -15082,6 +15141,7 @@
       </w:pPr>
       <w:bookmarkStart w:id="34" w:name="_Ref221629596"/>
       <w:bookmarkStart w:id="35" w:name="_Toc223974283"/>
+      <w:bookmarkStart w:id="36" w:name="_Ref223995732"/>
       <w:r>
         <w:rPr>
           <w:sz w:val="24"/>
@@ -15168,6 +15228,7 @@
         </w:rPr>
         <w:fldChar w:fldCharType="end"/>
       </w:r>
+      <w:bookmarkEnd w:id="36"/>
       <w:r>
         <w:rPr>
           <w:sz w:val="24"/>
@@ -15358,7 +15419,7 @@
           <w:lang w:val="en-US"/>
         </w:rPr>
       </w:pPr>
-      <w:bookmarkStart w:id="36" w:name="_Toc223974284"/>
+      <w:bookmarkStart w:id="37" w:name="_Toc223974284"/>
       <w:r>
         <w:rPr>
           <w:sz w:val="24"/>
@@ -15452,7 +15513,7 @@
         </w:rPr>
         <w:t xml:space="preserve"> Local Modulation Operation</w:t>
       </w:r>
-      <w:bookmarkEnd w:id="36"/>
+      <w:bookmarkEnd w:id="37"/>
     </w:p>
     <w:p>
       <w:pPr>
@@ -15465,7 +15526,7 @@
       <w:pPr>
         <w:pStyle w:val="Heading2"/>
       </w:pPr>
-      <w:bookmarkStart w:id="37" w:name="_Toc223909056"/>
+      <w:bookmarkStart w:id="38" w:name="_Toc223998424"/>
       <w:r>
         <w:t xml:space="preserve">Context-aware Recognition Transformer Network </w:t>
       </w:r>
@@ -15480,7 +15541,7 @@
       <w:r>
         <w:t>)</w:t>
       </w:r>
-      <w:bookmarkEnd w:id="37"/>
+      <w:bookmarkEnd w:id="38"/>
     </w:p>
     <w:p>
       <w:pPr>
@@ -15741,8 +15802,8 @@
           <w:lang w:val="en-US"/>
         </w:rPr>
       </w:pPr>
-      <w:bookmarkStart w:id="38" w:name="_Ref220343920"/>
-      <w:bookmarkStart w:id="39" w:name="_Toc223974285"/>
+      <w:bookmarkStart w:id="39" w:name="_Ref220343920"/>
+      <w:bookmarkStart w:id="40" w:name="_Toc223974285"/>
       <w:r>
         <w:rPr>
           <w:sz w:val="24"/>
@@ -15829,7 +15890,7 @@
         </w:rPr>
         <w:fldChar w:fldCharType="end"/>
       </w:r>
-      <w:bookmarkEnd w:id="38"/>
+      <w:bookmarkEnd w:id="39"/>
       <w:r>
         <w:rPr>
           <w:sz w:val="24"/>
@@ -15869,7 +15930,7 @@
         </w:rPr>
         <w:t xml:space="preserve"> et al., 2021)</w:t>
       </w:r>
-      <w:bookmarkEnd w:id="39"/>
+      <w:bookmarkEnd w:id="40"/>
     </w:p>
     <w:p>
       <w:pPr>
@@ -15882,7 +15943,7 @@
       <w:pPr>
         <w:pStyle w:val="Heading3"/>
       </w:pPr>
-      <w:bookmarkStart w:id="40" w:name="_Toc223909057"/>
+      <w:bookmarkStart w:id="41" w:name="_Toc223998425"/>
       <w:r>
         <w:t xml:space="preserve">Modified </w:t>
       </w:r>
@@ -15897,7 +15958,7 @@
       <w:r>
         <w:t xml:space="preserve"> selection for the target</w:t>
       </w:r>
-      <w:bookmarkEnd w:id="40"/>
+      <w:bookmarkEnd w:id="41"/>
     </w:p>
     <w:p>
       <w:pPr>
@@ -16581,7 +16642,7 @@
           <w:lang w:val="en-US"/>
         </w:rPr>
       </w:pPr>
-      <w:bookmarkStart w:id="41" w:name="_Toc223974286"/>
+      <w:bookmarkStart w:id="42" w:name="_Toc223974286"/>
       <w:r>
         <w:rPr>
           <w:sz w:val="24"/>
@@ -16691,7 +16752,7 @@
         </w:rPr>
         <w:t xml:space="preserve"> Positional Encoding with bounding box coordinates as an input</w:t>
       </w:r>
-      <w:bookmarkEnd w:id="41"/>
+      <w:bookmarkEnd w:id="42"/>
     </w:p>
     <w:p>
       <w:pPr>
@@ -16727,7 +16788,7 @@
       <w:pPr>
         <w:pStyle w:val="Heading3"/>
       </w:pPr>
-      <w:bookmarkStart w:id="42" w:name="_Toc223909058"/>
+      <w:bookmarkStart w:id="43" w:name="_Toc223998426"/>
       <w:r>
         <w:t xml:space="preserve">Modified </w:t>
       </w:r>
@@ -16745,7 +16806,7 @@
       <w:r>
         <w:t xml:space="preserve"> positional encoding for the target image</w:t>
       </w:r>
-      <w:bookmarkEnd w:id="42"/>
+      <w:bookmarkEnd w:id="43"/>
     </w:p>
     <w:p>
       <w:pPr>
@@ -16846,7 +16907,7 @@
           <w:lang w:val="en-US"/>
         </w:rPr>
       </w:pPr>
-      <w:bookmarkStart w:id="43" w:name="_Toc223974287"/>
+      <w:bookmarkStart w:id="44" w:name="_Toc223974287"/>
       <w:r>
         <w:rPr>
           <w:sz w:val="24"/>
@@ -16956,7 +17017,7 @@
         </w:rPr>
         <w:t xml:space="preserve"> Positional Encoding for Context only</w:t>
       </w:r>
-      <w:bookmarkEnd w:id="43"/>
+      <w:bookmarkEnd w:id="44"/>
     </w:p>
     <w:p>
       <w:pPr>
@@ -16985,7 +17046,7 @@
           <w:lang w:val="vi-VN"/>
         </w:rPr>
       </w:pPr>
-      <w:bookmarkStart w:id="44" w:name="_Toc223909059"/>
+      <w:bookmarkStart w:id="45" w:name="_Toc223998427"/>
       <w:r>
         <w:t xml:space="preserve">Modified </w:t>
       </w:r>
@@ -17012,7 +17073,7 @@
       <w:r>
         <w:t>cross-attention mechanism</w:t>
       </w:r>
-      <w:bookmarkEnd w:id="44"/>
+      <w:bookmarkEnd w:id="45"/>
     </w:p>
     <w:p>
       <w:pPr>
@@ -17237,7 +17298,7 @@
           <w:lang w:val="en-US"/>
         </w:rPr>
       </w:pPr>
-      <w:bookmarkStart w:id="45" w:name="_Toc223974288"/>
+      <w:bookmarkStart w:id="46" w:name="_Toc223974288"/>
       <w:r>
         <w:rPr>
           <w:sz w:val="24"/>
@@ -17347,13 +17408,13 @@
         </w:rPr>
         <w:t xml:space="preserve"> Positional Encoding Layer with Cross-Attention Mechanism</w:t>
       </w:r>
-      <w:bookmarkEnd w:id="45"/>
+      <w:bookmarkEnd w:id="46"/>
     </w:p>
     <w:p>
       <w:pPr>
         <w:pStyle w:val="Heading2"/>
       </w:pPr>
-      <w:bookmarkStart w:id="46" w:name="_Toc223909060"/>
+      <w:bookmarkStart w:id="47" w:name="_Toc223998428"/>
       <w:r>
         <w:lastRenderedPageBreak/>
         <w:t>Target-Context Transformer</w:t>
@@ -17361,7 +17422,7 @@
       <w:r>
         <w:t xml:space="preserve"> (TCT)</w:t>
       </w:r>
-      <w:bookmarkEnd w:id="46"/>
+      <w:bookmarkEnd w:id="47"/>
     </w:p>
     <w:p>
       <w:pPr>
@@ -17544,7 +17605,7 @@
           <w:lang w:val="en-US"/>
         </w:rPr>
       </w:pPr>
-      <w:bookmarkStart w:id="47" w:name="_Toc223974289"/>
+      <w:bookmarkStart w:id="48" w:name="_Toc223974289"/>
       <w:r>
         <w:rPr>
           <w:sz w:val="24"/>
@@ -17638,7 +17699,7 @@
         </w:rPr>
         <w:t xml:space="preserve"> Global Modulation Operation</w:t>
       </w:r>
-      <w:bookmarkEnd w:id="47"/>
+      <w:bookmarkEnd w:id="48"/>
     </w:p>
     <w:p>
       <w:pPr>
@@ -17722,7 +17783,7 @@
           <w:numId w:val="7"/>
         </w:numPr>
       </w:pPr>
-      <w:bookmarkStart w:id="48" w:name="OLE_LINK2"/>
+      <w:bookmarkStart w:id="49" w:name="OLE_LINK2"/>
       <w:r>
         <w:rPr>
           <w:lang w:val="en-US"/>
@@ -17736,19 +17797,19 @@
         </w:rPr>
         <w:br/>
       </w:r>
-      <w:bookmarkStart w:id="49" w:name="_Ref220350598"/>
-      <w:bookmarkStart w:id="50" w:name="_Ref220350615"/>
-      <w:bookmarkStart w:id="51" w:name="_Toc223909061"/>
+      <w:bookmarkStart w:id="50" w:name="_Ref220350598"/>
+      <w:bookmarkStart w:id="51" w:name="_Ref220350615"/>
+      <w:bookmarkStart w:id="52" w:name="_Toc223998429"/>
       <w:r>
         <w:rPr>
           <w:lang w:val="en-US"/>
         </w:rPr>
         <w:t>Experiments</w:t>
       </w:r>
-      <w:bookmarkEnd w:id="48"/>
       <w:bookmarkEnd w:id="49"/>
       <w:bookmarkEnd w:id="50"/>
       <w:bookmarkEnd w:id="51"/>
+      <w:bookmarkEnd w:id="52"/>
     </w:p>
     <w:p>
       <w:pPr>
@@ -17780,30 +17841,30 @@
       </w:r>
       <w:r>
         <w:rPr>
+          <w:lang w:val="en-US"/>
+        </w:rPr>
+        <w:t>,</w:t>
+      </w:r>
+      <w:r>
+        <w:rPr>
           <w:lang w:val="vi-VN"/>
         </w:rPr>
-        <w:t>;</w:t>
-      </w:r>
-      <w:r>
+        <w:t xml:space="preserve"> and one that learn to guide the PE attention for the target token via the attention mechanism due to timing constraints and resource limitations.</w:t>
+      </w:r>
+    </w:p>
+    <w:p>
+      <w:pPr>
         <w:rPr>
           <w:lang w:val="vi-VN"/>
         </w:rPr>
-        <w:t xml:space="preserve"> and one that learn to guide the PE attention for the target token via the attention mechanism due to timing constraints and resource limitations.</w:t>
-      </w:r>
-    </w:p>
-    <w:p>
-      <w:pPr>
-        <w:rPr>
-          <w:lang w:val="vi-VN"/>
-        </w:rPr>
       </w:pPr>
     </w:p>
     <w:p>
       <w:pPr>
         <w:pStyle w:val="Heading2"/>
       </w:pPr>
-      <w:bookmarkStart w:id="52" w:name="_Toc223909062"/>
       <w:bookmarkStart w:id="53" w:name="_Hlk220285521"/>
+      <w:bookmarkStart w:id="54" w:name="_Toc223998430"/>
       <w:r>
         <w:t xml:space="preserve">Data Augmentation for training </w:t>
       </w:r>
@@ -17811,7 +17872,7 @@
       <w:r>
         <w:t>CRTNet</w:t>
       </w:r>
-      <w:bookmarkEnd w:id="52"/>
+      <w:bookmarkEnd w:id="54"/>
       <w:proofErr w:type="spellEnd"/>
     </w:p>
     <w:bookmarkEnd w:id="53"/>
@@ -17920,7 +17981,7 @@
         <w:rPr>
           <w:lang w:val="en-US"/>
         </w:rPr>
-        <w:t>target image pairs will be randomly selected based on the following options for each element in a pair of inputs:</w:t>
+        <w:t>target image pairs will be randomly selected based on the following options for each pair of inputs:</w:t>
       </w:r>
     </w:p>
     <w:p>
@@ -18303,7 +18364,7 @@
       <w:pPr>
         <w:pStyle w:val="Heading2"/>
       </w:pPr>
-      <w:bookmarkStart w:id="54" w:name="_Toc223909063"/>
+      <w:bookmarkStart w:id="55" w:name="_Toc223998431"/>
       <w:r>
         <w:lastRenderedPageBreak/>
         <w:t xml:space="preserve">Testing </w:t>
@@ -18322,7 +18383,7 @@
       <w:r>
         <w:t>on No Context, No Target</w:t>
       </w:r>
-      <w:bookmarkEnd w:id="54"/>
+      <w:bookmarkEnd w:id="55"/>
     </w:p>
     <w:p>
       <w:pPr>
@@ -18370,7 +18431,7 @@
       <w:pPr>
         <w:pStyle w:val="Heading3"/>
       </w:pPr>
-      <w:bookmarkStart w:id="55" w:name="_Toc223909064"/>
+      <w:bookmarkStart w:id="56" w:name="_Toc223998432"/>
       <w:r>
         <w:t xml:space="preserve">Modified </w:t>
       </w:r>
@@ -18382,7 +18443,7 @@
       <w:r>
         <w:t xml:space="preserve"> with bounding box coordination as an input for positional encoding selection for the target</w:t>
       </w:r>
-      <w:bookmarkEnd w:id="55"/>
+      <w:bookmarkEnd w:id="56"/>
     </w:p>
     <w:p>
       <w:pPr>
@@ -18402,7 +18463,31 @@
         <w:rPr>
           <w:lang w:val="en-US"/>
         </w:rPr>
-        <w:t xml:space="preserve">showing some comprehensive attention map that is possible to </w:t>
+        <w:t>show</w:t>
+      </w:r>
+      <w:r>
+        <w:rPr>
+          <w:lang w:val="en-US"/>
+        </w:rPr>
+        <w:t>s</w:t>
+      </w:r>
+      <w:r>
+        <w:rPr>
+          <w:lang w:val="en-US"/>
+        </w:rPr>
+        <w:t xml:space="preserve"> </w:t>
+      </w:r>
+      <w:r>
+        <w:rPr>
+          <w:lang w:val="en-US"/>
+        </w:rPr>
+        <w:t>a</w:t>
+      </w:r>
+      <w:r>
+        <w:rPr>
+          <w:lang w:val="en-US"/>
+        </w:rPr>
+        <w:t xml:space="preserve"> comprehensive attention map that is possible to </w:t>
       </w:r>
       <w:r>
         <w:rPr>
@@ -18432,7 +18517,25 @@
         <w:rPr>
           <w:lang w:val="vi-VN"/>
         </w:rPr>
-        <w:t xml:space="preserve"> the CRTNet task in this paper is to act as an advisor</w:t>
+        <w:t xml:space="preserve"> the CRTNet task in this paper is to act as an </w:t>
+      </w:r>
+      <w:r>
+        <w:rPr>
+          <w:lang w:val="en-US"/>
+        </w:rPr>
+        <w:t>“</w:t>
+      </w:r>
+      <w:r>
+        <w:rPr>
+          <w:lang w:val="vi-VN"/>
+        </w:rPr>
+        <w:t>advisor</w:t>
+      </w:r>
+      <w:r>
+        <w:rPr>
+          <w:lang w:val="en-US"/>
+        </w:rPr>
+        <w:t>”</w:t>
       </w:r>
       <w:r>
         <w:rPr>
@@ -18820,7 +18923,7 @@
           <w:lang w:val="en-US"/>
         </w:rPr>
       </w:pPr>
-      <w:bookmarkStart w:id="56" w:name="_Toc223909098"/>
+      <w:bookmarkStart w:id="57" w:name="_Toc223909098"/>
       <w:r>
         <w:rPr>
           <w:sz w:val="24"/>
@@ -18939,7 +19042,7 @@
         </w:rPr>
         <w:t>s</w:t>
       </w:r>
-      <w:bookmarkEnd w:id="56"/>
+      <w:bookmarkEnd w:id="57"/>
     </w:p>
     <w:p>
       <w:pPr>
@@ -18976,7 +19079,7 @@
           <w:lang w:val="vi-VN"/>
         </w:rPr>
       </w:pPr>
-      <w:bookmarkStart w:id="57" w:name="_Toc223909065"/>
+      <w:bookmarkStart w:id="58" w:name="_Toc223998433"/>
       <w:r>
         <w:lastRenderedPageBreak/>
         <w:t xml:space="preserve">Modified </w:t>
@@ -18989,7 +19092,7 @@
       <w:r>
         <w:t xml:space="preserve"> with positional encoding for the target image using the cross-attention mechanism</w:t>
       </w:r>
-      <w:bookmarkEnd w:id="57"/>
+      <w:bookmarkEnd w:id="58"/>
     </w:p>
     <w:p>
       <w:pPr>
@@ -19705,9 +19808,9 @@
           <w:lang w:val="en-US"/>
         </w:rPr>
       </w:pPr>
-      <w:bookmarkStart w:id="58" w:name="_Ref223875227"/>
-      <w:bookmarkStart w:id="59" w:name="_Ref223875218"/>
-      <w:bookmarkStart w:id="60" w:name="_Toc223909099"/>
+      <w:bookmarkStart w:id="59" w:name="_Ref223875227"/>
+      <w:bookmarkStart w:id="60" w:name="_Ref223875218"/>
+      <w:bookmarkStart w:id="61" w:name="_Toc223909099"/>
       <w:r>
         <w:rPr>
           <w:sz w:val="24"/>
@@ -19794,7 +19897,7 @@
         </w:rPr>
         <w:fldChar w:fldCharType="end"/>
       </w:r>
-      <w:bookmarkEnd w:id="58"/>
+      <w:bookmarkEnd w:id="59"/>
       <w:r>
         <w:rPr>
           <w:sz w:val="24"/>
@@ -19858,8 +19961,8 @@
         </w:rPr>
         <w:t>each epoch</w:t>
       </w:r>
-      <w:bookmarkEnd w:id="59"/>
       <w:bookmarkEnd w:id="60"/>
+      <w:bookmarkEnd w:id="61"/>
     </w:p>
     <w:p>
       <w:pPr>
@@ -19955,12 +20058,12 @@
       <w:pPr>
         <w:pStyle w:val="Heading2"/>
       </w:pPr>
-      <w:bookmarkStart w:id="61" w:name="_Toc223909066"/>
+      <w:bookmarkStart w:id="62" w:name="_Toc223998434"/>
       <w:r>
         <w:lastRenderedPageBreak/>
         <w:t>TCT model visual search performance on different benchmark datasets</w:t>
       </w:r>
-      <w:bookmarkEnd w:id="61"/>
+      <w:bookmarkEnd w:id="62"/>
     </w:p>
     <w:p>
       <w:pPr>
@@ -20095,11 +20198,11 @@
       <w:pPr>
         <w:pStyle w:val="Heading3"/>
       </w:pPr>
-      <w:bookmarkStart w:id="62" w:name="_Toc223909067"/>
+      <w:bookmarkStart w:id="63" w:name="_Toc223998435"/>
       <w:r>
         <w:t>COCO-Search18</w:t>
       </w:r>
-      <w:bookmarkEnd w:id="62"/>
+      <w:bookmarkEnd w:id="63"/>
     </w:p>
     <w:p>
       <w:pPr>
@@ -20392,8 +20495,8 @@
           <w:lang w:val="en-US"/>
         </w:rPr>
       </w:pPr>
-      <w:bookmarkStart w:id="63" w:name="_Ref223893715"/>
-      <w:bookmarkStart w:id="64" w:name="_Toc223974290"/>
+      <w:bookmarkStart w:id="64" w:name="_Ref223893715"/>
+      <w:bookmarkStart w:id="65" w:name="_Toc223974290"/>
       <w:r>
         <w:rPr>
           <w:sz w:val="24"/>
@@ -20480,7 +20583,7 @@
         </w:rPr>
         <w:fldChar w:fldCharType="end"/>
       </w:r>
-      <w:bookmarkEnd w:id="63"/>
+      <w:bookmarkEnd w:id="64"/>
       <w:r>
         <w:rPr>
           <w:sz w:val="24"/>
@@ -20489,18 +20592,18 @@
         </w:rPr>
         <w:t xml:space="preserve"> TCT visual search performance on COCO-Search18 benchmark dataset</w:t>
       </w:r>
-      <w:bookmarkEnd w:id="64"/>
+      <w:bookmarkEnd w:id="65"/>
     </w:p>
     <w:p>
       <w:pPr>
         <w:pStyle w:val="Heading3"/>
       </w:pPr>
-      <w:bookmarkStart w:id="65" w:name="_Toc223909068"/>
+      <w:bookmarkStart w:id="66" w:name="_Toc223998436"/>
       <w:r>
         <w:lastRenderedPageBreak/>
         <w:t>SCEGRAM</w:t>
       </w:r>
-      <w:bookmarkEnd w:id="65"/>
+      <w:bookmarkEnd w:id="66"/>
     </w:p>
     <w:p>
       <w:pPr>
@@ -20512,25 +20615,33 @@
       </w:pPr>
       <w:r>
         <w:rPr>
-          <w:lang w:val="en-US"/>
-        </w:rPr>
-        <w:t xml:space="preserve">SCEGRAM dataset </w:t>
-      </w:r>
-      <w:r>
-        <w:rPr>
-          <w:lang w:val="en-US"/>
+          <w:kern w:val="0"/>
+          <w:lang w:val="en-US"/>
+          <w14:ligatures w14:val="none"/>
+        </w:rPr>
+        <w:t xml:space="preserve">The SCEGRAM dataset </w:t>
+      </w:r>
+      <w:r>
+        <w:rPr>
+          <w:kern w:val="0"/>
+          <w:lang w:val="en-US"/>
+          <w14:ligatures w14:val="none"/>
         </w:rPr>
         <w:fldChar w:fldCharType="begin"/>
       </w:r>
       <w:r>
         <w:rPr>
-          <w:lang w:val="en-US"/>
+          <w:kern w:val="0"/>
+          <w:lang w:val="en-US"/>
+          <w14:ligatures w14:val="none"/>
         </w:rPr>
         <w:instrText xml:space="preserve"> ADDIN ZOTERO_ITEM CSL_CITATION {"citationID":"pc6jk912","properties":{"unsorted":false,"formattedCitation":"(\\uc0\\u214{}hlschl\\uc0\\u228{}ger &amp; V\\uc0\\u245{}, 2017)","plainCitation":"(Öhlschläger &amp; Võ, 2017)","noteIndex":0},"citationItems":[{"id":202,"uris":["http://zotero.org/users/10056102/items/G6C9T59Y"],"itemData":{"id":202,"type":"article-journal","container-title":"Behavior Research Methods","DOI":"10.3758/s13428-016-0820-3","ISSN":"1554-3528","issue":"5","journalAbbreviation":"Behav Res","language":"en","page":"1780-1791","source":"DOI.org (Crossref)","title":"SCEGRAM: An image database for semantic and syntactic inconsistencies in scenes","title-short":"SCEGRAM","volume":"49","author":[{"family":"Öhlschläger","given":"Sabine"},{"family":"Võ","given":"Melissa Le-Hoa"}],"issued":{"date-parts":[["2017",10]]}}}],"schema":"https://github.com/citation-style-language/schema/raw/master/csl-citation.json"} </w:instrText>
       </w:r>
       <w:r>
         <w:rPr>
-          <w:lang w:val="en-US"/>
+          <w:kern w:val="0"/>
+          <w:lang w:val="en-US"/>
+          <w14:ligatures w14:val="none"/>
         </w:rPr>
         <w:fldChar w:fldCharType="separate"/>
       </w:r>
@@ -20539,6 +20650,7 @@
           <w:rFonts w:cs="Times New Roman"/>
           <w:kern w:val="0"/>
           <w:lang w:val="en-GB"/>
+          <w14:ligatures w14:val="none"/>
         </w:rPr>
         <w:t>(</w:t>
       </w:r>
@@ -20548,6 +20660,7 @@
           <w:rFonts w:cs="Times New Roman"/>
           <w:kern w:val="0"/>
           <w:lang w:val="en-GB"/>
+          <w14:ligatures w14:val="none"/>
         </w:rPr>
         <w:t>Öhlschläger</w:t>
       </w:r>
@@ -20557,32 +20670,31 @@
           <w:rFonts w:cs="Times New Roman"/>
           <w:kern w:val="0"/>
           <w:lang w:val="en-GB"/>
+          <w14:ligatures w14:val="none"/>
         </w:rPr>
         <w:t xml:space="preserve"> &amp; Võ, 2017)</w:t>
       </w:r>
       <w:r>
         <w:rPr>
-          <w:lang w:val="en-US"/>
+          <w:kern w:val="0"/>
+          <w:lang w:val="en-US"/>
+          <w14:ligatures w14:val="none"/>
         </w:rPr>
         <w:fldChar w:fldCharType="end"/>
       </w:r>
       <w:r>
         <w:rPr>
-          <w:lang w:val="en-US"/>
-        </w:rPr>
-        <w:t xml:space="preserve"> is a collection of images that is inconsistent in terms of both syntactic and semantic, such a dataset challenges the model’s capability in finding targets that </w:t>
-      </w:r>
-      <w:r>
-        <w:rPr>
-          <w:lang w:val="en-US"/>
-        </w:rPr>
-        <w:t>are</w:t>
-      </w:r>
-      <w:r>
-        <w:rPr>
-          <w:lang w:val="en-US"/>
-        </w:rPr>
-        <w:t xml:space="preserve"> not consistent with the surrounding context.</w:t>
+          <w:kern w:val="0"/>
+          <w:lang w:val="en-US"/>
+          <w14:ligatures w14:val="none"/>
+        </w:rPr>
+        <w:t xml:space="preserve"> is a collection of images that are inconsistent in both syntactic and semantic aspects; such a dataset challenges the model’s ability to find targets that are inconsistent</w:t>
+      </w:r>
+      <w:r>
+        <w:rPr>
+          <w:lang w:val="en-US"/>
+        </w:rPr>
+        <w:t xml:space="preserve"> with the surrounding context.</w:t>
       </w:r>
       <w:r>
         <w:rPr>
@@ -20614,7 +20726,13 @@
         <w:fldChar w:fldCharType="separate"/>
       </w:r>
       <w:r>
-        <w:t xml:space="preserve">Figure </w:t>
+        <w:t>F</w:t>
+      </w:r>
+      <w:r>
+        <w:t>i</w:t>
+      </w:r>
+      <w:r>
+        <w:t xml:space="preserve">gure </w:t>
       </w:r>
       <w:r>
         <w:rPr>
@@ -20709,13 +20827,37 @@
         <w:rPr>
           <w:lang w:val="en-US"/>
         </w:rPr>
-        <w:t xml:space="preserve"> architecture has a notably better performance in a higher number of fixations.</w:t>
-      </w:r>
-      <w:r>
-        <w:rPr>
-          <w:lang w:val="en-US"/>
-        </w:rPr>
-        <w:t xml:space="preserve"> Besides, the higher TCT models' performance over the chance model shows the capability of the model to handle inconsistencies in both syntactic and semantic context.</w:t>
+        <w:t xml:space="preserve"> architecture has a notably better performance </w:t>
+      </w:r>
+      <w:r>
+        <w:rPr>
+          <w:lang w:val="en-US"/>
+        </w:rPr>
+        <w:t>on</w:t>
+      </w:r>
+      <w:r>
+        <w:rPr>
+          <w:lang w:val="en-US"/>
+        </w:rPr>
+        <w:t xml:space="preserve"> a higher number of fixations.</w:t>
+      </w:r>
+      <w:r>
+        <w:rPr>
+          <w:lang w:val="en-US"/>
+        </w:rPr>
+        <w:t xml:space="preserve"> Besides, the higher TCT models' performance over the chance model shows the capability of the model</w:t>
+      </w:r>
+      <w:r>
+        <w:rPr>
+          <w:lang w:val="en-US"/>
+        </w:rPr>
+        <w:t>s</w:t>
+      </w:r>
+      <w:r>
+        <w:rPr>
+          <w:lang w:val="en-US"/>
+        </w:rPr>
+        <w:t xml:space="preserve"> to handle inconsistencies in both syntactic and semantic context.</w:t>
       </w:r>
     </w:p>
     <w:p>
@@ -20796,8 +20938,8 @@
           <w:lang w:val="vi-VN"/>
         </w:rPr>
       </w:pPr>
-      <w:bookmarkStart w:id="66" w:name="_Ref223873375"/>
-      <w:bookmarkStart w:id="67" w:name="_Toc223974291"/>
+      <w:bookmarkStart w:id="67" w:name="_Ref223873375"/>
+      <w:bookmarkStart w:id="68" w:name="_Toc223974291"/>
       <w:r>
         <w:rPr>
           <w:sz w:val="24"/>
@@ -20884,7 +21026,7 @@
         </w:rPr>
         <w:fldChar w:fldCharType="end"/>
       </w:r>
-      <w:bookmarkEnd w:id="66"/>
+      <w:bookmarkEnd w:id="67"/>
       <w:r>
         <w:rPr>
           <w:sz w:val="24"/>
@@ -20909,7 +21051,7 @@
         </w:rPr>
         <w:t>SCEGRAM benchmark dataset</w:t>
       </w:r>
-      <w:bookmarkEnd w:id="67"/>
+      <w:bookmarkEnd w:id="68"/>
     </w:p>
     <w:p>
       <w:pPr>
@@ -20922,7 +21064,7 @@
       <w:pPr>
         <w:pStyle w:val="Heading3"/>
       </w:pPr>
-      <w:bookmarkStart w:id="68" w:name="_Toc223909069"/>
+      <w:bookmarkStart w:id="69" w:name="_Toc223998437"/>
       <w:r>
         <w:t>Natural Design</w:t>
       </w:r>
@@ -20937,7 +21079,7 @@
       <w:r>
         <w:t>)</w:t>
       </w:r>
-      <w:bookmarkEnd w:id="68"/>
+      <w:bookmarkEnd w:id="69"/>
     </w:p>
     <w:p>
       <w:pPr>
@@ -20947,6 +21089,12 @@
           <w:lang w:val="en-US"/>
         </w:rPr>
       </w:pPr>
+      <w:r>
+        <w:rPr>
+          <w:lang w:val="en-US"/>
+        </w:rPr>
+        <w:t xml:space="preserve">The </w:t>
+      </w:r>
       <w:proofErr w:type="spellStart"/>
       <w:r>
         <w:rPr>
@@ -20959,7 +21107,31 @@
         <w:rPr>
           <w:lang w:val="en-US"/>
         </w:rPr>
-        <w:t xml:space="preserve"> dataset is introduced in the IVSN paper </w:t>
+        <w:t xml:space="preserve"> dataset </w:t>
+      </w:r>
+      <w:r>
+        <w:rPr>
+          <w:lang w:val="en-US"/>
+        </w:rPr>
+        <w:t>wa</w:t>
+      </w:r>
+      <w:r>
+        <w:rPr>
+          <w:lang w:val="en-US"/>
+        </w:rPr>
+        <w:t>s</w:t>
+      </w:r>
+      <w:r>
+        <w:rPr>
+          <w:lang w:val="en-US"/>
+        </w:rPr>
+        <w:t xml:space="preserve"> originally</w:t>
+      </w:r>
+      <w:r>
+        <w:rPr>
+          <w:lang w:val="en-US"/>
+        </w:rPr>
+        <w:t xml:space="preserve"> introduced in the IVSN paper </w:t>
       </w:r>
       <w:r>
         <w:rPr>
@@ -20992,6 +21164,266 @@
         </w:rPr>
         <w:fldChar w:fldCharType="end"/>
       </w:r>
+      <w:r>
+        <w:rPr>
+          <w:lang w:val="en-US"/>
+        </w:rPr>
+        <w:t xml:space="preserve"> to </w:t>
+      </w:r>
+      <w:r>
+        <w:rPr>
+          <w:kern w:val="0"/>
+          <w:lang w:val="en-US"/>
+          <w14:ligatures w14:val="none"/>
+        </w:rPr>
+        <w:t>evaluate the model’s ability to identify the target among numerous similar distractors</w:t>
+      </w:r>
+      <w:r>
+        <w:rPr>
+          <w:kern w:val="0"/>
+          <w:lang w:val="en-US"/>
+          <w14:ligatures w14:val="none"/>
+        </w:rPr>
+        <w:t xml:space="preserve"> in terms of size and shape</w:t>
+      </w:r>
+      <w:r>
+        <w:rPr>
+          <w:kern w:val="0"/>
+          <w:lang w:val="en-US"/>
+          <w14:ligatures w14:val="none"/>
+        </w:rPr>
+        <w:t xml:space="preserve"> across</w:t>
+      </w:r>
+      <w:r>
+        <w:rPr>
+          <w:lang w:val="en-US"/>
+        </w:rPr>
+        <w:t xml:space="preserve"> different natural scenes</w:t>
+      </w:r>
+      <w:r>
+        <w:rPr>
+          <w:lang w:val="en-US"/>
+        </w:rPr>
+        <w:t xml:space="preserve">, which challenge the model to find the exact match of the target in the complex natural context like finding a person face in a group of people. </w:t>
+      </w:r>
+      <w:r>
+        <w:rPr>
+          <w:lang w:val="en-US"/>
+        </w:rPr>
+        <w:t>Both TCT</w:t>
+      </w:r>
+      <w:r>
+        <w:rPr>
+          <w:lang w:val="en-US"/>
+        </w:rPr>
+        <w:t xml:space="preserve"> architectures that depend on the guidance of </w:t>
+      </w:r>
+      <w:r>
+        <w:rPr>
+          <w:b/>
+          <w:bCs/>
+          <w:lang w:val="en-US"/>
+        </w:rPr>
+        <w:t xml:space="preserve">CRT </w:t>
+      </w:r>
+      <w:proofErr w:type="spellStart"/>
+      <w:r>
+        <w:rPr>
+          <w:b/>
+          <w:bCs/>
+          <w:lang w:val="en-US"/>
+        </w:rPr>
+        <w:t>bbox</w:t>
+      </w:r>
+      <w:proofErr w:type="spellEnd"/>
+      <w:r>
+        <w:rPr>
+          <w:lang w:val="en-US"/>
+        </w:rPr>
+        <w:t xml:space="preserve"> and </w:t>
+      </w:r>
+      <w:r>
+        <w:rPr>
+          <w:b/>
+          <w:bCs/>
+          <w:lang w:val="en-US"/>
+        </w:rPr>
+        <w:t xml:space="preserve">CRT no </w:t>
+      </w:r>
+      <w:proofErr w:type="spellStart"/>
+      <w:r>
+        <w:rPr>
+          <w:b/>
+          <w:bCs/>
+          <w:lang w:val="en-US"/>
+        </w:rPr>
+        <w:t>bbox</w:t>
+      </w:r>
+      <w:proofErr w:type="spellEnd"/>
+      <w:r>
+        <w:rPr>
+          <w:lang w:val="en-US"/>
+        </w:rPr>
+        <w:t xml:space="preserve"> perform better than the chance model (</w:t>
+      </w:r>
+      <w:r>
+        <w:rPr>
+          <w:b/>
+          <w:bCs/>
+          <w:lang w:val="en-US"/>
+        </w:rPr>
+        <w:t>RANDOM</w:t>
+      </w:r>
+      <w:r>
+        <w:rPr>
+          <w:lang w:val="en-US"/>
+        </w:rPr>
+        <w:t>)</w:t>
+      </w:r>
+      <w:r>
+        <w:rPr>
+          <w:lang w:val="en-US"/>
+        </w:rPr>
+        <w:t xml:space="preserve">, </w:t>
+      </w:r>
+      <w:r>
+        <w:rPr>
+          <w:lang w:val="en-US"/>
+        </w:rPr>
+        <w:fldChar w:fldCharType="begin"/>
+      </w:r>
+      <w:r>
+        <w:rPr>
+          <w:lang w:val="en-US"/>
+        </w:rPr>
+        <w:instrText xml:space="preserve"> REF _Ref223992465 \h </w:instrText>
+      </w:r>
+      <w:r>
+        <w:rPr>
+          <w:lang w:val="en-US"/>
+        </w:rPr>
+      </w:r>
+      <w:r>
+        <w:rPr>
+          <w:lang w:val="en-US"/>
+        </w:rPr>
+        <w:fldChar w:fldCharType="separate"/>
+      </w:r>
+      <w:r>
+        <w:t xml:space="preserve">Figure </w:t>
+      </w:r>
+      <w:r>
+        <w:rPr>
+          <w:noProof/>
+        </w:rPr>
+        <w:t>4.3.3</w:t>
+      </w:r>
+      <w:r>
+        <w:t>.</w:t>
+      </w:r>
+      <w:r>
+        <w:rPr>
+          <w:noProof/>
+        </w:rPr>
+        <w:t>1</w:t>
+      </w:r>
+      <w:r>
+        <w:rPr>
+          <w:lang w:val="en-US"/>
+        </w:rPr>
+        <w:fldChar w:fldCharType="end"/>
+      </w:r>
+      <w:r>
+        <w:rPr>
+          <w:lang w:val="en-US"/>
+        </w:rPr>
+        <w:t xml:space="preserve">. </w:t>
+      </w:r>
+      <w:r>
+        <w:rPr>
+          <w:lang w:val="en-US"/>
+        </w:rPr>
+        <w:t>On top of that, b</w:t>
+      </w:r>
+      <w:r>
+        <w:rPr>
+          <w:lang w:val="en-US"/>
+        </w:rPr>
+        <w:t>oth model</w:t>
+      </w:r>
+      <w:r>
+        <w:rPr>
+          <w:lang w:val="en-US"/>
+        </w:rPr>
+        <w:t xml:space="preserve">s have comparable performance on the benchmark dataset, while the TCT model guided by </w:t>
+      </w:r>
+      <w:r>
+        <w:rPr>
+          <w:b/>
+          <w:bCs/>
+          <w:lang w:val="en-US"/>
+        </w:rPr>
+        <w:t xml:space="preserve">CRT no </w:t>
+      </w:r>
+      <w:proofErr w:type="spellStart"/>
+      <w:r>
+        <w:rPr>
+          <w:b/>
+          <w:bCs/>
+          <w:lang w:val="en-US"/>
+        </w:rPr>
+        <w:t>bbox</w:t>
+      </w:r>
+      <w:proofErr w:type="spellEnd"/>
+      <w:r>
+        <w:rPr>
+          <w:lang w:val="en-US"/>
+        </w:rPr>
+        <w:t xml:space="preserve"> </w:t>
+      </w:r>
+      <w:r>
+        <w:rPr>
+          <w:lang w:val="en-US"/>
+        </w:rPr>
+        <w:lastRenderedPageBreak/>
+        <w:t xml:space="preserve">has slightly higher accuracy in a smaller number of fixations, but is overshadowed by the one that is guided by </w:t>
+      </w:r>
+      <w:r>
+        <w:rPr>
+          <w:b/>
+          <w:bCs/>
+          <w:lang w:val="en-US"/>
+        </w:rPr>
+        <w:t xml:space="preserve">CRT </w:t>
+      </w:r>
+      <w:proofErr w:type="spellStart"/>
+      <w:r>
+        <w:rPr>
+          <w:b/>
+          <w:bCs/>
+          <w:lang w:val="en-US"/>
+        </w:rPr>
+        <w:t>bbox</w:t>
+      </w:r>
+      <w:proofErr w:type="spellEnd"/>
+      <w:r>
+        <w:rPr>
+          <w:lang w:val="en-US"/>
+        </w:rPr>
+        <w:t xml:space="preserve"> in </w:t>
+      </w:r>
+      <w:r>
+        <w:rPr>
+          <w:lang w:val="en-US"/>
+        </w:rPr>
+        <w:t xml:space="preserve">a </w:t>
+      </w:r>
+      <w:r>
+        <w:rPr>
+          <w:lang w:val="en-US"/>
+        </w:rPr>
+        <w:t>higher number of fixations.</w:t>
+      </w:r>
     </w:p>
     <w:p>
       <w:pPr>
@@ -21004,7 +21436,6 @@
         <w:rPr>
           <w:noProof/>
         </w:rPr>
-        <w:lastRenderedPageBreak/>
         <w:drawing>
           <wp:inline distT="0" distB="0" distL="0" distR="0" wp14:anchorId="73BC1ED4" wp14:editId="50A95573">
             <wp:extent cx="3630930" cy="2774950"/>
@@ -21065,7 +21496,8 @@
           <w:lang w:val="vi-VN"/>
         </w:rPr>
       </w:pPr>
-      <w:bookmarkStart w:id="69" w:name="_Toc223974292"/>
+      <w:bookmarkStart w:id="70" w:name="_Toc223974292"/>
+      <w:bookmarkStart w:id="71" w:name="_Ref223992465"/>
       <w:r>
         <w:rPr>
           <w:sz w:val="24"/>
@@ -21152,15 +21584,32 @@
         </w:rPr>
         <w:fldChar w:fldCharType="end"/>
       </w:r>
+      <w:bookmarkEnd w:id="71"/>
       <w:r>
         <w:rPr>
           <w:sz w:val="24"/>
           <w:szCs w:val="24"/>
           <w:lang w:val="vi-VN"/>
         </w:rPr>
-        <w:t xml:space="preserve"> TCT visual search performance on naturaldesign benchmark dataset</w:t>
-      </w:r>
-      <w:bookmarkEnd w:id="69"/>
+        <w:t xml:space="preserve"> TCT visual search performance on </w:t>
+      </w:r>
+      <w:r>
+        <w:rPr>
+          <w:sz w:val="24"/>
+          <w:szCs w:val="24"/>
+          <w:lang w:val="en-US"/>
+        </w:rPr>
+        <w:t xml:space="preserve">the </w:t>
+      </w:r>
+      <w:r>
+        <w:rPr>
+          <w:sz w:val="24"/>
+          <w:szCs w:val="24"/>
+          <w:lang w:val="vi-VN"/>
+        </w:rPr>
+        <w:t>naturaldesign benchmark dataset</w:t>
+      </w:r>
+      <w:bookmarkEnd w:id="70"/>
     </w:p>
     <w:p>
       <w:pPr>
@@ -21173,16 +21622,341 @@
       <w:pPr>
         <w:pStyle w:val="Heading3"/>
       </w:pPr>
-      <w:bookmarkStart w:id="70" w:name="_Toc223909070"/>
+      <w:bookmarkStart w:id="72" w:name="_Toc223998438"/>
       <w:proofErr w:type="spellStart"/>
       <w:r>
         <w:t>ContextBreak</w:t>
       </w:r>
-      <w:bookmarkEnd w:id="70"/>
+      <w:bookmarkEnd w:id="72"/>
       <w:proofErr w:type="spellEnd"/>
     </w:p>
     <w:p>
       <w:pPr>
+        <w:spacing w:line="360" w:lineRule="auto"/>
+        <w:jc w:val="both"/>
+        <w:rPr>
+          <w:lang w:val="en-US"/>
+        </w:rPr>
+      </w:pPr>
+      <w:r>
+        <w:rPr>
+          <w:lang w:val="en-US"/>
+        </w:rPr>
+        <w:t>Finally, we introduce a new benchmark dataset to compare the performance of two model variations.</w:t>
+      </w:r>
+      <w:r>
+        <w:rPr>
+          <w:lang w:val="en-US"/>
+        </w:rPr>
+        <w:t xml:space="preserve"> The </w:t>
+      </w:r>
+      <w:proofErr w:type="spellStart"/>
+      <w:r>
+        <w:rPr>
+          <w:lang w:val="en-US"/>
+        </w:rPr>
+        <w:t>ContextBreak</w:t>
+      </w:r>
+      <w:proofErr w:type="spellEnd"/>
+      <w:r>
+        <w:rPr>
+          <w:lang w:val="en-US"/>
+        </w:rPr>
+        <w:t xml:space="preserve"> dataset</w:t>
+      </w:r>
+      <w:r>
+        <w:rPr>
+          <w:lang w:val="en-US"/>
+        </w:rPr>
+        <w:t xml:space="preserve"> </w:t>
+      </w:r>
+      <w:r>
+        <w:rPr>
+          <w:lang w:val="en-US"/>
+        </w:rPr>
+        <w:t xml:space="preserve">generates multiple views of the same context by varying camera angles within a 3D simulation environment. </w:t>
+      </w:r>
+      <w:r>
+        <w:rPr>
+          <w:lang w:val="en-US"/>
+        </w:rPr>
+        <w:t xml:space="preserve">The purpose of this dataset is to </w:t>
+      </w:r>
+      <w:r>
+        <w:rPr>
+          <w:lang w:val="en-US"/>
+        </w:rPr>
+        <w:t>let the model illustrate its ability to find the same target in the same context</w:t>
+      </w:r>
+      <w:r>
+        <w:rPr>
+          <w:lang w:val="en-US"/>
+        </w:rPr>
+        <w:t>,</w:t>
+      </w:r>
+      <w:r>
+        <w:rPr>
+          <w:lang w:val="en-US"/>
+        </w:rPr>
+        <w:t xml:space="preserve"> but in different angles of the same context</w:t>
+      </w:r>
+      <w:r>
+        <w:rPr>
+          <w:lang w:val="en-US"/>
+        </w:rPr>
+        <w:t>.</w:t>
+      </w:r>
+      <w:r>
+        <w:rPr>
+          <w:lang w:val="en-US"/>
+        </w:rPr>
+        <w:t xml:space="preserve"> </w:t>
+      </w:r>
+      <w:r>
+        <w:rPr>
+          <w:lang w:val="en-US"/>
+        </w:rPr>
+        <w:t>T</w:t>
+      </w:r>
+      <w:r>
+        <w:rPr>
+          <w:lang w:val="en-US"/>
+        </w:rPr>
+        <w:t>his replicate</w:t>
+      </w:r>
+      <w:r>
+        <w:rPr>
+          <w:lang w:val="en-US"/>
+        </w:rPr>
+        <w:t>s</w:t>
+      </w:r>
+      <w:r>
+        <w:rPr>
+          <w:lang w:val="en-US"/>
+        </w:rPr>
+        <w:t xml:space="preserve"> human </w:t>
+      </w:r>
+      <w:proofErr w:type="spellStart"/>
+      <w:r>
+        <w:rPr>
+          <w:lang w:val="en-US"/>
+        </w:rPr>
+        <w:t>behaviour</w:t>
+      </w:r>
+      <w:proofErr w:type="spellEnd"/>
+      <w:r>
+        <w:rPr>
+          <w:lang w:val="en-US"/>
+        </w:rPr>
+        <w:t xml:space="preserve"> in searching in the natural scene</w:t>
+      </w:r>
+      <w:r>
+        <w:rPr>
+          <w:lang w:val="en-US"/>
+        </w:rPr>
+        <w:t>,</w:t>
+      </w:r>
+      <w:r>
+        <w:rPr>
+          <w:lang w:val="en-US"/>
+        </w:rPr>
+        <w:t xml:space="preserve"> where we conduct overt attention, which requires explicit eyes or head movements</w:t>
+      </w:r>
+      <w:r>
+        <w:rPr>
+          <w:lang w:val="en-US"/>
+        </w:rPr>
+        <w:t>.</w:t>
+      </w:r>
+      <w:r>
+        <w:rPr>
+          <w:lang w:val="en-US"/>
+        </w:rPr>
+        <w:t xml:space="preserve"> </w:t>
+      </w:r>
+      <w:r>
+        <w:rPr>
+          <w:lang w:val="en-US"/>
+        </w:rPr>
+        <w:fldChar w:fldCharType="begin"/>
+      </w:r>
+      <w:r>
+        <w:rPr>
+          <w:lang w:val="en-US"/>
+        </w:rPr>
+        <w:instrText xml:space="preserve"> REF _Ref223998026 \h </w:instrText>
+      </w:r>
+      <w:r>
+        <w:rPr>
+          <w:lang w:val="en-US"/>
+        </w:rPr>
+      </w:r>
+      <w:r>
+        <w:rPr>
+          <w:lang w:val="en-US"/>
+        </w:rPr>
+        <w:fldChar w:fldCharType="separate"/>
+      </w:r>
+      <w:r>
+        <w:t xml:space="preserve">Figure </w:t>
+      </w:r>
+      <w:r>
+        <w:rPr>
+          <w:noProof/>
+        </w:rPr>
+        <w:t>4.3.4</w:t>
+      </w:r>
+      <w:r>
+        <w:t>.</w:t>
+      </w:r>
+      <w:r>
+        <w:rPr>
+          <w:noProof/>
+        </w:rPr>
+        <w:t>1</w:t>
+      </w:r>
+      <w:r>
+        <w:rPr>
+          <w:lang w:val="en-US"/>
+        </w:rPr>
+        <w:fldChar w:fldCharType="end"/>
+      </w:r>
+      <w:r>
+        <w:rPr>
+          <w:lang w:val="en-US"/>
+        </w:rPr>
+        <w:t xml:space="preserve"> shows TCT models significantly outperform the chance model (</w:t>
+      </w:r>
+      <w:r>
+        <w:rPr>
+          <w:b/>
+          <w:bCs/>
+          <w:lang w:val="en-US"/>
+        </w:rPr>
+        <w:t>RANDOM</w:t>
+      </w:r>
+      <w:r>
+        <w:rPr>
+          <w:lang w:val="en-US"/>
+        </w:rPr>
+        <w:t xml:space="preserve">) by a large margin, which indicates the sub-human performance of the model on the benchmark. In general, both variances of the TCT model have </w:t>
+      </w:r>
+      <w:r>
+        <w:rPr>
+          <w:lang w:val="en-US"/>
+        </w:rPr>
+        <w:t>similar</w:t>
+      </w:r>
+      <w:r>
+        <w:rPr>
+          <w:lang w:val="en-US"/>
+        </w:rPr>
+        <w:t xml:space="preserve"> performance in all ranges of fixations</w:t>
+      </w:r>
+      <w:r>
+        <w:rPr>
+          <w:lang w:val="en-US"/>
+        </w:rPr>
+        <w:t xml:space="preserve">, where </w:t>
+      </w:r>
+      <w:r>
+        <w:rPr>
+          <w:b/>
+          <w:bCs/>
+          <w:lang w:val="en-US"/>
+        </w:rPr>
+        <w:t xml:space="preserve">CRT no </w:t>
+      </w:r>
+      <w:proofErr w:type="spellStart"/>
+      <w:r>
+        <w:rPr>
+          <w:b/>
+          <w:bCs/>
+          <w:lang w:val="en-US"/>
+        </w:rPr>
+        <w:t>bbox</w:t>
+      </w:r>
+      <w:proofErr w:type="spellEnd"/>
+      <w:r>
+        <w:rPr>
+          <w:lang w:val="en-US"/>
+        </w:rPr>
+        <w:t xml:space="preserve"> has slightly higher performance on the first half of the number of fixations and</w:t>
+      </w:r>
+      <w:r>
+        <w:rPr>
+          <w:b/>
+          <w:bCs/>
+          <w:lang w:val="en-US"/>
+        </w:rPr>
+        <w:t xml:space="preserve"> </w:t>
+      </w:r>
+      <w:r>
+        <w:rPr>
+          <w:lang w:val="en-US"/>
+        </w:rPr>
+        <w:t xml:space="preserve">is </w:t>
+      </w:r>
+      <w:r>
+        <w:rPr>
+          <w:lang w:val="en-US"/>
+        </w:rPr>
+        <w:t>surpassed</w:t>
+      </w:r>
+      <w:r>
+        <w:rPr>
+          <w:lang w:val="en-US"/>
+        </w:rPr>
+        <w:t xml:space="preserve"> by </w:t>
+      </w:r>
+      <w:r>
+        <w:rPr>
+          <w:b/>
+          <w:bCs/>
+          <w:lang w:val="en-US"/>
+        </w:rPr>
+        <w:t xml:space="preserve">CRT </w:t>
+      </w:r>
+      <w:proofErr w:type="spellStart"/>
+      <w:r>
+        <w:rPr>
+          <w:b/>
+          <w:bCs/>
+          <w:lang w:val="en-US"/>
+        </w:rPr>
+        <w:t>bbox</w:t>
+      </w:r>
+      <w:proofErr w:type="spellEnd"/>
+      <w:r>
+        <w:rPr>
+          <w:lang w:val="en-US"/>
+        </w:rPr>
+        <w:t xml:space="preserve"> variance in the second ha</w:t>
+      </w:r>
+      <w:r>
+        <w:rPr>
+          <w:lang w:val="en-US"/>
+        </w:rPr>
+        <w:t>lf</w:t>
+      </w:r>
+      <w:r>
+        <w:rPr>
+          <w:lang w:val="en-US"/>
+        </w:rPr>
+        <w:t xml:space="preserve"> of the illustrated number of fixations.</w:t>
+      </w:r>
+    </w:p>
+    <w:p>
+      <w:pPr>
+        <w:spacing w:line="360" w:lineRule="auto"/>
+        <w:jc w:val="both"/>
+        <w:rPr>
+          <w:lang w:val="en-US"/>
+        </w:rPr>
+      </w:pPr>
+    </w:p>
+    <w:p>
+      <w:pPr>
         <w:jc w:val="center"/>
         <w:rPr>
           <w:lang w:val="en-US"/>
@@ -21192,6 +21966,7 @@
         <w:rPr>
           <w:noProof/>
         </w:rPr>
+        <w:lastRenderedPageBreak/>
         <w:drawing>
           <wp:inline distT="0" distB="0" distL="0" distR="0" wp14:anchorId="1A1A9381" wp14:editId="24BFB1F0">
             <wp:extent cx="3630930" cy="2774950"/>
@@ -21252,7 +22027,8 @@
           <w:lang w:val="en-US"/>
         </w:rPr>
       </w:pPr>
-      <w:bookmarkStart w:id="71" w:name="_Toc223974293"/>
+      <w:bookmarkStart w:id="73" w:name="_Toc223974293"/>
+      <w:bookmarkStart w:id="74" w:name="_Ref223998026"/>
       <w:r>
         <w:rPr>
           <w:sz w:val="24"/>
@@ -21339,6 +22115,7 @@
         </w:rPr>
         <w:fldChar w:fldCharType="end"/>
       </w:r>
+      <w:bookmarkEnd w:id="74"/>
       <w:r>
         <w:rPr>
           <w:sz w:val="24"/>
@@ -21346,6 +22123,13 @@
         </w:rPr>
         <w:t xml:space="preserve"> TCT visual search performance on </w:t>
       </w:r>
+      <w:r>
+        <w:rPr>
+          <w:sz w:val="24"/>
+          <w:szCs w:val="24"/>
+        </w:rPr>
+        <w:t xml:space="preserve">the </w:t>
+      </w:r>
       <w:proofErr w:type="spellStart"/>
       <w:r>
         <w:rPr>
@@ -21362,7 +22146,168 @@
         </w:rPr>
         <w:t xml:space="preserve"> benchmark dataset</w:t>
       </w:r>
-      <w:bookmarkEnd w:id="71"/>
+      <w:bookmarkEnd w:id="73"/>
+    </w:p>
+    <w:p>
+      <w:pPr>
+        <w:rPr>
+          <w:lang w:val="en-US"/>
+        </w:rPr>
+      </w:pPr>
+    </w:p>
+    <w:p>
+      <w:pPr>
+        <w:rPr>
+          <w:lang w:val="en-US"/>
+        </w:rPr>
+      </w:pPr>
+    </w:p>
+    <w:p>
+      <w:pPr>
+        <w:rPr>
+          <w:lang w:val="en-US"/>
+        </w:rPr>
+      </w:pPr>
+    </w:p>
+    <w:p>
+      <w:pPr>
+        <w:rPr>
+          <w:lang w:val="en-US"/>
+        </w:rPr>
+      </w:pPr>
+    </w:p>
+    <w:p>
+      <w:pPr>
+        <w:rPr>
+          <w:lang w:val="en-US"/>
+        </w:rPr>
+      </w:pPr>
+    </w:p>
+    <w:p>
+      <w:pPr>
+        <w:rPr>
+          <w:lang w:val="en-US"/>
+        </w:rPr>
+      </w:pPr>
+    </w:p>
+    <w:p>
+      <w:pPr>
+        <w:rPr>
+          <w:lang w:val="en-US"/>
+        </w:rPr>
+      </w:pPr>
+    </w:p>
+    <w:p>
+      <w:pPr>
+        <w:rPr>
+          <w:lang w:val="en-US"/>
+        </w:rPr>
+      </w:pPr>
+    </w:p>
+    <w:p>
+      <w:pPr>
+        <w:rPr>
+          <w:lang w:val="en-US"/>
+        </w:rPr>
+      </w:pPr>
+    </w:p>
+    <w:p>
+      <w:pPr>
+        <w:rPr>
+          <w:lang w:val="en-US"/>
+        </w:rPr>
+      </w:pPr>
+    </w:p>
+    <w:p>
+      <w:pPr>
+        <w:rPr>
+          <w:lang w:val="en-US"/>
+        </w:rPr>
+      </w:pPr>
+    </w:p>
+    <w:p>
+      <w:pPr>
+        <w:rPr>
+          <w:lang w:val="en-US"/>
+        </w:rPr>
+      </w:pPr>
+    </w:p>
+    <w:p>
+      <w:pPr>
+        <w:rPr>
+          <w:lang w:val="en-US"/>
+        </w:rPr>
+      </w:pPr>
+    </w:p>
+    <w:p>
+      <w:pPr>
+        <w:rPr>
+          <w:lang w:val="en-US"/>
+        </w:rPr>
+      </w:pPr>
+    </w:p>
+    <w:p>
+      <w:pPr>
+        <w:rPr>
+          <w:lang w:val="en-US"/>
+        </w:rPr>
+      </w:pPr>
+    </w:p>
+    <w:p>
+      <w:pPr>
+        <w:rPr>
+          <w:lang w:val="en-US"/>
+        </w:rPr>
+      </w:pPr>
+    </w:p>
+    <w:p>
+      <w:pPr>
+        <w:rPr>
+          <w:lang w:val="en-US"/>
+        </w:rPr>
+      </w:pPr>
+    </w:p>
+    <w:p>
+      <w:pPr>
+        <w:rPr>
+          <w:lang w:val="en-US"/>
+        </w:rPr>
+      </w:pPr>
+    </w:p>
+    <w:p>
+      <w:pPr>
+        <w:rPr>
+          <w:lang w:val="en-US"/>
+        </w:rPr>
+      </w:pPr>
+    </w:p>
+    <w:p>
+      <w:pPr>
+        <w:rPr>
+          <w:lang w:val="en-US"/>
+        </w:rPr>
+      </w:pPr>
+    </w:p>
+    <w:p>
+      <w:pPr>
+        <w:rPr>
+          <w:lang w:val="en-US"/>
+        </w:rPr>
+      </w:pPr>
+    </w:p>
+    <w:p>
+      <w:pPr>
+        <w:rPr>
+          <w:lang w:val="en-US"/>
+        </w:rPr>
+      </w:pPr>
+    </w:p>
+    <w:p>
+      <w:pPr>
+        <w:rPr>
+          <w:lang w:val="en-US"/>
+        </w:rPr>
+      </w:pPr>
     </w:p>
     <w:p>
       <w:pPr>
@@ -21393,6 +22338,7 @@
         <w:rPr>
           <w:lang w:val="en-US"/>
         </w:rPr>
+        <w:lastRenderedPageBreak/>
         <w:br/>
       </w:r>
       <w:r>
@@ -21401,14 +22347,14 @@
         </w:rPr>
         <w:br/>
       </w:r>
-      <w:bookmarkStart w:id="72" w:name="_Toc223909071"/>
+      <w:bookmarkStart w:id="75" w:name="_Toc223998439"/>
       <w:r>
         <w:rPr>
           <w:lang w:val="en-US"/>
         </w:rPr>
         <w:t>Conclusion</w:t>
       </w:r>
-      <w:bookmarkEnd w:id="72"/>
+      <w:bookmarkEnd w:id="75"/>
     </w:p>
     <w:p>
       <w:pPr>
@@ -21432,12 +22378,11 @@
       <w:pPr>
         <w:pStyle w:val="Heading2"/>
       </w:pPr>
-      <w:bookmarkStart w:id="73" w:name="_Toc223909072"/>
-      <w:r>
-        <w:lastRenderedPageBreak/>
+      <w:bookmarkStart w:id="76" w:name="_Toc223998440"/>
+      <w:r>
         <w:t>Possible Limitations</w:t>
       </w:r>
-      <w:bookmarkEnd w:id="73"/>
+      <w:bookmarkEnd w:id="76"/>
     </w:p>
     <w:p>
       <w:pPr>
@@ -21457,11 +22402,11 @@
       <w:pPr>
         <w:pStyle w:val="Heading2"/>
       </w:pPr>
-      <w:bookmarkStart w:id="74" w:name="_Toc223909073"/>
+      <w:bookmarkStart w:id="77" w:name="_Toc223998441"/>
       <w:r>
         <w:t>Contributions</w:t>
       </w:r>
-      <w:bookmarkEnd w:id="74"/>
+      <w:bookmarkEnd w:id="77"/>
     </w:p>
     <w:p>
       <w:pPr>
@@ -21488,11 +22433,11 @@
       <w:pPr>
         <w:pStyle w:val="Heading2"/>
       </w:pPr>
-      <w:bookmarkStart w:id="75" w:name="_Toc223909074"/>
+      <w:bookmarkStart w:id="78" w:name="_Toc223998442"/>
       <w:r>
         <w:t>Future directions</w:t>
       </w:r>
-      <w:bookmarkEnd w:id="75"/>
+      <w:bookmarkEnd w:id="78"/>
     </w:p>
     <w:p>
       <w:pPr>
@@ -21529,12 +22474,12 @@
           <w:lang w:val="en-US"/>
         </w:rPr>
       </w:pPr>
-      <w:bookmarkStart w:id="76" w:name="_Toc223909075"/>
+      <w:bookmarkStart w:id="79" w:name="_Toc223998443"/>
       <w:r>
         <w:t>References</w:t>
       </w:r>
       <w:bookmarkEnd w:id="8"/>
-      <w:bookmarkEnd w:id="76"/>
+      <w:bookmarkEnd w:id="79"/>
     </w:p>
     <w:p>
       <w:pPr>
@@ -21663,30 +22608,7 @@
           <w:iCs/>
           <w:lang w:val="en-GB"/>
         </w:rPr>
-        <w:t>An Image is Worth 16x16 Words: Transformers for Image Recognition at Scale</w:t>
-      </w:r>
-      <w:r>
-        <w:rPr>
-          <w:rFonts w:cs="Times New Roman"/>
-          <w:lang w:val="en-GB"/>
-        </w:rPr>
-        <w:t xml:space="preserve"> (arXiv:2010.11929). arXiv. https://doi.org/10.48550/arXiv.2010.11929</w:t>
-      </w:r>
-    </w:p>
-    <w:p>
-      <w:pPr>
-        <w:pStyle w:val="Bibliography"/>
-        <w:rPr>
-          <w:rFonts w:cs="Times New Roman"/>
-          <w:lang w:val="en-GB"/>
-        </w:rPr>
-      </w:pPr>
-      <w:r>
-        <w:rPr>
-          <w:rFonts w:cs="Times New Roman"/>
-          <w:lang w:val="en-GB"/>
-        </w:rPr>
-        <w:t xml:space="preserve">Lin, T.-Y., Maire, M., Belongie, S., Bourdev, L., Girshick, R., Hays, J., Perona, P., Ramanan, D., Zitnick, C. L., &amp; Dollár, P. (2015). </w:t>
+        <w:t xml:space="preserve">An Image is Worth 16x16 Words: Transformers for Image </w:t>
       </w:r>
       <w:r>
         <w:rPr>
@@ -21695,7 +22617,31 @@
           <w:iCs/>
           <w:lang w:val="en-GB"/>
         </w:rPr>
-        <w:t xml:space="preserve">Microsoft COCO: Common </w:t>
+        <w:lastRenderedPageBreak/>
+        <w:t>Recognition at Scale</w:t>
+      </w:r>
+      <w:r>
+        <w:rPr>
+          <w:rFonts w:cs="Times New Roman"/>
+          <w:lang w:val="en-GB"/>
+        </w:rPr>
+        <w:t xml:space="preserve"> (arXiv:2010.11929). arXiv. https://doi.org/10.48550/arXiv.2010.11929</w:t>
+      </w:r>
+    </w:p>
+    <w:p>
+      <w:pPr>
+        <w:pStyle w:val="Bibliography"/>
+        <w:rPr>
+          <w:rFonts w:cs="Times New Roman"/>
+          <w:lang w:val="en-GB"/>
+        </w:rPr>
+      </w:pPr>
+      <w:r>
+        <w:rPr>
+          <w:rFonts w:cs="Times New Roman"/>
+          <w:lang w:val="en-GB"/>
+        </w:rPr>
+        <w:t xml:space="preserve">Lin, T.-Y., Maire, M., Belongie, S., Bourdev, L., Girshick, R., Hays, J., Perona, P., Ramanan, D., Zitnick, C. L., &amp; Dollár, P. (2015). </w:t>
       </w:r>
       <w:r>
         <w:rPr>
@@ -21704,8 +22650,7 @@
           <w:iCs/>
           <w:lang w:val="en-GB"/>
         </w:rPr>
-        <w:lastRenderedPageBreak/>
-        <w:t>Objects in Context</w:t>
+        <w:t>Microsoft COCO: Common Objects in Context</w:t>
       </w:r>
       <w:r>
         <w:rPr>
@@ -21968,6 +22913,7 @@
           <w:rFonts w:cs="Times New Roman"/>
           <w:lang w:val="en-GB"/>
         </w:rPr>
+        <w:lastRenderedPageBreak/>
         <w:t xml:space="preserve">Wolfe, J. M. (1994). Guided Search 2.0 A revised model of visual search. </w:t>
       </w:r>
       <w:r>
@@ -22016,7 +22962,6 @@
           <w:rFonts w:cs="Times New Roman"/>
           <w:lang w:val="en-GB"/>
         </w:rPr>
-        <w:lastRenderedPageBreak/>
         <w:t xml:space="preserve">Wolfe, J. M. (2021). Guided Search 6.0: An updated model of visual search. </w:t>
       </w:r>
       <w:r>

--- a/Final Report/Doc1.docx
+++ b/Final Report/Doc1.docx
@@ -1159,21 +1159,7 @@
         <w:rPr>
           <w:lang w:val="en-US"/>
         </w:rPr>
-        <w:t xml:space="preserve">appreciation to Dr. Zhang </w:t>
-      </w:r>
-      <w:proofErr w:type="spellStart"/>
-      <w:r>
-        <w:rPr>
-          <w:lang w:val="en-US"/>
-        </w:rPr>
-        <w:t>Mengmi</w:t>
-      </w:r>
-      <w:proofErr w:type="spellEnd"/>
-      <w:r>
-        <w:rPr>
-          <w:lang w:val="en-US"/>
-        </w:rPr>
-        <w:t xml:space="preserve">, my supervisor, who has </w:t>
+        <w:t xml:space="preserve">appreciation to Dr. Zhang Mengmi, my supervisor, who has </w:t>
       </w:r>
       <w:r>
         <w:rPr>
@@ -6108,23 +6094,7 @@
             <w:noProof/>
             <w:lang w:val="vi-VN"/>
           </w:rPr>
-          <w:t xml:space="preserve"> TCT visual search performance on naturaldesign b</w:t>
-        </w:r>
-        <w:r>
-          <w:rPr>
-            <w:rStyle w:val="Hyperlink"/>
-            <w:noProof/>
-            <w:lang w:val="vi-VN"/>
-          </w:rPr>
-          <w:t>e</w:t>
-        </w:r>
-        <w:r>
-          <w:rPr>
-            <w:rStyle w:val="Hyperlink"/>
-            <w:noProof/>
-            <w:lang w:val="vi-VN"/>
-          </w:rPr>
-          <w:t>nchmark dataset</w:t>
+          <w:t xml:space="preserve"> TCT visual search performance on naturaldesign benchmark dataset</w:t>
         </w:r>
         <w:r>
           <w:rPr>
@@ -6195,21 +6165,7 @@
             <w:rStyle w:val="Hyperlink"/>
             <w:noProof/>
           </w:rPr>
-          <w:t>Figure 4.3.4.1 TCT visual search performance on ContextBreak benchmar</w:t>
-        </w:r>
-        <w:r>
-          <w:rPr>
-            <w:rStyle w:val="Hyperlink"/>
-            <w:noProof/>
-          </w:rPr>
-          <w:t>k</w:t>
-        </w:r>
-        <w:r>
-          <w:rPr>
-            <w:rStyle w:val="Hyperlink"/>
-            <w:noProof/>
-          </w:rPr>
-          <w:t xml:space="preserve"> dataset</w:t>
+          <w:t>Figure 4.3.4.1 TCT visual search performance on ContextBreak benchmark dataset</w:t>
         </w:r>
         <w:r>
           <w:rPr>
@@ -13332,7 +13288,88 @@
           <w:lang w:val="en-US"/>
           <w14:ligatures w14:val="none"/>
         </w:rPr>
-        <w:t>, we will modify the architecture into different versions and perform transfer learning via global modulation within</w:t>
+        <w:t xml:space="preserve">, we will modify the </w:t>
+      </w:r>
+      <w:r>
+        <w:rPr>
+          <w:kern w:val="0"/>
+          <w:lang w:val="en-US"/>
+          <w14:ligatures w14:val="none"/>
+        </w:rPr>
+        <w:t>CRT</w:t>
+      </w:r>
+      <w:r>
+        <w:rPr>
+          <w:kern w:val="0"/>
+          <w:lang w:val="vi-VN"/>
+          <w14:ligatures w14:val="none"/>
+        </w:rPr>
+        <w:t xml:space="preserve"> </w:t>
+      </w:r>
+      <w:r>
+        <w:rPr>
+          <w:kern w:val="0"/>
+          <w:lang w:val="en-US"/>
+          <w14:ligatures w14:val="none"/>
+        </w:rPr>
+        <w:t>architecture into different versions</w:t>
+      </w:r>
+      <w:r>
+        <w:rPr>
+          <w:kern w:val="0"/>
+          <w:lang w:val="vi-VN"/>
+          <w14:ligatures w14:val="none"/>
+        </w:rPr>
+        <w:t xml:space="preserve"> to combine with ViT model </w:t>
+      </w:r>
+      <w:r>
+        <w:rPr>
+          <w:kern w:val="0"/>
+          <w:lang w:val="vi-VN"/>
+          <w14:ligatures w14:val="none"/>
+        </w:rPr>
+        <w:fldChar w:fldCharType="begin"/>
+      </w:r>
+      <w:r>
+        <w:rPr>
+          <w:kern w:val="0"/>
+          <w:lang w:val="vi-VN"/>
+          <w14:ligatures w14:val="none"/>
+        </w:rPr>
+        <w:instrText xml:space="preserve"> ADDIN ZOTERO_ITEM CSL_CITATION {"citationID":"dKPZhyx3","properties":{"unsorted":false,"formattedCitation":"(Dosovitskiy et al., 2021)","plainCitation":"(Dosovitskiy et al., 2021)","noteIndex":0},"citationItems":[{"id":17,"uris":["http://zotero.org/users/10056102/items/LYWVN5LB"],"itemData":{"id":17,"type":"article","abstract":"While the Transformer architecture has become the de-facto standard for natural language processing tasks, its applications to computer vision remain limited. In vision, attention is either applied in conjunction with convolutional networks, or used to replace certain components of convolutional networks while keeping their overall structure in place. We show that this reliance on CNNs is not necessary and a pure transformer applied directly to sequences of image patches can perform very well on image classification tasks. When pre-trained on large amounts of data and transferred to multiple mid-sized or small image recognition benchmarks (ImageNet, CIFAR-100, VTAB, etc.), Vision Transformer (ViT) attains excellent results compared to state-of-the-art convolutional networks while requiring substantially fewer computational resources to train.","DOI":"10.48550/arXiv.2010.11929","language":"en","note":"arXiv:2010.11929 [cs]","number":"arXiv:2010.11929","publisher":"arXiv","source":"arXiv.org","title":"An Image is Worth 16x16 Words: Transformers for Image Recognition at Scale","title-short":"An Image is Worth 16x16 Words","URL":"http://arxiv.org/abs/2010.11929","author":[{"family":"Dosovitskiy","given":"Alexey"},{"family":"Beyer","given":"Lucas"},{"family":"Kolesnikov","given":"Alexander"},{"family":"Weissenborn","given":"Dirk"},{"family":"Zhai","given":"Xiaohua"},{"family":"Unterthiner","given":"Thomas"},{"family":"Dehghani","given":"Mostafa"},{"family":"Minderer","given":"Matthias"},{"family":"Heigold","given":"Georg"},{"family":"Gelly","given":"Sylvain"},{"family":"Uszkoreit","given":"Jakob"},{"family":"Houlsby","given":"Neil"}],"accessed":{"date-parts":[["2025",12,6]]},"issued":{"date-parts":[["2021",6,3]]}}}],"schema":"https://github.com/citation-style-language/schema/raw/master/csl-citation.json"} </w:instrText>
+      </w:r>
+      <w:r>
+        <w:rPr>
+          <w:kern w:val="0"/>
+          <w:lang w:val="vi-VN"/>
+          <w14:ligatures w14:val="none"/>
+        </w:rPr>
+        <w:fldChar w:fldCharType="separate"/>
+      </w:r>
+      <w:r>
+        <w:rPr>
+          <w:noProof/>
+          <w:kern w:val="0"/>
+          <w:lang w:val="vi-VN"/>
+          <w14:ligatures w14:val="none"/>
+        </w:rPr>
+        <w:t>(Dosovitskiy et al., 2021)</w:t>
+      </w:r>
+      <w:r>
+        <w:rPr>
+          <w:kern w:val="0"/>
+          <w:lang w:val="vi-VN"/>
+          <w14:ligatures w14:val="none"/>
+        </w:rPr>
+        <w:fldChar w:fldCharType="end"/>
+      </w:r>
+      <w:r>
+        <w:rPr>
+          <w:kern w:val="0"/>
+          <w:lang w:val="en-US"/>
+          <w14:ligatures w14:val="none"/>
+        </w:rPr>
+        <w:t xml:space="preserve"> and perform transfer learning via global modulation within</w:t>
       </w:r>
       <w:r>
         <w:rPr>
@@ -13388,36 +13425,42 @@
         <w:rPr>
           <w:lang w:val="en-US"/>
         </w:rPr>
-        <w:t xml:space="preserve">A previous study by the Google research team in 2017 demonstrated strong performance of the Attention mechanism in the Transformer architecture in Natural Language Processing </w:t>
-      </w:r>
-      <w:r>
-        <w:rPr>
-          <w:lang w:val="en-US"/>
+        <w:t>A previous study by the Google research team in 2017 demonstrated strong performance of the Attention mechanism in the Transformer architecture in Natural Language Processing</w:t>
+      </w:r>
+      <w:r>
+        <w:rPr>
+          <w:lang w:val="vi-VN"/>
+        </w:rPr>
+        <w:t xml:space="preserve"> </w:t>
+      </w:r>
+      <w:r>
+        <w:rPr>
+          <w:lang w:val="vi-VN"/>
         </w:rPr>
         <w:fldChar w:fldCharType="begin"/>
       </w:r>
       <w:r>
         <w:rPr>
-          <w:lang w:val="en-US"/>
-        </w:rPr>
-        <w:instrText xml:space="preserve"> ADDIN ZOTERO_ITEM CSL_CITATION {"citationID":"ccghW6Vl","properties":{"unsorted":false,"formattedCitation":"(Vaswani et al., 2023)","plainCitation":"(Vaswani et al., 2023)","noteIndex":0},"citationItems":[{"id":3,"uris":["http://zotero.org/users/10056102/items/7G94P7YE"],"itemData":{"id":3,"type":"article","abstract":"The dominant sequence transduction models are based on complex recurrent or convolutional neural networks that include an encoder and a decoder. The best performing models also connect the encoder and decoder through an attention mechanism. We propose a new simple network architecture, the Transformer, based solely on attention mechanisms, dispensing with recurrence and convolutions entirely. Experiments on two machine translation tasks show these models to be superior in quality while being more parallelizable and requiring significantly less time to train. Our model achieves 28.4 BLEU on the WMT 2014 Englishto-German translation task, improving over the existing best results, including ensembles, by over 2 BLEU. On the WMT 2014 English-to-French translation task, our model establishes a new single-model state-of-the-art BLEU score of 41.8 after training for 3.5 days on eight GPUs, a small fraction of the training costs of the best models from the literature. We show that the Transformer generalizes well to other tasks by applying it successfully to English constituency parsing both with large and limited training data.","DOI":"10.48550/arXiv.1706.03762","language":"en","note":"arXiv:1706.03762 [cs]","number":"arXiv:1706.03762","publisher":"arXiv","source":"arXiv.org","title":"Attention Is All You Need","URL":"http://arxiv.org/abs/1706.03762","author":[{"family":"Vaswani","given":"Ashish"},{"family":"Shazeer","given":"Noam"},{"family":"Parmar","given":"Niki"},{"family":"Uszkoreit","given":"Jakob"},{"family":"Jones","given":"Llion"},{"family":"Gomez","given":"Aidan N."},{"family":"Kaiser","given":"Lukasz"},{"family":"Polosukhin","given":"Illia"}],"accessed":{"date-parts":[["2026",2,10]]},"issued":{"date-parts":[["2023",8,2]]}}}],"schema":"https://github.com/citation-style-language/schema/raw/master/csl-citation.json"} </w:instrText>
-      </w:r>
-      <w:r>
-        <w:rPr>
-          <w:lang w:val="en-US"/>
+          <w:lang w:val="vi-VN"/>
+        </w:rPr>
+        <w:instrText xml:space="preserve"> ADDIN ZOTERO_ITEM CSL_CITATION {"citationID":"PD7cSjTl","properties":{"unsorted":false,"formattedCitation":"(Vaswani et al., 2023)","plainCitation":"(Vaswani et al., 2023)","noteIndex":0},"citationItems":[{"id":3,"uris":["http://zotero.org/users/10056102/items/7G94P7YE"],"itemData":{"id":3,"type":"article","abstract":"The dominant sequence transduction models are based on complex recurrent or convolutional neural networks that include an encoder and a decoder. The best performing models also connect the encoder and decoder through an attention mechanism. We propose a new simple network architecture, the Transformer, based solely on attention mechanisms, dispensing with recurrence and convolutions entirely. Experiments on two machine translation tasks show these models to be superior in quality while being more parallelizable and requiring significantly less time to train. Our model achieves 28.4 BLEU on the WMT 2014 Englishto-German translation task, improving over the existing best results, including ensembles, by over 2 BLEU. On the WMT 2014 English-to-French translation task, our model establishes a new single-model state-of-the-art BLEU score of 41.8 after training for 3.5 days on eight GPUs, a small fraction of the training costs of the best models from the literature. We show that the Transformer generalizes well to other tasks by applying it successfully to English constituency parsing both with large and limited training data.","DOI":"10.48550/arXiv.1706.03762","language":"en","note":"arXiv:1706.03762 [cs]","number":"arXiv:1706.03762","publisher":"arXiv","source":"arXiv.org","title":"Attention Is All You Need","URL":"http://arxiv.org/abs/1706.03762","author":[{"family":"Vaswani","given":"Ashish"},{"family":"Shazeer","given":"Noam"},{"family":"Parmar","given":"Niki"},{"family":"Uszkoreit","given":"Jakob"},{"family":"Jones","given":"Llion"},{"family":"Gomez","given":"Aidan N."},{"family":"Kaiser","given":"Lukasz"},{"family":"Polosukhin","given":"Illia"}],"accessed":{"date-parts":[["2026",2,10]]},"issued":{"date-parts":[["2023",8,2]]}}}],"schema":"https://github.com/citation-style-language/schema/raw/master/csl-citation.json"} </w:instrText>
+      </w:r>
+      <w:r>
+        <w:rPr>
+          <w:lang w:val="vi-VN"/>
         </w:rPr>
         <w:fldChar w:fldCharType="separate"/>
       </w:r>
       <w:r>
         <w:rPr>
           <w:noProof/>
-          <w:lang w:val="en-US"/>
+          <w:lang w:val="vi-VN"/>
         </w:rPr>
         <w:t>(Vaswani et al., 2023)</w:t>
       </w:r>
       <w:r>
         <w:rPr>
-          <w:lang w:val="en-US"/>
+          <w:lang w:val="vi-VN"/>
         </w:rPr>
         <w:fldChar w:fldCharType="end"/>
       </w:r>
@@ -15139,9 +15182,9 @@
           <w:lang w:val="en-US"/>
         </w:rPr>
       </w:pPr>
-      <w:bookmarkStart w:id="34" w:name="_Ref221629596"/>
-      <w:bookmarkStart w:id="35" w:name="_Toc223974283"/>
-      <w:bookmarkStart w:id="36" w:name="_Ref223995732"/>
+      <w:bookmarkStart w:id="34" w:name="_Ref223995732"/>
+      <w:bookmarkStart w:id="35" w:name="_Ref221629596"/>
+      <w:bookmarkStart w:id="36" w:name="_Toc223974283"/>
       <w:r>
         <w:rPr>
           <w:sz w:val="24"/>
@@ -15228,7 +15271,7 @@
         </w:rPr>
         <w:fldChar w:fldCharType="end"/>
       </w:r>
-      <w:bookmarkEnd w:id="36"/>
+      <w:bookmarkEnd w:id="34"/>
       <w:r>
         <w:rPr>
           <w:sz w:val="24"/>
@@ -15236,8 +15279,8 @@
         </w:rPr>
         <w:t xml:space="preserve"> Query Relevance Shape Illustration</w:t>
       </w:r>
-      <w:bookmarkEnd w:id="34"/>
       <w:bookmarkEnd w:id="35"/>
+      <w:bookmarkEnd w:id="36"/>
     </w:p>
     <w:p>
       <w:pPr>
@@ -17201,7 +17244,79 @@
         <w:rPr>
           <w:lang w:val="en-US"/>
         </w:rPr>
-        <w:t xml:space="preserve"> to learn to make sense of the surrounding context </w:t>
+        <w:t xml:space="preserve"> to </w:t>
+      </w:r>
+      <w:r>
+        <w:rPr>
+          <w:lang w:val="en-US"/>
+        </w:rPr>
+        <w:t>the</w:t>
+      </w:r>
+      <w:r>
+        <w:rPr>
+          <w:lang w:val="vi-VN"/>
+        </w:rPr>
+        <w:t xml:space="preserve"> attention layer</w:t>
+      </w:r>
+      <w:r>
+        <w:rPr>
+          <w:lang w:val="en-US"/>
+        </w:rPr>
+        <w:t xml:space="preserve"> to </w:t>
+      </w:r>
+      <w:r>
+        <w:rPr>
+          <w:lang w:val="en-US"/>
+        </w:rPr>
+        <w:t>generate</w:t>
+      </w:r>
+      <w:r>
+        <w:rPr>
+          <w:lang w:val="vi-VN"/>
+        </w:rPr>
+        <w:t xml:space="preserve"> a bounding box</w:t>
+      </w:r>
+      <w:r>
+        <w:rPr>
+          <w:lang w:val="vi-VN"/>
+        </w:rPr>
+        <w:t xml:space="preserve"> token</w:t>
+      </w:r>
+      <w:r>
+        <w:rPr>
+          <w:lang w:val="vi-VN"/>
+        </w:rPr>
+        <w:t xml:space="preserve"> index selection</w:t>
+      </w:r>
+      <w:r>
+        <w:rPr>
+          <w:lang w:val="en-US"/>
+        </w:rPr>
+        <w:t xml:space="preserve"> </w:t>
+      </w:r>
+      <w:r>
+        <w:rPr>
+          <w:lang w:val="en-US"/>
+        </w:rPr>
+        <w:t>from</w:t>
+      </w:r>
+      <w:r>
+        <w:rPr>
+          <w:lang w:val="en-US"/>
+        </w:rPr>
+        <w:t xml:space="preserve"> the surrounding context </w:t>
+      </w:r>
+      <w:r>
+        <w:rPr>
+          <w:lang w:val="en-US"/>
+        </w:rPr>
+        <w:t>tokens</w:t>
+      </w:r>
+      <w:r>
+        <w:rPr>
+          <w:lang w:val="vi-VN"/>
+        </w:rPr>
+        <w:t xml:space="preserve"> </w:t>
       </w:r>
       <w:r>
         <w:rPr>
@@ -17863,8 +17978,8 @@
       <w:pPr>
         <w:pStyle w:val="Heading2"/>
       </w:pPr>
-      <w:bookmarkStart w:id="53" w:name="_Hlk220285521"/>
-      <w:bookmarkStart w:id="54" w:name="_Toc223998430"/>
+      <w:bookmarkStart w:id="53" w:name="_Toc223998430"/>
+      <w:bookmarkStart w:id="54" w:name="_Hlk220285521"/>
       <w:r>
         <w:t xml:space="preserve">Data Augmentation for training </w:t>
       </w:r>
@@ -17872,10 +17987,10 @@
       <w:r>
         <w:t>CRTNet</w:t>
       </w:r>
-      <w:bookmarkEnd w:id="54"/>
+      <w:bookmarkEnd w:id="53"/>
       <w:proofErr w:type="spellEnd"/>
     </w:p>
-    <w:bookmarkEnd w:id="53"/>
+    <w:bookmarkEnd w:id="54"/>
     <w:p>
       <w:pPr>
         <w:spacing w:line="360" w:lineRule="auto"/>
@@ -20652,42 +20767,22 @@
           <w:lang w:val="en-GB"/>
           <w14:ligatures w14:val="none"/>
         </w:rPr>
-        <w:t>(</w:t>
-      </w:r>
-      <w:proofErr w:type="spellStart"/>
-      <w:r>
-        <w:rPr>
-          <w:rFonts w:cs="Times New Roman"/>
+        <w:t>(Öhlschläger &amp; Võ, 2017)</w:t>
+      </w:r>
+      <w:r>
+        <w:rPr>
           <w:kern w:val="0"/>
-          <w:lang w:val="en-GB"/>
+          <w:lang w:val="en-US"/>
           <w14:ligatures w14:val="none"/>
         </w:rPr>
-        <w:t>Öhlschläger</w:t>
-      </w:r>
-      <w:proofErr w:type="spellEnd"/>
-      <w:r>
-        <w:rPr>
-          <w:rFonts w:cs="Times New Roman"/>
+        <w:fldChar w:fldCharType="end"/>
+      </w:r>
+      <w:r>
+        <w:rPr>
           <w:kern w:val="0"/>
-          <w:lang w:val="en-GB"/>
+          <w:lang w:val="en-US"/>
           <w14:ligatures w14:val="none"/>
         </w:rPr>
-        <w:t xml:space="preserve"> &amp; Võ, 2017)</w:t>
-      </w:r>
-      <w:r>
-        <w:rPr>
-          <w:kern w:val="0"/>
-          <w:lang w:val="en-US"/>
-          <w14:ligatures w14:val="none"/>
-        </w:rPr>
-        <w:fldChar w:fldCharType="end"/>
-      </w:r>
-      <w:r>
-        <w:rPr>
-          <w:kern w:val="0"/>
-          <w:lang w:val="en-US"/>
-          <w14:ligatures w14:val="none"/>
-        </w:rPr>
         <w:t xml:space="preserve"> is a collection of images that are inconsistent in both syntactic and semantic aspects; such a dataset challenges the model’s ability to find targets that are inconsistent</w:t>
       </w:r>
       <w:r>
@@ -20726,13 +20821,7 @@
         <w:fldChar w:fldCharType="separate"/>
       </w:r>
       <w:r>
-        <w:t>F</w:t>
-      </w:r>
-      <w:r>
-        <w:t>i</w:t>
-      </w:r>
-      <w:r>
-        <w:t xml:space="preserve">gure </w:t>
+        <w:t xml:space="preserve">Figure </w:t>
       </w:r>
       <w:r>
         <w:rPr>
@@ -21496,8 +21585,8 @@
           <w:lang w:val="vi-VN"/>
         </w:rPr>
       </w:pPr>
-      <w:bookmarkStart w:id="70" w:name="_Toc223974292"/>
-      <w:bookmarkStart w:id="71" w:name="_Ref223992465"/>
+      <w:bookmarkStart w:id="70" w:name="_Ref223992465"/>
+      <w:bookmarkStart w:id="71" w:name="_Toc223974292"/>
       <w:r>
         <w:rPr>
           <w:sz w:val="24"/>
@@ -21584,7 +21673,7 @@
         </w:rPr>
         <w:fldChar w:fldCharType="end"/>
       </w:r>
-      <w:bookmarkEnd w:id="71"/>
+      <w:bookmarkEnd w:id="70"/>
       <w:r>
         <w:rPr>
           <w:sz w:val="24"/>
@@ -21609,7 +21698,7 @@
         </w:rPr>
         <w:t>naturaldesign benchmark dataset</w:t>
       </w:r>
-      <w:bookmarkEnd w:id="70"/>
+      <w:bookmarkEnd w:id="71"/>
     </w:p>
     <w:p>
       <w:pPr>
@@ -22027,8 +22116,8 @@
           <w:lang w:val="en-US"/>
         </w:rPr>
       </w:pPr>
-      <w:bookmarkStart w:id="73" w:name="_Toc223974293"/>
-      <w:bookmarkStart w:id="74" w:name="_Ref223998026"/>
+      <w:bookmarkStart w:id="73" w:name="_Ref223998026"/>
+      <w:bookmarkStart w:id="74" w:name="_Toc223974293"/>
       <w:r>
         <w:rPr>
           <w:sz w:val="24"/>
@@ -22115,7 +22204,7 @@
         </w:rPr>
         <w:fldChar w:fldCharType="end"/>
       </w:r>
-      <w:bookmarkEnd w:id="74"/>
+      <w:bookmarkEnd w:id="73"/>
       <w:r>
         <w:rPr>
           <w:sz w:val="24"/>
@@ -22146,7 +22235,7 @@
         </w:rPr>
         <w:t xml:space="preserve"> benchmark dataset</w:t>
       </w:r>
-      <w:bookmarkEnd w:id="73"/>
+      <w:bookmarkEnd w:id="74"/>
     </w:p>
     <w:p>
       <w:pPr>
@@ -22386,10 +22475,256 @@
     </w:p>
     <w:p>
       <w:pPr>
-        <w:rPr>
-          <w:lang w:val="en-US"/>
-        </w:rPr>
-      </w:pPr>
+        <w:spacing w:line="360" w:lineRule="auto"/>
+        <w:jc w:val="both"/>
+        <w:rPr>
+          <w:lang w:val="vi-VN"/>
+        </w:rPr>
+      </w:pPr>
+      <w:r>
+        <w:rPr>
+          <w:lang w:val="en-US"/>
+        </w:rPr>
+        <w:t>Since</w:t>
+      </w:r>
+      <w:r>
+        <w:rPr>
+          <w:lang w:val="en-US"/>
+        </w:rPr>
+        <w:t xml:space="preserve"> the TCT model is the combination of the CRT model and the </w:t>
+      </w:r>
+      <w:proofErr w:type="spellStart"/>
+      <w:r>
+        <w:rPr>
+          <w:lang w:val="en-US"/>
+        </w:rPr>
+        <w:t>ViT</w:t>
+      </w:r>
+      <w:proofErr w:type="spellEnd"/>
+      <w:r>
+        <w:rPr>
+          <w:lang w:val="en-US"/>
+        </w:rPr>
+        <w:t xml:space="preserve"> model, using the global modulation operation as a bridge to allow CRT’s attention output to participate in the attention generation process of the </w:t>
+      </w:r>
+      <w:proofErr w:type="spellStart"/>
+      <w:r>
+        <w:rPr>
+          <w:lang w:val="en-US"/>
+        </w:rPr>
+        <w:t>ViT</w:t>
+      </w:r>
+      <w:proofErr w:type="spellEnd"/>
+      <w:r>
+        <w:rPr>
+          <w:lang w:val="en-US"/>
+        </w:rPr>
+        <w:t xml:space="preserve"> model</w:t>
+      </w:r>
+      <w:r>
+        <w:rPr>
+          <w:lang w:val="vi-VN"/>
+        </w:rPr>
+        <w:t xml:space="preserve">, and each model is trained on a different dataset, it is difficult to </w:t>
+      </w:r>
+      <w:r>
+        <w:rPr>
+          <w:lang w:val="vi-VN"/>
+        </w:rPr>
+        <w:t xml:space="preserve">fundamentally and mathematically </w:t>
+      </w:r>
+      <w:r>
+        <w:rPr>
+          <w:lang w:val="vi-VN"/>
+        </w:rPr>
+        <w:t>explain why this approach works, as the global modulation of the CRT attention interferes with the process of generating attention in the intermediary encoding layer of the ViT model.</w:t>
+      </w:r>
+      <w:r>
+        <w:rPr>
+          <w:lang w:val="vi-VN"/>
+        </w:rPr>
+        <w:t xml:space="preserve"> </w:t>
+      </w:r>
+      <w:r>
+        <w:rPr>
+          <w:lang w:val="vi-VN"/>
+        </w:rPr>
+        <w:t>Moreover, t</w:t>
+      </w:r>
+      <w:r>
+        <w:rPr>
+          <w:lang w:val="vi-VN"/>
+        </w:rPr>
+        <w:t xml:space="preserve">he selected encoder </w:t>
+      </w:r>
+      <w:r>
+        <w:rPr>
+          <w:lang w:val="vi-VN"/>
+        </w:rPr>
+        <w:t xml:space="preserve">layer </w:t>
+      </w:r>
+      <w:r>
+        <w:rPr>
+          <w:lang w:val="vi-VN"/>
+        </w:rPr>
+        <w:t xml:space="preserve">from the ViT model for the global modulation process, and </w:t>
+      </w:r>
+      <w:r>
+        <w:rPr>
+          <w:lang w:val="vi-VN"/>
+        </w:rPr>
+        <w:t>the number of last n layers for local modulation inside the ViT model</w:t>
+      </w:r>
+      <w:r>
+        <w:rPr>
+          <w:lang w:val="vi-VN"/>
+        </w:rPr>
+        <w:t xml:space="preserve"> are chosen through an iterati</w:t>
+      </w:r>
+      <w:r>
+        <w:rPr>
+          <w:lang w:val="vi-VN"/>
+        </w:rPr>
+        <w:t>ve</w:t>
+      </w:r>
+      <w:r>
+        <w:rPr>
+          <w:lang w:val="vi-VN"/>
+        </w:rPr>
+        <w:t xml:space="preserve"> process rather than </w:t>
+      </w:r>
+      <w:r>
+        <w:rPr>
+          <w:lang w:val="vi-VN"/>
+        </w:rPr>
+        <w:t xml:space="preserve">being </w:t>
+      </w:r>
+      <w:r>
+        <w:rPr>
+          <w:lang w:val="vi-VN"/>
+        </w:rPr>
+        <w:t>mathematically proven</w:t>
+      </w:r>
+      <w:r>
+        <w:rPr>
+          <w:lang w:val="vi-VN"/>
+        </w:rPr>
+        <w:t xml:space="preserve">. Those ambiguities require </w:t>
+      </w:r>
+      <w:r>
+        <w:rPr>
+          <w:kern w:val="0"/>
+          <w:lang w:val="vi-VN"/>
+          <w14:ligatures w14:val="none"/>
+        </w:rPr>
+        <w:t xml:space="preserve">further examination to determine the underlying reasons and the </w:t>
+      </w:r>
+      <w:r>
+        <w:rPr>
+          <w:kern w:val="0"/>
+          <w:lang w:val="vi-VN"/>
+          <w14:ligatures w14:val="none"/>
+        </w:rPr>
+        <w:t>relation</w:t>
+      </w:r>
+      <w:r>
+        <w:rPr>
+          <w:kern w:val="0"/>
+          <w:lang w:val="vi-VN"/>
+          <w14:ligatures w14:val="none"/>
+        </w:rPr>
+        <w:t xml:space="preserve"> </w:t>
+      </w:r>
+      <w:r>
+        <w:rPr>
+          <w:kern w:val="0"/>
+          <w:lang w:val="vi-VN"/>
+          <w14:ligatures w14:val="none"/>
+        </w:rPr>
+        <w:t>among</w:t>
+      </w:r>
+      <w:r>
+        <w:rPr>
+          <w:lang w:val="vi-VN"/>
+        </w:rPr>
+        <w:t xml:space="preserve"> the </w:t>
+      </w:r>
+      <w:r>
+        <w:rPr>
+          <w:i/>
+          <w:iCs/>
+          <w:lang w:val="vi-VN"/>
+        </w:rPr>
+        <w:t>attention output from the i</w:t>
+      </w:r>
+      <w:r>
+        <w:rPr>
+          <w:i/>
+          <w:iCs/>
+          <w:vertAlign w:val="superscript"/>
+          <w:lang w:val="vi-VN"/>
+        </w:rPr>
+        <w:t>th</w:t>
+      </w:r>
+      <w:r>
+        <w:rPr>
+          <w:i/>
+          <w:iCs/>
+          <w:lang w:val="vi-VN"/>
+        </w:rPr>
+        <w:t xml:space="preserve"> layer of the CRT model</w:t>
+      </w:r>
+      <w:r>
+        <w:rPr>
+          <w:lang w:val="vi-VN"/>
+        </w:rPr>
+        <w:t xml:space="preserve">, </w:t>
+      </w:r>
+      <w:r>
+        <w:rPr>
+          <w:i/>
+          <w:iCs/>
+          <w:lang w:val="vi-VN"/>
+        </w:rPr>
+        <w:t>the selected j</w:t>
+      </w:r>
+      <w:r>
+        <w:rPr>
+          <w:i/>
+          <w:iCs/>
+          <w:vertAlign w:val="superscript"/>
+          <w:lang w:val="vi-VN"/>
+        </w:rPr>
+        <w:t>th</w:t>
+      </w:r>
+      <w:r>
+        <w:rPr>
+          <w:i/>
+          <w:iCs/>
+          <w:lang w:val="vi-VN"/>
+        </w:rPr>
+        <w:t xml:space="preserve"> Encoding layer of the ViT model</w:t>
+      </w:r>
+      <w:r>
+        <w:rPr>
+          <w:lang w:val="vi-VN"/>
+        </w:rPr>
+        <w:t xml:space="preserve">, and </w:t>
+      </w:r>
+      <w:r>
+        <w:rPr>
+          <w:i/>
+          <w:iCs/>
+          <w:lang w:val="vi-VN"/>
+        </w:rPr>
+        <w:t>the last n encoding layers for local modulation in the ViT model</w:t>
+      </w:r>
+      <w:r>
+        <w:rPr>
+          <w:lang w:val="vi-VN"/>
+        </w:rPr>
+        <w:t>.</w:t>
+      </w:r>
     </w:p>
     <w:p>
       <w:pPr>
@@ -22514,12 +22849,21 @@
         </w:rPr>
         <w:fldChar w:fldCharType="separate"/>
       </w:r>
+      <w:proofErr w:type="spellStart"/>
       <w:r>
         <w:rPr>
           <w:rFonts w:cs="Times New Roman"/>
           <w:lang w:val="en-GB"/>
         </w:rPr>
-        <w:t xml:space="preserve">Bomatter, P., Zhang, M., Karev, D., Madan, S., Tseng, C., &amp; Kreiman, G. (2021). When Pigs Fly: Contextual Reasoning in Synthetic and Natural Scenes. </w:t>
+        <w:t>Bomatter</w:t>
+      </w:r>
+      <w:proofErr w:type="spellEnd"/>
+      <w:r>
+        <w:rPr>
+          <w:rFonts w:cs="Times New Roman"/>
+          <w:lang w:val="en-GB"/>
+        </w:rPr>
+        <w:t xml:space="preserve">, P., Zhang, M., Karev, D., Madan, S., Tseng, C., &amp; Kreiman, G. (2021). When Pigs Fly: Contextual Reasoning in Synthetic and Natural Scenes. </w:t>
       </w:r>
       <w:r>
         <w:rPr>
@@ -22528,30 +22872,7 @@
           <w:iCs/>
           <w:lang w:val="en-GB"/>
         </w:rPr>
-        <w:t>2021 IEEE/CVF International Conference on Computer Vision (ICCV)</w:t>
-      </w:r>
-      <w:r>
-        <w:rPr>
-          <w:rFonts w:cs="Times New Roman"/>
-          <w:lang w:val="en-GB"/>
-        </w:rPr>
-        <w:t>, 255–264. https://doi.org/10.1109/ICCV48922.2021.00032</w:t>
-      </w:r>
-    </w:p>
-    <w:p>
-      <w:pPr>
-        <w:pStyle w:val="Bibliography"/>
-        <w:rPr>
-          <w:rFonts w:cs="Times New Roman"/>
-          <w:lang w:val="en-GB"/>
-        </w:rPr>
-      </w:pPr>
-      <w:r>
-        <w:rPr>
-          <w:rFonts w:cs="Times New Roman"/>
-          <w:lang w:val="en-GB"/>
-        </w:rPr>
-        <w:t xml:space="preserve">Chun, M. M., &amp; Jiang, Y. (1998). Contextual Cueing: Implicit Learning and Memory of Visual Context Guides Spatial Attention. </w:t>
+        <w:t xml:space="preserve">2021 </w:t>
       </w:r>
       <w:r>
         <w:rPr>
@@ -22560,14 +22881,31 @@
           <w:iCs/>
           <w:lang w:val="en-GB"/>
         </w:rPr>
-        <w:t>Cognitive Psychology</w:t>
+        <w:lastRenderedPageBreak/>
+        <w:t>IEEE/CVF International Conference on Computer Vision (ICCV)</w:t>
       </w:r>
       <w:r>
         <w:rPr>
           <w:rFonts w:cs="Times New Roman"/>
           <w:lang w:val="en-GB"/>
         </w:rPr>
-        <w:t xml:space="preserve">, </w:t>
+        <w:t>, 255–264. https://doi.org/10.1109/ICCV48922.2021.00032</w:t>
+      </w:r>
+    </w:p>
+    <w:p>
+      <w:pPr>
+        <w:pStyle w:val="Bibliography"/>
+        <w:rPr>
+          <w:rFonts w:cs="Times New Roman"/>
+          <w:lang w:val="en-GB"/>
+        </w:rPr>
+      </w:pPr>
+      <w:r>
+        <w:rPr>
+          <w:rFonts w:cs="Times New Roman"/>
+          <w:lang w:val="en-GB"/>
+        </w:rPr>
+        <w:t xml:space="preserve">Chun, M. M., &amp; Jiang, Y. (1998). Contextual Cueing: Implicit Learning and Memory of Visual Context Guides Spatial Attention. </w:t>
       </w:r>
       <w:r>
         <w:rPr>
@@ -22576,30 +22914,14 @@
           <w:iCs/>
           <w:lang w:val="en-GB"/>
         </w:rPr>
-        <w:t>36</w:t>
+        <w:t>Cognitive Psychology</w:t>
       </w:r>
       <w:r>
         <w:rPr>
           <w:rFonts w:cs="Times New Roman"/>
           <w:lang w:val="en-GB"/>
         </w:rPr>
-        <w:t>(1), 28–71. https://doi.org/10.1006/cogp.1998.0681</w:t>
-      </w:r>
-    </w:p>
-    <w:p>
-      <w:pPr>
-        <w:pStyle w:val="Bibliography"/>
-        <w:rPr>
-          <w:rFonts w:cs="Times New Roman"/>
-          <w:lang w:val="en-GB"/>
-        </w:rPr>
-      </w:pPr>
-      <w:r>
-        <w:rPr>
-          <w:rFonts w:cs="Times New Roman"/>
-          <w:lang w:val="en-GB"/>
-        </w:rPr>
-        <w:t xml:space="preserve">Dosovitskiy, A., Beyer, L., Kolesnikov, A., Weissenborn, D., Zhai, X., Unterthiner, T., Dehghani, M., Minderer, M., Heigold, G., Gelly, S., Uszkoreit, J., &amp; Houlsby, N. (2021). </w:t>
+        <w:t xml:space="preserve">, </w:t>
       </w:r>
       <w:r>
         <w:rPr>
@@ -22608,7 +22930,110 @@
           <w:iCs/>
           <w:lang w:val="en-GB"/>
         </w:rPr>
-        <w:t xml:space="preserve">An Image is Worth 16x16 Words: Transformers for Image </w:t>
+        <w:t>36</w:t>
+      </w:r>
+      <w:r>
+        <w:rPr>
+          <w:rFonts w:cs="Times New Roman"/>
+          <w:lang w:val="en-GB"/>
+        </w:rPr>
+        <w:t>(1), 28–71. https://doi.org/10.1006/cogp.1998.0681</w:t>
+      </w:r>
+    </w:p>
+    <w:p>
+      <w:pPr>
+        <w:pStyle w:val="Bibliography"/>
+        <w:rPr>
+          <w:rFonts w:cs="Times New Roman"/>
+          <w:lang w:val="en-GB"/>
+        </w:rPr>
+      </w:pPr>
+      <w:r>
+        <w:rPr>
+          <w:rFonts w:cs="Times New Roman"/>
+          <w:lang w:val="en-GB"/>
+        </w:rPr>
+        <w:t xml:space="preserve">Dosovitskiy, A., Beyer, L., Kolesnikov, A., Weissenborn, D., Zhai, X., </w:t>
+      </w:r>
+      <w:proofErr w:type="spellStart"/>
+      <w:r>
+        <w:rPr>
+          <w:rFonts w:cs="Times New Roman"/>
+          <w:lang w:val="en-GB"/>
+        </w:rPr>
+        <w:t>Unterthiner</w:t>
+      </w:r>
+      <w:proofErr w:type="spellEnd"/>
+      <w:r>
+        <w:rPr>
+          <w:rFonts w:cs="Times New Roman"/>
+          <w:lang w:val="en-GB"/>
+        </w:rPr>
+        <w:t xml:space="preserve">, T., Dehghani, M., </w:t>
+      </w:r>
+      <w:proofErr w:type="spellStart"/>
+      <w:r>
+        <w:rPr>
+          <w:rFonts w:cs="Times New Roman"/>
+          <w:lang w:val="en-GB"/>
+        </w:rPr>
+        <w:t>Minderer</w:t>
+      </w:r>
+      <w:proofErr w:type="spellEnd"/>
+      <w:r>
+        <w:rPr>
+          <w:rFonts w:cs="Times New Roman"/>
+          <w:lang w:val="en-GB"/>
+        </w:rPr>
+        <w:t xml:space="preserve">, M., </w:t>
+      </w:r>
+      <w:proofErr w:type="spellStart"/>
+      <w:r>
+        <w:rPr>
+          <w:rFonts w:cs="Times New Roman"/>
+          <w:lang w:val="en-GB"/>
+        </w:rPr>
+        <w:t>Heigold</w:t>
+      </w:r>
+      <w:proofErr w:type="spellEnd"/>
+      <w:r>
+        <w:rPr>
+          <w:rFonts w:cs="Times New Roman"/>
+          <w:lang w:val="en-GB"/>
+        </w:rPr>
+        <w:t xml:space="preserve">, G., Gelly, S., </w:t>
+      </w:r>
+      <w:proofErr w:type="spellStart"/>
+      <w:r>
+        <w:rPr>
+          <w:rFonts w:cs="Times New Roman"/>
+          <w:lang w:val="en-GB"/>
+        </w:rPr>
+        <w:t>Uszkoreit</w:t>
+      </w:r>
+      <w:proofErr w:type="spellEnd"/>
+      <w:r>
+        <w:rPr>
+          <w:rFonts w:cs="Times New Roman"/>
+          <w:lang w:val="en-GB"/>
+        </w:rPr>
+        <w:t xml:space="preserve">, J., &amp; </w:t>
+      </w:r>
+      <w:proofErr w:type="spellStart"/>
+      <w:r>
+        <w:rPr>
+          <w:rFonts w:cs="Times New Roman"/>
+          <w:lang w:val="en-GB"/>
+        </w:rPr>
+        <w:t>Houlsby</w:t>
+      </w:r>
+      <w:proofErr w:type="spellEnd"/>
+      <w:r>
+        <w:rPr>
+          <w:rFonts w:cs="Times New Roman"/>
+          <w:lang w:val="en-GB"/>
+        </w:rPr>
+        <w:t xml:space="preserve">, N. (2021). </w:t>
       </w:r>
       <w:r>
         <w:rPr>
@@ -22617,31 +23042,94 @@
           <w:iCs/>
           <w:lang w:val="en-GB"/>
         </w:rPr>
-        <w:lastRenderedPageBreak/>
-        <w:t>Recognition at Scale</w:t>
+        <w:t>An Image is Worth 16x16 Words: Transformers for Image Recognition at Scale</w:t>
       </w:r>
       <w:r>
         <w:rPr>
           <w:rFonts w:cs="Times New Roman"/>
           <w:lang w:val="en-GB"/>
         </w:rPr>
-        <w:t xml:space="preserve"> (arXiv:2010.11929). arXiv. https://doi.org/10.48550/arXiv.2010.11929</w:t>
-      </w:r>
-    </w:p>
-    <w:p>
-      <w:pPr>
-        <w:pStyle w:val="Bibliography"/>
+        <w:t xml:space="preserve"> (arXiv:2010.11929). </w:t>
+      </w:r>
+      <w:proofErr w:type="spellStart"/>
+      <w:r>
         <w:rPr>
           <w:rFonts w:cs="Times New Roman"/>
           <w:lang w:val="en-GB"/>
         </w:rPr>
-      </w:pPr>
+        <w:t>arXiv</w:t>
+      </w:r>
+      <w:proofErr w:type="spellEnd"/>
       <w:r>
         <w:rPr>
           <w:rFonts w:cs="Times New Roman"/>
           <w:lang w:val="en-GB"/>
         </w:rPr>
-        <w:t xml:space="preserve">Lin, T.-Y., Maire, M., Belongie, S., Bourdev, L., Girshick, R., Hays, J., Perona, P., Ramanan, D., Zitnick, C. L., &amp; Dollár, P. (2015). </w:t>
+        <w:t>. https://doi.org/10.48550/arXiv.2010.11929</w:t>
+      </w:r>
+    </w:p>
+    <w:p>
+      <w:pPr>
+        <w:pStyle w:val="Bibliography"/>
+        <w:rPr>
+          <w:rFonts w:cs="Times New Roman"/>
+          <w:lang w:val="en-GB"/>
+        </w:rPr>
+      </w:pPr>
+      <w:r>
+        <w:rPr>
+          <w:rFonts w:cs="Times New Roman"/>
+          <w:lang w:val="en-GB"/>
+        </w:rPr>
+        <w:t xml:space="preserve">Lin, T.-Y., Maire, M., Belongie, S., Bourdev, L., </w:t>
+      </w:r>
+      <w:proofErr w:type="spellStart"/>
+      <w:r>
+        <w:rPr>
+          <w:rFonts w:cs="Times New Roman"/>
+          <w:lang w:val="en-GB"/>
+        </w:rPr>
+        <w:t>Girshick</w:t>
+      </w:r>
+      <w:proofErr w:type="spellEnd"/>
+      <w:r>
+        <w:rPr>
+          <w:rFonts w:cs="Times New Roman"/>
+          <w:lang w:val="en-GB"/>
+        </w:rPr>
+        <w:t xml:space="preserve">, R., Hays, J., Perona, P., Ramanan, D., </w:t>
+      </w:r>
+      <w:proofErr w:type="spellStart"/>
+      <w:r>
+        <w:rPr>
+          <w:rFonts w:cs="Times New Roman"/>
+          <w:lang w:val="en-GB"/>
+        </w:rPr>
+        <w:t>Zitnick</w:t>
+      </w:r>
+      <w:proofErr w:type="spellEnd"/>
+      <w:r>
+        <w:rPr>
+          <w:rFonts w:cs="Times New Roman"/>
+          <w:lang w:val="en-GB"/>
+        </w:rPr>
+        <w:t xml:space="preserve">, C. L., &amp; </w:t>
+      </w:r>
+      <w:proofErr w:type="spellStart"/>
+      <w:r>
+        <w:rPr>
+          <w:rFonts w:cs="Times New Roman"/>
+          <w:lang w:val="en-GB"/>
+        </w:rPr>
+        <w:t>Dollár</w:t>
+      </w:r>
+      <w:proofErr w:type="spellEnd"/>
+      <w:r>
+        <w:rPr>
+          <w:rFonts w:cs="Times New Roman"/>
+          <w:lang w:val="en-GB"/>
+        </w:rPr>
+        <w:t xml:space="preserve">, P. (2015). </w:t>
       </w:r>
       <w:r>
         <w:rPr>
@@ -22657,24 +23145,50 @@
           <w:rFonts w:cs="Times New Roman"/>
           <w:lang w:val="en-GB"/>
         </w:rPr>
-        <w:t xml:space="preserve"> (arXiv:1405.0312). arXiv. https://doi.org/10.48550/arXiv.1405.0312</w:t>
-      </w:r>
-    </w:p>
-    <w:p>
-      <w:pPr>
-        <w:pStyle w:val="Bibliography"/>
+        <w:t xml:space="preserve"> (arXiv:1405.0312). </w:t>
+      </w:r>
+      <w:proofErr w:type="spellStart"/>
+      <w:r>
         <w:rPr>
           <w:rFonts w:cs="Times New Roman"/>
           <w:lang w:val="en-GB"/>
         </w:rPr>
-      </w:pPr>
+        <w:t>arXiv</w:t>
+      </w:r>
+      <w:proofErr w:type="spellEnd"/>
       <w:r>
         <w:rPr>
           <w:rFonts w:cs="Times New Roman"/>
           <w:lang w:val="en-GB"/>
         </w:rPr>
-        <w:t xml:space="preserve">Öhlschläger, S., &amp; Võ, M. L.-H. (2017). SCEGRAM: An image database for semantic and syntactic inconsistencies in scenes. </w:t>
-      </w:r>
+        <w:t>. https://doi.org/10.48550/arXiv.1405.0312</w:t>
+      </w:r>
+    </w:p>
+    <w:p>
+      <w:pPr>
+        <w:pStyle w:val="Bibliography"/>
+        <w:rPr>
+          <w:rFonts w:cs="Times New Roman"/>
+          <w:lang w:val="en-GB"/>
+        </w:rPr>
+      </w:pPr>
+      <w:proofErr w:type="spellStart"/>
+      <w:r>
+        <w:rPr>
+          <w:rFonts w:cs="Times New Roman"/>
+          <w:lang w:val="en-GB"/>
+        </w:rPr>
+        <w:t>Öhlschläger</w:t>
+      </w:r>
+      <w:proofErr w:type="spellEnd"/>
+      <w:r>
+        <w:rPr>
+          <w:rFonts w:cs="Times New Roman"/>
+          <w:lang w:val="en-GB"/>
+        </w:rPr>
+        <w:t xml:space="preserve">, S., &amp; Võ, M. L.-H. (2017). SCEGRAM: An image database for semantic and syntactic inconsistencies in scenes. </w:t>
+      </w:r>
+      <w:proofErr w:type="spellStart"/>
       <w:r>
         <w:rPr>
           <w:rFonts w:cs="Times New Roman"/>
@@ -22682,15 +23196,9 @@
           <w:iCs/>
           <w:lang w:val="en-GB"/>
         </w:rPr>
-        <w:t>Behavior Research Methods</w:t>
-      </w:r>
-      <w:r>
-        <w:rPr>
-          <w:rFonts w:cs="Times New Roman"/>
-          <w:lang w:val="en-GB"/>
-        </w:rPr>
-        <w:t xml:space="preserve">, </w:t>
-      </w:r>
+        <w:t>Behavior</w:t>
+      </w:r>
+      <w:proofErr w:type="spellEnd"/>
       <w:r>
         <w:rPr>
           <w:rFonts w:cs="Times New Roman"/>
@@ -22698,30 +23206,14 @@
           <w:iCs/>
           <w:lang w:val="en-GB"/>
         </w:rPr>
-        <w:t>49</w:t>
+        <w:t xml:space="preserve"> Research Methods</w:t>
       </w:r>
       <w:r>
         <w:rPr>
           <w:rFonts w:cs="Times New Roman"/>
           <w:lang w:val="en-GB"/>
         </w:rPr>
-        <w:t>(5), 1780–1791. https://doi.org/10.3758/s13428-016-0820-3</w:t>
-      </w:r>
-    </w:p>
-    <w:p>
-      <w:pPr>
-        <w:pStyle w:val="Bibliography"/>
-        <w:rPr>
-          <w:rFonts w:cs="Times New Roman"/>
-          <w:lang w:val="en-GB"/>
-        </w:rPr>
-      </w:pPr>
-      <w:r>
-        <w:rPr>
-          <w:rFonts w:cs="Times New Roman"/>
-          <w:lang w:val="en-GB"/>
-        </w:rPr>
-        <w:t xml:space="preserve">Posner, M. I. (1980). Orienting of Attention. </w:t>
+        <w:t xml:space="preserve">, </w:t>
       </w:r>
       <w:r>
         <w:rPr>
@@ -22730,14 +23222,30 @@
           <w:iCs/>
           <w:lang w:val="en-GB"/>
         </w:rPr>
-        <w:t>Quarterly Journal of Experimental Psychology</w:t>
+        <w:t>49</w:t>
       </w:r>
       <w:r>
         <w:rPr>
           <w:rFonts w:cs="Times New Roman"/>
           <w:lang w:val="en-GB"/>
         </w:rPr>
-        <w:t xml:space="preserve">, </w:t>
+        <w:t>(5), 1780–1791. https://doi.org/10.3758/s13428-016-0820-3</w:t>
+      </w:r>
+    </w:p>
+    <w:p>
+      <w:pPr>
+        <w:pStyle w:val="Bibliography"/>
+        <w:rPr>
+          <w:rFonts w:cs="Times New Roman"/>
+          <w:lang w:val="en-GB"/>
+        </w:rPr>
+      </w:pPr>
+      <w:r>
+        <w:rPr>
+          <w:rFonts w:cs="Times New Roman"/>
+          <w:lang w:val="en-GB"/>
+        </w:rPr>
+        <w:t xml:space="preserve">Posner, M. I. (1980). Orienting of Attention. </w:t>
       </w:r>
       <w:r>
         <w:rPr>
@@ -22746,30 +23254,14 @@
           <w:iCs/>
           <w:lang w:val="en-GB"/>
         </w:rPr>
-        <w:t>32</w:t>
+        <w:t>Quarterly Journal of Experimental Psychology</w:t>
       </w:r>
       <w:r>
         <w:rPr>
           <w:rFonts w:cs="Times New Roman"/>
           <w:lang w:val="en-GB"/>
         </w:rPr>
-        <w:t>(1), 3–25. https://doi.org/10.1080/00335558008248231</w:t>
-      </w:r>
-    </w:p>
-    <w:p>
-      <w:pPr>
-        <w:pStyle w:val="Bibliography"/>
-        <w:rPr>
-          <w:rFonts w:cs="Times New Roman"/>
-          <w:lang w:val="en-GB"/>
-        </w:rPr>
-      </w:pPr>
-      <w:r>
-        <w:rPr>
-          <w:rFonts w:cs="Times New Roman"/>
-          <w:lang w:val="en-GB"/>
-        </w:rPr>
-        <w:t xml:space="preserve">Posner, M. I., &amp; Cohen, Y. (1984). Components of Visual Orienting. In H. Bouma &amp; D. G. Bouwhuis (Eds.), </w:t>
+        <w:t xml:space="preserve">, </w:t>
       </w:r>
       <w:r>
         <w:rPr>
@@ -22778,14 +23270,14 @@
           <w:iCs/>
           <w:lang w:val="en-GB"/>
         </w:rPr>
-        <w:t>Attention and Performance X</w:t>
+        <w:t>32</w:t>
       </w:r>
       <w:r>
         <w:rPr>
           <w:rFonts w:cs="Times New Roman"/>
           <w:lang w:val="en-GB"/>
         </w:rPr>
-        <w:t xml:space="preserve"> (pp. 531–556). Lawrence Erlbaum Associates.</w:t>
+        <w:t>(1), 3–25. https://doi.org/10.1080/00335558008248231</w:t>
       </w:r>
     </w:p>
     <w:p>
@@ -22801,7 +23293,7 @@
           <w:rFonts w:cs="Times New Roman"/>
           <w:lang w:val="en-GB"/>
         </w:rPr>
-        <w:t xml:space="preserve">Simonyan, K., &amp; Zisserman, A. (2014). </w:t>
+        <w:t xml:space="preserve">Posner, M. I., &amp; Cohen, Y. (1984). Components of Visual Orienting. In H. Bouma &amp; D. G. Bouwhuis (Eds.), </w:t>
       </w:r>
       <w:r>
         <w:rPr>
@@ -22810,14 +23302,14 @@
           <w:iCs/>
           <w:lang w:val="en-GB"/>
         </w:rPr>
-        <w:t>Very Deep Convolutional Networks for Large-Scale Image Recognition</w:t>
+        <w:t>Attention and Performance X</w:t>
       </w:r>
       <w:r>
         <w:rPr>
           <w:rFonts w:cs="Times New Roman"/>
           <w:lang w:val="en-GB"/>
         </w:rPr>
-        <w:t xml:space="preserve"> (Version 6). arXiv. https://doi.org/10.48550/ARXIV.1409.1556</w:t>
+        <w:t xml:space="preserve"> (pp. 531–556). Lawrence Erlbaum Associates.</w:t>
       </w:r>
     </w:p>
     <w:p>
@@ -22833,7 +23325,8 @@
           <w:rFonts w:cs="Times New Roman"/>
           <w:lang w:val="en-GB"/>
         </w:rPr>
-        <w:t xml:space="preserve">Treisman, A. M., &amp; Gelade, G. (1980). A feature-integration theory of attention. </w:t>
+        <w:lastRenderedPageBreak/>
+        <w:t xml:space="preserve">Simonyan, K., &amp; Zisserman, A. (2014). </w:t>
       </w:r>
       <w:r>
         <w:rPr>
@@ -22842,14 +23335,62 @@
           <w:iCs/>
           <w:lang w:val="en-GB"/>
         </w:rPr>
-        <w:t>Cognitive Psychology</w:t>
+        <w:t>Very Deep Convolutional Networks for Large-Scale Image Recognition</w:t>
       </w:r>
       <w:r>
         <w:rPr>
           <w:rFonts w:cs="Times New Roman"/>
           <w:lang w:val="en-GB"/>
         </w:rPr>
-        <w:t xml:space="preserve">, </w:t>
+        <w:t xml:space="preserve"> (Version 6). </w:t>
+      </w:r>
+      <w:proofErr w:type="spellStart"/>
+      <w:r>
+        <w:rPr>
+          <w:rFonts w:cs="Times New Roman"/>
+          <w:lang w:val="en-GB"/>
+        </w:rPr>
+        <w:t>arXiv</w:t>
+      </w:r>
+      <w:proofErr w:type="spellEnd"/>
+      <w:r>
+        <w:rPr>
+          <w:rFonts w:cs="Times New Roman"/>
+          <w:lang w:val="en-GB"/>
+        </w:rPr>
+        <w:t>. https://doi.org/10.48550/ARXIV.1409.1556</w:t>
+      </w:r>
+    </w:p>
+    <w:p>
+      <w:pPr>
+        <w:pStyle w:val="Bibliography"/>
+        <w:rPr>
+          <w:rFonts w:cs="Times New Roman"/>
+          <w:lang w:val="en-GB"/>
+        </w:rPr>
+      </w:pPr>
+      <w:r>
+        <w:rPr>
+          <w:rFonts w:cs="Times New Roman"/>
+          <w:lang w:val="en-GB"/>
+        </w:rPr>
+        <w:t xml:space="preserve">Treisman, A. M., &amp; </w:t>
+      </w:r>
+      <w:proofErr w:type="spellStart"/>
+      <w:r>
+        <w:rPr>
+          <w:rFonts w:cs="Times New Roman"/>
+          <w:lang w:val="en-GB"/>
+        </w:rPr>
+        <w:t>Gelade</w:t>
+      </w:r>
+      <w:proofErr w:type="spellEnd"/>
+      <w:r>
+        <w:rPr>
+          <w:rFonts w:cs="Times New Roman"/>
+          <w:lang w:val="en-GB"/>
+        </w:rPr>
+        <w:t xml:space="preserve">, G. (1980). A feature-integration theory of attention. </w:t>
       </w:r>
       <w:r>
         <w:rPr>
@@ -22858,30 +23399,14 @@
           <w:iCs/>
           <w:lang w:val="en-GB"/>
         </w:rPr>
-        <w:t>12</w:t>
+        <w:t>Cognitive Psychology</w:t>
       </w:r>
       <w:r>
         <w:rPr>
           <w:rFonts w:cs="Times New Roman"/>
           <w:lang w:val="en-GB"/>
         </w:rPr>
-        <w:t>(1), 97–136. https://doi.org/10.1016/0010-0285(80)90005-5</w:t>
-      </w:r>
-    </w:p>
-    <w:p>
-      <w:pPr>
-        <w:pStyle w:val="Bibliography"/>
-        <w:rPr>
-          <w:rFonts w:cs="Times New Roman"/>
-          <w:lang w:val="en-GB"/>
-        </w:rPr>
-      </w:pPr>
-      <w:r>
-        <w:rPr>
-          <w:rFonts w:cs="Times New Roman"/>
-          <w:lang w:val="en-GB"/>
-        </w:rPr>
-        <w:t xml:space="preserve">Vaswani, A., Shazeer, N., Parmar, N., Uszkoreit, J., Jones, L., Gomez, A. N., Kaiser, L., &amp; Polosukhin, I. (2023). </w:t>
+        <w:t xml:space="preserve">, </w:t>
       </w:r>
       <w:r>
         <w:rPr>
@@ -22890,14 +23415,14 @@
           <w:iCs/>
           <w:lang w:val="en-GB"/>
         </w:rPr>
-        <w:t>Attention Is All You Need</w:t>
+        <w:t>12</w:t>
       </w:r>
       <w:r>
         <w:rPr>
           <w:rFonts w:cs="Times New Roman"/>
           <w:lang w:val="en-GB"/>
         </w:rPr>
-        <w:t xml:space="preserve"> (arXiv:1706.03762). arXiv. https://doi.org/10.48550/arXiv.1706.03762</w:t>
+        <w:t>(1), 97–136. https://doi.org/10.1016/0010-0285(80)90005-5</w:t>
       </w:r>
     </w:p>
     <w:p>
@@ -22913,7 +23438,102 @@
           <w:rFonts w:cs="Times New Roman"/>
           <w:lang w:val="en-GB"/>
         </w:rPr>
-        <w:lastRenderedPageBreak/>
+        <w:t xml:space="preserve">Vaswani, A., </w:t>
+      </w:r>
+      <w:proofErr w:type="spellStart"/>
+      <w:r>
+        <w:rPr>
+          <w:rFonts w:cs="Times New Roman"/>
+          <w:lang w:val="en-GB"/>
+        </w:rPr>
+        <w:t>Shazeer</w:t>
+      </w:r>
+      <w:proofErr w:type="spellEnd"/>
+      <w:r>
+        <w:rPr>
+          <w:rFonts w:cs="Times New Roman"/>
+          <w:lang w:val="en-GB"/>
+        </w:rPr>
+        <w:t xml:space="preserve">, N., Parmar, N., </w:t>
+      </w:r>
+      <w:proofErr w:type="spellStart"/>
+      <w:r>
+        <w:rPr>
+          <w:rFonts w:cs="Times New Roman"/>
+          <w:lang w:val="en-GB"/>
+        </w:rPr>
+        <w:t>Uszkoreit</w:t>
+      </w:r>
+      <w:proofErr w:type="spellEnd"/>
+      <w:r>
+        <w:rPr>
+          <w:rFonts w:cs="Times New Roman"/>
+          <w:lang w:val="en-GB"/>
+        </w:rPr>
+        <w:t xml:space="preserve">, J., Jones, L., Gomez, A. N., Kaiser, L., &amp; </w:t>
+      </w:r>
+      <w:proofErr w:type="spellStart"/>
+      <w:r>
+        <w:rPr>
+          <w:rFonts w:cs="Times New Roman"/>
+          <w:lang w:val="en-GB"/>
+        </w:rPr>
+        <w:t>Polosukhin</w:t>
+      </w:r>
+      <w:proofErr w:type="spellEnd"/>
+      <w:r>
+        <w:rPr>
+          <w:rFonts w:cs="Times New Roman"/>
+          <w:lang w:val="en-GB"/>
+        </w:rPr>
+        <w:t xml:space="preserve">, I. (2023). </w:t>
+      </w:r>
+      <w:r>
+        <w:rPr>
+          <w:rFonts w:cs="Times New Roman"/>
+          <w:i/>
+          <w:iCs/>
+          <w:lang w:val="en-GB"/>
+        </w:rPr>
+        <w:t>Attention Is All You Need</w:t>
+      </w:r>
+      <w:r>
+        <w:rPr>
+          <w:rFonts w:cs="Times New Roman"/>
+          <w:lang w:val="en-GB"/>
+        </w:rPr>
+        <w:t xml:space="preserve"> (arXiv:1706.03762). </w:t>
+      </w:r>
+      <w:proofErr w:type="spellStart"/>
+      <w:r>
+        <w:rPr>
+          <w:rFonts w:cs="Times New Roman"/>
+          <w:lang w:val="en-GB"/>
+        </w:rPr>
+        <w:t>arXiv</w:t>
+      </w:r>
+      <w:proofErr w:type="spellEnd"/>
+      <w:r>
+        <w:rPr>
+          <w:rFonts w:cs="Times New Roman"/>
+          <w:lang w:val="en-GB"/>
+        </w:rPr>
+        <w:t>. https://doi.org/10.48550/arXiv.1706.03762</w:t>
+      </w:r>
+    </w:p>
+    <w:p>
+      <w:pPr>
+        <w:pStyle w:val="Bibliography"/>
+        <w:rPr>
+          <w:rFonts w:cs="Times New Roman"/>
+          <w:lang w:val="en-GB"/>
+        </w:rPr>
+      </w:pPr>
+      <w:r>
+        <w:rPr>
+          <w:rFonts w:cs="Times New Roman"/>
+          <w:lang w:val="en-GB"/>
+        </w:rPr>
         <w:t xml:space="preserve">Wolfe, J. M. (1994). Guided Search 2.0 A revised model of visual search. </w:t>
       </w:r>
       <w:r>

--- a/Final Report/Doc1.docx
+++ b/Final Report/Doc1.docx
@@ -17980,6 +17980,7 @@
       </w:pPr>
       <w:bookmarkStart w:id="53" w:name="_Toc223998430"/>
       <w:bookmarkStart w:id="54" w:name="_Hlk220285521"/>
+      <w:bookmarkStart w:id="55" w:name="_Ref224334786"/>
       <w:r>
         <w:t xml:space="preserve">Data Augmentation for training </w:t>
       </w:r>
@@ -17988,6 +17989,7 @@
         <w:t>CRTNet</w:t>
       </w:r>
       <w:bookmarkEnd w:id="53"/>
+      <w:bookmarkEnd w:id="55"/>
       <w:proofErr w:type="spellEnd"/>
     </w:p>
     <w:bookmarkEnd w:id="54"/>
@@ -18479,7 +18481,7 @@
       <w:pPr>
         <w:pStyle w:val="Heading2"/>
       </w:pPr>
-      <w:bookmarkStart w:id="55" w:name="_Toc223998431"/>
+      <w:bookmarkStart w:id="56" w:name="_Toc223998431"/>
       <w:r>
         <w:lastRenderedPageBreak/>
         <w:t xml:space="preserve">Testing </w:t>
@@ -18498,7 +18500,7 @@
       <w:r>
         <w:t>on No Context, No Target</w:t>
       </w:r>
-      <w:bookmarkEnd w:id="55"/>
+      <w:bookmarkEnd w:id="56"/>
     </w:p>
     <w:p>
       <w:pPr>
@@ -18546,7 +18548,7 @@
       <w:pPr>
         <w:pStyle w:val="Heading3"/>
       </w:pPr>
-      <w:bookmarkStart w:id="56" w:name="_Toc223998432"/>
+      <w:bookmarkStart w:id="57" w:name="_Toc223998432"/>
       <w:r>
         <w:t xml:space="preserve">Modified </w:t>
       </w:r>
@@ -18558,7 +18560,7 @@
       <w:r>
         <w:t xml:space="preserve"> with bounding box coordination as an input for positional encoding selection for the target</w:t>
       </w:r>
-      <w:bookmarkEnd w:id="56"/>
+      <w:bookmarkEnd w:id="57"/>
     </w:p>
     <w:p>
       <w:pPr>
@@ -19038,7 +19040,7 @@
           <w:lang w:val="en-US"/>
         </w:rPr>
       </w:pPr>
-      <w:bookmarkStart w:id="57" w:name="_Toc223909098"/>
+      <w:bookmarkStart w:id="58" w:name="_Toc223909098"/>
       <w:r>
         <w:rPr>
           <w:sz w:val="24"/>
@@ -19157,7 +19159,7 @@
         </w:rPr>
         <w:t>s</w:t>
       </w:r>
-      <w:bookmarkEnd w:id="57"/>
+      <w:bookmarkEnd w:id="58"/>
     </w:p>
     <w:p>
       <w:pPr>
@@ -19194,7 +19196,7 @@
           <w:lang w:val="vi-VN"/>
         </w:rPr>
       </w:pPr>
-      <w:bookmarkStart w:id="58" w:name="_Toc223998433"/>
+      <w:bookmarkStart w:id="59" w:name="_Toc223998433"/>
       <w:r>
         <w:lastRenderedPageBreak/>
         <w:t xml:space="preserve">Modified </w:t>
@@ -19207,7 +19209,7 @@
       <w:r>
         <w:t xml:space="preserve"> with positional encoding for the target image using the cross-attention mechanism</w:t>
       </w:r>
-      <w:bookmarkEnd w:id="58"/>
+      <w:bookmarkEnd w:id="59"/>
     </w:p>
     <w:p>
       <w:pPr>
@@ -19923,9 +19925,9 @@
           <w:lang w:val="en-US"/>
         </w:rPr>
       </w:pPr>
-      <w:bookmarkStart w:id="59" w:name="_Ref223875227"/>
-      <w:bookmarkStart w:id="60" w:name="_Ref223875218"/>
-      <w:bookmarkStart w:id="61" w:name="_Toc223909099"/>
+      <w:bookmarkStart w:id="60" w:name="_Ref223875227"/>
+      <w:bookmarkStart w:id="61" w:name="_Ref223875218"/>
+      <w:bookmarkStart w:id="62" w:name="_Toc223909099"/>
       <w:r>
         <w:rPr>
           <w:sz w:val="24"/>
@@ -20012,7 +20014,7 @@
         </w:rPr>
         <w:fldChar w:fldCharType="end"/>
       </w:r>
-      <w:bookmarkEnd w:id="59"/>
+      <w:bookmarkEnd w:id="60"/>
       <w:r>
         <w:rPr>
           <w:sz w:val="24"/>
@@ -20076,8 +20078,8 @@
         </w:rPr>
         <w:t>each epoch</w:t>
       </w:r>
-      <w:bookmarkEnd w:id="60"/>
       <w:bookmarkEnd w:id="61"/>
+      <w:bookmarkEnd w:id="62"/>
     </w:p>
     <w:p>
       <w:pPr>
@@ -20173,12 +20175,12 @@
       <w:pPr>
         <w:pStyle w:val="Heading2"/>
       </w:pPr>
-      <w:bookmarkStart w:id="62" w:name="_Toc223998434"/>
+      <w:bookmarkStart w:id="63" w:name="_Toc223998434"/>
       <w:r>
         <w:lastRenderedPageBreak/>
         <w:t>TCT model visual search performance on different benchmark datasets</w:t>
       </w:r>
-      <w:bookmarkEnd w:id="62"/>
+      <w:bookmarkEnd w:id="63"/>
     </w:p>
     <w:p>
       <w:pPr>
@@ -20313,11 +20315,11 @@
       <w:pPr>
         <w:pStyle w:val="Heading3"/>
       </w:pPr>
-      <w:bookmarkStart w:id="63" w:name="_Toc223998435"/>
+      <w:bookmarkStart w:id="64" w:name="_Toc223998435"/>
       <w:r>
         <w:t>COCO-Search18</w:t>
       </w:r>
-      <w:bookmarkEnd w:id="63"/>
+      <w:bookmarkEnd w:id="64"/>
     </w:p>
     <w:p>
       <w:pPr>
@@ -20610,8 +20612,8 @@
           <w:lang w:val="en-US"/>
         </w:rPr>
       </w:pPr>
-      <w:bookmarkStart w:id="64" w:name="_Ref223893715"/>
-      <w:bookmarkStart w:id="65" w:name="_Toc223974290"/>
+      <w:bookmarkStart w:id="65" w:name="_Ref223893715"/>
+      <w:bookmarkStart w:id="66" w:name="_Toc223974290"/>
       <w:r>
         <w:rPr>
           <w:sz w:val="24"/>
@@ -20698,7 +20700,7 @@
         </w:rPr>
         <w:fldChar w:fldCharType="end"/>
       </w:r>
-      <w:bookmarkEnd w:id="64"/>
+      <w:bookmarkEnd w:id="65"/>
       <w:r>
         <w:rPr>
           <w:sz w:val="24"/>
@@ -20707,18 +20709,18 @@
         </w:rPr>
         <w:t xml:space="preserve"> TCT visual search performance on COCO-Search18 benchmark dataset</w:t>
       </w:r>
-      <w:bookmarkEnd w:id="65"/>
+      <w:bookmarkEnd w:id="66"/>
     </w:p>
     <w:p>
       <w:pPr>
         <w:pStyle w:val="Heading3"/>
       </w:pPr>
-      <w:bookmarkStart w:id="66" w:name="_Toc223998436"/>
+      <w:bookmarkStart w:id="67" w:name="_Toc223998436"/>
       <w:r>
         <w:lastRenderedPageBreak/>
         <w:t>SCEGRAM</w:t>
       </w:r>
-      <w:bookmarkEnd w:id="66"/>
+      <w:bookmarkEnd w:id="67"/>
     </w:p>
     <w:p>
       <w:pPr>
@@ -21027,8 +21029,8 @@
           <w:lang w:val="vi-VN"/>
         </w:rPr>
       </w:pPr>
-      <w:bookmarkStart w:id="67" w:name="_Ref223873375"/>
-      <w:bookmarkStart w:id="68" w:name="_Toc223974291"/>
+      <w:bookmarkStart w:id="68" w:name="_Ref223873375"/>
+      <w:bookmarkStart w:id="69" w:name="_Toc223974291"/>
       <w:r>
         <w:rPr>
           <w:sz w:val="24"/>
@@ -21115,7 +21117,7 @@
         </w:rPr>
         <w:fldChar w:fldCharType="end"/>
       </w:r>
-      <w:bookmarkEnd w:id="67"/>
+      <w:bookmarkEnd w:id="68"/>
       <w:r>
         <w:rPr>
           <w:sz w:val="24"/>
@@ -21140,7 +21142,7 @@
         </w:rPr>
         <w:t>SCEGRAM benchmark dataset</w:t>
       </w:r>
-      <w:bookmarkEnd w:id="68"/>
+      <w:bookmarkEnd w:id="69"/>
     </w:p>
     <w:p>
       <w:pPr>
@@ -21153,7 +21155,7 @@
       <w:pPr>
         <w:pStyle w:val="Heading3"/>
       </w:pPr>
-      <w:bookmarkStart w:id="69" w:name="_Toc223998437"/>
+      <w:bookmarkStart w:id="70" w:name="_Toc223998437"/>
       <w:r>
         <w:t>Natural Design</w:t>
       </w:r>
@@ -21168,7 +21170,7 @@
       <w:r>
         <w:t>)</w:t>
       </w:r>
-      <w:bookmarkEnd w:id="69"/>
+      <w:bookmarkEnd w:id="70"/>
     </w:p>
     <w:p>
       <w:pPr>
@@ -21585,8 +21587,8 @@
           <w:lang w:val="vi-VN"/>
         </w:rPr>
       </w:pPr>
-      <w:bookmarkStart w:id="70" w:name="_Ref223992465"/>
-      <w:bookmarkStart w:id="71" w:name="_Toc223974292"/>
+      <w:bookmarkStart w:id="71" w:name="_Ref223992465"/>
+      <w:bookmarkStart w:id="72" w:name="_Toc223974292"/>
       <w:r>
         <w:rPr>
           <w:sz w:val="24"/>
@@ -21673,7 +21675,7 @@
         </w:rPr>
         <w:fldChar w:fldCharType="end"/>
       </w:r>
-      <w:bookmarkEnd w:id="70"/>
+      <w:bookmarkEnd w:id="71"/>
       <w:r>
         <w:rPr>
           <w:sz w:val="24"/>
@@ -21698,7 +21700,7 @@
         </w:rPr>
         <w:t>naturaldesign benchmark dataset</w:t>
       </w:r>
-      <w:bookmarkEnd w:id="71"/>
+      <w:bookmarkEnd w:id="72"/>
     </w:p>
     <w:p>
       <w:pPr>
@@ -21711,12 +21713,12 @@
       <w:pPr>
         <w:pStyle w:val="Heading3"/>
       </w:pPr>
-      <w:bookmarkStart w:id="72" w:name="_Toc223998438"/>
+      <w:bookmarkStart w:id="73" w:name="_Toc223998438"/>
       <w:proofErr w:type="spellStart"/>
       <w:r>
         <w:t>ContextBreak</w:t>
       </w:r>
-      <w:bookmarkEnd w:id="72"/>
+      <w:bookmarkEnd w:id="73"/>
       <w:proofErr w:type="spellEnd"/>
     </w:p>
     <w:p>
@@ -21849,7 +21851,7 @@
         <w:rPr>
           <w:lang w:val="en-US"/>
         </w:rPr>
-        <w:t xml:space="preserve"> where we conduct overt attention, which requires explicit eyes or head movements</w:t>
+        <w:t xml:space="preserve"> where we conduct overt attention, which requires explicit eye or head movements</w:t>
       </w:r>
       <w:r>
         <w:rPr>
@@ -22116,8 +22118,8 @@
           <w:lang w:val="en-US"/>
         </w:rPr>
       </w:pPr>
-      <w:bookmarkStart w:id="73" w:name="_Ref223998026"/>
-      <w:bookmarkStart w:id="74" w:name="_Toc223974293"/>
+      <w:bookmarkStart w:id="74" w:name="_Ref223998026"/>
+      <w:bookmarkStart w:id="75" w:name="_Toc223974293"/>
       <w:r>
         <w:rPr>
           <w:sz w:val="24"/>
@@ -22204,7 +22206,7 @@
         </w:rPr>
         <w:fldChar w:fldCharType="end"/>
       </w:r>
-      <w:bookmarkEnd w:id="73"/>
+      <w:bookmarkEnd w:id="74"/>
       <w:r>
         <w:rPr>
           <w:sz w:val="24"/>
@@ -22235,7 +22237,7 @@
         </w:rPr>
         <w:t xml:space="preserve"> benchmark dataset</w:t>
       </w:r>
-      <w:bookmarkEnd w:id="74"/>
+      <w:bookmarkEnd w:id="75"/>
     </w:p>
     <w:p>
       <w:pPr>
@@ -22436,14 +22438,14 @@
         </w:rPr>
         <w:br/>
       </w:r>
-      <w:bookmarkStart w:id="75" w:name="_Toc223998439"/>
+      <w:bookmarkStart w:id="76" w:name="_Toc223998439"/>
       <w:r>
         <w:rPr>
           <w:lang w:val="en-US"/>
         </w:rPr>
         <w:t>Conclusion</w:t>
       </w:r>
-      <w:bookmarkEnd w:id="75"/>
+      <w:bookmarkEnd w:id="76"/>
     </w:p>
     <w:p>
       <w:pPr>
@@ -22467,11 +22469,11 @@
       <w:pPr>
         <w:pStyle w:val="Heading2"/>
       </w:pPr>
-      <w:bookmarkStart w:id="76" w:name="_Toc223998440"/>
+      <w:bookmarkStart w:id="77" w:name="_Toc223998440"/>
       <w:r>
         <w:t>Possible Limitations</w:t>
       </w:r>
-      <w:bookmarkEnd w:id="76"/>
+      <w:bookmarkEnd w:id="77"/>
     </w:p>
     <w:p>
       <w:pPr>
@@ -22567,19 +22569,7 @@
         <w:rPr>
           <w:lang w:val="vi-VN"/>
         </w:rPr>
-        <w:t xml:space="preserve">from the ViT model for the global modulation process, and </w:t>
-      </w:r>
-      <w:r>
-        <w:rPr>
-          <w:lang w:val="vi-VN"/>
-        </w:rPr>
-        <w:t>the number of last n layers for local modulation inside the ViT model</w:t>
-      </w:r>
-      <w:r>
-        <w:rPr>
-          <w:lang w:val="vi-VN"/>
-        </w:rPr>
-        <w:t xml:space="preserve"> are chosen through an iterati</w:t>
+        <w:t>from the ViT model for the global modulation process, and the number of last n layers for local modulation inside the ViT model are chosen through an iterati</w:t>
       </w:r>
       <w:r>
         <w:rPr>
@@ -22633,15 +22623,7 @@
           <w:lang w:val="vi-VN"/>
           <w14:ligatures w14:val="none"/>
         </w:rPr>
-        <w:t xml:space="preserve"> </w:t>
-      </w:r>
-      <w:r>
-        <w:rPr>
-          <w:kern w:val="0"/>
-          <w:lang w:val="vi-VN"/>
-          <w14:ligatures w14:val="none"/>
-        </w:rPr>
-        <w:t>among</w:t>
+        <w:t xml:space="preserve"> among</w:t>
       </w:r>
       <w:r>
         <w:rPr>
@@ -22737,25 +22719,298 @@
       <w:pPr>
         <w:pStyle w:val="Heading2"/>
       </w:pPr>
-      <w:bookmarkStart w:id="77" w:name="_Toc223998441"/>
+      <w:bookmarkStart w:id="78" w:name="_Toc223998441"/>
       <w:r>
         <w:t>Contributions</w:t>
       </w:r>
-      <w:bookmarkEnd w:id="77"/>
-    </w:p>
-    <w:p>
-      <w:pPr>
-        <w:rPr>
-          <w:lang w:val="en-US"/>
-        </w:rPr>
-      </w:pPr>
-    </w:p>
-    <w:p>
-      <w:pPr>
-        <w:rPr>
-          <w:lang w:val="en-US"/>
-        </w:rPr>
-      </w:pPr>
+      <w:bookmarkEnd w:id="78"/>
+    </w:p>
+    <w:p>
+      <w:pPr>
+        <w:spacing w:line="360" w:lineRule="auto"/>
+        <w:jc w:val="both"/>
+        <w:rPr>
+          <w:lang w:val="en-US"/>
+        </w:rPr>
+      </w:pPr>
+      <w:r>
+        <w:rPr>
+          <w:lang w:val="en-US"/>
+        </w:rPr>
+        <w:t>Through logic examination and code inspection, as well as different</w:t>
+      </w:r>
+      <w:r>
+        <w:rPr>
+          <w:lang w:val="en-US"/>
+        </w:rPr>
+        <w:t xml:space="preserve"> experiment</w:t>
+      </w:r>
+      <w:r>
+        <w:rPr>
+          <w:lang w:val="en-US"/>
+        </w:rPr>
+        <w:t xml:space="preserve"> iterations, we were able to </w:t>
+      </w:r>
+      <w:r>
+        <w:rPr>
+          <w:lang w:val="en-US"/>
+        </w:rPr>
+        <w:t>restructure the CRT model architecture to be suitable for the visual search task by removing the bounding box coordination as an input to the model and replacing it with a weighted average</w:t>
+      </w:r>
+      <w:r>
+        <w:rPr>
+          <w:lang w:val="en-US"/>
+        </w:rPr>
+        <w:t xml:space="preserve"> of the </w:t>
+      </w:r>
+      <w:r>
+        <w:rPr>
+          <w:lang w:val="en-US"/>
+        </w:rPr>
+        <w:t>context PE tokens</w:t>
+      </w:r>
+      <w:r>
+        <w:rPr>
+          <w:lang w:val="en-US"/>
+        </w:rPr>
+        <w:t xml:space="preserve"> by using</w:t>
+      </w:r>
+      <w:r>
+        <w:rPr>
+          <w:lang w:val="en-US"/>
+        </w:rPr>
+        <w:t xml:space="preserve"> </w:t>
+      </w:r>
+      <w:r>
+        <w:rPr>
+          <w:lang w:val="en-US"/>
+        </w:rPr>
+        <w:t>the attention output from the lightweight attention layer</w:t>
+      </w:r>
+      <w:r>
+        <w:rPr>
+          <w:lang w:val="en-US"/>
+        </w:rPr>
+        <w:t xml:space="preserve"> inside the PE layer</w:t>
+      </w:r>
+      <w:r>
+        <w:rPr>
+          <w:lang w:val="en-US"/>
+        </w:rPr>
+        <w:t xml:space="preserve"> as weights.</w:t>
+      </w:r>
+      <w:r>
+        <w:rPr>
+          <w:lang w:val="en-US"/>
+        </w:rPr>
+        <w:t xml:space="preserve"> We then</w:t>
+      </w:r>
+      <w:r>
+        <w:rPr>
+          <w:lang w:val="en-US"/>
+        </w:rPr>
+        <w:t xml:space="preserve"> force the CRT model to </w:t>
+      </w:r>
+      <w:r>
+        <w:rPr>
+          <w:lang w:val="en-US"/>
+        </w:rPr>
+        <w:t>generate</w:t>
+      </w:r>
+      <w:r>
+        <w:rPr>
+          <w:lang w:val="en-US"/>
+        </w:rPr>
+        <w:t xml:space="preserve"> </w:t>
+      </w:r>
+      <w:r>
+        <w:rPr>
+          <w:lang w:val="en-US"/>
+        </w:rPr>
+        <w:t xml:space="preserve">the </w:t>
+      </w:r>
+      <w:r>
+        <w:rPr>
+          <w:lang w:val="en-US"/>
+        </w:rPr>
+        <w:t>attention map</w:t>
+      </w:r>
+      <w:r>
+        <w:rPr>
+          <w:lang w:val="en-US"/>
+        </w:rPr>
+        <w:t xml:space="preserve"> from</w:t>
+      </w:r>
+      <w:r>
+        <w:rPr>
+          <w:lang w:val="en-US"/>
+        </w:rPr>
+        <w:t xml:space="preserve"> the context</w:t>
+      </w:r>
+      <w:r>
+        <w:rPr>
+          <w:lang w:val="en-US"/>
+        </w:rPr>
+        <w:t xml:space="preserve"> image</w:t>
+      </w:r>
+      <w:r>
+        <w:rPr>
+          <w:lang w:val="en-US"/>
+        </w:rPr>
+        <w:t xml:space="preserve"> that contributes</w:t>
+      </w:r>
+      <w:r>
+        <w:rPr>
+          <w:lang w:val="en-US"/>
+        </w:rPr>
+        <w:t xml:space="preserve"> to the object recognition task through data augmentation </w:t>
+      </w:r>
+      <w:r>
+        <w:rPr>
+          <w:lang w:val="en-US"/>
+        </w:rPr>
+        <w:t xml:space="preserve">methods </w:t>
+      </w:r>
+      <w:r>
+        <w:rPr>
+          <w:lang w:val="en-US"/>
+        </w:rPr>
+        <w:t xml:space="preserve">specified in </w:t>
+      </w:r>
+      <w:r>
+        <w:rPr>
+          <w:b/>
+          <w:bCs/>
+          <w:lang w:val="en-US"/>
+        </w:rPr>
+        <w:fldChar w:fldCharType="begin"/>
+      </w:r>
+      <w:r>
+        <w:rPr>
+          <w:b/>
+          <w:bCs/>
+          <w:lang w:val="en-US"/>
+        </w:rPr>
+        <w:instrText xml:space="preserve"> REF _Ref224334786 \r \h </w:instrText>
+      </w:r>
+      <w:r>
+        <w:rPr>
+          <w:b/>
+          <w:bCs/>
+          <w:lang w:val="en-US"/>
+        </w:rPr>
+      </w:r>
+      <w:r>
+        <w:rPr>
+          <w:b/>
+          <w:bCs/>
+          <w:lang w:val="en-US"/>
+        </w:rPr>
+        <w:instrText xml:space="preserve"> \* MERGEFORMAT </w:instrText>
+      </w:r>
+      <w:r>
+        <w:rPr>
+          <w:b/>
+          <w:bCs/>
+          <w:lang w:val="en-US"/>
+        </w:rPr>
+        <w:fldChar w:fldCharType="separate"/>
+      </w:r>
+      <w:r>
+        <w:rPr>
+          <w:b/>
+          <w:bCs/>
+          <w:lang w:val="en-US"/>
+        </w:rPr>
+        <w:t>4</w:t>
+      </w:r>
+      <w:r>
+        <w:rPr>
+          <w:b/>
+          <w:bCs/>
+          <w:lang w:val="en-US"/>
+        </w:rPr>
+        <w:t>.</w:t>
+      </w:r>
+      <w:r>
+        <w:rPr>
+          <w:b/>
+          <w:bCs/>
+          <w:lang w:val="en-US"/>
+        </w:rPr>
+        <w:t>1</w:t>
+      </w:r>
+      <w:r>
+        <w:rPr>
+          <w:b/>
+          <w:bCs/>
+          <w:lang w:val="en-US"/>
+        </w:rPr>
+        <w:fldChar w:fldCharType="end"/>
+      </w:r>
+      <w:r>
+        <w:rPr>
+          <w:b/>
+          <w:bCs/>
+          <w:lang w:val="en-US"/>
+        </w:rPr>
+        <w:t>.</w:t>
+      </w:r>
+      <w:r>
+        <w:rPr>
+          <w:b/>
+          <w:bCs/>
+          <w:lang w:val="en-US"/>
+        </w:rPr>
+        <w:t xml:space="preserve"> </w:t>
+      </w:r>
+      <w:r>
+        <w:rPr>
+          <w:lang w:val="en-US"/>
+        </w:rPr>
+        <w:t xml:space="preserve">Besides, we also modified the </w:t>
+      </w:r>
+      <w:proofErr w:type="spellStart"/>
+      <w:r>
+        <w:rPr>
+          <w:lang w:val="en-US"/>
+        </w:rPr>
+        <w:t>ViT</w:t>
+      </w:r>
+      <w:proofErr w:type="spellEnd"/>
+      <w:r>
+        <w:rPr>
+          <w:lang w:val="en-US"/>
+        </w:rPr>
+        <w:t xml:space="preserve"> architecture to have additional local modulations for the last n encoder layers. Finally, the TCT model is constructed by combining the modified CRT model with the modified </w:t>
+      </w:r>
+      <w:proofErr w:type="spellStart"/>
+      <w:r>
+        <w:rPr>
+          <w:lang w:val="en-US"/>
+        </w:rPr>
+        <w:t>ViT</w:t>
+      </w:r>
+      <w:proofErr w:type="spellEnd"/>
+      <w:r>
+        <w:rPr>
+          <w:lang w:val="en-US"/>
+        </w:rPr>
+        <w:t xml:space="preserve"> model through global </w:t>
+      </w:r>
+      <w:r>
+        <w:rPr>
+          <w:lang w:val="en-US"/>
+        </w:rPr>
+        <w:lastRenderedPageBreak/>
+        <w:t>modulation of the CRT attention map and the attention output of the selected encoder layer in the residual connection of the Transformer architecture.</w:t>
+      </w:r>
+      <w:r>
+        <w:rPr>
+          <w:lang w:val="en-US"/>
+        </w:rPr>
+        <w:t xml:space="preserve"> The TCT model then performs visual search on four benchmark datasets, and the bounding box-based TCT model is used as a benchmark for relative performance comparison to the proposed TCT model.</w:t>
+      </w:r>
     </w:p>
     <w:p>
       <w:pPr>
@@ -22768,14 +23023,16 @@
       <w:pPr>
         <w:pStyle w:val="Heading2"/>
       </w:pPr>
-      <w:bookmarkStart w:id="78" w:name="_Toc223998442"/>
+      <w:bookmarkStart w:id="79" w:name="_Toc223998442"/>
       <w:r>
         <w:t>Future directions</w:t>
       </w:r>
-      <w:bookmarkEnd w:id="78"/>
-    </w:p>
-    <w:p>
-      <w:pPr>
+      <w:bookmarkEnd w:id="79"/>
+    </w:p>
+    <w:p>
+      <w:pPr>
+        <w:spacing w:line="360" w:lineRule="auto"/>
+        <w:jc w:val="both"/>
         <w:rPr>
           <w:lang w:val="en-US"/>
         </w:rPr>
@@ -22809,12 +23066,12 @@
           <w:lang w:val="en-US"/>
         </w:rPr>
       </w:pPr>
-      <w:bookmarkStart w:id="79" w:name="_Toc223998443"/>
+      <w:bookmarkStart w:id="80" w:name="_Toc223998443"/>
       <w:r>
         <w:t>References</w:t>
       </w:r>
       <w:bookmarkEnd w:id="8"/>
-      <w:bookmarkEnd w:id="79"/>
+      <w:bookmarkEnd w:id="80"/>
     </w:p>
     <w:p>
       <w:pPr>
@@ -22849,21 +23106,12 @@
         </w:rPr>
         <w:fldChar w:fldCharType="separate"/>
       </w:r>
-      <w:proofErr w:type="spellStart"/>
       <w:r>
         <w:rPr>
           <w:rFonts w:cs="Times New Roman"/>
           <w:lang w:val="en-GB"/>
         </w:rPr>
-        <w:t>Bomatter</w:t>
-      </w:r>
-      <w:proofErr w:type="spellEnd"/>
-      <w:r>
-        <w:rPr>
-          <w:rFonts w:cs="Times New Roman"/>
-          <w:lang w:val="en-GB"/>
-        </w:rPr>
-        <w:t xml:space="preserve">, P., Zhang, M., Karev, D., Madan, S., Tseng, C., &amp; Kreiman, G. (2021). When Pigs Fly: Contextual Reasoning in Synthetic and Natural Scenes. </w:t>
+        <w:t xml:space="preserve">Bomatter, P., Zhang, M., Karev, D., Madan, S., Tseng, C., &amp; Kreiman, G. (2021). When Pigs Fly: Contextual Reasoning in Synthetic and Natural Scenes. </w:t>
       </w:r>
       <w:r>
         <w:rPr>
@@ -22872,7 +23120,30 @@
           <w:iCs/>
           <w:lang w:val="en-GB"/>
         </w:rPr>
-        <w:t xml:space="preserve">2021 </w:t>
+        <w:t>2021 IEEE/CVF International Conference on Computer Vision (ICCV)</w:t>
+      </w:r>
+      <w:r>
+        <w:rPr>
+          <w:rFonts w:cs="Times New Roman"/>
+          <w:lang w:val="en-GB"/>
+        </w:rPr>
+        <w:t>, 255–264. https://doi.org/10.1109/ICCV48922.2021.00032</w:t>
+      </w:r>
+    </w:p>
+    <w:p>
+      <w:pPr>
+        <w:pStyle w:val="Bibliography"/>
+        <w:rPr>
+          <w:rFonts w:cs="Times New Roman"/>
+          <w:lang w:val="en-GB"/>
+        </w:rPr>
+      </w:pPr>
+      <w:r>
+        <w:rPr>
+          <w:rFonts w:cs="Times New Roman"/>
+          <w:lang w:val="en-GB"/>
+        </w:rPr>
+        <w:t xml:space="preserve">Chun, M. M., &amp; Jiang, Y. (1998). Contextual Cueing: Implicit Learning and Memory of Visual Context Guides Spatial Attention. </w:t>
       </w:r>
       <w:r>
         <w:rPr>
@@ -22881,31 +23152,14 @@
           <w:iCs/>
           <w:lang w:val="en-GB"/>
         </w:rPr>
-        <w:lastRenderedPageBreak/>
-        <w:t>IEEE/CVF International Conference on Computer Vision (ICCV)</w:t>
+        <w:t>Cognitive Psychology</w:t>
       </w:r>
       <w:r>
         <w:rPr>
           <w:rFonts w:cs="Times New Roman"/>
           <w:lang w:val="en-GB"/>
         </w:rPr>
-        <w:t>, 255–264. https://doi.org/10.1109/ICCV48922.2021.00032</w:t>
-      </w:r>
-    </w:p>
-    <w:p>
-      <w:pPr>
-        <w:pStyle w:val="Bibliography"/>
-        <w:rPr>
-          <w:rFonts w:cs="Times New Roman"/>
-          <w:lang w:val="en-GB"/>
-        </w:rPr>
-      </w:pPr>
-      <w:r>
-        <w:rPr>
-          <w:rFonts w:cs="Times New Roman"/>
-          <w:lang w:val="en-GB"/>
-        </w:rPr>
-        <w:t xml:space="preserve">Chun, M. M., &amp; Jiang, Y. (1998). Contextual Cueing: Implicit Learning and Memory of Visual Context Guides Spatial Attention. </w:t>
+        <w:t xml:space="preserve">, </w:t>
       </w:r>
       <w:r>
         <w:rPr>
@@ -22914,14 +23168,30 @@
           <w:iCs/>
           <w:lang w:val="en-GB"/>
         </w:rPr>
-        <w:t>Cognitive Psychology</w:t>
+        <w:t>36</w:t>
       </w:r>
       <w:r>
         <w:rPr>
           <w:rFonts w:cs="Times New Roman"/>
           <w:lang w:val="en-GB"/>
         </w:rPr>
-        <w:t xml:space="preserve">, </w:t>
+        <w:t>(1), 28–71. https://doi.org/10.1006/cogp.1998.0681</w:t>
+      </w:r>
+    </w:p>
+    <w:p>
+      <w:pPr>
+        <w:pStyle w:val="Bibliography"/>
+        <w:rPr>
+          <w:rFonts w:cs="Times New Roman"/>
+          <w:lang w:val="en-GB"/>
+        </w:rPr>
+      </w:pPr>
+      <w:r>
+        <w:rPr>
+          <w:rFonts w:cs="Times New Roman"/>
+          <w:lang w:val="en-GB"/>
+        </w:rPr>
+        <w:t xml:space="preserve">Dosovitskiy, A., Beyer, L., Kolesnikov, A., Weissenborn, D., Zhai, X., Unterthiner, T., Dehghani, M., Minderer, M., Heigold, G., Gelly, S., Uszkoreit, J., &amp; Houlsby, N. (2021). </w:t>
       </w:r>
       <w:r>
         <w:rPr>
@@ -22930,14 +23200,14 @@
           <w:iCs/>
           <w:lang w:val="en-GB"/>
         </w:rPr>
-        <w:t>36</w:t>
+        <w:t>An Image is Worth 16x16 Words: Transformers for Image Recognition at Scale</w:t>
       </w:r>
       <w:r>
         <w:rPr>
           <w:rFonts w:cs="Times New Roman"/>
           <w:lang w:val="en-GB"/>
         </w:rPr>
-        <w:t>(1), 28–71. https://doi.org/10.1006/cogp.1998.0681</w:t>
+        <w:t xml:space="preserve"> (arXiv:2010.11929). arXiv. https://doi.org/10.48550/arXiv.2010.11929</w:t>
       </w:r>
     </w:p>
     <w:p>
@@ -22953,87 +23223,7 @@
           <w:rFonts w:cs="Times New Roman"/>
           <w:lang w:val="en-GB"/>
         </w:rPr>
-        <w:t xml:space="preserve">Dosovitskiy, A., Beyer, L., Kolesnikov, A., Weissenborn, D., Zhai, X., </w:t>
-      </w:r>
-      <w:proofErr w:type="spellStart"/>
-      <w:r>
-        <w:rPr>
-          <w:rFonts w:cs="Times New Roman"/>
-          <w:lang w:val="en-GB"/>
-        </w:rPr>
-        <w:t>Unterthiner</w:t>
-      </w:r>
-      <w:proofErr w:type="spellEnd"/>
-      <w:r>
-        <w:rPr>
-          <w:rFonts w:cs="Times New Roman"/>
-          <w:lang w:val="en-GB"/>
-        </w:rPr>
-        <w:t xml:space="preserve">, T., Dehghani, M., </w:t>
-      </w:r>
-      <w:proofErr w:type="spellStart"/>
-      <w:r>
-        <w:rPr>
-          <w:rFonts w:cs="Times New Roman"/>
-          <w:lang w:val="en-GB"/>
-        </w:rPr>
-        <w:t>Minderer</w:t>
-      </w:r>
-      <w:proofErr w:type="spellEnd"/>
-      <w:r>
-        <w:rPr>
-          <w:rFonts w:cs="Times New Roman"/>
-          <w:lang w:val="en-GB"/>
-        </w:rPr>
-        <w:t xml:space="preserve">, M., </w:t>
-      </w:r>
-      <w:proofErr w:type="spellStart"/>
-      <w:r>
-        <w:rPr>
-          <w:rFonts w:cs="Times New Roman"/>
-          <w:lang w:val="en-GB"/>
-        </w:rPr>
-        <w:t>Heigold</w:t>
-      </w:r>
-      <w:proofErr w:type="spellEnd"/>
-      <w:r>
-        <w:rPr>
-          <w:rFonts w:cs="Times New Roman"/>
-          <w:lang w:val="en-GB"/>
-        </w:rPr>
-        <w:t xml:space="preserve">, G., Gelly, S., </w:t>
-      </w:r>
-      <w:proofErr w:type="spellStart"/>
-      <w:r>
-        <w:rPr>
-          <w:rFonts w:cs="Times New Roman"/>
-          <w:lang w:val="en-GB"/>
-        </w:rPr>
-        <w:t>Uszkoreit</w:t>
-      </w:r>
-      <w:proofErr w:type="spellEnd"/>
-      <w:r>
-        <w:rPr>
-          <w:rFonts w:cs="Times New Roman"/>
-          <w:lang w:val="en-GB"/>
-        </w:rPr>
-        <w:t xml:space="preserve">, J., &amp; </w:t>
-      </w:r>
-      <w:proofErr w:type="spellStart"/>
-      <w:r>
-        <w:rPr>
-          <w:rFonts w:cs="Times New Roman"/>
-          <w:lang w:val="en-GB"/>
-        </w:rPr>
-        <w:t>Houlsby</w:t>
-      </w:r>
-      <w:proofErr w:type="spellEnd"/>
-      <w:r>
-        <w:rPr>
-          <w:rFonts w:cs="Times New Roman"/>
-          <w:lang w:val="en-GB"/>
-        </w:rPr>
-        <w:t xml:space="preserve">, N. (2021). </w:t>
+        <w:t xml:space="preserve">Lin, T.-Y., Maire, M., Belongie, S., Bourdev, L., Girshick, R., Hays, J., Perona, P., Ramanan, D., Zitnick, C. L., &amp; Dollár, P. (2015). </w:t>
       </w:r>
       <w:r>
         <w:rPr>
@@ -23042,94 +23232,7 @@
           <w:iCs/>
           <w:lang w:val="en-GB"/>
         </w:rPr>
-        <w:t>An Image is Worth 16x16 Words: Transformers for Image Recognition at Scale</w:t>
-      </w:r>
-      <w:r>
-        <w:rPr>
-          <w:rFonts w:cs="Times New Roman"/>
-          <w:lang w:val="en-GB"/>
-        </w:rPr>
-        <w:t xml:space="preserve"> (arXiv:2010.11929). </w:t>
-      </w:r>
-      <w:proofErr w:type="spellStart"/>
-      <w:r>
-        <w:rPr>
-          <w:rFonts w:cs="Times New Roman"/>
-          <w:lang w:val="en-GB"/>
-        </w:rPr>
-        <w:t>arXiv</w:t>
-      </w:r>
-      <w:proofErr w:type="spellEnd"/>
-      <w:r>
-        <w:rPr>
-          <w:rFonts w:cs="Times New Roman"/>
-          <w:lang w:val="en-GB"/>
-        </w:rPr>
-        <w:t>. https://doi.org/10.48550/arXiv.2010.11929</w:t>
-      </w:r>
-    </w:p>
-    <w:p>
-      <w:pPr>
-        <w:pStyle w:val="Bibliography"/>
-        <w:rPr>
-          <w:rFonts w:cs="Times New Roman"/>
-          <w:lang w:val="en-GB"/>
-        </w:rPr>
-      </w:pPr>
-      <w:r>
-        <w:rPr>
-          <w:rFonts w:cs="Times New Roman"/>
-          <w:lang w:val="en-GB"/>
-        </w:rPr>
-        <w:t xml:space="preserve">Lin, T.-Y., Maire, M., Belongie, S., Bourdev, L., </w:t>
-      </w:r>
-      <w:proofErr w:type="spellStart"/>
-      <w:r>
-        <w:rPr>
-          <w:rFonts w:cs="Times New Roman"/>
-          <w:lang w:val="en-GB"/>
-        </w:rPr>
-        <w:t>Girshick</w:t>
-      </w:r>
-      <w:proofErr w:type="spellEnd"/>
-      <w:r>
-        <w:rPr>
-          <w:rFonts w:cs="Times New Roman"/>
-          <w:lang w:val="en-GB"/>
-        </w:rPr>
-        <w:t xml:space="preserve">, R., Hays, J., Perona, P., Ramanan, D., </w:t>
-      </w:r>
-      <w:proofErr w:type="spellStart"/>
-      <w:r>
-        <w:rPr>
-          <w:rFonts w:cs="Times New Roman"/>
-          <w:lang w:val="en-GB"/>
-        </w:rPr>
-        <w:t>Zitnick</w:t>
-      </w:r>
-      <w:proofErr w:type="spellEnd"/>
-      <w:r>
-        <w:rPr>
-          <w:rFonts w:cs="Times New Roman"/>
-          <w:lang w:val="en-GB"/>
-        </w:rPr>
-        <w:t xml:space="preserve">, C. L., &amp; </w:t>
-      </w:r>
-      <w:proofErr w:type="spellStart"/>
-      <w:r>
-        <w:rPr>
-          <w:rFonts w:cs="Times New Roman"/>
-          <w:lang w:val="en-GB"/>
-        </w:rPr>
-        <w:t>Dollár</w:t>
-      </w:r>
-      <w:proofErr w:type="spellEnd"/>
-      <w:r>
-        <w:rPr>
-          <w:rFonts w:cs="Times New Roman"/>
-          <w:lang w:val="en-GB"/>
-        </w:rPr>
-        <w:t xml:space="preserve">, P. (2015). </w:t>
+        <w:t xml:space="preserve">Microsoft COCO: Common </w:t>
       </w:r>
       <w:r>
         <w:rPr>
@@ -23138,57 +23241,32 @@
           <w:iCs/>
           <w:lang w:val="en-GB"/>
         </w:rPr>
-        <w:t>Microsoft COCO: Common Objects in Context</w:t>
+        <w:lastRenderedPageBreak/>
+        <w:t>Objects in Context</w:t>
       </w:r>
       <w:r>
         <w:rPr>
           <w:rFonts w:cs="Times New Roman"/>
           <w:lang w:val="en-GB"/>
         </w:rPr>
-        <w:t xml:space="preserve"> (arXiv:1405.0312). </w:t>
-      </w:r>
-      <w:proofErr w:type="spellStart"/>
-      <w:r>
+        <w:t xml:space="preserve"> (arXiv:1405.0312). arXiv. https://doi.org/10.48550/arXiv.1405.0312</w:t>
+      </w:r>
+    </w:p>
+    <w:p>
+      <w:pPr>
+        <w:pStyle w:val="Bibliography"/>
         <w:rPr>
           <w:rFonts w:cs="Times New Roman"/>
           <w:lang w:val="en-GB"/>
         </w:rPr>
-        <w:t>arXiv</w:t>
-      </w:r>
-      <w:proofErr w:type="spellEnd"/>
+      </w:pPr>
       <w:r>
         <w:rPr>
           <w:rFonts w:cs="Times New Roman"/>
           <w:lang w:val="en-GB"/>
         </w:rPr>
-        <w:t>. https://doi.org/10.48550/arXiv.1405.0312</w:t>
-      </w:r>
-    </w:p>
-    <w:p>
-      <w:pPr>
-        <w:pStyle w:val="Bibliography"/>
-        <w:rPr>
-          <w:rFonts w:cs="Times New Roman"/>
-          <w:lang w:val="en-GB"/>
-        </w:rPr>
-      </w:pPr>
-      <w:proofErr w:type="spellStart"/>
-      <w:r>
-        <w:rPr>
-          <w:rFonts w:cs="Times New Roman"/>
-          <w:lang w:val="en-GB"/>
-        </w:rPr>
-        <w:t>Öhlschläger</w:t>
-      </w:r>
-      <w:proofErr w:type="spellEnd"/>
-      <w:r>
-        <w:rPr>
-          <w:rFonts w:cs="Times New Roman"/>
-          <w:lang w:val="en-GB"/>
-        </w:rPr>
-        <w:t xml:space="preserve">, S., &amp; Võ, M. L.-H. (2017). SCEGRAM: An image database for semantic and syntactic inconsistencies in scenes. </w:t>
-      </w:r>
-      <w:proofErr w:type="spellStart"/>
+        <w:t xml:space="preserve">Öhlschläger, S., &amp; Võ, M. L.-H. (2017). SCEGRAM: An image database for semantic and syntactic inconsistencies in scenes. </w:t>
+      </w:r>
       <w:r>
         <w:rPr>
           <w:rFonts w:cs="Times New Roman"/>
@@ -23196,9 +23274,15 @@
           <w:iCs/>
           <w:lang w:val="en-GB"/>
         </w:rPr>
-        <w:t>Behavior</w:t>
-      </w:r>
-      <w:proofErr w:type="spellEnd"/>
+        <w:t>Behavior Research Methods</w:t>
+      </w:r>
+      <w:r>
+        <w:rPr>
+          <w:rFonts w:cs="Times New Roman"/>
+          <w:lang w:val="en-GB"/>
+        </w:rPr>
+        <w:t xml:space="preserve">, </w:t>
+      </w:r>
       <w:r>
         <w:rPr>
           <w:rFonts w:cs="Times New Roman"/>
@@ -23206,14 +23290,30 @@
           <w:iCs/>
           <w:lang w:val="en-GB"/>
         </w:rPr>
-        <w:t xml:space="preserve"> Research Methods</w:t>
+        <w:t>49</w:t>
       </w:r>
       <w:r>
         <w:rPr>
           <w:rFonts w:cs="Times New Roman"/>
           <w:lang w:val="en-GB"/>
         </w:rPr>
-        <w:t xml:space="preserve">, </w:t>
+        <w:t>(5), 1780–1791. https://doi.org/10.3758/s13428-016-0820-3</w:t>
+      </w:r>
+    </w:p>
+    <w:p>
+      <w:pPr>
+        <w:pStyle w:val="Bibliography"/>
+        <w:rPr>
+          <w:rFonts w:cs="Times New Roman"/>
+          <w:lang w:val="en-GB"/>
+        </w:rPr>
+      </w:pPr>
+      <w:r>
+        <w:rPr>
+          <w:rFonts w:cs="Times New Roman"/>
+          <w:lang w:val="en-GB"/>
+        </w:rPr>
+        <w:t xml:space="preserve">Posner, M. I. (1980). Orienting of Attention. </w:t>
       </w:r>
       <w:r>
         <w:rPr>
@@ -23222,30 +23322,14 @@
           <w:iCs/>
           <w:lang w:val="en-GB"/>
         </w:rPr>
-        <w:t>49</w:t>
+        <w:t>Quarterly Journal of Experimental Psychology</w:t>
       </w:r>
       <w:r>
         <w:rPr>
           <w:rFonts w:cs="Times New Roman"/>
           <w:lang w:val="en-GB"/>
         </w:rPr>
-        <w:t>(5), 1780–1791. https://doi.org/10.3758/s13428-016-0820-3</w:t>
-      </w:r>
-    </w:p>
-    <w:p>
-      <w:pPr>
-        <w:pStyle w:val="Bibliography"/>
-        <w:rPr>
-          <w:rFonts w:cs="Times New Roman"/>
-          <w:lang w:val="en-GB"/>
-        </w:rPr>
-      </w:pPr>
-      <w:r>
-        <w:rPr>
-          <w:rFonts w:cs="Times New Roman"/>
-          <w:lang w:val="en-GB"/>
-        </w:rPr>
-        <w:t xml:space="preserve">Posner, M. I. (1980). Orienting of Attention. </w:t>
+        <w:t xml:space="preserve">, </w:t>
       </w:r>
       <w:r>
         <w:rPr>
@@ -23254,14 +23338,30 @@
           <w:iCs/>
           <w:lang w:val="en-GB"/>
         </w:rPr>
-        <w:t>Quarterly Journal of Experimental Psychology</w:t>
+        <w:t>32</w:t>
       </w:r>
       <w:r>
         <w:rPr>
           <w:rFonts w:cs="Times New Roman"/>
           <w:lang w:val="en-GB"/>
         </w:rPr>
-        <w:t xml:space="preserve">, </w:t>
+        <w:t>(1), 3–25. https://doi.org/10.1080/00335558008248231</w:t>
+      </w:r>
+    </w:p>
+    <w:p>
+      <w:pPr>
+        <w:pStyle w:val="Bibliography"/>
+        <w:rPr>
+          <w:rFonts w:cs="Times New Roman"/>
+          <w:lang w:val="en-GB"/>
+        </w:rPr>
+      </w:pPr>
+      <w:r>
+        <w:rPr>
+          <w:rFonts w:cs="Times New Roman"/>
+          <w:lang w:val="en-GB"/>
+        </w:rPr>
+        <w:t xml:space="preserve">Posner, M. I., &amp; Cohen, Y. (1984). Components of Visual Orienting. In H. Bouma &amp; D. G. Bouwhuis (Eds.), </w:t>
       </w:r>
       <w:r>
         <w:rPr>
@@ -23270,14 +23370,14 @@
           <w:iCs/>
           <w:lang w:val="en-GB"/>
         </w:rPr>
-        <w:t>32</w:t>
+        <w:t>Attention and Performance X</w:t>
       </w:r>
       <w:r>
         <w:rPr>
           <w:rFonts w:cs="Times New Roman"/>
           <w:lang w:val="en-GB"/>
         </w:rPr>
-        <w:t>(1), 3–25. https://doi.org/10.1080/00335558008248231</w:t>
+        <w:t xml:space="preserve"> (pp. 531–556). Lawrence Erlbaum Associates.</w:t>
       </w:r>
     </w:p>
     <w:p>
@@ -23293,7 +23393,7 @@
           <w:rFonts w:cs="Times New Roman"/>
           <w:lang w:val="en-GB"/>
         </w:rPr>
-        <w:t xml:space="preserve">Posner, M. I., &amp; Cohen, Y. (1984). Components of Visual Orienting. In H. Bouma &amp; D. G. Bouwhuis (Eds.), </w:t>
+        <w:t xml:space="preserve">Simonyan, K., &amp; Zisserman, A. (2014). </w:t>
       </w:r>
       <w:r>
         <w:rPr>
@@ -23302,14 +23402,14 @@
           <w:iCs/>
           <w:lang w:val="en-GB"/>
         </w:rPr>
-        <w:t>Attention and Performance X</w:t>
+        <w:t>Very Deep Convolutional Networks for Large-Scale Image Recognition</w:t>
       </w:r>
       <w:r>
         <w:rPr>
           <w:rFonts w:cs="Times New Roman"/>
           <w:lang w:val="en-GB"/>
         </w:rPr>
-        <w:t xml:space="preserve"> (pp. 531–556). Lawrence Erlbaum Associates.</w:t>
+        <w:t xml:space="preserve"> (Version 6). arXiv. https://doi.org/10.48550/ARXIV.1409.1556</w:t>
       </w:r>
     </w:p>
     <w:p>
@@ -23325,8 +23425,7 @@
           <w:rFonts w:cs="Times New Roman"/>
           <w:lang w:val="en-GB"/>
         </w:rPr>
-        <w:lastRenderedPageBreak/>
-        <w:t xml:space="preserve">Simonyan, K., &amp; Zisserman, A. (2014). </w:t>
+        <w:t xml:space="preserve">Treisman, A. M., &amp; Gelade, G. (1980). A feature-integration theory of attention. </w:t>
       </w:r>
       <w:r>
         <w:rPr>
@@ -23335,62 +23434,14 @@
           <w:iCs/>
           <w:lang w:val="en-GB"/>
         </w:rPr>
-        <w:t>Very Deep Convolutional Networks for Large-Scale Image Recognition</w:t>
+        <w:t>Cognitive Psychology</w:t>
       </w:r>
       <w:r>
         <w:rPr>
           <w:rFonts w:cs="Times New Roman"/>
           <w:lang w:val="en-GB"/>
         </w:rPr>
-        <w:t xml:space="preserve"> (Version 6). </w:t>
-      </w:r>
-      <w:proofErr w:type="spellStart"/>
-      <w:r>
-        <w:rPr>
-          <w:rFonts w:cs="Times New Roman"/>
-          <w:lang w:val="en-GB"/>
-        </w:rPr>
-        <w:t>arXiv</w:t>
-      </w:r>
-      <w:proofErr w:type="spellEnd"/>
-      <w:r>
-        <w:rPr>
-          <w:rFonts w:cs="Times New Roman"/>
-          <w:lang w:val="en-GB"/>
-        </w:rPr>
-        <w:t>. https://doi.org/10.48550/ARXIV.1409.1556</w:t>
-      </w:r>
-    </w:p>
-    <w:p>
-      <w:pPr>
-        <w:pStyle w:val="Bibliography"/>
-        <w:rPr>
-          <w:rFonts w:cs="Times New Roman"/>
-          <w:lang w:val="en-GB"/>
-        </w:rPr>
-      </w:pPr>
-      <w:r>
-        <w:rPr>
-          <w:rFonts w:cs="Times New Roman"/>
-          <w:lang w:val="en-GB"/>
-        </w:rPr>
-        <w:t xml:space="preserve">Treisman, A. M., &amp; </w:t>
-      </w:r>
-      <w:proofErr w:type="spellStart"/>
-      <w:r>
-        <w:rPr>
-          <w:rFonts w:cs="Times New Roman"/>
-          <w:lang w:val="en-GB"/>
-        </w:rPr>
-        <w:t>Gelade</w:t>
-      </w:r>
-      <w:proofErr w:type="spellEnd"/>
-      <w:r>
-        <w:rPr>
-          <w:rFonts w:cs="Times New Roman"/>
-          <w:lang w:val="en-GB"/>
-        </w:rPr>
-        <w:t xml:space="preserve">, G. (1980). A feature-integration theory of attention. </w:t>
+        <w:t xml:space="preserve">, </w:t>
       </w:r>
       <w:r>
         <w:rPr>
@@ -23399,14 +23450,30 @@
           <w:iCs/>
           <w:lang w:val="en-GB"/>
         </w:rPr>
-        <w:t>Cognitive Psychology</w:t>
+        <w:t>12</w:t>
       </w:r>
       <w:r>
         <w:rPr>
           <w:rFonts w:cs="Times New Roman"/>
           <w:lang w:val="en-GB"/>
         </w:rPr>
-        <w:t xml:space="preserve">, </w:t>
+        <w:t>(1), 97–136. https://doi.org/10.1016/0010-0285(80)90005-5</w:t>
+      </w:r>
+    </w:p>
+    <w:p>
+      <w:pPr>
+        <w:pStyle w:val="Bibliography"/>
+        <w:rPr>
+          <w:rFonts w:cs="Times New Roman"/>
+          <w:lang w:val="en-GB"/>
+        </w:rPr>
+      </w:pPr>
+      <w:r>
+        <w:rPr>
+          <w:rFonts w:cs="Times New Roman"/>
+          <w:lang w:val="en-GB"/>
+        </w:rPr>
+        <w:t xml:space="preserve">Vaswani, A., Shazeer, N., Parmar, N., Uszkoreit, J., Jones, L., Gomez, A. N., Kaiser, L., &amp; Polosukhin, I. (2023). </w:t>
       </w:r>
       <w:r>
         <w:rPr>
@@ -23415,14 +23482,14 @@
           <w:iCs/>
           <w:lang w:val="en-GB"/>
         </w:rPr>
-        <w:t>12</w:t>
+        <w:t>Attention Is All You Need</w:t>
       </w:r>
       <w:r>
         <w:rPr>
           <w:rFonts w:cs="Times New Roman"/>
           <w:lang w:val="en-GB"/>
         </w:rPr>
-        <w:t>(1), 97–136. https://doi.org/10.1016/0010-0285(80)90005-5</w:t>
+        <w:t xml:space="preserve"> (arXiv:1706.03762). arXiv. https://doi.org/10.48550/arXiv.1706.03762</w:t>
       </w:r>
     </w:p>
     <w:p>
@@ -23438,55 +23505,7 @@
           <w:rFonts w:cs="Times New Roman"/>
           <w:lang w:val="en-GB"/>
         </w:rPr>
-        <w:t xml:space="preserve">Vaswani, A., </w:t>
-      </w:r>
-      <w:proofErr w:type="spellStart"/>
-      <w:r>
-        <w:rPr>
-          <w:rFonts w:cs="Times New Roman"/>
-          <w:lang w:val="en-GB"/>
-        </w:rPr>
-        <w:t>Shazeer</w:t>
-      </w:r>
-      <w:proofErr w:type="spellEnd"/>
-      <w:r>
-        <w:rPr>
-          <w:rFonts w:cs="Times New Roman"/>
-          <w:lang w:val="en-GB"/>
-        </w:rPr>
-        <w:t xml:space="preserve">, N., Parmar, N., </w:t>
-      </w:r>
-      <w:proofErr w:type="spellStart"/>
-      <w:r>
-        <w:rPr>
-          <w:rFonts w:cs="Times New Roman"/>
-          <w:lang w:val="en-GB"/>
-        </w:rPr>
-        <w:t>Uszkoreit</w:t>
-      </w:r>
-      <w:proofErr w:type="spellEnd"/>
-      <w:r>
-        <w:rPr>
-          <w:rFonts w:cs="Times New Roman"/>
-          <w:lang w:val="en-GB"/>
-        </w:rPr>
-        <w:t xml:space="preserve">, J., Jones, L., Gomez, A. N., Kaiser, L., &amp; </w:t>
-      </w:r>
-      <w:proofErr w:type="spellStart"/>
-      <w:r>
-        <w:rPr>
-          <w:rFonts w:cs="Times New Roman"/>
-          <w:lang w:val="en-GB"/>
-        </w:rPr>
-        <w:t>Polosukhin</w:t>
-      </w:r>
-      <w:proofErr w:type="spellEnd"/>
-      <w:r>
-        <w:rPr>
-          <w:rFonts w:cs="Times New Roman"/>
-          <w:lang w:val="en-GB"/>
-        </w:rPr>
-        <w:t xml:space="preserve">, I. (2023). </w:t>
+        <w:t xml:space="preserve">Wolfe, J. M. (1994). Guided Search 2.0 A revised model of visual search. </w:t>
       </w:r>
       <w:r>
         <w:rPr>
@@ -23495,46 +23514,14 @@
           <w:iCs/>
           <w:lang w:val="en-GB"/>
         </w:rPr>
-        <w:t>Attention Is All You Need</w:t>
+        <w:t>Psychonomic Bulletin &amp; Review</w:t>
       </w:r>
       <w:r>
         <w:rPr>
           <w:rFonts w:cs="Times New Roman"/>
           <w:lang w:val="en-GB"/>
         </w:rPr>
-        <w:t xml:space="preserve"> (arXiv:1706.03762). </w:t>
-      </w:r>
-      <w:proofErr w:type="spellStart"/>
-      <w:r>
-        <w:rPr>
-          <w:rFonts w:cs="Times New Roman"/>
-          <w:lang w:val="en-GB"/>
-        </w:rPr>
-        <w:t>arXiv</w:t>
-      </w:r>
-      <w:proofErr w:type="spellEnd"/>
-      <w:r>
-        <w:rPr>
-          <w:rFonts w:cs="Times New Roman"/>
-          <w:lang w:val="en-GB"/>
-        </w:rPr>
-        <w:t>. https://doi.org/10.48550/arXiv.1706.03762</w:t>
-      </w:r>
-    </w:p>
-    <w:p>
-      <w:pPr>
-        <w:pStyle w:val="Bibliography"/>
-        <w:rPr>
-          <w:rFonts w:cs="Times New Roman"/>
-          <w:lang w:val="en-GB"/>
-        </w:rPr>
-      </w:pPr>
-      <w:r>
-        <w:rPr>
-          <w:rFonts w:cs="Times New Roman"/>
-          <w:lang w:val="en-GB"/>
-        </w:rPr>
-        <w:t xml:space="preserve">Wolfe, J. M. (1994). Guided Search 2.0 A revised model of visual search. </w:t>
+        <w:t xml:space="preserve">, </w:t>
       </w:r>
       <w:r>
         <w:rPr>
@@ -23543,45 +23530,30 @@
           <w:iCs/>
           <w:lang w:val="en-GB"/>
         </w:rPr>
-        <w:t>Psychonomic Bulletin &amp; Review</w:t>
+        <w:t>1</w:t>
       </w:r>
       <w:r>
         <w:rPr>
           <w:rFonts w:cs="Times New Roman"/>
           <w:lang w:val="en-GB"/>
         </w:rPr>
-        <w:t xml:space="preserve">, </w:t>
-      </w:r>
-      <w:r>
-        <w:rPr>
-          <w:rFonts w:cs="Times New Roman"/>
-          <w:i/>
-          <w:iCs/>
-          <w:lang w:val="en-GB"/>
-        </w:rPr>
-        <w:t>1</w:t>
-      </w:r>
-      <w:r>
+        <w:t>(2), 202–238. https://doi.org/10.3758/BF03200774</w:t>
+      </w:r>
+    </w:p>
+    <w:p>
+      <w:pPr>
+        <w:pStyle w:val="Bibliography"/>
         <w:rPr>
           <w:rFonts w:cs="Times New Roman"/>
           <w:lang w:val="en-GB"/>
         </w:rPr>
-        <w:t>(2), 202–238. https://doi.org/10.3758/BF03200774</w:t>
-      </w:r>
-    </w:p>
-    <w:p>
-      <w:pPr>
-        <w:pStyle w:val="Bibliography"/>
+      </w:pPr>
+      <w:r>
         <w:rPr>
           <w:rFonts w:cs="Times New Roman"/>
           <w:lang w:val="en-GB"/>
         </w:rPr>
-      </w:pPr>
-      <w:r>
-        <w:rPr>
-          <w:rFonts w:cs="Times New Roman"/>
-          <w:lang w:val="en-GB"/>
-        </w:rPr>
+        <w:lastRenderedPageBreak/>
         <w:t xml:space="preserve">Wolfe, J. M. (2021). Guided Search 6.0: An updated model of visual search. </w:t>
       </w:r>
       <w:r>

--- a/Final Report/Doc1.docx
+++ b/Final Report/Doc1.docx
@@ -23003,13 +23003,57 @@
           <w:lang w:val="en-US"/>
         </w:rPr>
         <w:lastRenderedPageBreak/>
-        <w:t>modulation of the CRT attention map and the attention output of the selected encoder layer in the residual connection of the Transformer architecture.</w:t>
-      </w:r>
-      <w:r>
-        <w:rPr>
-          <w:lang w:val="en-US"/>
-        </w:rPr>
-        <w:t xml:space="preserve"> The TCT model then performs visual search on four benchmark datasets, and the bounding box-based TCT model is used as a benchmark for relative performance comparison to the proposed TCT model.</w:t>
+        <w:t xml:space="preserve">modulation of the CRT attention map and the attention output of the selected encoder layer in the residual connection of the </w:t>
+      </w:r>
+      <w:proofErr w:type="spellStart"/>
+      <w:r>
+        <w:rPr>
+          <w:lang w:val="en-US"/>
+        </w:rPr>
+        <w:t>ViT’s</w:t>
+      </w:r>
+      <w:proofErr w:type="spellEnd"/>
+      <w:r>
+        <w:rPr>
+          <w:lang w:val="en-US"/>
+        </w:rPr>
+        <w:t xml:space="preserve"> </w:t>
+      </w:r>
+      <w:r>
+        <w:rPr>
+          <w:lang w:val="en-US"/>
+        </w:rPr>
+        <w:t>Transformer architecture.</w:t>
+      </w:r>
+      <w:r>
+        <w:rPr>
+          <w:lang w:val="en-US"/>
+        </w:rPr>
+        <w:t xml:space="preserve"> </w:t>
+      </w:r>
+      <w:r>
+        <w:rPr>
+          <w:lang w:val="en-US"/>
+        </w:rPr>
+        <w:t>We then perform visual search on t</w:t>
+      </w:r>
+      <w:r>
+        <w:rPr>
+          <w:lang w:val="en-US"/>
+        </w:rPr>
+        <w:t xml:space="preserve">he TCT model </w:t>
+      </w:r>
+      <w:r>
+        <w:rPr>
+          <w:lang w:val="en-US"/>
+        </w:rPr>
+        <w:t>for</w:t>
+      </w:r>
+      <w:r>
+        <w:rPr>
+          <w:lang w:val="en-US"/>
+        </w:rPr>
+        <w:t xml:space="preserve"> four benchmark datasets, and the bounding box-based TCT model is used as a benchmark for relative performance comparison to the proposed TCT model.</w:t>
       </w:r>
     </w:p>
     <w:p>

--- a/Final Report/Doc1.docx
+++ b/Final Report/Doc1.docx
@@ -548,7 +548,7 @@
       </w:pPr>
       <w:bookmarkStart w:id="0" w:name="_Toc215576819"/>
       <w:bookmarkStart w:id="1" w:name="_Toc216188219"/>
-      <w:bookmarkStart w:id="2" w:name="_Toc223998405"/>
+      <w:bookmarkStart w:id="2" w:name="_Toc224396620"/>
       <w:r>
         <w:lastRenderedPageBreak/>
         <w:t>Abstraction</w:t>
@@ -1107,7 +1107,7 @@
         </w:rPr>
       </w:pPr>
       <w:bookmarkStart w:id="3" w:name="_Toc216188220"/>
-      <w:bookmarkStart w:id="4" w:name="_Toc223998406"/>
+      <w:bookmarkStart w:id="4" w:name="_Toc224396621"/>
       <w:r>
         <w:rPr>
           <w:lang w:val="en-US"/>
@@ -1597,7 +1597,7 @@
         </w:rPr>
       </w:pPr>
       <w:bookmarkStart w:id="5" w:name="_Toc216188221"/>
-      <w:bookmarkStart w:id="6" w:name="_Toc223998407"/>
+      <w:bookmarkStart w:id="6" w:name="_Toc224396622"/>
       <w:r>
         <w:rPr>
           <w:lang w:val="en-US"/>
@@ -1653,7 +1653,7 @@
         </w:rPr>
         <w:fldChar w:fldCharType="separate"/>
       </w:r>
-      <w:hyperlink w:anchor="_Toc223998405" w:history="1">
+      <w:hyperlink w:anchor="_Toc224396620" w:history="1">
         <w:r>
           <w:rPr>
             <w:rStyle w:val="Hyperlink"/>
@@ -1680,7 +1680,7 @@
             <w:noProof/>
             <w:webHidden/>
           </w:rPr>
-          <w:instrText xml:space="preserve"> PAGEREF _Toc223998405 \h </w:instrText>
+          <w:instrText xml:space="preserve"> PAGEREF _Toc224396620 \h </w:instrText>
         </w:r>
         <w:r>
           <w:rPr>
@@ -1724,7 +1724,7 @@
           <w:lang w:val="en-US" w:eastAsia="zh-CN"/>
         </w:rPr>
       </w:pPr>
-      <w:hyperlink w:anchor="_Toc223998406" w:history="1">
+      <w:hyperlink w:anchor="_Toc224396621" w:history="1">
         <w:r>
           <w:rPr>
             <w:rStyle w:val="Hyperlink"/>
@@ -1752,7 +1752,7 @@
             <w:noProof/>
             <w:webHidden/>
           </w:rPr>
-          <w:instrText xml:space="preserve"> PAGEREF _Toc223998406 \h </w:instrText>
+          <w:instrText xml:space="preserve"> PAGEREF _Toc224396621 \h </w:instrText>
         </w:r>
         <w:r>
           <w:rPr>
@@ -1796,7 +1796,7 @@
           <w:lang w:val="en-US" w:eastAsia="zh-CN"/>
         </w:rPr>
       </w:pPr>
-      <w:hyperlink w:anchor="_Toc223998407" w:history="1">
+      <w:hyperlink w:anchor="_Toc224396622" w:history="1">
         <w:r>
           <w:rPr>
             <w:rStyle w:val="Hyperlink"/>
@@ -1824,7 +1824,7 @@
             <w:noProof/>
             <w:webHidden/>
           </w:rPr>
-          <w:instrText xml:space="preserve"> PAGEREF _Toc223998407 \h </w:instrText>
+          <w:instrText xml:space="preserve"> PAGEREF _Toc224396622 \h </w:instrText>
         </w:r>
         <w:r>
           <w:rPr>
@@ -1868,7 +1868,7 @@
           <w:lang w:val="en-US" w:eastAsia="zh-CN"/>
         </w:rPr>
       </w:pPr>
-      <w:hyperlink w:anchor="_Toc223998408" w:history="1">
+      <w:hyperlink w:anchor="_Toc224396623" w:history="1">
         <w:r>
           <w:rPr>
             <w:rStyle w:val="Hyperlink"/>
@@ -1896,7 +1896,7 @@
             <w:noProof/>
             <w:webHidden/>
           </w:rPr>
-          <w:instrText xml:space="preserve"> PAGEREF _Toc223998408 \h </w:instrText>
+          <w:instrText xml:space="preserve"> PAGEREF _Toc224396623 \h </w:instrText>
         </w:r>
         <w:r>
           <w:rPr>
@@ -1940,7 +1940,7 @@
           <w:lang w:val="en-US" w:eastAsia="zh-CN"/>
         </w:rPr>
       </w:pPr>
-      <w:hyperlink w:anchor="_Toc223998409" w:history="1">
+      <w:hyperlink w:anchor="_Toc224396624" w:history="1">
         <w:r>
           <w:rPr>
             <w:rStyle w:val="Hyperlink"/>
@@ -1968,7 +1968,7 @@
             <w:noProof/>
             <w:webHidden/>
           </w:rPr>
-          <w:instrText xml:space="preserve"> PAGEREF _Toc223998409 \h </w:instrText>
+          <w:instrText xml:space="preserve"> PAGEREF _Toc224396624 \h </w:instrText>
         </w:r>
         <w:r>
           <w:rPr>
@@ -2013,7 +2013,7 @@
           <w:lang w:val="en-US" w:eastAsia="zh-CN"/>
         </w:rPr>
       </w:pPr>
-      <w:hyperlink w:anchor="_Toc223998410" w:history="1">
+      <w:hyperlink w:anchor="_Toc224396625" w:history="1">
         <w:r>
           <w:rPr>
             <w:rStyle w:val="Hyperlink"/>
@@ -2058,7 +2058,7 @@
             <w:noProof/>
             <w:webHidden/>
           </w:rPr>
-          <w:instrText xml:space="preserve"> PAGEREF _Toc223998410 \h </w:instrText>
+          <w:instrText xml:space="preserve"> PAGEREF _Toc224396625 \h </w:instrText>
         </w:r>
         <w:r>
           <w:rPr>
@@ -2103,7 +2103,7 @@
           <w:lang w:val="en-US" w:eastAsia="zh-CN"/>
         </w:rPr>
       </w:pPr>
-      <w:hyperlink w:anchor="_Toc223998411" w:history="1">
+      <w:hyperlink w:anchor="_Toc224396626" w:history="1">
         <w:r>
           <w:rPr>
             <w:rStyle w:val="Hyperlink"/>
@@ -2148,7 +2148,7 @@
             <w:noProof/>
             <w:webHidden/>
           </w:rPr>
-          <w:instrText xml:space="preserve"> PAGEREF _Toc223998411 \h </w:instrText>
+          <w:instrText xml:space="preserve"> PAGEREF _Toc224396626 \h </w:instrText>
         </w:r>
         <w:r>
           <w:rPr>
@@ -2192,7 +2192,7 @@
           <w:lang w:eastAsia="zh-CN"/>
         </w:rPr>
       </w:pPr>
-      <w:hyperlink w:anchor="_Toc223998412" w:history="1">
+      <w:hyperlink w:anchor="_Toc224396627" w:history="1">
         <w:r>
           <w:rPr>
             <w:rStyle w:val="Hyperlink"/>
@@ -2234,7 +2234,7 @@
             <w:noProof/>
             <w:webHidden/>
           </w:rPr>
-          <w:instrText xml:space="preserve"> PAGEREF _Toc223998412 \h </w:instrText>
+          <w:instrText xml:space="preserve"> PAGEREF _Toc224396627 \h </w:instrText>
         </w:r>
         <w:r>
           <w:rPr>
@@ -2278,7 +2278,7 @@
           <w:lang w:val="en-US" w:eastAsia="zh-CN"/>
         </w:rPr>
       </w:pPr>
-      <w:hyperlink w:anchor="_Toc223998413" w:history="1">
+      <w:hyperlink w:anchor="_Toc224396628" w:history="1">
         <w:r>
           <w:rPr>
             <w:rStyle w:val="Hyperlink"/>
@@ -2320,7 +2320,7 @@
             <w:noProof/>
             <w:webHidden/>
           </w:rPr>
-          <w:instrText xml:space="preserve"> PAGEREF _Toc223998413 \h </w:instrText>
+          <w:instrText xml:space="preserve"> PAGEREF _Toc224396628 \h </w:instrText>
         </w:r>
         <w:r>
           <w:rPr>
@@ -2364,7 +2364,7 @@
           <w:lang w:val="en-US" w:eastAsia="zh-CN"/>
         </w:rPr>
       </w:pPr>
-      <w:hyperlink w:anchor="_Toc223998414" w:history="1">
+      <w:hyperlink w:anchor="_Toc224396629" w:history="1">
         <w:r>
           <w:rPr>
             <w:rStyle w:val="Hyperlink"/>
@@ -2406,7 +2406,7 @@
             <w:noProof/>
             <w:webHidden/>
           </w:rPr>
-          <w:instrText xml:space="preserve"> PAGEREF _Toc223998414 \h </w:instrText>
+          <w:instrText xml:space="preserve"> PAGEREF _Toc224396629 \h </w:instrText>
         </w:r>
         <w:r>
           <w:rPr>
@@ -2450,7 +2450,7 @@
           <w:lang w:val="en-US" w:eastAsia="zh-CN"/>
         </w:rPr>
       </w:pPr>
-      <w:hyperlink w:anchor="_Toc223998415" w:history="1">
+      <w:hyperlink w:anchor="_Toc224396630" w:history="1">
         <w:r>
           <w:rPr>
             <w:rStyle w:val="Hyperlink"/>
@@ -2492,7 +2492,7 @@
             <w:noProof/>
             <w:webHidden/>
           </w:rPr>
-          <w:instrText xml:space="preserve"> PAGEREF _Toc223998415 \h </w:instrText>
+          <w:instrText xml:space="preserve"> PAGEREF _Toc224396630 \h </w:instrText>
         </w:r>
         <w:r>
           <w:rPr>
@@ -2536,7 +2536,7 @@
           <w:lang w:val="en-US" w:eastAsia="zh-CN"/>
         </w:rPr>
       </w:pPr>
-      <w:hyperlink w:anchor="_Toc223998416" w:history="1">
+      <w:hyperlink w:anchor="_Toc224396631" w:history="1">
         <w:r>
           <w:rPr>
             <w:rStyle w:val="Hyperlink"/>
@@ -2578,7 +2578,7 @@
             <w:noProof/>
             <w:webHidden/>
           </w:rPr>
-          <w:instrText xml:space="preserve"> PAGEREF _Toc223998416 \h </w:instrText>
+          <w:instrText xml:space="preserve"> PAGEREF _Toc224396631 \h </w:instrText>
         </w:r>
         <w:r>
           <w:rPr>
@@ -2622,7 +2622,7 @@
           <w:lang w:val="en-US" w:eastAsia="zh-CN"/>
         </w:rPr>
       </w:pPr>
-      <w:hyperlink w:anchor="_Toc223998417" w:history="1">
+      <w:hyperlink w:anchor="_Toc224396632" w:history="1">
         <w:r>
           <w:rPr>
             <w:rStyle w:val="Hyperlink"/>
@@ -2664,7 +2664,7 @@
             <w:noProof/>
             <w:webHidden/>
           </w:rPr>
-          <w:instrText xml:space="preserve"> PAGEREF _Toc223998417 \h </w:instrText>
+          <w:instrText xml:space="preserve"> PAGEREF _Toc224396632 \h </w:instrText>
         </w:r>
         <w:r>
           <w:rPr>
@@ -2708,7 +2708,7 @@
           <w:lang w:eastAsia="zh-CN"/>
         </w:rPr>
       </w:pPr>
-      <w:hyperlink w:anchor="_Toc223998418" w:history="1">
+      <w:hyperlink w:anchor="_Toc224396633" w:history="1">
         <w:r>
           <w:rPr>
             <w:rStyle w:val="Hyperlink"/>
@@ -2750,7 +2750,7 @@
             <w:noProof/>
             <w:webHidden/>
           </w:rPr>
-          <w:instrText xml:space="preserve"> PAGEREF _Toc223998418 \h </w:instrText>
+          <w:instrText xml:space="preserve"> PAGEREF _Toc224396633 \h </w:instrText>
         </w:r>
         <w:r>
           <w:rPr>
@@ -2794,7 +2794,7 @@
           <w:lang w:val="en-US" w:eastAsia="zh-CN"/>
         </w:rPr>
       </w:pPr>
-      <w:hyperlink w:anchor="_Toc223998419" w:history="1">
+      <w:hyperlink w:anchor="_Toc224396634" w:history="1">
         <w:r>
           <w:rPr>
             <w:rStyle w:val="Hyperlink"/>
@@ -2836,7 +2836,7 @@
             <w:noProof/>
             <w:webHidden/>
           </w:rPr>
-          <w:instrText xml:space="preserve"> PAGEREF _Toc223998419 \h </w:instrText>
+          <w:instrText xml:space="preserve"> PAGEREF _Toc224396634 \h </w:instrText>
         </w:r>
         <w:r>
           <w:rPr>
@@ -2881,7 +2881,7 @@
           <w:lang w:val="en-US" w:eastAsia="zh-CN"/>
         </w:rPr>
       </w:pPr>
-      <w:hyperlink w:anchor="_Toc223998420" w:history="1">
+      <w:hyperlink w:anchor="_Toc224396635" w:history="1">
         <w:r>
           <w:rPr>
             <w:rStyle w:val="Hyperlink"/>
@@ -2926,7 +2926,7 @@
             <w:noProof/>
             <w:webHidden/>
           </w:rPr>
-          <w:instrText xml:space="preserve"> PAGEREF _Toc223998420 \h </w:instrText>
+          <w:instrText xml:space="preserve"> PAGEREF _Toc224396635 \h </w:instrText>
         </w:r>
         <w:r>
           <w:rPr>
@@ -2970,7 +2970,7 @@
           <w:lang w:eastAsia="zh-CN"/>
         </w:rPr>
       </w:pPr>
-      <w:hyperlink w:anchor="_Toc223998421" w:history="1">
+      <w:hyperlink w:anchor="_Toc224396636" w:history="1">
         <w:r>
           <w:rPr>
             <w:rStyle w:val="Hyperlink"/>
@@ -3012,7 +3012,7 @@
             <w:noProof/>
             <w:webHidden/>
           </w:rPr>
-          <w:instrText xml:space="preserve"> PAGEREF _Toc223998421 \h </w:instrText>
+          <w:instrText xml:space="preserve"> PAGEREF _Toc224396636 \h </w:instrText>
         </w:r>
         <w:r>
           <w:rPr>
@@ -3056,7 +3056,7 @@
           <w:lang w:eastAsia="zh-CN"/>
         </w:rPr>
       </w:pPr>
-      <w:hyperlink w:anchor="_Toc223998422" w:history="1">
+      <w:hyperlink w:anchor="_Toc224396637" w:history="1">
         <w:r>
           <w:rPr>
             <w:rStyle w:val="Hyperlink"/>
@@ -3098,7 +3098,7 @@
             <w:noProof/>
             <w:webHidden/>
           </w:rPr>
-          <w:instrText xml:space="preserve"> PAGEREF _Toc223998422 \h </w:instrText>
+          <w:instrText xml:space="preserve"> PAGEREF _Toc224396637 \h </w:instrText>
         </w:r>
         <w:r>
           <w:rPr>
@@ -3142,7 +3142,7 @@
           <w:lang w:val="en-US" w:eastAsia="zh-CN"/>
         </w:rPr>
       </w:pPr>
-      <w:hyperlink w:anchor="_Toc223998423" w:history="1">
+      <w:hyperlink w:anchor="_Toc224396638" w:history="1">
         <w:r>
           <w:rPr>
             <w:rStyle w:val="Hyperlink"/>
@@ -3184,7 +3184,7 @@
             <w:noProof/>
             <w:webHidden/>
           </w:rPr>
-          <w:instrText xml:space="preserve"> PAGEREF _Toc223998423 \h </w:instrText>
+          <w:instrText xml:space="preserve"> PAGEREF _Toc224396638 \h </w:instrText>
         </w:r>
         <w:r>
           <w:rPr>
@@ -3228,7 +3228,7 @@
           <w:lang w:eastAsia="zh-CN"/>
         </w:rPr>
       </w:pPr>
-      <w:hyperlink w:anchor="_Toc223998424" w:history="1">
+      <w:hyperlink w:anchor="_Toc224396639" w:history="1">
         <w:r>
           <w:rPr>
             <w:rStyle w:val="Hyperlink"/>
@@ -3270,7 +3270,7 @@
             <w:noProof/>
             <w:webHidden/>
           </w:rPr>
-          <w:instrText xml:space="preserve"> PAGEREF _Toc223998424 \h </w:instrText>
+          <w:instrText xml:space="preserve"> PAGEREF _Toc224396639 \h </w:instrText>
         </w:r>
         <w:r>
           <w:rPr>
@@ -3314,7 +3314,7 @@
           <w:lang w:val="en-US" w:eastAsia="zh-CN"/>
         </w:rPr>
       </w:pPr>
-      <w:hyperlink w:anchor="_Toc223998425" w:history="1">
+      <w:hyperlink w:anchor="_Toc224396640" w:history="1">
         <w:r>
           <w:rPr>
             <w:rStyle w:val="Hyperlink"/>
@@ -3356,7 +3356,7 @@
             <w:noProof/>
             <w:webHidden/>
           </w:rPr>
-          <w:instrText xml:space="preserve"> PAGEREF _Toc223998425 \h </w:instrText>
+          <w:instrText xml:space="preserve"> PAGEREF _Toc224396640 \h </w:instrText>
         </w:r>
         <w:r>
           <w:rPr>
@@ -3400,7 +3400,7 @@
           <w:lang w:val="en-US" w:eastAsia="zh-CN"/>
         </w:rPr>
       </w:pPr>
-      <w:hyperlink w:anchor="_Toc223998426" w:history="1">
+      <w:hyperlink w:anchor="_Toc224396641" w:history="1">
         <w:r>
           <w:rPr>
             <w:rStyle w:val="Hyperlink"/>
@@ -3442,7 +3442,7 @@
             <w:noProof/>
             <w:webHidden/>
           </w:rPr>
-          <w:instrText xml:space="preserve"> PAGEREF _Toc223998426 \h </w:instrText>
+          <w:instrText xml:space="preserve"> PAGEREF _Toc224396641 \h </w:instrText>
         </w:r>
         <w:r>
           <w:rPr>
@@ -3486,7 +3486,7 @@
           <w:lang w:val="en-US" w:eastAsia="zh-CN"/>
         </w:rPr>
       </w:pPr>
-      <w:hyperlink w:anchor="_Toc223998427" w:history="1">
+      <w:hyperlink w:anchor="_Toc224396642" w:history="1">
         <w:r>
           <w:rPr>
             <w:rStyle w:val="Hyperlink"/>
@@ -3529,7 +3529,7 @@
             <w:noProof/>
             <w:webHidden/>
           </w:rPr>
-          <w:instrText xml:space="preserve"> PAGEREF _Toc223998427 \h </w:instrText>
+          <w:instrText xml:space="preserve"> PAGEREF _Toc224396642 \h </w:instrText>
         </w:r>
         <w:r>
           <w:rPr>
@@ -3573,7 +3573,7 @@
           <w:lang w:eastAsia="zh-CN"/>
         </w:rPr>
       </w:pPr>
-      <w:hyperlink w:anchor="_Toc223998428" w:history="1">
+      <w:hyperlink w:anchor="_Toc224396643" w:history="1">
         <w:r>
           <w:rPr>
             <w:rStyle w:val="Hyperlink"/>
@@ -3615,7 +3615,7 @@
             <w:noProof/>
             <w:webHidden/>
           </w:rPr>
-          <w:instrText xml:space="preserve"> PAGEREF _Toc223998428 \h </w:instrText>
+          <w:instrText xml:space="preserve"> PAGEREF _Toc224396643 \h </w:instrText>
         </w:r>
         <w:r>
           <w:rPr>
@@ -3660,7 +3660,7 @@
           <w:lang w:val="en-US" w:eastAsia="zh-CN"/>
         </w:rPr>
       </w:pPr>
-      <w:hyperlink w:anchor="_Toc223998429" w:history="1">
+      <w:hyperlink w:anchor="_Toc224396644" w:history="1">
         <w:r>
           <w:rPr>
             <w:rStyle w:val="Hyperlink"/>
@@ -3704,7 +3704,7 @@
             <w:noProof/>
             <w:webHidden/>
           </w:rPr>
-          <w:instrText xml:space="preserve"> PAGEREF _Toc223998429 \h </w:instrText>
+          <w:instrText xml:space="preserve"> PAGEREF _Toc224396644 \h </w:instrText>
         </w:r>
         <w:r>
           <w:rPr>
@@ -3748,7 +3748,7 @@
           <w:lang w:eastAsia="zh-CN"/>
         </w:rPr>
       </w:pPr>
-      <w:hyperlink w:anchor="_Toc223998430" w:history="1">
+      <w:hyperlink w:anchor="_Toc224396645" w:history="1">
         <w:r>
           <w:rPr>
             <w:rStyle w:val="Hyperlink"/>
@@ -3790,7 +3790,7 @@
             <w:noProof/>
             <w:webHidden/>
           </w:rPr>
-          <w:instrText xml:space="preserve"> PAGEREF _Toc223998430 \h </w:instrText>
+          <w:instrText xml:space="preserve"> PAGEREF _Toc224396645 \h </w:instrText>
         </w:r>
         <w:r>
           <w:rPr>
@@ -3834,7 +3834,7 @@
           <w:lang w:eastAsia="zh-CN"/>
         </w:rPr>
       </w:pPr>
-      <w:hyperlink w:anchor="_Toc223998431" w:history="1">
+      <w:hyperlink w:anchor="_Toc224396646" w:history="1">
         <w:r>
           <w:rPr>
             <w:rStyle w:val="Hyperlink"/>
@@ -3876,7 +3876,7 @@
             <w:noProof/>
             <w:webHidden/>
           </w:rPr>
-          <w:instrText xml:space="preserve"> PAGEREF _Toc223998431 \h </w:instrText>
+          <w:instrText xml:space="preserve"> PAGEREF _Toc224396646 \h </w:instrText>
         </w:r>
         <w:r>
           <w:rPr>
@@ -3920,7 +3920,7 @@
           <w:lang w:val="en-US" w:eastAsia="zh-CN"/>
         </w:rPr>
       </w:pPr>
-      <w:hyperlink w:anchor="_Toc223998432" w:history="1">
+      <w:hyperlink w:anchor="_Toc224396647" w:history="1">
         <w:r>
           <w:rPr>
             <w:rStyle w:val="Hyperlink"/>
@@ -3962,7 +3962,7 @@
             <w:noProof/>
             <w:webHidden/>
           </w:rPr>
-          <w:instrText xml:space="preserve"> PAGEREF _Toc223998432 \h </w:instrText>
+          <w:instrText xml:space="preserve"> PAGEREF _Toc224396647 \h </w:instrText>
         </w:r>
         <w:r>
           <w:rPr>
@@ -4006,7 +4006,7 @@
           <w:lang w:val="en-US" w:eastAsia="zh-CN"/>
         </w:rPr>
       </w:pPr>
-      <w:hyperlink w:anchor="_Toc223998433" w:history="1">
+      <w:hyperlink w:anchor="_Toc224396648" w:history="1">
         <w:r>
           <w:rPr>
             <w:rStyle w:val="Hyperlink"/>
@@ -4049,7 +4049,7 @@
             <w:noProof/>
             <w:webHidden/>
           </w:rPr>
-          <w:instrText xml:space="preserve"> PAGEREF _Toc223998433 \h </w:instrText>
+          <w:instrText xml:space="preserve"> PAGEREF _Toc224396648 \h </w:instrText>
         </w:r>
         <w:r>
           <w:rPr>
@@ -4093,7 +4093,7 @@
           <w:lang w:eastAsia="zh-CN"/>
         </w:rPr>
       </w:pPr>
-      <w:hyperlink w:anchor="_Toc223998434" w:history="1">
+      <w:hyperlink w:anchor="_Toc224396649" w:history="1">
         <w:r>
           <w:rPr>
             <w:rStyle w:val="Hyperlink"/>
@@ -4135,7 +4135,7 @@
             <w:noProof/>
             <w:webHidden/>
           </w:rPr>
-          <w:instrText xml:space="preserve"> PAGEREF _Toc223998434 \h </w:instrText>
+          <w:instrText xml:space="preserve"> PAGEREF _Toc224396649 \h </w:instrText>
         </w:r>
         <w:r>
           <w:rPr>
@@ -4179,7 +4179,7 @@
           <w:lang w:val="en-US" w:eastAsia="zh-CN"/>
         </w:rPr>
       </w:pPr>
-      <w:hyperlink w:anchor="_Toc223998435" w:history="1">
+      <w:hyperlink w:anchor="_Toc224396650" w:history="1">
         <w:r>
           <w:rPr>
             <w:rStyle w:val="Hyperlink"/>
@@ -4221,7 +4221,7 @@
             <w:noProof/>
             <w:webHidden/>
           </w:rPr>
-          <w:instrText xml:space="preserve"> PAGEREF _Toc223998435 \h </w:instrText>
+          <w:instrText xml:space="preserve"> PAGEREF _Toc224396650 \h </w:instrText>
         </w:r>
         <w:r>
           <w:rPr>
@@ -4265,7 +4265,7 @@
           <w:lang w:val="en-US" w:eastAsia="zh-CN"/>
         </w:rPr>
       </w:pPr>
-      <w:hyperlink w:anchor="_Toc223998436" w:history="1">
+      <w:hyperlink w:anchor="_Toc224396651" w:history="1">
         <w:r>
           <w:rPr>
             <w:rStyle w:val="Hyperlink"/>
@@ -4307,7 +4307,7 @@
             <w:noProof/>
             <w:webHidden/>
           </w:rPr>
-          <w:instrText xml:space="preserve"> PAGEREF _Toc223998436 \h </w:instrText>
+          <w:instrText xml:space="preserve"> PAGEREF _Toc224396651 \h </w:instrText>
         </w:r>
         <w:r>
           <w:rPr>
@@ -4351,7 +4351,7 @@
           <w:lang w:val="en-US" w:eastAsia="zh-CN"/>
         </w:rPr>
       </w:pPr>
-      <w:hyperlink w:anchor="_Toc223998437" w:history="1">
+      <w:hyperlink w:anchor="_Toc224396652" w:history="1">
         <w:r>
           <w:rPr>
             <w:rStyle w:val="Hyperlink"/>
@@ -4393,7 +4393,7 @@
             <w:noProof/>
             <w:webHidden/>
           </w:rPr>
-          <w:instrText xml:space="preserve"> PAGEREF _Toc223998437 \h </w:instrText>
+          <w:instrText xml:space="preserve"> PAGEREF _Toc224396652 \h </w:instrText>
         </w:r>
         <w:r>
           <w:rPr>
@@ -4437,7 +4437,7 @@
           <w:lang w:val="en-US" w:eastAsia="zh-CN"/>
         </w:rPr>
       </w:pPr>
-      <w:hyperlink w:anchor="_Toc223998438" w:history="1">
+      <w:hyperlink w:anchor="_Toc224396653" w:history="1">
         <w:r>
           <w:rPr>
             <w:rStyle w:val="Hyperlink"/>
@@ -4479,7 +4479,7 @@
             <w:noProof/>
             <w:webHidden/>
           </w:rPr>
-          <w:instrText xml:space="preserve"> PAGEREF _Toc223998438 \h </w:instrText>
+          <w:instrText xml:space="preserve"> PAGEREF _Toc224396653 \h </w:instrText>
         </w:r>
         <w:r>
           <w:rPr>
@@ -4524,7 +4524,7 @@
           <w:lang w:val="en-US" w:eastAsia="zh-CN"/>
         </w:rPr>
       </w:pPr>
-      <w:hyperlink w:anchor="_Toc223998439" w:history="1">
+      <w:hyperlink w:anchor="_Toc224396654" w:history="1">
         <w:r>
           <w:rPr>
             <w:rStyle w:val="Hyperlink"/>
@@ -4569,7 +4569,7 @@
             <w:noProof/>
             <w:webHidden/>
           </w:rPr>
-          <w:instrText xml:space="preserve"> PAGEREF _Toc223998439 \h </w:instrText>
+          <w:instrText xml:space="preserve"> PAGEREF _Toc224396654 \h </w:instrText>
         </w:r>
         <w:r>
           <w:rPr>
@@ -4613,7 +4613,7 @@
           <w:lang w:eastAsia="zh-CN"/>
         </w:rPr>
       </w:pPr>
-      <w:hyperlink w:anchor="_Toc223998440" w:history="1">
+      <w:hyperlink w:anchor="_Toc224396655" w:history="1">
         <w:r>
           <w:rPr>
             <w:rStyle w:val="Hyperlink"/>
@@ -4655,7 +4655,7 @@
             <w:noProof/>
             <w:webHidden/>
           </w:rPr>
-          <w:instrText xml:space="preserve"> PAGEREF _Toc223998440 \h </w:instrText>
+          <w:instrText xml:space="preserve"> PAGEREF _Toc224396655 \h </w:instrText>
         </w:r>
         <w:r>
           <w:rPr>
@@ -4699,7 +4699,7 @@
           <w:lang w:eastAsia="zh-CN"/>
         </w:rPr>
       </w:pPr>
-      <w:hyperlink w:anchor="_Toc223998441" w:history="1">
+      <w:hyperlink w:anchor="_Toc224396656" w:history="1">
         <w:r>
           <w:rPr>
             <w:rStyle w:val="Hyperlink"/>
@@ -4741,7 +4741,7 @@
             <w:noProof/>
             <w:webHidden/>
           </w:rPr>
-          <w:instrText xml:space="preserve"> PAGEREF _Toc223998441 \h </w:instrText>
+          <w:instrText xml:space="preserve"> PAGEREF _Toc224396656 \h </w:instrText>
         </w:r>
         <w:r>
           <w:rPr>
@@ -4785,7 +4785,7 @@
           <w:lang w:eastAsia="zh-CN"/>
         </w:rPr>
       </w:pPr>
-      <w:hyperlink w:anchor="_Toc223998442" w:history="1">
+      <w:hyperlink w:anchor="_Toc224396657" w:history="1">
         <w:r>
           <w:rPr>
             <w:rStyle w:val="Hyperlink"/>
@@ -4827,7 +4827,7 @@
             <w:noProof/>
             <w:webHidden/>
           </w:rPr>
-          <w:instrText xml:space="preserve"> PAGEREF _Toc223998442 \h </w:instrText>
+          <w:instrText xml:space="preserve"> PAGEREF _Toc224396657 \h </w:instrText>
         </w:r>
         <w:r>
           <w:rPr>
@@ -4847,7 +4847,7 @@
             <w:noProof/>
             <w:webHidden/>
           </w:rPr>
-          <w:t>25</w:t>
+          <w:t>26</w:t>
         </w:r>
         <w:r>
           <w:rPr>
@@ -4871,7 +4871,7 @@
           <w:lang w:val="en-US" w:eastAsia="zh-CN"/>
         </w:rPr>
       </w:pPr>
-      <w:hyperlink w:anchor="_Toc223998443" w:history="1">
+      <w:hyperlink w:anchor="_Toc224396658" w:history="1">
         <w:r>
           <w:rPr>
             <w:rStyle w:val="Hyperlink"/>
@@ -4898,7 +4898,7 @@
             <w:noProof/>
             <w:webHidden/>
           </w:rPr>
-          <w:instrText xml:space="preserve"> PAGEREF _Toc223998443 \h </w:instrText>
+          <w:instrText xml:space="preserve"> PAGEREF _Toc224396658 \h </w:instrText>
         </w:r>
         <w:r>
           <w:rPr>
@@ -4918,7 +4918,7 @@
             <w:noProof/>
             <w:webHidden/>
           </w:rPr>
-          <w:t>25</w:t>
+          <w:t>27</w:t>
         </w:r>
         <w:r>
           <w:rPr>
@@ -5054,7 +5054,7 @@
           <w:lang w:val="en-US"/>
         </w:rPr>
       </w:pPr>
-      <w:bookmarkStart w:id="7" w:name="_Toc223998408"/>
+      <w:bookmarkStart w:id="7" w:name="_Toc224396623"/>
       <w:r>
         <w:rPr>
           <w:lang w:val="en-US"/>
@@ -5125,7 +5125,7 @@
         </w:rPr>
         <w:fldChar w:fldCharType="separate"/>
       </w:r>
-      <w:hyperlink w:anchor="_Toc223974279" w:history="1">
+      <w:hyperlink w:anchor="_Toc224396667" w:history="1">
         <w:r>
           <w:rPr>
             <w:rStyle w:val="Hyperlink"/>
@@ -5152,7 +5152,7 @@
             <w:noProof/>
             <w:webHidden/>
           </w:rPr>
-          <w:instrText xml:space="preserve"> PAGEREF _Toc223974279 \h </w:instrText>
+          <w:instrText xml:space="preserve"> PAGEREF _Toc224396667 \h </w:instrText>
         </w:r>
         <w:r>
           <w:rPr>
@@ -5196,7 +5196,7 @@
           <w:lang w:val="en-US" w:eastAsia="zh-CN"/>
         </w:rPr>
       </w:pPr>
-      <w:hyperlink w:anchor="_Toc223974280" w:history="1">
+      <w:hyperlink w:anchor="_Toc224396668" w:history="1">
         <w:r>
           <w:rPr>
             <w:rStyle w:val="Hyperlink"/>
@@ -5223,7 +5223,7 @@
             <w:noProof/>
             <w:webHidden/>
           </w:rPr>
-          <w:instrText xml:space="preserve"> PAGEREF _Toc223974280 \h </w:instrText>
+          <w:instrText xml:space="preserve"> PAGEREF _Toc224396668 \h </w:instrText>
         </w:r>
         <w:r>
           <w:rPr>
@@ -5267,7 +5267,7 @@
           <w:lang w:val="en-US" w:eastAsia="zh-CN"/>
         </w:rPr>
       </w:pPr>
-      <w:hyperlink w:anchor="_Toc223974281" w:history="1">
+      <w:hyperlink w:anchor="_Toc224396669" w:history="1">
         <w:r>
           <w:rPr>
             <w:rStyle w:val="Hyperlink"/>
@@ -5294,7 +5294,7 @@
             <w:noProof/>
             <w:webHidden/>
           </w:rPr>
-          <w:instrText xml:space="preserve"> PAGEREF _Toc223974281 \h </w:instrText>
+          <w:instrText xml:space="preserve"> PAGEREF _Toc224396669 \h </w:instrText>
         </w:r>
         <w:r>
           <w:rPr>
@@ -5338,7 +5338,7 @@
           <w:lang w:val="en-US" w:eastAsia="zh-CN"/>
         </w:rPr>
       </w:pPr>
-      <w:hyperlink w:anchor="_Toc223974282" w:history="1">
+      <w:hyperlink w:anchor="_Toc224396670" w:history="1">
         <w:r>
           <w:rPr>
             <w:rStyle w:val="Hyperlink"/>
@@ -5365,7 +5365,7 @@
             <w:noProof/>
             <w:webHidden/>
           </w:rPr>
-          <w:instrText xml:space="preserve"> PAGEREF _Toc223974282 \h </w:instrText>
+          <w:instrText xml:space="preserve"> PAGEREF _Toc224396670 \h </w:instrText>
         </w:r>
         <w:r>
           <w:rPr>
@@ -5409,7 +5409,7 @@
           <w:lang w:val="en-US" w:eastAsia="zh-CN"/>
         </w:rPr>
       </w:pPr>
-      <w:hyperlink w:anchor="_Toc223974283" w:history="1">
+      <w:hyperlink w:anchor="_Toc224396671" w:history="1">
         <w:r>
           <w:rPr>
             <w:rStyle w:val="Hyperlink"/>
@@ -5436,7 +5436,7 @@
             <w:noProof/>
             <w:webHidden/>
           </w:rPr>
-          <w:instrText xml:space="preserve"> PAGEREF _Toc223974283 \h </w:instrText>
+          <w:instrText xml:space="preserve"> PAGEREF _Toc224396671 \h </w:instrText>
         </w:r>
         <w:r>
           <w:rPr>
@@ -5480,7 +5480,7 @@
           <w:lang w:val="en-US" w:eastAsia="zh-CN"/>
         </w:rPr>
       </w:pPr>
-      <w:hyperlink w:anchor="_Toc223974284" w:history="1">
+      <w:hyperlink w:anchor="_Toc224396672" w:history="1">
         <w:r>
           <w:rPr>
             <w:rStyle w:val="Hyperlink"/>
@@ -5507,7 +5507,7 @@
             <w:noProof/>
             <w:webHidden/>
           </w:rPr>
-          <w:instrText xml:space="preserve"> PAGEREF _Toc223974284 \h </w:instrText>
+          <w:instrText xml:space="preserve"> PAGEREF _Toc224396672 \h </w:instrText>
         </w:r>
         <w:r>
           <w:rPr>
@@ -5551,7 +5551,7 @@
           <w:lang w:val="en-US" w:eastAsia="zh-CN"/>
         </w:rPr>
       </w:pPr>
-      <w:hyperlink w:anchor="_Toc223974285" w:history="1">
+      <w:hyperlink w:anchor="_Toc224396673" w:history="1">
         <w:r>
           <w:rPr>
             <w:rStyle w:val="Hyperlink"/>
@@ -5578,7 +5578,7 @@
             <w:noProof/>
             <w:webHidden/>
           </w:rPr>
-          <w:instrText xml:space="preserve"> PAGEREF _Toc223974285 \h </w:instrText>
+          <w:instrText xml:space="preserve"> PAGEREF _Toc224396673 \h </w:instrText>
         </w:r>
         <w:r>
           <w:rPr>
@@ -5622,7 +5622,7 @@
           <w:lang w:val="en-US" w:eastAsia="zh-CN"/>
         </w:rPr>
       </w:pPr>
-      <w:hyperlink w:anchor="_Toc223974286" w:history="1">
+      <w:hyperlink w:anchor="_Toc224396674" w:history="1">
         <w:r>
           <w:rPr>
             <w:rStyle w:val="Hyperlink"/>
@@ -5649,7 +5649,7 @@
             <w:noProof/>
             <w:webHidden/>
           </w:rPr>
-          <w:instrText xml:space="preserve"> PAGEREF _Toc223974286 \h </w:instrText>
+          <w:instrText xml:space="preserve"> PAGEREF _Toc224396674 \h </w:instrText>
         </w:r>
         <w:r>
           <w:rPr>
@@ -5693,7 +5693,7 @@
           <w:lang w:val="en-US" w:eastAsia="zh-CN"/>
         </w:rPr>
       </w:pPr>
-      <w:hyperlink w:anchor="_Toc223974287" w:history="1">
+      <w:hyperlink w:anchor="_Toc224396675" w:history="1">
         <w:r>
           <w:rPr>
             <w:rStyle w:val="Hyperlink"/>
@@ -5720,7 +5720,7 @@
             <w:noProof/>
             <w:webHidden/>
           </w:rPr>
-          <w:instrText xml:space="preserve"> PAGEREF _Toc223974287 \h </w:instrText>
+          <w:instrText xml:space="preserve"> PAGEREF _Toc224396675 \h </w:instrText>
         </w:r>
         <w:r>
           <w:rPr>
@@ -5764,7 +5764,7 @@
           <w:lang w:val="en-US" w:eastAsia="zh-CN"/>
         </w:rPr>
       </w:pPr>
-      <w:hyperlink w:anchor="_Toc223974288" w:history="1">
+      <w:hyperlink w:anchor="_Toc224396676" w:history="1">
         <w:r>
           <w:rPr>
             <w:rStyle w:val="Hyperlink"/>
@@ -5791,7 +5791,7 @@
             <w:noProof/>
             <w:webHidden/>
           </w:rPr>
-          <w:instrText xml:space="preserve"> PAGEREF _Toc223974288 \h </w:instrText>
+          <w:instrText xml:space="preserve"> PAGEREF _Toc224396676 \h </w:instrText>
         </w:r>
         <w:r>
           <w:rPr>
@@ -5835,7 +5835,7 @@
           <w:lang w:val="en-US" w:eastAsia="zh-CN"/>
         </w:rPr>
       </w:pPr>
-      <w:hyperlink w:anchor="_Toc223974289" w:history="1">
+      <w:hyperlink w:anchor="_Toc224396677" w:history="1">
         <w:r>
           <w:rPr>
             <w:rStyle w:val="Hyperlink"/>
@@ -5862,7 +5862,7 @@
             <w:noProof/>
             <w:webHidden/>
           </w:rPr>
-          <w:instrText xml:space="preserve"> PAGEREF _Toc223974289 \h </w:instrText>
+          <w:instrText xml:space="preserve"> PAGEREF _Toc224396677 \h </w:instrText>
         </w:r>
         <w:r>
           <w:rPr>
@@ -5906,7 +5906,7 @@
           <w:lang w:val="en-US" w:eastAsia="zh-CN"/>
         </w:rPr>
       </w:pPr>
-      <w:hyperlink w:anchor="_Toc223974290" w:history="1">
+      <w:hyperlink w:anchor="_Toc224396678" w:history="1">
         <w:r>
           <w:rPr>
             <w:rStyle w:val="Hyperlink"/>
@@ -5941,7 +5941,7 @@
             <w:noProof/>
             <w:webHidden/>
           </w:rPr>
-          <w:instrText xml:space="preserve"> PAGEREF _Toc223974290 \h </w:instrText>
+          <w:instrText xml:space="preserve"> PAGEREF _Toc224396678 \h </w:instrText>
         </w:r>
         <w:r>
           <w:rPr>
@@ -5985,7 +5985,7 @@
           <w:lang w:val="en-US" w:eastAsia="zh-CN"/>
         </w:rPr>
       </w:pPr>
-      <w:hyperlink w:anchor="_Toc223974291" w:history="1">
+      <w:hyperlink w:anchor="_Toc224396679" w:history="1">
         <w:r>
           <w:rPr>
             <w:rStyle w:val="Hyperlink"/>
@@ -6036,7 +6036,7 @@
             <w:noProof/>
             <w:webHidden/>
           </w:rPr>
-          <w:instrText xml:space="preserve"> PAGEREF _Toc223974291 \h </w:instrText>
+          <w:instrText xml:space="preserve"> PAGEREF _Toc224396679 \h </w:instrText>
         </w:r>
         <w:r>
           <w:rPr>
@@ -6080,7 +6080,7 @@
           <w:lang w:val="en-US" w:eastAsia="zh-CN"/>
         </w:rPr>
       </w:pPr>
-      <w:hyperlink w:anchor="_Toc223974292" w:history="1">
+      <w:hyperlink w:anchor="_Toc224396680" w:history="1">
         <w:r>
           <w:rPr>
             <w:rStyle w:val="Hyperlink"/>
@@ -6094,7 +6094,23 @@
             <w:noProof/>
             <w:lang w:val="vi-VN"/>
           </w:rPr>
-          <w:t xml:space="preserve"> TCT visual search performance on naturaldesign benchmark dataset</w:t>
+          <w:t xml:space="preserve"> TCT visual search performance on </w:t>
+        </w:r>
+        <w:r>
+          <w:rPr>
+            <w:rStyle w:val="Hyperlink"/>
+            <w:noProof/>
+            <w:lang w:val="en-US"/>
+          </w:rPr>
+          <w:t xml:space="preserve">the </w:t>
+        </w:r>
+        <w:r>
+          <w:rPr>
+            <w:rStyle w:val="Hyperlink"/>
+            <w:noProof/>
+            <w:lang w:val="vi-VN"/>
+          </w:rPr>
+          <w:t>naturaldesign benchmark dataset</w:t>
         </w:r>
         <w:r>
           <w:rPr>
@@ -6115,7 +6131,7 @@
             <w:noProof/>
             <w:webHidden/>
           </w:rPr>
-          <w:instrText xml:space="preserve"> PAGEREF _Toc223974292 \h </w:instrText>
+          <w:instrText xml:space="preserve"> PAGEREF _Toc224396680 \h </w:instrText>
         </w:r>
         <w:r>
           <w:rPr>
@@ -6159,13 +6175,13 @@
           <w:lang w:val="en-US" w:eastAsia="zh-CN"/>
         </w:rPr>
       </w:pPr>
-      <w:hyperlink w:anchor="_Toc223974293" w:history="1">
+      <w:hyperlink w:anchor="_Toc224396681" w:history="1">
         <w:r>
           <w:rPr>
             <w:rStyle w:val="Hyperlink"/>
             <w:noProof/>
           </w:rPr>
-          <w:t>Figure 4.3.4.1 TCT visual search performance on ContextBreak benchmark dataset</w:t>
+          <w:t>Figure 4.3.4.1 TCT visual search performance on the ContextBreak benchmark dataset</w:t>
         </w:r>
         <w:r>
           <w:rPr>
@@ -6186,7 +6202,7 @@
             <w:noProof/>
             <w:webHidden/>
           </w:rPr>
-          <w:instrText xml:space="preserve"> PAGEREF _Toc223974293 \h </w:instrText>
+          <w:instrText xml:space="preserve"> PAGEREF _Toc224396681 \h </w:instrText>
         </w:r>
         <w:r>
           <w:rPr>
@@ -6313,7 +6329,7 @@
           <w:lang w:val="en-US"/>
         </w:rPr>
       </w:pPr>
-      <w:bookmarkStart w:id="9" w:name="_Toc223998409"/>
+      <w:bookmarkStart w:id="9" w:name="_Toc224396624"/>
       <w:r>
         <w:rPr>
           <w:lang w:val="en-US"/>
@@ -6367,7 +6383,7 @@
         </w:rPr>
         <w:fldChar w:fldCharType="separate"/>
       </w:r>
-      <w:hyperlink w:anchor="_Toc223909098" w:history="1">
+      <w:hyperlink w:anchor="_Toc224396682" w:history="1">
         <w:r>
           <w:rPr>
             <w:rStyle w:val="Hyperlink"/>
@@ -6426,7 +6442,7 @@
             <w:noProof/>
             <w:webHidden/>
           </w:rPr>
-          <w:instrText xml:space="preserve"> PAGEREF _Toc223909098 \h </w:instrText>
+          <w:instrText xml:space="preserve"> PAGEREF _Toc224396682 \h </w:instrText>
         </w:r>
         <w:r>
           <w:rPr>
@@ -6470,7 +6486,7 @@
           <w:lang w:val="en-US" w:eastAsia="zh-CN"/>
         </w:rPr>
       </w:pPr>
-      <w:hyperlink w:anchor="_Toc223909099" w:history="1">
+      <w:hyperlink w:anchor="_Toc224396683" w:history="1">
         <w:r>
           <w:rPr>
             <w:rStyle w:val="Hyperlink"/>
@@ -6497,7 +6513,7 @@
             <w:noProof/>
             <w:webHidden/>
           </w:rPr>
-          <w:instrText xml:space="preserve"> PAGEREF _Toc223909099 \h </w:instrText>
+          <w:instrText xml:space="preserve"> PAGEREF _Toc224396683 \h </w:instrText>
         </w:r>
         <w:r>
           <w:rPr>
@@ -6629,7 +6645,7 @@
         </w:rPr>
         <w:br/>
       </w:r>
-      <w:bookmarkStart w:id="10" w:name="_Toc223998410"/>
+      <w:bookmarkStart w:id="10" w:name="_Toc224396625"/>
       <w:r>
         <w:rPr>
           <w:lang w:val="en-US"/>
@@ -8130,7 +8146,7 @@
         </w:rPr>
         <w:br/>
       </w:r>
-      <w:bookmarkStart w:id="11" w:name="_Toc223998411"/>
+      <w:bookmarkStart w:id="11" w:name="_Toc224396626"/>
       <w:r>
         <w:rPr>
           <w:lang w:val="en-US"/>
@@ -8157,7 +8173,7 @@
       <w:pPr>
         <w:pStyle w:val="Heading2"/>
       </w:pPr>
-      <w:bookmarkStart w:id="12" w:name="_Toc223998412"/>
+      <w:bookmarkStart w:id="12" w:name="_Toc224396627"/>
       <w:r>
         <w:t>Cognitive visual search theory</w:t>
       </w:r>
@@ -8167,7 +8183,7 @@
       <w:pPr>
         <w:pStyle w:val="Heading3"/>
       </w:pPr>
-      <w:bookmarkStart w:id="13" w:name="_Toc223998413"/>
+      <w:bookmarkStart w:id="13" w:name="_Toc224396628"/>
       <w:r>
         <w:t>Feature-Integration Theory</w:t>
       </w:r>
@@ -8504,7 +8520,7 @@
       <w:pPr>
         <w:pStyle w:val="Heading3"/>
       </w:pPr>
-      <w:bookmarkStart w:id="14" w:name="_Toc223998414"/>
+      <w:bookmarkStart w:id="14" w:name="_Toc224396629"/>
       <w:r>
         <w:t>Inhibition of Return (IOR)</w:t>
       </w:r>
@@ -9144,7 +9160,7 @@
       <w:pPr>
         <w:pStyle w:val="Heading3"/>
       </w:pPr>
-      <w:bookmarkStart w:id="15" w:name="_Toc223998415"/>
+      <w:bookmarkStart w:id="15" w:name="_Toc224396630"/>
       <w:r>
         <w:t xml:space="preserve">Bottom-up and </w:t>
       </w:r>
@@ -9386,7 +9402,7 @@
       <w:bookmarkStart w:id="16" w:name="_Ref219943305"/>
       <w:bookmarkStart w:id="17" w:name="_Ref219943270"/>
       <w:bookmarkStart w:id="18" w:name="_Ref219943272"/>
-      <w:bookmarkStart w:id="19" w:name="_Toc223974279"/>
+      <w:bookmarkStart w:id="19" w:name="_Toc224396667"/>
       <w:r>
         <w:rPr>
           <w:sz w:val="24"/>
@@ -9512,7 +9528,7 @@
       <w:pPr>
         <w:pStyle w:val="Heading3"/>
       </w:pPr>
-      <w:bookmarkStart w:id="20" w:name="_Toc223998416"/>
+      <w:bookmarkStart w:id="20" w:name="_Toc224396631"/>
       <w:r>
         <w:t>Context Influence in Visual Search</w:t>
       </w:r>
@@ -9657,7 +9673,7 @@
       <w:pPr>
         <w:pStyle w:val="Heading3"/>
       </w:pPr>
-      <w:bookmarkStart w:id="21" w:name="_Toc223998417"/>
+      <w:bookmarkStart w:id="21" w:name="_Toc224396632"/>
       <w:r>
         <w:t>An updated mental model Guide</w:t>
       </w:r>
@@ -10114,7 +10130,7 @@
         </w:rPr>
       </w:pPr>
       <w:bookmarkStart w:id="22" w:name="_Ref220274706"/>
-      <w:bookmarkStart w:id="23" w:name="_Toc223974280"/>
+      <w:bookmarkStart w:id="23" w:name="_Toc224396668"/>
       <w:r>
         <w:rPr>
           <w:sz w:val="24"/>
@@ -10222,7 +10238,7 @@
       <w:pPr>
         <w:pStyle w:val="Heading2"/>
       </w:pPr>
-      <w:bookmarkStart w:id="24" w:name="_Toc223998418"/>
+      <w:bookmarkStart w:id="24" w:name="_Toc224396633"/>
       <w:r>
         <w:t>Computational Visual Search Model</w:t>
       </w:r>
@@ -10232,7 +10248,7 @@
       <w:pPr>
         <w:pStyle w:val="Heading3"/>
       </w:pPr>
-      <w:bookmarkStart w:id="25" w:name="_Toc223998419"/>
+      <w:bookmarkStart w:id="25" w:name="_Toc224396634"/>
       <w:r>
         <w:t xml:space="preserve">Invariant Visual Search Network </w:t>
       </w:r>
@@ -10703,7 +10719,7 @@
         </w:rPr>
       </w:pPr>
       <w:bookmarkStart w:id="26" w:name="_Ref220327011"/>
-      <w:bookmarkStart w:id="27" w:name="_Toc223974281"/>
+      <w:bookmarkStart w:id="27" w:name="_Toc224396669"/>
       <w:r>
         <w:rPr>
           <w:sz w:val="24"/>
@@ -11776,7 +11792,7 @@
         </w:rPr>
       </w:pPr>
       <w:bookmarkStart w:id="28" w:name="_Ref220326769"/>
-      <w:bookmarkStart w:id="29" w:name="_Toc223974282"/>
+      <w:bookmarkStart w:id="29" w:name="_Toc224396670"/>
       <w:r>
         <w:rPr>
           <w:sz w:val="24"/>
@@ -13100,7 +13116,7 @@
         </w:rPr>
         <w:br/>
       </w:r>
-      <w:bookmarkStart w:id="30" w:name="_Toc223998420"/>
+      <w:bookmarkStart w:id="30" w:name="_Toc224396635"/>
       <w:r>
         <w:rPr>
           <w:lang w:val="en-US"/>
@@ -13139,7 +13155,7 @@
       <w:pPr>
         <w:pStyle w:val="Heading2"/>
       </w:pPr>
-      <w:bookmarkStart w:id="31" w:name="_Toc223998421"/>
+      <w:bookmarkStart w:id="31" w:name="_Toc224396636"/>
       <w:r>
         <w:t>Problem statement</w:t>
       </w:r>
@@ -13397,7 +13413,7 @@
       <w:pPr>
         <w:pStyle w:val="Heading2"/>
       </w:pPr>
-      <w:bookmarkStart w:id="32" w:name="_Toc223998422"/>
+      <w:bookmarkStart w:id="32" w:name="_Toc224396637"/>
       <w:r>
         <w:t>Vision Transformer (</w:t>
       </w:r>
@@ -13611,7 +13627,7 @@
       <w:pPr>
         <w:pStyle w:val="Heading3"/>
       </w:pPr>
-      <w:bookmarkStart w:id="33" w:name="_Toc223998423"/>
+      <w:bookmarkStart w:id="33" w:name="_Toc224396638"/>
       <w:r>
         <w:t xml:space="preserve">Modified </w:t>
       </w:r>
@@ -15184,7 +15200,7 @@
       </w:pPr>
       <w:bookmarkStart w:id="34" w:name="_Ref223995732"/>
       <w:bookmarkStart w:id="35" w:name="_Ref221629596"/>
-      <w:bookmarkStart w:id="36" w:name="_Toc223974283"/>
+      <w:bookmarkStart w:id="36" w:name="_Toc224396671"/>
       <w:r>
         <w:rPr>
           <w:sz w:val="24"/>
@@ -15462,7 +15478,7 @@
           <w:lang w:val="en-US"/>
         </w:rPr>
       </w:pPr>
-      <w:bookmarkStart w:id="37" w:name="_Toc223974284"/>
+      <w:bookmarkStart w:id="37" w:name="_Toc224396672"/>
       <w:r>
         <w:rPr>
           <w:sz w:val="24"/>
@@ -15569,7 +15585,7 @@
       <w:pPr>
         <w:pStyle w:val="Heading2"/>
       </w:pPr>
-      <w:bookmarkStart w:id="38" w:name="_Toc223998424"/>
+      <w:bookmarkStart w:id="38" w:name="_Toc224396639"/>
       <w:r>
         <w:t xml:space="preserve">Context-aware Recognition Transformer Network </w:t>
       </w:r>
@@ -15846,7 +15862,7 @@
         </w:rPr>
       </w:pPr>
       <w:bookmarkStart w:id="39" w:name="_Ref220343920"/>
-      <w:bookmarkStart w:id="40" w:name="_Toc223974285"/>
+      <w:bookmarkStart w:id="40" w:name="_Toc224396673"/>
       <w:r>
         <w:rPr>
           <w:sz w:val="24"/>
@@ -15986,7 +16002,7 @@
       <w:pPr>
         <w:pStyle w:val="Heading3"/>
       </w:pPr>
-      <w:bookmarkStart w:id="41" w:name="_Toc223998425"/>
+      <w:bookmarkStart w:id="41" w:name="_Toc224396640"/>
       <w:r>
         <w:t xml:space="preserve">Modified </w:t>
       </w:r>
@@ -16685,7 +16701,7 @@
           <w:lang w:val="en-US"/>
         </w:rPr>
       </w:pPr>
-      <w:bookmarkStart w:id="42" w:name="_Toc223974286"/>
+      <w:bookmarkStart w:id="42" w:name="_Toc224396674"/>
       <w:r>
         <w:rPr>
           <w:sz w:val="24"/>
@@ -16831,7 +16847,7 @@
       <w:pPr>
         <w:pStyle w:val="Heading3"/>
       </w:pPr>
-      <w:bookmarkStart w:id="43" w:name="_Toc223998426"/>
+      <w:bookmarkStart w:id="43" w:name="_Toc224396641"/>
       <w:r>
         <w:t xml:space="preserve">Modified </w:t>
       </w:r>
@@ -16950,7 +16966,7 @@
           <w:lang w:val="en-US"/>
         </w:rPr>
       </w:pPr>
-      <w:bookmarkStart w:id="44" w:name="_Toc223974287"/>
+      <w:bookmarkStart w:id="44" w:name="_Toc224396675"/>
       <w:r>
         <w:rPr>
           <w:sz w:val="24"/>
@@ -17089,7 +17105,7 @@
           <w:lang w:val="vi-VN"/>
         </w:rPr>
       </w:pPr>
-      <w:bookmarkStart w:id="45" w:name="_Toc223998427"/>
+      <w:bookmarkStart w:id="45" w:name="_Toc224396642"/>
       <w:r>
         <w:t xml:space="preserve">Modified </w:t>
       </w:r>
@@ -17413,7 +17429,7 @@
           <w:lang w:val="en-US"/>
         </w:rPr>
       </w:pPr>
-      <w:bookmarkStart w:id="46" w:name="_Toc223974288"/>
+      <w:bookmarkStart w:id="46" w:name="_Toc224396676"/>
       <w:r>
         <w:rPr>
           <w:sz w:val="24"/>
@@ -17529,7 +17545,7 @@
       <w:pPr>
         <w:pStyle w:val="Heading2"/>
       </w:pPr>
-      <w:bookmarkStart w:id="47" w:name="_Toc223998428"/>
+      <w:bookmarkStart w:id="47" w:name="_Toc224396643"/>
       <w:r>
         <w:lastRenderedPageBreak/>
         <w:t>Target-Context Transformer</w:t>
@@ -17720,7 +17736,7 @@
           <w:lang w:val="en-US"/>
         </w:rPr>
       </w:pPr>
-      <w:bookmarkStart w:id="48" w:name="_Toc223974289"/>
+      <w:bookmarkStart w:id="48" w:name="_Toc224396677"/>
       <w:r>
         <w:rPr>
           <w:sz w:val="24"/>
@@ -17914,7 +17930,7 @@
       </w:r>
       <w:bookmarkStart w:id="50" w:name="_Ref220350598"/>
       <w:bookmarkStart w:id="51" w:name="_Ref220350615"/>
-      <w:bookmarkStart w:id="52" w:name="_Toc223998429"/>
+      <w:bookmarkStart w:id="52" w:name="_Toc224396644"/>
       <w:r>
         <w:rPr>
           <w:lang w:val="en-US"/>
@@ -17978,9 +17994,9 @@
       <w:pPr>
         <w:pStyle w:val="Heading2"/>
       </w:pPr>
-      <w:bookmarkStart w:id="53" w:name="_Toc223998430"/>
-      <w:bookmarkStart w:id="54" w:name="_Hlk220285521"/>
-      <w:bookmarkStart w:id="55" w:name="_Ref224334786"/>
+      <w:bookmarkStart w:id="53" w:name="_Hlk220285521"/>
+      <w:bookmarkStart w:id="54" w:name="_Ref224334786"/>
+      <w:bookmarkStart w:id="55" w:name="_Toc224396645"/>
       <w:r>
         <w:t xml:space="preserve">Data Augmentation for training </w:t>
       </w:r>
@@ -17988,11 +18004,11 @@
       <w:r>
         <w:t>CRTNet</w:t>
       </w:r>
-      <w:bookmarkEnd w:id="53"/>
+      <w:bookmarkEnd w:id="54"/>
       <w:bookmarkEnd w:id="55"/>
       <w:proofErr w:type="spellEnd"/>
     </w:p>
-    <w:bookmarkEnd w:id="54"/>
+    <w:bookmarkEnd w:id="53"/>
     <w:p>
       <w:pPr>
         <w:spacing w:line="360" w:lineRule="auto"/>
@@ -18481,7 +18497,7 @@
       <w:pPr>
         <w:pStyle w:val="Heading2"/>
       </w:pPr>
-      <w:bookmarkStart w:id="56" w:name="_Toc223998431"/>
+      <w:bookmarkStart w:id="56" w:name="_Toc224396646"/>
       <w:r>
         <w:lastRenderedPageBreak/>
         <w:t xml:space="preserve">Testing </w:t>
@@ -18548,7 +18564,7 @@
       <w:pPr>
         <w:pStyle w:val="Heading3"/>
       </w:pPr>
-      <w:bookmarkStart w:id="57" w:name="_Toc223998432"/>
+      <w:bookmarkStart w:id="57" w:name="_Toc224396647"/>
       <w:r>
         <w:t xml:space="preserve">Modified </w:t>
       </w:r>
@@ -19040,7 +19056,7 @@
           <w:lang w:val="en-US"/>
         </w:rPr>
       </w:pPr>
-      <w:bookmarkStart w:id="58" w:name="_Toc223909098"/>
+      <w:bookmarkStart w:id="58" w:name="_Toc224396682"/>
       <w:r>
         <w:rPr>
           <w:sz w:val="24"/>
@@ -19196,7 +19212,7 @@
           <w:lang w:val="vi-VN"/>
         </w:rPr>
       </w:pPr>
-      <w:bookmarkStart w:id="59" w:name="_Toc223998433"/>
+      <w:bookmarkStart w:id="59" w:name="_Toc224396648"/>
       <w:r>
         <w:lastRenderedPageBreak/>
         <w:t xml:space="preserve">Modified </w:t>
@@ -19927,7 +19943,7 @@
       </w:pPr>
       <w:bookmarkStart w:id="60" w:name="_Ref223875227"/>
       <w:bookmarkStart w:id="61" w:name="_Ref223875218"/>
-      <w:bookmarkStart w:id="62" w:name="_Toc223909099"/>
+      <w:bookmarkStart w:id="62" w:name="_Toc224396683"/>
       <w:r>
         <w:rPr>
           <w:sz w:val="24"/>
@@ -20175,7 +20191,7 @@
       <w:pPr>
         <w:pStyle w:val="Heading2"/>
       </w:pPr>
-      <w:bookmarkStart w:id="63" w:name="_Toc223998434"/>
+      <w:bookmarkStart w:id="63" w:name="_Toc224396649"/>
       <w:r>
         <w:lastRenderedPageBreak/>
         <w:t>TCT model visual search performance on different benchmark datasets</w:t>
@@ -20315,7 +20331,7 @@
       <w:pPr>
         <w:pStyle w:val="Heading3"/>
       </w:pPr>
-      <w:bookmarkStart w:id="64" w:name="_Toc223998435"/>
+      <w:bookmarkStart w:id="64" w:name="_Toc224396650"/>
       <w:r>
         <w:t>COCO-Search18</w:t>
       </w:r>
@@ -20613,7 +20629,7 @@
         </w:rPr>
       </w:pPr>
       <w:bookmarkStart w:id="65" w:name="_Ref223893715"/>
-      <w:bookmarkStart w:id="66" w:name="_Toc223974290"/>
+      <w:bookmarkStart w:id="66" w:name="_Toc224396678"/>
       <w:r>
         <w:rPr>
           <w:sz w:val="24"/>
@@ -20715,7 +20731,7 @@
       <w:pPr>
         <w:pStyle w:val="Heading3"/>
       </w:pPr>
-      <w:bookmarkStart w:id="67" w:name="_Toc223998436"/>
+      <w:bookmarkStart w:id="67" w:name="_Toc224396651"/>
       <w:r>
         <w:lastRenderedPageBreak/>
         <w:t>SCEGRAM</w:t>
@@ -21030,7 +21046,7 @@
         </w:rPr>
       </w:pPr>
       <w:bookmarkStart w:id="68" w:name="_Ref223873375"/>
-      <w:bookmarkStart w:id="69" w:name="_Toc223974291"/>
+      <w:bookmarkStart w:id="69" w:name="_Toc224396679"/>
       <w:r>
         <w:rPr>
           <w:sz w:val="24"/>
@@ -21155,7 +21171,7 @@
       <w:pPr>
         <w:pStyle w:val="Heading3"/>
       </w:pPr>
-      <w:bookmarkStart w:id="70" w:name="_Toc223998437"/>
+      <w:bookmarkStart w:id="70" w:name="_Toc224396652"/>
       <w:r>
         <w:t>Natural Design</w:t>
       </w:r>
@@ -21588,7 +21604,7 @@
         </w:rPr>
       </w:pPr>
       <w:bookmarkStart w:id="71" w:name="_Ref223992465"/>
-      <w:bookmarkStart w:id="72" w:name="_Toc223974292"/>
+      <w:bookmarkStart w:id="72" w:name="_Toc224396680"/>
       <w:r>
         <w:rPr>
           <w:sz w:val="24"/>
@@ -21713,7 +21729,7 @@
       <w:pPr>
         <w:pStyle w:val="Heading3"/>
       </w:pPr>
-      <w:bookmarkStart w:id="73" w:name="_Toc223998438"/>
+      <w:bookmarkStart w:id="73" w:name="_Toc224396653"/>
       <w:proofErr w:type="spellStart"/>
       <w:r>
         <w:t>ContextBreak</w:t>
@@ -22119,7 +22135,7 @@
         </w:rPr>
       </w:pPr>
       <w:bookmarkStart w:id="74" w:name="_Ref223998026"/>
-      <w:bookmarkStart w:id="75" w:name="_Toc223974293"/>
+      <w:bookmarkStart w:id="75" w:name="_Toc224396681"/>
       <w:r>
         <w:rPr>
           <w:sz w:val="24"/>
@@ -22438,7 +22454,7 @@
         </w:rPr>
         <w:br/>
       </w:r>
-      <w:bookmarkStart w:id="76" w:name="_Toc223998439"/>
+      <w:bookmarkStart w:id="76" w:name="_Toc224396654"/>
       <w:r>
         <w:rPr>
           <w:lang w:val="en-US"/>
@@ -22469,7 +22485,7 @@
       <w:pPr>
         <w:pStyle w:val="Heading2"/>
       </w:pPr>
-      <w:bookmarkStart w:id="77" w:name="_Toc223998440"/>
+      <w:bookmarkStart w:id="77" w:name="_Toc224396655"/>
       <w:r>
         <w:t>Possible Limitations</w:t>
       </w:r>
@@ -22567,9 +22583,17 @@
       </w:r>
       <w:r>
         <w:rPr>
+          <w:kern w:val="0"/>
           <w:lang w:val="vi-VN"/>
-        </w:rPr>
-        <w:t>from the ViT model for the global modulation process, and the number of last n layers for local modulation inside the ViT model are chosen through an iterati</w:t>
+          <w14:ligatures w14:val="none"/>
+        </w:rPr>
+        <w:t>for global modulation and the number of the last n layers for local modulation within the ViT model are determined</w:t>
+      </w:r>
+      <w:r>
+        <w:rPr>
+          <w:lang w:val="vi-VN"/>
+        </w:rPr>
+        <w:t xml:space="preserve"> through an iterati</w:t>
       </w:r>
       <w:r>
         <w:rPr>
@@ -22719,7 +22743,7 @@
       <w:pPr>
         <w:pStyle w:val="Heading2"/>
       </w:pPr>
-      <w:bookmarkStart w:id="78" w:name="_Toc223998441"/>
+      <w:bookmarkStart w:id="78" w:name="_Toc224396656"/>
       <w:r>
         <w:t>Contributions</w:t>
       </w:r>
@@ -23045,15 +23069,17 @@
       </w:r>
       <w:r>
         <w:rPr>
-          <w:lang w:val="en-US"/>
-        </w:rPr>
-        <w:t>for</w:t>
-      </w:r>
-      <w:r>
-        <w:rPr>
-          <w:lang w:val="en-US"/>
-        </w:rPr>
-        <w:t xml:space="preserve"> four benchmark datasets, and the bounding box-based TCT model is used as a benchmark for relative performance comparison to the proposed TCT model.</w:t>
+          <w:kern w:val="0"/>
+          <w:lang w:val="en-US"/>
+          <w14:ligatures w14:val="none"/>
+        </w:rPr>
+        <w:t>across four benchmark datasets, and the bounding-box-based TCT model serves as a benchmark for relative performance comparison with</w:t>
+      </w:r>
+      <w:r>
+        <w:rPr>
+          <w:lang w:val="en-US"/>
+        </w:rPr>
+        <w:t xml:space="preserve"> the proposed TCT model.</w:t>
       </w:r>
     </w:p>
     <w:p>
@@ -23067,7 +23093,7 @@
       <w:pPr>
         <w:pStyle w:val="Heading2"/>
       </w:pPr>
-      <w:bookmarkStart w:id="79" w:name="_Toc223998442"/>
+      <w:bookmarkStart w:id="79" w:name="_Toc224396657"/>
       <w:r>
         <w:t>Future directions</w:t>
       </w:r>
@@ -23081,16 +23107,458 @@
           <w:lang w:val="en-US"/>
         </w:rPr>
       </w:pPr>
-    </w:p>
-    <w:p>
-      <w:pPr>
-        <w:rPr>
-          <w:lang w:val="en-US"/>
-        </w:rPr>
-      </w:pPr>
-    </w:p>
-    <w:p>
-      <w:pPr>
+      <w:r>
+        <w:rPr>
+          <w:lang w:val="en-US"/>
+        </w:rPr>
+        <w:t xml:space="preserve">Despite </w:t>
+      </w:r>
+      <w:r>
+        <w:rPr>
+          <w:lang w:val="en-US"/>
+        </w:rPr>
+        <w:t>impressive</w:t>
+      </w:r>
+      <w:r>
+        <w:rPr>
+          <w:lang w:val="vi-VN"/>
+        </w:rPr>
+        <w:t xml:space="preserve"> </w:t>
+      </w:r>
+      <w:r>
+        <w:rPr>
+          <w:lang w:val="en-US"/>
+        </w:rPr>
+        <w:t>performance on various benchmark datasets, there is still room for improvement</w:t>
+      </w:r>
+      <w:r>
+        <w:rPr>
+          <w:lang w:val="en-US"/>
+        </w:rPr>
+        <w:t>.</w:t>
+      </w:r>
+      <w:r>
+        <w:rPr>
+          <w:lang w:val="en-US"/>
+        </w:rPr>
+        <w:t xml:space="preserve"> By </w:t>
+      </w:r>
+      <w:r>
+        <w:rPr>
+          <w:lang w:val="en-US"/>
+        </w:rPr>
+        <w:t xml:space="preserve">treating </w:t>
+      </w:r>
+      <w:r>
+        <w:rPr>
+          <w:lang w:val="en-US"/>
+        </w:rPr>
+        <w:t xml:space="preserve">the CRT and the </w:t>
+      </w:r>
+      <w:proofErr w:type="spellStart"/>
+      <w:r>
+        <w:rPr>
+          <w:lang w:val="en-US"/>
+        </w:rPr>
+        <w:t>Vi</w:t>
+      </w:r>
+      <w:r>
+        <w:rPr>
+          <w:lang w:val="en-US"/>
+        </w:rPr>
+        <w:t>T</w:t>
+      </w:r>
+      <w:proofErr w:type="spellEnd"/>
+      <w:r>
+        <w:rPr>
+          <w:lang w:val="en-US"/>
+        </w:rPr>
+        <w:t xml:space="preserve"> as the building blocks of the </w:t>
+      </w:r>
+      <w:proofErr w:type="spellStart"/>
+      <w:r>
+        <w:rPr>
+          <w:lang w:val="en-US"/>
+        </w:rPr>
+        <w:t>ViT</w:t>
+      </w:r>
+      <w:proofErr w:type="spellEnd"/>
+      <w:r>
+        <w:rPr>
+          <w:lang w:val="en-US"/>
+        </w:rPr>
+        <w:t xml:space="preserve"> model, we </w:t>
+      </w:r>
+      <w:r>
+        <w:rPr>
+          <w:lang w:val="en-US"/>
+        </w:rPr>
+        <w:t>can</w:t>
+      </w:r>
+      <w:r>
+        <w:rPr>
+          <w:lang w:val="en-US"/>
+        </w:rPr>
+        <w:t xml:space="preserve"> </w:t>
+      </w:r>
+      <w:r>
+        <w:rPr>
+          <w:lang w:val="en-US"/>
+        </w:rPr>
+        <w:t xml:space="preserve">examine </w:t>
+      </w:r>
+      <w:r>
+        <w:rPr>
+          <w:lang w:val="en-US"/>
+        </w:rPr>
+        <w:t xml:space="preserve">the </w:t>
+      </w:r>
+      <w:r>
+        <w:rPr>
+          <w:lang w:val="en-US"/>
+        </w:rPr>
+        <w:t>replaceability of</w:t>
+      </w:r>
+      <w:r>
+        <w:rPr>
+          <w:lang w:val="en-US"/>
+        </w:rPr>
+        <w:t xml:space="preserve"> each building block with other architectures </w:t>
+      </w:r>
+      <w:r>
+        <w:rPr>
+          <w:lang w:val="en-US"/>
+        </w:rPr>
+        <w:t>by comparing</w:t>
+      </w:r>
+      <w:r>
+        <w:rPr>
+          <w:lang w:val="en-US"/>
+        </w:rPr>
+        <w:t xml:space="preserve"> </w:t>
+      </w:r>
+      <w:r>
+        <w:rPr>
+          <w:lang w:val="en-US"/>
+        </w:rPr>
+        <w:t xml:space="preserve">models’ </w:t>
+      </w:r>
+      <w:r>
+        <w:rPr>
+          <w:lang w:val="en-US"/>
+        </w:rPr>
+        <w:t>performance on benchmark datasets</w:t>
+      </w:r>
+      <w:r>
+        <w:rPr>
+          <w:lang w:val="en-US"/>
+        </w:rPr>
+        <w:t>.</w:t>
+      </w:r>
+      <w:r>
+        <w:rPr>
+          <w:lang w:val="en-US"/>
+        </w:rPr>
+        <w:t xml:space="preserve"> We can further combine two or more transformer architectures</w:t>
+      </w:r>
+      <w:r>
+        <w:rPr>
+          <w:lang w:val="en-US"/>
+        </w:rPr>
+        <w:t xml:space="preserve"> either through the same global modulation channel of one final </w:t>
+      </w:r>
+      <w:proofErr w:type="spellStart"/>
+      <w:r>
+        <w:rPr>
+          <w:lang w:val="en-US"/>
+        </w:rPr>
+        <w:t>ViT</w:t>
+      </w:r>
+      <w:proofErr w:type="spellEnd"/>
+      <w:r>
+        <w:rPr>
+          <w:lang w:val="en-US"/>
+        </w:rPr>
+        <w:t xml:space="preserve"> architecture or through the </w:t>
+      </w:r>
+      <w:r>
+        <w:rPr>
+          <w:lang w:val="en-US"/>
+        </w:rPr>
+        <w:t>“</w:t>
+      </w:r>
+      <w:r>
+        <w:rPr>
+          <w:lang w:val="en-US"/>
+        </w:rPr>
+        <w:t>waterfall</w:t>
+      </w:r>
+      <w:r>
+        <w:rPr>
+          <w:lang w:val="en-US"/>
+        </w:rPr>
+        <w:t>”</w:t>
+      </w:r>
+      <w:r>
+        <w:rPr>
+          <w:lang w:val="en-US"/>
+        </w:rPr>
+        <w:t xml:space="preserve"> global modulation of each model down to the final </w:t>
+      </w:r>
+      <w:proofErr w:type="spellStart"/>
+      <w:r>
+        <w:rPr>
+          <w:lang w:val="en-US"/>
+        </w:rPr>
+        <w:t>ViT</w:t>
+      </w:r>
+      <w:proofErr w:type="spellEnd"/>
+      <w:r>
+        <w:rPr>
+          <w:lang w:val="en-US"/>
+        </w:rPr>
+        <w:t xml:space="preserve"> model</w:t>
+      </w:r>
+      <w:r>
+        <w:rPr>
+          <w:lang w:val="en-US"/>
+        </w:rPr>
+        <w:t xml:space="preserve"> to improve the performance. </w:t>
+      </w:r>
+      <w:r>
+        <w:rPr>
+          <w:lang w:val="en-US"/>
+        </w:rPr>
+        <w:t>Finally, although this paper consider</w:t>
+      </w:r>
+      <w:r>
+        <w:rPr>
+          <w:lang w:val="en-US"/>
+        </w:rPr>
+        <w:t>s</w:t>
+      </w:r>
+      <w:r>
+        <w:rPr>
+          <w:lang w:val="en-US"/>
+        </w:rPr>
+        <w:t xml:space="preserve"> zero-training and transfer learning </w:t>
+      </w:r>
+      <w:r>
+        <w:rPr>
+          <w:lang w:val="en-US"/>
+        </w:rPr>
+        <w:t xml:space="preserve">of </w:t>
+      </w:r>
+      <w:r>
+        <w:rPr>
+          <w:lang w:val="en-US"/>
+        </w:rPr>
+        <w:t xml:space="preserve">the CRT and </w:t>
+      </w:r>
+      <w:proofErr w:type="spellStart"/>
+      <w:r>
+        <w:rPr>
+          <w:lang w:val="en-US"/>
+        </w:rPr>
+        <w:t>ViT</w:t>
+      </w:r>
+      <w:proofErr w:type="spellEnd"/>
+      <w:r>
+        <w:rPr>
+          <w:lang w:val="en-US"/>
+        </w:rPr>
+        <w:t xml:space="preserve"> model</w:t>
+      </w:r>
+      <w:r>
+        <w:rPr>
+          <w:lang w:val="en-US"/>
+        </w:rPr>
+        <w:t>s</w:t>
+      </w:r>
+      <w:r>
+        <w:rPr>
+          <w:lang w:val="en-US"/>
+        </w:rPr>
+        <w:t>, we can train the whole TCT model on the recognition task and conduct transfer learning on the visual search task when the hardware development is ca</w:t>
+      </w:r>
+      <w:r>
+        <w:rPr>
+          <w:lang w:val="en-US"/>
+        </w:rPr>
+        <w:t>pa</w:t>
+      </w:r>
+      <w:r>
+        <w:rPr>
+          <w:lang w:val="en-US"/>
+        </w:rPr>
+        <w:t xml:space="preserve">ble </w:t>
+      </w:r>
+      <w:r>
+        <w:rPr>
+          <w:lang w:val="en-US"/>
+        </w:rPr>
+        <w:t xml:space="preserve">of </w:t>
+      </w:r>
+      <w:r>
+        <w:rPr>
+          <w:lang w:val="en-US"/>
+        </w:rPr>
+        <w:t xml:space="preserve">such </w:t>
+      </w:r>
+      <w:r>
+        <w:rPr>
+          <w:lang w:val="en-US"/>
+        </w:rPr>
+        <w:t xml:space="preserve">a </w:t>
+      </w:r>
+      <w:r>
+        <w:rPr>
+          <w:lang w:val="en-US"/>
+        </w:rPr>
+        <w:t>large model.</w:t>
+      </w:r>
+      <w:r>
+        <w:rPr>
+          <w:lang w:val="en-US"/>
+        </w:rPr>
+        <w:t xml:space="preserve"> Provided with such a powerful model for the visual search task, we can leverage its ability to identify resources in a satellite image or to locate a person in a crowd, etc., which can significantly reduce the time and effort required for human visual search tasks.</w:t>
+      </w:r>
+    </w:p>
+    <w:p>
+      <w:pPr>
+        <w:tabs>
+          <w:tab w:val="left" w:pos="2307"/>
+        </w:tabs>
+        <w:rPr>
+          <w:lang w:val="en-US"/>
+        </w:rPr>
+      </w:pPr>
+    </w:p>
+    <w:p>
+      <w:pPr>
+        <w:tabs>
+          <w:tab w:val="left" w:pos="2307"/>
+        </w:tabs>
+        <w:rPr>
+          <w:lang w:val="en-US"/>
+        </w:rPr>
+      </w:pPr>
+    </w:p>
+    <w:p>
+      <w:pPr>
+        <w:tabs>
+          <w:tab w:val="left" w:pos="2307"/>
+        </w:tabs>
+        <w:rPr>
+          <w:lang w:val="en-US"/>
+        </w:rPr>
+      </w:pPr>
+    </w:p>
+    <w:p>
+      <w:pPr>
+        <w:tabs>
+          <w:tab w:val="left" w:pos="2307"/>
+        </w:tabs>
+        <w:rPr>
+          <w:lang w:val="en-US"/>
+        </w:rPr>
+      </w:pPr>
+    </w:p>
+    <w:p>
+      <w:pPr>
+        <w:tabs>
+          <w:tab w:val="left" w:pos="2307"/>
+        </w:tabs>
+        <w:rPr>
+          <w:lang w:val="en-US"/>
+        </w:rPr>
+      </w:pPr>
+    </w:p>
+    <w:p>
+      <w:pPr>
+        <w:tabs>
+          <w:tab w:val="left" w:pos="2307"/>
+        </w:tabs>
+        <w:rPr>
+          <w:lang w:val="en-US"/>
+        </w:rPr>
+      </w:pPr>
+    </w:p>
+    <w:p>
+      <w:pPr>
+        <w:tabs>
+          <w:tab w:val="left" w:pos="2307"/>
+        </w:tabs>
+        <w:rPr>
+          <w:lang w:val="en-US"/>
+        </w:rPr>
+      </w:pPr>
+    </w:p>
+    <w:p>
+      <w:pPr>
+        <w:tabs>
+          <w:tab w:val="left" w:pos="2307"/>
+        </w:tabs>
+        <w:rPr>
+          <w:lang w:val="en-US"/>
+        </w:rPr>
+      </w:pPr>
+    </w:p>
+    <w:p>
+      <w:pPr>
+        <w:tabs>
+          <w:tab w:val="left" w:pos="2307"/>
+        </w:tabs>
+        <w:rPr>
+          <w:lang w:val="en-US"/>
+        </w:rPr>
+      </w:pPr>
+    </w:p>
+    <w:p>
+      <w:pPr>
+        <w:tabs>
+          <w:tab w:val="left" w:pos="2307"/>
+        </w:tabs>
+        <w:rPr>
+          <w:lang w:val="en-US"/>
+        </w:rPr>
+      </w:pPr>
+    </w:p>
+    <w:p>
+      <w:pPr>
+        <w:tabs>
+          <w:tab w:val="left" w:pos="2307"/>
+        </w:tabs>
+        <w:rPr>
+          <w:lang w:val="en-US"/>
+        </w:rPr>
+      </w:pPr>
+    </w:p>
+    <w:p>
+      <w:pPr>
+        <w:tabs>
+          <w:tab w:val="left" w:pos="2307"/>
+        </w:tabs>
+        <w:rPr>
+          <w:lang w:val="en-US"/>
+        </w:rPr>
+      </w:pPr>
+    </w:p>
+    <w:p>
+      <w:pPr>
+        <w:tabs>
+          <w:tab w:val="left" w:pos="2307"/>
+        </w:tabs>
+        <w:rPr>
+          <w:lang w:val="en-US"/>
+        </w:rPr>
+      </w:pPr>
+    </w:p>
+    <w:p>
+      <w:pPr>
+        <w:tabs>
+          <w:tab w:val="left" w:pos="2307"/>
+        </w:tabs>
         <w:rPr>
           <w:lang w:val="en-US"/>
         </w:rPr>
@@ -23110,8 +23578,9 @@
           <w:lang w:val="en-US"/>
         </w:rPr>
       </w:pPr>
-      <w:bookmarkStart w:id="80" w:name="_Toc223998443"/>
-      <w:r>
+      <w:bookmarkStart w:id="80" w:name="_Toc224396658"/>
+      <w:r>
+        <w:lastRenderedPageBreak/>
         <w:t>References</w:t>
       </w:r>
       <w:bookmarkEnd w:id="8"/>
@@ -23276,7 +23745,30 @@
           <w:iCs/>
           <w:lang w:val="en-GB"/>
         </w:rPr>
-        <w:t xml:space="preserve">Microsoft COCO: Common </w:t>
+        <w:t>Microsoft COCO: Common Objects in Context</w:t>
+      </w:r>
+      <w:r>
+        <w:rPr>
+          <w:rFonts w:cs="Times New Roman"/>
+          <w:lang w:val="en-GB"/>
+        </w:rPr>
+        <w:t xml:space="preserve"> (arXiv:1405.0312). arXiv. https://doi.org/10.48550/arXiv.1405.0312</w:t>
+      </w:r>
+    </w:p>
+    <w:p>
+      <w:pPr>
+        <w:pStyle w:val="Bibliography"/>
+        <w:rPr>
+          <w:rFonts w:cs="Times New Roman"/>
+          <w:lang w:val="en-GB"/>
+        </w:rPr>
+      </w:pPr>
+      <w:r>
+        <w:rPr>
+          <w:rFonts w:cs="Times New Roman"/>
+          <w:lang w:val="en-GB"/>
+        </w:rPr>
+        <w:t xml:space="preserve">Öhlschläger, S., &amp; Võ, M. L.-H. (2017). SCEGRAM: An image database for semantic and syntactic inconsistencies in scenes. </w:t>
       </w:r>
       <w:r>
         <w:rPr>
@@ -23285,31 +23777,14 @@
           <w:iCs/>
           <w:lang w:val="en-GB"/>
         </w:rPr>
-        <w:lastRenderedPageBreak/>
-        <w:t>Objects in Context</w:t>
+        <w:t>Behavior Research Methods</w:t>
       </w:r>
       <w:r>
         <w:rPr>
           <w:rFonts w:cs="Times New Roman"/>
           <w:lang w:val="en-GB"/>
         </w:rPr>
-        <w:t xml:space="preserve"> (arXiv:1405.0312). arXiv. https://doi.org/10.48550/arXiv.1405.0312</w:t>
-      </w:r>
-    </w:p>
-    <w:p>
-      <w:pPr>
-        <w:pStyle w:val="Bibliography"/>
-        <w:rPr>
-          <w:rFonts w:cs="Times New Roman"/>
-          <w:lang w:val="en-GB"/>
-        </w:rPr>
-      </w:pPr>
-      <w:r>
-        <w:rPr>
-          <w:rFonts w:cs="Times New Roman"/>
-          <w:lang w:val="en-GB"/>
-        </w:rPr>
-        <w:t xml:space="preserve">Öhlschläger, S., &amp; Võ, M. L.-H. (2017). SCEGRAM: An image database for semantic and syntactic inconsistencies in scenes. </w:t>
+        <w:t xml:space="preserve">, </w:t>
       </w:r>
       <w:r>
         <w:rPr>
@@ -23318,14 +23793,30 @@
           <w:iCs/>
           <w:lang w:val="en-GB"/>
         </w:rPr>
-        <w:t>Behavior Research Methods</w:t>
+        <w:t>49</w:t>
       </w:r>
       <w:r>
         <w:rPr>
           <w:rFonts w:cs="Times New Roman"/>
           <w:lang w:val="en-GB"/>
         </w:rPr>
-        <w:t xml:space="preserve">, </w:t>
+        <w:t>(5), 1780–1791. https://doi.org/10.3758/s13428-016-0820-3</w:t>
+      </w:r>
+    </w:p>
+    <w:p>
+      <w:pPr>
+        <w:pStyle w:val="Bibliography"/>
+        <w:rPr>
+          <w:rFonts w:cs="Times New Roman"/>
+          <w:lang w:val="en-GB"/>
+        </w:rPr>
+      </w:pPr>
+      <w:r>
+        <w:rPr>
+          <w:rFonts w:cs="Times New Roman"/>
+          <w:lang w:val="en-GB"/>
+        </w:rPr>
+        <w:t xml:space="preserve">Posner, M. I. (1980). Orienting of Attention. </w:t>
       </w:r>
       <w:r>
         <w:rPr>
@@ -23334,30 +23825,14 @@
           <w:iCs/>
           <w:lang w:val="en-GB"/>
         </w:rPr>
-        <w:t>49</w:t>
+        <w:t>Quarterly Journal of Experimental Psychology</w:t>
       </w:r>
       <w:r>
         <w:rPr>
           <w:rFonts w:cs="Times New Roman"/>
           <w:lang w:val="en-GB"/>
         </w:rPr>
-        <w:t>(5), 1780–1791. https://doi.org/10.3758/s13428-016-0820-3</w:t>
-      </w:r>
-    </w:p>
-    <w:p>
-      <w:pPr>
-        <w:pStyle w:val="Bibliography"/>
-        <w:rPr>
-          <w:rFonts w:cs="Times New Roman"/>
-          <w:lang w:val="en-GB"/>
-        </w:rPr>
-      </w:pPr>
-      <w:r>
-        <w:rPr>
-          <w:rFonts w:cs="Times New Roman"/>
-          <w:lang w:val="en-GB"/>
-        </w:rPr>
-        <w:t xml:space="preserve">Posner, M. I. (1980). Orienting of Attention. </w:t>
+        <w:t xml:space="preserve">, </w:t>
       </w:r>
       <w:r>
         <w:rPr>
@@ -23366,14 +23841,31 @@
           <w:iCs/>
           <w:lang w:val="en-GB"/>
         </w:rPr>
-        <w:t>Quarterly Journal of Experimental Psychology</w:t>
+        <w:t>32</w:t>
       </w:r>
       <w:r>
         <w:rPr>
           <w:rFonts w:cs="Times New Roman"/>
           <w:lang w:val="en-GB"/>
         </w:rPr>
-        <w:t xml:space="preserve">, </w:t>
+        <w:t>(1), 3–25. https://doi.org/10.1080/00335558008248231</w:t>
+      </w:r>
+    </w:p>
+    <w:p>
+      <w:pPr>
+        <w:pStyle w:val="Bibliography"/>
+        <w:rPr>
+          <w:rFonts w:cs="Times New Roman"/>
+          <w:lang w:val="en-GB"/>
+        </w:rPr>
+      </w:pPr>
+      <w:r>
+        <w:rPr>
+          <w:rFonts w:cs="Times New Roman"/>
+          <w:lang w:val="en-GB"/>
+        </w:rPr>
+        <w:lastRenderedPageBreak/>
+        <w:t xml:space="preserve">Posner, M. I., &amp; Cohen, Y. (1984). Components of Visual Orienting. In H. Bouma &amp; D. G. Bouwhuis (Eds.), </w:t>
       </w:r>
       <w:r>
         <w:rPr>
@@ -23382,14 +23874,14 @@
           <w:iCs/>
           <w:lang w:val="en-GB"/>
         </w:rPr>
-        <w:t>32</w:t>
+        <w:t>Attention and Performance X</w:t>
       </w:r>
       <w:r>
         <w:rPr>
           <w:rFonts w:cs="Times New Roman"/>
           <w:lang w:val="en-GB"/>
         </w:rPr>
-        <w:t>(1), 3–25. https://doi.org/10.1080/00335558008248231</w:t>
+        <w:t xml:space="preserve"> (pp. 531–556). Lawrence Erlbaum Associates.</w:t>
       </w:r>
     </w:p>
     <w:p>
@@ -23405,7 +23897,7 @@
           <w:rFonts w:cs="Times New Roman"/>
           <w:lang w:val="en-GB"/>
         </w:rPr>
-        <w:t xml:space="preserve">Posner, M. I., &amp; Cohen, Y. (1984). Components of Visual Orienting. In H. Bouma &amp; D. G. Bouwhuis (Eds.), </w:t>
+        <w:t xml:space="preserve">Simonyan, K., &amp; Zisserman, A. (2014). </w:t>
       </w:r>
       <w:r>
         <w:rPr>
@@ -23414,14 +23906,14 @@
           <w:iCs/>
           <w:lang w:val="en-GB"/>
         </w:rPr>
-        <w:t>Attention and Performance X</w:t>
+        <w:t>Very Deep Convolutional Networks for Large-Scale Image Recognition</w:t>
       </w:r>
       <w:r>
         <w:rPr>
           <w:rFonts w:cs="Times New Roman"/>
           <w:lang w:val="en-GB"/>
         </w:rPr>
-        <w:t xml:space="preserve"> (pp. 531–556). Lawrence Erlbaum Associates.</w:t>
+        <w:t xml:space="preserve"> (Version 6). arXiv. https://doi.org/10.48550/ARXIV.1409.1556</w:t>
       </w:r>
     </w:p>
     <w:p>
@@ -23437,7 +23929,7 @@
           <w:rFonts w:cs="Times New Roman"/>
           <w:lang w:val="en-GB"/>
         </w:rPr>
-        <w:t xml:space="preserve">Simonyan, K., &amp; Zisserman, A. (2014). </w:t>
+        <w:t xml:space="preserve">Treisman, A. M., &amp; Gelade, G. (1980). A feature-integration theory of attention. </w:t>
       </w:r>
       <w:r>
         <w:rPr>
@@ -23446,30 +23938,14 @@
           <w:iCs/>
           <w:lang w:val="en-GB"/>
         </w:rPr>
-        <w:t>Very Deep Convolutional Networks for Large-Scale Image Recognition</w:t>
+        <w:t>Cognitive Psychology</w:t>
       </w:r>
       <w:r>
         <w:rPr>
           <w:rFonts w:cs="Times New Roman"/>
           <w:lang w:val="en-GB"/>
         </w:rPr>
-        <w:t xml:space="preserve"> (Version 6). arXiv. https://doi.org/10.48550/ARXIV.1409.1556</w:t>
-      </w:r>
-    </w:p>
-    <w:p>
-      <w:pPr>
-        <w:pStyle w:val="Bibliography"/>
-        <w:rPr>
-          <w:rFonts w:cs="Times New Roman"/>
-          <w:lang w:val="en-GB"/>
-        </w:rPr>
-      </w:pPr>
-      <w:r>
-        <w:rPr>
-          <w:rFonts w:cs="Times New Roman"/>
-          <w:lang w:val="en-GB"/>
-        </w:rPr>
-        <w:t xml:space="preserve">Treisman, A. M., &amp; Gelade, G. (1980). A feature-integration theory of attention. </w:t>
+        <w:t xml:space="preserve">, </w:t>
       </w:r>
       <w:r>
         <w:rPr>
@@ -23478,14 +23954,30 @@
           <w:iCs/>
           <w:lang w:val="en-GB"/>
         </w:rPr>
-        <w:t>Cognitive Psychology</w:t>
+        <w:t>12</w:t>
       </w:r>
       <w:r>
         <w:rPr>
           <w:rFonts w:cs="Times New Roman"/>
           <w:lang w:val="en-GB"/>
         </w:rPr>
-        <w:t xml:space="preserve">, </w:t>
+        <w:t>(1), 97–136. https://doi.org/10.1016/0010-0285(80)90005-5</w:t>
+      </w:r>
+    </w:p>
+    <w:p>
+      <w:pPr>
+        <w:pStyle w:val="Bibliography"/>
+        <w:rPr>
+          <w:rFonts w:cs="Times New Roman"/>
+          <w:lang w:val="en-GB"/>
+        </w:rPr>
+      </w:pPr>
+      <w:r>
+        <w:rPr>
+          <w:rFonts w:cs="Times New Roman"/>
+          <w:lang w:val="en-GB"/>
+        </w:rPr>
+        <w:t xml:space="preserve">Vaswani, A., Shazeer, N., Parmar, N., Uszkoreit, J., Jones, L., Gomez, A. N., Kaiser, L., &amp; Polosukhin, I. (2023). </w:t>
       </w:r>
       <w:r>
         <w:rPr>
@@ -23494,14 +23986,14 @@
           <w:iCs/>
           <w:lang w:val="en-GB"/>
         </w:rPr>
-        <w:t>12</w:t>
+        <w:t>Attention Is All You Need</w:t>
       </w:r>
       <w:r>
         <w:rPr>
           <w:rFonts w:cs="Times New Roman"/>
           <w:lang w:val="en-GB"/>
         </w:rPr>
-        <w:t>(1), 97–136. https://doi.org/10.1016/0010-0285(80)90005-5</w:t>
+        <w:t xml:space="preserve"> (arXiv:1706.03762). arXiv. https://doi.org/10.48550/arXiv.1706.03762</w:t>
       </w:r>
     </w:p>
     <w:p>
@@ -23517,7 +24009,7 @@
           <w:rFonts w:cs="Times New Roman"/>
           <w:lang w:val="en-GB"/>
         </w:rPr>
-        <w:t xml:space="preserve">Vaswani, A., Shazeer, N., Parmar, N., Uszkoreit, J., Jones, L., Gomez, A. N., Kaiser, L., &amp; Polosukhin, I. (2023). </w:t>
+        <w:t xml:space="preserve">Wolfe, J. M. (1994). Guided Search 2.0 A revised model of visual search. </w:t>
       </w:r>
       <w:r>
         <w:rPr>
@@ -23526,30 +24018,14 @@
           <w:iCs/>
           <w:lang w:val="en-GB"/>
         </w:rPr>
-        <w:t>Attention Is All You Need</w:t>
+        <w:t>Psychonomic Bulletin &amp; Review</w:t>
       </w:r>
       <w:r>
         <w:rPr>
           <w:rFonts w:cs="Times New Roman"/>
           <w:lang w:val="en-GB"/>
         </w:rPr>
-        <w:t xml:space="preserve"> (arXiv:1706.03762). arXiv. https://doi.org/10.48550/arXiv.1706.03762</w:t>
-      </w:r>
-    </w:p>
-    <w:p>
-      <w:pPr>
-        <w:pStyle w:val="Bibliography"/>
-        <w:rPr>
-          <w:rFonts w:cs="Times New Roman"/>
-          <w:lang w:val="en-GB"/>
-        </w:rPr>
-      </w:pPr>
-      <w:r>
-        <w:rPr>
-          <w:rFonts w:cs="Times New Roman"/>
-          <w:lang w:val="en-GB"/>
-        </w:rPr>
-        <w:t xml:space="preserve">Wolfe, J. M. (1994). Guided Search 2.0 A revised model of visual search. </w:t>
+        <w:t xml:space="preserve">, </w:t>
       </w:r>
       <w:r>
         <w:rPr>
@@ -23558,14 +24034,30 @@
           <w:iCs/>
           <w:lang w:val="en-GB"/>
         </w:rPr>
-        <w:t>Psychonomic Bulletin &amp; Review</w:t>
+        <w:t>1</w:t>
       </w:r>
       <w:r>
         <w:rPr>
           <w:rFonts w:cs="Times New Roman"/>
           <w:lang w:val="en-GB"/>
         </w:rPr>
-        <w:t xml:space="preserve">, </w:t>
+        <w:t>(2), 202–238. https://doi.org/10.3758/BF03200774</w:t>
+      </w:r>
+    </w:p>
+    <w:p>
+      <w:pPr>
+        <w:pStyle w:val="Bibliography"/>
+        <w:rPr>
+          <w:rFonts w:cs="Times New Roman"/>
+          <w:lang w:val="en-GB"/>
+        </w:rPr>
+      </w:pPr>
+      <w:r>
+        <w:rPr>
+          <w:rFonts w:cs="Times New Roman"/>
+          <w:lang w:val="en-GB"/>
+        </w:rPr>
+        <w:t xml:space="preserve">Wolfe, J. M. (2021). Guided Search 6.0: An updated model of visual search. </w:t>
       </w:r>
       <w:r>
         <w:rPr>
@@ -23574,31 +24066,14 @@
           <w:iCs/>
           <w:lang w:val="en-GB"/>
         </w:rPr>
-        <w:t>1</w:t>
+        <w:t>Psychonomic Bulletin &amp; Review</w:t>
       </w:r>
       <w:r>
         <w:rPr>
           <w:rFonts w:cs="Times New Roman"/>
           <w:lang w:val="en-GB"/>
         </w:rPr>
-        <w:t>(2), 202–238. https://doi.org/10.3758/BF03200774</w:t>
-      </w:r>
-    </w:p>
-    <w:p>
-      <w:pPr>
-        <w:pStyle w:val="Bibliography"/>
-        <w:rPr>
-          <w:rFonts w:cs="Times New Roman"/>
-          <w:lang w:val="en-GB"/>
-        </w:rPr>
-      </w:pPr>
-      <w:r>
-        <w:rPr>
-          <w:rFonts w:cs="Times New Roman"/>
-          <w:lang w:val="en-GB"/>
-        </w:rPr>
-        <w:lastRenderedPageBreak/>
-        <w:t xml:space="preserve">Wolfe, J. M. (2021). Guided Search 6.0: An updated model of visual search. </w:t>
+        <w:t xml:space="preserve">, </w:t>
       </w:r>
       <w:r>
         <w:rPr>
@@ -23607,14 +24082,30 @@
           <w:iCs/>
           <w:lang w:val="en-GB"/>
         </w:rPr>
-        <w:t>Psychonomic Bulletin &amp; Review</w:t>
+        <w:t>28</w:t>
       </w:r>
       <w:r>
         <w:rPr>
           <w:rFonts w:cs="Times New Roman"/>
           <w:lang w:val="en-GB"/>
         </w:rPr>
-        <w:t xml:space="preserve">, </w:t>
+        <w:t>(4), 1060–1092. https://doi.org/10.3758/s13423-020-01859-9</w:t>
+      </w:r>
+    </w:p>
+    <w:p>
+      <w:pPr>
+        <w:pStyle w:val="Bibliography"/>
+        <w:rPr>
+          <w:rFonts w:cs="Times New Roman"/>
+          <w:lang w:val="en-GB"/>
+        </w:rPr>
+      </w:pPr>
+      <w:r>
+        <w:rPr>
+          <w:rFonts w:cs="Times New Roman"/>
+          <w:lang w:val="en-GB"/>
+        </w:rPr>
+        <w:t xml:space="preserve">Yang, Z., Huang, L., Chen, Y., Wei, Z., Ahn, S., Zelinsky, G., Samaras, D., &amp; Hoai, M. (2020). Predicting Goal-Directed Human Attention Using Inverse Reinforcement Learning. </w:t>
       </w:r>
       <w:r>
         <w:rPr>
@@ -23623,14 +24114,14 @@
           <w:iCs/>
           <w:lang w:val="en-GB"/>
         </w:rPr>
-        <w:t>28</w:t>
+        <w:t>2020 IEEE/CVF Conference on Computer Vision and Pattern Recognition (CVPR)</w:t>
       </w:r>
       <w:r>
         <w:rPr>
           <w:rFonts w:cs="Times New Roman"/>
           <w:lang w:val="en-GB"/>
         </w:rPr>
-        <w:t>(4), 1060–1092. https://doi.org/10.3758/s13423-020-01859-9</w:t>
+        <w:t>, 190–199. https://doi.org/10.1109/CVPR42600.2020.00027</w:t>
       </w:r>
     </w:p>
     <w:p>
@@ -23646,38 +24137,7 @@
           <w:rFonts w:cs="Times New Roman"/>
           <w:lang w:val="en-GB"/>
         </w:rPr>
-        <w:t xml:space="preserve">Yang, Z., Huang, L., Chen, Y., Wei, Z., Ahn, S., Zelinsky, G., Samaras, D., &amp; Hoai, M. (2020). Predicting Goal-Directed Human Attention Using Inverse Reinforcement Learning. </w:t>
-      </w:r>
-      <w:r>
-        <w:rPr>
-          <w:rFonts w:cs="Times New Roman"/>
-          <w:i/>
-          <w:iCs/>
-          <w:lang w:val="en-GB"/>
-        </w:rPr>
-        <w:t>2020 IEEE/CVF Conference on Computer Vision and Pattern Recognition (CVPR)</w:t>
-      </w:r>
-      <w:r>
-        <w:rPr>
-          <w:rFonts w:cs="Times New Roman"/>
-          <w:lang w:val="en-GB"/>
-        </w:rPr>
-        <w:t>, 190–199. https://doi.org/10.1109/CVPR42600.2020.00027</w:t>
-      </w:r>
-    </w:p>
-    <w:p>
-      <w:pPr>
-        <w:pStyle w:val="Bibliography"/>
-        <w:rPr>
-          <w:rFonts w:cs="Times New Roman"/>
-          <w:lang w:val="en-GB"/>
-        </w:rPr>
-      </w:pPr>
-      <w:r>
-        <w:rPr>
-          <w:rFonts w:cs="Times New Roman"/>
-          <w:lang w:val="en-GB"/>
-        </w:rPr>
+        <w:lastRenderedPageBreak/>
         <w:t xml:space="preserve">Zhang, M., Feng, J., Ma, K. T., Lim, J. H., Zhao, Q., &amp; Kreiman, G. (2018). Finding any Waldo with zero-shot invariant and efficient visual search. </w:t>
       </w:r>
       <w:r>

--- a/Final Report/Doc1.docx
+++ b/Final Report/Doc1.docx
@@ -548,10 +548,10 @@
       </w:pPr>
       <w:bookmarkStart w:id="0" w:name="_Toc215576819"/>
       <w:bookmarkStart w:id="1" w:name="_Toc216188219"/>
-      <w:bookmarkStart w:id="2" w:name="_Toc224396620"/>
+      <w:bookmarkStart w:id="2" w:name="_Toc224398966"/>
       <w:r>
         <w:lastRenderedPageBreak/>
-        <w:t>Abstraction</w:t>
+        <w:t>Abstract</w:t>
       </w:r>
       <w:bookmarkEnd w:id="0"/>
       <w:bookmarkEnd w:id="1"/>
@@ -560,7 +560,14 @@
     <w:p>
       <w:pPr>
         <w:rPr>
-          <w:lang w:val="en-US"/>
+          <w:lang w:val="vi-VN"/>
+        </w:rPr>
+      </w:pPr>
+    </w:p>
+    <w:p>
+      <w:pPr>
+        <w:rPr>
+          <w:lang w:val="vi-VN"/>
         </w:rPr>
       </w:pPr>
     </w:p>
@@ -1107,7 +1114,7 @@
         </w:rPr>
       </w:pPr>
       <w:bookmarkStart w:id="3" w:name="_Toc216188220"/>
-      <w:bookmarkStart w:id="4" w:name="_Toc224396621"/>
+      <w:bookmarkStart w:id="4" w:name="_Toc224398967"/>
       <w:r>
         <w:rPr>
           <w:lang w:val="en-US"/>
@@ -1121,7 +1128,14 @@
     <w:p>
       <w:pPr>
         <w:rPr>
-          <w:lang w:val="en-US"/>
+          <w:lang w:val="vi-VN"/>
+        </w:rPr>
+      </w:pPr>
+    </w:p>
+    <w:p>
+      <w:pPr>
+        <w:rPr>
+          <w:lang w:val="vi-VN"/>
         </w:rPr>
       </w:pPr>
     </w:p>
@@ -1571,21 +1585,7 @@
     <w:p>
       <w:pPr>
         <w:rPr>
-          <w:lang w:val="en-US"/>
-        </w:rPr>
-      </w:pPr>
-    </w:p>
-    <w:p>
-      <w:pPr>
-        <w:rPr>
-          <w:lang w:val="en-US"/>
-        </w:rPr>
-      </w:pPr>
-    </w:p>
-    <w:p>
-      <w:pPr>
-        <w:rPr>
-          <w:lang w:val="en-US"/>
+          <w:lang w:val="vi-VN"/>
         </w:rPr>
       </w:pPr>
     </w:p>
@@ -1597,7 +1597,7 @@
         </w:rPr>
       </w:pPr>
       <w:bookmarkStart w:id="5" w:name="_Toc216188221"/>
-      <w:bookmarkStart w:id="6" w:name="_Toc224396622"/>
+      <w:bookmarkStart w:id="6" w:name="_Toc224398968"/>
       <w:r>
         <w:rPr>
           <w:lang w:val="en-US"/>
@@ -1653,13 +1653,13 @@
         </w:rPr>
         <w:fldChar w:fldCharType="separate"/>
       </w:r>
-      <w:hyperlink w:anchor="_Toc224396620" w:history="1">
+      <w:hyperlink w:anchor="_Toc224398966" w:history="1">
         <w:r>
           <w:rPr>
             <w:rStyle w:val="Hyperlink"/>
             <w:noProof/>
           </w:rPr>
-          <w:t>Abstraction</w:t>
+          <w:t>Abstract</w:t>
         </w:r>
         <w:r>
           <w:rPr>
@@ -1680,7 +1680,7 @@
             <w:noProof/>
             <w:webHidden/>
           </w:rPr>
-          <w:instrText xml:space="preserve"> PAGEREF _Toc224396620 \h </w:instrText>
+          <w:instrText xml:space="preserve"> PAGEREF _Toc224398966 \h </w:instrText>
         </w:r>
         <w:r>
           <w:rPr>
@@ -1724,7 +1724,7 @@
           <w:lang w:val="en-US" w:eastAsia="zh-CN"/>
         </w:rPr>
       </w:pPr>
-      <w:hyperlink w:anchor="_Toc224396621" w:history="1">
+      <w:hyperlink w:anchor="_Toc224398967" w:history="1">
         <w:r>
           <w:rPr>
             <w:rStyle w:val="Hyperlink"/>
@@ -1752,7 +1752,7 @@
             <w:noProof/>
             <w:webHidden/>
           </w:rPr>
-          <w:instrText xml:space="preserve"> PAGEREF _Toc224396621 \h </w:instrText>
+          <w:instrText xml:space="preserve"> PAGEREF _Toc224398967 \h </w:instrText>
         </w:r>
         <w:r>
           <w:rPr>
@@ -1796,7 +1796,7 @@
           <w:lang w:val="en-US" w:eastAsia="zh-CN"/>
         </w:rPr>
       </w:pPr>
-      <w:hyperlink w:anchor="_Toc224396622" w:history="1">
+      <w:hyperlink w:anchor="_Toc224398968" w:history="1">
         <w:r>
           <w:rPr>
             <w:rStyle w:val="Hyperlink"/>
@@ -1824,7 +1824,7 @@
             <w:noProof/>
             <w:webHidden/>
           </w:rPr>
-          <w:instrText xml:space="preserve"> PAGEREF _Toc224396622 \h </w:instrText>
+          <w:instrText xml:space="preserve"> PAGEREF _Toc224398968 \h </w:instrText>
         </w:r>
         <w:r>
           <w:rPr>
@@ -1868,7 +1868,7 @@
           <w:lang w:val="en-US" w:eastAsia="zh-CN"/>
         </w:rPr>
       </w:pPr>
-      <w:hyperlink w:anchor="_Toc224396623" w:history="1">
+      <w:hyperlink w:anchor="_Toc224398969" w:history="1">
         <w:r>
           <w:rPr>
             <w:rStyle w:val="Hyperlink"/>
@@ -1896,7 +1896,7 @@
             <w:noProof/>
             <w:webHidden/>
           </w:rPr>
-          <w:instrText xml:space="preserve"> PAGEREF _Toc224396623 \h </w:instrText>
+          <w:instrText xml:space="preserve"> PAGEREF _Toc224398969 \h </w:instrText>
         </w:r>
         <w:r>
           <w:rPr>
@@ -1940,7 +1940,7 @@
           <w:lang w:val="en-US" w:eastAsia="zh-CN"/>
         </w:rPr>
       </w:pPr>
-      <w:hyperlink w:anchor="_Toc224396624" w:history="1">
+      <w:hyperlink w:anchor="_Toc224398970" w:history="1">
         <w:r>
           <w:rPr>
             <w:rStyle w:val="Hyperlink"/>
@@ -1968,7 +1968,7 @@
             <w:noProof/>
             <w:webHidden/>
           </w:rPr>
-          <w:instrText xml:space="preserve"> PAGEREF _Toc224396624 \h </w:instrText>
+          <w:instrText xml:space="preserve"> PAGEREF _Toc224398970 \h </w:instrText>
         </w:r>
         <w:r>
           <w:rPr>
@@ -2013,7 +2013,7 @@
           <w:lang w:val="en-US" w:eastAsia="zh-CN"/>
         </w:rPr>
       </w:pPr>
-      <w:hyperlink w:anchor="_Toc224396625" w:history="1">
+      <w:hyperlink w:anchor="_Toc224398971" w:history="1">
         <w:r>
           <w:rPr>
             <w:rStyle w:val="Hyperlink"/>
@@ -2058,7 +2058,7 @@
             <w:noProof/>
             <w:webHidden/>
           </w:rPr>
-          <w:instrText xml:space="preserve"> PAGEREF _Toc224396625 \h </w:instrText>
+          <w:instrText xml:space="preserve"> PAGEREF _Toc224398971 \h </w:instrText>
         </w:r>
         <w:r>
           <w:rPr>
@@ -2103,7 +2103,7 @@
           <w:lang w:val="en-US" w:eastAsia="zh-CN"/>
         </w:rPr>
       </w:pPr>
-      <w:hyperlink w:anchor="_Toc224396626" w:history="1">
+      <w:hyperlink w:anchor="_Toc224398972" w:history="1">
         <w:r>
           <w:rPr>
             <w:rStyle w:val="Hyperlink"/>
@@ -2148,7 +2148,7 @@
             <w:noProof/>
             <w:webHidden/>
           </w:rPr>
-          <w:instrText xml:space="preserve"> PAGEREF _Toc224396626 \h </w:instrText>
+          <w:instrText xml:space="preserve"> PAGEREF _Toc224398972 \h </w:instrText>
         </w:r>
         <w:r>
           <w:rPr>
@@ -2192,7 +2192,7 @@
           <w:lang w:eastAsia="zh-CN"/>
         </w:rPr>
       </w:pPr>
-      <w:hyperlink w:anchor="_Toc224396627" w:history="1">
+      <w:hyperlink w:anchor="_Toc224398973" w:history="1">
         <w:r>
           <w:rPr>
             <w:rStyle w:val="Hyperlink"/>
@@ -2234,7 +2234,7 @@
             <w:noProof/>
             <w:webHidden/>
           </w:rPr>
-          <w:instrText xml:space="preserve"> PAGEREF _Toc224396627 \h </w:instrText>
+          <w:instrText xml:space="preserve"> PAGEREF _Toc224398973 \h </w:instrText>
         </w:r>
         <w:r>
           <w:rPr>
@@ -2278,7 +2278,7 @@
           <w:lang w:val="en-US" w:eastAsia="zh-CN"/>
         </w:rPr>
       </w:pPr>
-      <w:hyperlink w:anchor="_Toc224396628" w:history="1">
+      <w:hyperlink w:anchor="_Toc224398974" w:history="1">
         <w:r>
           <w:rPr>
             <w:rStyle w:val="Hyperlink"/>
@@ -2320,7 +2320,7 @@
             <w:noProof/>
             <w:webHidden/>
           </w:rPr>
-          <w:instrText xml:space="preserve"> PAGEREF _Toc224396628 \h </w:instrText>
+          <w:instrText xml:space="preserve"> PAGEREF _Toc224398974 \h </w:instrText>
         </w:r>
         <w:r>
           <w:rPr>
@@ -2364,7 +2364,7 @@
           <w:lang w:val="en-US" w:eastAsia="zh-CN"/>
         </w:rPr>
       </w:pPr>
-      <w:hyperlink w:anchor="_Toc224396629" w:history="1">
+      <w:hyperlink w:anchor="_Toc224398975" w:history="1">
         <w:r>
           <w:rPr>
             <w:rStyle w:val="Hyperlink"/>
@@ -2406,7 +2406,7 @@
             <w:noProof/>
             <w:webHidden/>
           </w:rPr>
-          <w:instrText xml:space="preserve"> PAGEREF _Toc224396629 \h </w:instrText>
+          <w:instrText xml:space="preserve"> PAGEREF _Toc224398975 \h </w:instrText>
         </w:r>
         <w:r>
           <w:rPr>
@@ -2450,7 +2450,7 @@
           <w:lang w:val="en-US" w:eastAsia="zh-CN"/>
         </w:rPr>
       </w:pPr>
-      <w:hyperlink w:anchor="_Toc224396630" w:history="1">
+      <w:hyperlink w:anchor="_Toc224398976" w:history="1">
         <w:r>
           <w:rPr>
             <w:rStyle w:val="Hyperlink"/>
@@ -2492,7 +2492,7 @@
             <w:noProof/>
             <w:webHidden/>
           </w:rPr>
-          <w:instrText xml:space="preserve"> PAGEREF _Toc224396630 \h </w:instrText>
+          <w:instrText xml:space="preserve"> PAGEREF _Toc224398976 \h </w:instrText>
         </w:r>
         <w:r>
           <w:rPr>
@@ -2536,7 +2536,7 @@
           <w:lang w:val="en-US" w:eastAsia="zh-CN"/>
         </w:rPr>
       </w:pPr>
-      <w:hyperlink w:anchor="_Toc224396631" w:history="1">
+      <w:hyperlink w:anchor="_Toc224398977" w:history="1">
         <w:r>
           <w:rPr>
             <w:rStyle w:val="Hyperlink"/>
@@ -2578,7 +2578,7 @@
             <w:noProof/>
             <w:webHidden/>
           </w:rPr>
-          <w:instrText xml:space="preserve"> PAGEREF _Toc224396631 \h </w:instrText>
+          <w:instrText xml:space="preserve"> PAGEREF _Toc224398977 \h </w:instrText>
         </w:r>
         <w:r>
           <w:rPr>
@@ -2622,7 +2622,7 @@
           <w:lang w:val="en-US" w:eastAsia="zh-CN"/>
         </w:rPr>
       </w:pPr>
-      <w:hyperlink w:anchor="_Toc224396632" w:history="1">
+      <w:hyperlink w:anchor="_Toc224398978" w:history="1">
         <w:r>
           <w:rPr>
             <w:rStyle w:val="Hyperlink"/>
@@ -2664,7 +2664,7 @@
             <w:noProof/>
             <w:webHidden/>
           </w:rPr>
-          <w:instrText xml:space="preserve"> PAGEREF _Toc224396632 \h </w:instrText>
+          <w:instrText xml:space="preserve"> PAGEREF _Toc224398978 \h </w:instrText>
         </w:r>
         <w:r>
           <w:rPr>
@@ -2708,7 +2708,7 @@
           <w:lang w:eastAsia="zh-CN"/>
         </w:rPr>
       </w:pPr>
-      <w:hyperlink w:anchor="_Toc224396633" w:history="1">
+      <w:hyperlink w:anchor="_Toc224398979" w:history="1">
         <w:r>
           <w:rPr>
             <w:rStyle w:val="Hyperlink"/>
@@ -2750,7 +2750,7 @@
             <w:noProof/>
             <w:webHidden/>
           </w:rPr>
-          <w:instrText xml:space="preserve"> PAGEREF _Toc224396633 \h </w:instrText>
+          <w:instrText xml:space="preserve"> PAGEREF _Toc224398979 \h </w:instrText>
         </w:r>
         <w:r>
           <w:rPr>
@@ -2794,7 +2794,7 @@
           <w:lang w:val="en-US" w:eastAsia="zh-CN"/>
         </w:rPr>
       </w:pPr>
-      <w:hyperlink w:anchor="_Toc224396634" w:history="1">
+      <w:hyperlink w:anchor="_Toc224398980" w:history="1">
         <w:r>
           <w:rPr>
             <w:rStyle w:val="Hyperlink"/>
@@ -2836,7 +2836,7 @@
             <w:noProof/>
             <w:webHidden/>
           </w:rPr>
-          <w:instrText xml:space="preserve"> PAGEREF _Toc224396634 \h </w:instrText>
+          <w:instrText xml:space="preserve"> PAGEREF _Toc224398980 \h </w:instrText>
         </w:r>
         <w:r>
           <w:rPr>
@@ -2881,7 +2881,7 @@
           <w:lang w:val="en-US" w:eastAsia="zh-CN"/>
         </w:rPr>
       </w:pPr>
-      <w:hyperlink w:anchor="_Toc224396635" w:history="1">
+      <w:hyperlink w:anchor="_Toc224398981" w:history="1">
         <w:r>
           <w:rPr>
             <w:rStyle w:val="Hyperlink"/>
@@ -2926,7 +2926,7 @@
             <w:noProof/>
             <w:webHidden/>
           </w:rPr>
-          <w:instrText xml:space="preserve"> PAGEREF _Toc224396635 \h </w:instrText>
+          <w:instrText xml:space="preserve"> PAGEREF _Toc224398981 \h </w:instrText>
         </w:r>
         <w:r>
           <w:rPr>
@@ -2970,7 +2970,7 @@
           <w:lang w:eastAsia="zh-CN"/>
         </w:rPr>
       </w:pPr>
-      <w:hyperlink w:anchor="_Toc224396636" w:history="1">
+      <w:hyperlink w:anchor="_Toc224398982" w:history="1">
         <w:r>
           <w:rPr>
             <w:rStyle w:val="Hyperlink"/>
@@ -3012,7 +3012,7 @@
             <w:noProof/>
             <w:webHidden/>
           </w:rPr>
-          <w:instrText xml:space="preserve"> PAGEREF _Toc224396636 \h </w:instrText>
+          <w:instrText xml:space="preserve"> PAGEREF _Toc224398982 \h </w:instrText>
         </w:r>
         <w:r>
           <w:rPr>
@@ -3056,7 +3056,7 @@
           <w:lang w:eastAsia="zh-CN"/>
         </w:rPr>
       </w:pPr>
-      <w:hyperlink w:anchor="_Toc224396637" w:history="1">
+      <w:hyperlink w:anchor="_Toc224398983" w:history="1">
         <w:r>
           <w:rPr>
             <w:rStyle w:val="Hyperlink"/>
@@ -3098,7 +3098,7 @@
             <w:noProof/>
             <w:webHidden/>
           </w:rPr>
-          <w:instrText xml:space="preserve"> PAGEREF _Toc224396637 \h </w:instrText>
+          <w:instrText xml:space="preserve"> PAGEREF _Toc224398983 \h </w:instrText>
         </w:r>
         <w:r>
           <w:rPr>
@@ -3142,7 +3142,7 @@
           <w:lang w:val="en-US" w:eastAsia="zh-CN"/>
         </w:rPr>
       </w:pPr>
-      <w:hyperlink w:anchor="_Toc224396638" w:history="1">
+      <w:hyperlink w:anchor="_Toc224398984" w:history="1">
         <w:r>
           <w:rPr>
             <w:rStyle w:val="Hyperlink"/>
@@ -3184,7 +3184,7 @@
             <w:noProof/>
             <w:webHidden/>
           </w:rPr>
-          <w:instrText xml:space="preserve"> PAGEREF _Toc224396638 \h </w:instrText>
+          <w:instrText xml:space="preserve"> PAGEREF _Toc224398984 \h </w:instrText>
         </w:r>
         <w:r>
           <w:rPr>
@@ -3228,7 +3228,7 @@
           <w:lang w:eastAsia="zh-CN"/>
         </w:rPr>
       </w:pPr>
-      <w:hyperlink w:anchor="_Toc224396639" w:history="1">
+      <w:hyperlink w:anchor="_Toc224398985" w:history="1">
         <w:r>
           <w:rPr>
             <w:rStyle w:val="Hyperlink"/>
@@ -3270,7 +3270,7 @@
             <w:noProof/>
             <w:webHidden/>
           </w:rPr>
-          <w:instrText xml:space="preserve"> PAGEREF _Toc224396639 \h </w:instrText>
+          <w:instrText xml:space="preserve"> PAGEREF _Toc224398985 \h </w:instrText>
         </w:r>
         <w:r>
           <w:rPr>
@@ -3314,7 +3314,7 @@
           <w:lang w:val="en-US" w:eastAsia="zh-CN"/>
         </w:rPr>
       </w:pPr>
-      <w:hyperlink w:anchor="_Toc224396640" w:history="1">
+      <w:hyperlink w:anchor="_Toc224398986" w:history="1">
         <w:r>
           <w:rPr>
             <w:rStyle w:val="Hyperlink"/>
@@ -3356,7 +3356,7 @@
             <w:noProof/>
             <w:webHidden/>
           </w:rPr>
-          <w:instrText xml:space="preserve"> PAGEREF _Toc224396640 \h </w:instrText>
+          <w:instrText xml:space="preserve"> PAGEREF _Toc224398986 \h </w:instrText>
         </w:r>
         <w:r>
           <w:rPr>
@@ -3400,7 +3400,7 @@
           <w:lang w:val="en-US" w:eastAsia="zh-CN"/>
         </w:rPr>
       </w:pPr>
-      <w:hyperlink w:anchor="_Toc224396641" w:history="1">
+      <w:hyperlink w:anchor="_Toc224398987" w:history="1">
         <w:r>
           <w:rPr>
             <w:rStyle w:val="Hyperlink"/>
@@ -3442,7 +3442,7 @@
             <w:noProof/>
             <w:webHidden/>
           </w:rPr>
-          <w:instrText xml:space="preserve"> PAGEREF _Toc224396641 \h </w:instrText>
+          <w:instrText xml:space="preserve"> PAGEREF _Toc224398987 \h </w:instrText>
         </w:r>
         <w:r>
           <w:rPr>
@@ -3486,7 +3486,7 @@
           <w:lang w:val="en-US" w:eastAsia="zh-CN"/>
         </w:rPr>
       </w:pPr>
-      <w:hyperlink w:anchor="_Toc224396642" w:history="1">
+      <w:hyperlink w:anchor="_Toc224398988" w:history="1">
         <w:r>
           <w:rPr>
             <w:rStyle w:val="Hyperlink"/>
@@ -3529,7 +3529,7 @@
             <w:noProof/>
             <w:webHidden/>
           </w:rPr>
-          <w:instrText xml:space="preserve"> PAGEREF _Toc224396642 \h </w:instrText>
+          <w:instrText xml:space="preserve"> PAGEREF _Toc224398988 \h </w:instrText>
         </w:r>
         <w:r>
           <w:rPr>
@@ -3573,7 +3573,7 @@
           <w:lang w:eastAsia="zh-CN"/>
         </w:rPr>
       </w:pPr>
-      <w:hyperlink w:anchor="_Toc224396643" w:history="1">
+      <w:hyperlink w:anchor="_Toc224398989" w:history="1">
         <w:r>
           <w:rPr>
             <w:rStyle w:val="Hyperlink"/>
@@ -3615,7 +3615,7 @@
             <w:noProof/>
             <w:webHidden/>
           </w:rPr>
-          <w:instrText xml:space="preserve"> PAGEREF _Toc224396643 \h </w:instrText>
+          <w:instrText xml:space="preserve"> PAGEREF _Toc224398989 \h </w:instrText>
         </w:r>
         <w:r>
           <w:rPr>
@@ -3660,7 +3660,7 @@
           <w:lang w:val="en-US" w:eastAsia="zh-CN"/>
         </w:rPr>
       </w:pPr>
-      <w:hyperlink w:anchor="_Toc224396644" w:history="1">
+      <w:hyperlink w:anchor="_Toc224398990" w:history="1">
         <w:r>
           <w:rPr>
             <w:rStyle w:val="Hyperlink"/>
@@ -3704,7 +3704,7 @@
             <w:noProof/>
             <w:webHidden/>
           </w:rPr>
-          <w:instrText xml:space="preserve"> PAGEREF _Toc224396644 \h </w:instrText>
+          <w:instrText xml:space="preserve"> PAGEREF _Toc224398990 \h </w:instrText>
         </w:r>
         <w:r>
           <w:rPr>
@@ -3748,7 +3748,7 @@
           <w:lang w:eastAsia="zh-CN"/>
         </w:rPr>
       </w:pPr>
-      <w:hyperlink w:anchor="_Toc224396645" w:history="1">
+      <w:hyperlink w:anchor="_Toc224398991" w:history="1">
         <w:r>
           <w:rPr>
             <w:rStyle w:val="Hyperlink"/>
@@ -3790,7 +3790,7 @@
             <w:noProof/>
             <w:webHidden/>
           </w:rPr>
-          <w:instrText xml:space="preserve"> PAGEREF _Toc224396645 \h </w:instrText>
+          <w:instrText xml:space="preserve"> PAGEREF _Toc224398991 \h </w:instrText>
         </w:r>
         <w:r>
           <w:rPr>
@@ -3834,7 +3834,7 @@
           <w:lang w:eastAsia="zh-CN"/>
         </w:rPr>
       </w:pPr>
-      <w:hyperlink w:anchor="_Toc224396646" w:history="1">
+      <w:hyperlink w:anchor="_Toc224398992" w:history="1">
         <w:r>
           <w:rPr>
             <w:rStyle w:val="Hyperlink"/>
@@ -3876,7 +3876,7 @@
             <w:noProof/>
             <w:webHidden/>
           </w:rPr>
-          <w:instrText xml:space="preserve"> PAGEREF _Toc224396646 \h </w:instrText>
+          <w:instrText xml:space="preserve"> PAGEREF _Toc224398992 \h </w:instrText>
         </w:r>
         <w:r>
           <w:rPr>
@@ -3920,7 +3920,7 @@
           <w:lang w:val="en-US" w:eastAsia="zh-CN"/>
         </w:rPr>
       </w:pPr>
-      <w:hyperlink w:anchor="_Toc224396647" w:history="1">
+      <w:hyperlink w:anchor="_Toc224398993" w:history="1">
         <w:r>
           <w:rPr>
             <w:rStyle w:val="Hyperlink"/>
@@ -3962,7 +3962,7 @@
             <w:noProof/>
             <w:webHidden/>
           </w:rPr>
-          <w:instrText xml:space="preserve"> PAGEREF _Toc224396647 \h </w:instrText>
+          <w:instrText xml:space="preserve"> PAGEREF _Toc224398993 \h </w:instrText>
         </w:r>
         <w:r>
           <w:rPr>
@@ -4006,7 +4006,7 @@
           <w:lang w:val="en-US" w:eastAsia="zh-CN"/>
         </w:rPr>
       </w:pPr>
-      <w:hyperlink w:anchor="_Toc224396648" w:history="1">
+      <w:hyperlink w:anchor="_Toc224398994" w:history="1">
         <w:r>
           <w:rPr>
             <w:rStyle w:val="Hyperlink"/>
@@ -4049,7 +4049,7 @@
             <w:noProof/>
             <w:webHidden/>
           </w:rPr>
-          <w:instrText xml:space="preserve"> PAGEREF _Toc224396648 \h </w:instrText>
+          <w:instrText xml:space="preserve"> PAGEREF _Toc224398994 \h </w:instrText>
         </w:r>
         <w:r>
           <w:rPr>
@@ -4093,7 +4093,7 @@
           <w:lang w:eastAsia="zh-CN"/>
         </w:rPr>
       </w:pPr>
-      <w:hyperlink w:anchor="_Toc224396649" w:history="1">
+      <w:hyperlink w:anchor="_Toc224398995" w:history="1">
         <w:r>
           <w:rPr>
             <w:rStyle w:val="Hyperlink"/>
@@ -4135,7 +4135,7 @@
             <w:noProof/>
             <w:webHidden/>
           </w:rPr>
-          <w:instrText xml:space="preserve"> PAGEREF _Toc224396649 \h </w:instrText>
+          <w:instrText xml:space="preserve"> PAGEREF _Toc224398995 \h </w:instrText>
         </w:r>
         <w:r>
           <w:rPr>
@@ -4179,7 +4179,7 @@
           <w:lang w:val="en-US" w:eastAsia="zh-CN"/>
         </w:rPr>
       </w:pPr>
-      <w:hyperlink w:anchor="_Toc224396650" w:history="1">
+      <w:hyperlink w:anchor="_Toc224398996" w:history="1">
         <w:r>
           <w:rPr>
             <w:rStyle w:val="Hyperlink"/>
@@ -4221,7 +4221,7 @@
             <w:noProof/>
             <w:webHidden/>
           </w:rPr>
-          <w:instrText xml:space="preserve"> PAGEREF _Toc224396650 \h </w:instrText>
+          <w:instrText xml:space="preserve"> PAGEREF _Toc224398996 \h </w:instrText>
         </w:r>
         <w:r>
           <w:rPr>
@@ -4265,7 +4265,7 @@
           <w:lang w:val="en-US" w:eastAsia="zh-CN"/>
         </w:rPr>
       </w:pPr>
-      <w:hyperlink w:anchor="_Toc224396651" w:history="1">
+      <w:hyperlink w:anchor="_Toc224398997" w:history="1">
         <w:r>
           <w:rPr>
             <w:rStyle w:val="Hyperlink"/>
@@ -4307,7 +4307,7 @@
             <w:noProof/>
             <w:webHidden/>
           </w:rPr>
-          <w:instrText xml:space="preserve"> PAGEREF _Toc224396651 \h </w:instrText>
+          <w:instrText xml:space="preserve"> PAGEREF _Toc224398997 \h </w:instrText>
         </w:r>
         <w:r>
           <w:rPr>
@@ -4351,7 +4351,7 @@
           <w:lang w:val="en-US" w:eastAsia="zh-CN"/>
         </w:rPr>
       </w:pPr>
-      <w:hyperlink w:anchor="_Toc224396652" w:history="1">
+      <w:hyperlink w:anchor="_Toc224398998" w:history="1">
         <w:r>
           <w:rPr>
             <w:rStyle w:val="Hyperlink"/>
@@ -4393,7 +4393,7 @@
             <w:noProof/>
             <w:webHidden/>
           </w:rPr>
-          <w:instrText xml:space="preserve"> PAGEREF _Toc224396652 \h </w:instrText>
+          <w:instrText xml:space="preserve"> PAGEREF _Toc224398998 \h </w:instrText>
         </w:r>
         <w:r>
           <w:rPr>
@@ -4437,7 +4437,7 @@
           <w:lang w:val="en-US" w:eastAsia="zh-CN"/>
         </w:rPr>
       </w:pPr>
-      <w:hyperlink w:anchor="_Toc224396653" w:history="1">
+      <w:hyperlink w:anchor="_Toc224398999" w:history="1">
         <w:r>
           <w:rPr>
             <w:rStyle w:val="Hyperlink"/>
@@ -4479,7 +4479,7 @@
             <w:noProof/>
             <w:webHidden/>
           </w:rPr>
-          <w:instrText xml:space="preserve"> PAGEREF _Toc224396653 \h </w:instrText>
+          <w:instrText xml:space="preserve"> PAGEREF _Toc224398999 \h </w:instrText>
         </w:r>
         <w:r>
           <w:rPr>
@@ -4524,7 +4524,7 @@
           <w:lang w:val="en-US" w:eastAsia="zh-CN"/>
         </w:rPr>
       </w:pPr>
-      <w:hyperlink w:anchor="_Toc224396654" w:history="1">
+      <w:hyperlink w:anchor="_Toc224399000" w:history="1">
         <w:r>
           <w:rPr>
             <w:rStyle w:val="Hyperlink"/>
@@ -4569,7 +4569,7 @@
             <w:noProof/>
             <w:webHidden/>
           </w:rPr>
-          <w:instrText xml:space="preserve"> PAGEREF _Toc224396654 \h </w:instrText>
+          <w:instrText xml:space="preserve"> PAGEREF _Toc224399000 \h </w:instrText>
         </w:r>
         <w:r>
           <w:rPr>
@@ -4613,7 +4613,7 @@
           <w:lang w:eastAsia="zh-CN"/>
         </w:rPr>
       </w:pPr>
-      <w:hyperlink w:anchor="_Toc224396655" w:history="1">
+      <w:hyperlink w:anchor="_Toc224399001" w:history="1">
         <w:r>
           <w:rPr>
             <w:rStyle w:val="Hyperlink"/>
@@ -4655,7 +4655,7 @@
             <w:noProof/>
             <w:webHidden/>
           </w:rPr>
-          <w:instrText xml:space="preserve"> PAGEREF _Toc224396655 \h </w:instrText>
+          <w:instrText xml:space="preserve"> PAGEREF _Toc224399001 \h </w:instrText>
         </w:r>
         <w:r>
           <w:rPr>
@@ -4699,7 +4699,7 @@
           <w:lang w:eastAsia="zh-CN"/>
         </w:rPr>
       </w:pPr>
-      <w:hyperlink w:anchor="_Toc224396656" w:history="1">
+      <w:hyperlink w:anchor="_Toc224399002" w:history="1">
         <w:r>
           <w:rPr>
             <w:rStyle w:val="Hyperlink"/>
@@ -4741,7 +4741,7 @@
             <w:noProof/>
             <w:webHidden/>
           </w:rPr>
-          <w:instrText xml:space="preserve"> PAGEREF _Toc224396656 \h </w:instrText>
+          <w:instrText xml:space="preserve"> PAGEREF _Toc224399002 \h </w:instrText>
         </w:r>
         <w:r>
           <w:rPr>
@@ -4785,7 +4785,7 @@
           <w:lang w:eastAsia="zh-CN"/>
         </w:rPr>
       </w:pPr>
-      <w:hyperlink w:anchor="_Toc224396657" w:history="1">
+      <w:hyperlink w:anchor="_Toc224399003" w:history="1">
         <w:r>
           <w:rPr>
             <w:rStyle w:val="Hyperlink"/>
@@ -4827,7 +4827,7 @@
             <w:noProof/>
             <w:webHidden/>
           </w:rPr>
-          <w:instrText xml:space="preserve"> PAGEREF _Toc224396657 \h </w:instrText>
+          <w:instrText xml:space="preserve"> PAGEREF _Toc224399003 \h </w:instrText>
         </w:r>
         <w:r>
           <w:rPr>
@@ -4871,7 +4871,7 @@
           <w:lang w:val="en-US" w:eastAsia="zh-CN"/>
         </w:rPr>
       </w:pPr>
-      <w:hyperlink w:anchor="_Toc224396658" w:history="1">
+      <w:hyperlink w:anchor="_Toc224399004" w:history="1">
         <w:r>
           <w:rPr>
             <w:rStyle w:val="Hyperlink"/>
@@ -4898,7 +4898,7 @@
             <w:noProof/>
             <w:webHidden/>
           </w:rPr>
-          <w:instrText xml:space="preserve"> PAGEREF _Toc224396658 \h </w:instrText>
+          <w:instrText xml:space="preserve"> PAGEREF _Toc224399004 \h </w:instrText>
         </w:r>
         <w:r>
           <w:rPr>
@@ -5054,7 +5054,7 @@
           <w:lang w:val="en-US"/>
         </w:rPr>
       </w:pPr>
-      <w:bookmarkStart w:id="7" w:name="_Toc224396623"/>
+      <w:bookmarkStart w:id="7" w:name="_Toc224398969"/>
       <w:r>
         <w:rPr>
           <w:lang w:val="en-US"/>
@@ -6292,33 +6292,7 @@
           <w:bCs/>
           <w:sz w:val="48"/>
           <w:szCs w:val="48"/>
-          <w:lang w:val="en-US"/>
-        </w:rPr>
-      </w:pPr>
-    </w:p>
-    <w:p>
-      <w:pPr>
-        <w:spacing w:line="360" w:lineRule="auto"/>
-        <w:rPr>
-          <w:rFonts w:cs="Times New Roman"/>
-          <w:b/>
-          <w:bCs/>
-          <w:sz w:val="48"/>
-          <w:szCs w:val="48"/>
-          <w:lang w:val="en-US"/>
-        </w:rPr>
-      </w:pPr>
-    </w:p>
-    <w:p>
-      <w:pPr>
-        <w:spacing w:line="360" w:lineRule="auto"/>
-        <w:rPr>
-          <w:rFonts w:cs="Times New Roman"/>
-          <w:b/>
-          <w:bCs/>
-          <w:sz w:val="48"/>
-          <w:szCs w:val="48"/>
-          <w:lang w:val="en-US"/>
+          <w:lang w:val="vi-VN"/>
         </w:rPr>
       </w:pPr>
     </w:p>
@@ -6329,11 +6303,12 @@
           <w:lang w:val="en-US"/>
         </w:rPr>
       </w:pPr>
-      <w:bookmarkStart w:id="9" w:name="_Toc224396624"/>
-      <w:r>
-        <w:rPr>
-          <w:lang w:val="en-US"/>
-        </w:rPr>
+      <w:bookmarkStart w:id="9" w:name="_Toc224398970"/>
+      <w:r>
+        <w:rPr>
+          <w:lang w:val="en-US"/>
+        </w:rPr>
+        <w:lastRenderedPageBreak/>
         <w:t>List of Tables</w:t>
       </w:r>
       <w:bookmarkEnd w:id="9"/>
@@ -6645,7 +6620,7 @@
         </w:rPr>
         <w:br/>
       </w:r>
-      <w:bookmarkStart w:id="10" w:name="_Toc224396625"/>
+      <w:bookmarkStart w:id="10" w:name="_Toc224398971"/>
       <w:r>
         <w:rPr>
           <w:lang w:val="en-US"/>
@@ -8146,7 +8121,7 @@
         </w:rPr>
         <w:br/>
       </w:r>
-      <w:bookmarkStart w:id="11" w:name="_Toc224396626"/>
+      <w:bookmarkStart w:id="11" w:name="_Toc224398972"/>
       <w:r>
         <w:rPr>
           <w:lang w:val="en-US"/>
@@ -8173,7 +8148,7 @@
       <w:pPr>
         <w:pStyle w:val="Heading2"/>
       </w:pPr>
-      <w:bookmarkStart w:id="12" w:name="_Toc224396627"/>
+      <w:bookmarkStart w:id="12" w:name="_Toc224398973"/>
       <w:r>
         <w:t>Cognitive visual search theory</w:t>
       </w:r>
@@ -8183,7 +8158,7 @@
       <w:pPr>
         <w:pStyle w:val="Heading3"/>
       </w:pPr>
-      <w:bookmarkStart w:id="13" w:name="_Toc224396628"/>
+      <w:bookmarkStart w:id="13" w:name="_Toc224398974"/>
       <w:r>
         <w:t>Feature-Integration Theory</w:t>
       </w:r>
@@ -8520,7 +8495,7 @@
       <w:pPr>
         <w:pStyle w:val="Heading3"/>
       </w:pPr>
-      <w:bookmarkStart w:id="14" w:name="_Toc224396629"/>
+      <w:bookmarkStart w:id="14" w:name="_Toc224398975"/>
       <w:r>
         <w:t>Inhibition of Return (IOR)</w:t>
       </w:r>
@@ -9160,7 +9135,7 @@
       <w:pPr>
         <w:pStyle w:val="Heading3"/>
       </w:pPr>
-      <w:bookmarkStart w:id="15" w:name="_Toc224396630"/>
+      <w:bookmarkStart w:id="15" w:name="_Toc224398976"/>
       <w:r>
         <w:t xml:space="preserve">Bottom-up and </w:t>
       </w:r>
@@ -9528,7 +9503,7 @@
       <w:pPr>
         <w:pStyle w:val="Heading3"/>
       </w:pPr>
-      <w:bookmarkStart w:id="20" w:name="_Toc224396631"/>
+      <w:bookmarkStart w:id="20" w:name="_Toc224398977"/>
       <w:r>
         <w:t>Context Influence in Visual Search</w:t>
       </w:r>
@@ -9673,7 +9648,7 @@
       <w:pPr>
         <w:pStyle w:val="Heading3"/>
       </w:pPr>
-      <w:bookmarkStart w:id="21" w:name="_Toc224396632"/>
+      <w:bookmarkStart w:id="21" w:name="_Toc224398978"/>
       <w:r>
         <w:t>An updated mental model Guide</w:t>
       </w:r>
@@ -10238,7 +10213,7 @@
       <w:pPr>
         <w:pStyle w:val="Heading2"/>
       </w:pPr>
-      <w:bookmarkStart w:id="24" w:name="_Toc224396633"/>
+      <w:bookmarkStart w:id="24" w:name="_Toc224398979"/>
       <w:r>
         <w:t>Computational Visual Search Model</w:t>
       </w:r>
@@ -10248,7 +10223,7 @@
       <w:pPr>
         <w:pStyle w:val="Heading3"/>
       </w:pPr>
-      <w:bookmarkStart w:id="25" w:name="_Toc224396634"/>
+      <w:bookmarkStart w:id="25" w:name="_Toc224398980"/>
       <w:r>
         <w:t xml:space="preserve">Invariant Visual Search Network </w:t>
       </w:r>
@@ -13116,7 +13091,7 @@
         </w:rPr>
         <w:br/>
       </w:r>
-      <w:bookmarkStart w:id="30" w:name="_Toc224396635"/>
+      <w:bookmarkStart w:id="30" w:name="_Toc224398981"/>
       <w:r>
         <w:rPr>
           <w:lang w:val="en-US"/>
@@ -13155,7 +13130,7 @@
       <w:pPr>
         <w:pStyle w:val="Heading2"/>
       </w:pPr>
-      <w:bookmarkStart w:id="31" w:name="_Toc224396636"/>
+      <w:bookmarkStart w:id="31" w:name="_Toc224398982"/>
       <w:r>
         <w:t>Problem statement</w:t>
       </w:r>
@@ -13413,7 +13388,7 @@
       <w:pPr>
         <w:pStyle w:val="Heading2"/>
       </w:pPr>
-      <w:bookmarkStart w:id="32" w:name="_Toc224396637"/>
+      <w:bookmarkStart w:id="32" w:name="_Toc224398983"/>
       <w:r>
         <w:t>Vision Transformer (</w:t>
       </w:r>
@@ -13627,7 +13602,7 @@
       <w:pPr>
         <w:pStyle w:val="Heading3"/>
       </w:pPr>
-      <w:bookmarkStart w:id="33" w:name="_Toc224396638"/>
+      <w:bookmarkStart w:id="33" w:name="_Toc224398984"/>
       <w:r>
         <w:t xml:space="preserve">Modified </w:t>
       </w:r>
@@ -15585,7 +15560,7 @@
       <w:pPr>
         <w:pStyle w:val="Heading2"/>
       </w:pPr>
-      <w:bookmarkStart w:id="38" w:name="_Toc224396639"/>
+      <w:bookmarkStart w:id="38" w:name="_Toc224398985"/>
       <w:r>
         <w:t xml:space="preserve">Context-aware Recognition Transformer Network </w:t>
       </w:r>
@@ -16002,7 +15977,7 @@
       <w:pPr>
         <w:pStyle w:val="Heading3"/>
       </w:pPr>
-      <w:bookmarkStart w:id="41" w:name="_Toc224396640"/>
+      <w:bookmarkStart w:id="41" w:name="_Toc224398986"/>
       <w:r>
         <w:t xml:space="preserve">Modified </w:t>
       </w:r>
@@ -16847,7 +16822,7 @@
       <w:pPr>
         <w:pStyle w:val="Heading3"/>
       </w:pPr>
-      <w:bookmarkStart w:id="43" w:name="_Toc224396641"/>
+      <w:bookmarkStart w:id="43" w:name="_Toc224398987"/>
       <w:r>
         <w:t xml:space="preserve">Modified </w:t>
       </w:r>
@@ -17105,7 +17080,7 @@
           <w:lang w:val="vi-VN"/>
         </w:rPr>
       </w:pPr>
-      <w:bookmarkStart w:id="45" w:name="_Toc224396642"/>
+      <w:bookmarkStart w:id="45" w:name="_Toc224398988"/>
       <w:r>
         <w:t xml:space="preserve">Modified </w:t>
       </w:r>
@@ -17545,7 +17520,7 @@
       <w:pPr>
         <w:pStyle w:val="Heading2"/>
       </w:pPr>
-      <w:bookmarkStart w:id="47" w:name="_Toc224396643"/>
+      <w:bookmarkStart w:id="47" w:name="_Toc224398989"/>
       <w:r>
         <w:lastRenderedPageBreak/>
         <w:t>Target-Context Transformer</w:t>
@@ -17930,7 +17905,7 @@
       </w:r>
       <w:bookmarkStart w:id="50" w:name="_Ref220350598"/>
       <w:bookmarkStart w:id="51" w:name="_Ref220350615"/>
-      <w:bookmarkStart w:id="52" w:name="_Toc224396644"/>
+      <w:bookmarkStart w:id="52" w:name="_Toc224398990"/>
       <w:r>
         <w:rPr>
           <w:lang w:val="en-US"/>
@@ -17994,9 +17969,9 @@
       <w:pPr>
         <w:pStyle w:val="Heading2"/>
       </w:pPr>
-      <w:bookmarkStart w:id="53" w:name="_Hlk220285521"/>
-      <w:bookmarkStart w:id="54" w:name="_Ref224334786"/>
-      <w:bookmarkStart w:id="55" w:name="_Toc224396645"/>
+      <w:bookmarkStart w:id="53" w:name="_Ref224334786"/>
+      <w:bookmarkStart w:id="54" w:name="_Hlk220285521"/>
+      <w:bookmarkStart w:id="55" w:name="_Toc224398991"/>
       <w:r>
         <w:t xml:space="preserve">Data Augmentation for training </w:t>
       </w:r>
@@ -18004,11 +17979,11 @@
       <w:r>
         <w:t>CRTNet</w:t>
       </w:r>
-      <w:bookmarkEnd w:id="54"/>
+      <w:bookmarkEnd w:id="53"/>
       <w:bookmarkEnd w:id="55"/>
       <w:proofErr w:type="spellEnd"/>
     </w:p>
-    <w:bookmarkEnd w:id="53"/>
+    <w:bookmarkEnd w:id="54"/>
     <w:p>
       <w:pPr>
         <w:spacing w:line="360" w:lineRule="auto"/>
@@ -18497,7 +18472,7 @@
       <w:pPr>
         <w:pStyle w:val="Heading2"/>
       </w:pPr>
-      <w:bookmarkStart w:id="56" w:name="_Toc224396646"/>
+      <w:bookmarkStart w:id="56" w:name="_Toc224398992"/>
       <w:r>
         <w:lastRenderedPageBreak/>
         <w:t xml:space="preserve">Testing </w:t>
@@ -18564,7 +18539,7 @@
       <w:pPr>
         <w:pStyle w:val="Heading3"/>
       </w:pPr>
-      <w:bookmarkStart w:id="57" w:name="_Toc224396647"/>
+      <w:bookmarkStart w:id="57" w:name="_Toc224398993"/>
       <w:r>
         <w:t xml:space="preserve">Modified </w:t>
       </w:r>
@@ -19212,7 +19187,7 @@
           <w:lang w:val="vi-VN"/>
         </w:rPr>
       </w:pPr>
-      <w:bookmarkStart w:id="59" w:name="_Toc224396648"/>
+      <w:bookmarkStart w:id="59" w:name="_Toc224398994"/>
       <w:r>
         <w:lastRenderedPageBreak/>
         <w:t xml:space="preserve">Modified </w:t>
@@ -20191,7 +20166,7 @@
       <w:pPr>
         <w:pStyle w:val="Heading2"/>
       </w:pPr>
-      <w:bookmarkStart w:id="63" w:name="_Toc224396649"/>
+      <w:bookmarkStart w:id="63" w:name="_Toc224398995"/>
       <w:r>
         <w:lastRenderedPageBreak/>
         <w:t>TCT model visual search performance on different benchmark datasets</w:t>
@@ -20331,7 +20306,7 @@
       <w:pPr>
         <w:pStyle w:val="Heading3"/>
       </w:pPr>
-      <w:bookmarkStart w:id="64" w:name="_Toc224396650"/>
+      <w:bookmarkStart w:id="64" w:name="_Toc224398996"/>
       <w:r>
         <w:t>COCO-Search18</w:t>
       </w:r>
@@ -20731,7 +20706,7 @@
       <w:pPr>
         <w:pStyle w:val="Heading3"/>
       </w:pPr>
-      <w:bookmarkStart w:id="67" w:name="_Toc224396651"/>
+      <w:bookmarkStart w:id="67" w:name="_Toc224398997"/>
       <w:r>
         <w:lastRenderedPageBreak/>
         <w:t>SCEGRAM</w:t>
@@ -21171,7 +21146,7 @@
       <w:pPr>
         <w:pStyle w:val="Heading3"/>
       </w:pPr>
-      <w:bookmarkStart w:id="70" w:name="_Toc224396652"/>
+      <w:bookmarkStart w:id="70" w:name="_Toc224398998"/>
       <w:r>
         <w:t>Natural Design</w:t>
       </w:r>
@@ -21729,7 +21704,7 @@
       <w:pPr>
         <w:pStyle w:val="Heading3"/>
       </w:pPr>
-      <w:bookmarkStart w:id="73" w:name="_Toc224396653"/>
+      <w:bookmarkStart w:id="73" w:name="_Toc224398999"/>
       <w:proofErr w:type="spellStart"/>
       <w:r>
         <w:t>ContextBreak</w:t>
@@ -22454,7 +22429,7 @@
         </w:rPr>
         <w:br/>
       </w:r>
-      <w:bookmarkStart w:id="76" w:name="_Toc224396654"/>
+      <w:bookmarkStart w:id="76" w:name="_Toc224399000"/>
       <w:r>
         <w:rPr>
           <w:lang w:val="en-US"/>
@@ -22485,7 +22460,7 @@
       <w:pPr>
         <w:pStyle w:val="Heading2"/>
       </w:pPr>
-      <w:bookmarkStart w:id="77" w:name="_Toc224396655"/>
+      <w:bookmarkStart w:id="77" w:name="_Toc224399001"/>
       <w:r>
         <w:t>Possible Limitations</w:t>
       </w:r>
@@ -22743,7 +22718,7 @@
       <w:pPr>
         <w:pStyle w:val="Heading2"/>
       </w:pPr>
-      <w:bookmarkStart w:id="78" w:name="_Toc224396656"/>
+      <w:bookmarkStart w:id="78" w:name="_Toc224399002"/>
       <w:r>
         <w:t>Contributions</w:t>
       </w:r>
@@ -22785,19 +22760,7 @@
         <w:rPr>
           <w:lang w:val="en-US"/>
         </w:rPr>
-        <w:t xml:space="preserve"> of the </w:t>
-      </w:r>
-      <w:r>
-        <w:rPr>
-          <w:lang w:val="en-US"/>
-        </w:rPr>
-        <w:t>context PE tokens</w:t>
-      </w:r>
-      <w:r>
-        <w:rPr>
-          <w:lang w:val="en-US"/>
-        </w:rPr>
-        <w:t xml:space="preserve"> by using</w:t>
+        <w:t xml:space="preserve"> of the context PE tokens by using</w:t>
       </w:r>
       <w:r>
         <w:rPr>
@@ -22923,6 +22886,7 @@
           <w:bCs/>
           <w:lang w:val="en-US"/>
         </w:rPr>
+        <w:instrText xml:space="preserve"> \* MERGEFORMAT </w:instrText>
       </w:r>
       <w:r>
         <w:rPr>
@@ -22930,7 +22894,6 @@
           <w:bCs/>
           <w:lang w:val="en-US"/>
         </w:rPr>
-        <w:instrText xml:space="preserve"> \* MERGEFORMAT </w:instrText>
       </w:r>
       <w:r>
         <w:rPr>
@@ -22946,7 +22909,7 @@
           <w:bCs/>
           <w:lang w:val="en-US"/>
         </w:rPr>
-        <w:t>4</w:t>
+        <w:t>4.1</w:t>
       </w:r>
       <w:r>
         <w:rPr>
@@ -22954,7 +22917,7 @@
           <w:bCs/>
           <w:lang w:val="en-US"/>
         </w:rPr>
-        <w:t>.</w:t>
+        <w:fldChar w:fldCharType="end"/>
       </w:r>
       <w:r>
         <w:rPr>
@@ -22962,7 +22925,7 @@
           <w:bCs/>
           <w:lang w:val="en-US"/>
         </w:rPr>
-        <w:t>1</w:t>
+        <w:t>.</w:t>
       </w:r>
       <w:r>
         <w:rPr>
@@ -22970,22 +22933,6 @@
           <w:bCs/>
           <w:lang w:val="en-US"/>
         </w:rPr>
-        <w:fldChar w:fldCharType="end"/>
-      </w:r>
-      <w:r>
-        <w:rPr>
-          <w:b/>
-          <w:bCs/>
-          <w:lang w:val="en-US"/>
-        </w:rPr>
-        <w:t>.</w:t>
-      </w:r>
-      <w:r>
-        <w:rPr>
-          <w:b/>
-          <w:bCs/>
-          <w:lang w:val="en-US"/>
-        </w:rPr>
         <w:t xml:space="preserve"> </w:t>
       </w:r>
       <w:r>
@@ -23093,7 +23040,7 @@
       <w:pPr>
         <w:pStyle w:val="Heading2"/>
       </w:pPr>
-      <w:bookmarkStart w:id="79" w:name="_Toc224396657"/>
+      <w:bookmarkStart w:id="79" w:name="_Toc224399003"/>
       <w:r>
         <w:t>Future directions</w:t>
       </w:r>
@@ -23578,7 +23525,7 @@
           <w:lang w:val="en-US"/>
         </w:rPr>
       </w:pPr>
-      <w:bookmarkStart w:id="80" w:name="_Toc224396658"/>
+      <w:bookmarkStart w:id="80" w:name="_Toc224399004"/>
       <w:r>
         <w:lastRenderedPageBreak/>
         <w:t>References</w:t>

--- a/Final Report/Doc1.docx
+++ b/Final Report/Doc1.docx
@@ -14913,6 +14913,7 @@
             </m:ctrlPr>
           </m:dPr>
           <m:e>
+            <w:proofErr w:type="spellStart"/>
             <m:r>
               <m:rPr>
                 <m:nor/>
@@ -14923,6 +14924,7 @@
               </w:rPr>
               <m:t>target_sequence_len</m:t>
             </m:r>
+            <w:proofErr w:type="spellEnd"/>
             <m:r>
               <w:rPr>
                 <w:rFonts w:ascii="Cambria Math" w:eastAsiaTheme="minorEastAsia" w:hAnsi="Cambria Math"/>
@@ -16441,21 +16443,23 @@
           <w:rFonts w:eastAsiaTheme="minorEastAsia"/>
           <w:lang w:val="en-US"/>
         </w:rPr>
+        <w:instrText xml:space="preserve"> \* MERGEFORMAT </w:instrText>
+      </w:r>
+      <w:r>
+        <w:rPr>
+          <w:rFonts w:eastAsiaTheme="minorEastAsia"/>
+          <w:lang w:val="en-US"/>
+        </w:rPr>
         <w:fldChar w:fldCharType="separate"/>
       </w:r>
       <w:r>
         <w:rPr>
           <w:rFonts w:eastAsiaTheme="minorEastAsia"/>
+          <w:b/>
+          <w:bCs/>
           <w:lang w:val="en-US"/>
         </w:rPr>
         <w:t>Chapter 4</w:t>
-      </w:r>
-      <w:r>
-        <w:rPr>
-          <w:rFonts w:eastAsiaTheme="minorEastAsia"/>
-          <w:lang w:val="en-US"/>
-        </w:rPr>
-        <w:t>,</w:t>
       </w:r>
       <w:r>
         <w:rPr>
@@ -17970,8 +17974,8 @@
         <w:pStyle w:val="Heading2"/>
       </w:pPr>
       <w:bookmarkStart w:id="53" w:name="_Ref224334786"/>
-      <w:bookmarkStart w:id="54" w:name="_Hlk220285521"/>
-      <w:bookmarkStart w:id="55" w:name="_Toc224398991"/>
+      <w:bookmarkStart w:id="54" w:name="_Toc224398991"/>
+      <w:bookmarkStart w:id="55" w:name="_Hlk220285521"/>
       <w:r>
         <w:t xml:space="preserve">Data Augmentation for training </w:t>
       </w:r>
@@ -17980,10 +17984,10 @@
         <w:t>CRTNet</w:t>
       </w:r>
       <w:bookmarkEnd w:id="53"/>
-      <w:bookmarkEnd w:id="55"/>
+      <w:bookmarkEnd w:id="54"/>
       <w:proofErr w:type="spellEnd"/>
     </w:p>
-    <w:bookmarkEnd w:id="54"/>
+    <w:bookmarkEnd w:id="55"/>
     <w:p>
       <w:pPr>
         <w:spacing w:line="360" w:lineRule="auto"/>
@@ -20185,7 +20189,19 @@
         <w:rPr>
           <w:lang w:val="en-US"/>
         </w:rPr>
-        <w:t xml:space="preserve">Through many iterations to find the best epoch checkpoint for each CRT model architecture in visual search performance of the TCT model, the best epoch for the bounding box guild CRT model (denoted as </w:t>
+        <w:t xml:space="preserve">Through many iterations to find the best epoch checkpoint for each CRT model architecture in visual search performance of the TCT model, the best epoch for the bounding box </w:t>
+      </w:r>
+      <w:r>
+        <w:rPr>
+          <w:lang w:val="en-US"/>
+        </w:rPr>
+        <w:t>guide</w:t>
+      </w:r>
+      <w:r>
+        <w:rPr>
+          <w:lang w:val="en-US"/>
+        </w:rPr>
+        <w:t xml:space="preserve"> CRT model (denoted as </w:t>
       </w:r>
       <w:r>
         <w:rPr>
@@ -20209,7 +20225,19 @@
         <w:rPr>
           <w:lang w:val="en-US"/>
         </w:rPr>
-        <w:t xml:space="preserve">) is epoch 7, and the best epoch for the no bounding box cross-attention guild CRT model (denoted as </w:t>
+        <w:t>) is epoch 7, and the best epoch for the no bounding box cross-attention gui</w:t>
+      </w:r>
+      <w:r>
+        <w:rPr>
+          <w:lang w:val="en-US"/>
+        </w:rPr>
+        <w:t>de</w:t>
+      </w:r>
+      <w:r>
+        <w:rPr>
+          <w:lang w:val="en-US"/>
+        </w:rPr>
+        <w:t xml:space="preserve"> CRT model (denoted as </w:t>
       </w:r>
       <w:r>
         <w:rPr>
@@ -20760,7 +20788,27 @@
           <w:lang w:val="en-GB"/>
           <w14:ligatures w14:val="none"/>
         </w:rPr>
-        <w:t>(Öhlschläger &amp; Võ, 2017)</w:t>
+        <w:t>(</w:t>
+      </w:r>
+      <w:proofErr w:type="spellStart"/>
+      <w:r>
+        <w:rPr>
+          <w:rFonts w:cs="Times New Roman"/>
+          <w:kern w:val="0"/>
+          <w:lang w:val="en-GB"/>
+          <w14:ligatures w14:val="none"/>
+        </w:rPr>
+        <w:t>Öhlschläger</w:t>
+      </w:r>
+      <w:proofErr w:type="spellEnd"/>
+      <w:r>
+        <w:rPr>
+          <w:rFonts w:cs="Times New Roman"/>
+          <w:kern w:val="0"/>
+          <w:lang w:val="en-GB"/>
+          <w14:ligatures w14:val="none"/>
+        </w:rPr>
+        <w:t xml:space="preserve"> &amp; Võ, 2017)</w:t>
       </w:r>
       <w:r>
         <w:rPr>
@@ -24276,14 +24324,7 @@
             <w:rStyle w:val="PageNumber"/>
             <w:noProof/>
           </w:rPr>
-          <w:t>i</w:t>
-        </w:r>
-        <w:r>
-          <w:rPr>
-            <w:rStyle w:val="PageNumber"/>
-            <w:noProof/>
-          </w:rPr>
-          <w:t>i</w:t>
+          <w:t>ii</w:t>
         </w:r>
         <w:r>
           <w:rPr>

--- a/Final Report/Doc1.docx
+++ b/Final Report/Doc1.docx
@@ -7055,89 +7055,101 @@
       </w:r>
       <w:r>
         <w:rPr>
+          <w:lang w:val="en-US"/>
+        </w:rPr>
+        <w:t>IOR</w:t>
+      </w:r>
+      <w:r>
+        <w:rPr>
+          <w:lang w:val="en-US"/>
+        </w:rPr>
+        <w:t>)</w:t>
+      </w:r>
+      <w:r>
+        <w:rPr>
+          <w:lang w:val="en-US"/>
+        </w:rPr>
+        <w:t xml:space="preserve"> method to prevent the model from revisiting </w:t>
+      </w:r>
+      <w:r>
+        <w:rPr>
+          <w:lang w:val="en-US"/>
+        </w:rPr>
+        <w:t>attended</w:t>
+      </w:r>
+      <w:r>
+        <w:rPr>
+          <w:lang w:val="en-US"/>
+        </w:rPr>
+        <w:t xml:space="preserve"> areas.</w:t>
+      </w:r>
+      <w:r>
+        <w:rPr>
+          <w:lang w:val="en-US"/>
+        </w:rPr>
+        <w:t xml:space="preserve"> </w:t>
+      </w:r>
+      <w:r>
+        <w:rPr>
+          <w:lang w:val="en-US"/>
+        </w:rPr>
+        <w:t>B</w:t>
+      </w:r>
+      <w:r>
+        <w:rPr>
+          <w:lang w:val="en-US"/>
+        </w:rPr>
+        <w:t xml:space="preserve">ased on the fact that the attention mechanism works well with the Transformer model architecture to capture the relationship between the query sequence and the target sequence, we leverage the attention map from the </w:t>
+      </w:r>
+      <w:r>
+        <w:rPr>
+          <w:lang w:val="en-US"/>
+        </w:rPr>
+        <w:t>cross-attention</w:t>
+      </w:r>
+      <w:r>
+        <w:rPr>
+          <w:lang w:val="en-US"/>
+        </w:rPr>
+        <w:t xml:space="preserve"> of the last </w:t>
+      </w:r>
+      <w:r>
+        <w:rPr>
+          <w:lang w:val="en-US"/>
+        </w:rPr>
+        <w:t>Decoder</w:t>
+      </w:r>
+      <w:r>
+        <w:rPr>
+          <w:lang w:val="en-US"/>
+        </w:rPr>
+        <w:t xml:space="preserve"> layer output of the modified version of </w:t>
+      </w:r>
+      <w:r>
+        <w:rPr>
+          <w:lang w:val="en-US"/>
+        </w:rPr>
+        <w:t>the</w:t>
+      </w:r>
+      <w:r>
+        <w:rPr>
+          <w:lang w:val="en-US"/>
+        </w:rPr>
+        <w:t xml:space="preserve"> </w:t>
+      </w:r>
+      <w:r>
+        <w:rPr>
           <w:b/>
           <w:bCs/>
           <w:lang w:val="en-US"/>
         </w:rPr>
-        <w:t>IOR</w:t>
-      </w:r>
-      <w:r>
-        <w:rPr>
-          <w:lang w:val="en-US"/>
-        </w:rPr>
-        <w:t>)</w:t>
-      </w:r>
-      <w:r>
-        <w:rPr>
-          <w:lang w:val="en-US"/>
-        </w:rPr>
-        <w:t xml:space="preserve"> method to prevent the model from revisiting </w:t>
-      </w:r>
-      <w:r>
-        <w:rPr>
-          <w:lang w:val="en-US"/>
-        </w:rPr>
-        <w:t>attended</w:t>
-      </w:r>
-      <w:r>
-        <w:rPr>
-          <w:lang w:val="en-US"/>
-        </w:rPr>
-        <w:t xml:space="preserve"> areas.</w:t>
-      </w:r>
-      <w:r>
-        <w:rPr>
-          <w:lang w:val="en-US"/>
-        </w:rPr>
-        <w:t xml:space="preserve"> </w:t>
-      </w:r>
-      <w:r>
-        <w:rPr>
-          <w:lang w:val="en-US"/>
-        </w:rPr>
-        <w:t>B</w:t>
-      </w:r>
-      <w:r>
-        <w:rPr>
-          <w:lang w:val="en-US"/>
-        </w:rPr>
-        <w:t xml:space="preserve">ased on the fact that the attention mechanism works well with the Transformer model architecture to capture the relationship between the query sequence and the target sequence, we leverage the attention map from the </w:t>
-      </w:r>
-      <w:r>
-        <w:rPr>
-          <w:lang w:val="en-US"/>
-        </w:rPr>
-        <w:t>cross-attention</w:t>
-      </w:r>
-      <w:r>
-        <w:rPr>
-          <w:lang w:val="en-US"/>
-        </w:rPr>
-        <w:t xml:space="preserve"> of the last </w:t>
-      </w:r>
-      <w:r>
-        <w:rPr>
-          <w:lang w:val="en-US"/>
-        </w:rPr>
-        <w:t>Decoder</w:t>
-      </w:r>
-      <w:r>
-        <w:rPr>
-          <w:lang w:val="en-US"/>
-        </w:rPr>
-        <w:t xml:space="preserve"> layer output of the modified version of </w:t>
-      </w:r>
-      <w:r>
-        <w:rPr>
-          <w:lang w:val="en-US"/>
-        </w:rPr>
-        <w:t>the</w:t>
-      </w:r>
-      <w:r>
-        <w:rPr>
-          <w:lang w:val="en-US"/>
-        </w:rPr>
-        <w:t xml:space="preserve"> </w:t>
+        <w:t>C</w:t>
+      </w:r>
+      <w:r>
+        <w:rPr>
+          <w:lang w:val="en-US"/>
+        </w:rPr>
+        <w:t xml:space="preserve">ontext-aware </w:t>
       </w:r>
       <w:r>
         <w:rPr>
@@ -7145,13 +7157,13 @@
           <w:bCs/>
           <w:lang w:val="en-US"/>
         </w:rPr>
-        <w:t>C</w:t>
-      </w:r>
-      <w:r>
-        <w:rPr>
-          <w:lang w:val="en-US"/>
-        </w:rPr>
-        <w:t xml:space="preserve">ontext-aware </w:t>
+        <w:t>R</w:t>
+      </w:r>
+      <w:r>
+        <w:rPr>
+          <w:lang w:val="en-US"/>
+        </w:rPr>
+        <w:t xml:space="preserve">ecognition </w:t>
       </w:r>
       <w:r>
         <w:rPr>
@@ -7159,13 +7171,13 @@
           <w:bCs/>
           <w:lang w:val="en-US"/>
         </w:rPr>
-        <w:t>R</w:t>
-      </w:r>
-      <w:r>
-        <w:rPr>
-          <w:lang w:val="en-US"/>
-        </w:rPr>
-        <w:t xml:space="preserve">ecognition </w:t>
+        <w:t>T</w:t>
+      </w:r>
+      <w:r>
+        <w:rPr>
+          <w:lang w:val="en-US"/>
+        </w:rPr>
+        <w:t xml:space="preserve">ransformer </w:t>
       </w:r>
       <w:r>
         <w:rPr>
@@ -7173,13 +7185,142 @@
           <w:bCs/>
           <w:lang w:val="en-US"/>
         </w:rPr>
-        <w:t>T</w:t>
-      </w:r>
-      <w:r>
-        <w:rPr>
-          <w:lang w:val="en-US"/>
-        </w:rPr>
-        <w:t xml:space="preserve">ransformer </w:t>
+        <w:t>N</w:t>
+      </w:r>
+      <w:r>
+        <w:rPr>
+          <w:lang w:val="en-US"/>
+        </w:rPr>
+        <w:t>etwork</w:t>
+      </w:r>
+      <w:r>
+        <w:rPr>
+          <w:lang w:val="vi-VN"/>
+        </w:rPr>
+        <w:t xml:space="preserve"> </w:t>
+      </w:r>
+      <w:r>
+        <w:rPr>
+          <w:lang w:val="en-US"/>
+        </w:rPr>
+        <w:t>(</w:t>
+      </w:r>
+      <w:proofErr w:type="spellStart"/>
+      <w:r>
+        <w:rPr>
+          <w:lang w:val="en-US"/>
+        </w:rPr>
+        <w:t>CRTNet</w:t>
+      </w:r>
+      <w:proofErr w:type="spellEnd"/>
+      <w:r>
+        <w:rPr>
+          <w:lang w:val="en-US"/>
+        </w:rPr>
+        <w:t>)</w:t>
+      </w:r>
+      <w:r>
+        <w:rPr>
+          <w:lang w:val="en-US"/>
+        </w:rPr>
+        <w:t xml:space="preserve"> </w:t>
+      </w:r>
+      <w:r>
+        <w:rPr>
+          <w:lang w:val="en-US"/>
+        </w:rPr>
+        <w:fldChar w:fldCharType="begin"/>
+      </w:r>
+      <w:r>
+        <w:rPr>
+          <w:lang w:val="en-US"/>
+        </w:rPr>
+        <w:instrText xml:space="preserve"> ADDIN ZOTERO_ITEM CSL_CITATION {"citationID":"kt7uZq9O","properties":{"formattedCitation":"(Bomatter et al., 2021)","plainCitation":"(Bomatter et al., 2021)","noteIndex":0},"citationItems":[{"id":18,"uris":["http://zotero.org/users/10056102/items/FZM4ESH5"],"itemData":{"id":18,"type":"paper-conference","container-title":"2021 IEEE/CVF International Conference on Computer Vision (ICCV)","DOI":"10.1109/ICCV48922.2021.00032","event-title":"2021 IEEE/CVF International Conference on Computer Vision (ICCV)","ISBN":"978-1-6654-2812-5","language":"en","license":"https://doi.org/10.15223/policy-029","page":"255-264","publisher":"IEEE","publisher-place":"Montreal, QC, Canada","source":"DOI.org (Crossref)","title":"When Pigs Fly: Contextual Reasoning in Synthetic and Natural Scenes","title-short":"When Pigs Fly","URL":"https://ieeexplore.ieee.org/document/9710269/","author":[{"family":"Bomatter","given":"Philipp"},{"family":"Zhang","given":"Mengmi"},{"family":"Karev","given":"Dimitar"},{"family":"Madan","given":"Spandan"},{"family":"Tseng","given":"Claire"},{"family":"Kreiman","given":"Gabriel"}],"accessed":{"date-parts":[["2025",12,6]]},"issued":{"date-parts":[["2021",10]]}}}],"schema":"https://github.com/citation-style-language/schema/raw/master/csl-citation.json"} </w:instrText>
+      </w:r>
+      <w:r>
+        <w:rPr>
+          <w:lang w:val="en-US"/>
+        </w:rPr>
+        <w:fldChar w:fldCharType="separate"/>
+      </w:r>
+      <w:r>
+        <w:rPr>
+          <w:noProof/>
+          <w:lang w:val="en-US"/>
+        </w:rPr>
+        <w:t>(Bomatter et al., 2021)</w:t>
+      </w:r>
+      <w:r>
+        <w:rPr>
+          <w:lang w:val="en-US"/>
+        </w:rPr>
+        <w:fldChar w:fldCharType="end"/>
+      </w:r>
+      <w:r>
+        <w:rPr>
+          <w:lang w:val="en-US"/>
+        </w:rPr>
+        <w:t xml:space="preserve"> </w:t>
+      </w:r>
+      <w:r>
+        <w:rPr>
+          <w:lang w:val="en-US"/>
+        </w:rPr>
+        <w:t>and</w:t>
+      </w:r>
+      <w:r>
+        <w:rPr>
+          <w:lang w:val="en-US"/>
+        </w:rPr>
+        <w:t xml:space="preserve"> the attention produced by the </w:t>
+      </w:r>
+      <w:r>
+        <w:rPr>
+          <w:lang w:val="en-US"/>
+        </w:rPr>
+        <w:t>self-attention</w:t>
+      </w:r>
+      <w:r>
+        <w:rPr>
+          <w:lang w:val="en-US"/>
+        </w:rPr>
+        <w:t xml:space="preserve"> mechanism from the </w:t>
+      </w:r>
+      <w:r>
+        <w:rPr>
+          <w:lang w:val="en-US"/>
+        </w:rPr>
+        <w:t>Encoder</w:t>
+      </w:r>
+      <w:r>
+        <w:rPr>
+          <w:lang w:val="en-US"/>
+        </w:rPr>
+        <w:t xml:space="preserve"> layer in</w:t>
+      </w:r>
+      <w:r>
+        <w:rPr>
+          <w:lang w:val="en-US"/>
+        </w:rPr>
+        <w:t xml:space="preserve"> the modified version of</w:t>
+      </w:r>
+      <w:r>
+        <w:rPr>
+          <w:lang w:val="en-US"/>
+        </w:rPr>
+        <w:t xml:space="preserve"> </w:t>
+      </w:r>
+      <w:r>
+        <w:rPr>
+          <w:lang w:val="en-US"/>
+        </w:rPr>
+        <w:t>the</w:t>
+      </w:r>
+      <w:r>
+        <w:rPr>
+          <w:lang w:val="vi-VN"/>
+        </w:rPr>
+        <w:t xml:space="preserve"> </w:t>
       </w:r>
       <w:r>
         <w:rPr>
@@ -7187,165 +7328,20 @@
           <w:bCs/>
           <w:lang w:val="en-US"/>
         </w:rPr>
-        <w:t>N</w:t>
-      </w:r>
-      <w:r>
-        <w:rPr>
-          <w:lang w:val="en-US"/>
-        </w:rPr>
-        <w:t>etwork</w:t>
-      </w:r>
-      <w:r>
-        <w:rPr>
-          <w:lang w:val="vi-VN"/>
-        </w:rPr>
-        <w:t xml:space="preserve"> </w:t>
-      </w:r>
-      <w:r>
-        <w:rPr>
-          <w:lang w:val="en-US"/>
-        </w:rPr>
-        <w:t>(</w:t>
-      </w:r>
-      <w:proofErr w:type="spellStart"/>
+        <w:t>Vi</w:t>
+      </w:r>
+      <w:r>
+        <w:rPr>
+          <w:lang w:val="en-US"/>
+        </w:rPr>
+        <w:t xml:space="preserve">sion </w:t>
+      </w:r>
       <w:r>
         <w:rPr>
           <w:b/>
           <w:bCs/>
           <w:lang w:val="en-US"/>
         </w:rPr>
-        <w:t>CRTNet</w:t>
-      </w:r>
-      <w:proofErr w:type="spellEnd"/>
-      <w:r>
-        <w:rPr>
-          <w:lang w:val="en-US"/>
-        </w:rPr>
-        <w:t>)</w:t>
-      </w:r>
-      <w:r>
-        <w:rPr>
-          <w:lang w:val="en-US"/>
-        </w:rPr>
-        <w:t xml:space="preserve"> </w:t>
-      </w:r>
-      <w:r>
-        <w:rPr>
-          <w:lang w:val="en-US"/>
-        </w:rPr>
-        <w:fldChar w:fldCharType="begin"/>
-      </w:r>
-      <w:r>
-        <w:rPr>
-          <w:lang w:val="en-US"/>
-        </w:rPr>
-        <w:instrText xml:space="preserve"> ADDIN ZOTERO_ITEM CSL_CITATION {"citationID":"kt7uZq9O","properties":{"formattedCitation":"(Bomatter et al., 2021)","plainCitation":"(Bomatter et al., 2021)","noteIndex":0},"citationItems":[{"id":18,"uris":["http://zotero.org/users/10056102/items/FZM4ESH5"],"itemData":{"id":18,"type":"paper-conference","container-title":"2021 IEEE/CVF International Conference on Computer Vision (ICCV)","DOI":"10.1109/ICCV48922.2021.00032","event-title":"2021 IEEE/CVF International Conference on Computer Vision (ICCV)","ISBN":"978-1-6654-2812-5","language":"en","license":"https://doi.org/10.15223/policy-029","page":"255-264","publisher":"IEEE","publisher-place":"Montreal, QC, Canada","source":"DOI.org (Crossref)","title":"When Pigs Fly: Contextual Reasoning in Synthetic and Natural Scenes","title-short":"When Pigs Fly","URL":"https://ieeexplore.ieee.org/document/9710269/","author":[{"family":"Bomatter","given":"Philipp"},{"family":"Zhang","given":"Mengmi"},{"family":"Karev","given":"Dimitar"},{"family":"Madan","given":"Spandan"},{"family":"Tseng","given":"Claire"},{"family":"Kreiman","given":"Gabriel"}],"accessed":{"date-parts":[["2025",12,6]]},"issued":{"date-parts":[["2021",10]]}}}],"schema":"https://github.com/citation-style-language/schema/raw/master/csl-citation.json"} </w:instrText>
-      </w:r>
-      <w:r>
-        <w:rPr>
-          <w:lang w:val="en-US"/>
-        </w:rPr>
-        <w:fldChar w:fldCharType="separate"/>
-      </w:r>
-      <w:r>
-        <w:rPr>
-          <w:noProof/>
-          <w:lang w:val="en-US"/>
-        </w:rPr>
-        <w:t>(Bomatter et al., 2021)</w:t>
-      </w:r>
-      <w:r>
-        <w:rPr>
-          <w:lang w:val="en-US"/>
-        </w:rPr>
-        <w:fldChar w:fldCharType="end"/>
-      </w:r>
-      <w:r>
-        <w:rPr>
-          <w:lang w:val="en-US"/>
-        </w:rPr>
-        <w:t xml:space="preserve"> </w:t>
-      </w:r>
-      <w:r>
-        <w:rPr>
-          <w:lang w:val="en-US"/>
-        </w:rPr>
-        <w:t>and</w:t>
-      </w:r>
-      <w:r>
-        <w:rPr>
-          <w:lang w:val="en-US"/>
-        </w:rPr>
-        <w:t xml:space="preserve"> the attention produced by the </w:t>
-      </w:r>
-      <w:r>
-        <w:rPr>
-          <w:lang w:val="en-US"/>
-        </w:rPr>
-        <w:t>self-attention</w:t>
-      </w:r>
-      <w:r>
-        <w:rPr>
-          <w:lang w:val="en-US"/>
-        </w:rPr>
-        <w:t xml:space="preserve"> mechanism from the </w:t>
-      </w:r>
-      <w:r>
-        <w:rPr>
-          <w:lang w:val="en-US"/>
-        </w:rPr>
-        <w:t>Encoder</w:t>
-      </w:r>
-      <w:r>
-        <w:rPr>
-          <w:lang w:val="en-US"/>
-        </w:rPr>
-        <w:t xml:space="preserve"> layer in</w:t>
-      </w:r>
-      <w:r>
-        <w:rPr>
-          <w:lang w:val="en-US"/>
-        </w:rPr>
-        <w:t xml:space="preserve"> the modified version of</w:t>
-      </w:r>
-      <w:r>
-        <w:rPr>
-          <w:lang w:val="en-US"/>
-        </w:rPr>
-        <w:t xml:space="preserve"> </w:t>
-      </w:r>
-      <w:r>
-        <w:rPr>
-          <w:lang w:val="en-US"/>
-        </w:rPr>
-        <w:t>the</w:t>
-      </w:r>
-      <w:r>
-        <w:rPr>
-          <w:lang w:val="vi-VN"/>
-        </w:rPr>
-        <w:t xml:space="preserve"> </w:t>
-      </w:r>
-      <w:r>
-        <w:rPr>
-          <w:b/>
-          <w:bCs/>
-          <w:lang w:val="en-US"/>
-        </w:rPr>
-        <w:t>Vi</w:t>
-      </w:r>
-      <w:r>
-        <w:rPr>
-          <w:lang w:val="en-US"/>
-        </w:rPr>
-        <w:t xml:space="preserve">sion </w:t>
-      </w:r>
-      <w:r>
-        <w:rPr>
-          <w:b/>
-          <w:bCs/>
-          <w:lang w:val="en-US"/>
-        </w:rPr>
         <w:t>T</w:t>
       </w:r>
       <w:r>
@@ -7363,8 +7359,6 @@
       <w:proofErr w:type="spellStart"/>
       <w:r>
         <w:rPr>
-          <w:b/>
-          <w:bCs/>
           <w:lang w:val="en-US"/>
         </w:rPr>
         <w:t>ViT</w:t>
@@ -14913,7 +14907,6 @@
             </m:ctrlPr>
           </m:dPr>
           <m:e>
-            <w:proofErr w:type="spellStart"/>
             <m:r>
               <m:rPr>
                 <m:nor/>
@@ -14924,7 +14917,6 @@
               </w:rPr>
               <m:t>target_sequence_len</m:t>
             </m:r>
-            <w:proofErr w:type="spellEnd"/>
             <m:r>
               <w:rPr>
                 <w:rFonts w:ascii="Cambria Math" w:eastAsiaTheme="minorEastAsia" w:hAnsi="Cambria Math"/>
@@ -16437,13 +16429,13 @@
           <w:rFonts w:eastAsiaTheme="minorEastAsia"/>
           <w:lang w:val="en-US"/>
         </w:rPr>
+        <w:instrText xml:space="preserve"> \* MERGEFORMAT </w:instrText>
       </w:r>
       <w:r>
         <w:rPr>
           <w:rFonts w:eastAsiaTheme="minorEastAsia"/>
           <w:lang w:val="en-US"/>
         </w:rPr>
-        <w:instrText xml:space="preserve"> \* MERGEFORMAT </w:instrText>
       </w:r>
       <w:r>
         <w:rPr>
@@ -20788,27 +20780,7 @@
           <w:lang w:val="en-GB"/>
           <w14:ligatures w14:val="none"/>
         </w:rPr>
-        <w:t>(</w:t>
-      </w:r>
-      <w:proofErr w:type="spellStart"/>
-      <w:r>
-        <w:rPr>
-          <w:rFonts w:cs="Times New Roman"/>
-          <w:kern w:val="0"/>
-          <w:lang w:val="en-GB"/>
-          <w14:ligatures w14:val="none"/>
-        </w:rPr>
-        <w:t>Öhlschläger</w:t>
-      </w:r>
-      <w:proofErr w:type="spellEnd"/>
-      <w:r>
-        <w:rPr>
-          <w:rFonts w:cs="Times New Roman"/>
-          <w:kern w:val="0"/>
-          <w:lang w:val="en-GB"/>
-          <w14:ligatures w14:val="none"/>
-        </w:rPr>
-        <w:t xml:space="preserve"> &amp; Võ, 2017)</w:t>
+        <w:t>(Öhlschläger &amp; Võ, 2017)</w:t>
       </w:r>
       <w:r>
         <w:rPr>
@@ -22572,13 +22544,47 @@
         <w:rPr>
           <w:lang w:val="vi-VN"/>
         </w:rPr>
-        <w:t xml:space="preserve">fundamentally and mathematically </w:t>
+        <w:t xml:space="preserve">mathematically </w:t>
       </w:r>
       <w:r>
         <w:rPr>
           <w:lang w:val="vi-VN"/>
         </w:rPr>
-        <w:t>explain why this approach works, as the global modulation of the CRT attention interferes with the process of generating attention in the intermediary encoding layer of the ViT model.</w:t>
+        <w:t xml:space="preserve">explain why </w:t>
+      </w:r>
+      <w:proofErr w:type="spellStart"/>
+      <w:r>
+        <w:rPr>
+          <w:lang w:val="en-US"/>
+        </w:rPr>
+        <w:t>CRTNet</w:t>
+      </w:r>
+      <w:proofErr w:type="spellEnd"/>
+      <w:r>
+        <w:rPr>
+          <w:lang w:val="en-US"/>
+        </w:rPr>
+        <w:t xml:space="preserve"> attention map can have positive impact on </w:t>
+      </w:r>
+      <w:proofErr w:type="spellStart"/>
+      <w:r>
+        <w:rPr>
+          <w:lang w:val="en-US"/>
+        </w:rPr>
+        <w:t>ViT</w:t>
+      </w:r>
+      <w:proofErr w:type="spellEnd"/>
+      <w:r>
+        <w:rPr>
+          <w:lang w:val="en-US"/>
+        </w:rPr>
+        <w:t xml:space="preserve"> attention map through global modulation</w:t>
+      </w:r>
+      <w:r>
+        <w:rPr>
+          <w:lang w:val="vi-VN"/>
+        </w:rPr>
+        <w:t>, as the global modulation of the CRT attention interferes with the process of generating attention in the intermediary encoding layer of the ViT model.</w:t>
       </w:r>
       <w:r>
         <w:rPr>
@@ -23580,6 +23586,13 @@
       </w:r>
       <w:bookmarkEnd w:id="8"/>
       <w:bookmarkEnd w:id="80"/>
+    </w:p>
+    <w:p>
+      <w:pPr>
+        <w:rPr>
+          <w:lang w:val="en-US"/>
+        </w:rPr>
+      </w:pPr>
     </w:p>
     <w:p>
       <w:pPr>
@@ -24324,7 +24337,14 @@
             <w:rStyle w:val="PageNumber"/>
             <w:noProof/>
           </w:rPr>
-          <w:t>ii</w:t>
+          <w:t>i</w:t>
+        </w:r>
+        <w:r>
+          <w:rPr>
+            <w:rStyle w:val="PageNumber"/>
+            <w:noProof/>
+          </w:rPr>
+          <w:t>i</w:t>
         </w:r>
         <w:r>
           <w:rPr>

--- a/Final Report/Doc1.docx
+++ b/Final Report/Doc1.docx
@@ -1173,7 +1173,21 @@
         <w:rPr>
           <w:lang w:val="en-US"/>
         </w:rPr>
-        <w:t xml:space="preserve">appreciation to Dr. Zhang Mengmi, my supervisor, who has </w:t>
+        <w:t xml:space="preserve">appreciation to Dr. Zhang </w:t>
+      </w:r>
+      <w:proofErr w:type="spellStart"/>
+      <w:r>
+        <w:rPr>
+          <w:lang w:val="en-US"/>
+        </w:rPr>
+        <w:t>Mengmi</w:t>
+      </w:r>
+      <w:proofErr w:type="spellEnd"/>
+      <w:r>
+        <w:rPr>
+          <w:lang w:val="en-US"/>
+        </w:rPr>
+        <w:t xml:space="preserve">, my supervisor, who has </w:t>
       </w:r>
       <w:r>
         <w:rPr>
@@ -6358,7 +6372,7 @@
         </w:rPr>
         <w:fldChar w:fldCharType="separate"/>
       </w:r>
-      <w:hyperlink w:anchor="_Toc224396682" w:history="1">
+      <w:hyperlink w:anchor="_Toc224821743" w:history="1">
         <w:r>
           <w:rPr>
             <w:rStyle w:val="Hyperlink"/>
@@ -6372,7 +6386,7 @@
             <w:noProof/>
             <w:lang w:val="vi-VN"/>
           </w:rPr>
-          <w:t xml:space="preserve"> Test performance of the CRT with bbox as an input in the early epoch</w:t>
+          <w:t xml:space="preserve"> Test performance of the CRT with b</w:t>
         </w:r>
         <w:r>
           <w:rPr>
@@ -6380,7 +6394,7 @@
             <w:noProof/>
             <w:lang w:val="en-US"/>
           </w:rPr>
-          <w:t>s</w:t>
+          <w:t xml:space="preserve">ounding </w:t>
         </w:r>
         <w:r>
           <w:rPr>
@@ -6388,7 +6402,7 @@
             <w:noProof/>
             <w:lang w:val="vi-VN"/>
           </w:rPr>
-          <w:t xml:space="preserve"> and the later epoch</w:t>
+          <w:t>box</w:t>
         </w:r>
         <w:r>
           <w:rPr>
@@ -6396,7 +6410,23 @@
             <w:noProof/>
             <w:lang w:val="en-US"/>
           </w:rPr>
-          <w:t>s</w:t>
+          <w:t xml:space="preserve"> coordination</w:t>
+        </w:r>
+        <w:r>
+          <w:rPr>
+            <w:rStyle w:val="Hyperlink"/>
+            <w:noProof/>
+            <w:lang w:val="vi-VN"/>
+          </w:rPr>
+          <w:t xml:space="preserve"> as an input in </w:t>
+        </w:r>
+        <w:r>
+          <w:rPr>
+            <w:rStyle w:val="Hyperlink"/>
+            <w:noProof/>
+            <w:lang w:val="en-US"/>
+          </w:rPr>
+          <w:t>each epoch</w:t>
         </w:r>
         <w:r>
           <w:rPr>
@@ -6417,7 +6447,7 @@
             <w:noProof/>
             <w:webHidden/>
           </w:rPr>
-          <w:instrText xml:space="preserve"> PAGEREF _Toc224396682 \h </w:instrText>
+          <w:instrText xml:space="preserve"> PAGEREF _Toc224821743 \h </w:instrText>
         </w:r>
         <w:r>
           <w:rPr>
@@ -6454,14 +6484,13 @@
         <w:tabs>
           <w:tab w:val="right" w:leader="dot" w:pos="8210"/>
         </w:tabs>
-        <w:spacing w:line="360" w:lineRule="auto"/>
         <w:rPr>
           <w:rFonts w:asciiTheme="minorHAnsi" w:eastAsiaTheme="minorEastAsia" w:hAnsiTheme="minorHAnsi" w:cstheme="minorBidi"/>
           <w:noProof/>
           <w:lang w:val="en-US" w:eastAsia="zh-CN"/>
         </w:rPr>
       </w:pPr>
-      <w:hyperlink w:anchor="_Toc224396683" w:history="1">
+      <w:hyperlink w:anchor="_Toc224821744" w:history="1">
         <w:r>
           <w:rPr>
             <w:rStyle w:val="Hyperlink"/>
@@ -6488,7 +6517,7 @@
             <w:noProof/>
             <w:webHidden/>
           </w:rPr>
-          <w:instrText xml:space="preserve"> PAGEREF _Toc224396683 \h </w:instrText>
+          <w:instrText xml:space="preserve"> PAGEREF _Toc224821744 \h </w:instrText>
         </w:r>
         <w:r>
           <w:rPr>
@@ -14907,6 +14936,7 @@
             </m:ctrlPr>
           </m:dPr>
           <m:e>
+            <w:proofErr w:type="spellStart"/>
             <m:r>
               <m:rPr>
                 <m:nor/>
@@ -14917,6 +14947,7 @@
               </w:rPr>
               <m:t>target_sequence_len</m:t>
             </m:r>
+            <w:proofErr w:type="spellEnd"/>
             <m:r>
               <w:rPr>
                 <w:rFonts w:ascii="Cambria Math" w:eastAsiaTheme="minorEastAsia" w:hAnsi="Cambria Math"/>
@@ -15682,7 +15713,19 @@
         <w:rPr>
           <w:lang w:val="en-US"/>
         </w:rPr>
-        <w:t xml:space="preserve">, by providing an image of the mug and </w:t>
+        <w:t xml:space="preserve">, by providing an image of the </w:t>
+      </w:r>
+      <w:r>
+        <w:rPr>
+          <w:lang w:val="en-US"/>
+        </w:rPr>
+        <w:t>target</w:t>
+      </w:r>
+      <w:r>
+        <w:rPr>
+          <w:lang w:val="en-US"/>
+        </w:rPr>
+        <w:t xml:space="preserve"> and </w:t>
       </w:r>
       <w:r>
         <w:rPr>
@@ -19027,7 +19070,7 @@
           <w:lang w:val="en-US"/>
         </w:rPr>
       </w:pPr>
-      <w:bookmarkStart w:id="58" w:name="_Toc224396682"/>
+      <w:bookmarkStart w:id="58" w:name="_Toc224821743"/>
       <w:r>
         <w:rPr>
           <w:sz w:val="24"/>
@@ -19120,15 +19163,25 @@
           <w:szCs w:val="24"/>
           <w:lang w:val="vi-VN"/>
         </w:rPr>
-        <w:t xml:space="preserve"> Test performance of the CRT with bbox as an input in the early epoch</w:t>
-      </w:r>
+        <w:t xml:space="preserve"> Test performance of the CRT with b</w:t>
+      </w:r>
+      <w:proofErr w:type="spellStart"/>
       <w:r>
         <w:rPr>
           <w:sz w:val="24"/>
           <w:szCs w:val="24"/>
           <w:lang w:val="en-US"/>
         </w:rPr>
-        <w:t>s</w:t>
+        <w:t>ounding</w:t>
+      </w:r>
+      <w:proofErr w:type="spellEnd"/>
+      <w:r>
+        <w:rPr>
+          <w:sz w:val="24"/>
+          <w:szCs w:val="24"/>
+          <w:lang w:val="en-US"/>
+        </w:rPr>
+        <w:t xml:space="preserve"> </w:t>
       </w:r>
       <w:r>
         <w:rPr>
@@ -19136,7 +19189,7 @@
           <w:szCs w:val="24"/>
           <w:lang w:val="vi-VN"/>
         </w:rPr>
-        <w:t xml:space="preserve"> and the later epoch</w:t>
+        <w:t>box</w:t>
       </w:r>
       <w:r>
         <w:rPr>
@@ -19144,7 +19197,23 @@
           <w:szCs w:val="24"/>
           <w:lang w:val="en-US"/>
         </w:rPr>
-        <w:t>s</w:t>
+        <w:t xml:space="preserve"> coordination</w:t>
+      </w:r>
+      <w:r>
+        <w:rPr>
+          <w:sz w:val="24"/>
+          <w:szCs w:val="24"/>
+          <w:lang w:val="vi-VN"/>
+        </w:rPr>
+        <w:t xml:space="preserve"> as an input in </w:t>
+      </w:r>
+      <w:r>
+        <w:rPr>
+          <w:sz w:val="24"/>
+          <w:szCs w:val="24"/>
+          <w:lang w:val="en-US"/>
+        </w:rPr>
+        <w:t>each epoch</w:t>
       </w:r>
       <w:bookmarkEnd w:id="58"/>
     </w:p>
@@ -19914,7 +19983,7 @@
       </w:pPr>
       <w:bookmarkStart w:id="60" w:name="_Ref223875227"/>
       <w:bookmarkStart w:id="61" w:name="_Ref223875218"/>
-      <w:bookmarkStart w:id="62" w:name="_Toc224396683"/>
+      <w:bookmarkStart w:id="62" w:name="_Toc224821744"/>
       <w:r>
         <w:rPr>
           <w:sz w:val="24"/>
